--- a/Post-Prototype Refinement of Design.docx
+++ b/Post-Prototype Refinement of Design.docx
@@ -1,8 +1,8 @@
 
 <file path=word/document.xml><?xml version="1.0" encoding="utf-8"?>
-<w:document xmlns:wpc="http://schemas.microsoft.com/office/word/2010/wordprocessingCanvas" xmlns:cx="http://schemas.microsoft.com/office/drawing/2014/chartex" xmlns:cx1="http://schemas.microsoft.com/office/drawing/2015/9/8/chartex" xmlns:cx2="http://schemas.microsoft.com/office/drawing/2015/10/21/chartex" xmlns:cx3="http://schemas.microsoft.com/office/drawing/2016/5/9/chartex" xmlns:cx4="http://schemas.microsoft.com/office/drawing/2016/5/10/chartex" xmlns:cx5="http://schemas.microsoft.com/office/drawing/2016/5/11/chartex" xmlns:cx6="http://schemas.microsoft.com/office/drawing/2016/5/12/chartex" xmlns:cx7="http://schemas.microsoft.com/office/drawing/2016/5/13/chartex" xmlns:cx8="http://schemas.microsoft.com/office/drawing/2016/5/14/chartex" xmlns:mc="http://schemas.openxmlformats.org/markup-compatibility/2006" xmlns:aink="http://schemas.microsoft.com/office/drawing/2016/ink" xmlns:am3d="http://schemas.microsoft.com/office/drawing/2017/model3d" xmlns:o="urn:schemas-microsoft-com:office:office" xmlns:oel="http://schemas.microsoft.com/office/2019/extlst" xmlns:r="http://schemas.openxmlformats.org/officeDocument/2006/relationships" xmlns:m="http://schemas.openxmlformats.org/officeDocument/2006/math" xmlns:v="urn:schemas-microsoft-com:vml" xmlns:wp14="http://schemas.microsoft.com/office/word/2010/wordprocessingDrawing" xmlns:wp="http://schemas.openxmlformats.org/drawingml/2006/wordprocessingDrawing" xmlns:w10="urn:schemas-microsoft-com:office:word" xmlns:w="http://schemas.openxmlformats.org/wordprocessingml/2006/main" xmlns:w14="http://schemas.microsoft.com/office/word/2010/wordml" xmlns:w15="http://schemas.microsoft.com/office/word/2012/wordml" xmlns:w16cex="http://schemas.microsoft.com/office/word/2018/wordml/cex" xmlns:w16cid="http://schemas.microsoft.com/office/word/2016/wordml/cid" xmlns:w16="http://schemas.microsoft.com/office/word/2018/wordml" xmlns:w16du="http://schemas.microsoft.com/office/word/2023/wordml/word16du" xmlns:w16sdtdh="http://schemas.microsoft.com/office/word/2020/wordml/sdtdatahash" xmlns:w16sdtfl="http://schemas.microsoft.com/office/word/2024/wordml/sdtformatlock" xmlns:w16se="http://schemas.microsoft.com/office/word/2015/wordml/symex" xmlns:wpg="http://schemas.microsoft.com/office/word/2010/wordprocessingGroup" xmlns:wpi="http://schemas.microsoft.com/office/word/2010/wordprocessingInk" xmlns:wne="http://schemas.microsoft.com/office/word/2006/wordml" xmlns:wps="http://schemas.microsoft.com/office/word/2010/wordprocessingShape" mc:Ignorable="w14 w15 w16se w16cid w16 w16cex w16sdtdh w16sdtfl w16du wp14">
+<w:document xmlns:ns1="http://schemas.openxmlformats.org/markup-compatibility/2006" xmlns:ns2="http://schemas.microsoft.com/office/word/2010/wordml" xmlns:ns3="http://schemas.openxmlformats.org/officeDocument/2006/relationships" xmlns:w="http://schemas.openxmlformats.org/wordprocessingml/2006/main" ns1:Ignorable="w14 w15 w16se w16cid w16 w16cex w16sdtdh w16sdtfl w16du wp14">
   <w:body>
-    <w:p>
+    <w:p ns2:paraId="122523DE" ns2:textId="77777777">
       <w:pPr>
         <w:pStyle w:val="Heading1"/>
         <w:rPr>
@@ -12,7 +12,6 @@
           <w:color w:val="A02B93" w:themeColor="accent5"/>
         </w:rPr>
       </w:pPr>
-      <w:proofErr w:type="spellStart"/>
       <w:r>
         <w:rPr>
           <w:rFonts w:ascii="Aptos Display" w:eastAsia="Aptos Display" w:hAnsi="Aptos Display" w:cs="Aptos Display"/>
@@ -20,20 +19,10 @@
           <w:bCs/>
           <w:color w:val="A02B93" w:themeColor="accent5"/>
         </w:rPr>
-        <w:t>Filmtopia</w:t>
-      </w:r>
-      <w:proofErr w:type="spellEnd"/>
-      <w:r>
-        <w:rPr>
-          <w:rFonts w:ascii="Aptos Display" w:eastAsia="Aptos Display" w:hAnsi="Aptos Display" w:cs="Aptos Display"/>
-          <w:b/>
-          <w:bCs/>
-          <w:color w:val="A02B93" w:themeColor="accent5"/>
-        </w:rPr>
-        <w:t xml:space="preserve"> Project Post-Prototype Refinement of Design</w:t>
+        <w:t>Filmtopia Project Post-Prototype Refinement of Design</w:t>
       </w:r>
     </w:p>
-    <w:p>
+    <w:p ns2:paraId="35DDB99D" ns2:textId="77777777">
       <w:pPr>
         <w:spacing w:after="160" w:line="276" w:lineRule="auto"/>
       </w:pPr>
@@ -44,7 +33,7 @@
         <w:t>Now that the prototype has been built and evaluated the purpose of this section is to return to the design work carried out in section 3 and refine it in light of everything I have learned since. The original design was written before a single line of the program existed, so it was always going to be an educated guess in places, and building the prototype has shown me quite clearly where those guesses held up and where they did not. This section takes the feedback I gathered from third parties, sets it alongside my own evaluation of the prototype in section 4, and then works back through the same four design sub-headings in the same order so that the design documentation as a whole properly describes the system I am actually going to finish building.</w:t>
       </w:r>
     </w:p>
-    <w:p>
+    <w:p ns2:paraId="16269E32" ns2:textId="77777777">
       <w:pPr>
         <w:spacing w:after="160" w:line="276" w:lineRule="auto"/>
       </w:pPr>
@@ -55,19 +44,34 @@
         <w:t>It is worth being explicit about one thing before going any further. The original design in section 3 has deliberately been left exactly as it was written and none of it has been quietly corrected. This is because that document is a record of what I planned before the prototype existed, and rewriting it now would hide the very thing this section is supposed to show, which is how my understanding of the problem moved on once I had something real sat in front of me. Every change is documented here instead, and where a design decision from section 3 has been overturned I have said so and explained why.</w:t>
       </w:r>
     </w:p>
-    <w:p/>
-    <w:p>
+    <w:p ns2:paraId="628F95B1" ns2:textId="77777777"/>
+    <w:p ns2:paraId="396E839D" ns2:textId="77777777">
       <w:pPr>
         <w:pStyle w:val="Heading2"/>
+        <w:rPr>
+          <w:rFonts w:ascii="Aptos Display" w:eastAsia="Aptos Display" w:hAnsi="Aptos Display" w:cs="Aptos Display"/>
+          <w:b/>
+          <w:bCs/>
+          <w:color w:val="000000" w:themeColor="text1"/>
+        </w:rPr>
       </w:pPr>
+      <w:r>
+        <w:rPr>
+          <w:rFonts w:ascii="Aptos Display" w:eastAsia="Aptos Display" w:hAnsi="Aptos Display" w:cs="Aptos Display"/>
+          <w:b/>
+          <w:bCs/>
+          <w:color w:val="000000" w:themeColor="text1"/>
+        </w:rPr>
+        <w:t>Feedback from Third Parties and Changes Required to Design</w:t>
+      </w:r>
     </w:p>
     <w:sectPr>
-      <w:headerReference w:type="even" r:id="rId7"/>
-      <w:headerReference w:type="default" r:id="rId8"/>
-      <w:footerReference w:type="even" r:id="rId9"/>
-      <w:footerReference w:type="default" r:id="rId10"/>
-      <w:headerReference w:type="first" r:id="rId11"/>
-      <w:footerReference w:type="first" r:id="rId12"/>
+      <w:headerReference w:type="even" ns3:id="rId7"/>
+      <w:headerReference w:type="default" ns3:id="rId8"/>
+      <w:footerReference w:type="even" ns3:id="rId9"/>
+      <w:footerReference w:type="default" ns3:id="rId10"/>
+      <w:headerReference w:type="first" ns3:id="rId11"/>
+      <w:footerReference w:type="first" ns3:id="rId12"/>
       <w:pgSz w:w="12240" w:h="15840"/>
       <w:pgMar w:top="1440" w:right="1440" w:bottom="1440" w:left="1440" w:header="720" w:footer="720" w:gutter="0"/>
       <w:pgBorders w:offsetFrom="page">
@@ -178,7 +182,6 @@
         </w:pPr>
         <w:r>
           <w:rPr>
-            <w:noProof/>
             <w14:ligatures w14:val="none"/>
           </w:rPr>
           <w:pict w14:anchorId="470FE8D0">
@@ -633,6 +636,10 @@
     <w:pPr>
       <w:spacing w:after="0" w:line="240" w:lineRule="auto"/>
     </w:pPr>
+    <w:rPr>
+      <w:noProof/>
+      <w:lang w:val="en-GB"/>
+    </w:rPr>
   </w:style>
   <w:style w:type="paragraph" w:styleId="Heading1">
     <w:name w:val="heading 1"/>
@@ -653,7 +660,6 @@
       <w:color w:val="0F4761" w:themeColor="accent1" w:themeShade="BF"/>
       <w:sz w:val="40"/>
       <w:szCs w:val="40"/>
-      <w:lang w:val="en-GB"/>
     </w:rPr>
   </w:style>
   <w:style w:type="paragraph" w:styleId="Heading2">
@@ -676,7 +682,6 @@
       <w:color w:val="0F4761" w:themeColor="accent1" w:themeShade="BF"/>
       <w:sz w:val="32"/>
       <w:szCs w:val="32"/>
-      <w:lang w:val="en-GB"/>
     </w:rPr>
   </w:style>
   <w:style w:type="paragraph" w:styleId="Heading3">
@@ -699,7 +704,6 @@
       <w:color w:val="0F4761" w:themeColor="accent1" w:themeShade="BF"/>
       <w:sz w:val="28"/>
       <w:szCs w:val="28"/>
-      <w:lang w:val="en-GB"/>
     </w:rPr>
   </w:style>
   <w:style w:type="paragraph" w:styleId="Heading4">
@@ -722,7 +726,6 @@
       <w:i/>
       <w:iCs/>
       <w:color w:val="0F4761" w:themeColor="accent1" w:themeShade="BF"/>
-      <w:lang w:val="en-GB"/>
     </w:rPr>
   </w:style>
   <w:style w:type="paragraph" w:styleId="Heading5">
@@ -743,7 +746,6 @@
     <w:rPr>
       <w:rFonts w:eastAsiaTheme="majorEastAsia" w:cstheme="majorBidi"/>
       <w:color w:val="0F4761" w:themeColor="accent1" w:themeShade="BF"/>
-      <w:lang w:val="en-GB"/>
     </w:rPr>
   </w:style>
   <w:style w:type="paragraph" w:styleId="Heading6">
@@ -767,7 +769,6 @@
       <w:i/>
       <w:iCs/>
       <w:color w:val="595959" w:themeColor="text1" w:themeTint="A6"/>
-      <w:lang w:val="en-GB"/>
     </w:rPr>
   </w:style>
   <w:style w:type="paragraph" w:styleId="Heading7">
@@ -789,7 +790,6 @@
     <w:rPr>
       <w:rFonts w:eastAsiaTheme="majorEastAsia" w:cstheme="majorBidi"/>
       <w:color w:val="595959" w:themeColor="text1" w:themeTint="A6"/>
-      <w:lang w:val="en-GB"/>
     </w:rPr>
   </w:style>
   <w:style w:type="paragraph" w:styleId="Heading8">
@@ -813,7 +813,6 @@
       <w:i/>
       <w:iCs/>
       <w:color w:val="272727" w:themeColor="text1" w:themeTint="D8"/>
-      <w:lang w:val="en-GB"/>
     </w:rPr>
   </w:style>
   <w:style w:type="paragraph" w:styleId="Heading9">
@@ -835,7 +834,6 @@
     <w:rPr>
       <w:rFonts w:eastAsiaTheme="majorEastAsia" w:cstheme="majorBidi"/>
       <w:color w:val="272727" w:themeColor="text1" w:themeTint="D8"/>
-      <w:lang w:val="en-GB"/>
     </w:rPr>
   </w:style>
   <w:style w:type="character" w:default="1" w:styleId="DefaultParagraphFont">
@@ -1007,7 +1005,6 @@
       <w:kern w:val="28"/>
       <w:sz w:val="56"/>
       <w:szCs w:val="56"/>
-      <w:lang w:val="en-GB"/>
     </w:rPr>
   </w:style>
   <w:style w:type="character" w:customStyle="1" w:styleId="TitleChar">
@@ -1045,7 +1042,6 @@
       <w:spacing w:val="15"/>
       <w:sz w:val="28"/>
       <w:szCs w:val="28"/>
-      <w:lang w:val="en-GB"/>
     </w:rPr>
   </w:style>
   <w:style w:type="character" w:customStyle="1" w:styleId="SubtitleChar">
@@ -1079,7 +1075,6 @@
       <w:i/>
       <w:iCs/>
       <w:color w:val="404040" w:themeColor="text1" w:themeTint="BF"/>
-      <w:lang w:val="en-GB"/>
     </w:rPr>
   </w:style>
   <w:style w:type="character" w:customStyle="1" w:styleId="QuoteChar">
@@ -1106,9 +1101,6 @@
       <w:ind w:left="720"/>
       <w:contextualSpacing/>
     </w:pPr>
-    <w:rPr>
-      <w:lang w:val="en-GB"/>
-    </w:rPr>
   </w:style>
   <w:style w:type="character" w:styleId="IntenseEmphasis">
     <w:name w:val="Intense Emphasis"/>
@@ -1143,7 +1135,6 @@
       <w:i/>
       <w:iCs/>
       <w:color w:val="0F4761" w:themeColor="accent1" w:themeShade="BF"/>
-      <w:lang w:val="en-GB"/>
     </w:rPr>
   </w:style>
   <w:style w:type="character" w:customStyle="1" w:styleId="IntenseQuoteChar">
@@ -1243,7 +1234,7 @@
     <w:name w:val="Table Grid"/>
     <w:basedOn w:val="TableNormal"/>
     <w:uiPriority w:val="39"/>
-    <w:rsid w:val="00B20FDD"/>
+    <w:rsid w:val="006E2F09"/>
     <w:pPr>
       <w:spacing w:after="0" w:line="240" w:lineRule="auto"/>
     </w:pPr>

--- a/Post-Prototype Refinement of Design.docx
+++ b/Post-Prototype Refinement of Design.docx
@@ -65,6 +65,56 @@
         <w:t>Feedback from Third Parties and Changes Required to Design</w:t>
       </w:r>
     </w:p>
+    <w:p ns2:paraId="5FBBEF7B" ns2:textId="77777777">
+      <w:pPr>
+        <w:pStyle w:val="Heading3"/>
+        <w:rPr>
+          <w:rFonts w:ascii="Aptos Display" w:eastAsia="Aptos Display" w:hAnsi="Aptos Display" w:cs="Aptos Display"/>
+          <w:b/>
+          <w:bCs/>
+          <w:color w:val="000000" w:themeColor="text1"/>
+        </w:rPr>
+      </w:pPr>
+      <w:r>
+        <w:rPr>
+          <w:rFonts w:ascii="Aptos Display" w:eastAsia="Aptos Display" w:hAnsi="Aptos Display" w:cs="Aptos Display"/>
+          <w:b/>
+          <w:bCs/>
+          <w:color w:val="000000" w:themeColor="text1"/>
+        </w:rPr>
+        <w:t>How the Feedback Was Gathered</w:t>
+      </w:r>
+    </w:p>
+    <w:p ns2:paraId="47DF2C88" ns2:textId="77777777">
+      <w:pPr>
+        <w:spacing w:after="160" w:line="276" w:lineRule="auto"/>
+      </w:pPr>
+      <w:r>
+        <w:rPr>
+          <w:rFonts w:ascii="Aptos" w:eastAsia="Aptos" w:hAnsi="Aptos" w:cs="Aptos"/>
+        </w:rPr>
+        <w:t>Once the prototype was working reliably enough to be demonstrated without falling over I arranged three separate sessions so that the feedback came from genuinely different points of view rather than three people telling me the same thing. The first was with my Computer Science teacher, who was looking at the project against the requirements of the specification. The second was with a group of fellow students, who had no knowledge of the cinema at all and were therefore useful for spotting things that only made sense to me because I had written them. The third was with the stakeholders I originally interviewed during the investigation, which mattered most of all because they are the people who would actually be sat in front of this system for a whole shift.</w:t>
+      </w:r>
+    </w:p>
+    <w:p ns2:paraId="57BC37FE" ns2:textId="77777777">
+      <w:pPr>
+        <w:spacing w:after="160" w:line="276" w:lineRule="auto"/>
+      </w:pPr>
+      <w:r>
+        <w:rPr>
+          <w:rFonts w:ascii="Aptos" w:eastAsia="Aptos" w:hAnsi="Aptos" w:cs="Aptos"/>
+        </w:rPr>
+        <w:t xml:space="preserve">In each session I worked through the prototype objective by objective rather than simply handing over the program and asking what people thought, this is because an unstructured demonstration tends to produce vague comments about how it looks rather than useful comments about whether it works. I demonstrated each objective myself first, then let the </w:t>
+      </w:r>
+      <w:r>
+        <w:rPr>
+          <w:rFonts w:ascii="Aptos" w:eastAsia="Aptos" w:hAnsi="Aptos" w:cs="Aptos"/>
+        </w:rPr>
+        <w:lastRenderedPageBreak/>
+        <w:t>person use it themselves on a laptop with a copy of the database loaded with realistic test data, and recorded what they said on a feedback sheet with a column for the objective, a column for the comment and a column for whether it was a problem, a suggestion or simply a question. Letting people drive the system themselves turned out to be by far the most valuable part, because several of the issues below were things nobody would have noticed watching over my shoulder.</w:t>
+      </w:r>
+    </w:p>
+    <w:p ns2:paraId="6ABCFC43" ns2:textId="77777777"/>
     <w:sectPr>
       <w:headerReference w:type="even" ns3:id="rId7"/>
       <w:headerReference w:type="default" ns3:id="rId8"/>

--- a/Post-Prototype Refinement of Design.docx
+++ b/Post-Prototype Refinement of Design.docx
@@ -115,6 +115,1010 @@
       </w:r>
     </w:p>
     <w:p ns2:paraId="6ABCFC43" ns2:textId="77777777"/>
+    <w:p ns2:paraId="6F26933E" ns2:textId="77777777">
+      <w:pPr>
+        <w:pStyle w:val="Heading3"/>
+        <w:rPr>
+          <w:rFonts w:ascii="Aptos Display" w:eastAsia="Aptos Display" w:hAnsi="Aptos Display" w:cs="Aptos Display"/>
+          <w:b/>
+          <w:bCs/>
+          <w:color w:val="000000" w:themeColor="text1"/>
+        </w:rPr>
+      </w:pPr>
+      <w:r>
+        <w:rPr>
+          <w:rFonts w:ascii="Aptos Display" w:eastAsia="Aptos Display" w:hAnsi="Aptos Display" w:cs="Aptos Display"/>
+          <w:b/>
+          <w:bCs/>
+          <w:color w:val="000000" w:themeColor="text1"/>
+        </w:rPr>
+        <w:t>Feedback Received and My Response</w:t>
+      </w:r>
+    </w:p>
+    <w:p ns2:paraId="35EBA9DC" ns2:textId="77777777">
+      <w:pPr>
+        <w:spacing w:after="160" w:line="276" w:lineRule="auto"/>
+      </w:pPr>
+      <w:r>
+        <w:rPr>
+          <w:rFonts w:ascii="Aptos" w:eastAsia="Aptos" w:hAnsi="Aptos" w:cs="Aptos"/>
+        </w:rPr>
+        <w:t>The table below summarises the feedback that led to a change in the design. Comments that were purely positive or that related to things already on my list have been left out so that this section stays focused on what actually altered the design.</w:t>
+      </w:r>
+    </w:p>
+    <w:p ns2:paraId="2CE02BF9" ns2:textId="77777777"/>
+    <w:tbl>
+      <w:tblPr>
+        <w:tblW w:w="9360" w:type="dxa"/>
+        <w:tblBorders>
+          <w:top w:val="single" w:sz="1" w:space="0" w:color="BFBFBF"/>
+          <w:left w:val="single" w:sz="1" w:space="0" w:color="BFBFBF"/>
+          <w:bottom w:val="single" w:sz="1" w:space="0" w:color="BFBFBF"/>
+          <w:right w:val="single" w:sz="1" w:space="0" w:color="BFBFBF"/>
+          <w:insideH w:val="single" w:sz="1" w:space="0" w:color="BFBFBF"/>
+          <w:insideV w:val="single" w:sz="1" w:space="0" w:color="BFBFBF"/>
+        </w:tblBorders>
+        <w:tblCellMar>
+          <w:left w:w="10" w:type="dxa"/>
+          <w:right w:w="10" w:type="dxa"/>
+        </w:tblCellMar>
+        <w:tblLook w:val="04A0" w:firstRow="1" w:lastRow="0" w:firstColumn="1" w:lastColumn="0" w:noHBand="0" w:noVBand="1"/>
+      </w:tblPr>
+      <w:tblGrid>
+        <w:gridCol w:w="1487"/>
+        <w:gridCol w:w="1009"/>
+        <w:gridCol w:w="3547"/>
+        <w:gridCol w:w="3317"/>
+      </w:tblGrid>
+      <w:tr ns2:paraId="132A3902" ns2:textId="77777777">
+        <w:trPr>
+          <w:tblHeader/>
+        </w:trPr>
+        <w:tc>
+          <w:tcPr>
+            <w:tcW w:w="1500" w:type="dxa"/>
+            <w:shd w:val="clear" w:color="auto" w:fill="F2CEED" w:themeFill="accent5" w:themeFillTint="33"/>
+            <w:tcMar>
+              <w:top w:w="50" w:type="dxa"/>
+              <w:left w:w="90" w:type="dxa"/>
+              <w:bottom w:w="50" w:type="dxa"/>
+              <w:right w:w="90" w:type="dxa"/>
+            </w:tcMar>
+          </w:tcPr>
+          <w:p ns2:paraId="2F03BB23" ns2:textId="77777777">
+            <w:r>
+              <w:rPr>
+                <w:b/>
+                <w:bCs/>
+                <w:sz w:val="19"/>
+                <w:szCs w:val="19"/>
+              </w:rPr>
+              <w:t>Source</w:t>
+            </w:r>
+          </w:p>
+        </w:tc>
+        <w:tc>
+          <w:tcPr>
+            <w:tcW w:w="900" w:type="dxa"/>
+            <w:shd w:val="clear" w:color="auto" w:fill="F2CEED" w:themeFill="accent5" w:themeFillTint="33"/>
+            <w:tcMar>
+              <w:top w:w="50" w:type="dxa"/>
+              <w:left w:w="90" w:type="dxa"/>
+              <w:bottom w:w="50" w:type="dxa"/>
+              <w:right w:w="90" w:type="dxa"/>
+            </w:tcMar>
+          </w:tcPr>
+          <w:p ns2:paraId="3D2EF2B9" ns2:textId="77777777">
+            <w:r>
+              <w:rPr>
+                <w:b/>
+                <w:bCs/>
+                <w:sz w:val="19"/>
+                <w:szCs w:val="19"/>
+              </w:rPr>
+              <w:t>Objective</w:t>
+            </w:r>
+          </w:p>
+        </w:tc>
+        <w:tc>
+          <w:tcPr>
+            <w:tcW w:w="3600" w:type="dxa"/>
+            <w:shd w:val="clear" w:color="auto" w:fill="F2CEED" w:themeFill="accent5" w:themeFillTint="33"/>
+            <w:tcMar>
+              <w:top w:w="50" w:type="dxa"/>
+              <w:left w:w="90" w:type="dxa"/>
+              <w:bottom w:w="50" w:type="dxa"/>
+              <w:right w:w="90" w:type="dxa"/>
+            </w:tcMar>
+          </w:tcPr>
+          <w:p ns2:paraId="4D228836" ns2:textId="77777777">
+            <w:r>
+              <w:rPr>
+                <w:b/>
+                <w:bCs/>
+                <w:sz w:val="19"/>
+                <w:szCs w:val="19"/>
+              </w:rPr>
+              <w:t>Feedback received</w:t>
+            </w:r>
+          </w:p>
+        </w:tc>
+        <w:tc>
+          <w:tcPr>
+            <w:tcW w:w="3360" w:type="dxa"/>
+            <w:shd w:val="clear" w:color="auto" w:fill="F2CEED" w:themeFill="accent5" w:themeFillTint="33"/>
+            <w:tcMar>
+              <w:top w:w="50" w:type="dxa"/>
+              <w:left w:w="90" w:type="dxa"/>
+              <w:bottom w:w="50" w:type="dxa"/>
+              <w:right w:w="90" w:type="dxa"/>
+            </w:tcMar>
+          </w:tcPr>
+          <w:p ns2:paraId="40D053C3" ns2:textId="77777777">
+            <w:r>
+              <w:rPr>
+                <w:b/>
+                <w:bCs/>
+                <w:sz w:val="19"/>
+                <w:szCs w:val="19"/>
+              </w:rPr>
+              <w:t>My response and decision</w:t>
+            </w:r>
+          </w:p>
+        </w:tc>
+      </w:tr>
+      <w:tr ns2:paraId="747AC8EE" ns2:textId="77777777">
+        <w:tc>
+          <w:tcPr>
+            <w:tcW w:w="1500" w:type="dxa"/>
+            <w:tcMar>
+              <w:top w:w="50" w:type="dxa"/>
+              <w:left w:w="90" w:type="dxa"/>
+              <w:bottom w:w="50" w:type="dxa"/>
+              <w:right w:w="90" w:type="dxa"/>
+            </w:tcMar>
+          </w:tcPr>
+          <w:p ns2:paraId="55D9BB0C" ns2:textId="77777777">
+            <w:r>
+              <w:rPr>
+                <w:sz w:val="19"/>
+                <w:szCs w:val="19"/>
+              </w:rPr>
+              <w:t>Cinema manager</w:t>
+            </w:r>
+          </w:p>
+        </w:tc>
+        <w:tc>
+          <w:tcPr>
+            <w:tcW w:w="900" w:type="dxa"/>
+            <w:tcMar>
+              <w:top w:w="50" w:type="dxa"/>
+              <w:left w:w="90" w:type="dxa"/>
+              <w:bottom w:w="50" w:type="dxa"/>
+              <w:right w:w="90" w:type="dxa"/>
+            </w:tcMar>
+          </w:tcPr>
+          <w:p ns2:paraId="1CE9937A" ns2:textId="77777777">
+            <w:r>
+              <w:rPr>
+                <w:sz w:val="19"/>
+                <w:szCs w:val="19"/>
+              </w:rPr>
+              <w:t>8</w:t>
+            </w:r>
+          </w:p>
+        </w:tc>
+        <w:tc>
+          <w:tcPr>
+            <w:tcW w:w="3600" w:type="dxa"/>
+            <w:tcMar>
+              <w:top w:w="50" w:type="dxa"/>
+              <w:left w:w="90" w:type="dxa"/>
+              <w:bottom w:w="50" w:type="dxa"/>
+              <w:right w:w="90" w:type="dxa"/>
+            </w:tcMar>
+          </w:tcPr>
+          <w:p ns2:paraId="47CB7A2C" ns2:textId="77777777">
+            <w:r>
+              <w:rPr>
+                <w:sz w:val="19"/>
+                <w:szCs w:val="19"/>
+              </w:rPr>
+              <w:t>The sales report gives a total but not enough to actually run the cinema with. Wanted to know which films were earning and how full screenings were rather than just one revenue figure.</w:t>
+            </w:r>
+          </w:p>
+        </w:tc>
+        <w:tc>
+          <w:tcPr>
+            <w:tcW w:w="3360" w:type="dxa"/>
+            <w:tcMar>
+              <w:top w:w="50" w:type="dxa"/>
+              <w:left w:w="90" w:type="dxa"/>
+              <w:bottom w:w="50" w:type="dxa"/>
+              <w:right w:w="90" w:type="dxa"/>
+            </w:tcMar>
+          </w:tcPr>
+          <w:p ns2:paraId="641AD56E" ns2:textId="77777777">
+            <w:r>
+              <w:rPr>
+                <w:sz w:val="19"/>
+                <w:szCs w:val="19"/>
+              </w:rPr>
+              <w:t>Accepted. The report has been redesigned around a set of headline cards plus breakdowns by film, by screening and by food item, with an occupancy figure alongside the money.</w:t>
+            </w:r>
+          </w:p>
+        </w:tc>
+      </w:tr>
+      <w:tr ns2:paraId="0E36FC27" ns2:textId="77777777">
+        <w:tc>
+          <w:tcPr>
+            <w:tcW w:w="1500" w:type="dxa"/>
+            <w:tcMar>
+              <w:top w:w="50" w:type="dxa"/>
+              <w:left w:w="90" w:type="dxa"/>
+              <w:bottom w:w="50" w:type="dxa"/>
+              <w:right w:w="90" w:type="dxa"/>
+            </w:tcMar>
+          </w:tcPr>
+          <w:p ns2:paraId="257B48D9" ns2:textId="77777777">
+            <w:r>
+              <w:rPr>
+                <w:sz w:val="19"/>
+                <w:szCs w:val="19"/>
+              </w:rPr>
+              <w:t>Cinema manager</w:t>
+            </w:r>
+          </w:p>
+        </w:tc>
+        <w:tc>
+          <w:tcPr>
+            <w:tcW w:w="900" w:type="dxa"/>
+            <w:tcMar>
+              <w:top w:w="50" w:type="dxa"/>
+              <w:left w:w="90" w:type="dxa"/>
+              <w:bottom w:w="50" w:type="dxa"/>
+              <w:right w:w="90" w:type="dxa"/>
+            </w:tcMar>
+          </w:tcPr>
+          <w:p ns2:paraId="05A68660" ns2:textId="77777777">
+            <w:r>
+              <w:rPr>
+                <w:sz w:val="19"/>
+                <w:szCs w:val="19"/>
+              </w:rPr>
+              <w:t>8</w:t>
+            </w:r>
+          </w:p>
+        </w:tc>
+        <w:tc>
+          <w:tcPr>
+            <w:tcW w:w="3600" w:type="dxa"/>
+            <w:tcMar>
+              <w:top w:w="50" w:type="dxa"/>
+              <w:left w:w="90" w:type="dxa"/>
+              <w:bottom w:w="50" w:type="dxa"/>
+              <w:right w:w="90" w:type="dxa"/>
+            </w:tcMar>
+          </w:tcPr>
+          <w:p ns2:paraId="607DC6AC" ns2:textId="77777777">
+            <w:r>
+              <w:rPr>
+                <w:sz w:val="19"/>
+                <w:szCs w:val="19"/>
+              </w:rPr>
+              <w:t>Asked whether a report covering last week meant tickets sold last week or films shown last week, because those are different numbers and she needs both.</w:t>
+            </w:r>
+          </w:p>
+        </w:tc>
+        <w:tc>
+          <w:tcPr>
+            <w:tcW w:w="3360" w:type="dxa"/>
+            <w:tcMar>
+              <w:top w:w="50" w:type="dxa"/>
+              <w:left w:w="90" w:type="dxa"/>
+              <w:bottom w:w="50" w:type="dxa"/>
+              <w:right w:w="90" w:type="dxa"/>
+            </w:tcMar>
+          </w:tcPr>
+          <w:p ns2:paraId="543B9E5B" ns2:textId="77777777">
+            <w:r>
+              <w:rPr>
+                <w:sz w:val="19"/>
+                <w:szCs w:val="19"/>
+              </w:rPr>
+              <w:t>Accepted, and this was the single most useful comment I received. The report now has a switch between measuring on the booking date and measuring on the screening date.</w:t>
+            </w:r>
+          </w:p>
+        </w:tc>
+      </w:tr>
+      <w:tr ns2:paraId="1E4EB30F" ns2:textId="77777777">
+        <w:tc>
+          <w:tcPr>
+            <w:tcW w:w="1500" w:type="dxa"/>
+            <w:tcMar>
+              <w:top w:w="50" w:type="dxa"/>
+              <w:left w:w="90" w:type="dxa"/>
+              <w:bottom w:w="50" w:type="dxa"/>
+              <w:right w:w="90" w:type="dxa"/>
+            </w:tcMar>
+          </w:tcPr>
+          <w:p ns2:paraId="6E7417A4" ns2:textId="77777777">
+            <w:r>
+              <w:rPr>
+                <w:sz w:val="19"/>
+                <w:szCs w:val="19"/>
+              </w:rPr>
+              <w:t>Box office staff</w:t>
+            </w:r>
+          </w:p>
+        </w:tc>
+        <w:tc>
+          <w:tcPr>
+            <w:tcW w:w="900" w:type="dxa"/>
+            <w:tcMar>
+              <w:top w:w="50" w:type="dxa"/>
+              <w:left w:w="90" w:type="dxa"/>
+              <w:bottom w:w="50" w:type="dxa"/>
+              <w:right w:w="90" w:type="dxa"/>
+            </w:tcMar>
+          </w:tcPr>
+          <w:p ns2:paraId="76BBE69C" ns2:textId="77777777">
+            <w:r>
+              <w:rPr>
+                <w:sz w:val="19"/>
+                <w:szCs w:val="19"/>
+              </w:rPr>
+              <w:t>1 and 2</w:t>
+            </w:r>
+          </w:p>
+        </w:tc>
+        <w:tc>
+          <w:tcPr>
+            <w:tcW w:w="3600" w:type="dxa"/>
+            <w:tcMar>
+              <w:top w:w="50" w:type="dxa"/>
+              <w:left w:w="90" w:type="dxa"/>
+              <w:bottom w:w="50" w:type="dxa"/>
+              <w:right w:w="90" w:type="dxa"/>
+            </w:tcMar>
+          </w:tcPr>
+          <w:p ns2:paraId="218AEE94" ns2:textId="77777777">
+            <w:r>
+              <w:rPr>
+                <w:sz w:val="19"/>
+                <w:szCs w:val="19"/>
+              </w:rPr>
+              <w:t>Most customers at the counter do not want to give their name and address just to buy two tickets for the showing that starts in ten minutes.</w:t>
+            </w:r>
+          </w:p>
+        </w:tc>
+        <w:tc>
+          <w:tcPr>
+            <w:tcW w:w="3360" w:type="dxa"/>
+            <w:tcMar>
+              <w:top w:w="50" w:type="dxa"/>
+              <w:left w:w="90" w:type="dxa"/>
+              <w:bottom w:w="50" w:type="dxa"/>
+              <w:right w:w="90" w:type="dxa"/>
+            </w:tcMar>
+          </w:tcPr>
+          <w:p ns2:paraId="69EF59A3" ns2:textId="77777777">
+            <w:r>
+              <w:rPr>
+                <w:sz w:val="19"/>
+                <w:szCs w:val="19"/>
+              </w:rPr>
+              <w:t>Accepted. A walk-in route has been added so a sale can be completed without capturing customer details, using a single shared walk-in customer record.</w:t>
+            </w:r>
+          </w:p>
+        </w:tc>
+      </w:tr>
+      <w:tr ns2:paraId="18E2F23F" ns2:textId="77777777">
+        <w:tc>
+          <w:tcPr>
+            <w:tcW w:w="1500" w:type="dxa"/>
+            <w:tcMar>
+              <w:top w:w="50" w:type="dxa"/>
+              <w:left w:w="90" w:type="dxa"/>
+              <w:bottom w:w="50" w:type="dxa"/>
+              <w:right w:w="90" w:type="dxa"/>
+            </w:tcMar>
+          </w:tcPr>
+          <w:p ns2:paraId="4C380F0E" ns2:textId="77777777">
+            <w:r>
+              <w:rPr>
+                <w:sz w:val="19"/>
+                <w:szCs w:val="19"/>
+              </w:rPr>
+              <w:t>Box office staff</w:t>
+            </w:r>
+          </w:p>
+        </w:tc>
+        <w:tc>
+          <w:tcPr>
+            <w:tcW w:w="900" w:type="dxa"/>
+            <w:tcMar>
+              <w:top w:w="50" w:type="dxa"/>
+              <w:left w:w="90" w:type="dxa"/>
+              <w:bottom w:w="50" w:type="dxa"/>
+              <w:right w:w="90" w:type="dxa"/>
+            </w:tcMar>
+          </w:tcPr>
+          <w:p ns2:paraId="1DA6664D" ns2:textId="77777777">
+            <w:r>
+              <w:rPr>
+                <w:sz w:val="19"/>
+                <w:szCs w:val="19"/>
+              </w:rPr>
+              <w:t>3</w:t>
+            </w:r>
+          </w:p>
+        </w:tc>
+        <w:tc>
+          <w:tcPr>
+            <w:tcW w:w="3600" w:type="dxa"/>
+            <w:tcMar>
+              <w:top w:w="50" w:type="dxa"/>
+              <w:left w:w="90" w:type="dxa"/>
+              <w:bottom w:w="50" w:type="dxa"/>
+              <w:right w:w="90" w:type="dxa"/>
+            </w:tcMar>
+          </w:tcPr>
+          <w:p ns2:paraId="13AF6620" ns2:textId="77777777">
+            <w:r>
+              <w:rPr>
+                <w:sz w:val="19"/>
+                <w:szCs w:val="19"/>
+              </w:rPr>
+              <w:t>Every seat looked the same on the map even though the cinema charges more for the back rows in reality.</w:t>
+            </w:r>
+          </w:p>
+        </w:tc>
+        <w:tc>
+          <w:tcPr>
+            <w:tcW w:w="3360" w:type="dxa"/>
+            <w:tcMar>
+              <w:top w:w="50" w:type="dxa"/>
+              <w:left w:w="90" w:type="dxa"/>
+              <w:bottom w:w="50" w:type="dxa"/>
+              <w:right w:w="90" w:type="dxa"/>
+            </w:tcMar>
+          </w:tcPr>
+          <w:p ns2:paraId="4AED9E69" ns2:textId="77777777">
+            <w:r>
+              <w:rPr>
+                <w:sz w:val="19"/>
+                <w:szCs w:val="19"/>
+              </w:rPr>
+              <w:t>Accepted. Seat types have been introduced with a price multiplier, and the seat map now marks premium, accessible and saver seats differently.</w:t>
+            </w:r>
+          </w:p>
+        </w:tc>
+      </w:tr>
+      <w:tr ns2:paraId="15E6538B" ns2:textId="77777777">
+        <w:tc>
+          <w:tcPr>
+            <w:tcW w:w="1500" w:type="dxa"/>
+            <w:tcMar>
+              <w:top w:w="50" w:type="dxa"/>
+              <w:left w:w="90" w:type="dxa"/>
+              <w:bottom w:w="50" w:type="dxa"/>
+              <w:right w:w="90" w:type="dxa"/>
+            </w:tcMar>
+          </w:tcPr>
+          <w:p ns2:paraId="55741508" ns2:textId="77777777">
+            <w:r>
+              <w:rPr>
+                <w:sz w:val="19"/>
+                <w:szCs w:val="19"/>
+              </w:rPr>
+              <w:t>Box office staff</w:t>
+            </w:r>
+          </w:p>
+        </w:tc>
+        <w:tc>
+          <w:tcPr>
+            <w:tcW w:w="900" w:type="dxa"/>
+            <w:tcMar>
+              <w:top w:w="50" w:type="dxa"/>
+              <w:left w:w="90" w:type="dxa"/>
+              <w:bottom w:w="50" w:type="dxa"/>
+              <w:right w:w="90" w:type="dxa"/>
+            </w:tcMar>
+          </w:tcPr>
+          <w:p ns2:paraId="6157ABF2" ns2:textId="77777777">
+            <w:r>
+              <w:rPr>
+                <w:sz w:val="19"/>
+                <w:szCs w:val="19"/>
+              </w:rPr>
+              <w:t>12 and 18</w:t>
+            </w:r>
+          </w:p>
+        </w:tc>
+        <w:tc>
+          <w:tcPr>
+            <w:tcW w:w="3600" w:type="dxa"/>
+            <w:tcMar>
+              <w:top w:w="50" w:type="dxa"/>
+              <w:left w:w="90" w:type="dxa"/>
+              <w:bottom w:w="50" w:type="dxa"/>
+              <w:right w:w="90" w:type="dxa"/>
+            </w:tcMar>
+          </w:tcPr>
+          <w:p ns2:paraId="7B6C4D29" ns2:textId="77777777">
+            <w:r>
+              <w:rPr>
+                <w:sz w:val="19"/>
+                <w:szCs w:val="19"/>
+              </w:rPr>
+              <w:t>Asked what happens when a customer wants money back for two seats out of four but keeps the rest of the booking.</w:t>
+            </w:r>
+          </w:p>
+        </w:tc>
+        <w:tc>
+          <w:tcPr>
+            <w:tcW w:w="3360" w:type="dxa"/>
+            <w:tcMar>
+              <w:top w:w="50" w:type="dxa"/>
+              <w:left w:w="90" w:type="dxa"/>
+              <w:bottom w:w="50" w:type="dxa"/>
+              <w:right w:w="90" w:type="dxa"/>
+            </w:tcMar>
+          </w:tcPr>
+          <w:p ns2:paraId="04D90D77" ns2:textId="77777777">
+            <w:r>
+              <w:rPr>
+                <w:sz w:val="19"/>
+                <w:szCs w:val="19"/>
+              </w:rPr>
+              <w:t>Accepted, and it changes the objective. Refunds are now processed line by line on an active booking rather than only after a full cancellation.</w:t>
+            </w:r>
+          </w:p>
+        </w:tc>
+      </w:tr>
+      <w:tr ns2:paraId="28DFE94E" ns2:textId="77777777">
+        <w:tc>
+          <w:tcPr>
+            <w:tcW w:w="1500" w:type="dxa"/>
+            <w:tcMar>
+              <w:top w:w="50" w:type="dxa"/>
+              <w:left w:w="90" w:type="dxa"/>
+              <w:bottom w:w="50" w:type="dxa"/>
+              <w:right w:w="90" w:type="dxa"/>
+            </w:tcMar>
+          </w:tcPr>
+          <w:p ns2:paraId="401FAFA6" ns2:textId="77777777">
+            <w:r>
+              <w:rPr>
+                <w:sz w:val="19"/>
+                <w:szCs w:val="19"/>
+              </w:rPr>
+              <w:t>Fellow students</w:t>
+            </w:r>
+          </w:p>
+        </w:tc>
+        <w:tc>
+          <w:tcPr>
+            <w:tcW w:w="900" w:type="dxa"/>
+            <w:tcMar>
+              <w:top w:w="50" w:type="dxa"/>
+              <w:left w:w="90" w:type="dxa"/>
+              <w:bottom w:w="50" w:type="dxa"/>
+              <w:right w:w="90" w:type="dxa"/>
+            </w:tcMar>
+          </w:tcPr>
+          <w:p ns2:paraId="1AA236F8" ns2:textId="77777777">
+            <w:r>
+              <w:rPr>
+                <w:sz w:val="19"/>
+                <w:szCs w:val="19"/>
+              </w:rPr>
+              <w:t>15</w:t>
+            </w:r>
+          </w:p>
+        </w:tc>
+        <w:tc>
+          <w:tcPr>
+            <w:tcW w:w="3600" w:type="dxa"/>
+            <w:tcMar>
+              <w:top w:w="50" w:type="dxa"/>
+              <w:left w:w="90" w:type="dxa"/>
+              <w:bottom w:w="50" w:type="dxa"/>
+              <w:right w:w="90" w:type="dxa"/>
+            </w:tcMar>
+          </w:tcPr>
+          <w:p ns2:paraId="5C237C64" ns2:textId="77777777">
+            <w:r>
+              <w:rPr>
+                <w:sz w:val="19"/>
+                <w:szCs w:val="19"/>
+              </w:rPr>
+              <w:t>The main menu was a plain column of buttons and gave no sense of what the system was for or what state the cinema was in.</w:t>
+            </w:r>
+          </w:p>
+        </w:tc>
+        <w:tc>
+          <w:tcPr>
+            <w:tcW w:w="3360" w:type="dxa"/>
+            <w:tcMar>
+              <w:top w:w="50" w:type="dxa"/>
+              <w:left w:w="90" w:type="dxa"/>
+              <w:bottom w:w="50" w:type="dxa"/>
+              <w:right w:w="90" w:type="dxa"/>
+            </w:tcMar>
+          </w:tcPr>
+          <w:p ns2:paraId="5868004A" ns2:textId="77777777">
+            <w:r>
+              <w:rPr>
+                <w:sz w:val="19"/>
+                <w:szCs w:val="19"/>
+              </w:rPr>
+              <w:t>Accepted. The menu has been redesigned as a sidebar with a dashboard showing live figures for the day.</w:t>
+            </w:r>
+          </w:p>
+        </w:tc>
+      </w:tr>
+      <w:tr ns2:paraId="40A7CC89" ns2:textId="77777777">
+        <w:tc>
+          <w:tcPr>
+            <w:tcW w:w="1500" w:type="dxa"/>
+            <w:tcMar>
+              <w:top w:w="50" w:type="dxa"/>
+              <w:left w:w="90" w:type="dxa"/>
+              <w:bottom w:w="50" w:type="dxa"/>
+              <w:right w:w="90" w:type="dxa"/>
+            </w:tcMar>
+          </w:tcPr>
+          <w:p ns2:paraId="310627AF" ns2:textId="77777777">
+            <w:r>
+              <w:rPr>
+                <w:sz w:val="19"/>
+                <w:szCs w:val="19"/>
+              </w:rPr>
+              <w:t>Fellow students</w:t>
+            </w:r>
+          </w:p>
+        </w:tc>
+        <w:tc>
+          <w:tcPr>
+            <w:tcW w:w="900" w:type="dxa"/>
+            <w:tcMar>
+              <w:top w:w="50" w:type="dxa"/>
+              <w:left w:w="90" w:type="dxa"/>
+              <w:bottom w:w="50" w:type="dxa"/>
+              <w:right w:w="90" w:type="dxa"/>
+            </w:tcMar>
+          </w:tcPr>
+          <w:p ns2:paraId="542D2FF4" ns2:textId="77777777">
+            <w:r>
+              <w:rPr>
+                <w:sz w:val="19"/>
+                <w:szCs w:val="19"/>
+              </w:rPr>
+              <w:t>7</w:t>
+            </w:r>
+          </w:p>
+        </w:tc>
+        <w:tc>
+          <w:tcPr>
+            <w:tcW w:w="3600" w:type="dxa"/>
+            <w:tcMar>
+              <w:top w:w="50" w:type="dxa"/>
+              <w:left w:w="90" w:type="dxa"/>
+              <w:bottom w:w="50" w:type="dxa"/>
+              <w:right w:w="90" w:type="dxa"/>
+            </w:tcMar>
+          </w:tcPr>
+          <w:p ns2:paraId="64957323" ns2:textId="77777777">
+            <w:r>
+              <w:rPr>
+                <w:sz w:val="19"/>
+                <w:szCs w:val="19"/>
+              </w:rPr>
+              <w:t xml:space="preserve">Working out the finish time of a screening by hand to avoid clashing with the next </w:t>
+            </w:r>
+            <w:r>
+              <w:rPr>
+                <w:sz w:val="19"/>
+                <w:szCs w:val="19"/>
+              </w:rPr>
+              <w:lastRenderedPageBreak/>
+              <w:t>one was described as tedious and easy to get wrong.</w:t>
+            </w:r>
+          </w:p>
+        </w:tc>
+        <w:tc>
+          <w:tcPr>
+            <w:tcW w:w="3360" w:type="dxa"/>
+            <w:tcMar>
+              <w:top w:w="50" w:type="dxa"/>
+              <w:left w:w="90" w:type="dxa"/>
+              <w:bottom w:w="50" w:type="dxa"/>
+              <w:right w:w="90" w:type="dxa"/>
+            </w:tcMar>
+          </w:tcPr>
+          <w:p ns2:paraId="546EFB34" ns2:textId="77777777">
+            <w:r>
+              <w:rPr>
+                <w:sz w:val="19"/>
+                <w:szCs w:val="19"/>
+              </w:rPr>
+              <w:lastRenderedPageBreak/>
+              <w:t xml:space="preserve">Accepted. The screening form now calculates the end time from the film duration plus trailer and turnaround </w:t>
+            </w:r>
+            <w:r>
+              <w:rPr>
+                <w:sz w:val="19"/>
+                <w:szCs w:val="19"/>
+              </w:rPr>
+              <w:lastRenderedPageBreak/>
+              <w:t>allowances and offers the next free slot.</w:t>
+            </w:r>
+          </w:p>
+        </w:tc>
+      </w:tr>
+      <w:tr ns2:paraId="38211D47" ns2:textId="77777777">
+        <w:tc>
+          <w:tcPr>
+            <w:tcW w:w="1500" w:type="dxa"/>
+            <w:tcMar>
+              <w:top w:w="50" w:type="dxa"/>
+              <w:left w:w="90" w:type="dxa"/>
+              <w:bottom w:w="50" w:type="dxa"/>
+              <w:right w:w="90" w:type="dxa"/>
+            </w:tcMar>
+          </w:tcPr>
+          <w:p ns2:paraId="005E8B06" ns2:textId="77777777">
+            <w:r>
+              <w:rPr>
+                <w:sz w:val="19"/>
+                <w:szCs w:val="19"/>
+              </w:rPr>
+              <w:lastRenderedPageBreak/>
+              <w:t>Teacher</w:t>
+            </w:r>
+          </w:p>
+        </w:tc>
+        <w:tc>
+          <w:tcPr>
+            <w:tcW w:w="900" w:type="dxa"/>
+            <w:tcMar>
+              <w:top w:w="50" w:type="dxa"/>
+              <w:left w:w="90" w:type="dxa"/>
+              <w:bottom w:w="50" w:type="dxa"/>
+              <w:right w:w="90" w:type="dxa"/>
+            </w:tcMar>
+          </w:tcPr>
+          <w:p ns2:paraId="46082432" ns2:textId="77777777">
+            <w:r>
+              <w:rPr>
+                <w:sz w:val="19"/>
+                <w:szCs w:val="19"/>
+              </w:rPr>
+              <w:t>6</w:t>
+            </w:r>
+          </w:p>
+        </w:tc>
+        <w:tc>
+          <w:tcPr>
+            <w:tcW w:w="3600" w:type="dxa"/>
+            <w:tcMar>
+              <w:top w:w="50" w:type="dxa"/>
+              <w:left w:w="90" w:type="dxa"/>
+              <w:bottom w:w="50" w:type="dxa"/>
+              <w:right w:w="90" w:type="dxa"/>
+            </w:tcMar>
+          </w:tcPr>
+          <w:p ns2:paraId="416162CA" ns2:textId="77777777">
+            <w:r>
+              <w:rPr>
+                <w:sz w:val="19"/>
+                <w:szCs w:val="19"/>
+              </w:rPr>
+              <w:t>Pointed out that typing a description for every film by hand would not scale and asked how a real cinema would populate its catalogue.</w:t>
+            </w:r>
+          </w:p>
+        </w:tc>
+        <w:tc>
+          <w:tcPr>
+            <w:tcW w:w="3360" w:type="dxa"/>
+            <w:tcMar>
+              <w:top w:w="50" w:type="dxa"/>
+              <w:left w:w="90" w:type="dxa"/>
+              <w:bottom w:w="50" w:type="dxa"/>
+              <w:right w:w="90" w:type="dxa"/>
+            </w:tcMar>
+          </w:tcPr>
+          <w:p ns2:paraId="5017B254" ns2:textId="77777777">
+            <w:r>
+              <w:rPr>
+                <w:sz w:val="19"/>
+                <w:szCs w:val="19"/>
+              </w:rPr>
+              <w:t>Accepted in part. Film details can now be imported in bulk from a data file and posters fetched automatically, but the manual route has been kept for one-off additions.</w:t>
+            </w:r>
+          </w:p>
+        </w:tc>
+      </w:tr>
+      <w:tr ns2:paraId="2FCA609A" ns2:textId="77777777">
+        <w:tc>
+          <w:tcPr>
+            <w:tcW w:w="1500" w:type="dxa"/>
+            <w:tcMar>
+              <w:top w:w="50" w:type="dxa"/>
+              <w:left w:w="90" w:type="dxa"/>
+              <w:bottom w:w="50" w:type="dxa"/>
+              <w:right w:w="90" w:type="dxa"/>
+            </w:tcMar>
+          </w:tcPr>
+          <w:p ns2:paraId="696D01AF" ns2:textId="77777777">
+            <w:r>
+              <w:rPr>
+                <w:sz w:val="19"/>
+                <w:szCs w:val="19"/>
+              </w:rPr>
+              <w:t>Teacher</w:t>
+            </w:r>
+          </w:p>
+        </w:tc>
+        <w:tc>
+          <w:tcPr>
+            <w:tcW w:w="900" w:type="dxa"/>
+            <w:tcMar>
+              <w:top w:w="50" w:type="dxa"/>
+              <w:left w:w="90" w:type="dxa"/>
+              <w:bottom w:w="50" w:type="dxa"/>
+              <w:right w:w="90" w:type="dxa"/>
+            </w:tcMar>
+          </w:tcPr>
+          <w:p ns2:paraId="15E68F10" ns2:textId="77777777">
+            <w:r>
+              <w:rPr>
+                <w:sz w:val="19"/>
+                <w:szCs w:val="19"/>
+              </w:rPr>
+              <w:t>10</w:t>
+            </w:r>
+          </w:p>
+        </w:tc>
+        <w:tc>
+          <w:tcPr>
+            <w:tcW w:w="3600" w:type="dxa"/>
+            <w:tcMar>
+              <w:top w:w="50" w:type="dxa"/>
+              <w:left w:w="90" w:type="dxa"/>
+              <w:bottom w:w="50" w:type="dxa"/>
+              <w:right w:w="90" w:type="dxa"/>
+            </w:tcMar>
+          </w:tcPr>
+          <w:p ns2:paraId="490B0F49" ns2:textId="77777777">
+            <w:r>
+              <w:rPr>
+                <w:sz w:val="19"/>
+                <w:szCs w:val="19"/>
+              </w:rPr>
+              <w:t>Asked what stops a customer at the kiosk from pressing the staff exit and landing in the manager's account.</w:t>
+            </w:r>
+          </w:p>
+        </w:tc>
+        <w:tc>
+          <w:tcPr>
+            <w:tcW w:w="3360" w:type="dxa"/>
+            <w:tcMar>
+              <w:top w:w="50" w:type="dxa"/>
+              <w:left w:w="90" w:type="dxa"/>
+              <w:bottom w:w="50" w:type="dxa"/>
+              <w:right w:w="90" w:type="dxa"/>
+            </w:tcMar>
+          </w:tcPr>
+          <w:p ns2:paraId="48563F62" ns2:textId="77777777">
+            <w:r>
+              <w:rPr>
+                <w:sz w:val="19"/>
+                <w:szCs w:val="19"/>
+              </w:rPr>
+              <w:t>Accepted. Leaving kiosk mode now requires the password of the account that started it rather than a simple confirmation.</w:t>
+            </w:r>
+          </w:p>
+        </w:tc>
+      </w:tr>
+      <w:tr ns2:paraId="7D8882B2" ns2:textId="77777777">
+        <w:tc>
+          <w:tcPr>
+            <w:tcW w:w="1500" w:type="dxa"/>
+            <w:tcMar>
+              <w:top w:w="50" w:type="dxa"/>
+              <w:left w:w="90" w:type="dxa"/>
+              <w:bottom w:w="50" w:type="dxa"/>
+              <w:right w:w="90" w:type="dxa"/>
+            </w:tcMar>
+          </w:tcPr>
+          <w:p ns2:paraId="01E8D129" ns2:textId="77777777">
+            <w:r>
+              <w:rPr>
+                <w:sz w:val="19"/>
+                <w:szCs w:val="19"/>
+              </w:rPr>
+              <w:t>Teacher</w:t>
+            </w:r>
+          </w:p>
+        </w:tc>
+        <w:tc>
+          <w:tcPr>
+            <w:tcW w:w="900" w:type="dxa"/>
+            <w:tcMar>
+              <w:top w:w="50" w:type="dxa"/>
+              <w:left w:w="90" w:type="dxa"/>
+              <w:bottom w:w="50" w:type="dxa"/>
+              <w:right w:w="90" w:type="dxa"/>
+            </w:tcMar>
+          </w:tcPr>
+          <w:p ns2:paraId="5BACC3DF" ns2:textId="77777777">
+            <w:r>
+              <w:rPr>
+                <w:sz w:val="19"/>
+                <w:szCs w:val="19"/>
+              </w:rPr>
+              <w:t>14</w:t>
+            </w:r>
+          </w:p>
+        </w:tc>
+        <w:tc>
+          <w:tcPr>
+            <w:tcW w:w="3600" w:type="dxa"/>
+            <w:tcMar>
+              <w:top w:w="50" w:type="dxa"/>
+              <w:left w:w="90" w:type="dxa"/>
+              <w:bottom w:w="50" w:type="dxa"/>
+              <w:right w:w="90" w:type="dxa"/>
+            </w:tcMar>
+          </w:tcPr>
+          <w:p ns2:paraId="0DE321C7" ns2:textId="77777777">
+            <w:r>
+              <w:rPr>
+                <w:sz w:val="19"/>
+                <w:szCs w:val="19"/>
+              </w:rPr>
+              <w:t>Asked whether the colour scheme was fixed in code and what would happen if the cinema wanted it changed.</w:t>
+            </w:r>
+          </w:p>
+        </w:tc>
+        <w:tc>
+          <w:tcPr>
+            <w:tcW w:w="3360" w:type="dxa"/>
+            <w:tcMar>
+              <w:top w:w="50" w:type="dxa"/>
+              <w:left w:w="90" w:type="dxa"/>
+              <w:bottom w:w="50" w:type="dxa"/>
+              <w:right w:w="90" w:type="dxa"/>
+            </w:tcMar>
+          </w:tcPr>
+          <w:p ns2:paraId="5D9378A7" ns2:textId="77777777">
+            <w:r>
+              <w:rPr>
+                <w:sz w:val="19"/>
+                <w:szCs w:val="19"/>
+              </w:rPr>
+              <w:t>Accepted. Colours are now applied from a single shared palette at runtime, which also made a dark mode option possible.</w:t>
+            </w:r>
+          </w:p>
+        </w:tc>
+      </w:tr>
+    </w:tbl>
+    <w:p ns2:paraId="790AD34F" ns2:textId="77777777"/>
+    <w:p ns2:paraId="2F59663A" ns2:textId="77777777">
+      <w:pPr>
+        <w:spacing w:after="160" w:line="276" w:lineRule="auto"/>
+      </w:pPr>
+      <w:r>
+        <w:rPr>
+          <w:rFonts w:ascii="Aptos" w:eastAsia="Aptos" w:hAnsi="Aptos" w:cs="Aptos"/>
+        </w:rPr>
+        <w:t>Two suggestions have been discounted and it is only fair to justify that rather than quietly ignore them. The first was a suggestion from the student group that the system should email a customer their ticket once a booking is taken. I have decided against this because it would mean either relying on an external mail server or building an SMTP client into the program, and neither belongs in a system that is meant to run on a single machine behind a box office counter with no guarantee of a network connection. It has been recorded as a future improvement instead. The second was a request from the manager for the system to handle staff rotas as well as bookings, which I have discounted on scope grounds, this is because rota management shares almost no data with ticketing and would effectively be a second project bolted onto the side of this one.</w:t>
+      </w:r>
+    </w:p>
+    <w:p ns2:paraId="13B38189" ns2:textId="77777777"/>
     <w:sectPr>
       <w:headerReference w:type="even" ns3:id="rId7"/>
       <w:headerReference w:type="default" ns3:id="rId8"/>

--- a/Post-Prototype Refinement of Design.docx
+++ b/Post-Prototype Refinement of Design.docx
@@ -1119,6 +1119,38 @@
       </w:r>
     </w:p>
     <w:p ns2:paraId="13B38189" ns2:textId="77777777"/>
+    <w:p ns2:paraId="687D1CAA" ns2:textId="77777777">
+      <w:pPr>
+        <w:pStyle w:val="Heading3"/>
+        <w:rPr>
+          <w:rFonts w:ascii="Aptos Display" w:eastAsia="Aptos Display" w:hAnsi="Aptos Display" w:cs="Aptos Display"/>
+          <w:b/>
+          <w:bCs/>
+          <w:color w:val="000000" w:themeColor="text1"/>
+        </w:rPr>
+      </w:pPr>
+      <w:r>
+        <w:rPr>
+          <w:rFonts w:ascii="Aptos Display" w:eastAsia="Aptos Display" w:hAnsi="Aptos Display" w:cs="Aptos Display"/>
+          <w:b/>
+          <w:bCs/>
+          <w:color w:val="000000" w:themeColor="text1"/>
+        </w:rPr>
+        <w:t>Summary of the Changes Required to the Design</w:t>
+      </w:r>
+    </w:p>
+    <w:p ns2:paraId="22C192EE" ns2:textId="77777777">
+      <w:pPr>
+        <w:spacing w:after="160" w:line="276" w:lineRule="auto"/>
+      </w:pPr>
+      <w:r>
+        <w:rPr>
+          <w:rFonts w:ascii="Aptos" w:eastAsia="Aptos" w:hAnsi="Aptos" w:cs="Aptos"/>
+        </w:rPr>
+        <w:t>Pulling all of that together alongside my own evaluation in section 4, the changes fall into four groups. There are changes to the interface, where forms have been redesigned or entirely new forms added. There are changes to the data, where the feedback has forced new tables and new fields that the original design never anticipated. There are changes to the processing, where routines have had to be broken down differently to support things like partial refunds. Finally there are changes to validation, where the prototype exposed inputs I had simply not thought to protect. The rest of this section works through each of those in turn using the same sub-headings as section 3.</w:t>
+      </w:r>
+    </w:p>
+    <w:p ns2:paraId="772E80E2" ns2:textId="77777777"/>
     <w:sectPr>
       <w:headerReference w:type="even" ns3:id="rId7"/>
       <w:headerReference w:type="default" ns3:id="rId8"/>

--- a/Post-Prototype Refinement of Design.docx
+++ b/Post-Prototype Refinement of Design.docx
@@ -1151,6 +1151,50 @@
       </w:r>
     </w:p>
     <w:p ns2:paraId="772E80E2" ns2:textId="77777777"/>
+    <w:p ns2:paraId="4E1368CB" ns2:textId="77777777">
+      <w:pPr>
+        <w:pStyle w:val="Heading2"/>
+        <w:rPr>
+          <w:rFonts w:ascii="Aptos Display" w:eastAsia="Aptos Display" w:hAnsi="Aptos Display" w:cs="Aptos Display"/>
+          <w:b/>
+          <w:bCs/>
+          <w:color w:val="000000" w:themeColor="text1"/>
+        </w:rPr>
+      </w:pPr>
+      <w:r>
+        <w:rPr>
+          <w:rFonts w:ascii="Aptos Display" w:eastAsia="Aptos Display" w:hAnsi="Aptos Display" w:cs="Aptos Display"/>
+          <w:b/>
+          <w:bCs/>
+          <w:color w:val="000000" w:themeColor="text1"/>
+        </w:rPr>
+        <w:lastRenderedPageBreak/>
+        <w:t>Post-Prototype Inputs, Outputs and User Interface Design</w:t>
+      </w:r>
+    </w:p>
+    <w:p ns2:paraId="59A815FA" ns2:textId="77777777">
+      <w:pPr>
+        <w:spacing w:after="160" w:line="276" w:lineRule="auto"/>
+      </w:pPr>
+      <w:r>
+        <w:rPr>
+          <w:rFonts w:ascii="Aptos" w:eastAsia="Aptos" w:hAnsi="Aptos" w:cs="Aptos"/>
+        </w:rPr>
+        <w:t>The purpose of this sub-section is to describe how the interface design has changed since section 3. Almost every form in Filmtopia has moved since the prototype, either because a new objective demanded it or because using the prototype for a few weeks showed up something clumsy, so rather than picking out only the largest changes I have gone through the objectives in order and set out what is different for each. The handful whose interface genuinely has not moved have been left out rather than padded with a paragraph saying nothing has happened.</w:t>
+      </w:r>
+    </w:p>
+    <w:p ns2:paraId="205FF6AF" ns2:textId="77777777">
+      <w:pPr>
+        <w:spacing w:after="160" w:line="276" w:lineRule="auto"/>
+      </w:pPr>
+      <w:r>
+        <w:rPr>
+          <w:rFonts w:ascii="Aptos" w:eastAsia="Aptos" w:hAnsi="Aptos" w:cs="Aptos"/>
+        </w:rPr>
+        <w:t>Two decisions apply across every form and are worth setting out once here instead of repeating them twenty six times. The first is colour. In section 3 I said I would settle the layout first and deal with colour after the prototype, and that is exactly what has happened, so every form now asks a single shared palette for its colours as it opens rather than carrying its own. The second is that every list in the system now has an Export to CSV button in the same place, so the user learns it once. Neither is repeated below except where a form does something unusual with them.</w:t>
+      </w:r>
+    </w:p>
+    <w:p ns2:paraId="1C874967" ns2:textId="77777777"/>
     <w:sectPr>
       <w:headerReference w:type="even" ns3:id="rId7"/>
       <w:headerReference w:type="default" ns3:id="rId8"/>

--- a/Post-Prototype Refinement of Design.docx
+++ b/Post-Prototype Refinement of Design.docx
@@ -1,6 +1,6 @@
 
 <file path=word/document.xml><?xml version="1.0" encoding="utf-8"?>
-<w:document xmlns:ns1="http://schemas.openxmlformats.org/markup-compatibility/2006" xmlns:ns2="http://schemas.microsoft.com/office/word/2010/wordml" xmlns:ns3="http://schemas.openxmlformats.org/officeDocument/2006/relationships" xmlns:w="http://schemas.openxmlformats.org/wordprocessingml/2006/main" ns1:Ignorable="w14 w15 w16se w16cid w16 w16cex w16sdtdh w16sdtfl w16du wp14">
+<w:document xmlns:ns1="http://schemas.openxmlformats.org/markup-compatibility/2006" xmlns:ns10="urn:schemas-microsoft-com:office:word" xmlns:ns11="http://schemas.openxmlformats.org/officeDocument/2006/relationships" xmlns:ns2="http://schemas.microsoft.com/office/word/2010/wordml" xmlns:ns3="http://schemas.openxmlformats.org/drawingml/2006/wordprocessingDrawing" xmlns:ns4="http://schemas.microsoft.com/office/word/2010/wordprocessingDrawing" xmlns:ns5="http://schemas.openxmlformats.org/drawingml/2006/main" xmlns:ns6="http://schemas.microsoft.com/office/word/2010/wordprocessingCanvas" xmlns:ns7="http://schemas.microsoft.com/office/word/2010/wordprocessingShape" xmlns:ns8="urn:schemas-microsoft-com:vml" xmlns:ns9="urn:schemas-microsoft-com:office:office" xmlns:w="http://schemas.openxmlformats.org/wordprocessingml/2006/main" ns1:Ignorable="w14 w15 w16se w16cid w16 w16cex w16sdtdh w16sdtfl w16du wp14">
   <w:body>
     <w:p ns2:paraId="122523DE" ns2:textId="77777777">
       <w:pPr>
@@ -1195,13 +1195,9932 @@
       </w:r>
     </w:p>
     <w:p ns2:paraId="1C874967" ns2:textId="77777777"/>
+    <w:p ns2:paraId="0D17C63E" ns2:textId="77777777">
+      <w:pPr>
+        <w:pStyle w:val="Heading3"/>
+        <w:rPr>
+          <w:rFonts w:ascii="Aptos Display" w:eastAsia="Aptos Display" w:hAnsi="Aptos Display" w:cs="Aptos Display"/>
+          <w:b/>
+          <w:bCs/>
+          <w:color w:val="000000" w:themeColor="text1"/>
+        </w:rPr>
+      </w:pPr>
+      <w:r>
+        <w:rPr>
+          <w:rFonts w:ascii="Aptos Display" w:eastAsia="Aptos Display" w:hAnsi="Aptos Display" w:cs="Aptos Display"/>
+          <w:b/>
+          <w:bCs/>
+          <w:color w:val="000000" w:themeColor="text1"/>
+        </w:rPr>
+        <w:t>Taking a Booking (Objectives 1, 2, 3, 19, 21 and 23)</w:t>
+      </w:r>
+    </w:p>
+    <w:p ns2:paraId="641CF97C" ns2:textId="77777777">
+      <w:pPr>
+        <w:spacing w:after="160" w:line="276" w:lineRule="auto"/>
+      </w:pPr>
+      <w:r>
+        <w:rPr>
+          <w:rFonts w:ascii="Aptos" w:eastAsia="Aptos" w:hAnsi="Aptos" w:cs="Aptos"/>
+        </w:rPr>
+        <w:t>The booking form keeps the shape it had in the prototype but has gained two routes that did not exist. The first is a walk-in tick box in the customer area, which came straight out of the box office feedback, and when it is ticked the customer selection controls are disabled and the sale attaches to a single shared walk-in record instead. Watching a member of staff try to capture a name and phone number from somebody who plainly just wanted to get into the screen made it obvious that insisting on customer details was detrimental to the very thing the system exists to speed up.</w:t>
+      </w:r>
+    </w:p>
+    <w:p ns2:paraId="469BF665" ns2:textId="77777777">
+      <w:pPr>
+        <w:spacing w:after="160" w:line="276" w:lineRule="auto"/>
+      </w:pPr>
+      <w:r>
+        <w:rPr>
+          <w:rFonts w:ascii="Aptos" w:eastAsia="Aptos" w:hAnsi="Aptos" w:cs="Aptos"/>
+        </w:rPr>
+        <w:t>The second is that a sale no longer has to involve a screening at all. Leaving the screening unselected and adding only food and drink now completes as a counter sale, which the prototype simply refused. The form also gained a panel headed Other bookings this customer has, so a member of staff can see at a glance whether the person in front of them is already booked on something. The message shown when a seat is taken between selection and payment has been reworded from a general failure into a specific one saying the seat has just gone, this is because the old message told the user something had broken when in fact the system had worked exactly as intended.</w:t>
+      </w:r>
+    </w:p>
+    <w:p ns2:paraId="68484D31" ns2:textId="77777777">
+      <w:pPr>
+        <w:keepNext/>
+        <w:pBdr>
+          <w:top w:val="single" w:sz="6" w:space="6" w:color="A02B93"/>
+          <w:left w:val="single" w:sz="6" w:space="0" w:color="A02B93"/>
+          <w:bottom w:val="single" w:sz="6" w:space="6" w:color="A02B93"/>
+          <w:right w:val="single" w:sz="6" w:space="0" w:color="A02B93"/>
+        </w:pBdr>
+        <w:shd w:val="clear" w:color="auto" w:fill="F7E9F3"/>
+        <w:spacing w:before="120" w:after="200"/>
+        <w:rPr>
+          <w:rFonts w:ascii="Aptos" w:eastAsia="Aptos" w:hAnsi="Aptos" w:cs="Aptos"/>
+          <w:b/>
+          <w:bCs/>
+          <w:color w:val="A02B93"/>
+          <w:sz w:val="22"/>
+          <w:szCs w:val="22"/>
+        </w:rPr>
+      </w:pPr>
+      <w:r>
+        <w:rPr>
+          <w:rFonts w:ascii="Aptos" w:eastAsia="Aptos" w:hAnsi="Aptos" w:cs="Aptos"/>
+          <w:b/>
+          <w:bCs/>
+          <w:color w:val="A02B93"/>
+          <w:sz w:val="22"/>
+          <w:szCs w:val="22"/>
+        </w:rPr>
+        <w:lastRenderedPageBreak/>
+        <w:t>Bookings Form (frmBookings)</w:t>
+      </w:r>
+    </w:p>
+    <w:p ns2:paraId="38C63C19" ns2:textId="77777777">
+      <w:pPr>
+        <w:pBdr>
+          <w:top w:val="single" w:sz="6" w:space="6" w:color="A02B93"/>
+          <w:left w:val="single" w:sz="6" w:space="0" w:color="A02B93"/>
+          <w:bottom w:val="single" w:sz="6" w:space="6" w:color="A02B93"/>
+          <w:right w:val="single" w:sz="6" w:space="0" w:color="A02B93"/>
+        </w:pBdr>
+        <w:shd w:val="clear" w:color="auto" w:fill="F7E9F3"/>
+        <w:spacing w:before="120" w:after="200"/>
+      </w:pPr>
+      <w:r>
+        <ns1:AlternateContent>
+          <ns1:Choice Requires="wpc">
+            <w:drawing>
+              <ns3:inline distT="0" distB="0" distL="0" distR="0" ns4:anchorId="1E1C79B2" ns4:editId="457554B1">
+                <ns3:extent cx="5832764" cy="3629275"/>
+                <ns3:effectExtent l="0" t="0" r="0" b="0"/>
+                <ns3:docPr id="7018358" name="Bookings Form (frmBookings)"/>
+                <ns3:cNvGraphicFramePr/>
+                <ns5:graphic>
+                  <ns5:graphicData uri="http://schemas.microsoft.com/office/word/2010/wordprocessingCanvas">
+                    <ns6:wpc>
+                      <ns6:bg>
+                        <ns5:solidFill>
+                          <ns5:prstClr val="white"/>
+                        </ns5:solidFill>
+                      </ns6:bg>
+                      <ns6:whole/>
+                      <ns7:wsp>
+                        <ns7:cNvPr id="7000137" name="Window 7000137"/>
+                        <ns7:cNvSpPr/>
+                        <ns7:spPr>
+                          <ns5:xfrm>
+                            <ns5:off x="0" y="0"/>
+                            <ns5:ext cx="5832764" cy="3629275"/>
+                          </ns5:xfrm>
+                          <ns5:prstGeom prst="rect">
+                            <ns5:avLst/>
+                          </ns5:prstGeom>
+                          <ns5:solidFill>
+                            <ns5:srgbClr val="F0F0F0"/>
+                          </ns5:solidFill>
+                          <ns5:ln>
+                            <ns5:noFill/>
+                          </ns5:ln>
+                        </ns7:spPr>
+                        <ns7:style>
+                          <ns5:lnRef idx="2">
+                            <ns5:schemeClr val="dk1"/>
+                          </ns5:lnRef>
+                          <ns5:fillRef idx="0">
+                            <ns5:schemeClr val="lt1"/>
+                          </ns5:fillRef>
+                          <ns5:effectRef idx="0">
+                            <ns5:schemeClr val="dk1"/>
+                          </ns5:effectRef>
+                          <ns5:fontRef idx="minor">
+                            <ns5:schemeClr val="dk1"/>
+                          </ns5:fontRef>
+                        </ns7:style>
+                        <ns7:bodyPr rot="0" spcFirstLastPara="0" vertOverflow="overflow" horzOverflow="overflow" vert="horz" wrap="square" lIns="32404" tIns="0" rIns="32404" bIns="0" numCol="1" spcCol="0" rtlCol="0" fromWordArt="0" anchor="ctr" anchorCtr="0" forceAA="0" compatLnSpc="1">
+                          <ns5:noAutofit/>
+                        </ns7:bodyPr>
+                      </ns7:wsp>
+                      <ns7:wsp>
+                        <ns7:cNvPr id="7000274" name="Label 7000274"/>
+                        <ns7:cNvSpPr/>
+                        <ns7:spPr>
+                          <ns5:xfrm>
+                            <ns5:off x="81011" y="48606"/>
+                            <ns5:ext cx="1620212" cy="213463"/>
+                          </ns5:xfrm>
+                          <ns5:prstGeom prst="rect">
+                            <ns5:avLst/>
+                          </ns5:prstGeom>
+                          <ns5:noFill/>
+                          <ns5:ln>
+                            <ns5:noFill/>
+                          </ns5:ln>
+                        </ns7:spPr>
+                        <ns7:style>
+                          <ns5:lnRef idx="2">
+                            <ns5:schemeClr val="dk1"/>
+                          </ns5:lnRef>
+                          <ns5:fillRef idx="0">
+                            <ns5:schemeClr val="lt1"/>
+                          </ns5:fillRef>
+                          <ns5:effectRef idx="0">
+                            <ns5:schemeClr val="dk1"/>
+                          </ns5:effectRef>
+                          <ns5:fontRef idx="minor">
+                            <ns5:schemeClr val="dk1"/>
+                          </ns5:fontRef>
+                        </ns7:style>
+                        <ns7:txbx>
+                          <w:txbxContent>
+                            <w:p ns2:paraId="7A82773F" ns2:textId="77777777">
+                              <w:pPr>
+                                <w:rPr>
+                                  <w:b/>
+                                  <w:bCs/>
+                                  <w:color w:val="000000"/>
+                                  <w:sz w:val="22"/>
+                                  <w:szCs w:val="22"/>
+                                </w:rPr>
+                              </w:pPr>
+                              <w:r>
+                                <w:rPr>
+                                  <w:b/>
+                                  <w:bCs/>
+                                  <w:color w:val="000000"/>
+                                  <w:sz w:val="22"/>
+                                  <w:szCs w:val="22"/>
+                                </w:rPr>
+                                <w:t>Make a booking</w:t>
+                              </w:r>
+                            </w:p>
+                          </w:txbxContent>
+                        </ns7:txbx>
+                        <ns7:bodyPr rot="0" spcFirstLastPara="0" vertOverflow="overflow" horzOverflow="overflow" vert="horz" wrap="square" lIns="0" tIns="0" rIns="0" bIns="0" numCol="1" spcCol="0" rtlCol="0" fromWordArt="0" anchor="ctr" anchorCtr="0" forceAA="0" compatLnSpc="1">
+                          <ns5:noAutofit/>
+                        </ns7:bodyPr>
+                      </ns7:wsp>
+                      <ns7:wsp>
+                        <ns7:cNvPr id="7000411" name="GroupBox 7000411"/>
+                        <ns7:cNvSpPr/>
+                        <ns7:spPr>
+                          <ns5:xfrm>
+                            <ns5:off x="81011" y="305410"/>
+                            <ns5:ext cx="5670743" cy="326473"/>
+                          </ns5:xfrm>
+                          <ns5:prstGeom prst="rect">
+                            <ns5:avLst/>
+                          </ns5:prstGeom>
+                          <ns5:noFill/>
+                          <ns5:ln w="6350">
+                            <ns5:solidFill>
+                              <ns5:srgbClr val="A0A0A0"/>
+                            </ns5:solidFill>
+                          </ns5:ln>
+                        </ns7:spPr>
+                        <ns7:style>
+                          <ns5:lnRef idx="2">
+                            <ns5:schemeClr val="dk1"/>
+                          </ns5:lnRef>
+                          <ns5:fillRef idx="0">
+                            <ns5:schemeClr val="lt1"/>
+                          </ns5:fillRef>
+                          <ns5:effectRef idx="0">
+                            <ns5:schemeClr val="dk1"/>
+                          </ns5:effectRef>
+                          <ns5:fontRef idx="minor">
+                            <ns5:schemeClr val="dk1"/>
+                          </ns5:fontRef>
+                        </ns7:style>
+                        <ns7:bodyPr rot="0" spcFirstLastPara="0" vertOverflow="overflow" horzOverflow="overflow" vert="horz" wrap="square" lIns="32404" tIns="0" rIns="32404" bIns="0" numCol="1" spcCol="0" rtlCol="0" fromWordArt="0" anchor="ctr" anchorCtr="0" forceAA="0" compatLnSpc="1">
+                          <ns5:noAutofit/>
+                        </ns7:bodyPr>
+                      </ns7:wsp>
+                      <ns7:wsp>
+                        <ns7:cNvPr id="7000548" name="GroupCapBack 7000548"/>
+                        <ns7:cNvSpPr/>
+                        <ns7:spPr>
+                          <ns5:xfrm>
+                            <ns5:off x="152300" y="243032"/>
+                            <ns5:ext cx="1757930" cy="124756"/>
+                          </ns5:xfrm>
+                          <ns5:prstGeom prst="rect">
+                            <ns5:avLst/>
+                          </ns5:prstGeom>
+                          <ns5:solidFill>
+                            <ns5:srgbClr val="F0F0F0"/>
+                          </ns5:solidFill>
+                          <ns5:ln>
+                            <ns5:noFill/>
+                          </ns5:ln>
+                        </ns7:spPr>
+                        <ns7:style>
+                          <ns5:lnRef idx="2">
+                            <ns5:schemeClr val="dk1"/>
+                          </ns5:lnRef>
+                          <ns5:fillRef idx="0">
+                            <ns5:schemeClr val="lt1"/>
+                          </ns5:fillRef>
+                          <ns5:effectRef idx="0">
+                            <ns5:schemeClr val="dk1"/>
+                          </ns5:effectRef>
+                          <ns5:fontRef idx="minor">
+                            <ns5:schemeClr val="dk1"/>
+                          </ns5:fontRef>
+                        </ns7:style>
+                        <ns7:bodyPr rot="0" spcFirstLastPara="0" vertOverflow="overflow" horzOverflow="overflow" vert="horz" wrap="square" lIns="32404" tIns="0" rIns="32404" bIns="0" numCol="1" spcCol="0" rtlCol="0" fromWordArt="0" anchor="ctr" anchorCtr="0" forceAA="0" compatLnSpc="1">
+                          <ns5:noAutofit/>
+                        </ns7:bodyPr>
+                      </ns7:wsp>
+                      <ns7:wsp>
+                        <ns7:cNvPr id="7000685" name="GroupCaption 7000685"/>
+                        <ns7:cNvSpPr/>
+                        <ns7:spPr>
+                          <ns5:xfrm>
+                            <ns5:off x="179033" y="243032"/>
+                            <ns5:ext cx="1757930" cy="124756"/>
+                          </ns5:xfrm>
+                          <ns5:prstGeom prst="rect">
+                            <ns5:avLst/>
+                          </ns5:prstGeom>
+                          <ns5:noFill/>
+                          <ns5:ln>
+                            <ns5:noFill/>
+                          </ns5:ln>
+                        </ns7:spPr>
+                        <ns7:style>
+                          <ns5:lnRef idx="2">
+                            <ns5:schemeClr val="dk1"/>
+                          </ns5:lnRef>
+                          <ns5:fillRef idx="0">
+                            <ns5:schemeClr val="lt1"/>
+                          </ns5:fillRef>
+                          <ns5:effectRef idx="0">
+                            <ns5:schemeClr val="dk1"/>
+                          </ns5:effectRef>
+                          <ns5:fontRef idx="minor">
+                            <ns5:schemeClr val="dk1"/>
+                          </ns5:fontRef>
+                        </ns7:style>
+                        <ns7:txbx>
+                          <w:txbxContent>
+                            <w:p ns2:paraId="10ACB286" ns2:textId="77777777">
+                              <w:pPr>
+                                <w:rPr>
+                                  <w:color w:val="000000"/>
+                                  <w:sz w:val="14"/>
+                                  <w:szCs w:val="14"/>
+                                </w:rPr>
+                              </w:pPr>
+                              <w:r>
+                                <w:rPr>
+                                  <w:color w:val="000000"/>
+                                  <w:sz w:val="14"/>
+                                  <w:szCs w:val="14"/>
+                                </w:rPr>
+                                <w:t>Who is it for and what are they seeing</w:t>
+                              </w:r>
+                            </w:p>
+                          </w:txbxContent>
+                        </ns7:txbx>
+                        <ns7:bodyPr rot="0" spcFirstLastPara="0" vertOverflow="overflow" horzOverflow="overflow" vert="horz" wrap="square" lIns="0" tIns="0" rIns="0" bIns="0" numCol="1" spcCol="0" rtlCol="0" fromWordArt="0" anchor="ctr" anchorCtr="0" forceAA="0" compatLnSpc="1">
+                          <ns5:noAutofit/>
+                        </ns7:bodyPr>
+                      </ns7:wsp>
+                      <ns7:wsp>
+                        <ns7:cNvPr id="7000822" name="Label 7000822"/>
+                        <ns7:cNvSpPr/>
+                        <ns7:spPr>
+                          <ns5:xfrm>
+                            <ns5:off x="162021" y="405053"/>
+                            <ns5:ext cx="486064" cy="138123"/>
+                          </ns5:xfrm>
+                          <ns5:prstGeom prst="rect">
+                            <ns5:avLst/>
+                          </ns5:prstGeom>
+                          <ns5:noFill/>
+                          <ns5:ln>
+                            <ns5:noFill/>
+                          </ns5:ln>
+                        </ns7:spPr>
+                        <ns7:style>
+                          <ns5:lnRef idx="2">
+                            <ns5:schemeClr val="dk1"/>
+                          </ns5:lnRef>
+                          <ns5:fillRef idx="0">
+                            <ns5:schemeClr val="lt1"/>
+                          </ns5:fillRef>
+                          <ns5:effectRef idx="0">
+                            <ns5:schemeClr val="dk1"/>
+                          </ns5:effectRef>
+                          <ns5:fontRef idx="minor">
+                            <ns5:schemeClr val="dk1"/>
+                          </ns5:fontRef>
+                        </ns7:style>
+                        <ns7:txbx>
+                          <w:txbxContent>
+                            <w:p ns2:paraId="3AB2A2ED" ns2:textId="77777777">
+                              <w:pPr>
+                                <w:rPr>
+                                  <w:color w:val="000000"/>
+                                  <w:sz w:val="14"/>
+                                  <w:szCs w:val="14"/>
+                                </w:rPr>
+                              </w:pPr>
+                              <w:r>
+                                <w:rPr>
+                                  <w:color w:val="000000"/>
+                                  <w:sz w:val="14"/>
+                                  <w:szCs w:val="14"/>
+                                </w:rPr>
+                                <w:t>Screening</w:t>
+                              </w:r>
+                            </w:p>
+                          </w:txbxContent>
+                        </ns7:txbx>
+                        <ns7:bodyPr rot="0" spcFirstLastPara="0" vertOverflow="overflow" horzOverflow="overflow" vert="horz" wrap="square" lIns="0" tIns="0" rIns="0" bIns="0" numCol="1" spcCol="0" rtlCol="0" fromWordArt="0" anchor="ctr" anchorCtr="0" forceAA="0" compatLnSpc="1">
+                          <ns5:noAutofit/>
+                        </ns7:bodyPr>
+                      </ns7:wsp>
+                      <ns7:wsp>
+                        <ns7:cNvPr id="7000959" name="ComboBox 7000959"/>
+                        <ns7:cNvSpPr/>
+                        <ns7:spPr>
+                          <ns5:xfrm>
+                            <ns5:off x="631883" y="388851"/>
+                            <ns5:ext cx="1814638" cy="145819"/>
+                          </ns5:xfrm>
+                          <ns5:prstGeom prst="rect">
+                            <ns5:avLst/>
+                          </ns5:prstGeom>
+                          <ns5:solidFill>
+                            <ns5:srgbClr val="FFFFFF"/>
+                          </ns5:solidFill>
+                          <ns5:ln w="6350">
+                            <ns5:solidFill>
+                              <ns5:srgbClr val="B4B4B4"/>
+                            </ns5:solidFill>
+                          </ns5:ln>
+                        </ns7:spPr>
+                        <ns7:style>
+                          <ns5:lnRef idx="2">
+                            <ns5:schemeClr val="dk1"/>
+                          </ns5:lnRef>
+                          <ns5:fillRef idx="0">
+                            <ns5:schemeClr val="lt1"/>
+                          </ns5:fillRef>
+                          <ns5:effectRef idx="0">
+                            <ns5:schemeClr val="dk1"/>
+                          </ns5:effectRef>
+                          <ns5:fontRef idx="minor">
+                            <ns5:schemeClr val="dk1"/>
+                          </ns5:fontRef>
+                        </ns7:style>
+                        <ns7:txbx>
+                          <w:txbxContent>
+                            <w:p ns2:paraId="7D6C1AE0" ns2:textId="77777777">
+                              <w:pPr>
+                                <w:rPr>
+                                  <w:color w:val="000000"/>
+                                  <w:sz w:val="12"/>
+                                  <w:szCs w:val="12"/>
+                                </w:rPr>
+                              </w:pPr>
+                              <w:r>
+                                <w:rPr>
+                                  <w:color w:val="000000"/>
+                                  <w:sz w:val="12"/>
+                                  <w:szCs w:val="12"/>
+                                </w:rPr>
+                                <w:t>The Dark Knight - 21/04/2026 19:00 - Screen 1</w:t>
+                              </w:r>
+                            </w:p>
+                          </w:txbxContent>
+                        </ns7:txbx>
+                        <ns7:bodyPr rot="0" spcFirstLastPara="0" vertOverflow="overflow" horzOverflow="overflow" vert="horz" wrap="square" lIns="32404" tIns="0" rIns="32404" bIns="0" numCol="1" spcCol="0" rtlCol="0" fromWordArt="0" anchor="ctr" anchorCtr="0" forceAA="0" compatLnSpc="1">
+                          <ns5:noAutofit/>
+                        </ns7:bodyPr>
+                      </ns7:wsp>
+                      <ns7:wsp>
+                        <ns7:cNvPr id="7001096" name="ComboArrow 7001096"/>
+                        <ns7:cNvSpPr/>
+                        <ns7:spPr>
+                          <ns5:xfrm>
+                            <ns5:off x="2341531" y="450095"/>
+                            <ns5:ext cx="61244" cy="34997"/>
+                          </ns5:xfrm>
+                          <ns5:prstGeom prst="triangle">
+                            <ns5:avLst/>
+                          </ns5:prstGeom>
+                          <ns5:solidFill>
+                            <ns5:srgbClr val="595959"/>
+                          </ns5:solidFill>
+                          <ns5:ln>
+                            <ns5:noFill/>
+                          </ns5:ln>
+                        </ns7:spPr>
+                        <ns7:style>
+                          <ns5:lnRef idx="2">
+                            <ns5:schemeClr val="dk1"/>
+                          </ns5:lnRef>
+                          <ns5:fillRef idx="0">
+                            <ns5:schemeClr val="lt1"/>
+                          </ns5:fillRef>
+                          <ns5:effectRef idx="0">
+                            <ns5:schemeClr val="dk1"/>
+                          </ns5:effectRef>
+                          <ns5:fontRef idx="minor">
+                            <ns5:schemeClr val="dk1"/>
+                          </ns5:fontRef>
+                        </ns7:style>
+                        <ns7:bodyPr rot="0" spcFirstLastPara="0" vertOverflow="overflow" horzOverflow="overflow" vert="horz" wrap="square" lIns="32404" tIns="0" rIns="32404" bIns="0" numCol="1" spcCol="0" rtlCol="0" fromWordArt="0" anchor="ctr" anchorCtr="0" forceAA="0" compatLnSpc="1">
+                          <ns5:noAutofit/>
+                        </ns7:bodyPr>
+                      </ns7:wsp>
+                      <ns7:wsp>
+                        <ns7:cNvPr id="7001233" name="Label 7001233"/>
+                        <ns7:cNvSpPr/>
+                        <ns7:spPr>
+                          <ns5:xfrm>
+                            <ns5:off x="2527531" y="405053"/>
+                            <ns5:ext cx="486064" cy="138123"/>
+                          </ns5:xfrm>
+                          <ns5:prstGeom prst="rect">
+                            <ns5:avLst/>
+                          </ns5:prstGeom>
+                          <ns5:noFill/>
+                          <ns5:ln>
+                            <ns5:noFill/>
+                          </ns5:ln>
+                        </ns7:spPr>
+                        <ns7:style>
+                          <ns5:lnRef idx="2">
+                            <ns5:schemeClr val="dk1"/>
+                          </ns5:lnRef>
+                          <ns5:fillRef idx="0">
+                            <ns5:schemeClr val="lt1"/>
+                          </ns5:fillRef>
+                          <ns5:effectRef idx="0">
+                            <ns5:schemeClr val="dk1"/>
+                          </ns5:effectRef>
+                          <ns5:fontRef idx="minor">
+                            <ns5:schemeClr val="dk1"/>
+                          </ns5:fontRef>
+                        </ns7:style>
+                        <ns7:txbx>
+                          <w:txbxContent>
+                            <w:p ns2:paraId="14470F46" ns2:textId="77777777">
+                              <w:pPr>
+                                <w:rPr>
+                                  <w:color w:val="000000"/>
+                                  <w:sz w:val="14"/>
+                                  <w:szCs w:val="14"/>
+                                </w:rPr>
+                              </w:pPr>
+                              <w:r>
+                                <w:rPr>
+                                  <w:color w:val="000000"/>
+                                  <w:sz w:val="14"/>
+                                  <w:szCs w:val="14"/>
+                                </w:rPr>
+                                <w:t>Customer</w:t>
+                              </w:r>
+                            </w:p>
+                          </w:txbxContent>
+                        </ns7:txbx>
+                        <ns7:bodyPr rot="0" spcFirstLastPara="0" vertOverflow="overflow" horzOverflow="overflow" vert="horz" wrap="square" lIns="0" tIns="0" rIns="0" bIns="0" numCol="1" spcCol="0" rtlCol="0" fromWordArt="0" anchor="ctr" anchorCtr="0" forceAA="0" compatLnSpc="1">
+                          <ns5:noAutofit/>
+                        </ns7:bodyPr>
+                      </ns7:wsp>
+                      <ns7:wsp>
+                        <ns7:cNvPr id="7001370" name="ComboBox 7001370"/>
+                        <ns7:cNvSpPr/>
+                        <ns7:spPr>
+                          <ns5:xfrm>
+                            <ns5:off x="2997393" y="388851"/>
+                            <ns5:ext cx="1134149" cy="145819"/>
+                          </ns5:xfrm>
+                          <ns5:prstGeom prst="rect">
+                            <ns5:avLst/>
+                          </ns5:prstGeom>
+                          <ns5:solidFill>
+                            <ns5:srgbClr val="FFFFFF"/>
+                          </ns5:solidFill>
+                          <ns5:ln w="6350">
+                            <ns5:solidFill>
+                              <ns5:srgbClr val="B4B4B4"/>
+                            </ns5:solidFill>
+                          </ns5:ln>
+                        </ns7:spPr>
+                        <ns7:style>
+                          <ns5:lnRef idx="2">
+                            <ns5:schemeClr val="dk1"/>
+                          </ns5:lnRef>
+                          <ns5:fillRef idx="0">
+                            <ns5:schemeClr val="lt1"/>
+                          </ns5:fillRef>
+                          <ns5:effectRef idx="0">
+                            <ns5:schemeClr val="dk1"/>
+                          </ns5:effectRef>
+                          <ns5:fontRef idx="minor">
+                            <ns5:schemeClr val="dk1"/>
+                          </ns5:fontRef>
+                        </ns7:style>
+                        <ns7:txbx>
+                          <w:txbxContent>
+                            <w:p ns2:paraId="777CE2BC" ns2:textId="77777777">
+                              <w:pPr>
+                                <w:rPr>
+                                  <w:color w:val="000000"/>
+                                  <w:sz w:val="13"/>
+                                  <w:szCs w:val="13"/>
+                                </w:rPr>
+                              </w:pPr>
+                              <w:r>
+                                <w:rPr>
+                                  <w:color w:val="000000"/>
+                                  <w:sz w:val="13"/>
+                                  <w:szCs w:val="13"/>
+                                </w:rPr>
+                                <w:t>Kevin Hart</w:t>
+                              </w:r>
+                            </w:p>
+                          </w:txbxContent>
+                        </ns7:txbx>
+                        <ns7:bodyPr rot="0" spcFirstLastPara="0" vertOverflow="overflow" horzOverflow="overflow" vert="horz" wrap="square" lIns="32404" tIns="0" rIns="32404" bIns="0" numCol="1" spcCol="0" rtlCol="0" fromWordArt="0" anchor="ctr" anchorCtr="0" forceAA="0" compatLnSpc="1">
+                          <ns5:noAutofit/>
+                        </ns7:bodyPr>
+                      </ns7:wsp>
+                      <ns7:wsp>
+                        <ns7:cNvPr id="7001507" name="ComboArrow 7001507"/>
+                        <ns7:cNvSpPr/>
+                        <ns7:spPr>
+                          <ns5:xfrm>
+                            <ns5:off x="4026551" y="450095"/>
+                            <ns5:ext cx="61244" cy="34997"/>
+                          </ns5:xfrm>
+                          <ns5:prstGeom prst="triangle">
+                            <ns5:avLst/>
+                          </ns5:prstGeom>
+                          <ns5:solidFill>
+                            <ns5:srgbClr val="595959"/>
+                          </ns5:solidFill>
+                          <ns5:ln>
+                            <ns5:noFill/>
+                          </ns5:ln>
+                        </ns7:spPr>
+                        <ns7:style>
+                          <ns5:lnRef idx="2">
+                            <ns5:schemeClr val="dk1"/>
+                          </ns5:lnRef>
+                          <ns5:fillRef idx="0">
+                            <ns5:schemeClr val="lt1"/>
+                          </ns5:fillRef>
+                          <ns5:effectRef idx="0">
+                            <ns5:schemeClr val="dk1"/>
+                          </ns5:effectRef>
+                          <ns5:fontRef idx="minor">
+                            <ns5:schemeClr val="dk1"/>
+                          </ns5:fontRef>
+                        </ns7:style>
+                        <ns7:bodyPr rot="0" spcFirstLastPara="0" vertOverflow="overflow" horzOverflow="overflow" vert="horz" wrap="square" lIns="32404" tIns="0" rIns="32404" bIns="0" numCol="1" spcCol="0" rtlCol="0" fromWordArt="0" anchor="ctr" anchorCtr="0" forceAA="0" compatLnSpc="1">
+                          <ns5:noAutofit/>
+                        </ns7:bodyPr>
+                      </ns7:wsp>
+                      <ns7:wsp>
+                        <ns7:cNvPr id="7001644" name="CheckBox 7001644"/>
+                        <ns7:cNvSpPr/>
+                        <ns7:spPr>
+                          <ns5:xfrm>
+                            <ns5:off x="4212552" y="405053"/>
+                            <ns5:ext cx="97213" cy="97213"/>
+                          </ns5:xfrm>
+                          <ns5:prstGeom prst="rect">
+                            <ns5:avLst/>
+                          </ns5:prstGeom>
+                          <ns5:solidFill>
+                            <ns5:srgbClr val="FFFFFF"/>
+                          </ns5:solidFill>
+                          <ns5:ln w="6350">
+                            <ns5:solidFill>
+                              <ns5:srgbClr val="606060"/>
+                            </ns5:solidFill>
+                          </ns5:ln>
+                        </ns7:spPr>
+                        <ns7:style>
+                          <ns5:lnRef idx="2">
+                            <ns5:schemeClr val="dk1"/>
+                          </ns5:lnRef>
+                          <ns5:fillRef idx="0">
+                            <ns5:schemeClr val="lt1"/>
+                          </ns5:fillRef>
+                          <ns5:effectRef idx="0">
+                            <ns5:schemeClr val="dk1"/>
+                          </ns5:effectRef>
+                          <ns5:fontRef idx="minor">
+                            <ns5:schemeClr val="dk1"/>
+                          </ns5:fontRef>
+                        </ns7:style>
+                        <ns7:bodyPr rot="0" spcFirstLastPara="0" vertOverflow="overflow" horzOverflow="overflow" vert="horz" wrap="square" lIns="32404" tIns="0" rIns="32404" bIns="0" numCol="1" spcCol="0" rtlCol="0" fromWordArt="0" anchor="ctr" anchorCtr="0" forceAA="0" compatLnSpc="1">
+                          <ns5:noAutofit/>
+                        </ns7:bodyPr>
+                      </ns7:wsp>
+                      <ns7:wsp>
+                        <ns7:cNvPr id="7001781" name="Label 7001781"/>
+                        <ns7:cNvSpPr/>
+                        <ns7:spPr>
+                          <ns5:xfrm>
+                            <ns5:off x="4353510" y="384598"/>
+                            <ns5:ext cx="1098504" cy="138123"/>
+                          </ns5:xfrm>
+                          <ns5:prstGeom prst="rect">
+                            <ns5:avLst/>
+                          </ns5:prstGeom>
+                          <ns5:noFill/>
+                          <ns5:ln>
+                            <ns5:noFill/>
+                          </ns5:ln>
+                        </ns7:spPr>
+                        <ns7:style>
+                          <ns5:lnRef idx="2">
+                            <ns5:schemeClr val="dk1"/>
+                          </ns5:lnRef>
+                          <ns5:fillRef idx="0">
+                            <ns5:schemeClr val="lt1"/>
+                          </ns5:fillRef>
+                          <ns5:effectRef idx="0">
+                            <ns5:schemeClr val="dk1"/>
+                          </ns5:effectRef>
+                          <ns5:fontRef idx="minor">
+                            <ns5:schemeClr val="dk1"/>
+                          </ns5:fontRef>
+                        </ns7:style>
+                        <ns7:txbx>
+                          <w:txbxContent>
+                            <w:p ns2:paraId="34A76F27" ns2:textId="77777777">
+                              <w:pPr>
+                                <w:rPr>
+                                  <w:color w:val="000000"/>
+                                  <w:sz w:val="14"/>
+                                  <w:szCs w:val="14"/>
+                                </w:rPr>
+                              </w:pPr>
+                              <w:r>
+                                <w:rPr>
+                                  <w:color w:val="000000"/>
+                                  <w:sz w:val="14"/>
+                                  <w:szCs w:val="14"/>
+                                </w:rPr>
+                                <w:t>Walk-in (no details)</w:t>
+                              </w:r>
+                            </w:p>
+                          </w:txbxContent>
+                        </ns7:txbx>
+                        <ns7:bodyPr rot="0" spcFirstLastPara="0" vertOverflow="overflow" horzOverflow="overflow" vert="horz" wrap="square" lIns="0" tIns="0" rIns="0" bIns="0" numCol="1" spcCol="0" rtlCol="0" fromWordArt="0" anchor="ctr" anchorCtr="0" forceAA="0" compatLnSpc="1">
+                          <ns5:noAutofit/>
+                        </ns7:bodyPr>
+                      </ns7:wsp>
+                      <ns7:wsp>
+                        <ns7:cNvPr id="7001918" name="ScreenBar 7001918"/>
+                        <ns7:cNvSpPr/>
+                        <ns7:spPr>
+                          <ns5:xfrm>
+                            <ns5:off x="81011" y="712893"/>
+                            <ns5:ext cx="2430318" cy="137718"/>
+                          </ns5:xfrm>
+                          <ns5:prstGeom prst="rect">
+                            <ns5:avLst/>
+                          </ns5:prstGeom>
+                          <ns5:solidFill>
+                            <ns5:srgbClr val="400040"/>
+                          </ns5:solidFill>
+                          <ns5:ln>
+                            <ns5:noFill/>
+                          </ns5:ln>
+                        </ns7:spPr>
+                        <ns7:style>
+                          <ns5:lnRef idx="2">
+                            <ns5:schemeClr val="dk1"/>
+                          </ns5:lnRef>
+                          <ns5:fillRef idx="0">
+                            <ns5:schemeClr val="lt1"/>
+                          </ns5:fillRef>
+                          <ns5:effectRef idx="0">
+                            <ns5:schemeClr val="dk1"/>
+                          </ns5:effectRef>
+                          <ns5:fontRef idx="minor">
+                            <ns5:schemeClr val="dk1"/>
+                          </ns5:fontRef>
+                        </ns7:style>
+                        <ns7:txbx>
+                          <w:txbxContent>
+                            <w:p ns2:paraId="791DB864" ns2:textId="77777777">
+                              <w:pPr>
+                                <w:jc w:val="center"/>
+                                <w:rPr>
+                                  <w:b/>
+                                  <w:bCs/>
+                                  <w:color w:val="FFFFFF"/>
+                                  <w:sz w:val="14"/>
+                                  <w:szCs w:val="14"/>
+                                </w:rPr>
+                              </w:pPr>
+                              <w:r>
+                                <w:rPr>
+                                  <w:b/>
+                                  <w:bCs/>
+                                  <w:color w:val="FFFFFF"/>
+                                  <w:sz w:val="14"/>
+                                  <w:szCs w:val="14"/>
+                                </w:rPr>
+                                <w:t>S C R E E N</w:t>
+                              </w:r>
+                            </w:p>
+                          </w:txbxContent>
+                        </ns7:txbx>
+                        <ns7:bodyPr rot="0" spcFirstLastPara="0" vertOverflow="overflow" horzOverflow="overflow" vert="horz" wrap="square" lIns="32404" tIns="0" rIns="32404" bIns="0" numCol="1" spcCol="0" rtlCol="0" fromWordArt="0" anchor="ctr" anchorCtr="0" forceAA="0" compatLnSpc="1">
+                          <ns5:noAutofit/>
+                        </ns7:bodyPr>
+                      </ns7:wsp>
+                      <ns7:wsp>
+                        <ns7:cNvPr id="7002055" name="SeatPanel 7002055"/>
+                        <ns7:cNvSpPr/>
+                        <ns7:spPr>
+                          <ns5:xfrm>
+                            <ns5:off x="81011" y="891117"/>
+                            <ns5:ext cx="2430318" cy="1360978"/>
+                          </ns5:xfrm>
+                          <ns5:prstGeom prst="rect">
+                            <ns5:avLst/>
+                          </ns5:prstGeom>
+                          <ns5:noFill/>
+                          <ns5:ln w="6350">
+                            <ns5:solidFill>
+                              <ns5:srgbClr val="B4B4B4"/>
+                            </ns5:solidFill>
+                          </ns5:ln>
+                        </ns7:spPr>
+                        <ns7:style>
+                          <ns5:lnRef idx="2">
+                            <ns5:schemeClr val="dk1"/>
+                          </ns5:lnRef>
+                          <ns5:fillRef idx="0">
+                            <ns5:schemeClr val="lt1"/>
+                          </ns5:fillRef>
+                          <ns5:effectRef idx="0">
+                            <ns5:schemeClr val="dk1"/>
+                          </ns5:effectRef>
+                          <ns5:fontRef idx="minor">
+                            <ns5:schemeClr val="dk1"/>
+                          </ns5:fontRef>
+                        </ns7:style>
+                        <ns7:bodyPr rot="0" spcFirstLastPara="0" vertOverflow="overflow" horzOverflow="overflow" vert="horz" wrap="square" lIns="32404" tIns="0" rIns="32404" bIns="0" numCol="1" spcCol="0" rtlCol="0" fromWordArt="0" anchor="ctr" anchorCtr="0" forceAA="0" compatLnSpc="1">
+                          <ns5:noAutofit/>
+                        </ns7:bodyPr>
+                      </ns7:wsp>
+                      <ns7:wsp>
+                        <ns7:cNvPr id="7002192" name="Seat 7002192"/>
+                        <ns7:cNvSpPr/>
+                        <ns7:spPr>
+                          <ns5:xfrm>
+                            <ns5:off x="137718" y="939723"/>
+                            <ns5:ext cx="214678" cy="178223"/>
+                          </ns5:xfrm>
+                          <ns5:prstGeom prst="rect">
+                            <ns5:avLst/>
+                          </ns5:prstGeom>
+                          <ns5:solidFill>
+                            <ns5:srgbClr val="FFC0FF"/>
+                          </ns5:solidFill>
+                          <ns5:ln w="12700">
+                            <ns5:solidFill>
+                              <ns5:srgbClr val="1E8C46"/>
+                            </ns5:solidFill>
+                          </ns5:ln>
+                        </ns7:spPr>
+                        <ns7:style>
+                          <ns5:lnRef idx="2">
+                            <ns5:schemeClr val="dk1"/>
+                          </ns5:lnRef>
+                          <ns5:fillRef idx="0">
+                            <ns5:schemeClr val="lt1"/>
+                          </ns5:fillRef>
+                          <ns5:effectRef idx="0">
+                            <ns5:schemeClr val="dk1"/>
+                          </ns5:effectRef>
+                          <ns5:fontRef idx="minor">
+                            <ns5:schemeClr val="dk1"/>
+                          </ns5:fontRef>
+                        </ns7:style>
+                        <ns7:txbx>
+                          <w:txbxContent>
+                            <w:p ns2:paraId="6D1D945C" ns2:textId="77777777">
+                              <w:pPr>
+                                <w:jc w:val="center"/>
+                                <w:rPr>
+                                  <w:color w:val="000000"/>
+                                  <w:sz w:val="12"/>
+                                  <w:szCs w:val="12"/>
+                                </w:rPr>
+                              </w:pPr>
+                              <w:r>
+                                <w:rPr>
+                                  <w:color w:val="000000"/>
+                                  <w:sz w:val="12"/>
+                                  <w:szCs w:val="12"/>
+                                </w:rPr>
+                                <w:t>A1</w:t>
+                              </w:r>
+                            </w:p>
+                          </w:txbxContent>
+                        </ns7:txbx>
+                        <ns7:bodyPr rot="0" spcFirstLastPara="0" vertOverflow="overflow" horzOverflow="overflow" vert="horz" wrap="square" lIns="0" tIns="0" rIns="0" bIns="0" numCol="1" spcCol="0" rtlCol="0" fromWordArt="0" anchor="ctr" anchorCtr="0" forceAA="0" compatLnSpc="1">
+                          <ns5:noAutofit/>
+                        </ns7:bodyPr>
+                      </ns7:wsp>
+                      <ns7:wsp>
+                        <ns7:cNvPr id="7002329" name="Seat 7002329"/>
+                        <ns7:cNvSpPr/>
+                        <ns7:spPr>
+                          <ns5:xfrm>
+                            <ns5:off x="364548" y="939723"/>
+                            <ns5:ext cx="214678" cy="178223"/>
+                          </ns5:xfrm>
+                          <ns5:prstGeom prst="rect">
+                            <ns5:avLst/>
+                          </ns5:prstGeom>
+                          <ns5:solidFill>
+                            <ns5:srgbClr val="FFC0FF"/>
+                          </ns5:solidFill>
+                          <ns5:ln w="12700">
+                            <ns5:solidFill>
+                              <ns5:srgbClr val="1E8C46"/>
+                            </ns5:solidFill>
+                          </ns5:ln>
+                        </ns7:spPr>
+                        <ns7:style>
+                          <ns5:lnRef idx="2">
+                            <ns5:schemeClr val="dk1"/>
+                          </ns5:lnRef>
+                          <ns5:fillRef idx="0">
+                            <ns5:schemeClr val="lt1"/>
+                          </ns5:fillRef>
+                          <ns5:effectRef idx="0">
+                            <ns5:schemeClr val="dk1"/>
+                          </ns5:effectRef>
+                          <ns5:fontRef idx="minor">
+                            <ns5:schemeClr val="dk1"/>
+                          </ns5:fontRef>
+                        </ns7:style>
+                        <ns7:txbx>
+                          <w:txbxContent>
+                            <w:p ns2:paraId="5AA936AA" ns2:textId="77777777">
+                              <w:pPr>
+                                <w:jc w:val="center"/>
+                                <w:rPr>
+                                  <w:color w:val="000000"/>
+                                  <w:sz w:val="12"/>
+                                  <w:szCs w:val="12"/>
+                                </w:rPr>
+                              </w:pPr>
+                              <w:r>
+                                <w:rPr>
+                                  <w:color w:val="000000"/>
+                                  <w:sz w:val="12"/>
+                                  <w:szCs w:val="12"/>
+                                </w:rPr>
+                                <w:t>A2</w:t>
+                              </w:r>
+                            </w:p>
+                          </w:txbxContent>
+                        </ns7:txbx>
+                        <ns7:bodyPr rot="0" spcFirstLastPara="0" vertOverflow="overflow" horzOverflow="overflow" vert="horz" wrap="square" lIns="0" tIns="0" rIns="0" bIns="0" numCol="1" spcCol="0" rtlCol="0" fromWordArt="0" anchor="ctr" anchorCtr="0" forceAA="0" compatLnSpc="1">
+                          <ns5:noAutofit/>
+                        </ns7:bodyPr>
+                      </ns7:wsp>
+                      <ns7:wsp>
+                        <ns7:cNvPr id="7002466" name="Seat 7002466"/>
+                        <ns7:cNvSpPr/>
+                        <ns7:spPr>
+                          <ns5:xfrm>
+                            <ns5:off x="591377" y="939723"/>
+                            <ns5:ext cx="214678" cy="178223"/>
+                          </ns5:xfrm>
+                          <ns5:prstGeom prst="rect">
+                            <ns5:avLst/>
+                          </ns5:prstGeom>
+                          <ns5:solidFill>
+                            <ns5:srgbClr val="FFC0FF"/>
+                          </ns5:solidFill>
+                          <ns5:ln w="12700">
+                            <ns5:solidFill>
+                              <ns5:srgbClr val="1E8C46"/>
+                            </ns5:solidFill>
+                          </ns5:ln>
+                        </ns7:spPr>
+                        <ns7:style>
+                          <ns5:lnRef idx="2">
+                            <ns5:schemeClr val="dk1"/>
+                          </ns5:lnRef>
+                          <ns5:fillRef idx="0">
+                            <ns5:schemeClr val="lt1"/>
+                          </ns5:fillRef>
+                          <ns5:effectRef idx="0">
+                            <ns5:schemeClr val="dk1"/>
+                          </ns5:effectRef>
+                          <ns5:fontRef idx="minor">
+                            <ns5:schemeClr val="dk1"/>
+                          </ns5:fontRef>
+                        </ns7:style>
+                        <ns7:txbx>
+                          <w:txbxContent>
+                            <w:p ns2:paraId="0E7FE7BB" ns2:textId="77777777">
+                              <w:pPr>
+                                <w:jc w:val="center"/>
+                                <w:rPr>
+                                  <w:color w:val="000000"/>
+                                  <w:sz w:val="12"/>
+                                  <w:szCs w:val="12"/>
+                                </w:rPr>
+                              </w:pPr>
+                              <w:r>
+                                <w:rPr>
+                                  <w:color w:val="000000"/>
+                                  <w:sz w:val="12"/>
+                                  <w:szCs w:val="12"/>
+                                </w:rPr>
+                                <w:t>A3</w:t>
+                              </w:r>
+                            </w:p>
+                          </w:txbxContent>
+                        </ns7:txbx>
+                        <ns7:bodyPr rot="0" spcFirstLastPara="0" vertOverflow="overflow" horzOverflow="overflow" vert="horz" wrap="square" lIns="0" tIns="0" rIns="0" bIns="0" numCol="1" spcCol="0" rtlCol="0" fromWordArt="0" anchor="ctr" anchorCtr="0" forceAA="0" compatLnSpc="1">
+                          <ns5:noAutofit/>
+                        </ns7:bodyPr>
+                      </ns7:wsp>
+                      <ns7:wsp>
+                        <ns7:cNvPr id="7002603" name="Seat 7002603"/>
+                        <ns7:cNvSpPr/>
+                        <ns7:spPr>
+                          <ns5:xfrm>
+                            <ns5:off x="818207" y="939723"/>
+                            <ns5:ext cx="214678" cy="178223"/>
+                          </ns5:xfrm>
+                          <ns5:prstGeom prst="rect">
+                            <ns5:avLst/>
+                          </ns5:prstGeom>
+                          <ns5:solidFill>
+                            <ns5:srgbClr val="FFC0FF"/>
+                          </ns5:solidFill>
+                          <ns5:ln w="12700">
+                            <ns5:solidFill>
+                              <ns5:srgbClr val="1E8C46"/>
+                            </ns5:solidFill>
+                          </ns5:ln>
+                        </ns7:spPr>
+                        <ns7:style>
+                          <ns5:lnRef idx="2">
+                            <ns5:schemeClr val="dk1"/>
+                          </ns5:lnRef>
+                          <ns5:fillRef idx="0">
+                            <ns5:schemeClr val="lt1"/>
+                          </ns5:fillRef>
+                          <ns5:effectRef idx="0">
+                            <ns5:schemeClr val="dk1"/>
+                          </ns5:effectRef>
+                          <ns5:fontRef idx="minor">
+                            <ns5:schemeClr val="dk1"/>
+                          </ns5:fontRef>
+                        </ns7:style>
+                        <ns7:txbx>
+                          <w:txbxContent>
+                            <w:p ns2:paraId="2EA572B0" ns2:textId="77777777">
+                              <w:pPr>
+                                <w:jc w:val="center"/>
+                                <w:rPr>
+                                  <w:color w:val="000000"/>
+                                  <w:sz w:val="12"/>
+                                  <w:szCs w:val="12"/>
+                                </w:rPr>
+                              </w:pPr>
+                              <w:r>
+                                <w:rPr>
+                                  <w:color w:val="000000"/>
+                                  <w:sz w:val="12"/>
+                                  <w:szCs w:val="12"/>
+                                </w:rPr>
+                                <w:t>A4</w:t>
+                              </w:r>
+                            </w:p>
+                          </w:txbxContent>
+                        </ns7:txbx>
+                        <ns7:bodyPr rot="0" spcFirstLastPara="0" vertOverflow="overflow" horzOverflow="overflow" vert="horz" wrap="square" lIns="0" tIns="0" rIns="0" bIns="0" numCol="1" spcCol="0" rtlCol="0" fromWordArt="0" anchor="ctr" anchorCtr="0" forceAA="0" compatLnSpc="1">
+                          <ns5:noAutofit/>
+                        </ns7:bodyPr>
+                      </ns7:wsp>
+                      <ns7:wsp>
+                        <ns7:cNvPr id="7002740" name="Seat 7002740"/>
+                        <ns7:cNvSpPr/>
+                        <ns7:spPr>
+                          <ns5:xfrm>
+                            <ns5:off x="1045037" y="939723"/>
+                            <ns5:ext cx="214678" cy="178223"/>
+                          </ns5:xfrm>
+                          <ns5:prstGeom prst="rect">
+                            <ns5:avLst/>
+                          </ns5:prstGeom>
+                          <ns5:solidFill>
+                            <ns5:srgbClr val="FFC0FF"/>
+                          </ns5:solidFill>
+                          <ns5:ln w="12700">
+                            <ns5:solidFill>
+                              <ns5:srgbClr val="1E8C46"/>
+                            </ns5:solidFill>
+                          </ns5:ln>
+                        </ns7:spPr>
+                        <ns7:style>
+                          <ns5:lnRef idx="2">
+                            <ns5:schemeClr val="dk1"/>
+                          </ns5:lnRef>
+                          <ns5:fillRef idx="0">
+                            <ns5:schemeClr val="lt1"/>
+                          </ns5:fillRef>
+                          <ns5:effectRef idx="0">
+                            <ns5:schemeClr val="dk1"/>
+                          </ns5:effectRef>
+                          <ns5:fontRef idx="minor">
+                            <ns5:schemeClr val="dk1"/>
+                          </ns5:fontRef>
+                        </ns7:style>
+                        <ns7:txbx>
+                          <w:txbxContent>
+                            <w:p ns2:paraId="1A9B2161" ns2:textId="77777777">
+                              <w:pPr>
+                                <w:jc w:val="center"/>
+                                <w:rPr>
+                                  <w:color w:val="000000"/>
+                                  <w:sz w:val="12"/>
+                                  <w:szCs w:val="12"/>
+                                </w:rPr>
+                              </w:pPr>
+                              <w:r>
+                                <w:rPr>
+                                  <w:color w:val="000000"/>
+                                  <w:sz w:val="12"/>
+                                  <w:szCs w:val="12"/>
+                                </w:rPr>
+                                <w:t>A5</w:t>
+                              </w:r>
+                            </w:p>
+                          </w:txbxContent>
+                        </ns7:txbx>
+                        <ns7:bodyPr rot="0" spcFirstLastPara="0" vertOverflow="overflow" horzOverflow="overflow" vert="horz" wrap="square" lIns="0" tIns="0" rIns="0" bIns="0" numCol="1" spcCol="0" rtlCol="0" fromWordArt="0" anchor="ctr" anchorCtr="0" forceAA="0" compatLnSpc="1">
+                          <ns5:noAutofit/>
+                        </ns7:bodyPr>
+                      </ns7:wsp>
+                      <ns7:wsp>
+                        <ns7:cNvPr id="7002877" name="Seat 7002877"/>
+                        <ns7:cNvSpPr/>
+                        <ns7:spPr>
+                          <ns5:xfrm>
+                            <ns5:off x="1271867" y="939723"/>
+                            <ns5:ext cx="214678" cy="178223"/>
+                          </ns5:xfrm>
+                          <ns5:prstGeom prst="rect">
+                            <ns5:avLst/>
+                          </ns5:prstGeom>
+                          <ns5:solidFill>
+                            <ns5:srgbClr val="FFC0FF"/>
+                          </ns5:solidFill>
+                          <ns5:ln w="12700">
+                            <ns5:solidFill>
+                              <ns5:srgbClr val="1E8C46"/>
+                            </ns5:solidFill>
+                          </ns5:ln>
+                        </ns7:spPr>
+                        <ns7:style>
+                          <ns5:lnRef idx="2">
+                            <ns5:schemeClr val="dk1"/>
+                          </ns5:lnRef>
+                          <ns5:fillRef idx="0">
+                            <ns5:schemeClr val="lt1"/>
+                          </ns5:fillRef>
+                          <ns5:effectRef idx="0">
+                            <ns5:schemeClr val="dk1"/>
+                          </ns5:effectRef>
+                          <ns5:fontRef idx="minor">
+                            <ns5:schemeClr val="dk1"/>
+                          </ns5:fontRef>
+                        </ns7:style>
+                        <ns7:txbx>
+                          <w:txbxContent>
+                            <w:p ns2:paraId="0880DA45" ns2:textId="77777777">
+                              <w:pPr>
+                                <w:jc w:val="center"/>
+                                <w:rPr>
+                                  <w:color w:val="000000"/>
+                                  <w:sz w:val="12"/>
+                                  <w:szCs w:val="12"/>
+                                </w:rPr>
+                              </w:pPr>
+                              <w:r>
+                                <w:rPr>
+                                  <w:color w:val="000000"/>
+                                  <w:sz w:val="12"/>
+                                  <w:szCs w:val="12"/>
+                                </w:rPr>
+                                <w:t>A6</w:t>
+                              </w:r>
+                            </w:p>
+                          </w:txbxContent>
+                        </ns7:txbx>
+                        <ns7:bodyPr rot="0" spcFirstLastPara="0" vertOverflow="overflow" horzOverflow="overflow" vert="horz" wrap="square" lIns="0" tIns="0" rIns="0" bIns="0" numCol="1" spcCol="0" rtlCol="0" fromWordArt="0" anchor="ctr" anchorCtr="0" forceAA="0" compatLnSpc="1">
+                          <ns5:noAutofit/>
+                        </ns7:bodyPr>
+                      </ns7:wsp>
+                      <ns7:wsp>
+                        <ns7:cNvPr id="7003014" name="Seat 7003014"/>
+                        <ns7:cNvSpPr/>
+                        <ns7:spPr>
+                          <ns5:xfrm>
+                            <ns5:off x="1498696" y="939723"/>
+                            <ns5:ext cx="214678" cy="178223"/>
+                          </ns5:xfrm>
+                          <ns5:prstGeom prst="rect">
+                            <ns5:avLst/>
+                          </ns5:prstGeom>
+                          <ns5:solidFill>
+                            <ns5:srgbClr val="FFC0FF"/>
+                          </ns5:solidFill>
+                          <ns5:ln w="12700">
+                            <ns5:solidFill>
+                              <ns5:srgbClr val="1E8C46"/>
+                            </ns5:solidFill>
+                          </ns5:ln>
+                        </ns7:spPr>
+                        <ns7:style>
+                          <ns5:lnRef idx="2">
+                            <ns5:schemeClr val="dk1"/>
+                          </ns5:lnRef>
+                          <ns5:fillRef idx="0">
+                            <ns5:schemeClr val="lt1"/>
+                          </ns5:fillRef>
+                          <ns5:effectRef idx="0">
+                            <ns5:schemeClr val="dk1"/>
+                          </ns5:effectRef>
+                          <ns5:fontRef idx="minor">
+                            <ns5:schemeClr val="dk1"/>
+                          </ns5:fontRef>
+                        </ns7:style>
+                        <ns7:txbx>
+                          <w:txbxContent>
+                            <w:p ns2:paraId="51811905" ns2:textId="77777777">
+                              <w:pPr>
+                                <w:jc w:val="center"/>
+                                <w:rPr>
+                                  <w:color w:val="000000"/>
+                                  <w:sz w:val="12"/>
+                                  <w:szCs w:val="12"/>
+                                </w:rPr>
+                              </w:pPr>
+                              <w:r>
+                                <w:rPr>
+                                  <w:color w:val="000000"/>
+                                  <w:sz w:val="12"/>
+                                  <w:szCs w:val="12"/>
+                                </w:rPr>
+                                <w:t>A7</w:t>
+                              </w:r>
+                            </w:p>
+                          </w:txbxContent>
+                        </ns7:txbx>
+                        <ns7:bodyPr rot="0" spcFirstLastPara="0" vertOverflow="overflow" horzOverflow="overflow" vert="horz" wrap="square" lIns="0" tIns="0" rIns="0" bIns="0" numCol="1" spcCol="0" rtlCol="0" fromWordArt="0" anchor="ctr" anchorCtr="0" forceAA="0" compatLnSpc="1">
+                          <ns5:noAutofit/>
+                        </ns7:bodyPr>
+                      </ns7:wsp>
+                      <ns7:wsp>
+                        <ns7:cNvPr id="7003151" name="Seat 7003151"/>
+                        <ns7:cNvSpPr/>
+                        <ns7:spPr>
+                          <ns5:xfrm>
+                            <ns5:off x="1725526" y="939723"/>
+                            <ns5:ext cx="214678" cy="178223"/>
+                          </ns5:xfrm>
+                          <ns5:prstGeom prst="rect">
+                            <ns5:avLst/>
+                          </ns5:prstGeom>
+                          <ns5:solidFill>
+                            <ns5:srgbClr val="FFC0FF"/>
+                          </ns5:solidFill>
+                          <ns5:ln w="12700">
+                            <ns5:solidFill>
+                              <ns5:srgbClr val="1E8C46"/>
+                            </ns5:solidFill>
+                          </ns5:ln>
+                        </ns7:spPr>
+                        <ns7:style>
+                          <ns5:lnRef idx="2">
+                            <ns5:schemeClr val="dk1"/>
+                          </ns5:lnRef>
+                          <ns5:fillRef idx="0">
+                            <ns5:schemeClr val="lt1"/>
+                          </ns5:fillRef>
+                          <ns5:effectRef idx="0">
+                            <ns5:schemeClr val="dk1"/>
+                          </ns5:effectRef>
+                          <ns5:fontRef idx="minor">
+                            <ns5:schemeClr val="dk1"/>
+                          </ns5:fontRef>
+                        </ns7:style>
+                        <ns7:txbx>
+                          <w:txbxContent>
+                            <w:p ns2:paraId="6C896791" ns2:textId="77777777">
+                              <w:pPr>
+                                <w:jc w:val="center"/>
+                                <w:rPr>
+                                  <w:color w:val="000000"/>
+                                  <w:sz w:val="12"/>
+                                  <w:szCs w:val="12"/>
+                                </w:rPr>
+                              </w:pPr>
+                              <w:r>
+                                <w:rPr>
+                                  <w:color w:val="000000"/>
+                                  <w:sz w:val="12"/>
+                                  <w:szCs w:val="12"/>
+                                </w:rPr>
+                                <w:t>A8</w:t>
+                              </w:r>
+                            </w:p>
+                          </w:txbxContent>
+                        </ns7:txbx>
+                        <ns7:bodyPr rot="0" spcFirstLastPara="0" vertOverflow="overflow" horzOverflow="overflow" vert="horz" wrap="square" lIns="0" tIns="0" rIns="0" bIns="0" numCol="1" spcCol="0" rtlCol="0" fromWordArt="0" anchor="ctr" anchorCtr="0" forceAA="0" compatLnSpc="1">
+                          <ns5:noAutofit/>
+                        </ns7:bodyPr>
+                      </ns7:wsp>
+                      <ns7:wsp>
+                        <ns7:cNvPr id="7003288" name="Seat 7003288"/>
+                        <ns7:cNvSpPr/>
+                        <ns7:spPr>
+                          <ns5:xfrm>
+                            <ns5:off x="1952356" y="939723"/>
+                            <ns5:ext cx="214678" cy="178223"/>
+                          </ns5:xfrm>
+                          <ns5:prstGeom prst="rect">
+                            <ns5:avLst/>
+                          </ns5:prstGeom>
+                          <ns5:solidFill>
+                            <ns5:srgbClr val="FFC0FF"/>
+                          </ns5:solidFill>
+                          <ns5:ln w="12700">
+                            <ns5:solidFill>
+                              <ns5:srgbClr val="1E8C46"/>
+                            </ns5:solidFill>
+                          </ns5:ln>
+                        </ns7:spPr>
+                        <ns7:style>
+                          <ns5:lnRef idx="2">
+                            <ns5:schemeClr val="dk1"/>
+                          </ns5:lnRef>
+                          <ns5:fillRef idx="0">
+                            <ns5:schemeClr val="lt1"/>
+                          </ns5:fillRef>
+                          <ns5:effectRef idx="0">
+                            <ns5:schemeClr val="dk1"/>
+                          </ns5:effectRef>
+                          <ns5:fontRef idx="minor">
+                            <ns5:schemeClr val="dk1"/>
+                          </ns5:fontRef>
+                        </ns7:style>
+                        <ns7:txbx>
+                          <w:txbxContent>
+                            <w:p ns2:paraId="1D723BCD" ns2:textId="77777777">
+                              <w:pPr>
+                                <w:jc w:val="center"/>
+                                <w:rPr>
+                                  <w:color w:val="000000"/>
+                                  <w:sz w:val="12"/>
+                                  <w:szCs w:val="12"/>
+                                </w:rPr>
+                              </w:pPr>
+                              <w:r>
+                                <w:rPr>
+                                  <w:color w:val="000000"/>
+                                  <w:sz w:val="12"/>
+                                  <w:szCs w:val="12"/>
+                                </w:rPr>
+                                <w:t>A9</w:t>
+                              </w:r>
+                            </w:p>
+                          </w:txbxContent>
+                        </ns7:txbx>
+                        <ns7:bodyPr rot="0" spcFirstLastPara="0" vertOverflow="overflow" horzOverflow="overflow" vert="horz" wrap="square" lIns="0" tIns="0" rIns="0" bIns="0" numCol="1" spcCol="0" rtlCol="0" fromWordArt="0" anchor="ctr" anchorCtr="0" forceAA="0" compatLnSpc="1">
+                          <ns5:noAutofit/>
+                        </ns7:bodyPr>
+                      </ns7:wsp>
+                      <ns7:wsp>
+                        <ns7:cNvPr id="7003425" name="Seat 7003425"/>
+                        <ns7:cNvSpPr/>
+                        <ns7:spPr>
+                          <ns5:xfrm>
+                            <ns5:off x="2179185" y="939723"/>
+                            <ns5:ext cx="214678" cy="178223"/>
+                          </ns5:xfrm>
+                          <ns5:prstGeom prst="rect">
+                            <ns5:avLst/>
+                          </ns5:prstGeom>
+                          <ns5:solidFill>
+                            <ns5:srgbClr val="FFC0FF"/>
+                          </ns5:solidFill>
+                          <ns5:ln w="12700">
+                            <ns5:solidFill>
+                              <ns5:srgbClr val="1E8C46"/>
+                            </ns5:solidFill>
+                          </ns5:ln>
+                        </ns7:spPr>
+                        <ns7:style>
+                          <ns5:lnRef idx="2">
+                            <ns5:schemeClr val="dk1"/>
+                          </ns5:lnRef>
+                          <ns5:fillRef idx="0">
+                            <ns5:schemeClr val="lt1"/>
+                          </ns5:fillRef>
+                          <ns5:effectRef idx="0">
+                            <ns5:schemeClr val="dk1"/>
+                          </ns5:effectRef>
+                          <ns5:fontRef idx="minor">
+                            <ns5:schemeClr val="dk1"/>
+                          </ns5:fontRef>
+                        </ns7:style>
+                        <ns7:txbx>
+                          <w:txbxContent>
+                            <w:p ns2:paraId="64DEF089" ns2:textId="77777777">
+                              <w:pPr>
+                                <w:jc w:val="center"/>
+                                <w:rPr>
+                                  <w:color w:val="000000"/>
+                                  <w:sz w:val="12"/>
+                                  <w:szCs w:val="12"/>
+                                </w:rPr>
+                              </w:pPr>
+                              <w:r>
+                                <w:rPr>
+                                  <w:color w:val="000000"/>
+                                  <w:sz w:val="12"/>
+                                  <w:szCs w:val="12"/>
+                                </w:rPr>
+                                <w:t>A10</w:t>
+                              </w:r>
+                            </w:p>
+                          </w:txbxContent>
+                        </ns7:txbx>
+                        <ns7:bodyPr rot="0" spcFirstLastPara="0" vertOverflow="overflow" horzOverflow="overflow" vert="horz" wrap="square" lIns="0" tIns="0" rIns="0" bIns="0" numCol="1" spcCol="0" rtlCol="0" fromWordArt="0" anchor="ctr" anchorCtr="0" forceAA="0" compatLnSpc="1">
+                          <ns5:noAutofit/>
+                        </ns7:bodyPr>
+                      </ns7:wsp>
+                      <ns7:wsp>
+                        <ns7:cNvPr id="7003562" name="Seat 7003562"/>
+                        <ns7:cNvSpPr/>
+                        <ns7:spPr>
+                          <ns5:xfrm>
+                            <ns5:off x="137718" y="1130098"/>
+                            <ns5:ext cx="214678" cy="178223"/>
+                          </ns5:xfrm>
+                          <ns5:prstGeom prst="rect">
+                            <ns5:avLst/>
+                          </ns5:prstGeom>
+                          <ns5:solidFill>
+                            <ns5:srgbClr val="FFC0FF"/>
+                          </ns5:solidFill>
+                          <ns5:ln w="12700">
+                            <ns5:solidFill>
+                              <ns5:srgbClr val="1E8C46"/>
+                            </ns5:solidFill>
+                          </ns5:ln>
+                        </ns7:spPr>
+                        <ns7:style>
+                          <ns5:lnRef idx="2">
+                            <ns5:schemeClr val="dk1"/>
+                          </ns5:lnRef>
+                          <ns5:fillRef idx="0">
+                            <ns5:schemeClr val="lt1"/>
+                          </ns5:fillRef>
+                          <ns5:effectRef idx="0">
+                            <ns5:schemeClr val="dk1"/>
+                          </ns5:effectRef>
+                          <ns5:fontRef idx="minor">
+                            <ns5:schemeClr val="dk1"/>
+                          </ns5:fontRef>
+                        </ns7:style>
+                        <ns7:txbx>
+                          <w:txbxContent>
+                            <w:p ns2:paraId="45AE164A" ns2:textId="77777777">
+                              <w:pPr>
+                                <w:jc w:val="center"/>
+                                <w:rPr>
+                                  <w:color w:val="000000"/>
+                                  <w:sz w:val="12"/>
+                                  <w:szCs w:val="12"/>
+                                </w:rPr>
+                              </w:pPr>
+                              <w:r>
+                                <w:rPr>
+                                  <w:color w:val="000000"/>
+                                  <w:sz w:val="12"/>
+                                  <w:szCs w:val="12"/>
+                                </w:rPr>
+                                <w:t>B1</w:t>
+                              </w:r>
+                            </w:p>
+                          </w:txbxContent>
+                        </ns7:txbx>
+                        <ns7:bodyPr rot="0" spcFirstLastPara="0" vertOverflow="overflow" horzOverflow="overflow" vert="horz" wrap="square" lIns="0" tIns="0" rIns="0" bIns="0" numCol="1" spcCol="0" rtlCol="0" fromWordArt="0" anchor="ctr" anchorCtr="0" forceAA="0" compatLnSpc="1">
+                          <ns5:noAutofit/>
+                        </ns7:bodyPr>
+                      </ns7:wsp>
+                      <ns7:wsp>
+                        <ns7:cNvPr id="7003699" name="Seat 7003699"/>
+                        <ns7:cNvSpPr/>
+                        <ns7:spPr>
+                          <ns5:xfrm>
+                            <ns5:off x="364548" y="1130098"/>
+                            <ns5:ext cx="214678" cy="178223"/>
+                          </ns5:xfrm>
+                          <ns5:prstGeom prst="rect">
+                            <ns5:avLst/>
+                          </ns5:prstGeom>
+                          <ns5:solidFill>
+                            <ns5:srgbClr val="FFC0FF"/>
+                          </ns5:solidFill>
+                          <ns5:ln w="12700">
+                            <ns5:solidFill>
+                              <ns5:srgbClr val="1E8C46"/>
+                            </ns5:solidFill>
+                          </ns5:ln>
+                        </ns7:spPr>
+                        <ns7:style>
+                          <ns5:lnRef idx="2">
+                            <ns5:schemeClr val="dk1"/>
+                          </ns5:lnRef>
+                          <ns5:fillRef idx="0">
+                            <ns5:schemeClr val="lt1"/>
+                          </ns5:fillRef>
+                          <ns5:effectRef idx="0">
+                            <ns5:schemeClr val="dk1"/>
+                          </ns5:effectRef>
+                          <ns5:fontRef idx="minor">
+                            <ns5:schemeClr val="dk1"/>
+                          </ns5:fontRef>
+                        </ns7:style>
+                        <ns7:txbx>
+                          <w:txbxContent>
+                            <w:p ns2:paraId="2919E1D8" ns2:textId="77777777">
+                              <w:pPr>
+                                <w:jc w:val="center"/>
+                                <w:rPr>
+                                  <w:color w:val="000000"/>
+                                  <w:sz w:val="12"/>
+                                  <w:szCs w:val="12"/>
+                                </w:rPr>
+                              </w:pPr>
+                              <w:r>
+                                <w:rPr>
+                                  <w:color w:val="000000"/>
+                                  <w:sz w:val="12"/>
+                                  <w:szCs w:val="12"/>
+                                </w:rPr>
+                                <w:t>B2</w:t>
+                              </w:r>
+                            </w:p>
+                          </w:txbxContent>
+                        </ns7:txbx>
+                        <ns7:bodyPr rot="0" spcFirstLastPara="0" vertOverflow="overflow" horzOverflow="overflow" vert="horz" wrap="square" lIns="0" tIns="0" rIns="0" bIns="0" numCol="1" spcCol="0" rtlCol="0" fromWordArt="0" anchor="ctr" anchorCtr="0" forceAA="0" compatLnSpc="1">
+                          <ns5:noAutofit/>
+                        </ns7:bodyPr>
+                      </ns7:wsp>
+                      <ns7:wsp>
+                        <ns7:cNvPr id="7003836" name="Seat 7003836"/>
+                        <ns7:cNvSpPr/>
+                        <ns7:spPr>
+                          <ns5:xfrm>
+                            <ns5:off x="591377" y="1130098"/>
+                            <ns5:ext cx="214678" cy="178223"/>
+                          </ns5:xfrm>
+                          <ns5:prstGeom prst="rect">
+                            <ns5:avLst/>
+                          </ns5:prstGeom>
+                          <ns5:solidFill>
+                            <ns5:srgbClr val="FFC0FF"/>
+                          </ns5:solidFill>
+                          <ns5:ln w="12700">
+                            <ns5:solidFill>
+                              <ns5:srgbClr val="1E8C46"/>
+                            </ns5:solidFill>
+                          </ns5:ln>
+                        </ns7:spPr>
+                        <ns7:style>
+                          <ns5:lnRef idx="2">
+                            <ns5:schemeClr val="dk1"/>
+                          </ns5:lnRef>
+                          <ns5:fillRef idx="0">
+                            <ns5:schemeClr val="lt1"/>
+                          </ns5:fillRef>
+                          <ns5:effectRef idx="0">
+                            <ns5:schemeClr val="dk1"/>
+                          </ns5:effectRef>
+                          <ns5:fontRef idx="minor">
+                            <ns5:schemeClr val="dk1"/>
+                          </ns5:fontRef>
+                        </ns7:style>
+                        <ns7:txbx>
+                          <w:txbxContent>
+                            <w:p ns2:paraId="6BB59DE0" ns2:textId="77777777">
+                              <w:pPr>
+                                <w:jc w:val="center"/>
+                                <w:rPr>
+                                  <w:color w:val="000000"/>
+                                  <w:sz w:val="12"/>
+                                  <w:szCs w:val="12"/>
+                                </w:rPr>
+                              </w:pPr>
+                              <w:r>
+                                <w:rPr>
+                                  <w:color w:val="000000"/>
+                                  <w:sz w:val="12"/>
+                                  <w:szCs w:val="12"/>
+                                </w:rPr>
+                                <w:t>B3</w:t>
+                              </w:r>
+                            </w:p>
+                          </w:txbxContent>
+                        </ns7:txbx>
+                        <ns7:bodyPr rot="0" spcFirstLastPara="0" vertOverflow="overflow" horzOverflow="overflow" vert="horz" wrap="square" lIns="0" tIns="0" rIns="0" bIns="0" numCol="1" spcCol="0" rtlCol="0" fromWordArt="0" anchor="ctr" anchorCtr="0" forceAA="0" compatLnSpc="1">
+                          <ns5:noAutofit/>
+                        </ns7:bodyPr>
+                      </ns7:wsp>
+                      <ns7:wsp>
+                        <ns7:cNvPr id="7003973" name="Seat 7003973"/>
+                        <ns7:cNvSpPr/>
+                        <ns7:spPr>
+                          <ns5:xfrm>
+                            <ns5:off x="818207" y="1130098"/>
+                            <ns5:ext cx="214678" cy="178223"/>
+                          </ns5:xfrm>
+                          <ns5:prstGeom prst="rect">
+                            <ns5:avLst/>
+                          </ns5:prstGeom>
+                          <ns5:solidFill>
+                            <ns5:srgbClr val="FFC0FF"/>
+                          </ns5:solidFill>
+                          <ns5:ln w="12700">
+                            <ns5:solidFill>
+                              <ns5:srgbClr val="1E8C46"/>
+                            </ns5:solidFill>
+                          </ns5:ln>
+                        </ns7:spPr>
+                        <ns7:style>
+                          <ns5:lnRef idx="2">
+                            <ns5:schemeClr val="dk1"/>
+                          </ns5:lnRef>
+                          <ns5:fillRef idx="0">
+                            <ns5:schemeClr val="lt1"/>
+                          </ns5:fillRef>
+                          <ns5:effectRef idx="0">
+                            <ns5:schemeClr val="dk1"/>
+                          </ns5:effectRef>
+                          <ns5:fontRef idx="minor">
+                            <ns5:schemeClr val="dk1"/>
+                          </ns5:fontRef>
+                        </ns7:style>
+                        <ns7:txbx>
+                          <w:txbxContent>
+                            <w:p ns2:paraId="2BCA8BE5" ns2:textId="77777777">
+                              <w:pPr>
+                                <w:jc w:val="center"/>
+                                <w:rPr>
+                                  <w:color w:val="000000"/>
+                                  <w:sz w:val="12"/>
+                                  <w:szCs w:val="12"/>
+                                </w:rPr>
+                              </w:pPr>
+                              <w:r>
+                                <w:rPr>
+                                  <w:color w:val="000000"/>
+                                  <w:sz w:val="12"/>
+                                  <w:szCs w:val="12"/>
+                                </w:rPr>
+                                <w:t>B4</w:t>
+                              </w:r>
+                            </w:p>
+                          </w:txbxContent>
+                        </ns7:txbx>
+                        <ns7:bodyPr rot="0" spcFirstLastPara="0" vertOverflow="overflow" horzOverflow="overflow" vert="horz" wrap="square" lIns="0" tIns="0" rIns="0" bIns="0" numCol="1" spcCol="0" rtlCol="0" fromWordArt="0" anchor="ctr" anchorCtr="0" forceAA="0" compatLnSpc="1">
+                          <ns5:noAutofit/>
+                        </ns7:bodyPr>
+                      </ns7:wsp>
+                      <ns7:wsp>
+                        <ns7:cNvPr id="7004110" name="Seat 7004110"/>
+                        <ns7:cNvSpPr/>
+                        <ns7:spPr>
+                          <ns5:xfrm>
+                            <ns5:off x="1045037" y="1130098"/>
+                            <ns5:ext cx="214678" cy="178223"/>
+                          </ns5:xfrm>
+                          <ns5:prstGeom prst="rect">
+                            <ns5:avLst/>
+                          </ns5:prstGeom>
+                          <ns5:solidFill>
+                            <ns5:srgbClr val="FFC0FF"/>
+                          </ns5:solidFill>
+                          <ns5:ln w="12700">
+                            <ns5:solidFill>
+                              <ns5:srgbClr val="1E8C46"/>
+                            </ns5:solidFill>
+                          </ns5:ln>
+                        </ns7:spPr>
+                        <ns7:style>
+                          <ns5:lnRef idx="2">
+                            <ns5:schemeClr val="dk1"/>
+                          </ns5:lnRef>
+                          <ns5:fillRef idx="0">
+                            <ns5:schemeClr val="lt1"/>
+                          </ns5:fillRef>
+                          <ns5:effectRef idx="0">
+                            <ns5:schemeClr val="dk1"/>
+                          </ns5:effectRef>
+                          <ns5:fontRef idx="minor">
+                            <ns5:schemeClr val="dk1"/>
+                          </ns5:fontRef>
+                        </ns7:style>
+                        <ns7:txbx>
+                          <w:txbxContent>
+                            <w:p ns2:paraId="1BB46105" ns2:textId="77777777">
+                              <w:pPr>
+                                <w:jc w:val="center"/>
+                                <w:rPr>
+                                  <w:color w:val="000000"/>
+                                  <w:sz w:val="12"/>
+                                  <w:szCs w:val="12"/>
+                                </w:rPr>
+                              </w:pPr>
+                              <w:r>
+                                <w:rPr>
+                                  <w:color w:val="000000"/>
+                                  <w:sz w:val="12"/>
+                                  <w:szCs w:val="12"/>
+                                </w:rPr>
+                                <w:t>B5</w:t>
+                              </w:r>
+                            </w:p>
+                          </w:txbxContent>
+                        </ns7:txbx>
+                        <ns7:bodyPr rot="0" spcFirstLastPara="0" vertOverflow="overflow" horzOverflow="overflow" vert="horz" wrap="square" lIns="0" tIns="0" rIns="0" bIns="0" numCol="1" spcCol="0" rtlCol="0" fromWordArt="0" anchor="ctr" anchorCtr="0" forceAA="0" compatLnSpc="1">
+                          <ns5:noAutofit/>
+                        </ns7:bodyPr>
+                      </ns7:wsp>
+                      <ns7:wsp>
+                        <ns7:cNvPr id="7004247" name="Seat 7004247"/>
+                        <ns7:cNvSpPr/>
+                        <ns7:spPr>
+                          <ns5:xfrm>
+                            <ns5:off x="1271867" y="1130098"/>
+                            <ns5:ext cx="214678" cy="178223"/>
+                          </ns5:xfrm>
+                          <ns5:prstGeom prst="rect">
+                            <ns5:avLst/>
+                          </ns5:prstGeom>
+                          <ns5:solidFill>
+                            <ns5:srgbClr val="FFC0FF"/>
+                          </ns5:solidFill>
+                          <ns5:ln w="12700">
+                            <ns5:solidFill>
+                              <ns5:srgbClr val="1E8C46"/>
+                            </ns5:solidFill>
+                          </ns5:ln>
+                        </ns7:spPr>
+                        <ns7:style>
+                          <ns5:lnRef idx="2">
+                            <ns5:schemeClr val="dk1"/>
+                          </ns5:lnRef>
+                          <ns5:fillRef idx="0">
+                            <ns5:schemeClr val="lt1"/>
+                          </ns5:fillRef>
+                          <ns5:effectRef idx="0">
+                            <ns5:schemeClr val="dk1"/>
+                          </ns5:effectRef>
+                          <ns5:fontRef idx="minor">
+                            <ns5:schemeClr val="dk1"/>
+                          </ns5:fontRef>
+                        </ns7:style>
+                        <ns7:txbx>
+                          <w:txbxContent>
+                            <w:p ns2:paraId="3B69467A" ns2:textId="77777777">
+                              <w:pPr>
+                                <w:jc w:val="center"/>
+                                <w:rPr>
+                                  <w:color w:val="000000"/>
+                                  <w:sz w:val="12"/>
+                                  <w:szCs w:val="12"/>
+                                </w:rPr>
+                              </w:pPr>
+                              <w:r>
+                                <w:rPr>
+                                  <w:color w:val="000000"/>
+                                  <w:sz w:val="12"/>
+                                  <w:szCs w:val="12"/>
+                                </w:rPr>
+                                <w:t>B6</w:t>
+                              </w:r>
+                            </w:p>
+                          </w:txbxContent>
+                        </ns7:txbx>
+                        <ns7:bodyPr rot="0" spcFirstLastPara="0" vertOverflow="overflow" horzOverflow="overflow" vert="horz" wrap="square" lIns="0" tIns="0" rIns="0" bIns="0" numCol="1" spcCol="0" rtlCol="0" fromWordArt="0" anchor="ctr" anchorCtr="0" forceAA="0" compatLnSpc="1">
+                          <ns5:noAutofit/>
+                        </ns7:bodyPr>
+                      </ns7:wsp>
+                      <ns7:wsp>
+                        <ns7:cNvPr id="7004384" name="Seat 7004384"/>
+                        <ns7:cNvSpPr/>
+                        <ns7:spPr>
+                          <ns5:xfrm>
+                            <ns5:off x="1498696" y="1130098"/>
+                            <ns5:ext cx="214678" cy="178223"/>
+                          </ns5:xfrm>
+                          <ns5:prstGeom prst="rect">
+                            <ns5:avLst/>
+                          </ns5:prstGeom>
+                          <ns5:solidFill>
+                            <ns5:srgbClr val="FFC0FF"/>
+                          </ns5:solidFill>
+                          <ns5:ln w="12700">
+                            <ns5:solidFill>
+                              <ns5:srgbClr val="1E8C46"/>
+                            </ns5:solidFill>
+                          </ns5:ln>
+                        </ns7:spPr>
+                        <ns7:style>
+                          <ns5:lnRef idx="2">
+                            <ns5:schemeClr val="dk1"/>
+                          </ns5:lnRef>
+                          <ns5:fillRef idx="0">
+                            <ns5:schemeClr val="lt1"/>
+                          </ns5:fillRef>
+                          <ns5:effectRef idx="0">
+                            <ns5:schemeClr val="dk1"/>
+                          </ns5:effectRef>
+                          <ns5:fontRef idx="minor">
+                            <ns5:schemeClr val="dk1"/>
+                          </ns5:fontRef>
+                        </ns7:style>
+                        <ns7:txbx>
+                          <w:txbxContent>
+                            <w:p ns2:paraId="2AF85B43" ns2:textId="77777777">
+                              <w:pPr>
+                                <w:jc w:val="center"/>
+                                <w:rPr>
+                                  <w:color w:val="000000"/>
+                                  <w:sz w:val="12"/>
+                                  <w:szCs w:val="12"/>
+                                </w:rPr>
+                              </w:pPr>
+                              <w:r>
+                                <w:rPr>
+                                  <w:color w:val="000000"/>
+                                  <w:sz w:val="12"/>
+                                  <w:szCs w:val="12"/>
+                                </w:rPr>
+                                <w:t>B7</w:t>
+                              </w:r>
+                            </w:p>
+                          </w:txbxContent>
+                        </ns7:txbx>
+                        <ns7:bodyPr rot="0" spcFirstLastPara="0" vertOverflow="overflow" horzOverflow="overflow" vert="horz" wrap="square" lIns="0" tIns="0" rIns="0" bIns="0" numCol="1" spcCol="0" rtlCol="0" fromWordArt="0" anchor="ctr" anchorCtr="0" forceAA="0" compatLnSpc="1">
+                          <ns5:noAutofit/>
+                        </ns7:bodyPr>
+                      </ns7:wsp>
+                      <ns7:wsp>
+                        <ns7:cNvPr id="7004521" name="Seat 7004521"/>
+                        <ns7:cNvSpPr/>
+                        <ns7:spPr>
+                          <ns5:xfrm>
+                            <ns5:off x="1725526" y="1130098"/>
+                            <ns5:ext cx="214678" cy="178223"/>
+                          </ns5:xfrm>
+                          <ns5:prstGeom prst="rect">
+                            <ns5:avLst/>
+                          </ns5:prstGeom>
+                          <ns5:solidFill>
+                            <ns5:srgbClr val="FFC0FF"/>
+                          </ns5:solidFill>
+                          <ns5:ln w="12700">
+                            <ns5:solidFill>
+                              <ns5:srgbClr val="1E8C46"/>
+                            </ns5:solidFill>
+                          </ns5:ln>
+                        </ns7:spPr>
+                        <ns7:style>
+                          <ns5:lnRef idx="2">
+                            <ns5:schemeClr val="dk1"/>
+                          </ns5:lnRef>
+                          <ns5:fillRef idx="0">
+                            <ns5:schemeClr val="lt1"/>
+                          </ns5:fillRef>
+                          <ns5:effectRef idx="0">
+                            <ns5:schemeClr val="dk1"/>
+                          </ns5:effectRef>
+                          <ns5:fontRef idx="minor">
+                            <ns5:schemeClr val="dk1"/>
+                          </ns5:fontRef>
+                        </ns7:style>
+                        <ns7:txbx>
+                          <w:txbxContent>
+                            <w:p ns2:paraId="50ADF3F5" ns2:textId="77777777">
+                              <w:pPr>
+                                <w:jc w:val="center"/>
+                                <w:rPr>
+                                  <w:color w:val="000000"/>
+                                  <w:sz w:val="12"/>
+                                  <w:szCs w:val="12"/>
+                                </w:rPr>
+                              </w:pPr>
+                              <w:r>
+                                <w:rPr>
+                                  <w:color w:val="000000"/>
+                                  <w:sz w:val="12"/>
+                                  <w:szCs w:val="12"/>
+                                </w:rPr>
+                                <w:t>B8</w:t>
+                              </w:r>
+                            </w:p>
+                          </w:txbxContent>
+                        </ns7:txbx>
+                        <ns7:bodyPr rot="0" spcFirstLastPara="0" vertOverflow="overflow" horzOverflow="overflow" vert="horz" wrap="square" lIns="0" tIns="0" rIns="0" bIns="0" numCol="1" spcCol="0" rtlCol="0" fromWordArt="0" anchor="ctr" anchorCtr="0" forceAA="0" compatLnSpc="1">
+                          <ns5:noAutofit/>
+                        </ns7:bodyPr>
+                      </ns7:wsp>
+                      <ns7:wsp>
+                        <ns7:cNvPr id="7004658" name="Seat 7004658"/>
+                        <ns7:cNvSpPr/>
+                        <ns7:spPr>
+                          <ns5:xfrm>
+                            <ns5:off x="1952356" y="1130098"/>
+                            <ns5:ext cx="214678" cy="178223"/>
+                          </ns5:xfrm>
+                          <ns5:prstGeom prst="rect">
+                            <ns5:avLst/>
+                          </ns5:prstGeom>
+                          <ns5:solidFill>
+                            <ns5:srgbClr val="FFC0FF"/>
+                          </ns5:solidFill>
+                          <ns5:ln w="12700">
+                            <ns5:solidFill>
+                              <ns5:srgbClr val="1E8C46"/>
+                            </ns5:solidFill>
+                          </ns5:ln>
+                        </ns7:spPr>
+                        <ns7:style>
+                          <ns5:lnRef idx="2">
+                            <ns5:schemeClr val="dk1"/>
+                          </ns5:lnRef>
+                          <ns5:fillRef idx="0">
+                            <ns5:schemeClr val="lt1"/>
+                          </ns5:fillRef>
+                          <ns5:effectRef idx="0">
+                            <ns5:schemeClr val="dk1"/>
+                          </ns5:effectRef>
+                          <ns5:fontRef idx="minor">
+                            <ns5:schemeClr val="dk1"/>
+                          </ns5:fontRef>
+                        </ns7:style>
+                        <ns7:txbx>
+                          <w:txbxContent>
+                            <w:p ns2:paraId="6B60B5EE" ns2:textId="77777777">
+                              <w:pPr>
+                                <w:jc w:val="center"/>
+                                <w:rPr>
+                                  <w:color w:val="000000"/>
+                                  <w:sz w:val="12"/>
+                                  <w:szCs w:val="12"/>
+                                </w:rPr>
+                              </w:pPr>
+                              <w:r>
+                                <w:rPr>
+                                  <w:color w:val="000000"/>
+                                  <w:sz w:val="12"/>
+                                  <w:szCs w:val="12"/>
+                                </w:rPr>
+                                <w:t>B9</w:t>
+                              </w:r>
+                            </w:p>
+                          </w:txbxContent>
+                        </ns7:txbx>
+                        <ns7:bodyPr rot="0" spcFirstLastPara="0" vertOverflow="overflow" horzOverflow="overflow" vert="horz" wrap="square" lIns="0" tIns="0" rIns="0" bIns="0" numCol="1" spcCol="0" rtlCol="0" fromWordArt="0" anchor="ctr" anchorCtr="0" forceAA="0" compatLnSpc="1">
+                          <ns5:noAutofit/>
+                        </ns7:bodyPr>
+                      </ns7:wsp>
+                      <ns7:wsp>
+                        <ns7:cNvPr id="7004795" name="Seat 7004795"/>
+                        <ns7:cNvSpPr/>
+                        <ns7:spPr>
+                          <ns5:xfrm>
+                            <ns5:off x="2179185" y="1130098"/>
+                            <ns5:ext cx="214678" cy="178223"/>
+                          </ns5:xfrm>
+                          <ns5:prstGeom prst="rect">
+                            <ns5:avLst/>
+                          </ns5:prstGeom>
+                          <ns5:solidFill>
+                            <ns5:srgbClr val="FFC0FF"/>
+                          </ns5:solidFill>
+                          <ns5:ln w="12700">
+                            <ns5:solidFill>
+                              <ns5:srgbClr val="1E8C46"/>
+                            </ns5:solidFill>
+                          </ns5:ln>
+                        </ns7:spPr>
+                        <ns7:style>
+                          <ns5:lnRef idx="2">
+                            <ns5:schemeClr val="dk1"/>
+                          </ns5:lnRef>
+                          <ns5:fillRef idx="0">
+                            <ns5:schemeClr val="lt1"/>
+                          </ns5:fillRef>
+                          <ns5:effectRef idx="0">
+                            <ns5:schemeClr val="dk1"/>
+                          </ns5:effectRef>
+                          <ns5:fontRef idx="minor">
+                            <ns5:schemeClr val="dk1"/>
+                          </ns5:fontRef>
+                        </ns7:style>
+                        <ns7:txbx>
+                          <w:txbxContent>
+                            <w:p ns2:paraId="71019425" ns2:textId="77777777">
+                              <w:pPr>
+                                <w:jc w:val="center"/>
+                                <w:rPr>
+                                  <w:color w:val="000000"/>
+                                  <w:sz w:val="12"/>
+                                  <w:szCs w:val="12"/>
+                                </w:rPr>
+                              </w:pPr>
+                              <w:r>
+                                <w:rPr>
+                                  <w:color w:val="000000"/>
+                                  <w:sz w:val="12"/>
+                                  <w:szCs w:val="12"/>
+                                </w:rPr>
+                                <w:t>B10</w:t>
+                              </w:r>
+                            </w:p>
+                          </w:txbxContent>
+                        </ns7:txbx>
+                        <ns7:bodyPr rot="0" spcFirstLastPara="0" vertOverflow="overflow" horzOverflow="overflow" vert="horz" wrap="square" lIns="0" tIns="0" rIns="0" bIns="0" numCol="1" spcCol="0" rtlCol="0" fromWordArt="0" anchor="ctr" anchorCtr="0" forceAA="0" compatLnSpc="1">
+                          <ns5:noAutofit/>
+                        </ns7:bodyPr>
+                      </ns7:wsp>
+                      <ns7:wsp>
+                        <ns7:cNvPr id="7004932" name="Seat 7004932"/>
+                        <ns7:cNvSpPr/>
+                        <ns7:spPr>
+                          <ns5:xfrm>
+                            <ns5:off x="137718" y="1320473"/>
+                            <ns5:ext cx="214678" cy="178223"/>
+                          </ns5:xfrm>
+                          <ns5:prstGeom prst="rect">
+                            <ns5:avLst/>
+                          </ns5:prstGeom>
+                          <ns5:solidFill>
+                            <ns5:srgbClr val="DCDCDC"/>
+                          </ns5:solidFill>
+                          <ns5:ln w="6350">
+                            <ns5:solidFill>
+                              <ns5:srgbClr val="A6A6A6"/>
+                            </ns5:solidFill>
+                          </ns5:ln>
+                        </ns7:spPr>
+                        <ns7:style>
+                          <ns5:lnRef idx="2">
+                            <ns5:schemeClr val="dk1"/>
+                          </ns5:lnRef>
+                          <ns5:fillRef idx="0">
+                            <ns5:schemeClr val="lt1"/>
+                          </ns5:fillRef>
+                          <ns5:effectRef idx="0">
+                            <ns5:schemeClr val="dk1"/>
+                          </ns5:effectRef>
+                          <ns5:fontRef idx="minor">
+                            <ns5:schemeClr val="dk1"/>
+                          </ns5:fontRef>
+                        </ns7:style>
+                        <ns7:txbx>
+                          <w:txbxContent>
+                            <w:p ns2:paraId="00A68E78" ns2:textId="77777777">
+                              <w:pPr>
+                                <w:jc w:val="center"/>
+                                <w:rPr>
+                                  <w:color w:val="000000"/>
+                                  <w:sz w:val="12"/>
+                                  <w:szCs w:val="12"/>
+                                </w:rPr>
+                              </w:pPr>
+                              <w:r>
+                                <w:rPr>
+                                  <w:color w:val="000000"/>
+                                  <w:sz w:val="12"/>
+                                  <w:szCs w:val="12"/>
+                                </w:rPr>
+                                <w:t>C1</w:t>
+                              </w:r>
+                            </w:p>
+                          </w:txbxContent>
+                        </ns7:txbx>
+                        <ns7:bodyPr rot="0" spcFirstLastPara="0" vertOverflow="overflow" horzOverflow="overflow" vert="horz" wrap="square" lIns="0" tIns="0" rIns="0" bIns="0" numCol="1" spcCol="0" rtlCol="0" fromWordArt="0" anchor="ctr" anchorCtr="0" forceAA="0" compatLnSpc="1">
+                          <ns5:noAutofit/>
+                        </ns7:bodyPr>
+                      </ns7:wsp>
+                      <ns7:wsp>
+                        <ns7:cNvPr id="7005069" name="Seat 7005069"/>
+                        <ns7:cNvSpPr/>
+                        <ns7:spPr>
+                          <ns5:xfrm>
+                            <ns5:off x="364548" y="1320473"/>
+                            <ns5:ext cx="214678" cy="178223"/>
+                          </ns5:xfrm>
+                          <ns5:prstGeom prst="rect">
+                            <ns5:avLst/>
+                          </ns5:prstGeom>
+                          <ns5:solidFill>
+                            <ns5:srgbClr val="DCDCDC"/>
+                          </ns5:solidFill>
+                          <ns5:ln w="6350">
+                            <ns5:solidFill>
+                              <ns5:srgbClr val="A6A6A6"/>
+                            </ns5:solidFill>
+                          </ns5:ln>
+                        </ns7:spPr>
+                        <ns7:style>
+                          <ns5:lnRef idx="2">
+                            <ns5:schemeClr val="dk1"/>
+                          </ns5:lnRef>
+                          <ns5:fillRef idx="0">
+                            <ns5:schemeClr val="lt1"/>
+                          </ns5:fillRef>
+                          <ns5:effectRef idx="0">
+                            <ns5:schemeClr val="dk1"/>
+                          </ns5:effectRef>
+                          <ns5:fontRef idx="minor">
+                            <ns5:schemeClr val="dk1"/>
+                          </ns5:fontRef>
+                        </ns7:style>
+                        <ns7:txbx>
+                          <w:txbxContent>
+                            <w:p ns2:paraId="705FE2F9" ns2:textId="77777777">
+                              <w:pPr>
+                                <w:jc w:val="center"/>
+                                <w:rPr>
+                                  <w:color w:val="000000"/>
+                                  <w:sz w:val="12"/>
+                                  <w:szCs w:val="12"/>
+                                </w:rPr>
+                              </w:pPr>
+                              <w:r>
+                                <w:rPr>
+                                  <w:color w:val="000000"/>
+                                  <w:sz w:val="12"/>
+                                  <w:szCs w:val="12"/>
+                                </w:rPr>
+                                <w:t>C2</w:t>
+                              </w:r>
+                            </w:p>
+                          </w:txbxContent>
+                        </ns7:txbx>
+                        <ns7:bodyPr rot="0" spcFirstLastPara="0" vertOverflow="overflow" horzOverflow="overflow" vert="horz" wrap="square" lIns="0" tIns="0" rIns="0" bIns="0" numCol="1" spcCol="0" rtlCol="0" fromWordArt="0" anchor="ctr" anchorCtr="0" forceAA="0" compatLnSpc="1">
+                          <ns5:noAutofit/>
+                        </ns7:bodyPr>
+                      </ns7:wsp>
+                      <ns7:wsp>
+                        <ns7:cNvPr id="7005206" name="Seat 7005206"/>
+                        <ns7:cNvSpPr/>
+                        <ns7:spPr>
+                          <ns5:xfrm>
+                            <ns5:off x="591377" y="1320473"/>
+                            <ns5:ext cx="214678" cy="178223"/>
+                          </ns5:xfrm>
+                          <ns5:prstGeom prst="rect">
+                            <ns5:avLst/>
+                          </ns5:prstGeom>
+                          <ns5:solidFill>
+                            <ns5:srgbClr val="DCDCDC"/>
+                          </ns5:solidFill>
+                          <ns5:ln w="12700">
+                            <ns5:solidFill>
+                              <ns5:srgbClr val="B8860B"/>
+                            </ns5:solidFill>
+                          </ns5:ln>
+                        </ns7:spPr>
+                        <ns7:style>
+                          <ns5:lnRef idx="2">
+                            <ns5:schemeClr val="dk1"/>
+                          </ns5:lnRef>
+                          <ns5:fillRef idx="0">
+                            <ns5:schemeClr val="lt1"/>
+                          </ns5:fillRef>
+                          <ns5:effectRef idx="0">
+                            <ns5:schemeClr val="dk1"/>
+                          </ns5:effectRef>
+                          <ns5:fontRef idx="minor">
+                            <ns5:schemeClr val="dk1"/>
+                          </ns5:fontRef>
+                        </ns7:style>
+                        <ns7:txbx>
+                          <w:txbxContent>
+                            <w:p ns2:paraId="18400DBB" ns2:textId="77777777">
+                              <w:pPr>
+                                <w:jc w:val="center"/>
+                                <w:rPr>
+                                  <w:color w:val="000000"/>
+                                  <w:sz w:val="12"/>
+                                  <w:szCs w:val="12"/>
+                                </w:rPr>
+                              </w:pPr>
+                              <w:r>
+                                <w:rPr>
+                                  <w:color w:val="000000"/>
+                                  <w:sz w:val="12"/>
+                                  <w:szCs w:val="12"/>
+                                </w:rPr>
+                                <w:t>C3</w:t>
+                              </w:r>
+                            </w:p>
+                          </w:txbxContent>
+                        </ns7:txbx>
+                        <ns7:bodyPr rot="0" spcFirstLastPara="0" vertOverflow="overflow" horzOverflow="overflow" vert="horz" wrap="square" lIns="0" tIns="0" rIns="0" bIns="0" numCol="1" spcCol="0" rtlCol="0" fromWordArt="0" anchor="ctr" anchorCtr="0" forceAA="0" compatLnSpc="1">
+                          <ns5:noAutofit/>
+                        </ns7:bodyPr>
+                      </ns7:wsp>
+                      <ns7:wsp>
+                        <ns7:cNvPr id="7005343" name="Seat 7005343"/>
+                        <ns7:cNvSpPr/>
+                        <ns7:spPr>
+                          <ns5:xfrm>
+                            <ns5:off x="818207" y="1320473"/>
+                            <ns5:ext cx="214678" cy="178223"/>
+                          </ns5:xfrm>
+                          <ns5:prstGeom prst="rect">
+                            <ns5:avLst/>
+                          </ns5:prstGeom>
+                          <ns5:solidFill>
+                            <ns5:srgbClr val="DCDCDC"/>
+                          </ns5:solidFill>
+                          <ns5:ln w="12700">
+                            <ns5:solidFill>
+                              <ns5:srgbClr val="B8860B"/>
+                            </ns5:solidFill>
+                          </ns5:ln>
+                        </ns7:spPr>
+                        <ns7:style>
+                          <ns5:lnRef idx="2">
+                            <ns5:schemeClr val="dk1"/>
+                          </ns5:lnRef>
+                          <ns5:fillRef idx="0">
+                            <ns5:schemeClr val="lt1"/>
+                          </ns5:fillRef>
+                          <ns5:effectRef idx="0">
+                            <ns5:schemeClr val="dk1"/>
+                          </ns5:effectRef>
+                          <ns5:fontRef idx="minor">
+                            <ns5:schemeClr val="dk1"/>
+                          </ns5:fontRef>
+                        </ns7:style>
+                        <ns7:txbx>
+                          <w:txbxContent>
+                            <w:p ns2:paraId="0CED448D" ns2:textId="77777777">
+                              <w:pPr>
+                                <w:jc w:val="center"/>
+                                <w:rPr>
+                                  <w:color w:val="000000"/>
+                                  <w:sz w:val="12"/>
+                                  <w:szCs w:val="12"/>
+                                </w:rPr>
+                              </w:pPr>
+                              <w:r>
+                                <w:rPr>
+                                  <w:color w:val="000000"/>
+                                  <w:sz w:val="12"/>
+                                  <w:szCs w:val="12"/>
+                                </w:rPr>
+                                <w:t>C4</w:t>
+                              </w:r>
+                            </w:p>
+                          </w:txbxContent>
+                        </ns7:txbx>
+                        <ns7:bodyPr rot="0" spcFirstLastPara="0" vertOverflow="overflow" horzOverflow="overflow" vert="horz" wrap="square" lIns="0" tIns="0" rIns="0" bIns="0" numCol="1" spcCol="0" rtlCol="0" fromWordArt="0" anchor="ctr" anchorCtr="0" forceAA="0" compatLnSpc="1">
+                          <ns5:noAutofit/>
+                        </ns7:bodyPr>
+                      </ns7:wsp>
+                      <ns7:wsp>
+                        <ns7:cNvPr id="7005480" name="Seat 7005480"/>
+                        <ns7:cNvSpPr/>
+                        <ns7:spPr>
+                          <ns5:xfrm>
+                            <ns5:off x="1045037" y="1320473"/>
+                            <ns5:ext cx="214678" cy="178223"/>
+                          </ns5:xfrm>
+                          <ns5:prstGeom prst="rect">
+                            <ns5:avLst/>
+                          </ns5:prstGeom>
+                          <ns5:solidFill>
+                            <ns5:srgbClr val="FF00FF"/>
+                          </ns5:solidFill>
+                          <ns5:ln w="12700">
+                            <ns5:solidFill>
+                              <ns5:srgbClr val="B8860B"/>
+                            </ns5:solidFill>
+                          </ns5:ln>
+                        </ns7:spPr>
+                        <ns7:style>
+                          <ns5:lnRef idx="2">
+                            <ns5:schemeClr val="dk1"/>
+                          </ns5:lnRef>
+                          <ns5:fillRef idx="0">
+                            <ns5:schemeClr val="lt1"/>
+                          </ns5:fillRef>
+                          <ns5:effectRef idx="0">
+                            <ns5:schemeClr val="dk1"/>
+                          </ns5:effectRef>
+                          <ns5:fontRef idx="minor">
+                            <ns5:schemeClr val="dk1"/>
+                          </ns5:fontRef>
+                        </ns7:style>
+                        <ns7:txbx>
+                          <w:txbxContent>
+                            <w:p ns2:paraId="09510DBD" ns2:textId="77777777">
+                              <w:pPr>
+                                <w:jc w:val="center"/>
+                                <w:rPr>
+                                  <w:color w:val="000000"/>
+                                  <w:sz w:val="12"/>
+                                  <w:szCs w:val="12"/>
+                                </w:rPr>
+                              </w:pPr>
+                              <w:r>
+                                <w:rPr>
+                                  <w:color w:val="000000"/>
+                                  <w:sz w:val="12"/>
+                                  <w:szCs w:val="12"/>
+                                </w:rPr>
+                                <w:t>C5</w:t>
+                              </w:r>
+                            </w:p>
+                          </w:txbxContent>
+                        </ns7:txbx>
+                        <ns7:bodyPr rot="0" spcFirstLastPara="0" vertOverflow="overflow" horzOverflow="overflow" vert="horz" wrap="square" lIns="0" tIns="0" rIns="0" bIns="0" numCol="1" spcCol="0" rtlCol="0" fromWordArt="0" anchor="ctr" anchorCtr="0" forceAA="0" compatLnSpc="1">
+                          <ns5:noAutofit/>
+                        </ns7:bodyPr>
+                      </ns7:wsp>
+                      <ns7:wsp>
+                        <ns7:cNvPr id="7005617" name="Seat 7005617"/>
+                        <ns7:cNvSpPr/>
+                        <ns7:spPr>
+                          <ns5:xfrm>
+                            <ns5:off x="1271867" y="1320473"/>
+                            <ns5:ext cx="214678" cy="178223"/>
+                          </ns5:xfrm>
+                          <ns5:prstGeom prst="rect">
+                            <ns5:avLst/>
+                          </ns5:prstGeom>
+                          <ns5:solidFill>
+                            <ns5:srgbClr val="FFC0FF"/>
+                          </ns5:solidFill>
+                          <ns5:ln w="12700">
+                            <ns5:solidFill>
+                              <ns5:srgbClr val="B8860B"/>
+                            </ns5:solidFill>
+                          </ns5:ln>
+                        </ns7:spPr>
+                        <ns7:style>
+                          <ns5:lnRef idx="2">
+                            <ns5:schemeClr val="dk1"/>
+                          </ns5:lnRef>
+                          <ns5:fillRef idx="0">
+                            <ns5:schemeClr val="lt1"/>
+                          </ns5:fillRef>
+                          <ns5:effectRef idx="0">
+                            <ns5:schemeClr val="dk1"/>
+                          </ns5:effectRef>
+                          <ns5:fontRef idx="minor">
+                            <ns5:schemeClr val="dk1"/>
+                          </ns5:fontRef>
+                        </ns7:style>
+                        <ns7:txbx>
+                          <w:txbxContent>
+                            <w:p ns2:paraId="69393D79" ns2:textId="77777777">
+                              <w:pPr>
+                                <w:jc w:val="center"/>
+                                <w:rPr>
+                                  <w:color w:val="000000"/>
+                                  <w:sz w:val="12"/>
+                                  <w:szCs w:val="12"/>
+                                </w:rPr>
+                              </w:pPr>
+                              <w:r>
+                                <w:rPr>
+                                  <w:color w:val="000000"/>
+                                  <w:sz w:val="12"/>
+                                  <w:szCs w:val="12"/>
+                                </w:rPr>
+                                <w:t>C6</w:t>
+                              </w:r>
+                            </w:p>
+                          </w:txbxContent>
+                        </ns7:txbx>
+                        <ns7:bodyPr rot="0" spcFirstLastPara="0" vertOverflow="overflow" horzOverflow="overflow" vert="horz" wrap="square" lIns="0" tIns="0" rIns="0" bIns="0" numCol="1" spcCol="0" rtlCol="0" fromWordArt="0" anchor="ctr" anchorCtr="0" forceAA="0" compatLnSpc="1">
+                          <ns5:noAutofit/>
+                        </ns7:bodyPr>
+                      </ns7:wsp>
+                      <ns7:wsp>
+                        <ns7:cNvPr id="7005754" name="Seat 7005754"/>
+                        <ns7:cNvSpPr/>
+                        <ns7:spPr>
+                          <ns5:xfrm>
+                            <ns5:off x="1498696" y="1320473"/>
+                            <ns5:ext cx="214678" cy="178223"/>
+                          </ns5:xfrm>
+                          <ns5:prstGeom prst="rect">
+                            <ns5:avLst/>
+                          </ns5:prstGeom>
+                          <ns5:solidFill>
+                            <ns5:srgbClr val="DCDCDC"/>
+                          </ns5:solidFill>
+                          <ns5:ln w="12700">
+                            <ns5:solidFill>
+                              <ns5:srgbClr val="B8860B"/>
+                            </ns5:solidFill>
+                          </ns5:ln>
+                        </ns7:spPr>
+                        <ns7:style>
+                          <ns5:lnRef idx="2">
+                            <ns5:schemeClr val="dk1"/>
+                          </ns5:lnRef>
+                          <ns5:fillRef idx="0">
+                            <ns5:schemeClr val="lt1"/>
+                          </ns5:fillRef>
+                          <ns5:effectRef idx="0">
+                            <ns5:schemeClr val="dk1"/>
+                          </ns5:effectRef>
+                          <ns5:fontRef idx="minor">
+                            <ns5:schemeClr val="dk1"/>
+                          </ns5:fontRef>
+                        </ns7:style>
+                        <ns7:txbx>
+                          <w:txbxContent>
+                            <w:p ns2:paraId="73C4DF77" ns2:textId="77777777">
+                              <w:pPr>
+                                <w:jc w:val="center"/>
+                                <w:rPr>
+                                  <w:color w:val="000000"/>
+                                  <w:sz w:val="12"/>
+                                  <w:szCs w:val="12"/>
+                                </w:rPr>
+                              </w:pPr>
+                              <w:r>
+                                <w:rPr>
+                                  <w:color w:val="000000"/>
+                                  <w:sz w:val="12"/>
+                                  <w:szCs w:val="12"/>
+                                </w:rPr>
+                                <w:t>C7</w:t>
+                              </w:r>
+                            </w:p>
+                          </w:txbxContent>
+                        </ns7:txbx>
+                        <ns7:bodyPr rot="0" spcFirstLastPara="0" vertOverflow="overflow" horzOverflow="overflow" vert="horz" wrap="square" lIns="0" tIns="0" rIns="0" bIns="0" numCol="1" spcCol="0" rtlCol="0" fromWordArt="0" anchor="ctr" anchorCtr="0" forceAA="0" compatLnSpc="1">
+                          <ns5:noAutofit/>
+                        </ns7:bodyPr>
+                      </ns7:wsp>
+                      <ns7:wsp>
+                        <ns7:cNvPr id="7005891" name="Seat 7005891"/>
+                        <ns7:cNvSpPr/>
+                        <ns7:spPr>
+                          <ns5:xfrm>
+                            <ns5:off x="1725526" y="1320473"/>
+                            <ns5:ext cx="214678" cy="178223"/>
+                          </ns5:xfrm>
+                          <ns5:prstGeom prst="rect">
+                            <ns5:avLst/>
+                          </ns5:prstGeom>
+                          <ns5:solidFill>
+                            <ns5:srgbClr val="DCDCDC"/>
+                          </ns5:solidFill>
+                          <ns5:ln w="12700">
+                            <ns5:solidFill>
+                              <ns5:srgbClr val="B8860B"/>
+                            </ns5:solidFill>
+                          </ns5:ln>
+                        </ns7:spPr>
+                        <ns7:style>
+                          <ns5:lnRef idx="2">
+                            <ns5:schemeClr val="dk1"/>
+                          </ns5:lnRef>
+                          <ns5:fillRef idx="0">
+                            <ns5:schemeClr val="lt1"/>
+                          </ns5:fillRef>
+                          <ns5:effectRef idx="0">
+                            <ns5:schemeClr val="dk1"/>
+                          </ns5:effectRef>
+                          <ns5:fontRef idx="minor">
+                            <ns5:schemeClr val="dk1"/>
+                          </ns5:fontRef>
+                        </ns7:style>
+                        <ns7:txbx>
+                          <w:txbxContent>
+                            <w:p ns2:paraId="26F439C8" ns2:textId="77777777">
+                              <w:pPr>
+                                <w:jc w:val="center"/>
+                                <w:rPr>
+                                  <w:color w:val="000000"/>
+                                  <w:sz w:val="12"/>
+                                  <w:szCs w:val="12"/>
+                                </w:rPr>
+                              </w:pPr>
+                              <w:r>
+                                <w:rPr>
+                                  <w:color w:val="000000"/>
+                                  <w:sz w:val="12"/>
+                                  <w:szCs w:val="12"/>
+                                </w:rPr>
+                                <w:t>C8</w:t>
+                              </w:r>
+                            </w:p>
+                          </w:txbxContent>
+                        </ns7:txbx>
+                        <ns7:bodyPr rot="0" spcFirstLastPara="0" vertOverflow="overflow" horzOverflow="overflow" vert="horz" wrap="square" lIns="0" tIns="0" rIns="0" bIns="0" numCol="1" spcCol="0" rtlCol="0" fromWordArt="0" anchor="ctr" anchorCtr="0" forceAA="0" compatLnSpc="1">
+                          <ns5:noAutofit/>
+                        </ns7:bodyPr>
+                      </ns7:wsp>
+                      <ns7:wsp>
+                        <ns7:cNvPr id="7006028" name="Seat 7006028"/>
+                        <ns7:cNvSpPr/>
+                        <ns7:spPr>
+                          <ns5:xfrm>
+                            <ns5:off x="1952356" y="1320473"/>
+                            <ns5:ext cx="214678" cy="178223"/>
+                          </ns5:xfrm>
+                          <ns5:prstGeom prst="rect">
+                            <ns5:avLst/>
+                          </ns5:prstGeom>
+                          <ns5:solidFill>
+                            <ns5:srgbClr val="DCDCDC"/>
+                          </ns5:solidFill>
+                          <ns5:ln w="6350">
+                            <ns5:solidFill>
+                              <ns5:srgbClr val="A6A6A6"/>
+                            </ns5:solidFill>
+                          </ns5:ln>
+                        </ns7:spPr>
+                        <ns7:style>
+                          <ns5:lnRef idx="2">
+                            <ns5:schemeClr val="dk1"/>
+                          </ns5:lnRef>
+                          <ns5:fillRef idx="0">
+                            <ns5:schemeClr val="lt1"/>
+                          </ns5:fillRef>
+                          <ns5:effectRef idx="0">
+                            <ns5:schemeClr val="dk1"/>
+                          </ns5:effectRef>
+                          <ns5:fontRef idx="minor">
+                            <ns5:schemeClr val="dk1"/>
+                          </ns5:fontRef>
+                        </ns7:style>
+                        <ns7:txbx>
+                          <w:txbxContent>
+                            <w:p ns2:paraId="3D23622B" ns2:textId="77777777">
+                              <w:pPr>
+                                <w:jc w:val="center"/>
+                                <w:rPr>
+                                  <w:color w:val="000000"/>
+                                  <w:sz w:val="12"/>
+                                  <w:szCs w:val="12"/>
+                                </w:rPr>
+                              </w:pPr>
+                              <w:r>
+                                <w:rPr>
+                                  <w:color w:val="000000"/>
+                                  <w:sz w:val="12"/>
+                                  <w:szCs w:val="12"/>
+                                </w:rPr>
+                                <w:t>C9</w:t>
+                              </w:r>
+                            </w:p>
+                          </w:txbxContent>
+                        </ns7:txbx>
+                        <ns7:bodyPr rot="0" spcFirstLastPara="0" vertOverflow="overflow" horzOverflow="overflow" vert="horz" wrap="square" lIns="0" tIns="0" rIns="0" bIns="0" numCol="1" spcCol="0" rtlCol="0" fromWordArt="0" anchor="ctr" anchorCtr="0" forceAA="0" compatLnSpc="1">
+                          <ns5:noAutofit/>
+                        </ns7:bodyPr>
+                      </ns7:wsp>
+                      <ns7:wsp>
+                        <ns7:cNvPr id="7006165" name="Seat 7006165"/>
+                        <ns7:cNvSpPr/>
+                        <ns7:spPr>
+                          <ns5:xfrm>
+                            <ns5:off x="2179185" y="1320473"/>
+                            <ns5:ext cx="214678" cy="178223"/>
+                          </ns5:xfrm>
+                          <ns5:prstGeom prst="rect">
+                            <ns5:avLst/>
+                          </ns5:prstGeom>
+                          <ns5:solidFill>
+                            <ns5:srgbClr val="DCDCDC"/>
+                          </ns5:solidFill>
+                          <ns5:ln w="6350">
+                            <ns5:solidFill>
+                              <ns5:srgbClr val="A6A6A6"/>
+                            </ns5:solidFill>
+                          </ns5:ln>
+                        </ns7:spPr>
+                        <ns7:style>
+                          <ns5:lnRef idx="2">
+                            <ns5:schemeClr val="dk1"/>
+                          </ns5:lnRef>
+                          <ns5:fillRef idx="0">
+                            <ns5:schemeClr val="lt1"/>
+                          </ns5:fillRef>
+                          <ns5:effectRef idx="0">
+                            <ns5:schemeClr val="dk1"/>
+                          </ns5:effectRef>
+                          <ns5:fontRef idx="minor">
+                            <ns5:schemeClr val="dk1"/>
+                          </ns5:fontRef>
+                        </ns7:style>
+                        <ns7:txbx>
+                          <w:txbxContent>
+                            <w:p ns2:paraId="08CA120F" ns2:textId="77777777">
+                              <w:pPr>
+                                <w:jc w:val="center"/>
+                                <w:rPr>
+                                  <w:color w:val="000000"/>
+                                  <w:sz w:val="12"/>
+                                  <w:szCs w:val="12"/>
+                                </w:rPr>
+                              </w:pPr>
+                              <w:r>
+                                <w:rPr>
+                                  <w:color w:val="000000"/>
+                                  <w:sz w:val="12"/>
+                                  <w:szCs w:val="12"/>
+                                </w:rPr>
+                                <w:t>C10</w:t>
+                              </w:r>
+                            </w:p>
+                          </w:txbxContent>
+                        </ns7:txbx>
+                        <ns7:bodyPr rot="0" spcFirstLastPara="0" vertOverflow="overflow" horzOverflow="overflow" vert="horz" wrap="square" lIns="0" tIns="0" rIns="0" bIns="0" numCol="1" spcCol="0" rtlCol="0" fromWordArt="0" anchor="ctr" anchorCtr="0" forceAA="0" compatLnSpc="1">
+                          <ns5:noAutofit/>
+                        </ns7:bodyPr>
+                      </ns7:wsp>
+                      <ns7:wsp>
+                        <ns7:cNvPr id="7006302" name="Seat 7006302"/>
+                        <ns7:cNvSpPr/>
+                        <ns7:spPr>
+                          <ns5:xfrm>
+                            <ns5:off x="137718" y="1510848"/>
+                            <ns5:ext cx="214678" cy="178223"/>
+                          </ns5:xfrm>
+                          <ns5:prstGeom prst="rect">
+                            <ns5:avLst/>
+                          </ns5:prstGeom>
+                          <ns5:solidFill>
+                            <ns5:srgbClr val="DCDCDC"/>
+                          </ns5:solidFill>
+                          <ns5:ln w="12700">
+                            <ns5:solidFill>
+                              <ns5:srgbClr val="1565C0"/>
+                            </ns5:solidFill>
+                          </ns5:ln>
+                        </ns7:spPr>
+                        <ns7:style>
+                          <ns5:lnRef idx="2">
+                            <ns5:schemeClr val="dk1"/>
+                          </ns5:lnRef>
+                          <ns5:fillRef idx="0">
+                            <ns5:schemeClr val="lt1"/>
+                          </ns5:fillRef>
+                          <ns5:effectRef idx="0">
+                            <ns5:schemeClr val="dk1"/>
+                          </ns5:effectRef>
+                          <ns5:fontRef idx="minor">
+                            <ns5:schemeClr val="dk1"/>
+                          </ns5:fontRef>
+                        </ns7:style>
+                        <ns7:txbx>
+                          <w:txbxContent>
+                            <w:p ns2:paraId="2CD55240" ns2:textId="77777777">
+                              <w:pPr>
+                                <w:jc w:val="center"/>
+                                <w:rPr>
+                                  <w:color w:val="000000"/>
+                                  <w:sz w:val="12"/>
+                                  <w:szCs w:val="12"/>
+                                </w:rPr>
+                              </w:pPr>
+                              <w:r>
+                                <w:rPr>
+                                  <w:color w:val="000000"/>
+                                  <w:sz w:val="12"/>
+                                  <w:szCs w:val="12"/>
+                                </w:rPr>
+                                <w:t>D1</w:t>
+                              </w:r>
+                            </w:p>
+                          </w:txbxContent>
+                        </ns7:txbx>
+                        <ns7:bodyPr rot="0" spcFirstLastPara="0" vertOverflow="overflow" horzOverflow="overflow" vert="horz" wrap="square" lIns="0" tIns="0" rIns="0" bIns="0" numCol="1" spcCol="0" rtlCol="0" fromWordArt="0" anchor="ctr" anchorCtr="0" forceAA="0" compatLnSpc="1">
+                          <ns5:noAutofit/>
+                        </ns7:bodyPr>
+                      </ns7:wsp>
+                      <ns7:wsp>
+                        <ns7:cNvPr id="7006439" name="Seat 7006439"/>
+                        <ns7:cNvSpPr/>
+                        <ns7:spPr>
+                          <ns5:xfrm>
+                            <ns5:off x="364548" y="1510848"/>
+                            <ns5:ext cx="214678" cy="178223"/>
+                          </ns5:xfrm>
+                          <ns5:prstGeom prst="rect">
+                            <ns5:avLst/>
+                          </ns5:prstGeom>
+                          <ns5:solidFill>
+                            <ns5:srgbClr val="DCDCDC"/>
+                          </ns5:solidFill>
+                          <ns5:ln w="6350">
+                            <ns5:solidFill>
+                              <ns5:srgbClr val="A6A6A6"/>
+                            </ns5:solidFill>
+                          </ns5:ln>
+                        </ns7:spPr>
+                        <ns7:style>
+                          <ns5:lnRef idx="2">
+                            <ns5:schemeClr val="dk1"/>
+                          </ns5:lnRef>
+                          <ns5:fillRef idx="0">
+                            <ns5:schemeClr val="lt1"/>
+                          </ns5:fillRef>
+                          <ns5:effectRef idx="0">
+                            <ns5:schemeClr val="dk1"/>
+                          </ns5:effectRef>
+                          <ns5:fontRef idx="minor">
+                            <ns5:schemeClr val="dk1"/>
+                          </ns5:fontRef>
+                        </ns7:style>
+                        <ns7:txbx>
+                          <w:txbxContent>
+                            <w:p ns2:paraId="26946C90" ns2:textId="77777777">
+                              <w:pPr>
+                                <w:jc w:val="center"/>
+                                <w:rPr>
+                                  <w:color w:val="000000"/>
+                                  <w:sz w:val="12"/>
+                                  <w:szCs w:val="12"/>
+                                </w:rPr>
+                              </w:pPr>
+                              <w:r>
+                                <w:rPr>
+                                  <w:color w:val="000000"/>
+                                  <w:sz w:val="12"/>
+                                  <w:szCs w:val="12"/>
+                                </w:rPr>
+                                <w:t>D2</w:t>
+                              </w:r>
+                            </w:p>
+                          </w:txbxContent>
+                        </ns7:txbx>
+                        <ns7:bodyPr rot="0" spcFirstLastPara="0" vertOverflow="overflow" horzOverflow="overflow" vert="horz" wrap="square" lIns="0" tIns="0" rIns="0" bIns="0" numCol="1" spcCol="0" rtlCol="0" fromWordArt="0" anchor="ctr" anchorCtr="0" forceAA="0" compatLnSpc="1">
+                          <ns5:noAutofit/>
+                        </ns7:bodyPr>
+                      </ns7:wsp>
+                      <ns7:wsp>
+                        <ns7:cNvPr id="7006576" name="Seat 7006576"/>
+                        <ns7:cNvSpPr/>
+                        <ns7:spPr>
+                          <ns5:xfrm>
+                            <ns5:off x="591377" y="1510848"/>
+                            <ns5:ext cx="214678" cy="178223"/>
+                          </ns5:xfrm>
+                          <ns5:prstGeom prst="rect">
+                            <ns5:avLst/>
+                          </ns5:prstGeom>
+                          <ns5:solidFill>
+                            <ns5:srgbClr val="DCDCDC"/>
+                          </ns5:solidFill>
+                          <ns5:ln w="12700">
+                            <ns5:solidFill>
+                              <ns5:srgbClr val="B8860B"/>
+                            </ns5:solidFill>
+                          </ns5:ln>
+                        </ns7:spPr>
+                        <ns7:style>
+                          <ns5:lnRef idx="2">
+                            <ns5:schemeClr val="dk1"/>
+                          </ns5:lnRef>
+                          <ns5:fillRef idx="0">
+                            <ns5:schemeClr val="lt1"/>
+                          </ns5:fillRef>
+                          <ns5:effectRef idx="0">
+                            <ns5:schemeClr val="dk1"/>
+                          </ns5:effectRef>
+                          <ns5:fontRef idx="minor">
+                            <ns5:schemeClr val="dk1"/>
+                          </ns5:fontRef>
+                        </ns7:style>
+                        <ns7:txbx>
+                          <w:txbxContent>
+                            <w:p ns2:paraId="02FA0531" ns2:textId="77777777">
+                              <w:pPr>
+                                <w:jc w:val="center"/>
+                                <w:rPr>
+                                  <w:color w:val="000000"/>
+                                  <w:sz w:val="12"/>
+                                  <w:szCs w:val="12"/>
+                                </w:rPr>
+                              </w:pPr>
+                              <w:r>
+                                <w:rPr>
+                                  <w:color w:val="000000"/>
+                                  <w:sz w:val="12"/>
+                                  <w:szCs w:val="12"/>
+                                </w:rPr>
+                                <w:t>D3</w:t>
+                              </w:r>
+                            </w:p>
+                          </w:txbxContent>
+                        </ns7:txbx>
+                        <ns7:bodyPr rot="0" spcFirstLastPara="0" vertOverflow="overflow" horzOverflow="overflow" vert="horz" wrap="square" lIns="0" tIns="0" rIns="0" bIns="0" numCol="1" spcCol="0" rtlCol="0" fromWordArt="0" anchor="ctr" anchorCtr="0" forceAA="0" compatLnSpc="1">
+                          <ns5:noAutofit/>
+                        </ns7:bodyPr>
+                      </ns7:wsp>
+                      <ns7:wsp>
+                        <ns7:cNvPr id="7006713" name="Seat 7006713"/>
+                        <ns7:cNvSpPr/>
+                        <ns7:spPr>
+                          <ns5:xfrm>
+                            <ns5:off x="818207" y="1510848"/>
+                            <ns5:ext cx="214678" cy="178223"/>
+                          </ns5:xfrm>
+                          <ns5:prstGeom prst="rect">
+                            <ns5:avLst/>
+                          </ns5:prstGeom>
+                          <ns5:solidFill>
+                            <ns5:srgbClr val="DCDCDC"/>
+                          </ns5:solidFill>
+                          <ns5:ln w="12700">
+                            <ns5:solidFill>
+                              <ns5:srgbClr val="B8860B"/>
+                            </ns5:solidFill>
+                          </ns5:ln>
+                        </ns7:spPr>
+                        <ns7:style>
+                          <ns5:lnRef idx="2">
+                            <ns5:schemeClr val="dk1"/>
+                          </ns5:lnRef>
+                          <ns5:fillRef idx="0">
+                            <ns5:schemeClr val="lt1"/>
+                          </ns5:fillRef>
+                          <ns5:effectRef idx="0">
+                            <ns5:schemeClr val="dk1"/>
+                          </ns5:effectRef>
+                          <ns5:fontRef idx="minor">
+                            <ns5:schemeClr val="dk1"/>
+                          </ns5:fontRef>
+                        </ns7:style>
+                        <ns7:txbx>
+                          <w:txbxContent>
+                            <w:p ns2:paraId="123F9EA0" ns2:textId="77777777">
+                              <w:pPr>
+                                <w:jc w:val="center"/>
+                                <w:rPr>
+                                  <w:color w:val="000000"/>
+                                  <w:sz w:val="12"/>
+                                  <w:szCs w:val="12"/>
+                                </w:rPr>
+                              </w:pPr>
+                              <w:r>
+                                <w:rPr>
+                                  <w:color w:val="000000"/>
+                                  <w:sz w:val="12"/>
+                                  <w:szCs w:val="12"/>
+                                </w:rPr>
+                                <w:t>D4</w:t>
+                              </w:r>
+                            </w:p>
+                          </w:txbxContent>
+                        </ns7:txbx>
+                        <ns7:bodyPr rot="0" spcFirstLastPara="0" vertOverflow="overflow" horzOverflow="overflow" vert="horz" wrap="square" lIns="0" tIns="0" rIns="0" bIns="0" numCol="1" spcCol="0" rtlCol="0" fromWordArt="0" anchor="ctr" anchorCtr="0" forceAA="0" compatLnSpc="1">
+                          <ns5:noAutofit/>
+                        </ns7:bodyPr>
+                      </ns7:wsp>
+                      <ns7:wsp>
+                        <ns7:cNvPr id="7006850" name="Seat 7006850"/>
+                        <ns7:cNvSpPr/>
+                        <ns7:spPr>
+                          <ns5:xfrm>
+                            <ns5:off x="1045037" y="1510848"/>
+                            <ns5:ext cx="214678" cy="178223"/>
+                          </ns5:xfrm>
+                          <ns5:prstGeom prst="rect">
+                            <ns5:avLst/>
+                          </ns5:prstGeom>
+                          <ns5:solidFill>
+                            <ns5:srgbClr val="FFC0FF"/>
+                          </ns5:solidFill>
+                          <ns5:ln w="12700">
+                            <ns5:solidFill>
+                              <ns5:srgbClr val="B8860B"/>
+                            </ns5:solidFill>
+                          </ns5:ln>
+                        </ns7:spPr>
+                        <ns7:style>
+                          <ns5:lnRef idx="2">
+                            <ns5:schemeClr val="dk1"/>
+                          </ns5:lnRef>
+                          <ns5:fillRef idx="0">
+                            <ns5:schemeClr val="lt1"/>
+                          </ns5:fillRef>
+                          <ns5:effectRef idx="0">
+                            <ns5:schemeClr val="dk1"/>
+                          </ns5:effectRef>
+                          <ns5:fontRef idx="minor">
+                            <ns5:schemeClr val="dk1"/>
+                          </ns5:fontRef>
+                        </ns7:style>
+                        <ns7:txbx>
+                          <w:txbxContent>
+                            <w:p ns2:paraId="18085DBF" ns2:textId="77777777">
+                              <w:pPr>
+                                <w:jc w:val="center"/>
+                                <w:rPr>
+                                  <w:color w:val="000000"/>
+                                  <w:sz w:val="12"/>
+                                  <w:szCs w:val="12"/>
+                                </w:rPr>
+                              </w:pPr>
+                              <w:r>
+                                <w:rPr>
+                                  <w:color w:val="000000"/>
+                                  <w:sz w:val="12"/>
+                                  <w:szCs w:val="12"/>
+                                </w:rPr>
+                                <w:t>D5</w:t>
+                              </w:r>
+                            </w:p>
+                          </w:txbxContent>
+                        </ns7:txbx>
+                        <ns7:bodyPr rot="0" spcFirstLastPara="0" vertOverflow="overflow" horzOverflow="overflow" vert="horz" wrap="square" lIns="0" tIns="0" rIns="0" bIns="0" numCol="1" spcCol="0" rtlCol="0" fromWordArt="0" anchor="ctr" anchorCtr="0" forceAA="0" compatLnSpc="1">
+                          <ns5:noAutofit/>
+                        </ns7:bodyPr>
+                      </ns7:wsp>
+                      <ns7:wsp>
+                        <ns7:cNvPr id="7006987" name="Seat 7006987"/>
+                        <ns7:cNvSpPr/>
+                        <ns7:spPr>
+                          <ns5:xfrm>
+                            <ns5:off x="1271867" y="1510848"/>
+                            <ns5:ext cx="214678" cy="178223"/>
+                          </ns5:xfrm>
+                          <ns5:prstGeom prst="rect">
+                            <ns5:avLst/>
+                          </ns5:prstGeom>
+                          <ns5:solidFill>
+                            <ns5:srgbClr val="FFC0FF"/>
+                          </ns5:solidFill>
+                          <ns5:ln w="12700">
+                            <ns5:solidFill>
+                              <ns5:srgbClr val="B8860B"/>
+                            </ns5:solidFill>
+                          </ns5:ln>
+                        </ns7:spPr>
+                        <ns7:style>
+                          <ns5:lnRef idx="2">
+                            <ns5:schemeClr val="dk1"/>
+                          </ns5:lnRef>
+                          <ns5:fillRef idx="0">
+                            <ns5:schemeClr val="lt1"/>
+                          </ns5:fillRef>
+                          <ns5:effectRef idx="0">
+                            <ns5:schemeClr val="dk1"/>
+                          </ns5:effectRef>
+                          <ns5:fontRef idx="minor">
+                            <ns5:schemeClr val="dk1"/>
+                          </ns5:fontRef>
+                        </ns7:style>
+                        <ns7:txbx>
+                          <w:txbxContent>
+                            <w:p ns2:paraId="0D3CF4EE" ns2:textId="77777777">
+                              <w:pPr>
+                                <w:jc w:val="center"/>
+                                <w:rPr>
+                                  <w:color w:val="000000"/>
+                                  <w:sz w:val="12"/>
+                                  <w:szCs w:val="12"/>
+                                </w:rPr>
+                              </w:pPr>
+                              <w:r>
+                                <w:rPr>
+                                  <w:color w:val="000000"/>
+                                  <w:sz w:val="12"/>
+                                  <w:szCs w:val="12"/>
+                                </w:rPr>
+                                <w:t>D6</w:t>
+                              </w:r>
+                            </w:p>
+                          </w:txbxContent>
+                        </ns7:txbx>
+                        <ns7:bodyPr rot="0" spcFirstLastPara="0" vertOverflow="overflow" horzOverflow="overflow" vert="horz" wrap="square" lIns="0" tIns="0" rIns="0" bIns="0" numCol="1" spcCol="0" rtlCol="0" fromWordArt="0" anchor="ctr" anchorCtr="0" forceAA="0" compatLnSpc="1">
+                          <ns5:noAutofit/>
+                        </ns7:bodyPr>
+                      </ns7:wsp>
+                      <ns7:wsp>
+                        <ns7:cNvPr id="7007124" name="Seat 7007124"/>
+                        <ns7:cNvSpPr/>
+                        <ns7:spPr>
+                          <ns5:xfrm>
+                            <ns5:off x="1498696" y="1510848"/>
+                            <ns5:ext cx="214678" cy="178223"/>
+                          </ns5:xfrm>
+                          <ns5:prstGeom prst="rect">
+                            <ns5:avLst/>
+                          </ns5:prstGeom>
+                          <ns5:solidFill>
+                            <ns5:srgbClr val="DCDCDC"/>
+                          </ns5:solidFill>
+                          <ns5:ln w="12700">
+                            <ns5:solidFill>
+                              <ns5:srgbClr val="B8860B"/>
+                            </ns5:solidFill>
+                          </ns5:ln>
+                        </ns7:spPr>
+                        <ns7:style>
+                          <ns5:lnRef idx="2">
+                            <ns5:schemeClr val="dk1"/>
+                          </ns5:lnRef>
+                          <ns5:fillRef idx="0">
+                            <ns5:schemeClr val="lt1"/>
+                          </ns5:fillRef>
+                          <ns5:effectRef idx="0">
+                            <ns5:schemeClr val="dk1"/>
+                          </ns5:effectRef>
+                          <ns5:fontRef idx="minor">
+                            <ns5:schemeClr val="dk1"/>
+                          </ns5:fontRef>
+                        </ns7:style>
+                        <ns7:txbx>
+                          <w:txbxContent>
+                            <w:p ns2:paraId="1B0040D1" ns2:textId="77777777">
+                              <w:pPr>
+                                <w:jc w:val="center"/>
+                                <w:rPr>
+                                  <w:color w:val="000000"/>
+                                  <w:sz w:val="12"/>
+                                  <w:szCs w:val="12"/>
+                                </w:rPr>
+                              </w:pPr>
+                              <w:r>
+                                <w:rPr>
+                                  <w:color w:val="000000"/>
+                                  <w:sz w:val="12"/>
+                                  <w:szCs w:val="12"/>
+                                </w:rPr>
+                                <w:t>D7</w:t>
+                              </w:r>
+                            </w:p>
+                          </w:txbxContent>
+                        </ns7:txbx>
+                        <ns7:bodyPr rot="0" spcFirstLastPara="0" vertOverflow="overflow" horzOverflow="overflow" vert="horz" wrap="square" lIns="0" tIns="0" rIns="0" bIns="0" numCol="1" spcCol="0" rtlCol="0" fromWordArt="0" anchor="ctr" anchorCtr="0" forceAA="0" compatLnSpc="1">
+                          <ns5:noAutofit/>
+                        </ns7:bodyPr>
+                      </ns7:wsp>
+                      <ns7:wsp>
+                        <ns7:cNvPr id="7007261" name="Seat 7007261"/>
+                        <ns7:cNvSpPr/>
+                        <ns7:spPr>
+                          <ns5:xfrm>
+                            <ns5:off x="1725526" y="1510848"/>
+                            <ns5:ext cx="214678" cy="178223"/>
+                          </ns5:xfrm>
+                          <ns5:prstGeom prst="rect">
+                            <ns5:avLst/>
+                          </ns5:prstGeom>
+                          <ns5:solidFill>
+                            <ns5:srgbClr val="DCDCDC"/>
+                          </ns5:solidFill>
+                          <ns5:ln w="12700">
+                            <ns5:solidFill>
+                              <ns5:srgbClr val="B8860B"/>
+                            </ns5:solidFill>
+                          </ns5:ln>
+                        </ns7:spPr>
+                        <ns7:style>
+                          <ns5:lnRef idx="2">
+                            <ns5:schemeClr val="dk1"/>
+                          </ns5:lnRef>
+                          <ns5:fillRef idx="0">
+                            <ns5:schemeClr val="lt1"/>
+                          </ns5:fillRef>
+                          <ns5:effectRef idx="0">
+                            <ns5:schemeClr val="dk1"/>
+                          </ns5:effectRef>
+                          <ns5:fontRef idx="minor">
+                            <ns5:schemeClr val="dk1"/>
+                          </ns5:fontRef>
+                        </ns7:style>
+                        <ns7:txbx>
+                          <w:txbxContent>
+                            <w:p ns2:paraId="29E4DD11" ns2:textId="77777777">
+                              <w:pPr>
+                                <w:jc w:val="center"/>
+                                <w:rPr>
+                                  <w:color w:val="000000"/>
+                                  <w:sz w:val="12"/>
+                                  <w:szCs w:val="12"/>
+                                </w:rPr>
+                              </w:pPr>
+                              <w:r>
+                                <w:rPr>
+                                  <w:color w:val="000000"/>
+                                  <w:sz w:val="12"/>
+                                  <w:szCs w:val="12"/>
+                                </w:rPr>
+                                <w:t>D8</w:t>
+                              </w:r>
+                            </w:p>
+                          </w:txbxContent>
+                        </ns7:txbx>
+                        <ns7:bodyPr rot="0" spcFirstLastPara="0" vertOverflow="overflow" horzOverflow="overflow" vert="horz" wrap="square" lIns="0" tIns="0" rIns="0" bIns="0" numCol="1" spcCol="0" rtlCol="0" fromWordArt="0" anchor="ctr" anchorCtr="0" forceAA="0" compatLnSpc="1">
+                          <ns5:noAutofit/>
+                        </ns7:bodyPr>
+                      </ns7:wsp>
+                      <ns7:wsp>
+                        <ns7:cNvPr id="7007398" name="Seat 7007398"/>
+                        <ns7:cNvSpPr/>
+                        <ns7:spPr>
+                          <ns5:xfrm>
+                            <ns5:off x="1952356" y="1510848"/>
+                            <ns5:ext cx="214678" cy="178223"/>
+                          </ns5:xfrm>
+                          <ns5:prstGeom prst="rect">
+                            <ns5:avLst/>
+                          </ns5:prstGeom>
+                          <ns5:solidFill>
+                            <ns5:srgbClr val="DCDCDC"/>
+                          </ns5:solidFill>
+                          <ns5:ln w="6350">
+                            <ns5:solidFill>
+                              <ns5:srgbClr val="A6A6A6"/>
+                            </ns5:solidFill>
+                          </ns5:ln>
+                        </ns7:spPr>
+                        <ns7:style>
+                          <ns5:lnRef idx="2">
+                            <ns5:schemeClr val="dk1"/>
+                          </ns5:lnRef>
+                          <ns5:fillRef idx="0">
+                            <ns5:schemeClr val="lt1"/>
+                          </ns5:fillRef>
+                          <ns5:effectRef idx="0">
+                            <ns5:schemeClr val="dk1"/>
+                          </ns5:effectRef>
+                          <ns5:fontRef idx="minor">
+                            <ns5:schemeClr val="dk1"/>
+                          </ns5:fontRef>
+                        </ns7:style>
+                        <ns7:txbx>
+                          <w:txbxContent>
+                            <w:p ns2:paraId="775381BE" ns2:textId="77777777">
+                              <w:pPr>
+                                <w:jc w:val="center"/>
+                                <w:rPr>
+                                  <w:color w:val="000000"/>
+                                  <w:sz w:val="12"/>
+                                  <w:szCs w:val="12"/>
+                                </w:rPr>
+                              </w:pPr>
+                              <w:r>
+                                <w:rPr>
+                                  <w:color w:val="000000"/>
+                                  <w:sz w:val="12"/>
+                                  <w:szCs w:val="12"/>
+                                </w:rPr>
+                                <w:t>D9</w:t>
+                              </w:r>
+                            </w:p>
+                          </w:txbxContent>
+                        </ns7:txbx>
+                        <ns7:bodyPr rot="0" spcFirstLastPara="0" vertOverflow="overflow" horzOverflow="overflow" vert="horz" wrap="square" lIns="0" tIns="0" rIns="0" bIns="0" numCol="1" spcCol="0" rtlCol="0" fromWordArt="0" anchor="ctr" anchorCtr="0" forceAA="0" compatLnSpc="1">
+                          <ns5:noAutofit/>
+                        </ns7:bodyPr>
+                      </ns7:wsp>
+                      <ns7:wsp>
+                        <ns7:cNvPr id="7007535" name="Seat 7007535"/>
+                        <ns7:cNvSpPr/>
+                        <ns7:spPr>
+                          <ns5:xfrm>
+                            <ns5:off x="2179185" y="1510848"/>
+                            <ns5:ext cx="214678" cy="178223"/>
+                          </ns5:xfrm>
+                          <ns5:prstGeom prst="rect">
+                            <ns5:avLst/>
+                          </ns5:prstGeom>
+                          <ns5:solidFill>
+                            <ns5:srgbClr val="DCDCDC"/>
+                          </ns5:solidFill>
+                          <ns5:ln w="12700">
+                            <ns5:solidFill>
+                              <ns5:srgbClr val="1565C0"/>
+                            </ns5:solidFill>
+                          </ns5:ln>
+                        </ns7:spPr>
+                        <ns7:style>
+                          <ns5:lnRef idx="2">
+                            <ns5:schemeClr val="dk1"/>
+                          </ns5:lnRef>
+                          <ns5:fillRef idx="0">
+                            <ns5:schemeClr val="lt1"/>
+                          </ns5:fillRef>
+                          <ns5:effectRef idx="0">
+                            <ns5:schemeClr val="dk1"/>
+                          </ns5:effectRef>
+                          <ns5:fontRef idx="minor">
+                            <ns5:schemeClr val="dk1"/>
+                          </ns5:fontRef>
+                        </ns7:style>
+                        <ns7:txbx>
+                          <w:txbxContent>
+                            <w:p ns2:paraId="36E40114" ns2:textId="77777777">
+                              <w:pPr>
+                                <w:jc w:val="center"/>
+                                <w:rPr>
+                                  <w:color w:val="000000"/>
+                                  <w:sz w:val="12"/>
+                                  <w:szCs w:val="12"/>
+                                </w:rPr>
+                              </w:pPr>
+                              <w:r>
+                                <w:rPr>
+                                  <w:color w:val="000000"/>
+                                  <w:sz w:val="12"/>
+                                  <w:szCs w:val="12"/>
+                                </w:rPr>
+                                <w:t>D10</w:t>
+                              </w:r>
+                            </w:p>
+                          </w:txbxContent>
+                        </ns7:txbx>
+                        <ns7:bodyPr rot="0" spcFirstLastPara="0" vertOverflow="overflow" horzOverflow="overflow" vert="horz" wrap="square" lIns="0" tIns="0" rIns="0" bIns="0" numCol="1" spcCol="0" rtlCol="0" fromWordArt="0" anchor="ctr" anchorCtr="0" forceAA="0" compatLnSpc="1">
+                          <ns5:noAutofit/>
+                        </ns7:bodyPr>
+                      </ns7:wsp>
+                      <ns7:wsp>
+                        <ns7:cNvPr id="7007672" name="Seat 7007672"/>
+                        <ns7:cNvSpPr/>
+                        <ns7:spPr>
+                          <ns5:xfrm>
+                            <ns5:off x="137718" y="1701223"/>
+                            <ns5:ext cx="214678" cy="178223"/>
+                          </ns5:xfrm>
+                          <ns5:prstGeom prst="rect">
+                            <ns5:avLst/>
+                          </ns5:prstGeom>
+                          <ns5:solidFill>
+                            <ns5:srgbClr val="DCDCDC"/>
+                          </ns5:solidFill>
+                          <ns5:ln w="6350">
+                            <ns5:solidFill>
+                              <ns5:srgbClr val="A6A6A6"/>
+                            </ns5:solidFill>
+                          </ns5:ln>
+                        </ns7:spPr>
+                        <ns7:style>
+                          <ns5:lnRef idx="2">
+                            <ns5:schemeClr val="dk1"/>
+                          </ns5:lnRef>
+                          <ns5:fillRef idx="0">
+                            <ns5:schemeClr val="lt1"/>
+                          </ns5:fillRef>
+                          <ns5:effectRef idx="0">
+                            <ns5:schemeClr val="dk1"/>
+                          </ns5:effectRef>
+                          <ns5:fontRef idx="minor">
+                            <ns5:schemeClr val="dk1"/>
+                          </ns5:fontRef>
+                        </ns7:style>
+                        <ns7:txbx>
+                          <w:txbxContent>
+                            <w:p ns2:paraId="73410437" ns2:textId="77777777">
+                              <w:pPr>
+                                <w:jc w:val="center"/>
+                                <w:rPr>
+                                  <w:color w:val="000000"/>
+                                  <w:sz w:val="12"/>
+                                  <w:szCs w:val="12"/>
+                                </w:rPr>
+                              </w:pPr>
+                              <w:r>
+                                <w:rPr>
+                                  <w:color w:val="000000"/>
+                                  <w:sz w:val="12"/>
+                                  <w:szCs w:val="12"/>
+                                </w:rPr>
+                                <w:t>E1</w:t>
+                              </w:r>
+                            </w:p>
+                          </w:txbxContent>
+                        </ns7:txbx>
+                        <ns7:bodyPr rot="0" spcFirstLastPara="0" vertOverflow="overflow" horzOverflow="overflow" vert="horz" wrap="square" lIns="0" tIns="0" rIns="0" bIns="0" numCol="1" spcCol="0" rtlCol="0" fromWordArt="0" anchor="ctr" anchorCtr="0" forceAA="0" compatLnSpc="1">
+                          <ns5:noAutofit/>
+                        </ns7:bodyPr>
+                      </ns7:wsp>
+                      <ns7:wsp>
+                        <ns7:cNvPr id="7007809" name="Seat 7007809"/>
+                        <ns7:cNvSpPr/>
+                        <ns7:spPr>
+                          <ns5:xfrm>
+                            <ns5:off x="364548" y="1701223"/>
+                            <ns5:ext cx="214678" cy="178223"/>
+                          </ns5:xfrm>
+                          <ns5:prstGeom prst="rect">
+                            <ns5:avLst/>
+                          </ns5:prstGeom>
+                          <ns5:solidFill>
+                            <ns5:srgbClr val="FFC0FF"/>
+                          </ns5:solidFill>
+                          <ns5:ln w="6350">
+                            <ns5:solidFill>
+                              <ns5:srgbClr val="A6A6A6"/>
+                            </ns5:solidFill>
+                          </ns5:ln>
+                        </ns7:spPr>
+                        <ns7:style>
+                          <ns5:lnRef idx="2">
+                            <ns5:schemeClr val="dk1"/>
+                          </ns5:lnRef>
+                          <ns5:fillRef idx="0">
+                            <ns5:schemeClr val="lt1"/>
+                          </ns5:fillRef>
+                          <ns5:effectRef idx="0">
+                            <ns5:schemeClr val="dk1"/>
+                          </ns5:effectRef>
+                          <ns5:fontRef idx="minor">
+                            <ns5:schemeClr val="dk1"/>
+                          </ns5:fontRef>
+                        </ns7:style>
+                        <ns7:txbx>
+                          <w:txbxContent>
+                            <w:p ns2:paraId="11FFB269" ns2:textId="77777777">
+                              <w:pPr>
+                                <w:jc w:val="center"/>
+                                <w:rPr>
+                                  <w:color w:val="000000"/>
+                                  <w:sz w:val="12"/>
+                                  <w:szCs w:val="12"/>
+                                </w:rPr>
+                              </w:pPr>
+                              <w:r>
+                                <w:rPr>
+                                  <w:color w:val="000000"/>
+                                  <w:sz w:val="12"/>
+                                  <w:szCs w:val="12"/>
+                                </w:rPr>
+                                <w:t>E2</w:t>
+                              </w:r>
+                            </w:p>
+                          </w:txbxContent>
+                        </ns7:txbx>
+                        <ns7:bodyPr rot="0" spcFirstLastPara="0" vertOverflow="overflow" horzOverflow="overflow" vert="horz" wrap="square" lIns="0" tIns="0" rIns="0" bIns="0" numCol="1" spcCol="0" rtlCol="0" fromWordArt="0" anchor="ctr" anchorCtr="0" forceAA="0" compatLnSpc="1">
+                          <ns5:noAutofit/>
+                        </ns7:bodyPr>
+                      </ns7:wsp>
+                      <ns7:wsp>
+                        <ns7:cNvPr id="7007946" name="Seat 7007946"/>
+                        <ns7:cNvSpPr/>
+                        <ns7:spPr>
+                          <ns5:xfrm>
+                            <ns5:off x="591377" y="1701223"/>
+                            <ns5:ext cx="214678" cy="178223"/>
+                          </ns5:xfrm>
+                          <ns5:prstGeom prst="rect">
+                            <ns5:avLst/>
+                          </ns5:prstGeom>
+                          <ns5:solidFill>
+                            <ns5:srgbClr val="DCDCDC"/>
+                          </ns5:solidFill>
+                          <ns5:ln w="6350">
+                            <ns5:solidFill>
+                              <ns5:srgbClr val="A6A6A6"/>
+                            </ns5:solidFill>
+                          </ns5:ln>
+                        </ns7:spPr>
+                        <ns7:style>
+                          <ns5:lnRef idx="2">
+                            <ns5:schemeClr val="dk1"/>
+                          </ns5:lnRef>
+                          <ns5:fillRef idx="0">
+                            <ns5:schemeClr val="lt1"/>
+                          </ns5:fillRef>
+                          <ns5:effectRef idx="0">
+                            <ns5:schemeClr val="dk1"/>
+                          </ns5:effectRef>
+                          <ns5:fontRef idx="minor">
+                            <ns5:schemeClr val="dk1"/>
+                          </ns5:fontRef>
+                        </ns7:style>
+                        <ns7:txbx>
+                          <w:txbxContent>
+                            <w:p ns2:paraId="629E6040" ns2:textId="77777777">
+                              <w:pPr>
+                                <w:jc w:val="center"/>
+                                <w:rPr>
+                                  <w:color w:val="000000"/>
+                                  <w:sz w:val="12"/>
+                                  <w:szCs w:val="12"/>
+                                </w:rPr>
+                              </w:pPr>
+                              <w:r>
+                                <w:rPr>
+                                  <w:color w:val="000000"/>
+                                  <w:sz w:val="12"/>
+                                  <w:szCs w:val="12"/>
+                                </w:rPr>
+                                <w:t>E3</w:t>
+                              </w:r>
+                            </w:p>
+                          </w:txbxContent>
+                        </ns7:txbx>
+                        <ns7:bodyPr rot="0" spcFirstLastPara="0" vertOverflow="overflow" horzOverflow="overflow" vert="horz" wrap="square" lIns="0" tIns="0" rIns="0" bIns="0" numCol="1" spcCol="0" rtlCol="0" fromWordArt="0" anchor="ctr" anchorCtr="0" forceAA="0" compatLnSpc="1">
+                          <ns5:noAutofit/>
+                        </ns7:bodyPr>
+                      </ns7:wsp>
+                      <ns7:wsp>
+                        <ns7:cNvPr id="7008083" name="Seat 7008083"/>
+                        <ns7:cNvSpPr/>
+                        <ns7:spPr>
+                          <ns5:xfrm>
+                            <ns5:off x="818207" y="1701223"/>
+                            <ns5:ext cx="214678" cy="178223"/>
+                          </ns5:xfrm>
+                          <ns5:prstGeom prst="rect">
+                            <ns5:avLst/>
+                          </ns5:prstGeom>
+                          <ns5:solidFill>
+                            <ns5:srgbClr val="DCDCDC"/>
+                          </ns5:solidFill>
+                          <ns5:ln w="6350">
+                            <ns5:solidFill>
+                              <ns5:srgbClr val="A6A6A6"/>
+                            </ns5:solidFill>
+                          </ns5:ln>
+                        </ns7:spPr>
+                        <ns7:style>
+                          <ns5:lnRef idx="2">
+                            <ns5:schemeClr val="dk1"/>
+                          </ns5:lnRef>
+                          <ns5:fillRef idx="0">
+                            <ns5:schemeClr val="lt1"/>
+                          </ns5:fillRef>
+                          <ns5:effectRef idx="0">
+                            <ns5:schemeClr val="dk1"/>
+                          </ns5:effectRef>
+                          <ns5:fontRef idx="minor">
+                            <ns5:schemeClr val="dk1"/>
+                          </ns5:fontRef>
+                        </ns7:style>
+                        <ns7:txbx>
+                          <w:txbxContent>
+                            <w:p ns2:paraId="46F0DA95" ns2:textId="77777777">
+                              <w:pPr>
+                                <w:jc w:val="center"/>
+                                <w:rPr>
+                                  <w:color w:val="000000"/>
+                                  <w:sz w:val="12"/>
+                                  <w:szCs w:val="12"/>
+                                </w:rPr>
+                              </w:pPr>
+                              <w:r>
+                                <w:rPr>
+                                  <w:color w:val="000000"/>
+                                  <w:sz w:val="12"/>
+                                  <w:szCs w:val="12"/>
+                                </w:rPr>
+                                <w:t>E4</w:t>
+                              </w:r>
+                            </w:p>
+                          </w:txbxContent>
+                        </ns7:txbx>
+                        <ns7:bodyPr rot="0" spcFirstLastPara="0" vertOverflow="overflow" horzOverflow="overflow" vert="horz" wrap="square" lIns="0" tIns="0" rIns="0" bIns="0" numCol="1" spcCol="0" rtlCol="0" fromWordArt="0" anchor="ctr" anchorCtr="0" forceAA="0" compatLnSpc="1">
+                          <ns5:noAutofit/>
+                        </ns7:bodyPr>
+                      </ns7:wsp>
+                      <ns7:wsp>
+                        <ns7:cNvPr id="7008220" name="Seat 7008220"/>
+                        <ns7:cNvSpPr/>
+                        <ns7:spPr>
+                          <ns5:xfrm>
+                            <ns5:off x="1045037" y="1701223"/>
+                            <ns5:ext cx="214678" cy="178223"/>
+                          </ns5:xfrm>
+                          <ns5:prstGeom prst="rect">
+                            <ns5:avLst/>
+                          </ns5:prstGeom>
+                          <ns5:solidFill>
+                            <ns5:srgbClr val="DCDCDC"/>
+                          </ns5:solidFill>
+                          <ns5:ln w="6350">
+                            <ns5:solidFill>
+                              <ns5:srgbClr val="A6A6A6"/>
+                            </ns5:solidFill>
+                          </ns5:ln>
+                        </ns7:spPr>
+                        <ns7:style>
+                          <ns5:lnRef idx="2">
+                            <ns5:schemeClr val="dk1"/>
+                          </ns5:lnRef>
+                          <ns5:fillRef idx="0">
+                            <ns5:schemeClr val="lt1"/>
+                          </ns5:fillRef>
+                          <ns5:effectRef idx="0">
+                            <ns5:schemeClr val="dk1"/>
+                          </ns5:effectRef>
+                          <ns5:fontRef idx="minor">
+                            <ns5:schemeClr val="dk1"/>
+                          </ns5:fontRef>
+                        </ns7:style>
+                        <ns7:txbx>
+                          <w:txbxContent>
+                            <w:p ns2:paraId="585B8E49" ns2:textId="77777777">
+                              <w:pPr>
+                                <w:jc w:val="center"/>
+                                <w:rPr>
+                                  <w:color w:val="000000"/>
+                                  <w:sz w:val="12"/>
+                                  <w:szCs w:val="12"/>
+                                </w:rPr>
+                              </w:pPr>
+                              <w:r>
+                                <w:rPr>
+                                  <w:color w:val="000000"/>
+                                  <w:sz w:val="12"/>
+                                  <w:szCs w:val="12"/>
+                                </w:rPr>
+                                <w:t>E5</w:t>
+                              </w:r>
+                            </w:p>
+                          </w:txbxContent>
+                        </ns7:txbx>
+                        <ns7:bodyPr rot="0" spcFirstLastPara="0" vertOverflow="overflow" horzOverflow="overflow" vert="horz" wrap="square" lIns="0" tIns="0" rIns="0" bIns="0" numCol="1" spcCol="0" rtlCol="0" fromWordArt="0" anchor="ctr" anchorCtr="0" forceAA="0" compatLnSpc="1">
+                          <ns5:noAutofit/>
+                        </ns7:bodyPr>
+                      </ns7:wsp>
+                      <ns7:wsp>
+                        <ns7:cNvPr id="7008357" name="Seat 7008357"/>
+                        <ns7:cNvSpPr/>
+                        <ns7:spPr>
+                          <ns5:xfrm>
+                            <ns5:off x="1271867" y="1701223"/>
+                            <ns5:ext cx="214678" cy="178223"/>
+                          </ns5:xfrm>
+                          <ns5:prstGeom prst="rect">
+                            <ns5:avLst/>
+                          </ns5:prstGeom>
+                          <ns5:solidFill>
+                            <ns5:srgbClr val="DCDCDC"/>
+                          </ns5:solidFill>
+                          <ns5:ln w="6350">
+                            <ns5:solidFill>
+                              <ns5:srgbClr val="A6A6A6"/>
+                            </ns5:solidFill>
+                          </ns5:ln>
+                        </ns7:spPr>
+                        <ns7:style>
+                          <ns5:lnRef idx="2">
+                            <ns5:schemeClr val="dk1"/>
+                          </ns5:lnRef>
+                          <ns5:fillRef idx="0">
+                            <ns5:schemeClr val="lt1"/>
+                          </ns5:fillRef>
+                          <ns5:effectRef idx="0">
+                            <ns5:schemeClr val="dk1"/>
+                          </ns5:effectRef>
+                          <ns5:fontRef idx="minor">
+                            <ns5:schemeClr val="dk1"/>
+                          </ns5:fontRef>
+                        </ns7:style>
+                        <ns7:txbx>
+                          <w:txbxContent>
+                            <w:p ns2:paraId="63C1431C" ns2:textId="77777777">
+                              <w:pPr>
+                                <w:jc w:val="center"/>
+                                <w:rPr>
+                                  <w:color w:val="000000"/>
+                                  <w:sz w:val="12"/>
+                                  <w:szCs w:val="12"/>
+                                </w:rPr>
+                              </w:pPr>
+                              <w:r>
+                                <w:rPr>
+                                  <w:color w:val="000000"/>
+                                  <w:sz w:val="12"/>
+                                  <w:szCs w:val="12"/>
+                                </w:rPr>
+                                <w:t>E6</w:t>
+                              </w:r>
+                            </w:p>
+                          </w:txbxContent>
+                        </ns7:txbx>
+                        <ns7:bodyPr rot="0" spcFirstLastPara="0" vertOverflow="overflow" horzOverflow="overflow" vert="horz" wrap="square" lIns="0" tIns="0" rIns="0" bIns="0" numCol="1" spcCol="0" rtlCol="0" fromWordArt="0" anchor="ctr" anchorCtr="0" forceAA="0" compatLnSpc="1">
+                          <ns5:noAutofit/>
+                        </ns7:bodyPr>
+                      </ns7:wsp>
+                      <ns7:wsp>
+                        <ns7:cNvPr id="7008494" name="Seat 7008494"/>
+                        <ns7:cNvSpPr/>
+                        <ns7:spPr>
+                          <ns5:xfrm>
+                            <ns5:off x="1498696" y="1701223"/>
+                            <ns5:ext cx="214678" cy="178223"/>
+                          </ns5:xfrm>
+                          <ns5:prstGeom prst="rect">
+                            <ns5:avLst/>
+                          </ns5:prstGeom>
+                          <ns5:solidFill>
+                            <ns5:srgbClr val="DCDCDC"/>
+                          </ns5:solidFill>
+                          <ns5:ln w="6350">
+                            <ns5:solidFill>
+                              <ns5:srgbClr val="A6A6A6"/>
+                            </ns5:solidFill>
+                          </ns5:ln>
+                        </ns7:spPr>
+                        <ns7:style>
+                          <ns5:lnRef idx="2">
+                            <ns5:schemeClr val="dk1"/>
+                          </ns5:lnRef>
+                          <ns5:fillRef idx="0">
+                            <ns5:schemeClr val="lt1"/>
+                          </ns5:fillRef>
+                          <ns5:effectRef idx="0">
+                            <ns5:schemeClr val="dk1"/>
+                          </ns5:effectRef>
+                          <ns5:fontRef idx="minor">
+                            <ns5:schemeClr val="dk1"/>
+                          </ns5:fontRef>
+                        </ns7:style>
+                        <ns7:txbx>
+                          <w:txbxContent>
+                            <w:p ns2:paraId="79F590D3" ns2:textId="77777777">
+                              <w:pPr>
+                                <w:jc w:val="center"/>
+                                <w:rPr>
+                                  <w:color w:val="000000"/>
+                                  <w:sz w:val="12"/>
+                                  <w:szCs w:val="12"/>
+                                </w:rPr>
+                              </w:pPr>
+                              <w:r>
+                                <w:rPr>
+                                  <w:color w:val="000000"/>
+                                  <w:sz w:val="12"/>
+                                  <w:szCs w:val="12"/>
+                                </w:rPr>
+                                <w:t>E7</w:t>
+                              </w:r>
+                            </w:p>
+                          </w:txbxContent>
+                        </ns7:txbx>
+                        <ns7:bodyPr rot="0" spcFirstLastPara="0" vertOverflow="overflow" horzOverflow="overflow" vert="horz" wrap="square" lIns="0" tIns="0" rIns="0" bIns="0" numCol="1" spcCol="0" rtlCol="0" fromWordArt="0" anchor="ctr" anchorCtr="0" forceAA="0" compatLnSpc="1">
+                          <ns5:noAutofit/>
+                        </ns7:bodyPr>
+                      </ns7:wsp>
+                      <ns7:wsp>
+                        <ns7:cNvPr id="7008631" name="Seat 7008631"/>
+                        <ns7:cNvSpPr/>
+                        <ns7:spPr>
+                          <ns5:xfrm>
+                            <ns5:off x="1725526" y="1701223"/>
+                            <ns5:ext cx="214678" cy="178223"/>
+                          </ns5:xfrm>
+                          <ns5:prstGeom prst="rect">
+                            <ns5:avLst/>
+                          </ns5:prstGeom>
+                          <ns5:solidFill>
+                            <ns5:srgbClr val="DCDCDC"/>
+                          </ns5:solidFill>
+                          <ns5:ln w="6350">
+                            <ns5:solidFill>
+                              <ns5:srgbClr val="A6A6A6"/>
+                            </ns5:solidFill>
+                          </ns5:ln>
+                        </ns7:spPr>
+                        <ns7:style>
+                          <ns5:lnRef idx="2">
+                            <ns5:schemeClr val="dk1"/>
+                          </ns5:lnRef>
+                          <ns5:fillRef idx="0">
+                            <ns5:schemeClr val="lt1"/>
+                          </ns5:fillRef>
+                          <ns5:effectRef idx="0">
+                            <ns5:schemeClr val="dk1"/>
+                          </ns5:effectRef>
+                          <ns5:fontRef idx="minor">
+                            <ns5:schemeClr val="dk1"/>
+                          </ns5:fontRef>
+                        </ns7:style>
+                        <ns7:txbx>
+                          <w:txbxContent>
+                            <w:p ns2:paraId="1312860E" ns2:textId="77777777">
+                              <w:pPr>
+                                <w:jc w:val="center"/>
+                                <w:rPr>
+                                  <w:color w:val="000000"/>
+                                  <w:sz w:val="12"/>
+                                  <w:szCs w:val="12"/>
+                                </w:rPr>
+                              </w:pPr>
+                              <w:r>
+                                <w:rPr>
+                                  <w:color w:val="000000"/>
+                                  <w:sz w:val="12"/>
+                                  <w:szCs w:val="12"/>
+                                </w:rPr>
+                                <w:t>E8</w:t>
+                              </w:r>
+                            </w:p>
+                          </w:txbxContent>
+                        </ns7:txbx>
+                        <ns7:bodyPr rot="0" spcFirstLastPara="0" vertOverflow="overflow" horzOverflow="overflow" vert="horz" wrap="square" lIns="0" tIns="0" rIns="0" bIns="0" numCol="1" spcCol="0" rtlCol="0" fromWordArt="0" anchor="ctr" anchorCtr="0" forceAA="0" compatLnSpc="1">
+                          <ns5:noAutofit/>
+                        </ns7:bodyPr>
+                      </ns7:wsp>
+                      <ns7:wsp>
+                        <ns7:cNvPr id="7008768" name="Seat 7008768"/>
+                        <ns7:cNvSpPr/>
+                        <ns7:spPr>
+                          <ns5:xfrm>
+                            <ns5:off x="1952356" y="1701223"/>
+                            <ns5:ext cx="214678" cy="178223"/>
+                          </ns5:xfrm>
+                          <ns5:prstGeom prst="rect">
+                            <ns5:avLst/>
+                          </ns5:prstGeom>
+                          <ns5:solidFill>
+                            <ns5:srgbClr val="DCDCDC"/>
+                          </ns5:solidFill>
+                          <ns5:ln w="6350">
+                            <ns5:solidFill>
+                              <ns5:srgbClr val="A6A6A6"/>
+                            </ns5:solidFill>
+                          </ns5:ln>
+                        </ns7:spPr>
+                        <ns7:style>
+                          <ns5:lnRef idx="2">
+                            <ns5:schemeClr val="dk1"/>
+                          </ns5:lnRef>
+                          <ns5:fillRef idx="0">
+                            <ns5:schemeClr val="lt1"/>
+                          </ns5:fillRef>
+                          <ns5:effectRef idx="0">
+                            <ns5:schemeClr val="dk1"/>
+                          </ns5:effectRef>
+                          <ns5:fontRef idx="minor">
+                            <ns5:schemeClr val="dk1"/>
+                          </ns5:fontRef>
+                        </ns7:style>
+                        <ns7:txbx>
+                          <w:txbxContent>
+                            <w:p ns2:paraId="4435019C" ns2:textId="77777777">
+                              <w:pPr>
+                                <w:jc w:val="center"/>
+                                <w:rPr>
+                                  <w:color w:val="000000"/>
+                                  <w:sz w:val="12"/>
+                                  <w:szCs w:val="12"/>
+                                </w:rPr>
+                              </w:pPr>
+                              <w:r>
+                                <w:rPr>
+                                  <w:color w:val="000000"/>
+                                  <w:sz w:val="12"/>
+                                  <w:szCs w:val="12"/>
+                                </w:rPr>
+                                <w:t>E9</w:t>
+                              </w:r>
+                            </w:p>
+                          </w:txbxContent>
+                        </ns7:txbx>
+                        <ns7:bodyPr rot="0" spcFirstLastPara="0" vertOverflow="overflow" horzOverflow="overflow" vert="horz" wrap="square" lIns="0" tIns="0" rIns="0" bIns="0" numCol="1" spcCol="0" rtlCol="0" fromWordArt="0" anchor="ctr" anchorCtr="0" forceAA="0" compatLnSpc="1">
+                          <ns5:noAutofit/>
+                        </ns7:bodyPr>
+                      </ns7:wsp>
+                      <ns7:wsp>
+                        <ns7:cNvPr id="7008905" name="Seat 7008905"/>
+                        <ns7:cNvSpPr/>
+                        <ns7:spPr>
+                          <ns5:xfrm>
+                            <ns5:off x="2179185" y="1701223"/>
+                            <ns5:ext cx="214678" cy="178223"/>
+                          </ns5:xfrm>
+                          <ns5:prstGeom prst="rect">
+                            <ns5:avLst/>
+                          </ns5:prstGeom>
+                          <ns5:solidFill>
+                            <ns5:srgbClr val="DCDCDC"/>
+                          </ns5:solidFill>
+                          <ns5:ln w="6350">
+                            <ns5:solidFill>
+                              <ns5:srgbClr val="A6A6A6"/>
+                            </ns5:solidFill>
+                          </ns5:ln>
+                        </ns7:spPr>
+                        <ns7:style>
+                          <ns5:lnRef idx="2">
+                            <ns5:schemeClr val="dk1"/>
+                          </ns5:lnRef>
+                          <ns5:fillRef idx="0">
+                            <ns5:schemeClr val="lt1"/>
+                          </ns5:fillRef>
+                          <ns5:effectRef idx="0">
+                            <ns5:schemeClr val="dk1"/>
+                          </ns5:effectRef>
+                          <ns5:fontRef idx="minor">
+                            <ns5:schemeClr val="dk1"/>
+                          </ns5:fontRef>
+                        </ns7:style>
+                        <ns7:txbx>
+                          <w:txbxContent>
+                            <w:p ns2:paraId="4893537E" ns2:textId="77777777">
+                              <w:pPr>
+                                <w:jc w:val="center"/>
+                                <w:rPr>
+                                  <w:color w:val="000000"/>
+                                  <w:sz w:val="12"/>
+                                  <w:szCs w:val="12"/>
+                                </w:rPr>
+                              </w:pPr>
+                              <w:r>
+                                <w:rPr>
+                                  <w:color w:val="000000"/>
+                                  <w:sz w:val="12"/>
+                                  <w:szCs w:val="12"/>
+                                </w:rPr>
+                                <w:t>E10</w:t>
+                              </w:r>
+                            </w:p>
+                          </w:txbxContent>
+                        </ns7:txbx>
+                        <ns7:bodyPr rot="0" spcFirstLastPara="0" vertOverflow="overflow" horzOverflow="overflow" vert="horz" wrap="square" lIns="0" tIns="0" rIns="0" bIns="0" numCol="1" spcCol="0" rtlCol="0" fromWordArt="0" anchor="ctr" anchorCtr="0" forceAA="0" compatLnSpc="1">
+                          <ns5:noAutofit/>
+                        </ns7:bodyPr>
+                      </ns7:wsp>
+                      <ns7:wsp>
+                        <ns7:cNvPr id="7009042" name="Seat 7009042"/>
+                        <ns7:cNvSpPr/>
+                        <ns7:spPr>
+                          <ns5:xfrm>
+                            <ns5:off x="137718" y="1891598"/>
+                            <ns5:ext cx="214678" cy="178223"/>
+                          </ns5:xfrm>
+                          <ns5:prstGeom prst="rect">
+                            <ns5:avLst/>
+                          </ns5:prstGeom>
+                          <ns5:solidFill>
+                            <ns5:srgbClr val="FFC0FF"/>
+                          </ns5:solidFill>
+                          <ns5:ln w="6350">
+                            <ns5:solidFill>
+                              <ns5:srgbClr val="A6A6A6"/>
+                            </ns5:solidFill>
+                          </ns5:ln>
+                        </ns7:spPr>
+                        <ns7:style>
+                          <ns5:lnRef idx="2">
+                            <ns5:schemeClr val="dk1"/>
+                          </ns5:lnRef>
+                          <ns5:fillRef idx="0">
+                            <ns5:schemeClr val="lt1"/>
+                          </ns5:fillRef>
+                          <ns5:effectRef idx="0">
+                            <ns5:schemeClr val="dk1"/>
+                          </ns5:effectRef>
+                          <ns5:fontRef idx="minor">
+                            <ns5:schemeClr val="dk1"/>
+                          </ns5:fontRef>
+                        </ns7:style>
+                        <ns7:txbx>
+                          <w:txbxContent>
+                            <w:p ns2:paraId="56F36321" ns2:textId="77777777">
+                              <w:pPr>
+                                <w:jc w:val="center"/>
+                                <w:rPr>
+                                  <w:color w:val="000000"/>
+                                  <w:sz w:val="12"/>
+                                  <w:szCs w:val="12"/>
+                                </w:rPr>
+                              </w:pPr>
+                              <w:r>
+                                <w:rPr>
+                                  <w:color w:val="000000"/>
+                                  <w:sz w:val="12"/>
+                                  <w:szCs w:val="12"/>
+                                </w:rPr>
+                                <w:t>F1</w:t>
+                              </w:r>
+                            </w:p>
+                          </w:txbxContent>
+                        </ns7:txbx>
+                        <ns7:bodyPr rot="0" spcFirstLastPara="0" vertOverflow="overflow" horzOverflow="overflow" vert="horz" wrap="square" lIns="0" tIns="0" rIns="0" bIns="0" numCol="1" spcCol="0" rtlCol="0" fromWordArt="0" anchor="ctr" anchorCtr="0" forceAA="0" compatLnSpc="1">
+                          <ns5:noAutofit/>
+                        </ns7:bodyPr>
+                      </ns7:wsp>
+                      <ns7:wsp>
+                        <ns7:cNvPr id="7009179" name="Seat 7009179"/>
+                        <ns7:cNvSpPr/>
+                        <ns7:spPr>
+                          <ns5:xfrm>
+                            <ns5:off x="364548" y="1891598"/>
+                            <ns5:ext cx="214678" cy="178223"/>
+                          </ns5:xfrm>
+                          <ns5:prstGeom prst="rect">
+                            <ns5:avLst/>
+                          </ns5:prstGeom>
+                          <ns5:solidFill>
+                            <ns5:srgbClr val="FFC0FF"/>
+                          </ns5:solidFill>
+                          <ns5:ln w="6350">
+                            <ns5:solidFill>
+                              <ns5:srgbClr val="A6A6A6"/>
+                            </ns5:solidFill>
+                          </ns5:ln>
+                        </ns7:spPr>
+                        <ns7:style>
+                          <ns5:lnRef idx="2">
+                            <ns5:schemeClr val="dk1"/>
+                          </ns5:lnRef>
+                          <ns5:fillRef idx="0">
+                            <ns5:schemeClr val="lt1"/>
+                          </ns5:fillRef>
+                          <ns5:effectRef idx="0">
+                            <ns5:schemeClr val="dk1"/>
+                          </ns5:effectRef>
+                          <ns5:fontRef idx="minor">
+                            <ns5:schemeClr val="dk1"/>
+                          </ns5:fontRef>
+                        </ns7:style>
+                        <ns7:txbx>
+                          <w:txbxContent>
+                            <w:p ns2:paraId="6A9586EA" ns2:textId="77777777">
+                              <w:pPr>
+                                <w:jc w:val="center"/>
+                                <w:rPr>
+                                  <w:color w:val="000000"/>
+                                  <w:sz w:val="12"/>
+                                  <w:szCs w:val="12"/>
+                                </w:rPr>
+                              </w:pPr>
+                              <w:r>
+                                <w:rPr>
+                                  <w:color w:val="000000"/>
+                                  <w:sz w:val="12"/>
+                                  <w:szCs w:val="12"/>
+                                </w:rPr>
+                                <w:t>F2</w:t>
+                              </w:r>
+                            </w:p>
+                          </w:txbxContent>
+                        </ns7:txbx>
+                        <ns7:bodyPr rot="0" spcFirstLastPara="0" vertOverflow="overflow" horzOverflow="overflow" vert="horz" wrap="square" lIns="0" tIns="0" rIns="0" bIns="0" numCol="1" spcCol="0" rtlCol="0" fromWordArt="0" anchor="ctr" anchorCtr="0" forceAA="0" compatLnSpc="1">
+                          <ns5:noAutofit/>
+                        </ns7:bodyPr>
+                      </ns7:wsp>
+                      <ns7:wsp>
+                        <ns7:cNvPr id="7009316" name="Seat 7009316"/>
+                        <ns7:cNvSpPr/>
+                        <ns7:spPr>
+                          <ns5:xfrm>
+                            <ns5:off x="591377" y="1891598"/>
+                            <ns5:ext cx="214678" cy="178223"/>
+                          </ns5:xfrm>
+                          <ns5:prstGeom prst="rect">
+                            <ns5:avLst/>
+                          </ns5:prstGeom>
+                          <ns5:solidFill>
+                            <ns5:srgbClr val="DCDCDC"/>
+                          </ns5:solidFill>
+                          <ns5:ln w="6350">
+                            <ns5:solidFill>
+                              <ns5:srgbClr val="A6A6A6"/>
+                            </ns5:solidFill>
+                          </ns5:ln>
+                        </ns7:spPr>
+                        <ns7:style>
+                          <ns5:lnRef idx="2">
+                            <ns5:schemeClr val="dk1"/>
+                          </ns5:lnRef>
+                          <ns5:fillRef idx="0">
+                            <ns5:schemeClr val="lt1"/>
+                          </ns5:fillRef>
+                          <ns5:effectRef idx="0">
+                            <ns5:schemeClr val="dk1"/>
+                          </ns5:effectRef>
+                          <ns5:fontRef idx="minor">
+                            <ns5:schemeClr val="dk1"/>
+                          </ns5:fontRef>
+                        </ns7:style>
+                        <ns7:txbx>
+                          <w:txbxContent>
+                            <w:p ns2:paraId="2751DB3C" ns2:textId="77777777">
+                              <w:pPr>
+                                <w:jc w:val="center"/>
+                                <w:rPr>
+                                  <w:color w:val="000000"/>
+                                  <w:sz w:val="12"/>
+                                  <w:szCs w:val="12"/>
+                                </w:rPr>
+                              </w:pPr>
+                              <w:r>
+                                <w:rPr>
+                                  <w:color w:val="000000"/>
+                                  <w:sz w:val="12"/>
+                                  <w:szCs w:val="12"/>
+                                </w:rPr>
+                                <w:t>F3</w:t>
+                              </w:r>
+                            </w:p>
+                          </w:txbxContent>
+                        </ns7:txbx>
+                        <ns7:bodyPr rot="0" spcFirstLastPara="0" vertOverflow="overflow" horzOverflow="overflow" vert="horz" wrap="square" lIns="0" tIns="0" rIns="0" bIns="0" numCol="1" spcCol="0" rtlCol="0" fromWordArt="0" anchor="ctr" anchorCtr="0" forceAA="0" compatLnSpc="1">
+                          <ns5:noAutofit/>
+                        </ns7:bodyPr>
+                      </ns7:wsp>
+                      <ns7:wsp>
+                        <ns7:cNvPr id="7009453" name="Seat 7009453"/>
+                        <ns7:cNvSpPr/>
+                        <ns7:spPr>
+                          <ns5:xfrm>
+                            <ns5:off x="818207" y="1891598"/>
+                            <ns5:ext cx="214678" cy="178223"/>
+                          </ns5:xfrm>
+                          <ns5:prstGeom prst="rect">
+                            <ns5:avLst/>
+                          </ns5:prstGeom>
+                          <ns5:solidFill>
+                            <ns5:srgbClr val="FFC0FF"/>
+                          </ns5:solidFill>
+                          <ns5:ln w="6350">
+                            <ns5:solidFill>
+                              <ns5:srgbClr val="A6A6A6"/>
+                            </ns5:solidFill>
+                          </ns5:ln>
+                        </ns7:spPr>
+                        <ns7:style>
+                          <ns5:lnRef idx="2">
+                            <ns5:schemeClr val="dk1"/>
+                          </ns5:lnRef>
+                          <ns5:fillRef idx="0">
+                            <ns5:schemeClr val="lt1"/>
+                          </ns5:fillRef>
+                          <ns5:effectRef idx="0">
+                            <ns5:schemeClr val="dk1"/>
+                          </ns5:effectRef>
+                          <ns5:fontRef idx="minor">
+                            <ns5:schemeClr val="dk1"/>
+                          </ns5:fontRef>
+                        </ns7:style>
+                        <ns7:txbx>
+                          <w:txbxContent>
+                            <w:p ns2:paraId="62D86E0C" ns2:textId="77777777">
+                              <w:pPr>
+                                <w:jc w:val="center"/>
+                                <w:rPr>
+                                  <w:color w:val="000000"/>
+                                  <w:sz w:val="12"/>
+                                  <w:szCs w:val="12"/>
+                                </w:rPr>
+                              </w:pPr>
+                              <w:r>
+                                <w:rPr>
+                                  <w:color w:val="000000"/>
+                                  <w:sz w:val="12"/>
+                                  <w:szCs w:val="12"/>
+                                </w:rPr>
+                                <w:t>F4</w:t>
+                              </w:r>
+                            </w:p>
+                          </w:txbxContent>
+                        </ns7:txbx>
+                        <ns7:bodyPr rot="0" spcFirstLastPara="0" vertOverflow="overflow" horzOverflow="overflow" vert="horz" wrap="square" lIns="0" tIns="0" rIns="0" bIns="0" numCol="1" spcCol="0" rtlCol="0" fromWordArt="0" anchor="ctr" anchorCtr="0" forceAA="0" compatLnSpc="1">
+                          <ns5:noAutofit/>
+                        </ns7:bodyPr>
+                      </ns7:wsp>
+                      <ns7:wsp>
+                        <ns7:cNvPr id="7009590" name="Seat 7009590"/>
+                        <ns7:cNvSpPr/>
+                        <ns7:spPr>
+                          <ns5:xfrm>
+                            <ns5:off x="1045037" y="1891598"/>
+                            <ns5:ext cx="214678" cy="178223"/>
+                          </ns5:xfrm>
+                          <ns5:prstGeom prst="rect">
+                            <ns5:avLst/>
+                          </ns5:prstGeom>
+                          <ns5:solidFill>
+                            <ns5:srgbClr val="DCDCDC"/>
+                          </ns5:solidFill>
+                          <ns5:ln w="6350">
+                            <ns5:solidFill>
+                              <ns5:srgbClr val="A6A6A6"/>
+                            </ns5:solidFill>
+                          </ns5:ln>
+                        </ns7:spPr>
+                        <ns7:style>
+                          <ns5:lnRef idx="2">
+                            <ns5:schemeClr val="dk1"/>
+                          </ns5:lnRef>
+                          <ns5:fillRef idx="0">
+                            <ns5:schemeClr val="lt1"/>
+                          </ns5:fillRef>
+                          <ns5:effectRef idx="0">
+                            <ns5:schemeClr val="dk1"/>
+                          </ns5:effectRef>
+                          <ns5:fontRef idx="minor">
+                            <ns5:schemeClr val="dk1"/>
+                          </ns5:fontRef>
+                        </ns7:style>
+                        <ns7:txbx>
+                          <w:txbxContent>
+                            <w:p ns2:paraId="18ACC2F6" ns2:textId="77777777">
+                              <w:pPr>
+                                <w:jc w:val="center"/>
+                                <w:rPr>
+                                  <w:color w:val="000000"/>
+                                  <w:sz w:val="12"/>
+                                  <w:szCs w:val="12"/>
+                                </w:rPr>
+                              </w:pPr>
+                              <w:r>
+                                <w:rPr>
+                                  <w:color w:val="000000"/>
+                                  <w:sz w:val="12"/>
+                                  <w:szCs w:val="12"/>
+                                </w:rPr>
+                                <w:t>F5</w:t>
+                              </w:r>
+                            </w:p>
+                          </w:txbxContent>
+                        </ns7:txbx>
+                        <ns7:bodyPr rot="0" spcFirstLastPara="0" vertOverflow="overflow" horzOverflow="overflow" vert="horz" wrap="square" lIns="0" tIns="0" rIns="0" bIns="0" numCol="1" spcCol="0" rtlCol="0" fromWordArt="0" anchor="ctr" anchorCtr="0" forceAA="0" compatLnSpc="1">
+                          <ns5:noAutofit/>
+                        </ns7:bodyPr>
+                      </ns7:wsp>
+                      <ns7:wsp>
+                        <ns7:cNvPr id="7009727" name="Seat 7009727"/>
+                        <ns7:cNvSpPr/>
+                        <ns7:spPr>
+                          <ns5:xfrm>
+                            <ns5:off x="1271867" y="1891598"/>
+                            <ns5:ext cx="214678" cy="178223"/>
+                          </ns5:xfrm>
+                          <ns5:prstGeom prst="rect">
+                            <ns5:avLst/>
+                          </ns5:prstGeom>
+                          <ns5:solidFill>
+                            <ns5:srgbClr val="DCDCDC"/>
+                          </ns5:solidFill>
+                          <ns5:ln w="6350">
+                            <ns5:solidFill>
+                              <ns5:srgbClr val="A6A6A6"/>
+                            </ns5:solidFill>
+                          </ns5:ln>
+                        </ns7:spPr>
+                        <ns7:style>
+                          <ns5:lnRef idx="2">
+                            <ns5:schemeClr val="dk1"/>
+                          </ns5:lnRef>
+                          <ns5:fillRef idx="0">
+                            <ns5:schemeClr val="lt1"/>
+                          </ns5:fillRef>
+                          <ns5:effectRef idx="0">
+                            <ns5:schemeClr val="dk1"/>
+                          </ns5:effectRef>
+                          <ns5:fontRef idx="minor">
+                            <ns5:schemeClr val="dk1"/>
+                          </ns5:fontRef>
+                        </ns7:style>
+                        <ns7:txbx>
+                          <w:txbxContent>
+                            <w:p ns2:paraId="031053C1" ns2:textId="77777777">
+                              <w:pPr>
+                                <w:jc w:val="center"/>
+                                <w:rPr>
+                                  <w:color w:val="000000"/>
+                                  <w:sz w:val="12"/>
+                                  <w:szCs w:val="12"/>
+                                </w:rPr>
+                              </w:pPr>
+                              <w:r>
+                                <w:rPr>
+                                  <w:color w:val="000000"/>
+                                  <w:sz w:val="12"/>
+                                  <w:szCs w:val="12"/>
+                                </w:rPr>
+                                <w:t>F6</w:t>
+                              </w:r>
+                            </w:p>
+                          </w:txbxContent>
+                        </ns7:txbx>
+                        <ns7:bodyPr rot="0" spcFirstLastPara="0" vertOverflow="overflow" horzOverflow="overflow" vert="horz" wrap="square" lIns="0" tIns="0" rIns="0" bIns="0" numCol="1" spcCol="0" rtlCol="0" fromWordArt="0" anchor="ctr" anchorCtr="0" forceAA="0" compatLnSpc="1">
+                          <ns5:noAutofit/>
+                        </ns7:bodyPr>
+                      </ns7:wsp>
+                      <ns7:wsp>
+                        <ns7:cNvPr id="7009864" name="Seat 7009864"/>
+                        <ns7:cNvSpPr/>
+                        <ns7:spPr>
+                          <ns5:xfrm>
+                            <ns5:off x="1498696" y="1891598"/>
+                            <ns5:ext cx="214678" cy="178223"/>
+                          </ns5:xfrm>
+                          <ns5:prstGeom prst="rect">
+                            <ns5:avLst/>
+                          </ns5:prstGeom>
+                          <ns5:solidFill>
+                            <ns5:srgbClr val="FFC0FF"/>
+                          </ns5:solidFill>
+                          <ns5:ln w="6350">
+                            <ns5:solidFill>
+                              <ns5:srgbClr val="A6A6A6"/>
+                            </ns5:solidFill>
+                          </ns5:ln>
+                        </ns7:spPr>
+                        <ns7:style>
+                          <ns5:lnRef idx="2">
+                            <ns5:schemeClr val="dk1"/>
+                          </ns5:lnRef>
+                          <ns5:fillRef idx="0">
+                            <ns5:schemeClr val="lt1"/>
+                          </ns5:fillRef>
+                          <ns5:effectRef idx="0">
+                            <ns5:schemeClr val="dk1"/>
+                          </ns5:effectRef>
+                          <ns5:fontRef idx="minor">
+                            <ns5:schemeClr val="dk1"/>
+                          </ns5:fontRef>
+                        </ns7:style>
+                        <ns7:txbx>
+                          <w:txbxContent>
+                            <w:p ns2:paraId="077BD17A" ns2:textId="77777777">
+                              <w:pPr>
+                                <w:jc w:val="center"/>
+                                <w:rPr>
+                                  <w:color w:val="000000"/>
+                                  <w:sz w:val="12"/>
+                                  <w:szCs w:val="12"/>
+                                </w:rPr>
+                              </w:pPr>
+                              <w:r>
+                                <w:rPr>
+                                  <w:color w:val="000000"/>
+                                  <w:sz w:val="12"/>
+                                  <w:szCs w:val="12"/>
+                                </w:rPr>
+                                <w:t>F7</w:t>
+                              </w:r>
+                            </w:p>
+                          </w:txbxContent>
+                        </ns7:txbx>
+                        <ns7:bodyPr rot="0" spcFirstLastPara="0" vertOverflow="overflow" horzOverflow="overflow" vert="horz" wrap="square" lIns="0" tIns="0" rIns="0" bIns="0" numCol="1" spcCol="0" rtlCol="0" fromWordArt="0" anchor="ctr" anchorCtr="0" forceAA="0" compatLnSpc="1">
+                          <ns5:noAutofit/>
+                        </ns7:bodyPr>
+                      </ns7:wsp>
+                      <ns7:wsp>
+                        <ns7:cNvPr id="7010001" name="Seat 7010001"/>
+                        <ns7:cNvSpPr/>
+                        <ns7:spPr>
+                          <ns5:xfrm>
+                            <ns5:off x="1725526" y="1891598"/>
+                            <ns5:ext cx="214678" cy="178223"/>
+                          </ns5:xfrm>
+                          <ns5:prstGeom prst="rect">
+                            <ns5:avLst/>
+                          </ns5:prstGeom>
+                          <ns5:solidFill>
+                            <ns5:srgbClr val="DCDCDC"/>
+                          </ns5:solidFill>
+                          <ns5:ln w="6350">
+                            <ns5:solidFill>
+                              <ns5:srgbClr val="A6A6A6"/>
+                            </ns5:solidFill>
+                          </ns5:ln>
+                        </ns7:spPr>
+                        <ns7:style>
+                          <ns5:lnRef idx="2">
+                            <ns5:schemeClr val="dk1"/>
+                          </ns5:lnRef>
+                          <ns5:fillRef idx="0">
+                            <ns5:schemeClr val="lt1"/>
+                          </ns5:fillRef>
+                          <ns5:effectRef idx="0">
+                            <ns5:schemeClr val="dk1"/>
+                          </ns5:effectRef>
+                          <ns5:fontRef idx="minor">
+                            <ns5:schemeClr val="dk1"/>
+                          </ns5:fontRef>
+                        </ns7:style>
+                        <ns7:txbx>
+                          <w:txbxContent>
+                            <w:p ns2:paraId="453E8249" ns2:textId="77777777">
+                              <w:pPr>
+                                <w:jc w:val="center"/>
+                                <w:rPr>
+                                  <w:color w:val="000000"/>
+                                  <w:sz w:val="12"/>
+                                  <w:szCs w:val="12"/>
+                                </w:rPr>
+                              </w:pPr>
+                              <w:r>
+                                <w:rPr>
+                                  <w:color w:val="000000"/>
+                                  <w:sz w:val="12"/>
+                                  <w:szCs w:val="12"/>
+                                </w:rPr>
+                                <w:t>F8</w:t>
+                              </w:r>
+                            </w:p>
+                          </w:txbxContent>
+                        </ns7:txbx>
+                        <ns7:bodyPr rot="0" spcFirstLastPara="0" vertOverflow="overflow" horzOverflow="overflow" vert="horz" wrap="square" lIns="0" tIns="0" rIns="0" bIns="0" numCol="1" spcCol="0" rtlCol="0" fromWordArt="0" anchor="ctr" anchorCtr="0" forceAA="0" compatLnSpc="1">
+                          <ns5:noAutofit/>
+                        </ns7:bodyPr>
+                      </ns7:wsp>
+                      <ns7:wsp>
+                        <ns7:cNvPr id="7010138" name="Seat 7010138"/>
+                        <ns7:cNvSpPr/>
+                        <ns7:spPr>
+                          <ns5:xfrm>
+                            <ns5:off x="1952356" y="1891598"/>
+                            <ns5:ext cx="214678" cy="178223"/>
+                          </ns5:xfrm>
+                          <ns5:prstGeom prst="rect">
+                            <ns5:avLst/>
+                          </ns5:prstGeom>
+                          <ns5:solidFill>
+                            <ns5:srgbClr val="FFC0FF"/>
+                          </ns5:solidFill>
+                          <ns5:ln w="6350">
+                            <ns5:solidFill>
+                              <ns5:srgbClr val="A6A6A6"/>
+                            </ns5:solidFill>
+                          </ns5:ln>
+                        </ns7:spPr>
+                        <ns7:style>
+                          <ns5:lnRef idx="2">
+                            <ns5:schemeClr val="dk1"/>
+                          </ns5:lnRef>
+                          <ns5:fillRef idx="0">
+                            <ns5:schemeClr val="lt1"/>
+                          </ns5:fillRef>
+                          <ns5:effectRef idx="0">
+                            <ns5:schemeClr val="dk1"/>
+                          </ns5:effectRef>
+                          <ns5:fontRef idx="minor">
+                            <ns5:schemeClr val="dk1"/>
+                          </ns5:fontRef>
+                        </ns7:style>
+                        <ns7:txbx>
+                          <w:txbxContent>
+                            <w:p ns2:paraId="7AF1A44D" ns2:textId="77777777">
+                              <w:pPr>
+                                <w:jc w:val="center"/>
+                                <w:rPr>
+                                  <w:color w:val="000000"/>
+                                  <w:sz w:val="12"/>
+                                  <w:szCs w:val="12"/>
+                                </w:rPr>
+                              </w:pPr>
+                              <w:r>
+                                <w:rPr>
+                                  <w:color w:val="000000"/>
+                                  <w:sz w:val="12"/>
+                                  <w:szCs w:val="12"/>
+                                </w:rPr>
+                                <w:t>F9</w:t>
+                              </w:r>
+                            </w:p>
+                          </w:txbxContent>
+                        </ns7:txbx>
+                        <ns7:bodyPr rot="0" spcFirstLastPara="0" vertOverflow="overflow" horzOverflow="overflow" vert="horz" wrap="square" lIns="0" tIns="0" rIns="0" bIns="0" numCol="1" spcCol="0" rtlCol="0" fromWordArt="0" anchor="ctr" anchorCtr="0" forceAA="0" compatLnSpc="1">
+                          <ns5:noAutofit/>
+                        </ns7:bodyPr>
+                      </ns7:wsp>
+                      <ns7:wsp>
+                        <ns7:cNvPr id="7010275" name="Seat 7010275"/>
+                        <ns7:cNvSpPr/>
+                        <ns7:spPr>
+                          <ns5:xfrm>
+                            <ns5:off x="2179185" y="1891598"/>
+                            <ns5:ext cx="214678" cy="178223"/>
+                          </ns5:xfrm>
+                          <ns5:prstGeom prst="rect">
+                            <ns5:avLst/>
+                          </ns5:prstGeom>
+                          <ns5:solidFill>
+                            <ns5:srgbClr val="FFC0FF"/>
+                          </ns5:solidFill>
+                          <ns5:ln w="6350">
+                            <ns5:solidFill>
+                              <ns5:srgbClr val="A6A6A6"/>
+                            </ns5:solidFill>
+                          </ns5:ln>
+                        </ns7:spPr>
+                        <ns7:style>
+                          <ns5:lnRef idx="2">
+                            <ns5:schemeClr val="dk1"/>
+                          </ns5:lnRef>
+                          <ns5:fillRef idx="0">
+                            <ns5:schemeClr val="lt1"/>
+                          </ns5:fillRef>
+                          <ns5:effectRef idx="0">
+                            <ns5:schemeClr val="dk1"/>
+                          </ns5:effectRef>
+                          <ns5:fontRef idx="minor">
+                            <ns5:schemeClr val="dk1"/>
+                          </ns5:fontRef>
+                        </ns7:style>
+                        <ns7:txbx>
+                          <w:txbxContent>
+                            <w:p ns2:paraId="5F02D037" ns2:textId="77777777">
+                              <w:pPr>
+                                <w:jc w:val="center"/>
+                                <w:rPr>
+                                  <w:color w:val="000000"/>
+                                  <w:sz w:val="12"/>
+                                  <w:szCs w:val="12"/>
+                                </w:rPr>
+                              </w:pPr>
+                              <w:r>
+                                <w:rPr>
+                                  <w:color w:val="000000"/>
+                                  <w:sz w:val="12"/>
+                                  <w:szCs w:val="12"/>
+                                </w:rPr>
+                                <w:t>F10</w:t>
+                              </w:r>
+                            </w:p>
+                          </w:txbxContent>
+                        </ns7:txbx>
+                        <ns7:bodyPr rot="0" spcFirstLastPara="0" vertOverflow="overflow" horzOverflow="overflow" vert="horz" wrap="square" lIns="0" tIns="0" rIns="0" bIns="0" numCol="1" spcCol="0" rtlCol="0" fromWordArt="0" anchor="ctr" anchorCtr="0" forceAA="0" compatLnSpc="1">
+                          <ns5:noAutofit/>
+                        </ns7:bodyPr>
+                      </ns7:wsp>
+                      <ns7:wsp>
+                        <ns7:cNvPr id="7010412" name="GroupBox 7010412"/>
+                        <ns7:cNvSpPr/>
+                        <ns7:spPr>
+                          <ns5:xfrm>
+                            <ns5:off x="81011" y="2427888"/>
+                            <ns5:ext cx="2430318" cy="569505"/>
+                          </ns5:xfrm>
+                          <ns5:prstGeom prst="rect">
+                            <ns5:avLst/>
+                          </ns5:prstGeom>
+                          <ns5:noFill/>
+                          <ns5:ln w="6350">
+                            <ns5:solidFill>
+                              <ns5:srgbClr val="A0A0A0"/>
+                            </ns5:solidFill>
+                          </ns5:ln>
+                        </ns7:spPr>
+                        <ns7:style>
+                          <ns5:lnRef idx="2">
+                            <ns5:schemeClr val="dk1"/>
+                          </ns5:lnRef>
+                          <ns5:fillRef idx="0">
+                            <ns5:schemeClr val="lt1"/>
+                          </ns5:fillRef>
+                          <ns5:effectRef idx="0">
+                            <ns5:schemeClr val="dk1"/>
+                          </ns5:effectRef>
+                          <ns5:fontRef idx="minor">
+                            <ns5:schemeClr val="dk1"/>
+                          </ns5:fontRef>
+                        </ns7:style>
+                        <ns7:bodyPr rot="0" spcFirstLastPara="0" vertOverflow="overflow" horzOverflow="overflow" vert="horz" wrap="square" lIns="32404" tIns="0" rIns="32404" bIns="0" numCol="1" spcCol="0" rtlCol="0" fromWordArt="0" anchor="ctr" anchorCtr="0" forceAA="0" compatLnSpc="1">
+                          <ns5:noAutofit/>
+                        </ns7:bodyPr>
+                      </ns7:wsp>
+                      <ns7:wsp>
+                        <ns7:cNvPr id="7010549" name="GroupCapBack 7010549"/>
+                        <ns7:cNvSpPr/>
+                        <ns7:spPr>
+                          <ns5:xfrm>
+                            <ns5:off x="152300" y="2365510"/>
+                            <ns5:ext cx="1490595" cy="124756"/>
+                          </ns5:xfrm>
+                          <ns5:prstGeom prst="rect">
+                            <ns5:avLst/>
+                          </ns5:prstGeom>
+                          <ns5:solidFill>
+                            <ns5:srgbClr val="F0F0F0"/>
+                          </ns5:solidFill>
+                          <ns5:ln>
+                            <ns5:noFill/>
+                          </ns5:ln>
+                        </ns7:spPr>
+                        <ns7:style>
+                          <ns5:lnRef idx="2">
+                            <ns5:schemeClr val="dk1"/>
+                          </ns5:lnRef>
+                          <ns5:fillRef idx="0">
+                            <ns5:schemeClr val="lt1"/>
+                          </ns5:fillRef>
+                          <ns5:effectRef idx="0">
+                            <ns5:schemeClr val="dk1"/>
+                          </ns5:effectRef>
+                          <ns5:fontRef idx="minor">
+                            <ns5:schemeClr val="dk1"/>
+                          </ns5:fontRef>
+                        </ns7:style>
+                        <ns7:bodyPr rot="0" spcFirstLastPara="0" vertOverflow="overflow" horzOverflow="overflow" vert="horz" wrap="square" lIns="32404" tIns="0" rIns="32404" bIns="0" numCol="1" spcCol="0" rtlCol="0" fromWordArt="0" anchor="ctr" anchorCtr="0" forceAA="0" compatLnSpc="1">
+                          <ns5:noAutofit/>
+                        </ns7:bodyPr>
+                      </ns7:wsp>
+                      <ns7:wsp>
+                        <ns7:cNvPr id="7010686" name="GroupCaption 7010686"/>
+                        <ns7:cNvSpPr/>
+                        <ns7:spPr>
+                          <ns5:xfrm>
+                            <ns5:off x="179033" y="2365510"/>
+                            <ns5:ext cx="1490595" cy="124756"/>
+                          </ns5:xfrm>
+                          <ns5:prstGeom prst="rect">
+                            <ns5:avLst/>
+                          </ns5:prstGeom>
+                          <ns5:noFill/>
+                          <ns5:ln>
+                            <ns5:noFill/>
+                          </ns5:ln>
+                        </ns7:spPr>
+                        <ns7:style>
+                          <ns5:lnRef idx="2">
+                            <ns5:schemeClr val="dk1"/>
+                          </ns5:lnRef>
+                          <ns5:fillRef idx="0">
+                            <ns5:schemeClr val="lt1"/>
+                          </ns5:fillRef>
+                          <ns5:effectRef idx="0">
+                            <ns5:schemeClr val="dk1"/>
+                          </ns5:effectRef>
+                          <ns5:fontRef idx="minor">
+                            <ns5:schemeClr val="dk1"/>
+                          </ns5:fontRef>
+                        </ns7:style>
+                        <ns7:txbx>
+                          <w:txbxContent>
+                            <w:p ns2:paraId="75041B68" ns2:textId="77777777">
+                              <w:pPr>
+                                <w:rPr>
+                                  <w:color w:val="000000"/>
+                                  <w:sz w:val="14"/>
+                                  <w:szCs w:val="14"/>
+                                </w:rPr>
+                              </w:pPr>
+                              <w:r>
+                                <w:rPr>
+                                  <w:color w:val="000000"/>
+                                  <w:sz w:val="14"/>
+                                  <w:szCs w:val="14"/>
+                                </w:rPr>
+                                <w:t>Other bookings this customer has</w:t>
+                              </w:r>
+                            </w:p>
+                          </w:txbxContent>
+                        </ns7:txbx>
+                        <ns7:bodyPr rot="0" spcFirstLastPara="0" vertOverflow="overflow" horzOverflow="overflow" vert="horz" wrap="square" lIns="0" tIns="0" rIns="0" bIns="0" numCol="1" spcCol="0" rtlCol="0" fromWordArt="0" anchor="ctr" anchorCtr="0" forceAA="0" compatLnSpc="1">
+                          <ns5:noAutofit/>
+                        </ns7:bodyPr>
+                      </ns7:wsp>
+                      <ns7:wsp>
+                        <ns7:cNvPr id="7010823" name="Label 7010823"/>
+                        <ns7:cNvSpPr/>
+                        <ns7:spPr>
+                          <ns5:xfrm>
+                            <ns5:off x="162021" y="2511329"/>
+                            <ns5:ext cx="1620212" cy="125566"/>
+                          </ns5:xfrm>
+                          <ns5:prstGeom prst="rect">
+                            <ns5:avLst/>
+                          </ns5:prstGeom>
+                          <ns5:noFill/>
+                          <ns5:ln>
+                            <ns5:noFill/>
+                          </ns5:ln>
+                        </ns7:spPr>
+                        <ns7:style>
+                          <ns5:lnRef idx="2">
+                            <ns5:schemeClr val="dk1"/>
+                          </ns5:lnRef>
+                          <ns5:fillRef idx="0">
+                            <ns5:schemeClr val="lt1"/>
+                          </ns5:fillRef>
+                          <ns5:effectRef idx="0">
+                            <ns5:schemeClr val="dk1"/>
+                          </ns5:effectRef>
+                          <ns5:fontRef idx="minor">
+                            <ns5:schemeClr val="dk1"/>
+                          </ns5:fontRef>
+                        </ns7:style>
+                        <ns7:txbx>
+                          <w:txbxContent>
+                            <w:p ns2:paraId="40EBFD15" ns2:textId="77777777">
+                              <w:pPr>
+                                <w:rPr>
+                                  <w:color w:val="808080"/>
+                                  <w:sz w:val="13"/>
+                                  <w:szCs w:val="13"/>
+                                </w:rPr>
+                              </w:pPr>
+                              <w:r>
+                                <w:rPr>
+                                  <w:color w:val="808080"/>
+                                  <w:sz w:val="13"/>
+                                  <w:szCs w:val="13"/>
+                                </w:rPr>
+                                <w:t>Pick a booking to add food to it</w:t>
+                              </w:r>
+                            </w:p>
+                          </w:txbxContent>
+                        </ns7:txbx>
+                        <ns7:bodyPr rot="0" spcFirstLastPara="0" vertOverflow="overflow" horzOverflow="overflow" vert="horz" wrap="square" lIns="0" tIns="0" rIns="0" bIns="0" numCol="1" spcCol="0" rtlCol="0" fromWordArt="0" anchor="ctr" anchorCtr="0" forceAA="0" compatLnSpc="1">
+                          <ns5:noAutofit/>
+                        </ns7:bodyPr>
+                      </ns7:wsp>
+                      <ns7:wsp>
+                        <ns7:cNvPr id="7010960" name="dgvCustomerBookingsFrame 7010960"/>
+                        <ns7:cNvSpPr/>
+                        <ns7:spPr>
+                          <ns5:xfrm>
+                            <ns5:off x="162021" y="2640946"/>
+                            <ns5:ext cx="2268297" cy="291638"/>
+                          </ns5:xfrm>
+                          <ns5:prstGeom prst="rect">
+                            <ns5:avLst/>
+                          </ns5:prstGeom>
+                          <ns5:solidFill>
+                            <ns5:srgbClr val="FFFFFF"/>
+                          </ns5:solidFill>
+                          <ns5:ln w="6350">
+                            <ns5:solidFill>
+                              <ns5:srgbClr val="B4B4B4"/>
+                            </ns5:solidFill>
+                          </ns5:ln>
+                        </ns7:spPr>
+                        <ns7:style>
+                          <ns5:lnRef idx="2">
+                            <ns5:schemeClr val="dk1"/>
+                          </ns5:lnRef>
+                          <ns5:fillRef idx="0">
+                            <ns5:schemeClr val="lt1"/>
+                          </ns5:fillRef>
+                          <ns5:effectRef idx="0">
+                            <ns5:schemeClr val="dk1"/>
+                          </ns5:effectRef>
+                          <ns5:fontRef idx="minor">
+                            <ns5:schemeClr val="dk1"/>
+                          </ns5:fontRef>
+                        </ns7:style>
+                        <ns7:bodyPr rot="0" spcFirstLastPara="0" vertOverflow="overflow" horzOverflow="overflow" vert="horz" wrap="square" lIns="32404" tIns="0" rIns="32404" bIns="0" numCol="1" spcCol="0" rtlCol="0" fromWordArt="0" anchor="ctr" anchorCtr="0" forceAA="0" compatLnSpc="1">
+                          <ns5:noAutofit/>
+                        </ns7:bodyPr>
+                      </ns7:wsp>
+                      <ns7:wsp>
+                        <ns7:cNvPr id="7011097" name="dgvCustomerBookingsHeader 7011097"/>
+                        <ns7:cNvSpPr/>
+                        <ns7:spPr>
+                          <ns5:xfrm>
+                            <ns5:off x="162021" y="2640946"/>
+                            <ns5:ext cx="2268297" cy="138528"/>
+                          </ns5:xfrm>
+                          <ns5:prstGeom prst="rect">
+                            <ns5:avLst/>
+                          </ns5:prstGeom>
+                          <ns5:solidFill>
+                            <ns5:srgbClr val="400040"/>
+                          </ns5:solidFill>
+                          <ns5:ln>
+                            <ns5:noFill/>
+                          </ns5:ln>
+                        </ns7:spPr>
+                        <ns7:style>
+                          <ns5:lnRef idx="2">
+                            <ns5:schemeClr val="dk1"/>
+                          </ns5:lnRef>
+                          <ns5:fillRef idx="0">
+                            <ns5:schemeClr val="lt1"/>
+                          </ns5:fillRef>
+                          <ns5:effectRef idx="0">
+                            <ns5:schemeClr val="dk1"/>
+                          </ns5:effectRef>
+                          <ns5:fontRef idx="minor">
+                            <ns5:schemeClr val="dk1"/>
+                          </ns5:fontRef>
+                        </ns7:style>
+                        <ns7:bodyPr rot="0" spcFirstLastPara="0" vertOverflow="overflow" horzOverflow="overflow" vert="horz" wrap="square" lIns="32404" tIns="0" rIns="32404" bIns="0" numCol="1" spcCol="0" rtlCol="0" fromWordArt="0" anchor="ctr" anchorCtr="0" forceAA="0" compatLnSpc="1">
+                          <ns5:noAutofit/>
+                        </ns7:bodyPr>
+                      </ns7:wsp>
+                      <ns7:wsp>
+                        <ns7:cNvPr id="7011234" name="dgvCustomerBookingsHead 7011234"/>
+                        <ns7:cNvSpPr/>
+                        <ns7:spPr>
+                          <ns5:xfrm>
+                            <ns5:off x="194425" y="2640946"/>
+                            <ns5:ext cx="675628" cy="138528"/>
+                          </ns5:xfrm>
+                          <ns5:prstGeom prst="rect">
+                            <ns5:avLst/>
+                          </ns5:prstGeom>
+                          <ns5:noFill/>
+                          <ns5:ln>
+                            <ns5:noFill/>
+                          </ns5:ln>
+                        </ns7:spPr>
+                        <ns7:style>
+                          <ns5:lnRef idx="2">
+                            <ns5:schemeClr val="dk1"/>
+                          </ns5:lnRef>
+                          <ns5:fillRef idx="0">
+                            <ns5:schemeClr val="lt1"/>
+                          </ns5:fillRef>
+                          <ns5:effectRef idx="0">
+                            <ns5:schemeClr val="dk1"/>
+                          </ns5:effectRef>
+                          <ns5:fontRef idx="minor">
+                            <ns5:schemeClr val="dk1"/>
+                          </ns5:fontRef>
+                        </ns7:style>
+                        <ns7:txbx>
+                          <w:txbxContent>
+                            <w:p ns2:paraId="46B2AB91" ns2:textId="77777777">
+                              <w:pPr>
+                                <w:rPr>
+                                  <w:b/>
+                                  <w:bCs/>
+                                  <w:color w:val="FFFFFF"/>
+                                  <w:sz w:val="12"/>
+                                  <w:szCs w:val="12"/>
+                                </w:rPr>
+                              </w:pPr>
+                              <w:r>
+                                <w:rPr>
+                                  <w:b/>
+                                  <w:bCs/>
+                                  <w:color w:val="FFFFFF"/>
+                                  <w:sz w:val="12"/>
+                                  <w:szCs w:val="12"/>
+                                </w:rPr>
+                                <w:t>Booking</w:t>
+                              </w:r>
+                            </w:p>
+                          </w:txbxContent>
+                        </ns7:txbx>
+                        <ns7:bodyPr rot="0" spcFirstLastPara="0" vertOverflow="overflow" horzOverflow="overflow" vert="horz" wrap="square" lIns="0" tIns="0" rIns="0" bIns="0" numCol="1" spcCol="0" rtlCol="0" fromWordArt="0" anchor="ctr" anchorCtr="0" forceAA="0" compatLnSpc="1">
+                          <ns5:noAutofit/>
+                        </ns7:bodyPr>
+                      </ns7:wsp>
+                      <ns7:wsp>
+                        <ns7:cNvPr id="7011371" name="dgvCustomerBookingsCell 7011371"/>
+                        <ns7:cNvSpPr/>
+                        <ns7:spPr>
+                          <ns5:xfrm>
+                            <ns5:off x="194425" y="2779474"/>
+                            <ns5:ext cx="627022" cy="134883"/>
+                          </ns5:xfrm>
+                          <ns5:prstGeom prst="rect">
+                            <ns5:avLst/>
+                          </ns5:prstGeom>
+                          <ns5:noFill/>
+                          <ns5:ln>
+                            <ns5:noFill/>
+                          </ns5:ln>
+                        </ns7:spPr>
+                        <ns7:style>
+                          <ns5:lnRef idx="2">
+                            <ns5:schemeClr val="dk1"/>
+                          </ns5:lnRef>
+                          <ns5:fillRef idx="0">
+                            <ns5:schemeClr val="lt1"/>
+                          </ns5:fillRef>
+                          <ns5:effectRef idx="0">
+                            <ns5:schemeClr val="dk1"/>
+                          </ns5:effectRef>
+                          <ns5:fontRef idx="minor">
+                            <ns5:schemeClr val="dk1"/>
+                          </ns5:fontRef>
+                        </ns7:style>
+                        <ns7:txbx>
+                          <w:txbxContent>
+                            <w:p ns2:paraId="17CB0527" ns2:textId="77777777">
+                              <w:pPr>
+                                <w:rPr>
+                                  <w:color w:val="000000"/>
+                                  <w:sz w:val="12"/>
+                                  <w:szCs w:val="12"/>
+                                </w:rPr>
+                              </w:pPr>
+                              <w:r>
+                                <w:rPr>
+                                  <w:color w:val="000000"/>
+                                  <w:sz w:val="12"/>
+                                  <w:szCs w:val="12"/>
+                                </w:rPr>
+                                <w:t>34</w:t>
+                              </w:r>
+                            </w:p>
+                          </w:txbxContent>
+                        </ns7:txbx>
+                        <ns7:bodyPr rot="0" spcFirstLastPara="0" vertOverflow="overflow" horzOverflow="overflow" vert="horz" wrap="square" lIns="0" tIns="0" rIns="0" bIns="0" numCol="1" spcCol="0" rtlCol="0" fromWordArt="0" anchor="ctr" anchorCtr="0" forceAA="0" compatLnSpc="1">
+                          <ns5:noAutofit/>
+                        </ns7:bodyPr>
+                      </ns7:wsp>
+                      <ns7:wsp>
+                        <ns7:cNvPr id="7011508" name="dgvCustomerBookingsHead 7011508"/>
+                        <ns7:cNvSpPr/>
+                        <ns7:spPr>
+                          <ns5:xfrm>
+                            <ns5:off x="870054" y="2640946"/>
+                            <ns5:ext cx="1576466" cy="138528"/>
+                          </ns5:xfrm>
+                          <ns5:prstGeom prst="rect">
+                            <ns5:avLst/>
+                          </ns5:prstGeom>
+                          <ns5:noFill/>
+                          <ns5:ln>
+                            <ns5:noFill/>
+                          </ns5:ln>
+                        </ns7:spPr>
+                        <ns7:style>
+                          <ns5:lnRef idx="2">
+                            <ns5:schemeClr val="dk1"/>
+                          </ns5:lnRef>
+                          <ns5:fillRef idx="0">
+                            <ns5:schemeClr val="lt1"/>
+                          </ns5:fillRef>
+                          <ns5:effectRef idx="0">
+                            <ns5:schemeClr val="dk1"/>
+                          </ns5:effectRef>
+                          <ns5:fontRef idx="minor">
+                            <ns5:schemeClr val="dk1"/>
+                          </ns5:fontRef>
+                        </ns7:style>
+                        <ns7:txbx>
+                          <w:txbxContent>
+                            <w:p ns2:paraId="01E8E616" ns2:textId="77777777">
+                              <w:pPr>
+                                <w:rPr>
+                                  <w:b/>
+                                  <w:bCs/>
+                                  <w:color w:val="FFFFFF"/>
+                                  <w:sz w:val="12"/>
+                                  <w:szCs w:val="12"/>
+                                </w:rPr>
+                              </w:pPr>
+                              <w:r>
+                                <w:rPr>
+                                  <w:b/>
+                                  <w:bCs/>
+                                  <w:color w:val="FFFFFF"/>
+                                  <w:sz w:val="12"/>
+                                  <w:szCs w:val="12"/>
+                                </w:rPr>
+                                <w:t>Film</w:t>
+                              </w:r>
+                            </w:p>
+                          </w:txbxContent>
+                        </ns7:txbx>
+                        <ns7:bodyPr rot="0" spcFirstLastPara="0" vertOverflow="overflow" horzOverflow="overflow" vert="horz" wrap="square" lIns="0" tIns="0" rIns="0" bIns="0" numCol="1" spcCol="0" rtlCol="0" fromWordArt="0" anchor="ctr" anchorCtr="0" forceAA="0" compatLnSpc="1">
+                          <ns5:noAutofit/>
+                        </ns7:bodyPr>
+                      </ns7:wsp>
+                      <ns7:wsp>
+                        <ns7:cNvPr id="7011645" name="dgvCustomerBookingsCell 7011645"/>
+                        <ns7:cNvSpPr/>
+                        <ns7:spPr>
+                          <ns5:xfrm>
+                            <ns5:off x="870054" y="2779474"/>
+                            <ns5:ext cx="1527860" cy="134883"/>
+                          </ns5:xfrm>
+                          <ns5:prstGeom prst="rect">
+                            <ns5:avLst/>
+                          </ns5:prstGeom>
+                          <ns5:noFill/>
+                          <ns5:ln>
+                            <ns5:noFill/>
+                          </ns5:ln>
+                        </ns7:spPr>
+                        <ns7:style>
+                          <ns5:lnRef idx="2">
+                            <ns5:schemeClr val="dk1"/>
+                          </ns5:lnRef>
+                          <ns5:fillRef idx="0">
+                            <ns5:schemeClr val="lt1"/>
+                          </ns5:fillRef>
+                          <ns5:effectRef idx="0">
+                            <ns5:schemeClr val="dk1"/>
+                          </ns5:effectRef>
+                          <ns5:fontRef idx="minor">
+                            <ns5:schemeClr val="dk1"/>
+                          </ns5:fontRef>
+                        </ns7:style>
+                        <ns7:txbx>
+                          <w:txbxContent>
+                            <w:p ns2:paraId="5A8FF07C" ns2:textId="77777777">
+                              <w:pPr>
+                                <w:rPr>
+                                  <w:color w:val="000000"/>
+                                  <w:sz w:val="12"/>
+                                  <w:szCs w:val="12"/>
+                                </w:rPr>
+                              </w:pPr>
+                              <w:r>
+                                <w:rPr>
+                                  <w:color w:val="000000"/>
+                                  <w:sz w:val="12"/>
+                                  <w:szCs w:val="12"/>
+                                </w:rPr>
+                                <w:t>The Dark Knight (21/04/2026)</w:t>
+                              </w:r>
+                            </w:p>
+                          </w:txbxContent>
+                        </ns7:txbx>
+                        <ns7:bodyPr rot="0" spcFirstLastPara="0" vertOverflow="overflow" horzOverflow="overflow" vert="horz" wrap="square" lIns="0" tIns="0" rIns="0" bIns="0" numCol="1" spcCol="0" rtlCol="0" fromWordArt="0" anchor="ctr" anchorCtr="0" forceAA="0" compatLnSpc="1">
+                          <ns5:noAutofit/>
+                        </ns7:bodyPr>
+                      </ns7:wsp>
+                      <ns7:wsp>
+                        <ns7:cNvPr id="7011782" name="dgvCustomerBookingsVLine 7011782"/>
+                        <ns7:cNvSpPr/>
+                        <ns7:spPr>
+                          <ns5:xfrm>
+                            <ns5:off x="837650" y="2779474"/>
+                            <ns5:ext cx="6481" cy="134883"/>
+                          </ns5:xfrm>
+                          <ns5:prstGeom prst="rect">
+                            <ns5:avLst/>
+                          </ns5:prstGeom>
+                          <ns5:solidFill>
+                            <ns5:srgbClr val="D2D2D2"/>
+                          </ns5:solidFill>
+                          <ns5:ln>
+                            <ns5:noFill/>
+                          </ns5:ln>
+                        </ns7:spPr>
+                        <ns7:style>
+                          <ns5:lnRef idx="2">
+                            <ns5:schemeClr val="dk1"/>
+                          </ns5:lnRef>
+                          <ns5:fillRef idx="0">
+                            <ns5:schemeClr val="lt1"/>
+                          </ns5:fillRef>
+                          <ns5:effectRef idx="0">
+                            <ns5:schemeClr val="dk1"/>
+                          </ns5:effectRef>
+                          <ns5:fontRef idx="minor">
+                            <ns5:schemeClr val="dk1"/>
+                          </ns5:fontRef>
+                        </ns7:style>
+                        <ns7:bodyPr rot="0" spcFirstLastPara="0" vertOverflow="overflow" horzOverflow="overflow" vert="horz" wrap="square" lIns="32404" tIns="0" rIns="32404" bIns="0" numCol="1" spcCol="0" rtlCol="0" fromWordArt="0" anchor="ctr" anchorCtr="0" forceAA="0" compatLnSpc="1">
+                          <ns5:noAutofit/>
+                        </ns7:bodyPr>
+                      </ns7:wsp>
+                      <ns7:wsp>
+                        <ns7:cNvPr id="7011919" name="dgvCustomerBookingsHLine 7011919"/>
+                        <ns7:cNvSpPr/>
+                        <ns7:spPr>
+                          <ns5:xfrm>
+                            <ns5:off x="170122" y="2914357"/>
+                            <ns5:ext cx="2252095" cy="6481"/>
+                          </ns5:xfrm>
+                          <ns5:prstGeom prst="rect">
+                            <ns5:avLst/>
+                          </ns5:prstGeom>
+                          <ns5:solidFill>
+                            <ns5:srgbClr val="D2D2D2"/>
+                          </ns5:solidFill>
+                          <ns5:ln>
+                            <ns5:noFill/>
+                          </ns5:ln>
+                        </ns7:spPr>
+                        <ns7:style>
+                          <ns5:lnRef idx="2">
+                            <ns5:schemeClr val="dk1"/>
+                          </ns5:lnRef>
+                          <ns5:fillRef idx="0">
+                            <ns5:schemeClr val="lt1"/>
+                          </ns5:fillRef>
+                          <ns5:effectRef idx="0">
+                            <ns5:schemeClr val="dk1"/>
+                          </ns5:effectRef>
+                          <ns5:fontRef idx="minor">
+                            <ns5:schemeClr val="dk1"/>
+                          </ns5:fontRef>
+                        </ns7:style>
+                        <ns7:bodyPr rot="0" spcFirstLastPara="0" vertOverflow="overflow" horzOverflow="overflow" vert="horz" wrap="square" lIns="32404" tIns="0" rIns="32404" bIns="0" numCol="1" spcCol="0" rtlCol="0" fromWordArt="0" anchor="ctr" anchorCtr="0" forceAA="0" compatLnSpc="1">
+                          <ns5:noAutofit/>
+                        </ns7:bodyPr>
+                      </ns7:wsp>
+                      <ns7:wsp>
+                        <ns7:cNvPr id="7012056" name="GroupBox 7012056"/>
+                        <ns7:cNvSpPr/>
+                        <ns7:spPr>
+                          <ns5:xfrm>
+                            <ns5:off x="2592340" y="775272"/>
+                            <ns5:ext cx="3159414" cy="375079"/>
+                          </ns5:xfrm>
+                          <ns5:prstGeom prst="rect">
+                            <ns5:avLst/>
+                          </ns5:prstGeom>
+                          <ns5:noFill/>
+                          <ns5:ln w="6350">
+                            <ns5:solidFill>
+                              <ns5:srgbClr val="A0A0A0"/>
+                            </ns5:solidFill>
+                          </ns5:ln>
+                        </ns7:spPr>
+                        <ns7:style>
+                          <ns5:lnRef idx="2">
+                            <ns5:schemeClr val="dk1"/>
+                          </ns5:lnRef>
+                          <ns5:fillRef idx="0">
+                            <ns5:schemeClr val="lt1"/>
+                          </ns5:fillRef>
+                          <ns5:effectRef idx="0">
+                            <ns5:schemeClr val="dk1"/>
+                          </ns5:effectRef>
+                          <ns5:fontRef idx="minor">
+                            <ns5:schemeClr val="dk1"/>
+                          </ns5:fontRef>
+                        </ns7:style>
+                        <ns7:bodyPr rot="0" spcFirstLastPara="0" vertOverflow="overflow" horzOverflow="overflow" vert="horz" wrap="square" lIns="32404" tIns="0" rIns="32404" bIns="0" numCol="1" spcCol="0" rtlCol="0" fromWordArt="0" anchor="ctr" anchorCtr="0" forceAA="0" compatLnSpc="1">
+                          <ns5:noAutofit/>
+                        </ns7:bodyPr>
+                      </ns7:wsp>
+                      <ns7:wsp>
+                        <ns7:cNvPr id="7012193" name="GroupCapBack 7012193"/>
+                        <ns7:cNvSpPr/>
+                        <ns7:spPr>
+                          <ns5:xfrm>
+                            <ns5:off x="2663629" y="712893"/>
+                            <ns5:ext cx="1223260" cy="124756"/>
+                          </ns5:xfrm>
+                          <ns5:prstGeom prst="rect">
+                            <ns5:avLst/>
+                          </ns5:prstGeom>
+                          <ns5:solidFill>
+                            <ns5:srgbClr val="F0F0F0"/>
+                          </ns5:solidFill>
+                          <ns5:ln>
+                            <ns5:noFill/>
+                          </ns5:ln>
+                        </ns7:spPr>
+                        <ns7:style>
+                          <ns5:lnRef idx="2">
+                            <ns5:schemeClr val="dk1"/>
+                          </ns5:lnRef>
+                          <ns5:fillRef idx="0">
+                            <ns5:schemeClr val="lt1"/>
+                          </ns5:fillRef>
+                          <ns5:effectRef idx="0">
+                            <ns5:schemeClr val="dk1"/>
+                          </ns5:effectRef>
+                          <ns5:fontRef idx="minor">
+                            <ns5:schemeClr val="dk1"/>
+                          </ns5:fontRef>
+                        </ns7:style>
+                        <ns7:bodyPr rot="0" spcFirstLastPara="0" vertOverflow="overflow" horzOverflow="overflow" vert="horz" wrap="square" lIns="32404" tIns="0" rIns="32404" bIns="0" numCol="1" spcCol="0" rtlCol="0" fromWordArt="0" anchor="ctr" anchorCtr="0" forceAA="0" compatLnSpc="1">
+                          <ns5:noAutofit/>
+                        </ns7:bodyPr>
+                      </ns7:wsp>
+                      <ns7:wsp>
+                        <ns7:cNvPr id="7012330" name="GroupCaption 7012330"/>
+                        <ns7:cNvSpPr/>
+                        <ns7:spPr>
+                          <ns5:xfrm>
+                            <ns5:off x="2690362" y="712893"/>
+                            <ns5:ext cx="1223260" cy="124756"/>
+                          </ns5:xfrm>
+                          <ns5:prstGeom prst="rect">
+                            <ns5:avLst/>
+                          </ns5:prstGeom>
+                          <ns5:noFill/>
+                          <ns5:ln>
+                            <ns5:noFill/>
+                          </ns5:ln>
+                        </ns7:spPr>
+                        <ns7:style>
+                          <ns5:lnRef idx="2">
+                            <ns5:schemeClr val="dk1"/>
+                          </ns5:lnRef>
+                          <ns5:fillRef idx="0">
+                            <ns5:schemeClr val="lt1"/>
+                          </ns5:fillRef>
+                          <ns5:effectRef idx="0">
+                            <ns5:schemeClr val="dk1"/>
+                          </ns5:effectRef>
+                          <ns5:fontRef idx="minor">
+                            <ns5:schemeClr val="dk1"/>
+                          </ns5:fontRef>
+                        </ns7:style>
+                        <ns7:txbx>
+                          <w:txbxContent>
+                            <w:p ns2:paraId="0F8E773A" ns2:textId="77777777">
+                              <w:pPr>
+                                <w:rPr>
+                                  <w:color w:val="000000"/>
+                                  <w:sz w:val="14"/>
+                                  <w:szCs w:val="14"/>
+                                </w:rPr>
+                              </w:pPr>
+                              <w:r>
+                                <w:rPr>
+                                  <w:color w:val="000000"/>
+                                  <w:sz w:val="14"/>
+                                  <w:szCs w:val="14"/>
+                                </w:rPr>
+                                <w:t>What the seat colours mean</w:t>
+                              </w:r>
+                            </w:p>
+                          </w:txbxContent>
+                        </ns7:txbx>
+                        <ns7:bodyPr rot="0" spcFirstLastPara="0" vertOverflow="overflow" horzOverflow="overflow" vert="horz" wrap="square" lIns="0" tIns="0" rIns="0" bIns="0" numCol="1" spcCol="0" rtlCol="0" fromWordArt="0" anchor="ctr" anchorCtr="0" forceAA="0" compatLnSpc="1">
+                          <ns5:noAutofit/>
+                        </ns7:bodyPr>
+                      </ns7:wsp>
+                      <ns7:wsp>
+                        <ns7:cNvPr id="7012467" name="Swatch 7012467"/>
+                        <ns7:cNvSpPr/>
+                        <ns7:spPr>
+                          <ns5:xfrm>
+                            <ns5:off x="2673350" y="842510"/>
+                            <ns5:ext cx="81011" cy="81011"/>
+                          </ns5:xfrm>
+                          <ns5:prstGeom prst="rect">
+                            <ns5:avLst/>
+                          </ns5:prstGeom>
+                          <ns5:solidFill>
+                            <ns5:srgbClr val="DCDCDC"/>
+                          </ns5:solidFill>
+                          <ns5:ln w="6350">
+                            <ns5:solidFill>
+                              <ns5:srgbClr val="A6A6A6"/>
+                            </ns5:solidFill>
+                          </ns5:ln>
+                        </ns7:spPr>
+                        <ns7:style>
+                          <ns5:lnRef idx="2">
+                            <ns5:schemeClr val="dk1"/>
+                          </ns5:lnRef>
+                          <ns5:fillRef idx="0">
+                            <ns5:schemeClr val="lt1"/>
+                          </ns5:fillRef>
+                          <ns5:effectRef idx="0">
+                            <ns5:schemeClr val="dk1"/>
+                          </ns5:effectRef>
+                          <ns5:fontRef idx="minor">
+                            <ns5:schemeClr val="dk1"/>
+                          </ns5:fontRef>
+                        </ns7:style>
+                        <ns7:bodyPr rot="0" spcFirstLastPara="0" vertOverflow="overflow" horzOverflow="overflow" vert="horz" wrap="square" lIns="32404" tIns="0" rIns="32404" bIns="0" numCol="1" spcCol="0" rtlCol="0" fromWordArt="0" anchor="ctr" anchorCtr="0" forceAA="0" compatLnSpc="1">
+                          <ns5:noAutofit/>
+                        </ns7:bodyPr>
+                      </ns7:wsp>
+                      <ns7:wsp>
+                        <ns7:cNvPr id="7012604" name="Label 7012604"/>
+                        <ns7:cNvSpPr/>
+                        <ns7:spPr>
+                          <ns5:xfrm>
+                            <ns5:off x="2794866" y="820232"/>
+                            <ns5:ext cx="487684" cy="125566"/>
+                          </ns5:xfrm>
+                          <ns5:prstGeom prst="rect">
+                            <ns5:avLst/>
+                          </ns5:prstGeom>
+                          <ns5:noFill/>
+                          <ns5:ln>
+                            <ns5:noFill/>
+                          </ns5:ln>
+                        </ns7:spPr>
+                        <ns7:style>
+                          <ns5:lnRef idx="2">
+                            <ns5:schemeClr val="dk1"/>
+                          </ns5:lnRef>
+                          <ns5:fillRef idx="0">
+                            <ns5:schemeClr val="lt1"/>
+                          </ns5:fillRef>
+                          <ns5:effectRef idx="0">
+                            <ns5:schemeClr val="dk1"/>
+                          </ns5:effectRef>
+                          <ns5:fontRef idx="minor">
+                            <ns5:schemeClr val="dk1"/>
+                          </ns5:fontRef>
+                        </ns7:style>
+                        <ns7:txbx>
+                          <w:txbxContent>
+                            <w:p ns2:paraId="4BEB95BD" ns2:textId="77777777">
+                              <w:pPr>
+                                <w:rPr>
+                                  <w:color w:val="000000"/>
+                                  <w:sz w:val="13"/>
+                                  <w:szCs w:val="13"/>
+                                </w:rPr>
+                              </w:pPr>
+                              <w:r>
+                                <w:rPr>
+                                  <w:color w:val="000000"/>
+                                  <w:sz w:val="13"/>
+                                  <w:szCs w:val="13"/>
+                                </w:rPr>
+                                <w:t>Available</w:t>
+                              </w:r>
+                            </w:p>
+                          </w:txbxContent>
+                        </ns7:txbx>
+                        <ns7:bodyPr rot="0" spcFirstLastPara="0" vertOverflow="overflow" horzOverflow="overflow" vert="horz" wrap="square" lIns="0" tIns="0" rIns="0" bIns="0" numCol="1" spcCol="0" rtlCol="0" fromWordArt="0" anchor="ctr" anchorCtr="0" forceAA="0" compatLnSpc="1">
+                          <ns5:noAutofit/>
+                        </ns7:bodyPr>
+                      </ns7:wsp>
+                      <ns7:wsp>
+                        <ns7:cNvPr id="7012741" name="Swatch 7012741"/>
+                        <ns7:cNvSpPr/>
+                        <ns7:spPr>
+                          <ns5:xfrm>
+                            <ns5:off x="3694084" y="842510"/>
+                            <ns5:ext cx="81011" cy="81011"/>
+                          </ns5:xfrm>
+                          <ns5:prstGeom prst="rect">
+                            <ns5:avLst/>
+                          </ns5:prstGeom>
+                          <ns5:solidFill>
+                            <ns5:srgbClr val="FF00FF"/>
+                          </ns5:solidFill>
+                          <ns5:ln w="6350">
+                            <ns5:solidFill>
+                              <ns5:srgbClr val="A6A6A6"/>
+                            </ns5:solidFill>
+                          </ns5:ln>
+                        </ns7:spPr>
+                        <ns7:style>
+                          <ns5:lnRef idx="2">
+                            <ns5:schemeClr val="dk1"/>
+                          </ns5:lnRef>
+                          <ns5:fillRef idx="0">
+                            <ns5:schemeClr val="lt1"/>
+                          </ns5:fillRef>
+                          <ns5:effectRef idx="0">
+                            <ns5:schemeClr val="dk1"/>
+                          </ns5:effectRef>
+                          <ns5:fontRef idx="minor">
+                            <ns5:schemeClr val="dk1"/>
+                          </ns5:fontRef>
+                        </ns7:style>
+                        <ns7:bodyPr rot="0" spcFirstLastPara="0" vertOverflow="overflow" horzOverflow="overflow" vert="horz" wrap="square" lIns="32404" tIns="0" rIns="32404" bIns="0" numCol="1" spcCol="0" rtlCol="0" fromWordArt="0" anchor="ctr" anchorCtr="0" forceAA="0" compatLnSpc="1">
+                          <ns5:noAutofit/>
+                        </ns7:bodyPr>
+                      </ns7:wsp>
+                      <ns7:wsp>
+                        <ns7:cNvPr id="7012878" name="Label 7012878"/>
+                        <ns7:cNvSpPr/>
+                        <ns7:spPr>
+                          <ns5:xfrm>
+                            <ns5:off x="3815600" y="820232"/>
+                            <ns5:ext cx="440698" cy="125566"/>
+                          </ns5:xfrm>
+                          <ns5:prstGeom prst="rect">
+                            <ns5:avLst/>
+                          </ns5:prstGeom>
+                          <ns5:noFill/>
+                          <ns5:ln>
+                            <ns5:noFill/>
+                          </ns5:ln>
+                        </ns7:spPr>
+                        <ns7:style>
+                          <ns5:lnRef idx="2">
+                            <ns5:schemeClr val="dk1"/>
+                          </ns5:lnRef>
+                          <ns5:fillRef idx="0">
+                            <ns5:schemeClr val="lt1"/>
+                          </ns5:fillRef>
+                          <ns5:effectRef idx="0">
+                            <ns5:schemeClr val="dk1"/>
+                          </ns5:effectRef>
+                          <ns5:fontRef idx="minor">
+                            <ns5:schemeClr val="dk1"/>
+                          </ns5:fontRef>
+                        </ns7:style>
+                        <ns7:txbx>
+                          <w:txbxContent>
+                            <w:p ns2:paraId="4A6AAF9A" ns2:textId="77777777">
+                              <w:pPr>
+                                <w:rPr>
+                                  <w:color w:val="000000"/>
+                                  <w:sz w:val="13"/>
+                                  <w:szCs w:val="13"/>
+                                </w:rPr>
+                              </w:pPr>
+                              <w:r>
+                                <w:rPr>
+                                  <w:color w:val="000000"/>
+                                  <w:sz w:val="13"/>
+                                  <w:szCs w:val="13"/>
+                                </w:rPr>
+                                <w:t>Selected</w:t>
+                              </w:r>
+                            </w:p>
+                          </w:txbxContent>
+                        </ns7:txbx>
+                        <ns7:bodyPr rot="0" spcFirstLastPara="0" vertOverflow="overflow" horzOverflow="overflow" vert="horz" wrap="square" lIns="0" tIns="0" rIns="0" bIns="0" numCol="1" spcCol="0" rtlCol="0" fromWordArt="0" anchor="ctr" anchorCtr="0" forceAA="0" compatLnSpc="1">
+                          <ns5:noAutofit/>
+                        </ns7:bodyPr>
+                      </ns7:wsp>
+                      <ns7:wsp>
+                        <ns7:cNvPr id="7013015" name="Swatch 7013015"/>
+                        <ns7:cNvSpPr/>
+                        <ns7:spPr>
+                          <ns5:xfrm>
+                            <ns5:off x="4714818" y="842510"/>
+                            <ns5:ext cx="81011" cy="81011"/>
+                          </ns5:xfrm>
+                          <ns5:prstGeom prst="rect">
+                            <ns5:avLst/>
+                          </ns5:prstGeom>
+                          <ns5:solidFill>
+                            <ns5:srgbClr val="FFC0FF"/>
+                          </ns5:solidFill>
+                          <ns5:ln w="6350">
+                            <ns5:solidFill>
+                              <ns5:srgbClr val="A6A6A6"/>
+                            </ns5:solidFill>
+                          </ns5:ln>
+                        </ns7:spPr>
+                        <ns7:style>
+                          <ns5:lnRef idx="2">
+                            <ns5:schemeClr val="dk1"/>
+                          </ns5:lnRef>
+                          <ns5:fillRef idx="0">
+                            <ns5:schemeClr val="lt1"/>
+                          </ns5:fillRef>
+                          <ns5:effectRef idx="0">
+                            <ns5:schemeClr val="dk1"/>
+                          </ns5:effectRef>
+                          <ns5:fontRef idx="minor">
+                            <ns5:schemeClr val="dk1"/>
+                          </ns5:fontRef>
+                        </ns7:style>
+                        <ns7:bodyPr rot="0" spcFirstLastPara="0" vertOverflow="overflow" horzOverflow="overflow" vert="horz" wrap="square" lIns="32404" tIns="0" rIns="32404" bIns="0" numCol="1" spcCol="0" rtlCol="0" fromWordArt="0" anchor="ctr" anchorCtr="0" forceAA="0" compatLnSpc="1">
+                          <ns5:noAutofit/>
+                        </ns7:bodyPr>
+                      </ns7:wsp>
+                      <ns7:wsp>
+                        <ns7:cNvPr id="7013152" name="Label 7013152"/>
+                        <ns7:cNvSpPr/>
+                        <ns7:spPr>
+                          <ns5:xfrm>
+                            <ns5:off x="4836333" y="820232"/>
+                            <ns5:ext cx="675628" cy="125566"/>
+                          </ns5:xfrm>
+                          <ns5:prstGeom prst="rect">
+                            <ns5:avLst/>
+                          </ns5:prstGeom>
+                          <ns5:noFill/>
+                          <ns5:ln>
+                            <ns5:noFill/>
+                          </ns5:ln>
+                        </ns7:spPr>
+                        <ns7:style>
+                          <ns5:lnRef idx="2">
+                            <ns5:schemeClr val="dk1"/>
+                          </ns5:lnRef>
+                          <ns5:fillRef idx="0">
+                            <ns5:schemeClr val="lt1"/>
+                          </ns5:fillRef>
+                          <ns5:effectRef idx="0">
+                            <ns5:schemeClr val="dk1"/>
+                          </ns5:effectRef>
+                          <ns5:fontRef idx="minor">
+                            <ns5:schemeClr val="dk1"/>
+                          </ns5:fontRef>
+                        </ns7:style>
+                        <ns7:txbx>
+                          <w:txbxContent>
+                            <w:p ns2:paraId="0E95EE1C" ns2:textId="77777777">
+                              <w:pPr>
+                                <w:rPr>
+                                  <w:color w:val="000000"/>
+                                  <w:sz w:val="13"/>
+                                  <w:szCs w:val="13"/>
+                                </w:rPr>
+                              </w:pPr>
+                              <w:r>
+                                <w:rPr>
+                                  <w:color w:val="000000"/>
+                                  <w:sz w:val="13"/>
+                                  <w:szCs w:val="13"/>
+                                </w:rPr>
+                                <w:t>Already taken</w:t>
+                              </w:r>
+                            </w:p>
+                          </w:txbxContent>
+                        </ns7:txbx>
+                        <ns7:bodyPr rot="0" spcFirstLastPara="0" vertOverflow="overflow" horzOverflow="overflow" vert="horz" wrap="square" lIns="0" tIns="0" rIns="0" bIns="0" numCol="1" spcCol="0" rtlCol="0" fromWordArt="0" anchor="ctr" anchorCtr="0" forceAA="0" compatLnSpc="1">
+                          <ns5:noAutofit/>
+                        </ns7:bodyPr>
+                      </ns7:wsp>
+                      <ns7:wsp>
+                        <ns7:cNvPr id="7013289" name="Swatch 7013289"/>
+                        <ns7:cNvSpPr/>
+                        <ns7:spPr>
+                          <ns5:xfrm>
+                            <ns5:off x="2673350" y="980228"/>
+                            <ns5:ext cx="81011" cy="81011"/>
+                          </ns5:xfrm>
+                          <ns5:prstGeom prst="rect">
+                            <ns5:avLst/>
+                          </ns5:prstGeom>
+                          <ns5:solidFill>
+                            <ns5:srgbClr val="DCDCDC"/>
+                          </ns5:solidFill>
+                          <ns5:ln w="12700">
+                            <ns5:solidFill>
+                              <ns5:srgbClr val="B8860B"/>
+                            </ns5:solidFill>
+                          </ns5:ln>
+                        </ns7:spPr>
+                        <ns7:style>
+                          <ns5:lnRef idx="2">
+                            <ns5:schemeClr val="dk1"/>
+                          </ns5:lnRef>
+                          <ns5:fillRef idx="0">
+                            <ns5:schemeClr val="lt1"/>
+                          </ns5:fillRef>
+                          <ns5:effectRef idx="0">
+                            <ns5:schemeClr val="dk1"/>
+                          </ns5:effectRef>
+                          <ns5:fontRef idx="minor">
+                            <ns5:schemeClr val="dk1"/>
+                          </ns5:fontRef>
+                        </ns7:style>
+                        <ns7:bodyPr rot="0" spcFirstLastPara="0" vertOverflow="overflow" horzOverflow="overflow" vert="horz" wrap="square" lIns="32404" tIns="0" rIns="32404" bIns="0" numCol="1" spcCol="0" rtlCol="0" fromWordArt="0" anchor="ctr" anchorCtr="0" forceAA="0" compatLnSpc="1">
+                          <ns5:noAutofit/>
+                        </ns7:bodyPr>
+                      </ns7:wsp>
+                      <ns7:wsp>
+                        <ns7:cNvPr id="7013426" name="Label 7013426"/>
+                        <ns7:cNvSpPr/>
+                        <ns7:spPr>
+                          <ns5:xfrm>
+                            <ns5:off x="2794866" y="957950"/>
+                            <ns5:ext cx="393712" cy="125566"/>
+                          </ns5:xfrm>
+                          <ns5:prstGeom prst="rect">
+                            <ns5:avLst/>
+                          </ns5:prstGeom>
+                          <ns5:noFill/>
+                          <ns5:ln>
+                            <ns5:noFill/>
+                          </ns5:ln>
+                        </ns7:spPr>
+                        <ns7:style>
+                          <ns5:lnRef idx="2">
+                            <ns5:schemeClr val="dk1"/>
+                          </ns5:lnRef>
+                          <ns5:fillRef idx="0">
+                            <ns5:schemeClr val="lt1"/>
+                          </ns5:fillRef>
+                          <ns5:effectRef idx="0">
+                            <ns5:schemeClr val="dk1"/>
+                          </ns5:effectRef>
+                          <ns5:fontRef idx="minor">
+                            <ns5:schemeClr val="dk1"/>
+                          </ns5:fontRef>
+                        </ns7:style>
+                        <ns7:txbx>
+                          <w:txbxContent>
+                            <w:p ns2:paraId="27CECB53" ns2:textId="77777777">
+                              <w:pPr>
+                                <w:rPr>
+                                  <w:color w:val="000000"/>
+                                  <w:sz w:val="13"/>
+                                  <w:szCs w:val="13"/>
+                                </w:rPr>
+                              </w:pPr>
+                              <w:r>
+                                <w:rPr>
+                                  <w:color w:val="000000"/>
+                                  <w:sz w:val="13"/>
+                                  <w:szCs w:val="13"/>
+                                </w:rPr>
+                                <w:t>Premium</w:t>
+                              </w:r>
+                            </w:p>
+                          </w:txbxContent>
+                        </ns7:txbx>
+                        <ns7:bodyPr rot="0" spcFirstLastPara="0" vertOverflow="overflow" horzOverflow="overflow" vert="horz" wrap="square" lIns="0" tIns="0" rIns="0" bIns="0" numCol="1" spcCol="0" rtlCol="0" fromWordArt="0" anchor="ctr" anchorCtr="0" forceAA="0" compatLnSpc="1">
+                          <ns5:noAutofit/>
+                        </ns7:bodyPr>
+                      </ns7:wsp>
+                      <ns7:wsp>
+                        <ns7:cNvPr id="7013563" name="Swatch 7013563"/>
+                        <ns7:cNvSpPr/>
+                        <ns7:spPr>
+                          <ns5:xfrm>
+                            <ns5:off x="3694084" y="980228"/>
+                            <ns5:ext cx="81011" cy="81011"/>
+                          </ns5:xfrm>
+                          <ns5:prstGeom prst="rect">
+                            <ns5:avLst/>
+                          </ns5:prstGeom>
+                          <ns5:solidFill>
+                            <ns5:srgbClr val="DCDCDC"/>
+                          </ns5:solidFill>
+                          <ns5:ln w="12700">
+                            <ns5:solidFill>
+                              <ns5:srgbClr val="1565C0"/>
+                            </ns5:solidFill>
+                          </ns5:ln>
+                        </ns7:spPr>
+                        <ns7:style>
+                          <ns5:lnRef idx="2">
+                            <ns5:schemeClr val="dk1"/>
+                          </ns5:lnRef>
+                          <ns5:fillRef idx="0">
+                            <ns5:schemeClr val="lt1"/>
+                          </ns5:fillRef>
+                          <ns5:effectRef idx="0">
+                            <ns5:schemeClr val="dk1"/>
+                          </ns5:effectRef>
+                          <ns5:fontRef idx="minor">
+                            <ns5:schemeClr val="dk1"/>
+                          </ns5:fontRef>
+                        </ns7:style>
+                        <ns7:bodyPr rot="0" spcFirstLastPara="0" vertOverflow="overflow" horzOverflow="overflow" vert="horz" wrap="square" lIns="32404" tIns="0" rIns="32404" bIns="0" numCol="1" spcCol="0" rtlCol="0" fromWordArt="0" anchor="ctr" anchorCtr="0" forceAA="0" compatLnSpc="1">
+                          <ns5:noAutofit/>
+                        </ns7:bodyPr>
+                      </ns7:wsp>
+                      <ns7:wsp>
+                        <ns7:cNvPr id="7013700" name="Label 7013700"/>
+                        <ns7:cNvSpPr/>
+                        <ns7:spPr>
+                          <ns5:xfrm>
+                            <ns5:off x="3815600" y="957950"/>
+                            <ns5:ext cx="534670" cy="125566"/>
+                          </ns5:xfrm>
+                          <ns5:prstGeom prst="rect">
+                            <ns5:avLst/>
+                          </ns5:prstGeom>
+                          <ns5:noFill/>
+                          <ns5:ln>
+                            <ns5:noFill/>
+                          </ns5:ln>
+                        </ns7:spPr>
+                        <ns7:style>
+                          <ns5:lnRef idx="2">
+                            <ns5:schemeClr val="dk1"/>
+                          </ns5:lnRef>
+                          <ns5:fillRef idx="0">
+                            <ns5:schemeClr val="lt1"/>
+                          </ns5:fillRef>
+                          <ns5:effectRef idx="0">
+                            <ns5:schemeClr val="dk1"/>
+                          </ns5:effectRef>
+                          <ns5:fontRef idx="minor">
+                            <ns5:schemeClr val="dk1"/>
+                          </ns5:fontRef>
+                        </ns7:style>
+                        <ns7:txbx>
+                          <w:txbxContent>
+                            <w:p ns2:paraId="140DA5A0" ns2:textId="77777777">
+                              <w:pPr>
+                                <w:rPr>
+                                  <w:color w:val="000000"/>
+                                  <w:sz w:val="13"/>
+                                  <w:szCs w:val="13"/>
+                                </w:rPr>
+                              </w:pPr>
+                              <w:r>
+                                <w:rPr>
+                                  <w:color w:val="000000"/>
+                                  <w:sz w:val="13"/>
+                                  <w:szCs w:val="13"/>
+                                </w:rPr>
+                                <w:t>Accessible</w:t>
+                              </w:r>
+                            </w:p>
+                          </w:txbxContent>
+                        </ns7:txbx>
+                        <ns7:bodyPr rot="0" spcFirstLastPara="0" vertOverflow="overflow" horzOverflow="overflow" vert="horz" wrap="square" lIns="0" tIns="0" rIns="0" bIns="0" numCol="1" spcCol="0" rtlCol="0" fromWordArt="0" anchor="ctr" anchorCtr="0" forceAA="0" compatLnSpc="1">
+                          <ns5:noAutofit/>
+                        </ns7:bodyPr>
+                      </ns7:wsp>
+                      <ns7:wsp>
+                        <ns7:cNvPr id="7013837" name="Swatch 7013837"/>
+                        <ns7:cNvSpPr/>
+                        <ns7:spPr>
+                          <ns5:xfrm>
+                            <ns5:off x="4714818" y="980228"/>
+                            <ns5:ext cx="81011" cy="81011"/>
+                          </ns5:xfrm>
+                          <ns5:prstGeom prst="rect">
+                            <ns5:avLst/>
+                          </ns5:prstGeom>
+                          <ns5:solidFill>
+                            <ns5:srgbClr val="DCDCDC"/>
+                          </ns5:solidFill>
+                          <ns5:ln w="12700">
+                            <ns5:solidFill>
+                              <ns5:srgbClr val="1E8C46"/>
+                            </ns5:solidFill>
+                          </ns5:ln>
+                        </ns7:spPr>
+                        <ns7:style>
+                          <ns5:lnRef idx="2">
+                            <ns5:schemeClr val="dk1"/>
+                          </ns5:lnRef>
+                          <ns5:fillRef idx="0">
+                            <ns5:schemeClr val="lt1"/>
+                          </ns5:fillRef>
+                          <ns5:effectRef idx="0">
+                            <ns5:schemeClr val="dk1"/>
+                          </ns5:effectRef>
+                          <ns5:fontRef idx="minor">
+                            <ns5:schemeClr val="dk1"/>
+                          </ns5:fontRef>
+                        </ns7:style>
+                        <ns7:bodyPr rot="0" spcFirstLastPara="0" vertOverflow="overflow" horzOverflow="overflow" vert="horz" wrap="square" lIns="32404" tIns="0" rIns="32404" bIns="0" numCol="1" spcCol="0" rtlCol="0" fromWordArt="0" anchor="ctr" anchorCtr="0" forceAA="0" compatLnSpc="1">
+                          <ns5:noAutofit/>
+                        </ns7:bodyPr>
+                      </ns7:wsp>
+                      <ns7:wsp>
+                        <ns7:cNvPr id="7013974" name="Label 7013974"/>
+                        <ns7:cNvSpPr/>
+                        <ns7:spPr>
+                          <ns5:xfrm>
+                            <ns5:off x="4836333" y="957950"/>
+                            <ns5:ext cx="299739" cy="125566"/>
+                          </ns5:xfrm>
+                          <ns5:prstGeom prst="rect">
+                            <ns5:avLst/>
+                          </ns5:prstGeom>
+                          <ns5:noFill/>
+                          <ns5:ln>
+                            <ns5:noFill/>
+                          </ns5:ln>
+                        </ns7:spPr>
+                        <ns7:style>
+                          <ns5:lnRef idx="2">
+                            <ns5:schemeClr val="dk1"/>
+                          </ns5:lnRef>
+                          <ns5:fillRef idx="0">
+                            <ns5:schemeClr val="lt1"/>
+                          </ns5:fillRef>
+                          <ns5:effectRef idx="0">
+                            <ns5:schemeClr val="dk1"/>
+                          </ns5:effectRef>
+                          <ns5:fontRef idx="minor">
+                            <ns5:schemeClr val="dk1"/>
+                          </ns5:fontRef>
+                        </ns7:style>
+                        <ns7:txbx>
+                          <w:txbxContent>
+                            <w:p ns2:paraId="5589CD2B" ns2:textId="77777777">
+                              <w:pPr>
+                                <w:rPr>
+                                  <w:color w:val="000000"/>
+                                  <w:sz w:val="13"/>
+                                  <w:szCs w:val="13"/>
+                                </w:rPr>
+                              </w:pPr>
+                              <w:r>
+                                <w:rPr>
+                                  <w:color w:val="000000"/>
+                                  <w:sz w:val="13"/>
+                                  <w:szCs w:val="13"/>
+                                </w:rPr>
+                                <w:t>Saver</w:t>
+                              </w:r>
+                            </w:p>
+                          </w:txbxContent>
+                        </ns7:txbx>
+                        <ns7:bodyPr rot="0" spcFirstLastPara="0" vertOverflow="overflow" horzOverflow="overflow" vert="horz" wrap="square" lIns="0" tIns="0" rIns="0" bIns="0" numCol="1" spcCol="0" rtlCol="0" fromWordArt="0" anchor="ctr" anchorCtr="0" forceAA="0" compatLnSpc="1">
+                          <ns5:noAutofit/>
+                        </ns7:bodyPr>
+                      </ns7:wsp>
+                      <ns7:wsp>
+                        <ns7:cNvPr id="7014111" name="GroupBox 7014111"/>
+                        <ns7:cNvSpPr/>
+                        <ns7:spPr>
+                          <ns5:xfrm>
+                            <ns5:off x="2592340" y="1277537"/>
+                            <ns5:ext cx="3159414" cy="974558"/>
+                          </ns5:xfrm>
+                          <ns5:prstGeom prst="rect">
+                            <ns5:avLst/>
+                          </ns5:prstGeom>
+                          <ns5:noFill/>
+                          <ns5:ln w="6350">
+                            <ns5:solidFill>
+                              <ns5:srgbClr val="A0A0A0"/>
+                            </ns5:solidFill>
+                          </ns5:ln>
+                        </ns7:spPr>
+                        <ns7:style>
+                          <ns5:lnRef idx="2">
+                            <ns5:schemeClr val="dk1"/>
+                          </ns5:lnRef>
+                          <ns5:fillRef idx="0">
+                            <ns5:schemeClr val="lt1"/>
+                          </ns5:fillRef>
+                          <ns5:effectRef idx="0">
+                            <ns5:schemeClr val="dk1"/>
+                          </ns5:effectRef>
+                          <ns5:fontRef idx="minor">
+                            <ns5:schemeClr val="dk1"/>
+                          </ns5:fontRef>
+                        </ns7:style>
+                        <ns7:bodyPr rot="0" spcFirstLastPara="0" vertOverflow="overflow" horzOverflow="overflow" vert="horz" wrap="square" lIns="32404" tIns="0" rIns="32404" bIns="0" numCol="1" spcCol="0" rtlCol="0" fromWordArt="0" anchor="ctr" anchorCtr="0" forceAA="0" compatLnSpc="1">
+                          <ns5:noAutofit/>
+                        </ns7:bodyPr>
+                      </ns7:wsp>
+                      <ns7:wsp>
+                        <ns7:cNvPr id="7014248" name="GroupCapBack 7014248"/>
+                        <ns7:cNvSpPr/>
+                        <ns7:spPr>
+                          <ns5:xfrm>
+                            <ns5:off x="2663629" y="1215159"/>
+                            <ns5:ext cx="1312372" cy="124756"/>
+                          </ns5:xfrm>
+                          <ns5:prstGeom prst="rect">
+                            <ns5:avLst/>
+                          </ns5:prstGeom>
+                          <ns5:solidFill>
+                            <ns5:srgbClr val="F0F0F0"/>
+                          </ns5:solidFill>
+                          <ns5:ln>
+                            <ns5:noFill/>
+                          </ns5:ln>
+                        </ns7:spPr>
+                        <ns7:style>
+                          <ns5:lnRef idx="2">
+                            <ns5:schemeClr val="dk1"/>
+                          </ns5:lnRef>
+                          <ns5:fillRef idx="0">
+                            <ns5:schemeClr val="lt1"/>
+                          </ns5:fillRef>
+                          <ns5:effectRef idx="0">
+                            <ns5:schemeClr val="dk1"/>
+                          </ns5:effectRef>
+                          <ns5:fontRef idx="minor">
+                            <ns5:schemeClr val="dk1"/>
+                          </ns5:fontRef>
+                        </ns7:style>
+                        <ns7:bodyPr rot="0" spcFirstLastPara="0" vertOverflow="overflow" horzOverflow="overflow" vert="horz" wrap="square" lIns="32404" tIns="0" rIns="32404" bIns="0" numCol="1" spcCol="0" rtlCol="0" fromWordArt="0" anchor="ctr" anchorCtr="0" forceAA="0" compatLnSpc="1">
+                          <ns5:noAutofit/>
+                        </ns7:bodyPr>
+                      </ns7:wsp>
+                      <ns7:wsp>
+                        <ns7:cNvPr id="7014385" name="GroupCaption 7014385"/>
+                        <ns7:cNvSpPr/>
+                        <ns7:spPr>
+                          <ns5:xfrm>
+                            <ns5:off x="2690362" y="1215159"/>
+                            <ns5:ext cx="1312372" cy="124756"/>
+                          </ns5:xfrm>
+                          <ns5:prstGeom prst="rect">
+                            <ns5:avLst/>
+                          </ns5:prstGeom>
+                          <ns5:noFill/>
+                          <ns5:ln>
+                            <ns5:noFill/>
+                          </ns5:ln>
+                        </ns7:spPr>
+                        <ns7:style>
+                          <ns5:lnRef idx="2">
+                            <ns5:schemeClr val="dk1"/>
+                          </ns5:lnRef>
+                          <ns5:fillRef idx="0">
+                            <ns5:schemeClr val="lt1"/>
+                          </ns5:fillRef>
+                          <ns5:effectRef idx="0">
+                            <ns5:schemeClr val="dk1"/>
+                          </ns5:effectRef>
+                          <ns5:fontRef idx="minor">
+                            <ns5:schemeClr val="dk1"/>
+                          </ns5:fontRef>
+                        </ns7:style>
+                        <ns7:txbx>
+                          <w:txbxContent>
+                            <w:p ns2:paraId="2865E22D" ns2:textId="77777777">
+                              <w:pPr>
+                                <w:rPr>
+                                  <w:color w:val="000000"/>
+                                  <w:sz w:val="14"/>
+                                  <w:szCs w:val="14"/>
+                                </w:rPr>
+                              </w:pPr>
+                              <w:r>
+                                <w:rPr>
+                                  <w:color w:val="000000"/>
+                                  <w:sz w:val="14"/>
+                                  <w:szCs w:val="14"/>
+                                </w:rPr>
+                                <w:t>Food and drink for this sale</w:t>
+                              </w:r>
+                            </w:p>
+                          </w:txbxContent>
+                        </ns7:txbx>
+                        <ns7:bodyPr rot="0" spcFirstLastPara="0" vertOverflow="overflow" horzOverflow="overflow" vert="horz" wrap="square" lIns="0" tIns="0" rIns="0" bIns="0" numCol="1" spcCol="0" rtlCol="0" fromWordArt="0" anchor="ctr" anchorCtr="0" forceAA="0" compatLnSpc="1">
+                          <ns5:noAutofit/>
+                        </ns7:bodyPr>
+                      </ns7:wsp>
+                      <ns7:wsp>
+                        <ns7:cNvPr id="7014522" name="Label 7014522"/>
+                        <ns7:cNvSpPr/>
+                        <ns7:spPr>
+                          <ns5:xfrm>
+                            <ns5:off x="2673350" y="1369079"/>
+                            <ns5:ext cx="243032" cy="138123"/>
+                          </ns5:xfrm>
+                          <ns5:prstGeom prst="rect">
+                            <ns5:avLst/>
+                          </ns5:prstGeom>
+                          <ns5:noFill/>
+                          <ns5:ln>
+                            <ns5:noFill/>
+                          </ns5:ln>
+                        </ns7:spPr>
+                        <ns7:style>
+                          <ns5:lnRef idx="2">
+                            <ns5:schemeClr val="dk1"/>
+                          </ns5:lnRef>
+                          <ns5:fillRef idx="0">
+                            <ns5:schemeClr val="lt1"/>
+                          </ns5:fillRef>
+                          <ns5:effectRef idx="0">
+                            <ns5:schemeClr val="dk1"/>
+                          </ns5:effectRef>
+                          <ns5:fontRef idx="minor">
+                            <ns5:schemeClr val="dk1"/>
+                          </ns5:fontRef>
+                        </ns7:style>
+                        <ns7:txbx>
+                          <w:txbxContent>
+                            <w:p ns2:paraId="6613BEB2" ns2:textId="77777777">
+                              <w:pPr>
+                                <w:rPr>
+                                  <w:color w:val="000000"/>
+                                  <w:sz w:val="14"/>
+                                  <w:szCs w:val="14"/>
+                                </w:rPr>
+                              </w:pPr>
+                              <w:r>
+                                <w:rPr>
+                                  <w:color w:val="000000"/>
+                                  <w:sz w:val="14"/>
+                                  <w:szCs w:val="14"/>
+                                </w:rPr>
+                                <w:t>Item</w:t>
+                              </w:r>
+                            </w:p>
+                          </w:txbxContent>
+                        </ns7:txbx>
+                        <ns7:bodyPr rot="0" spcFirstLastPara="0" vertOverflow="overflow" horzOverflow="overflow" vert="horz" wrap="square" lIns="0" tIns="0" rIns="0" bIns="0" numCol="1" spcCol="0" rtlCol="0" fromWordArt="0" anchor="ctr" anchorCtr="0" forceAA="0" compatLnSpc="1">
+                          <ns5:noAutofit/>
+                        </ns7:bodyPr>
+                      </ns7:wsp>
+                      <ns7:wsp>
+                        <ns7:cNvPr id="7014659" name="ComboBox 7014659"/>
+                        <ns7:cNvSpPr/>
+                        <ns7:spPr>
+                          <ns5:xfrm>
+                            <ns5:off x="2932584" y="1352877"/>
+                            <ns5:ext cx="1215159" cy="145819"/>
+                          </ns5:xfrm>
+                          <ns5:prstGeom prst="rect">
+                            <ns5:avLst/>
+                          </ns5:prstGeom>
+                          <ns5:solidFill>
+                            <ns5:srgbClr val="FFFFFF"/>
+                          </ns5:solidFill>
+                          <ns5:ln w="6350">
+                            <ns5:solidFill>
+                              <ns5:srgbClr val="B4B4B4"/>
+                            </ns5:solidFill>
+                          </ns5:ln>
+                        </ns7:spPr>
+                        <ns7:style>
+                          <ns5:lnRef idx="2">
+                            <ns5:schemeClr val="dk1"/>
+                          </ns5:lnRef>
+                          <ns5:fillRef idx="0">
+                            <ns5:schemeClr val="lt1"/>
+                          </ns5:fillRef>
+                          <ns5:effectRef idx="0">
+                            <ns5:schemeClr val="dk1"/>
+                          </ns5:effectRef>
+                          <ns5:fontRef idx="minor">
+                            <ns5:schemeClr val="dk1"/>
+                          </ns5:fontRef>
+                        </ns7:style>
+                        <ns7:txbx>
+                          <w:txbxContent>
+                            <w:p ns2:paraId="54959AF6" ns2:textId="77777777">
+                              <w:pPr>
+                                <w:rPr>
+                                  <w:color w:val="000000"/>
+                                  <w:sz w:val="13"/>
+                                  <w:szCs w:val="13"/>
+                                </w:rPr>
+                              </w:pPr>
+                              <w:r>
+                                <w:rPr>
+                                  <w:color w:val="000000"/>
+                                  <w:sz w:val="13"/>
+                                  <w:szCs w:val="13"/>
+                                </w:rPr>
+                                <w:t>Large Popcorn</w:t>
+                              </w:r>
+                            </w:p>
+                          </w:txbxContent>
+                        </ns7:txbx>
+                        <ns7:bodyPr rot="0" spcFirstLastPara="0" vertOverflow="overflow" horzOverflow="overflow" vert="horz" wrap="square" lIns="32404" tIns="0" rIns="32404" bIns="0" numCol="1" spcCol="0" rtlCol="0" fromWordArt="0" anchor="ctr" anchorCtr="0" forceAA="0" compatLnSpc="1">
+                          <ns5:noAutofit/>
+                        </ns7:bodyPr>
+                      </ns7:wsp>
+                      <ns7:wsp>
+                        <ns7:cNvPr id="7014796" name="ComboArrow 7014796"/>
+                        <ns7:cNvSpPr/>
+                        <ns7:spPr>
+                          <ns5:xfrm>
+                            <ns5:off x="4042754" y="1414121"/>
+                            <ns5:ext cx="61244" cy="34997"/>
+                          </ns5:xfrm>
+                          <ns5:prstGeom prst="triangle">
+                            <ns5:avLst/>
+                          </ns5:prstGeom>
+                          <ns5:solidFill>
+                            <ns5:srgbClr val="595959"/>
+                          </ns5:solidFill>
+                          <ns5:ln>
+                            <ns5:noFill/>
+                          </ns5:ln>
+                        </ns7:spPr>
+                        <ns7:style>
+                          <ns5:lnRef idx="2">
+                            <ns5:schemeClr val="dk1"/>
+                          </ns5:lnRef>
+                          <ns5:fillRef idx="0">
+                            <ns5:schemeClr val="lt1"/>
+                          </ns5:fillRef>
+                          <ns5:effectRef idx="0">
+                            <ns5:schemeClr val="dk1"/>
+                          </ns5:effectRef>
+                          <ns5:fontRef idx="minor">
+                            <ns5:schemeClr val="dk1"/>
+                          </ns5:fontRef>
+                        </ns7:style>
+                        <ns7:bodyPr rot="0" spcFirstLastPara="0" vertOverflow="overflow" horzOverflow="overflow" vert="horz" wrap="square" lIns="32404" tIns="0" rIns="32404" bIns="0" numCol="1" spcCol="0" rtlCol="0" fromWordArt="0" anchor="ctr" anchorCtr="0" forceAA="0" compatLnSpc="1">
+                          <ns5:noAutofit/>
+                        </ns7:bodyPr>
+                      </ns7:wsp>
+                      <ns7:wsp>
+                        <ns7:cNvPr id="7014933" name="Label 7014933"/>
+                        <ns7:cNvSpPr/>
+                        <ns7:spPr>
+                          <ns5:xfrm>
+                            <ns5:off x="4228754" y="1369079"/>
+                            <ns5:ext cx="194425" cy="138123"/>
+                          </ns5:xfrm>
+                          <ns5:prstGeom prst="rect">
+                            <ns5:avLst/>
+                          </ns5:prstGeom>
+                          <ns5:noFill/>
+                          <ns5:ln>
+                            <ns5:noFill/>
+                          </ns5:ln>
+                        </ns7:spPr>
+                        <ns7:style>
+                          <ns5:lnRef idx="2">
+                            <ns5:schemeClr val="dk1"/>
+                          </ns5:lnRef>
+                          <ns5:fillRef idx="0">
+                            <ns5:schemeClr val="lt1"/>
+                          </ns5:fillRef>
+                          <ns5:effectRef idx="0">
+                            <ns5:schemeClr val="dk1"/>
+                          </ns5:effectRef>
+                          <ns5:fontRef idx="minor">
+                            <ns5:schemeClr val="dk1"/>
+                          </ns5:fontRef>
+                        </ns7:style>
+                        <ns7:txbx>
+                          <w:txbxContent>
+                            <w:p ns2:paraId="2022A02B" ns2:textId="77777777">
+                              <w:pPr>
+                                <w:rPr>
+                                  <w:color w:val="000000"/>
+                                  <w:sz w:val="14"/>
+                                  <w:szCs w:val="14"/>
+                                </w:rPr>
+                              </w:pPr>
+                              <w:r>
+                                <w:rPr>
+                                  <w:color w:val="000000"/>
+                                  <w:sz w:val="14"/>
+                                  <w:szCs w:val="14"/>
+                                </w:rPr>
+                                <w:t>Qty</w:t>
+                              </w:r>
+                            </w:p>
+                          </w:txbxContent>
+                        </ns7:txbx>
+                        <ns7:bodyPr rot="0" spcFirstLastPara="0" vertOverflow="overflow" horzOverflow="overflow" vert="horz" wrap="square" lIns="0" tIns="0" rIns="0" bIns="0" numCol="1" spcCol="0" rtlCol="0" fromWordArt="0" anchor="ctr" anchorCtr="0" forceAA="0" compatLnSpc="1">
+                          <ns5:noAutofit/>
+                        </ns7:bodyPr>
+                      </ns7:wsp>
+                      <ns7:wsp>
+                        <ns7:cNvPr id="7015070" name="TextBox 7015070"/>
+                        <ns7:cNvSpPr/>
+                        <ns7:spPr>
+                          <ns5:xfrm>
+                            <ns5:off x="4439381" y="1352877"/>
+                            <ns5:ext cx="259234" cy="145819"/>
+                          </ns5:xfrm>
+                          <ns5:prstGeom prst="rect">
+                            <ns5:avLst/>
+                          </ns5:prstGeom>
+                          <ns5:solidFill>
+                            <ns5:srgbClr val="FFFFFF"/>
+                          </ns5:solidFill>
+                          <ns5:ln w="6350">
+                            <ns5:solidFill>
+                              <ns5:srgbClr val="B4B4B4"/>
+                            </ns5:solidFill>
+                          </ns5:ln>
+                        </ns7:spPr>
+                        <ns7:style>
+                          <ns5:lnRef idx="2">
+                            <ns5:schemeClr val="dk1"/>
+                          </ns5:lnRef>
+                          <ns5:fillRef idx="0">
+                            <ns5:schemeClr val="lt1"/>
+                          </ns5:fillRef>
+                          <ns5:effectRef idx="0">
+                            <ns5:schemeClr val="dk1"/>
+                          </ns5:effectRef>
+                          <ns5:fontRef idx="minor">
+                            <ns5:schemeClr val="dk1"/>
+                          </ns5:fontRef>
+                        </ns7:style>
+                        <ns7:txbx>
+                          <w:txbxContent>
+                            <w:p ns2:paraId="76F1BDCC" ns2:textId="77777777">
+                              <w:pPr>
+                                <w:rPr>
+                                  <w:color w:val="000000"/>
+                                  <w:sz w:val="13"/>
+                                  <w:szCs w:val="13"/>
+                                </w:rPr>
+                              </w:pPr>
+                              <w:r>
+                                <w:rPr>
+                                  <w:color w:val="000000"/>
+                                  <w:sz w:val="13"/>
+                                  <w:szCs w:val="13"/>
+                                </w:rPr>
+                                <w:t>1</w:t>
+                              </w:r>
+                            </w:p>
+                          </w:txbxContent>
+                        </ns7:txbx>
+                        <ns7:bodyPr rot="0" spcFirstLastPara="0" vertOverflow="overflow" horzOverflow="overflow" vert="horz" wrap="square" lIns="32404" tIns="0" rIns="32404" bIns="0" numCol="1" spcCol="0" rtlCol="0" fromWordArt="0" anchor="ctr" anchorCtr="0" forceAA="0" compatLnSpc="1">
+                          <ns5:noAutofit/>
+                        </ns7:bodyPr>
+                      </ns7:wsp>
+                      <ns7:wsp>
+                        <ns7:cNvPr id="7015207" name="Button 7015207"/>
+                        <ns7:cNvSpPr/>
+                        <ns7:spPr>
+                          <ns5:xfrm>
+                            <ns5:off x="4779626" y="1352877"/>
+                            <ns5:ext cx="437457" cy="145819"/>
+                          </ns5:xfrm>
+                          <ns5:prstGeom prst="rect">
+                            <ns5:avLst/>
+                          </ns5:prstGeom>
+                          <ns5:solidFill>
+                            <ns5:srgbClr val="F0F0F0"/>
+                          </ns5:solidFill>
+                          <ns5:ln w="6350">
+                            <ns5:solidFill>
+                              <ns5:srgbClr val="B4B4B4"/>
+                            </ns5:solidFill>
+                          </ns5:ln>
+                        </ns7:spPr>
+                        <ns7:style>
+                          <ns5:lnRef idx="2">
+                            <ns5:schemeClr val="dk1"/>
+                          </ns5:lnRef>
+                          <ns5:fillRef idx="0">
+                            <ns5:schemeClr val="lt1"/>
+                          </ns5:fillRef>
+                          <ns5:effectRef idx="0">
+                            <ns5:schemeClr val="dk1"/>
+                          </ns5:effectRef>
+                          <ns5:fontRef idx="minor">
+                            <ns5:schemeClr val="dk1"/>
+                          </ns5:fontRef>
+                        </ns7:style>
+                        <ns7:txbx>
+                          <w:txbxContent>
+                            <w:p ns2:paraId="51A73588" ns2:textId="77777777">
+                              <w:pPr>
+                                <w:jc w:val="center"/>
+                                <w:rPr>
+                                  <w:color w:val="000000"/>
+                                  <w:sz w:val="13"/>
+                                  <w:szCs w:val="13"/>
+                                </w:rPr>
+                              </w:pPr>
+                              <w:r>
+                                <w:rPr>
+                                  <w:color w:val="000000"/>
+                                  <w:sz w:val="13"/>
+                                  <w:szCs w:val="13"/>
+                                </w:rPr>
+                                <w:t>Add</w:t>
+                              </w:r>
+                            </w:p>
+                          </w:txbxContent>
+                        </ns7:txbx>
+                        <ns7:bodyPr rot="0" spcFirstLastPara="0" vertOverflow="overflow" horzOverflow="overflow" vert="horz" wrap="square" lIns="16202" tIns="0" rIns="16202" bIns="0" numCol="1" spcCol="0" rtlCol="0" fromWordArt="0" anchor="ctr" anchorCtr="0" forceAA="0" compatLnSpc="1">
+                          <ns5:noAutofit/>
+                        </ns7:bodyPr>
+                      </ns7:wsp>
+                      <ns7:wsp>
+                        <ns7:cNvPr id="7015344" name="Button 7015344"/>
+                        <ns7:cNvSpPr/>
+                        <ns7:spPr>
+                          <ns5:xfrm>
+                            <ns5:off x="5265690" y="1352877"/>
+                            <ns5:ext cx="437457" cy="145819"/>
+                          </ns5:xfrm>
+                          <ns5:prstGeom prst="rect">
+                            <ns5:avLst/>
+                          </ns5:prstGeom>
+                          <ns5:solidFill>
+                            <ns5:srgbClr val="F0F0F0"/>
+                          </ns5:solidFill>
+                          <ns5:ln w="6350">
+                            <ns5:solidFill>
+                              <ns5:srgbClr val="B4B4B4"/>
+                            </ns5:solidFill>
+                          </ns5:ln>
+                        </ns7:spPr>
+                        <ns7:style>
+                          <ns5:lnRef idx="2">
+                            <ns5:schemeClr val="dk1"/>
+                          </ns5:lnRef>
+                          <ns5:fillRef idx="0">
+                            <ns5:schemeClr val="lt1"/>
+                          </ns5:fillRef>
+                          <ns5:effectRef idx="0">
+                            <ns5:schemeClr val="dk1"/>
+                          </ns5:effectRef>
+                          <ns5:fontRef idx="minor">
+                            <ns5:schemeClr val="dk1"/>
+                          </ns5:fontRef>
+                        </ns7:style>
+                        <ns7:txbx>
+                          <w:txbxContent>
+                            <w:p ns2:paraId="00065B09" ns2:textId="77777777">
+                              <w:pPr>
+                                <w:jc w:val="center"/>
+                                <w:rPr>
+                                  <w:color w:val="000000"/>
+                                  <w:sz w:val="13"/>
+                                  <w:szCs w:val="13"/>
+                                </w:rPr>
+                              </w:pPr>
+                              <w:r>
+                                <w:rPr>
+                                  <w:color w:val="000000"/>
+                                  <w:sz w:val="13"/>
+                                  <w:szCs w:val="13"/>
+                                </w:rPr>
+                                <w:t>Remove</w:t>
+                              </w:r>
+                            </w:p>
+                          </w:txbxContent>
+                        </ns7:txbx>
+                        <ns7:bodyPr rot="0" spcFirstLastPara="0" vertOverflow="overflow" horzOverflow="overflow" vert="horz" wrap="square" lIns="16202" tIns="0" rIns="16202" bIns="0" numCol="1" spcCol="0" rtlCol="0" fromWordArt="0" anchor="ctr" anchorCtr="0" forceAA="0" compatLnSpc="1">
+                          <ns5:noAutofit/>
+                        </ns7:bodyPr>
+                      </ns7:wsp>
+                      <ns7:wsp>
+                        <ns7:cNvPr id="7015481" name="dgvPendingFoodFrame 7015481"/>
+                        <ns7:cNvSpPr/>
+                        <ns7:spPr>
+                          <ns5:xfrm>
+                            <ns5:off x="2673350" y="1555404"/>
+                            <ns5:ext cx="2997393" cy="631883"/>
+                          </ns5:xfrm>
+                          <ns5:prstGeom prst="rect">
+                            <ns5:avLst/>
+                          </ns5:prstGeom>
+                          <ns5:solidFill>
+                            <ns5:srgbClr val="FFFFFF"/>
+                          </ns5:solidFill>
+                          <ns5:ln w="6350">
+                            <ns5:solidFill>
+                              <ns5:srgbClr val="B4B4B4"/>
+                            </ns5:solidFill>
+                          </ns5:ln>
+                        </ns7:spPr>
+                        <ns7:style>
+                          <ns5:lnRef idx="2">
+                            <ns5:schemeClr val="dk1"/>
+                          </ns5:lnRef>
+                          <ns5:fillRef idx="0">
+                            <ns5:schemeClr val="lt1"/>
+                          </ns5:fillRef>
+                          <ns5:effectRef idx="0">
+                            <ns5:schemeClr val="dk1"/>
+                          </ns5:effectRef>
+                          <ns5:fontRef idx="minor">
+                            <ns5:schemeClr val="dk1"/>
+                          </ns5:fontRef>
+                        </ns7:style>
+                        <ns7:bodyPr rot="0" spcFirstLastPara="0" vertOverflow="overflow" horzOverflow="overflow" vert="horz" wrap="square" lIns="32404" tIns="0" rIns="32404" bIns="0" numCol="1" spcCol="0" rtlCol="0" fromWordArt="0" anchor="ctr" anchorCtr="0" forceAA="0" compatLnSpc="1">
+                          <ns5:noAutofit/>
+                        </ns7:bodyPr>
+                      </ns7:wsp>
+                      <ns7:wsp>
+                        <ns7:cNvPr id="7015618" name="dgvPendingFoodHeader 7015618"/>
+                        <ns7:cNvSpPr/>
+                        <ns7:spPr>
+                          <ns5:xfrm>
+                            <ns5:off x="2673350" y="1555404"/>
+                            <ns5:ext cx="2997393" cy="138528"/>
+                          </ns5:xfrm>
+                          <ns5:prstGeom prst="rect">
+                            <ns5:avLst/>
+                          </ns5:prstGeom>
+                          <ns5:solidFill>
+                            <ns5:srgbClr val="400040"/>
+                          </ns5:solidFill>
+                          <ns5:ln>
+                            <ns5:noFill/>
+                          </ns5:ln>
+                        </ns7:spPr>
+                        <ns7:style>
+                          <ns5:lnRef idx="2">
+                            <ns5:schemeClr val="dk1"/>
+                          </ns5:lnRef>
+                          <ns5:fillRef idx="0">
+                            <ns5:schemeClr val="lt1"/>
+                          </ns5:fillRef>
+                          <ns5:effectRef idx="0">
+                            <ns5:schemeClr val="dk1"/>
+                          </ns5:effectRef>
+                          <ns5:fontRef idx="minor">
+                            <ns5:schemeClr val="dk1"/>
+                          </ns5:fontRef>
+                        </ns7:style>
+                        <ns7:bodyPr rot="0" spcFirstLastPara="0" vertOverflow="overflow" horzOverflow="overflow" vert="horz" wrap="square" lIns="32404" tIns="0" rIns="32404" bIns="0" numCol="1" spcCol="0" rtlCol="0" fromWordArt="0" anchor="ctr" anchorCtr="0" forceAA="0" compatLnSpc="1">
+                          <ns5:noAutofit/>
+                        </ns7:bodyPr>
+                      </ns7:wsp>
+                      <ns7:wsp>
+                        <ns7:cNvPr id="7015755" name="dgvPendingFoodHead 7015755"/>
+                        <ns7:cNvSpPr/>
+                        <ns7:spPr>
+                          <ns5:xfrm>
+                            <ns5:off x="2705754" y="1555404"/>
+                            <ns5:ext cx="1679544" cy="138528"/>
+                          </ns5:xfrm>
+                          <ns5:prstGeom prst="rect">
+                            <ns5:avLst/>
+                          </ns5:prstGeom>
+                          <ns5:noFill/>
+                          <ns5:ln>
+                            <ns5:noFill/>
+                          </ns5:ln>
+                        </ns7:spPr>
+                        <ns7:style>
+                          <ns5:lnRef idx="2">
+                            <ns5:schemeClr val="dk1"/>
+                          </ns5:lnRef>
+                          <ns5:fillRef idx="0">
+                            <ns5:schemeClr val="lt1"/>
+                          </ns5:fillRef>
+                          <ns5:effectRef idx="0">
+                            <ns5:schemeClr val="dk1"/>
+                          </ns5:effectRef>
+                          <ns5:fontRef idx="minor">
+                            <ns5:schemeClr val="dk1"/>
+                          </ns5:fontRef>
+                        </ns7:style>
+                        <ns7:txbx>
+                          <w:txbxContent>
+                            <w:p ns2:paraId="1EE22F74" ns2:textId="77777777">
+                              <w:pPr>
+                                <w:rPr>
+                                  <w:b/>
+                                  <w:bCs/>
+                                  <w:color w:val="FFFFFF"/>
+                                  <w:sz w:val="12"/>
+                                  <w:szCs w:val="12"/>
+                                </w:rPr>
+                              </w:pPr>
+                              <w:r>
+                                <w:rPr>
+                                  <w:b/>
+                                  <w:bCs/>
+                                  <w:color w:val="FFFFFF"/>
+                                  <w:sz w:val="12"/>
+                                  <w:szCs w:val="12"/>
+                                </w:rPr>
+                                <w:t>Item</w:t>
+                              </w:r>
+                            </w:p>
+                          </w:txbxContent>
+                        </ns7:txbx>
+                        <ns7:bodyPr rot="0" spcFirstLastPara="0" vertOverflow="overflow" horzOverflow="overflow" vert="horz" wrap="square" lIns="0" tIns="0" rIns="0" bIns="0" numCol="1" spcCol="0" rtlCol="0" fromWordArt="0" anchor="ctr" anchorCtr="0" forceAA="0" compatLnSpc="1">
+                          <ns5:noAutofit/>
+                        </ns7:bodyPr>
+                      </ns7:wsp>
+                      <ns7:wsp>
+                        <ns7:cNvPr id="7015892" name="dgvPendingFoodCell 7015892"/>
+                        <ns7:cNvSpPr/>
+                        <ns7:spPr>
+                          <ns5:xfrm>
+                            <ns5:off x="2705754" y="1693932"/>
+                            <ns5:ext cx="1630938" cy="134883"/>
+                          </ns5:xfrm>
+                          <ns5:prstGeom prst="rect">
+                            <ns5:avLst/>
+                          </ns5:prstGeom>
+                          <ns5:noFill/>
+                          <ns5:ln>
+                            <ns5:noFill/>
+                          </ns5:ln>
+                        </ns7:spPr>
+                        <ns7:style>
+                          <ns5:lnRef idx="2">
+                            <ns5:schemeClr val="dk1"/>
+                          </ns5:lnRef>
+                          <ns5:fillRef idx="0">
+                            <ns5:schemeClr val="lt1"/>
+                          </ns5:fillRef>
+                          <ns5:effectRef idx="0">
+                            <ns5:schemeClr val="dk1"/>
+                          </ns5:effectRef>
+                          <ns5:fontRef idx="minor">
+                            <ns5:schemeClr val="dk1"/>
+                          </ns5:fontRef>
+                        </ns7:style>
+                        <ns7:txbx>
+                          <w:txbxContent>
+                            <w:p ns2:paraId="3A35969D" ns2:textId="77777777">
+                              <w:pPr>
+                                <w:rPr>
+                                  <w:color w:val="000000"/>
+                                  <w:sz w:val="12"/>
+                                  <w:szCs w:val="12"/>
+                                </w:rPr>
+                              </w:pPr>
+                              <w:r>
+                                <w:rPr>
+                                  <w:color w:val="000000"/>
+                                  <w:sz w:val="12"/>
+                                  <w:szCs w:val="12"/>
+                                </w:rPr>
+                                <w:t>Large Popcorn</w:t>
+                              </w:r>
+                            </w:p>
+                          </w:txbxContent>
+                        </ns7:txbx>
+                        <ns7:bodyPr rot="0" spcFirstLastPara="0" vertOverflow="overflow" horzOverflow="overflow" vert="horz" wrap="square" lIns="0" tIns="0" rIns="0" bIns="0" numCol="1" spcCol="0" rtlCol="0" fromWordArt="0" anchor="ctr" anchorCtr="0" forceAA="0" compatLnSpc="1">
+                          <ns5:noAutofit/>
+                        </ns7:bodyPr>
+                      </ns7:wsp>
+                      <ns7:wsp>
+                        <ns7:cNvPr id="7016029" name="dgvPendingFoodHead 7016029"/>
+                        <ns7:cNvSpPr/>
+                        <ns7:spPr>
+                          <ns5:xfrm>
+                            <ns5:off x="4385298" y="1555404"/>
+                            <ns5:ext cx="461875" cy="138528"/>
+                          </ns5:xfrm>
+                          <ns5:prstGeom prst="rect">
+                            <ns5:avLst/>
+                          </ns5:prstGeom>
+                          <ns5:noFill/>
+                          <ns5:ln>
+                            <ns5:noFill/>
+                          </ns5:ln>
+                        </ns7:spPr>
+                        <ns7:style>
+                          <ns5:lnRef idx="2">
+                            <ns5:schemeClr val="dk1"/>
+                          </ns5:lnRef>
+                          <ns5:fillRef idx="0">
+                            <ns5:schemeClr val="lt1"/>
+                          </ns5:fillRef>
+                          <ns5:effectRef idx="0">
+                            <ns5:schemeClr val="dk1"/>
+                          </ns5:effectRef>
+                          <ns5:fontRef idx="minor">
+                            <ns5:schemeClr val="dk1"/>
+                          </ns5:fontRef>
+                        </ns7:style>
+                        <ns7:txbx>
+                          <w:txbxContent>
+                            <w:p ns2:paraId="0B144D73" ns2:textId="77777777">
+                              <w:pPr>
+                                <w:rPr>
+                                  <w:b/>
+                                  <w:bCs/>
+                                  <w:color w:val="FFFFFF"/>
+                                  <w:sz w:val="12"/>
+                                  <w:szCs w:val="12"/>
+                                </w:rPr>
+                              </w:pPr>
+                              <w:r>
+                                <w:rPr>
+                                  <w:b/>
+                                  <w:bCs/>
+                                  <w:color w:val="FFFFFF"/>
+                                  <w:sz w:val="12"/>
+                                  <w:szCs w:val="12"/>
+                                </w:rPr>
+                                <w:t>Price</w:t>
+                              </w:r>
+                            </w:p>
+                          </w:txbxContent>
+                        </ns7:txbx>
+                        <ns7:bodyPr rot="0" spcFirstLastPara="0" vertOverflow="overflow" horzOverflow="overflow" vert="horz" wrap="square" lIns="0" tIns="0" rIns="0" bIns="0" numCol="1" spcCol="0" rtlCol="0" fromWordArt="0" anchor="ctr" anchorCtr="0" forceAA="0" compatLnSpc="1">
+                          <ns5:noAutofit/>
+                        </ns7:bodyPr>
+                      </ns7:wsp>
+                      <ns7:wsp>
+                        <ns7:cNvPr id="7016166" name="dgvPendingFoodCell 7016166"/>
+                        <ns7:cNvSpPr/>
+                        <ns7:spPr>
+                          <ns5:xfrm>
+                            <ns5:off x="4385298" y="1693932"/>
+                            <ns5:ext cx="413268" cy="134883"/>
+                          </ns5:xfrm>
+                          <ns5:prstGeom prst="rect">
+                            <ns5:avLst/>
+                          </ns5:prstGeom>
+                          <ns5:noFill/>
+                          <ns5:ln>
+                            <ns5:noFill/>
+                          </ns5:ln>
+                        </ns7:spPr>
+                        <ns7:style>
+                          <ns5:lnRef idx="2">
+                            <ns5:schemeClr val="dk1"/>
+                          </ns5:lnRef>
+                          <ns5:fillRef idx="0">
+                            <ns5:schemeClr val="lt1"/>
+                          </ns5:fillRef>
+                          <ns5:effectRef idx="0">
+                            <ns5:schemeClr val="dk1"/>
+                          </ns5:effectRef>
+                          <ns5:fontRef idx="minor">
+                            <ns5:schemeClr val="dk1"/>
+                          </ns5:fontRef>
+                        </ns7:style>
+                        <ns7:txbx>
+                          <w:txbxContent>
+                            <w:p ns2:paraId="0728EF16" ns2:textId="77777777">
+                              <w:pPr>
+                                <w:rPr>
+                                  <w:color w:val="000000"/>
+                                  <w:sz w:val="12"/>
+                                  <w:szCs w:val="12"/>
+                                </w:rPr>
+                              </w:pPr>
+                              <w:r>
+                                <w:rPr>
+                                  <w:color w:val="000000"/>
+                                  <w:sz w:val="12"/>
+                                  <w:szCs w:val="12"/>
+                                </w:rPr>
+                                <w:t>£4.99</w:t>
+                              </w:r>
+                            </w:p>
+                          </w:txbxContent>
+                        </ns7:txbx>
+                        <ns7:bodyPr rot="0" spcFirstLastPara="0" vertOverflow="overflow" horzOverflow="overflow" vert="horz" wrap="square" lIns="0" tIns="0" rIns="0" bIns="0" numCol="1" spcCol="0" rtlCol="0" fromWordArt="0" anchor="ctr" anchorCtr="0" forceAA="0" compatLnSpc="1">
+                          <ns5:noAutofit/>
+                        </ns7:bodyPr>
+                      </ns7:wsp>
+                      <ns7:wsp>
+                        <ns7:cNvPr id="7016303" name="dgvPendingFoodVLine 7016303"/>
+                        <ns7:cNvSpPr/>
+                        <ns7:spPr>
+                          <ns5:xfrm>
+                            <ns5:off x="4352894" y="1693932"/>
+                            <ns5:ext cx="6481" cy="134883"/>
+                          </ns5:xfrm>
+                          <ns5:prstGeom prst="rect">
+                            <ns5:avLst/>
+                          </ns5:prstGeom>
+                          <ns5:solidFill>
+                            <ns5:srgbClr val="D2D2D2"/>
+                          </ns5:solidFill>
+                          <ns5:ln>
+                            <ns5:noFill/>
+                          </ns5:ln>
+                        </ns7:spPr>
+                        <ns7:style>
+                          <ns5:lnRef idx="2">
+                            <ns5:schemeClr val="dk1"/>
+                          </ns5:lnRef>
+                          <ns5:fillRef idx="0">
+                            <ns5:schemeClr val="lt1"/>
+                          </ns5:fillRef>
+                          <ns5:effectRef idx="0">
+                            <ns5:schemeClr val="dk1"/>
+                          </ns5:effectRef>
+                          <ns5:fontRef idx="minor">
+                            <ns5:schemeClr val="dk1"/>
+                          </ns5:fontRef>
+                        </ns7:style>
+                        <ns7:bodyPr rot="0" spcFirstLastPara="0" vertOverflow="overflow" horzOverflow="overflow" vert="horz" wrap="square" lIns="32404" tIns="0" rIns="32404" bIns="0" numCol="1" spcCol="0" rtlCol="0" fromWordArt="0" anchor="ctr" anchorCtr="0" forceAA="0" compatLnSpc="1">
+                          <ns5:noAutofit/>
+                        </ns7:bodyPr>
+                      </ns7:wsp>
+                      <ns7:wsp>
+                        <ns7:cNvPr id="7016440" name="dgvPendingFoodHead 7016440"/>
+                        <ns7:cNvSpPr/>
+                        <ns7:spPr>
+                          <ns5:xfrm>
+                            <ns5:off x="4847173" y="1555404"/>
+                            <ns5:ext cx="335909" cy="138528"/>
+                          </ns5:xfrm>
+                          <ns5:prstGeom prst="rect">
+                            <ns5:avLst/>
+                          </ns5:prstGeom>
+                          <ns5:noFill/>
+                          <ns5:ln>
+                            <ns5:noFill/>
+                          </ns5:ln>
+                        </ns7:spPr>
+                        <ns7:style>
+                          <ns5:lnRef idx="2">
+                            <ns5:schemeClr val="dk1"/>
+                          </ns5:lnRef>
+                          <ns5:fillRef idx="0">
+                            <ns5:schemeClr val="lt1"/>
+                          </ns5:fillRef>
+                          <ns5:effectRef idx="0">
+                            <ns5:schemeClr val="dk1"/>
+                          </ns5:effectRef>
+                          <ns5:fontRef idx="minor">
+                            <ns5:schemeClr val="dk1"/>
+                          </ns5:fontRef>
+                        </ns7:style>
+                        <ns7:txbx>
+                          <w:txbxContent>
+                            <w:p ns2:paraId="76F4E78F" ns2:textId="77777777">
+                              <w:pPr>
+                                <w:rPr>
+                                  <w:b/>
+                                  <w:bCs/>
+                                  <w:color w:val="FFFFFF"/>
+                                  <w:sz w:val="12"/>
+                                  <w:szCs w:val="12"/>
+                                </w:rPr>
+                              </w:pPr>
+                              <w:r>
+                                <w:rPr>
+                                  <w:b/>
+                                  <w:bCs/>
+                                  <w:color w:val="FFFFFF"/>
+                                  <w:sz w:val="12"/>
+                                  <w:szCs w:val="12"/>
+                                </w:rPr>
+                                <w:t>Qty</w:t>
+                              </w:r>
+                            </w:p>
+                          </w:txbxContent>
+                        </ns7:txbx>
+                        <ns7:bodyPr rot="0" spcFirstLastPara="0" vertOverflow="overflow" horzOverflow="overflow" vert="horz" wrap="square" lIns="0" tIns="0" rIns="0" bIns="0" numCol="1" spcCol="0" rtlCol="0" fromWordArt="0" anchor="ctr" anchorCtr="0" forceAA="0" compatLnSpc="1">
+                          <ns5:noAutofit/>
+                        </ns7:bodyPr>
+                      </ns7:wsp>
+                      <ns7:wsp>
+                        <ns7:cNvPr id="7016577" name="dgvPendingFoodCell 7016577"/>
+                        <ns7:cNvSpPr/>
+                        <ns7:spPr>
+                          <ns5:xfrm>
+                            <ns5:off x="4847173" y="1693932"/>
+                            <ns5:ext cx="287302" cy="134883"/>
+                          </ns5:xfrm>
+                          <ns5:prstGeom prst="rect">
+                            <ns5:avLst/>
+                          </ns5:prstGeom>
+                          <ns5:noFill/>
+                          <ns5:ln>
+                            <ns5:noFill/>
+                          </ns5:ln>
+                        </ns7:spPr>
+                        <ns7:style>
+                          <ns5:lnRef idx="2">
+                            <ns5:schemeClr val="dk1"/>
+                          </ns5:lnRef>
+                          <ns5:fillRef idx="0">
+                            <ns5:schemeClr val="lt1"/>
+                          </ns5:fillRef>
+                          <ns5:effectRef idx="0">
+                            <ns5:schemeClr val="dk1"/>
+                          </ns5:effectRef>
+                          <ns5:fontRef idx="minor">
+                            <ns5:schemeClr val="dk1"/>
+                          </ns5:fontRef>
+                        </ns7:style>
+                        <ns7:txbx>
+                          <w:txbxContent>
+                            <w:p ns2:paraId="1DFF9E79" ns2:textId="77777777">
+                              <w:pPr>
+                                <w:rPr>
+                                  <w:color w:val="000000"/>
+                                  <w:sz w:val="12"/>
+                                  <w:szCs w:val="12"/>
+                                </w:rPr>
+                              </w:pPr>
+                              <w:r>
+                                <w:rPr>
+                                  <w:color w:val="000000"/>
+                                  <w:sz w:val="12"/>
+                                  <w:szCs w:val="12"/>
+                                </w:rPr>
+                                <w:t>1</w:t>
+                              </w:r>
+                            </w:p>
+                          </w:txbxContent>
+                        </ns7:txbx>
+                        <ns7:bodyPr rot="0" spcFirstLastPara="0" vertOverflow="overflow" horzOverflow="overflow" vert="horz" wrap="square" lIns="0" tIns="0" rIns="0" bIns="0" numCol="1" spcCol="0" rtlCol="0" fromWordArt="0" anchor="ctr" anchorCtr="0" forceAA="0" compatLnSpc="1">
+                          <ns5:noAutofit/>
+                        </ns7:bodyPr>
+                      </ns7:wsp>
+                      <ns7:wsp>
+                        <ns7:cNvPr id="7016714" name="dgvPendingFoodVLine 7016714"/>
+                        <ns7:cNvSpPr/>
+                        <ns7:spPr>
+                          <ns5:xfrm>
+                            <ns5:off x="4814769" y="1693932"/>
+                            <ns5:ext cx="6481" cy="134883"/>
+                          </ns5:xfrm>
+                          <ns5:prstGeom prst="rect">
+                            <ns5:avLst/>
+                          </ns5:prstGeom>
+                          <ns5:solidFill>
+                            <ns5:srgbClr val="D2D2D2"/>
+                          </ns5:solidFill>
+                          <ns5:ln>
+                            <ns5:noFill/>
+                          </ns5:ln>
+                        </ns7:spPr>
+                        <ns7:style>
+                          <ns5:lnRef idx="2">
+                            <ns5:schemeClr val="dk1"/>
+                          </ns5:lnRef>
+                          <ns5:fillRef idx="0">
+                            <ns5:schemeClr val="lt1"/>
+                          </ns5:fillRef>
+                          <ns5:effectRef idx="0">
+                            <ns5:schemeClr val="dk1"/>
+                          </ns5:effectRef>
+                          <ns5:fontRef idx="minor">
+                            <ns5:schemeClr val="dk1"/>
+                          </ns5:fontRef>
+                        </ns7:style>
+                        <ns7:bodyPr rot="0" spcFirstLastPara="0" vertOverflow="overflow" horzOverflow="overflow" vert="horz" wrap="square" lIns="32404" tIns="0" rIns="32404" bIns="0" numCol="1" spcCol="0" rtlCol="0" fromWordArt="0" anchor="ctr" anchorCtr="0" forceAA="0" compatLnSpc="1">
+                          <ns5:noAutofit/>
+                        </ns7:bodyPr>
+                      </ns7:wsp>
+                      <ns7:wsp>
+                        <ns7:cNvPr id="7016851" name="dgvPendingFoodHead 7016851"/>
+                        <ns7:cNvSpPr/>
+                        <ns7:spPr>
+                          <ns5:xfrm>
+                            <ns5:off x="5183082" y="1555404"/>
+                            <ns5:ext cx="503863" cy="138528"/>
+                          </ns5:xfrm>
+                          <ns5:prstGeom prst="rect">
+                            <ns5:avLst/>
+                          </ns5:prstGeom>
+                          <ns5:noFill/>
+                          <ns5:ln>
+                            <ns5:noFill/>
+                          </ns5:ln>
+                        </ns7:spPr>
+                        <ns7:style>
+                          <ns5:lnRef idx="2">
+                            <ns5:schemeClr val="dk1"/>
+                          </ns5:lnRef>
+                          <ns5:fillRef idx="0">
+                            <ns5:schemeClr val="lt1"/>
+                          </ns5:fillRef>
+                          <ns5:effectRef idx="0">
+                            <ns5:schemeClr val="dk1"/>
+                          </ns5:effectRef>
+                          <ns5:fontRef idx="minor">
+                            <ns5:schemeClr val="dk1"/>
+                          </ns5:fontRef>
+                        </ns7:style>
+                        <ns7:txbx>
+                          <w:txbxContent>
+                            <w:p ns2:paraId="327869C7" ns2:textId="77777777">
+                              <w:pPr>
+                                <w:rPr>
+                                  <w:b/>
+                                  <w:bCs/>
+                                  <w:color w:val="FFFFFF"/>
+                                  <w:sz w:val="12"/>
+                                  <w:szCs w:val="12"/>
+                                </w:rPr>
+                              </w:pPr>
+                              <w:r>
+                                <w:rPr>
+                                  <w:b/>
+                                  <w:bCs/>
+                                  <w:color w:val="FFFFFF"/>
+                                  <w:sz w:val="12"/>
+                                  <w:szCs w:val="12"/>
+                                </w:rPr>
+                                <w:t>Subtotal</w:t>
+                              </w:r>
+                            </w:p>
+                          </w:txbxContent>
+                        </ns7:txbx>
+                        <ns7:bodyPr rot="0" spcFirstLastPara="0" vertOverflow="overflow" horzOverflow="overflow" vert="horz" wrap="square" lIns="0" tIns="0" rIns="0" bIns="0" numCol="1" spcCol="0" rtlCol="0" fromWordArt="0" anchor="ctr" anchorCtr="0" forceAA="0" compatLnSpc="1">
+                          <ns5:noAutofit/>
+                        </ns7:bodyPr>
+                      </ns7:wsp>
+                      <ns7:wsp>
+                        <ns7:cNvPr id="7016988" name="dgvPendingFoodCell 7016988"/>
+                        <ns7:cNvSpPr/>
+                        <ns7:spPr>
+                          <ns5:xfrm>
+                            <ns5:off x="5183082" y="1693932"/>
+                            <ns5:ext cx="455257" cy="134883"/>
+                          </ns5:xfrm>
+                          <ns5:prstGeom prst="rect">
+                            <ns5:avLst/>
+                          </ns5:prstGeom>
+                          <ns5:noFill/>
+                          <ns5:ln>
+                            <ns5:noFill/>
+                          </ns5:ln>
+                        </ns7:spPr>
+                        <ns7:style>
+                          <ns5:lnRef idx="2">
+                            <ns5:schemeClr val="dk1"/>
+                          </ns5:lnRef>
+                          <ns5:fillRef idx="0">
+                            <ns5:schemeClr val="lt1"/>
+                          </ns5:fillRef>
+                          <ns5:effectRef idx="0">
+                            <ns5:schemeClr val="dk1"/>
+                          </ns5:effectRef>
+                          <ns5:fontRef idx="minor">
+                            <ns5:schemeClr val="dk1"/>
+                          </ns5:fontRef>
+                        </ns7:style>
+                        <ns7:txbx>
+                          <w:txbxContent>
+                            <w:p ns2:paraId="2C69142E" ns2:textId="77777777">
+                              <w:pPr>
+                                <w:rPr>
+                                  <w:color w:val="000000"/>
+                                  <w:sz w:val="12"/>
+                                  <w:szCs w:val="12"/>
+                                </w:rPr>
+                              </w:pPr>
+                              <w:r>
+                                <w:rPr>
+                                  <w:color w:val="000000"/>
+                                  <w:sz w:val="12"/>
+                                  <w:szCs w:val="12"/>
+                                </w:rPr>
+                                <w:t>£4.99</w:t>
+                              </w:r>
+                            </w:p>
+                          </w:txbxContent>
+                        </ns7:txbx>
+                        <ns7:bodyPr rot="0" spcFirstLastPara="0" vertOverflow="overflow" horzOverflow="overflow" vert="horz" wrap="square" lIns="0" tIns="0" rIns="0" bIns="0" numCol="1" spcCol="0" rtlCol="0" fromWordArt="0" anchor="ctr" anchorCtr="0" forceAA="0" compatLnSpc="1">
+                          <ns5:noAutofit/>
+                        </ns7:bodyPr>
+                      </ns7:wsp>
+                      <ns7:wsp>
+                        <ns7:cNvPr id="7017125" name="dgvPendingFoodVLine 7017125"/>
+                        <ns7:cNvSpPr/>
+                        <ns7:spPr>
+                          <ns5:xfrm>
+                            <ns5:off x="5150677" y="1693932"/>
+                            <ns5:ext cx="6481" cy="134883"/>
+                          </ns5:xfrm>
+                          <ns5:prstGeom prst="rect">
+                            <ns5:avLst/>
+                          </ns5:prstGeom>
+                          <ns5:solidFill>
+                            <ns5:srgbClr val="D2D2D2"/>
+                          </ns5:solidFill>
+                          <ns5:ln>
+                            <ns5:noFill/>
+                          </ns5:ln>
+                        </ns7:spPr>
+                        <ns7:style>
+                          <ns5:lnRef idx="2">
+                            <ns5:schemeClr val="dk1"/>
+                          </ns5:lnRef>
+                          <ns5:fillRef idx="0">
+                            <ns5:schemeClr val="lt1"/>
+                          </ns5:fillRef>
+                          <ns5:effectRef idx="0">
+                            <ns5:schemeClr val="dk1"/>
+                          </ns5:effectRef>
+                          <ns5:fontRef idx="minor">
+                            <ns5:schemeClr val="dk1"/>
+                          </ns5:fontRef>
+                        </ns7:style>
+                        <ns7:bodyPr rot="0" spcFirstLastPara="0" vertOverflow="overflow" horzOverflow="overflow" vert="horz" wrap="square" lIns="32404" tIns="0" rIns="32404" bIns="0" numCol="1" spcCol="0" rtlCol="0" fromWordArt="0" anchor="ctr" anchorCtr="0" forceAA="0" compatLnSpc="1">
+                          <ns5:noAutofit/>
+                        </ns7:bodyPr>
+                      </ns7:wsp>
+                      <ns7:wsp>
+                        <ns7:cNvPr id="7017262" name="dgvPendingFoodHLine 7017262"/>
+                        <ns7:cNvSpPr/>
+                        <ns7:spPr>
+                          <ns5:xfrm>
+                            <ns5:off x="2681451" y="1828815"/>
+                            <ns5:ext cx="2981190" cy="6481"/>
+                          </ns5:xfrm>
+                          <ns5:prstGeom prst="rect">
+                            <ns5:avLst/>
+                          </ns5:prstGeom>
+                          <ns5:solidFill>
+                            <ns5:srgbClr val="D2D2D2"/>
+                          </ns5:solidFill>
+                          <ns5:ln>
+                            <ns5:noFill/>
+                          </ns5:ln>
+                        </ns7:spPr>
+                        <ns7:style>
+                          <ns5:lnRef idx="2">
+                            <ns5:schemeClr val="dk1"/>
+                          </ns5:lnRef>
+                          <ns5:fillRef idx="0">
+                            <ns5:schemeClr val="lt1"/>
+                          </ns5:fillRef>
+                          <ns5:effectRef idx="0">
+                            <ns5:schemeClr val="dk1"/>
+                          </ns5:effectRef>
+                          <ns5:fontRef idx="minor">
+                            <ns5:schemeClr val="dk1"/>
+                          </ns5:fontRef>
+                        </ns7:style>
+                        <ns7:bodyPr rot="0" spcFirstLastPara="0" vertOverflow="overflow" horzOverflow="overflow" vert="horz" wrap="square" lIns="32404" tIns="0" rIns="32404" bIns="0" numCol="1" spcCol="0" rtlCol="0" fromWordArt="0" anchor="ctr" anchorCtr="0" forceAA="0" compatLnSpc="1">
+                          <ns5:noAutofit/>
+                        </ns7:bodyPr>
+                      </ns7:wsp>
+                      <ns7:wsp>
+                        <ns7:cNvPr id="7017399" name="Label 7017399"/>
+                        <ns7:cNvSpPr/>
+                        <ns7:spPr>
+                          <ns5:xfrm>
+                            <ns5:off x="2608542" y="2300701"/>
+                            <ns5:ext cx="1620212" cy="138123"/>
+                          </ns5:xfrm>
+                          <ns5:prstGeom prst="rect">
+                            <ns5:avLst/>
+                          </ns5:prstGeom>
+                          <ns5:noFill/>
+                          <ns5:ln>
+                            <ns5:noFill/>
+                          </ns5:ln>
+                        </ns7:spPr>
+                        <ns7:style>
+                          <ns5:lnRef idx="2">
+                            <ns5:schemeClr val="dk1"/>
+                          </ns5:lnRef>
+                          <ns5:fillRef idx="0">
+                            <ns5:schemeClr val="lt1"/>
+                          </ns5:fillRef>
+                          <ns5:effectRef idx="0">
+                            <ns5:schemeClr val="dk1"/>
+                          </ns5:effectRef>
+                          <ns5:fontRef idx="minor">
+                            <ns5:schemeClr val="dk1"/>
+                          </ns5:fontRef>
+                        </ns7:style>
+                        <ns7:txbx>
+                          <w:txbxContent>
+                            <w:p ns2:paraId="3B9EC5BA" ns2:textId="77777777">
+                              <w:pPr>
+                                <w:rPr>
+                                  <w:color w:val="000000"/>
+                                  <w:sz w:val="14"/>
+                                  <w:szCs w:val="14"/>
+                                </w:rPr>
+                              </w:pPr>
+                              <w:r>
+                                <w:rPr>
+                                  <w:color w:val="000000"/>
+                                  <w:sz w:val="14"/>
+                                  <w:szCs w:val="14"/>
+                                </w:rPr>
+                                <w:t>Tickets (1)   -   £17.98</w:t>
+                              </w:r>
+                            </w:p>
+                          </w:txbxContent>
+                        </ns7:txbx>
+                        <ns7:bodyPr rot="0" spcFirstLastPara="0" vertOverflow="overflow" horzOverflow="overflow" vert="horz" wrap="square" lIns="0" tIns="0" rIns="0" bIns="0" numCol="1" spcCol="0" rtlCol="0" fromWordArt="0" anchor="ctr" anchorCtr="0" forceAA="0" compatLnSpc="1">
+                          <ns5:noAutofit/>
+                        </ns7:bodyPr>
+                      </ns7:wsp>
+                      <ns7:wsp>
+                        <ns7:cNvPr id="7017536" name="Label 7017536"/>
+                        <ns7:cNvSpPr/>
+                        <ns7:spPr>
+                          <ns5:xfrm>
+                            <ns5:off x="2608542" y="2430318"/>
+                            <ns5:ext cx="1620212" cy="138123"/>
+                          </ns5:xfrm>
+                          <ns5:prstGeom prst="rect">
+                            <ns5:avLst/>
+                          </ns5:prstGeom>
+                          <ns5:noFill/>
+                          <ns5:ln>
+                            <ns5:noFill/>
+                          </ns5:ln>
+                        </ns7:spPr>
+                        <ns7:style>
+                          <ns5:lnRef idx="2">
+                            <ns5:schemeClr val="dk1"/>
+                          </ns5:lnRef>
+                          <ns5:fillRef idx="0">
+                            <ns5:schemeClr val="lt1"/>
+                          </ns5:fillRef>
+                          <ns5:effectRef idx="0">
+                            <ns5:schemeClr val="dk1"/>
+                          </ns5:effectRef>
+                          <ns5:fontRef idx="minor">
+                            <ns5:schemeClr val="dk1"/>
+                          </ns5:fontRef>
+                        </ns7:style>
+                        <ns7:txbx>
+                          <w:txbxContent>
+                            <w:p ns2:paraId="043E496D" ns2:textId="77777777">
+                              <w:pPr>
+                                <w:rPr>
+                                  <w:color w:val="000000"/>
+                                  <w:sz w:val="14"/>
+                                  <w:szCs w:val="14"/>
+                                </w:rPr>
+                              </w:pPr>
+                              <w:r>
+                                <w:rPr>
+                                  <w:color w:val="000000"/>
+                                  <w:sz w:val="14"/>
+                                  <w:szCs w:val="14"/>
+                                </w:rPr>
+                                <w:t>Food and drink   -   £4.99</w:t>
+                              </w:r>
+                            </w:p>
+                          </w:txbxContent>
+                        </ns7:txbx>
+                        <ns7:bodyPr rot="0" spcFirstLastPara="0" vertOverflow="overflow" horzOverflow="overflow" vert="horz" wrap="square" lIns="0" tIns="0" rIns="0" bIns="0" numCol="1" spcCol="0" rtlCol="0" fromWordArt="0" anchor="ctr" anchorCtr="0" forceAA="0" compatLnSpc="1">
+                          <ns5:noAutofit/>
+                        </ns7:bodyPr>
+                      </ns7:wsp>
+                      <ns7:wsp>
+                        <ns7:cNvPr id="7017673" name="Label 7017673"/>
+                        <ns7:cNvSpPr/>
+                        <ns7:spPr>
+                          <ns5:xfrm>
+                            <ns5:off x="2608542" y="2568036"/>
+                            <ns5:ext cx="1620212" cy="188350"/>
+                          </ns5:xfrm>
+                          <ns5:prstGeom prst="rect">
+                            <ns5:avLst/>
+                          </ns5:prstGeom>
+                          <ns5:noFill/>
+                          <ns5:ln>
+                            <ns5:noFill/>
+                          </ns5:ln>
+                        </ns7:spPr>
+                        <ns7:style>
+                          <ns5:lnRef idx="2">
+                            <ns5:schemeClr val="dk1"/>
+                          </ns5:lnRef>
+                          <ns5:fillRef idx="0">
+                            <ns5:schemeClr val="lt1"/>
+                          </ns5:fillRef>
+                          <ns5:effectRef idx="0">
+                            <ns5:schemeClr val="dk1"/>
+                          </ns5:effectRef>
+                          <ns5:fontRef idx="minor">
+                            <ns5:schemeClr val="dk1"/>
+                          </ns5:fontRef>
+                        </ns7:style>
+                        <ns7:txbx>
+                          <w:txbxContent>
+                            <w:p ns2:paraId="0D39AF82" ns2:textId="77777777">
+                              <w:pPr>
+                                <w:rPr>
+                                  <w:b/>
+                                  <w:bCs/>
+                                  <w:color w:val="000000"/>
+                                  <w:sz w:val="19"/>
+                                  <w:szCs w:val="19"/>
+                                </w:rPr>
+                              </w:pPr>
+                              <w:r>
+                                <w:rPr>
+                                  <w:b/>
+                                  <w:bCs/>
+                                  <w:color w:val="000000"/>
+                                  <w:sz w:val="19"/>
+                                  <w:szCs w:val="19"/>
+                                </w:rPr>
+                                <w:t>TOTAL   £22.97</w:t>
+                              </w:r>
+                            </w:p>
+                          </w:txbxContent>
+                        </ns7:txbx>
+                        <ns7:bodyPr rot="0" spcFirstLastPara="0" vertOverflow="overflow" horzOverflow="overflow" vert="horz" wrap="square" lIns="0" tIns="0" rIns="0" bIns="0" numCol="1" spcCol="0" rtlCol="0" fromWordArt="0" anchor="ctr" anchorCtr="0" forceAA="0" compatLnSpc="1">
+                          <ns5:noAutofit/>
+                        </ns7:bodyPr>
+                      </ns7:wsp>
+                      <ns7:wsp>
+                        <ns7:cNvPr id="7017810" name="Button 7017810"/>
+                        <ns7:cNvSpPr/>
+                        <ns7:spPr>
+                          <ns5:xfrm>
+                            <ns5:off x="2592340" y="2770563"/>
+                            <ns5:ext cx="3159414" cy="226830"/>
+                          </ns5:xfrm>
+                          <ns5:prstGeom prst="rect">
+                            <ns5:avLst/>
+                          </ns5:prstGeom>
+                          <ns5:solidFill>
+                            <ns5:srgbClr val="A02B93"/>
+                          </ns5:solidFill>
+                          <ns5:ln w="6350">
+                            <ns5:solidFill>
+                              <ns5:srgbClr val="A02B93"/>
+                            </ns5:solidFill>
+                          </ns5:ln>
+                        </ns7:spPr>
+                        <ns7:style>
+                          <ns5:lnRef idx="2">
+                            <ns5:schemeClr val="dk1"/>
+                          </ns5:lnRef>
+                          <ns5:fillRef idx="0">
+                            <ns5:schemeClr val="lt1"/>
+                          </ns5:fillRef>
+                          <ns5:effectRef idx="0">
+                            <ns5:schemeClr val="dk1"/>
+                          </ns5:effectRef>
+                          <ns5:fontRef idx="minor">
+                            <ns5:schemeClr val="dk1"/>
+                          </ns5:fontRef>
+                        </ns7:style>
+                        <ns7:txbx>
+                          <w:txbxContent>
+                            <w:p ns2:paraId="451034BD" ns2:textId="77777777">
+                              <w:pPr>
+                                <w:jc w:val="center"/>
+                                <w:rPr>
+                                  <w:b/>
+                                  <w:bCs/>
+                                  <w:color w:val="FFFFFF"/>
+                                  <w:sz w:val="15"/>
+                                  <w:szCs w:val="15"/>
+                                </w:rPr>
+                              </w:pPr>
+                              <w:r>
+                                <w:rPr>
+                                  <w:b/>
+                                  <w:bCs/>
+                                  <w:color w:val="FFFFFF"/>
+                                  <w:sz w:val="15"/>
+                                  <w:szCs w:val="15"/>
+                                </w:rPr>
+                                <w:t>COMPLETE SALE</w:t>
+                              </w:r>
+                            </w:p>
+                          </w:txbxContent>
+                        </ns7:txbx>
+                        <ns7:bodyPr rot="0" spcFirstLastPara="0" vertOverflow="overflow" horzOverflow="overflow" vert="horz" wrap="square" lIns="16202" tIns="0" rIns="16202" bIns="0" numCol="1" spcCol="0" rtlCol="0" fromWordArt="0" anchor="ctr" anchorCtr="0" forceAA="0" compatLnSpc="1">
+                          <ns5:noAutofit/>
+                        </ns7:bodyPr>
+                      </ns7:wsp>
+                      <ns7:wsp>
+                        <ns7:cNvPr id="7017947" name="Button 7017947"/>
+                        <ns7:cNvSpPr/>
+                        <ns7:spPr>
+                          <ns5:xfrm>
+                            <ns5:off x="2592340" y="3062201"/>
+                            <ns5:ext cx="1539202" cy="162021"/>
+                          </ns5:xfrm>
+                          <ns5:prstGeom prst="rect">
+                            <ns5:avLst/>
+                          </ns5:prstGeom>
+                          <ns5:solidFill>
+                            <ns5:srgbClr val="F0F0F0"/>
+                          </ns5:solidFill>
+                          <ns5:ln w="6350">
+                            <ns5:solidFill>
+                              <ns5:srgbClr val="B4B4B4"/>
+                            </ns5:solidFill>
+                          </ns5:ln>
+                        </ns7:spPr>
+                        <ns7:style>
+                          <ns5:lnRef idx="2">
+                            <ns5:schemeClr val="dk1"/>
+                          </ns5:lnRef>
+                          <ns5:fillRef idx="0">
+                            <ns5:schemeClr val="lt1"/>
+                          </ns5:fillRef>
+                          <ns5:effectRef idx="0">
+                            <ns5:schemeClr val="dk1"/>
+                          </ns5:effectRef>
+                          <ns5:fontRef idx="minor">
+                            <ns5:schemeClr val="dk1"/>
+                          </ns5:fontRef>
+                        </ns7:style>
+                        <ns7:txbx>
+                          <w:txbxContent>
+                            <w:p ns2:paraId="0EF0F03F" ns2:textId="77777777">
+                              <w:pPr>
+                                <w:jc w:val="center"/>
+                                <w:rPr>
+                                  <w:color w:val="000000"/>
+                                  <w:sz w:val="13"/>
+                                  <w:szCs w:val="13"/>
+                                </w:rPr>
+                              </w:pPr>
+                              <w:r>
+                                <w:rPr>
+                                  <w:color w:val="000000"/>
+                                  <w:sz w:val="13"/>
+                                  <w:szCs w:val="13"/>
+                                </w:rPr>
+                                <w:t>Clear Sale</w:t>
+                              </w:r>
+                            </w:p>
+                          </w:txbxContent>
+                        </ns7:txbx>
+                        <ns7:bodyPr rot="0" spcFirstLastPara="0" vertOverflow="overflow" horzOverflow="overflow" vert="horz" wrap="square" lIns="16202" tIns="0" rIns="16202" bIns="0" numCol="1" spcCol="0" rtlCol="0" fromWordArt="0" anchor="ctr" anchorCtr="0" forceAA="0" compatLnSpc="1">
+                          <ns5:noAutofit/>
+                        </ns7:bodyPr>
+                      </ns7:wsp>
+                      <ns7:wsp>
+                        <ns7:cNvPr id="7018084" name="Button 7018084"/>
+                        <ns7:cNvSpPr/>
+                        <ns7:spPr>
+                          <ns5:xfrm>
+                            <ns5:off x="4212552" y="3062201"/>
+                            <ns5:ext cx="1539202" cy="162021"/>
+                          </ns5:xfrm>
+                          <ns5:prstGeom prst="rect">
+                            <ns5:avLst/>
+                          </ns5:prstGeom>
+                          <ns5:solidFill>
+                            <ns5:srgbClr val="E6E6E6"/>
+                          </ns5:solidFill>
+                          <ns5:ln w="6350">
+                            <ns5:solidFill>
+                              <ns5:srgbClr val="B4B4B4"/>
+                            </ns5:solidFill>
+                          </ns5:ln>
+                        </ns7:spPr>
+                        <ns7:style>
+                          <ns5:lnRef idx="2">
+                            <ns5:schemeClr val="dk1"/>
+                          </ns5:lnRef>
+                          <ns5:fillRef idx="0">
+                            <ns5:schemeClr val="lt1"/>
+                          </ns5:fillRef>
+                          <ns5:effectRef idx="0">
+                            <ns5:schemeClr val="dk1"/>
+                          </ns5:effectRef>
+                          <ns5:fontRef idx="minor">
+                            <ns5:schemeClr val="dk1"/>
+                          </ns5:fontRef>
+                        </ns7:style>
+                        <ns7:txbx>
+                          <w:txbxContent>
+                            <w:p ns2:paraId="6B77DBD0" ns2:textId="77777777">
+                              <w:pPr>
+                                <w:jc w:val="center"/>
+                                <w:rPr>
+                                  <w:color w:val="808080"/>
+                                  <w:sz w:val="13"/>
+                                  <w:szCs w:val="13"/>
+                                </w:rPr>
+                              </w:pPr>
+                              <w:r>
+                                <w:rPr>
+                                  <w:color w:val="808080"/>
+                                  <w:sz w:val="13"/>
+                                  <w:szCs w:val="13"/>
+                                </w:rPr>
+                                <w:t>Edit Food On A Past Booking</w:t>
+                              </w:r>
+                            </w:p>
+                          </w:txbxContent>
+                        </ns7:txbx>
+                        <ns7:bodyPr rot="0" spcFirstLastPara="0" vertOverflow="overflow" horzOverflow="overflow" vert="horz" wrap="square" lIns="16202" tIns="0" rIns="16202" bIns="0" numCol="1" spcCol="0" rtlCol="0" fromWordArt="0" anchor="ctr" anchorCtr="0" forceAA="0" compatLnSpc="1">
+                          <ns5:noAutofit/>
+                        </ns7:bodyPr>
+                      </ns7:wsp>
+                      <ns7:wsp>
+                        <ns7:cNvPr id="7018221" name="Label 7018221"/>
+                        <ns7:cNvSpPr/>
+                        <ns7:spPr>
+                          <ns5:xfrm>
+                            <ns5:off x="81011" y="3483456"/>
+                            <ns5:ext cx="1782233" cy="113010"/>
+                          </ns5:xfrm>
+                          <ns5:prstGeom prst="rect">
+                            <ns5:avLst/>
+                          </ns5:prstGeom>
+                          <ns5:noFill/>
+                          <ns5:ln>
+                            <ns5:noFill/>
+                          </ns5:ln>
+                        </ns7:spPr>
+                        <ns7:style>
+                          <ns5:lnRef idx="2">
+                            <ns5:schemeClr val="dk1"/>
+                          </ns5:lnRef>
+                          <ns5:fillRef idx="0">
+                            <ns5:schemeClr val="lt1"/>
+                          </ns5:fillRef>
+                          <ns5:effectRef idx="0">
+                            <ns5:schemeClr val="dk1"/>
+                          </ns5:effectRef>
+                          <ns5:fontRef idx="minor">
+                            <ns5:schemeClr val="dk1"/>
+                          </ns5:fontRef>
+                        </ns7:style>
+                        <ns7:txbx>
+                          <w:txbxContent>
+                            <w:p ns2:paraId="47EC6AC8" ns2:textId="77777777">
+                              <w:pPr>
+                                <w:rPr>
+                                  <w:color w:val="808080"/>
+                                  <w:sz w:val="12"/>
+                                  <w:szCs w:val="12"/>
+                                </w:rPr>
+                              </w:pPr>
+                              <w:r>
+                                <w:rPr>
+                                  <w:color w:val="808080"/>
+                                  <w:sz w:val="12"/>
+                                  <w:szCs w:val="12"/>
+                                </w:rPr>
+                                <w:t>Filmtopia Cinema Management System  v1.0</w:t>
+                              </w:r>
+                            </w:p>
+                          </w:txbxContent>
+                        </ns7:txbx>
+                        <ns7:bodyPr rot="0" spcFirstLastPara="0" vertOverflow="overflow" horzOverflow="overflow" vert="horz" wrap="square" lIns="0" tIns="0" rIns="0" bIns="0" numCol="1" spcCol="0" rtlCol="0" fromWordArt="0" anchor="ctr" anchorCtr="0" forceAA="0" compatLnSpc="1">
+                          <ns5:noAutofit/>
+                        </ns7:bodyPr>
+                      </ns7:wsp>
+                    </ns6:wpc>
+                  </ns5:graphicData>
+                </ns5:graphic>
+              </ns3:inline>
+            </w:drawing>
+          </ns1:Choice>
+          <ns1:Fallback>
+            <w:pict>
+              <ns8:group ns2:anchorId="1E1C79B2" id="Bookings Form (frmBookings)" ns9:spid="_x0000_s1026" editas="canvas" style="width:459.25pt;height:285.75pt;mso-position-horizontal-relative:char;mso-position-vertical-relative:line" coordsize="58324,36290" ns9:gfxdata="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">
+                <ns8:shapetype id="_x0000_t75" coordsize="21600,21600" ns9:spt="75" ns9:preferrelative="t" path="m@4@5l@4@11@9@11@9@5xe" filled="f" stroked="f">
+                  <ns8:stroke joinstyle="miter"/>
+                  <ns8:formulas>
+                    <ns8:f eqn="if lineDrawn pixelLineWidth 0"/>
+                    <ns8:f eqn="sum @0 1 0"/>
+                    <ns8:f eqn="sum 0 0 @1"/>
+                    <ns8:f eqn="prod @2 1 2"/>
+                    <ns8:f eqn="prod @3 21600 pixelWidth"/>
+                    <ns8:f eqn="prod @3 21600 pixelHeight"/>
+                    <ns8:f eqn="sum @0 0 1"/>
+                    <ns8:f eqn="prod @6 1 2"/>
+                    <ns8:f eqn="prod @7 21600 pixelWidth"/>
+                    <ns8:f eqn="sum @8 21600 0"/>
+                    <ns8:f eqn="prod @7 21600 pixelHeight"/>
+                    <ns8:f eqn="sum @10 21600 0"/>
+                  </ns8:formulas>
+                  <ns8:path ns9:extrusionok="f" gradientshapeok="t" ns9:connecttype="rect"/>
+                  <ns9:lock ns8:ext="edit" aspectratio="t"/>
+                </ns8:shapetype>
+                <ns8:shape id="_x0000_s1027" type="#_x0000_t75" style="position:absolute;width:58324;height:36290;visibility:visible;mso-wrap-style:square" filled="t">
+                  <ns8:fill ns9:detectmouseclick="t"/>
+                  <ns8:path ns9:connecttype="none"/>
+                </ns8:shape>
+                <ns8:rect id="Window 7000137" ns9:spid="_x0000_s1028" style="position:absolute;width:58327;height:36292;visibility:visible;mso-wrap-style:square;v-text-anchor:middle" ns9:gfxdata="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" fillcolor="#f0f0f0" stroked="f" strokeweight="1pt">
+                  <ns8:textbox inset=".90011mm,0,.90011mm,0"/>
+                </ns8:rect>
+                <ns8:rect id="Label 7000274" ns9:spid="_x0000_s1029" style="position:absolute;left:810;top:486;width:16202;height:2134;visibility:visible;mso-wrap-style:square;v-text-anchor:middle" ns9:gfxdata="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" filled="f" stroked="f" strokeweight="1pt">
+                  <ns8:textbox inset="0,0,0,0">
+                    <w:txbxContent>
+                      <w:p ns2:paraId="7A82773F" ns2:textId="77777777">
+                        <w:pPr>
+                          <w:rPr>
+                            <w:b/>
+                            <w:bCs/>
+                            <w:color w:val="000000"/>
+                            <w:sz w:val="22"/>
+                            <w:szCs w:val="22"/>
+                          </w:rPr>
+                        </w:pPr>
+                        <w:r>
+                          <w:rPr>
+                            <w:b/>
+                            <w:bCs/>
+                            <w:color w:val="000000"/>
+                            <w:sz w:val="22"/>
+                            <w:szCs w:val="22"/>
+                          </w:rPr>
+                          <w:t>Make a booking</w:t>
+                        </w:r>
+                      </w:p>
+                    </w:txbxContent>
+                  </ns8:textbox>
+                </ns8:rect>
+                <ns8:rect id="GroupBox 7000411" ns9:spid="_x0000_s1030" style="position:absolute;left:810;top:3054;width:56707;height:3264;visibility:visible;mso-wrap-style:square;v-text-anchor:middle" ns9:gfxdata="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" filled="f" strokecolor="#a0a0a0" strokeweight=".5pt">
+                  <ns8:textbox inset=".90011mm,0,.90011mm,0"/>
+                </ns8:rect>
+                <ns8:rect id="GroupCapBack 7000548" ns9:spid="_x0000_s1031" style="position:absolute;left:1523;top:2430;width:17579;height:1247;visibility:visible;mso-wrap-style:square;v-text-anchor:middle" ns9:gfxdata="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" fillcolor="#f0f0f0" stroked="f" strokeweight="1pt">
+                  <ns8:textbox inset=".90011mm,0,.90011mm,0"/>
+                </ns8:rect>
+                <ns8:rect id="GroupCaption 7000685" ns9:spid="_x0000_s1032" style="position:absolute;left:1790;top:2430;width:17579;height:1247;visibility:visible;mso-wrap-style:square;v-text-anchor:middle" ns9:gfxdata="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" filled="f" stroked="f" strokeweight="1pt">
+                  <ns8:textbox inset="0,0,0,0">
+                    <w:txbxContent>
+                      <w:p ns2:paraId="10ACB286" ns2:textId="77777777">
+                        <w:pPr>
+                          <w:rPr>
+                            <w:color w:val="000000"/>
+                            <w:sz w:val="14"/>
+                            <w:szCs w:val="14"/>
+                          </w:rPr>
+                        </w:pPr>
+                        <w:r>
+                          <w:rPr>
+                            <w:color w:val="000000"/>
+                            <w:sz w:val="14"/>
+                            <w:szCs w:val="14"/>
+                          </w:rPr>
+                          <w:t>Who is it for and what are they seeing</w:t>
+                        </w:r>
+                      </w:p>
+                    </w:txbxContent>
+                  </ns8:textbox>
+                </ns8:rect>
+                <ns8:rect id="Label 7000822" ns9:spid="_x0000_s1033" style="position:absolute;left:1620;top:4050;width:4860;height:1381;visibility:visible;mso-wrap-style:square;v-text-anchor:middle" ns9:gfxdata="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" filled="f" stroked="f" strokeweight="1pt">
+                  <ns8:textbox inset="0,0,0,0">
+                    <w:txbxContent>
+                      <w:p ns2:paraId="3AB2A2ED" ns2:textId="77777777">
+                        <w:pPr>
+                          <w:rPr>
+                            <w:color w:val="000000"/>
+                            <w:sz w:val="14"/>
+                            <w:szCs w:val="14"/>
+                          </w:rPr>
+                        </w:pPr>
+                        <w:r>
+                          <w:rPr>
+                            <w:color w:val="000000"/>
+                            <w:sz w:val="14"/>
+                            <w:szCs w:val="14"/>
+                          </w:rPr>
+                          <w:t>Screening</w:t>
+                        </w:r>
+                      </w:p>
+                    </w:txbxContent>
+                  </ns8:textbox>
+                </ns8:rect>
+                <ns8:rect id="ComboBox 7000959" ns9:spid="_x0000_s1034" style="position:absolute;left:6318;top:3888;width:18147;height:1458;visibility:visible;mso-wrap-style:square;v-text-anchor:middle" ns9:gfxdata="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" strokecolor="#b4b4b4" strokeweight=".5pt">
+                  <ns8:textbox inset=".90011mm,0,.90011mm,0">
+                    <w:txbxContent>
+                      <w:p ns2:paraId="7D6C1AE0" ns2:textId="77777777">
+                        <w:pPr>
+                          <w:rPr>
+                            <w:color w:val="000000"/>
+                            <w:sz w:val="12"/>
+                            <w:szCs w:val="12"/>
+                          </w:rPr>
+                        </w:pPr>
+                        <w:r>
+                          <w:rPr>
+                            <w:color w:val="000000"/>
+                            <w:sz w:val="12"/>
+                            <w:szCs w:val="12"/>
+                          </w:rPr>
+                          <w:t>The Dark Knight - 21/04/2026 19:00 - Screen 1</w:t>
+                        </w:r>
+                      </w:p>
+                    </w:txbxContent>
+                  </ns8:textbox>
+                </ns8:rect>
+                <ns8:shapetype id="_x0000_t5" coordsize="21600,21600" ns9:spt="5" adj="10800" path="m@0,l,21600r21600,xe">
+                  <ns8:stroke joinstyle="miter"/>
+                  <ns8:formulas>
+                    <ns8:f eqn="val #0"/>
+                    <ns8:f eqn="prod #0 1 2"/>
+                    <ns8:f eqn="sum @1 10800 0"/>
+                  </ns8:formulas>
+                  <ns8:path gradientshapeok="t" ns9:connecttype="custom" ns9:connectlocs="@0,0;@1,10800;0,21600;10800,21600;21600,21600;@2,10800" textboxrect="0,10800,10800,18000;5400,10800,16200,18000;10800,10800,21600,18000;0,7200,7200,21600;7200,7200,14400,21600;14400,7200,21600,21600"/>
+                  <ns8:handles>
+                    <ns8:h position="#0,topLeft" xrange="0,21600"/>
+                  </ns8:handles>
+                </ns8:shapetype>
+                <ns8:shape id="ComboArrow 7001096" ns9:spid="_x0000_s1035" type="#_x0000_t5" style="position:absolute;left:23415;top:4500;width:612;height:350;visibility:visible;mso-wrap-style:square;v-text-anchor:middle" ns9:gfxdata="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" fillcolor="#595959" stroked="f" strokeweight="1pt">
+                  <ns8:textbox inset=".90011mm,0,.90011mm,0"/>
+                </ns8:shape>
+                <ns8:rect id="Label 7001233" ns9:spid="_x0000_s1036" style="position:absolute;left:25275;top:4050;width:4860;height:1381;visibility:visible;mso-wrap-style:square;v-text-anchor:middle" ns9:gfxdata="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" filled="f" stroked="f" strokeweight="1pt">
+                  <ns8:textbox inset="0,0,0,0">
+                    <w:txbxContent>
+                      <w:p ns2:paraId="14470F46" ns2:textId="77777777">
+                        <w:pPr>
+                          <w:rPr>
+                            <w:color w:val="000000"/>
+                            <w:sz w:val="14"/>
+                            <w:szCs w:val="14"/>
+                          </w:rPr>
+                        </w:pPr>
+                        <w:r>
+                          <w:rPr>
+                            <w:color w:val="000000"/>
+                            <w:sz w:val="14"/>
+                            <w:szCs w:val="14"/>
+                          </w:rPr>
+                          <w:t>Customer</w:t>
+                        </w:r>
+                      </w:p>
+                    </w:txbxContent>
+                  </ns8:textbox>
+                </ns8:rect>
+                <ns8:rect id="ComboBox 7001370" ns9:spid="_x0000_s1037" style="position:absolute;left:29973;top:3888;width:11342;height:1458;visibility:visible;mso-wrap-style:square;v-text-anchor:middle" ns9:gfxdata="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" strokecolor="#b4b4b4" strokeweight=".5pt">
+                  <ns8:textbox inset=".90011mm,0,.90011mm,0">
+                    <w:txbxContent>
+                      <w:p ns2:paraId="777CE2BC" ns2:textId="77777777">
+                        <w:pPr>
+                          <w:rPr>
+                            <w:color w:val="000000"/>
+                            <w:sz w:val="13"/>
+                            <w:szCs w:val="13"/>
+                          </w:rPr>
+                        </w:pPr>
+                        <w:r>
+                          <w:rPr>
+                            <w:color w:val="000000"/>
+                            <w:sz w:val="13"/>
+                            <w:szCs w:val="13"/>
+                          </w:rPr>
+                          <w:t>Kevin Hart</w:t>
+                        </w:r>
+                      </w:p>
+                    </w:txbxContent>
+                  </ns8:textbox>
+                </ns8:rect>
+                <ns8:shape id="ComboArrow 7001507" ns9:spid="_x0000_s1038" type="#_x0000_t5" style="position:absolute;left:40265;top:4500;width:612;height:350;visibility:visible;mso-wrap-style:square;v-text-anchor:middle" ns9:gfxdata="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" fillcolor="#595959" stroked="f" strokeweight="1pt">
+                  <ns8:textbox inset=".90011mm,0,.90011mm,0"/>
+                </ns8:shape>
+                <ns8:rect id="CheckBox 7001644" ns9:spid="_x0000_s1039" style="position:absolute;left:42125;top:4050;width:972;height:972;visibility:visible;mso-wrap-style:square;v-text-anchor:middle" ns9:gfxdata="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" strokecolor="#606060" strokeweight=".5pt">
+                  <ns8:textbox inset=".90011mm,0,.90011mm,0"/>
+                </ns8:rect>
+                <ns8:rect id="Label 7001781" ns9:spid="_x0000_s1040" style="position:absolute;left:43535;top:3845;width:10985;height:1382;visibility:visible;mso-wrap-style:square;v-text-anchor:middle" ns9:gfxdata="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" filled="f" stroked="f" strokeweight="1pt">
+                  <ns8:textbox inset="0,0,0,0">
+                    <w:txbxContent>
+                      <w:p ns2:paraId="34A76F27" ns2:textId="77777777">
+                        <w:pPr>
+                          <w:rPr>
+                            <w:color w:val="000000"/>
+                            <w:sz w:val="14"/>
+                            <w:szCs w:val="14"/>
+                          </w:rPr>
+                        </w:pPr>
+                        <w:r>
+                          <w:rPr>
+                            <w:color w:val="000000"/>
+                            <w:sz w:val="14"/>
+                            <w:szCs w:val="14"/>
+                          </w:rPr>
+                          <w:t>Walk-in (no details)</w:t>
+                        </w:r>
+                      </w:p>
+                    </w:txbxContent>
+                  </ns8:textbox>
+                </ns8:rect>
+                <ns8:rect id="ScreenBar 7001918" ns9:spid="_x0000_s1041" style="position:absolute;left:810;top:7128;width:24303;height:1378;visibility:visible;mso-wrap-style:square;v-text-anchor:middle" ns9:gfxdata="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" fillcolor="#400040" stroked="f" strokeweight="1pt">
+                  <ns8:textbox inset=".90011mm,0,.90011mm,0">
+                    <w:txbxContent>
+                      <w:p ns2:paraId="791DB864" ns2:textId="77777777">
+                        <w:pPr>
+                          <w:jc w:val="center"/>
+                          <w:rPr>
+                            <w:b/>
+                            <w:bCs/>
+                            <w:color w:val="FFFFFF"/>
+                            <w:sz w:val="14"/>
+                            <w:szCs w:val="14"/>
+                          </w:rPr>
+                        </w:pPr>
+                        <w:r>
+                          <w:rPr>
+                            <w:b/>
+                            <w:bCs/>
+                            <w:color w:val="FFFFFF"/>
+                            <w:sz w:val="14"/>
+                            <w:szCs w:val="14"/>
+                          </w:rPr>
+                          <w:t>S C R E E N</w:t>
+                        </w:r>
+                      </w:p>
+                    </w:txbxContent>
+                  </ns8:textbox>
+                </ns8:rect>
+                <ns8:rect id="SeatPanel 7002055" ns9:spid="_x0000_s1042" style="position:absolute;left:810;top:8911;width:24303;height:13609;visibility:visible;mso-wrap-style:square;v-text-anchor:middle" ns9:gfxdata="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" filled="f" strokecolor="#b4b4b4" strokeweight=".5pt">
+                  <ns8:textbox inset=".90011mm,0,.90011mm,0"/>
+                </ns8:rect>
+                <ns8:rect id="Seat 7002192" ns9:spid="_x0000_s1043" style="position:absolute;left:1377;top:9397;width:2146;height:1782;visibility:visible;mso-wrap-style:square;v-text-anchor:middle" ns9:gfxdata="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" fillcolor="#ffc0ff" strokecolor="#1e8c46" strokeweight="1pt">
+                  <ns8:textbox inset="0,0,0,0">
+                    <w:txbxContent>
+                      <w:p ns2:paraId="6D1D945C" ns2:textId="77777777">
+                        <w:pPr>
+                          <w:jc w:val="center"/>
+                          <w:rPr>
+                            <w:color w:val="000000"/>
+                            <w:sz w:val="12"/>
+                            <w:szCs w:val="12"/>
+                          </w:rPr>
+                        </w:pPr>
+                        <w:r>
+                          <w:rPr>
+                            <w:color w:val="000000"/>
+                            <w:sz w:val="12"/>
+                            <w:szCs w:val="12"/>
+                          </w:rPr>
+                          <w:t>A1</w:t>
+                        </w:r>
+                      </w:p>
+                    </w:txbxContent>
+                  </ns8:textbox>
+                </ns8:rect>
+                <ns8:rect id="Seat 7002329" ns9:spid="_x0000_s1044" style="position:absolute;left:3645;top:9397;width:2147;height:1782;visibility:visible;mso-wrap-style:square;v-text-anchor:middle" ns9:gfxdata="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" fillcolor="#ffc0ff" strokecolor="#1e8c46" strokeweight="1pt">
+                  <ns8:textbox inset="0,0,0,0">
+                    <w:txbxContent>
+                      <w:p ns2:paraId="5AA936AA" ns2:textId="77777777">
+                        <w:pPr>
+                          <w:jc w:val="center"/>
+                          <w:rPr>
+                            <w:color w:val="000000"/>
+                            <w:sz w:val="12"/>
+                            <w:szCs w:val="12"/>
+                          </w:rPr>
+                        </w:pPr>
+                        <w:r>
+                          <w:rPr>
+                            <w:color w:val="000000"/>
+                            <w:sz w:val="12"/>
+                            <w:szCs w:val="12"/>
+                          </w:rPr>
+                          <w:t>A2</w:t>
+                        </w:r>
+                      </w:p>
+                    </w:txbxContent>
+                  </ns8:textbox>
+                </ns8:rect>
+                <ns8:rect id="Seat 7002466" ns9:spid="_x0000_s1045" style="position:absolute;left:5913;top:9397;width:2147;height:1782;visibility:visible;mso-wrap-style:square;v-text-anchor:middle" ns9:gfxdata="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" fillcolor="#ffc0ff" strokecolor="#1e8c46" strokeweight="1pt">
+                  <ns8:textbox inset="0,0,0,0">
+                    <w:txbxContent>
+                      <w:p ns2:paraId="0E7FE7BB" ns2:textId="77777777">
+                        <w:pPr>
+                          <w:jc w:val="center"/>
+                          <w:rPr>
+                            <w:color w:val="000000"/>
+                            <w:sz w:val="12"/>
+                            <w:szCs w:val="12"/>
+                          </w:rPr>
+                        </w:pPr>
+                        <w:r>
+                          <w:rPr>
+                            <w:color w:val="000000"/>
+                            <w:sz w:val="12"/>
+                            <w:szCs w:val="12"/>
+                          </w:rPr>
+                          <w:t>A3</w:t>
+                        </w:r>
+                      </w:p>
+                    </w:txbxContent>
+                  </ns8:textbox>
+                </ns8:rect>
+                <ns8:rect id="Seat 7002603" ns9:spid="_x0000_s1046" style="position:absolute;left:8182;top:9397;width:2146;height:1782;visibility:visible;mso-wrap-style:square;v-text-anchor:middle" ns9:gfxdata="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" fillcolor="#ffc0ff" strokecolor="#1e8c46" strokeweight="1pt">
+                  <ns8:textbox inset="0,0,0,0">
+                    <w:txbxContent>
+                      <w:p ns2:paraId="2EA572B0" ns2:textId="77777777">
+                        <w:pPr>
+                          <w:jc w:val="center"/>
+                          <w:rPr>
+                            <w:color w:val="000000"/>
+                            <w:sz w:val="12"/>
+                            <w:szCs w:val="12"/>
+                          </w:rPr>
+                        </w:pPr>
+                        <w:r>
+                          <w:rPr>
+                            <w:color w:val="000000"/>
+                            <w:sz w:val="12"/>
+                            <w:szCs w:val="12"/>
+                          </w:rPr>
+                          <w:t>A4</w:t>
+                        </w:r>
+                      </w:p>
+                    </w:txbxContent>
+                  </ns8:textbox>
+                </ns8:rect>
+                <ns8:rect id="Seat 7002740" ns9:spid="_x0000_s1047" style="position:absolute;left:10450;top:9397;width:2147;height:1782;visibility:visible;mso-wrap-style:square;v-text-anchor:middle" ns9:gfxdata="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" fillcolor="#ffc0ff" strokecolor="#1e8c46" strokeweight="1pt">
+                  <ns8:textbox inset="0,0,0,0">
+                    <w:txbxContent>
+                      <w:p ns2:paraId="1A9B2161" ns2:textId="77777777">
+                        <w:pPr>
+                          <w:jc w:val="center"/>
+                          <w:rPr>
+                            <w:color w:val="000000"/>
+                            <w:sz w:val="12"/>
+                            <w:szCs w:val="12"/>
+                          </w:rPr>
+                        </w:pPr>
+                        <w:r>
+                          <w:rPr>
+                            <w:color w:val="000000"/>
+                            <w:sz w:val="12"/>
+                            <w:szCs w:val="12"/>
+                          </w:rPr>
+                          <w:t>A5</w:t>
+                        </w:r>
+                      </w:p>
+                    </w:txbxContent>
+                  </ns8:textbox>
+                </ns8:rect>
+                <ns8:rect id="Seat 7002877" ns9:spid="_x0000_s1048" style="position:absolute;left:12718;top:9397;width:2147;height:1782;visibility:visible;mso-wrap-style:square;v-text-anchor:middle" ns9:gfxdata="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" fillcolor="#ffc0ff" strokecolor="#1e8c46" strokeweight="1pt">
+                  <ns8:textbox inset="0,0,0,0">
+                    <w:txbxContent>
+                      <w:p ns2:paraId="0880DA45" ns2:textId="77777777">
+                        <w:pPr>
+                          <w:jc w:val="center"/>
+                          <w:rPr>
+                            <w:color w:val="000000"/>
+                            <w:sz w:val="12"/>
+                            <w:szCs w:val="12"/>
+                          </w:rPr>
+                        </w:pPr>
+                        <w:r>
+                          <w:rPr>
+                            <w:color w:val="000000"/>
+                            <w:sz w:val="12"/>
+                            <w:szCs w:val="12"/>
+                          </w:rPr>
+                          <w:t>A6</w:t>
+                        </w:r>
+                      </w:p>
+                    </w:txbxContent>
+                  </ns8:textbox>
+                </ns8:rect>
+                <ns8:rect id="Seat 7003014" ns9:spid="_x0000_s1049" style="position:absolute;left:14986;top:9397;width:2147;height:1782;visibility:visible;mso-wrap-style:square;v-text-anchor:middle" ns9:gfxdata="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" fillcolor="#ffc0ff" strokecolor="#1e8c46" strokeweight="1pt">
+                  <ns8:textbox inset="0,0,0,0">
+                    <w:txbxContent>
+                      <w:p ns2:paraId="51811905" ns2:textId="77777777">
+                        <w:pPr>
+                          <w:jc w:val="center"/>
+                          <w:rPr>
+                            <w:color w:val="000000"/>
+                            <w:sz w:val="12"/>
+                            <w:szCs w:val="12"/>
+                          </w:rPr>
+                        </w:pPr>
+                        <w:r>
+                          <w:rPr>
+                            <w:color w:val="000000"/>
+                            <w:sz w:val="12"/>
+                            <w:szCs w:val="12"/>
+                          </w:rPr>
+                          <w:t>A7</w:t>
+                        </w:r>
+                      </w:p>
+                    </w:txbxContent>
+                  </ns8:textbox>
+                </ns8:rect>
+                <ns8:rect id="Seat 7003151" ns9:spid="_x0000_s1050" style="position:absolute;left:17255;top:9397;width:2147;height:1782;visibility:visible;mso-wrap-style:square;v-text-anchor:middle" ns9:gfxdata="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" fillcolor="#ffc0ff" strokecolor="#1e8c46" strokeweight="1pt">
+                  <ns8:textbox inset="0,0,0,0">
+                    <w:txbxContent>
+                      <w:p ns2:paraId="6C896791" ns2:textId="77777777">
+                        <w:pPr>
+                          <w:jc w:val="center"/>
+                          <w:rPr>
+                            <w:color w:val="000000"/>
+                            <w:sz w:val="12"/>
+                            <w:szCs w:val="12"/>
+                          </w:rPr>
+                        </w:pPr>
+                        <w:r>
+                          <w:rPr>
+                            <w:color w:val="000000"/>
+                            <w:sz w:val="12"/>
+                            <w:szCs w:val="12"/>
+                          </w:rPr>
+                          <w:t>A8</w:t>
+                        </w:r>
+                      </w:p>
+                    </w:txbxContent>
+                  </ns8:textbox>
+                </ns8:rect>
+                <ns8:rect id="Seat 7003288" ns9:spid="_x0000_s1051" style="position:absolute;left:19523;top:9397;width:2147;height:1782;visibility:visible;mso-wrap-style:square;v-text-anchor:middle" ns9:gfxdata="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" fillcolor="#ffc0ff" strokecolor="#1e8c46" strokeweight="1pt">
+                  <ns8:textbox inset="0,0,0,0">
+                    <w:txbxContent>
+                      <w:p ns2:paraId="1D723BCD" ns2:textId="77777777">
+                        <w:pPr>
+                          <w:jc w:val="center"/>
+                          <w:rPr>
+                            <w:color w:val="000000"/>
+                            <w:sz w:val="12"/>
+                            <w:szCs w:val="12"/>
+                          </w:rPr>
+                        </w:pPr>
+                        <w:r>
+                          <w:rPr>
+                            <w:color w:val="000000"/>
+                            <w:sz w:val="12"/>
+                            <w:szCs w:val="12"/>
+                          </w:rPr>
+                          <w:t>A9</w:t>
+                        </w:r>
+                      </w:p>
+                    </w:txbxContent>
+                  </ns8:textbox>
+                </ns8:rect>
+                <ns8:rect id="Seat 7003425" ns9:spid="_x0000_s1052" style="position:absolute;left:21791;top:9397;width:2147;height:1782;visibility:visible;mso-wrap-style:square;v-text-anchor:middle" ns9:gfxdata="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" fillcolor="#ffc0ff" strokecolor="#1e8c46" strokeweight="1pt">
+                  <ns8:textbox inset="0,0,0,0">
+                    <w:txbxContent>
+                      <w:p ns2:paraId="64DEF089" ns2:textId="77777777">
+                        <w:pPr>
+                          <w:jc w:val="center"/>
+                          <w:rPr>
+                            <w:color w:val="000000"/>
+                            <w:sz w:val="12"/>
+                            <w:szCs w:val="12"/>
+                          </w:rPr>
+                        </w:pPr>
+                        <w:r>
+                          <w:rPr>
+                            <w:color w:val="000000"/>
+                            <w:sz w:val="12"/>
+                            <w:szCs w:val="12"/>
+                          </w:rPr>
+                          <w:t>A10</w:t>
+                        </w:r>
+                      </w:p>
+                    </w:txbxContent>
+                  </ns8:textbox>
+                </ns8:rect>
+                <ns8:rect id="Seat 7003562" ns9:spid="_x0000_s1053" style="position:absolute;left:1377;top:11300;width:2146;height:1783;visibility:visible;mso-wrap-style:square;v-text-anchor:middle" ns9:gfxdata="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" fillcolor="#ffc0ff" strokecolor="#1e8c46" strokeweight="1pt">
+                  <ns8:textbox inset="0,0,0,0">
+                    <w:txbxContent>
+                      <w:p ns2:paraId="45AE164A" ns2:textId="77777777">
+                        <w:pPr>
+                          <w:jc w:val="center"/>
+                          <w:rPr>
+                            <w:color w:val="000000"/>
+                            <w:sz w:val="12"/>
+                            <w:szCs w:val="12"/>
+                          </w:rPr>
+                        </w:pPr>
+                        <w:r>
+                          <w:rPr>
+                            <w:color w:val="000000"/>
+                            <w:sz w:val="12"/>
+                            <w:szCs w:val="12"/>
+                          </w:rPr>
+                          <w:t>B1</w:t>
+                        </w:r>
+                      </w:p>
+                    </w:txbxContent>
+                  </ns8:textbox>
+                </ns8:rect>
+                <ns8:rect id="Seat 7003699" ns9:spid="_x0000_s1054" style="position:absolute;left:3645;top:11300;width:2147;height:1783;visibility:visible;mso-wrap-style:square;v-text-anchor:middle" ns9:gfxdata="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" fillcolor="#ffc0ff" strokecolor="#1e8c46" strokeweight="1pt">
+                  <ns8:textbox inset="0,0,0,0">
+                    <w:txbxContent>
+                      <w:p ns2:paraId="2919E1D8" ns2:textId="77777777">
+                        <w:pPr>
+                          <w:jc w:val="center"/>
+                          <w:rPr>
+                            <w:color w:val="000000"/>
+                            <w:sz w:val="12"/>
+                            <w:szCs w:val="12"/>
+                          </w:rPr>
+                        </w:pPr>
+                        <w:r>
+                          <w:rPr>
+                            <w:color w:val="000000"/>
+                            <w:sz w:val="12"/>
+                            <w:szCs w:val="12"/>
+                          </w:rPr>
+                          <w:t>B2</w:t>
+                        </w:r>
+                      </w:p>
+                    </w:txbxContent>
+                  </ns8:textbox>
+                </ns8:rect>
+                <ns8:rect id="Seat 7003836" ns9:spid="_x0000_s1055" style="position:absolute;left:5913;top:11300;width:2147;height:1783;visibility:visible;mso-wrap-style:square;v-text-anchor:middle" ns9:gfxdata="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" fillcolor="#ffc0ff" strokecolor="#1e8c46" strokeweight="1pt">
+                  <ns8:textbox inset="0,0,0,0">
+                    <w:txbxContent>
+                      <w:p ns2:paraId="6BB59DE0" ns2:textId="77777777">
+                        <w:pPr>
+                          <w:jc w:val="center"/>
+                          <w:rPr>
+                            <w:color w:val="000000"/>
+                            <w:sz w:val="12"/>
+                            <w:szCs w:val="12"/>
+                          </w:rPr>
+                        </w:pPr>
+                        <w:r>
+                          <w:rPr>
+                            <w:color w:val="000000"/>
+                            <w:sz w:val="12"/>
+                            <w:szCs w:val="12"/>
+                          </w:rPr>
+                          <w:t>B3</w:t>
+                        </w:r>
+                      </w:p>
+                    </w:txbxContent>
+                  </ns8:textbox>
+                </ns8:rect>
+                <ns8:rect id="Seat 7003973" ns9:spid="_x0000_s1056" style="position:absolute;left:8182;top:11300;width:2146;height:1783;visibility:visible;mso-wrap-style:square;v-text-anchor:middle" ns9:gfxdata="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" fillcolor="#ffc0ff" strokecolor="#1e8c46" strokeweight="1pt">
+                  <ns8:textbox inset="0,0,0,0">
+                    <w:txbxContent>
+                      <w:p ns2:paraId="2BCA8BE5" ns2:textId="77777777">
+                        <w:pPr>
+                          <w:jc w:val="center"/>
+                          <w:rPr>
+                            <w:color w:val="000000"/>
+                            <w:sz w:val="12"/>
+                            <w:szCs w:val="12"/>
+                          </w:rPr>
+                        </w:pPr>
+                        <w:r>
+                          <w:rPr>
+                            <w:color w:val="000000"/>
+                            <w:sz w:val="12"/>
+                            <w:szCs w:val="12"/>
+                          </w:rPr>
+                          <w:t>B4</w:t>
+                        </w:r>
+                      </w:p>
+                    </w:txbxContent>
+                  </ns8:textbox>
+                </ns8:rect>
+                <ns8:rect id="Seat 7004110" ns9:spid="_x0000_s1057" style="position:absolute;left:10450;top:11300;width:2147;height:1783;visibility:visible;mso-wrap-style:square;v-text-anchor:middle" ns9:gfxdata="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" fillcolor="#ffc0ff" strokecolor="#1e8c46" strokeweight="1pt">
+                  <ns8:textbox inset="0,0,0,0">
+                    <w:txbxContent>
+                      <w:p ns2:paraId="1BB46105" ns2:textId="77777777">
+                        <w:pPr>
+                          <w:jc w:val="center"/>
+                          <w:rPr>
+                            <w:color w:val="000000"/>
+                            <w:sz w:val="12"/>
+                            <w:szCs w:val="12"/>
+                          </w:rPr>
+                        </w:pPr>
+                        <w:r>
+                          <w:rPr>
+                            <w:color w:val="000000"/>
+                            <w:sz w:val="12"/>
+                            <w:szCs w:val="12"/>
+                          </w:rPr>
+                          <w:t>B5</w:t>
+                        </w:r>
+                      </w:p>
+                    </w:txbxContent>
+                  </ns8:textbox>
+                </ns8:rect>
+                <ns8:rect id="Seat 7004247" ns9:spid="_x0000_s1058" style="position:absolute;left:12718;top:11300;width:2147;height:1783;visibility:visible;mso-wrap-style:square;v-text-anchor:middle" ns9:gfxdata="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" fillcolor="#ffc0ff" strokecolor="#1e8c46" strokeweight="1pt">
+                  <ns8:textbox inset="0,0,0,0">
+                    <w:txbxContent>
+                      <w:p ns2:paraId="3B69467A" ns2:textId="77777777">
+                        <w:pPr>
+                          <w:jc w:val="center"/>
+                          <w:rPr>
+                            <w:color w:val="000000"/>
+                            <w:sz w:val="12"/>
+                            <w:szCs w:val="12"/>
+                          </w:rPr>
+                        </w:pPr>
+                        <w:r>
+                          <w:rPr>
+                            <w:color w:val="000000"/>
+                            <w:sz w:val="12"/>
+                            <w:szCs w:val="12"/>
+                          </w:rPr>
+                          <w:t>B6</w:t>
+                        </w:r>
+                      </w:p>
+                    </w:txbxContent>
+                  </ns8:textbox>
+                </ns8:rect>
+                <ns8:rect id="Seat 7004384" ns9:spid="_x0000_s1059" style="position:absolute;left:14986;top:11300;width:2147;height:1783;visibility:visible;mso-wrap-style:square;v-text-anchor:middle" ns9:gfxdata="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" fillcolor="#ffc0ff" strokecolor="#1e8c46" strokeweight="1pt">
+                  <ns8:textbox inset="0,0,0,0">
+                    <w:txbxContent>
+                      <w:p ns2:paraId="2AF85B43" ns2:textId="77777777">
+                        <w:pPr>
+                          <w:jc w:val="center"/>
+                          <w:rPr>
+                            <w:color w:val="000000"/>
+                            <w:sz w:val="12"/>
+                            <w:szCs w:val="12"/>
+                          </w:rPr>
+                        </w:pPr>
+                        <w:r>
+                          <w:rPr>
+                            <w:color w:val="000000"/>
+                            <w:sz w:val="12"/>
+                            <w:szCs w:val="12"/>
+                          </w:rPr>
+                          <w:t>B7</w:t>
+                        </w:r>
+                      </w:p>
+                    </w:txbxContent>
+                  </ns8:textbox>
+                </ns8:rect>
+                <ns8:rect id="Seat 7004521" ns9:spid="_x0000_s1060" style="position:absolute;left:17255;top:11300;width:2147;height:1783;visibility:visible;mso-wrap-style:square;v-text-anchor:middle" ns9:gfxdata="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" fillcolor="#ffc0ff" strokecolor="#1e8c46" strokeweight="1pt">
+                  <ns8:textbox inset="0,0,0,0">
+                    <w:txbxContent>
+                      <w:p ns2:paraId="50ADF3F5" ns2:textId="77777777">
+                        <w:pPr>
+                          <w:jc w:val="center"/>
+                          <w:rPr>
+                            <w:color w:val="000000"/>
+                            <w:sz w:val="12"/>
+                            <w:szCs w:val="12"/>
+                          </w:rPr>
+                        </w:pPr>
+                        <w:r>
+                          <w:rPr>
+                            <w:color w:val="000000"/>
+                            <w:sz w:val="12"/>
+                            <w:szCs w:val="12"/>
+                          </w:rPr>
+                          <w:t>B8</w:t>
+                        </w:r>
+                      </w:p>
+                    </w:txbxContent>
+                  </ns8:textbox>
+                </ns8:rect>
+                <ns8:rect id="Seat 7004658" ns9:spid="_x0000_s1061" style="position:absolute;left:19523;top:11300;width:2147;height:1783;visibility:visible;mso-wrap-style:square;v-text-anchor:middle" ns9:gfxdata="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" fillcolor="#ffc0ff" strokecolor="#1e8c46" strokeweight="1pt">
+                  <ns8:textbox inset="0,0,0,0">
+                    <w:txbxContent>
+                      <w:p ns2:paraId="6B60B5EE" ns2:textId="77777777">
+                        <w:pPr>
+                          <w:jc w:val="center"/>
+                          <w:rPr>
+                            <w:color w:val="000000"/>
+                            <w:sz w:val="12"/>
+                            <w:szCs w:val="12"/>
+                          </w:rPr>
+                        </w:pPr>
+                        <w:r>
+                          <w:rPr>
+                            <w:color w:val="000000"/>
+                            <w:sz w:val="12"/>
+                            <w:szCs w:val="12"/>
+                          </w:rPr>
+                          <w:t>B9</w:t>
+                        </w:r>
+                      </w:p>
+                    </w:txbxContent>
+                  </ns8:textbox>
+                </ns8:rect>
+                <ns8:rect id="Seat 7004795" ns9:spid="_x0000_s1062" style="position:absolute;left:21791;top:11300;width:2147;height:1783;visibility:visible;mso-wrap-style:square;v-text-anchor:middle" ns9:gfxdata="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" fillcolor="#ffc0ff" strokecolor="#1e8c46" strokeweight="1pt">
+                  <ns8:textbox inset="0,0,0,0">
+                    <w:txbxContent>
+                      <w:p ns2:paraId="71019425" ns2:textId="77777777">
+                        <w:pPr>
+                          <w:jc w:val="center"/>
+                          <w:rPr>
+                            <w:color w:val="000000"/>
+                            <w:sz w:val="12"/>
+                            <w:szCs w:val="12"/>
+                          </w:rPr>
+                        </w:pPr>
+                        <w:r>
+                          <w:rPr>
+                            <w:color w:val="000000"/>
+                            <w:sz w:val="12"/>
+                            <w:szCs w:val="12"/>
+                          </w:rPr>
+                          <w:t>B10</w:t>
+                        </w:r>
+                      </w:p>
+                    </w:txbxContent>
+                  </ns8:textbox>
+                </ns8:rect>
+                <ns8:rect id="Seat 7004932" ns9:spid="_x0000_s1063" style="position:absolute;left:1377;top:13204;width:2146;height:1782;visibility:visible;mso-wrap-style:square;v-text-anchor:middle" ns9:gfxdata="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" fillcolor="#dcdcdc" strokecolor="#a6a6a6" strokeweight=".5pt">
+                  <ns8:textbox inset="0,0,0,0">
+                    <w:txbxContent>
+                      <w:p ns2:paraId="00A68E78" ns2:textId="77777777">
+                        <w:pPr>
+                          <w:jc w:val="center"/>
+                          <w:rPr>
+                            <w:color w:val="000000"/>
+                            <w:sz w:val="12"/>
+                            <w:szCs w:val="12"/>
+                          </w:rPr>
+                        </w:pPr>
+                        <w:r>
+                          <w:rPr>
+                            <w:color w:val="000000"/>
+                            <w:sz w:val="12"/>
+                            <w:szCs w:val="12"/>
+                          </w:rPr>
+                          <w:t>C1</w:t>
+                        </w:r>
+                      </w:p>
+                    </w:txbxContent>
+                  </ns8:textbox>
+                </ns8:rect>
+                <ns8:rect id="Seat 7005069" ns9:spid="_x0000_s1064" style="position:absolute;left:3645;top:13204;width:2147;height:1782;visibility:visible;mso-wrap-style:square;v-text-anchor:middle" ns9:gfxdata="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" fillcolor="#dcdcdc" strokecolor="#a6a6a6" strokeweight=".5pt">
+                  <ns8:textbox inset="0,0,0,0">
+                    <w:txbxContent>
+                      <w:p ns2:paraId="705FE2F9" ns2:textId="77777777">
+                        <w:pPr>
+                          <w:jc w:val="center"/>
+                          <w:rPr>
+                            <w:color w:val="000000"/>
+                            <w:sz w:val="12"/>
+                            <w:szCs w:val="12"/>
+                          </w:rPr>
+                        </w:pPr>
+                        <w:r>
+                          <w:rPr>
+                            <w:color w:val="000000"/>
+                            <w:sz w:val="12"/>
+                            <w:szCs w:val="12"/>
+                          </w:rPr>
+                          <w:t>C2</w:t>
+                        </w:r>
+                      </w:p>
+                    </w:txbxContent>
+                  </ns8:textbox>
+                </ns8:rect>
+                <ns8:rect id="Seat 7005206" ns9:spid="_x0000_s1065" style="position:absolute;left:5913;top:13204;width:2147;height:1782;visibility:visible;mso-wrap-style:square;v-text-anchor:middle" ns9:gfxdata="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" fillcolor="#dcdcdc" strokecolor="#b8860b" strokeweight="1pt">
+                  <ns8:textbox inset="0,0,0,0">
+                    <w:txbxContent>
+                      <w:p ns2:paraId="18400DBB" ns2:textId="77777777">
+                        <w:pPr>
+                          <w:jc w:val="center"/>
+                          <w:rPr>
+                            <w:color w:val="000000"/>
+                            <w:sz w:val="12"/>
+                            <w:szCs w:val="12"/>
+                          </w:rPr>
+                        </w:pPr>
+                        <w:r>
+                          <w:rPr>
+                            <w:color w:val="000000"/>
+                            <w:sz w:val="12"/>
+                            <w:szCs w:val="12"/>
+                          </w:rPr>
+                          <w:t>C3</w:t>
+                        </w:r>
+                      </w:p>
+                    </w:txbxContent>
+                  </ns8:textbox>
+                </ns8:rect>
+                <ns8:rect id="Seat 7005343" ns9:spid="_x0000_s1066" style="position:absolute;left:8182;top:13204;width:2146;height:1782;visibility:visible;mso-wrap-style:square;v-text-anchor:middle" ns9:gfxdata="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" fillcolor="#dcdcdc" strokecolor="#b8860b" strokeweight="1pt">
+                  <ns8:textbox inset="0,0,0,0">
+                    <w:txbxContent>
+                      <w:p ns2:paraId="0CED448D" ns2:textId="77777777">
+                        <w:pPr>
+                          <w:jc w:val="center"/>
+                          <w:rPr>
+                            <w:color w:val="000000"/>
+                            <w:sz w:val="12"/>
+                            <w:szCs w:val="12"/>
+                          </w:rPr>
+                        </w:pPr>
+                        <w:r>
+                          <w:rPr>
+                            <w:color w:val="000000"/>
+                            <w:sz w:val="12"/>
+                            <w:szCs w:val="12"/>
+                          </w:rPr>
+                          <w:t>C4</w:t>
+                        </w:r>
+                      </w:p>
+                    </w:txbxContent>
+                  </ns8:textbox>
+                </ns8:rect>
+                <ns8:rect id="Seat 7005480" ns9:spid="_x0000_s1067" style="position:absolute;left:10450;top:13204;width:2147;height:1782;visibility:visible;mso-wrap-style:square;v-text-anchor:middle" ns9:gfxdata="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" fillcolor="fuchsia" strokecolor="#b8860b" strokeweight="1pt">
+                  <ns8:textbox inset="0,0,0,0">
+                    <w:txbxContent>
+                      <w:p ns2:paraId="09510DBD" ns2:textId="77777777">
+                        <w:pPr>
+                          <w:jc w:val="center"/>
+                          <w:rPr>
+                            <w:color w:val="000000"/>
+                            <w:sz w:val="12"/>
+                            <w:szCs w:val="12"/>
+                          </w:rPr>
+                        </w:pPr>
+                        <w:r>
+                          <w:rPr>
+                            <w:color w:val="000000"/>
+                            <w:sz w:val="12"/>
+                            <w:szCs w:val="12"/>
+                          </w:rPr>
+                          <w:t>C5</w:t>
+                        </w:r>
+                      </w:p>
+                    </w:txbxContent>
+                  </ns8:textbox>
+                </ns8:rect>
+                <ns8:rect id="Seat 7005617" ns9:spid="_x0000_s1068" style="position:absolute;left:12718;top:13204;width:2147;height:1782;visibility:visible;mso-wrap-style:square;v-text-anchor:middle" ns9:gfxdata="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" fillcolor="#ffc0ff" strokecolor="#b8860b" strokeweight="1pt">
+                  <ns8:textbox inset="0,0,0,0">
+                    <w:txbxContent>
+                      <w:p ns2:paraId="69393D79" ns2:textId="77777777">
+                        <w:pPr>
+                          <w:jc w:val="center"/>
+                          <w:rPr>
+                            <w:color w:val="000000"/>
+                            <w:sz w:val="12"/>
+                            <w:szCs w:val="12"/>
+                          </w:rPr>
+                        </w:pPr>
+                        <w:r>
+                          <w:rPr>
+                            <w:color w:val="000000"/>
+                            <w:sz w:val="12"/>
+                            <w:szCs w:val="12"/>
+                          </w:rPr>
+                          <w:t>C6</w:t>
+                        </w:r>
+                      </w:p>
+                    </w:txbxContent>
+                  </ns8:textbox>
+                </ns8:rect>
+                <ns8:rect id="Seat 7005754" ns9:spid="_x0000_s1069" style="position:absolute;left:14986;top:13204;width:2147;height:1782;visibility:visible;mso-wrap-style:square;v-text-anchor:middle" ns9:gfxdata="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" fillcolor="#dcdcdc" strokecolor="#b8860b" strokeweight="1pt">
+                  <ns8:textbox inset="0,0,0,0">
+                    <w:txbxContent>
+                      <w:p ns2:paraId="73C4DF77" ns2:textId="77777777">
+                        <w:pPr>
+                          <w:jc w:val="center"/>
+                          <w:rPr>
+                            <w:color w:val="000000"/>
+                            <w:sz w:val="12"/>
+                            <w:szCs w:val="12"/>
+                          </w:rPr>
+                        </w:pPr>
+                        <w:r>
+                          <w:rPr>
+                            <w:color w:val="000000"/>
+                            <w:sz w:val="12"/>
+                            <w:szCs w:val="12"/>
+                          </w:rPr>
+                          <w:t>C7</w:t>
+                        </w:r>
+                      </w:p>
+                    </w:txbxContent>
+                  </ns8:textbox>
+                </ns8:rect>
+                <ns8:rect id="Seat 7005891" ns9:spid="_x0000_s1070" style="position:absolute;left:17255;top:13204;width:2147;height:1782;visibility:visible;mso-wrap-style:square;v-text-anchor:middle" ns9:gfxdata="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" fillcolor="#dcdcdc" strokecolor="#b8860b" strokeweight="1pt">
+                  <ns8:textbox inset="0,0,0,0">
+                    <w:txbxContent>
+                      <w:p ns2:paraId="26F439C8" ns2:textId="77777777">
+                        <w:pPr>
+                          <w:jc w:val="center"/>
+                          <w:rPr>
+                            <w:color w:val="000000"/>
+                            <w:sz w:val="12"/>
+                            <w:szCs w:val="12"/>
+                          </w:rPr>
+                        </w:pPr>
+                        <w:r>
+                          <w:rPr>
+                            <w:color w:val="000000"/>
+                            <w:sz w:val="12"/>
+                            <w:szCs w:val="12"/>
+                          </w:rPr>
+                          <w:t>C8</w:t>
+                        </w:r>
+                      </w:p>
+                    </w:txbxContent>
+                  </ns8:textbox>
+                </ns8:rect>
+                <ns8:rect id="Seat 7006028" ns9:spid="_x0000_s1071" style="position:absolute;left:19523;top:13204;width:2147;height:1782;visibility:visible;mso-wrap-style:square;v-text-anchor:middle" ns9:gfxdata="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" fillcolor="#dcdcdc" strokecolor="#a6a6a6" strokeweight=".5pt">
+                  <ns8:textbox inset="0,0,0,0">
+                    <w:txbxContent>
+                      <w:p ns2:paraId="3D23622B" ns2:textId="77777777">
+                        <w:pPr>
+                          <w:jc w:val="center"/>
+                          <w:rPr>
+                            <w:color w:val="000000"/>
+                            <w:sz w:val="12"/>
+                            <w:szCs w:val="12"/>
+                          </w:rPr>
+                        </w:pPr>
+                        <w:r>
+                          <w:rPr>
+                            <w:color w:val="000000"/>
+                            <w:sz w:val="12"/>
+                            <w:szCs w:val="12"/>
+                          </w:rPr>
+                          <w:t>C9</w:t>
+                        </w:r>
+                      </w:p>
+                    </w:txbxContent>
+                  </ns8:textbox>
+                </ns8:rect>
+                <ns8:rect id="Seat 7006165" ns9:spid="_x0000_s1072" style="position:absolute;left:21791;top:13204;width:2147;height:1782;visibility:visible;mso-wrap-style:square;v-text-anchor:middle" ns9:gfxdata="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" fillcolor="#dcdcdc" strokecolor="#a6a6a6" strokeweight=".5pt">
+                  <ns8:textbox inset="0,0,0,0">
+                    <w:txbxContent>
+                      <w:p ns2:paraId="08CA120F" ns2:textId="77777777">
+                        <w:pPr>
+                          <w:jc w:val="center"/>
+                          <w:rPr>
+                            <w:color w:val="000000"/>
+                            <w:sz w:val="12"/>
+                            <w:szCs w:val="12"/>
+                          </w:rPr>
+                        </w:pPr>
+                        <w:r>
+                          <w:rPr>
+                            <w:color w:val="000000"/>
+                            <w:sz w:val="12"/>
+                            <w:szCs w:val="12"/>
+                          </w:rPr>
+                          <w:t>C10</w:t>
+                        </w:r>
+                      </w:p>
+                    </w:txbxContent>
+                  </ns8:textbox>
+                </ns8:rect>
+                <ns8:rect id="Seat 7006302" ns9:spid="_x0000_s1073" style="position:absolute;left:1377;top:15108;width:2146;height:1782;visibility:visible;mso-wrap-style:square;v-text-anchor:middle" ns9:gfxdata="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" fillcolor="#dcdcdc" strokecolor="#1565c0" strokeweight="1pt">
+                  <ns8:textbox inset="0,0,0,0">
+                    <w:txbxContent>
+                      <w:p ns2:paraId="2CD55240" ns2:textId="77777777">
+                        <w:pPr>
+                          <w:jc w:val="center"/>
+                          <w:rPr>
+                            <w:color w:val="000000"/>
+                            <w:sz w:val="12"/>
+                            <w:szCs w:val="12"/>
+                          </w:rPr>
+                        </w:pPr>
+                        <w:r>
+                          <w:rPr>
+                            <w:color w:val="000000"/>
+                            <w:sz w:val="12"/>
+                            <w:szCs w:val="12"/>
+                          </w:rPr>
+                          <w:t>D1</w:t>
+                        </w:r>
+                      </w:p>
+                    </w:txbxContent>
+                  </ns8:textbox>
+                </ns8:rect>
+                <ns8:rect id="Seat 7006439" ns9:spid="_x0000_s1074" style="position:absolute;left:3645;top:15108;width:2147;height:1782;visibility:visible;mso-wrap-style:square;v-text-anchor:middle" ns9:gfxdata="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" fillcolor="#dcdcdc" strokecolor="#a6a6a6" strokeweight=".5pt">
+                  <ns8:textbox inset="0,0,0,0">
+                    <w:txbxContent>
+                      <w:p ns2:paraId="26946C90" ns2:textId="77777777">
+                        <w:pPr>
+                          <w:jc w:val="center"/>
+                          <w:rPr>
+                            <w:color w:val="000000"/>
+                            <w:sz w:val="12"/>
+                            <w:szCs w:val="12"/>
+                          </w:rPr>
+                        </w:pPr>
+                        <w:r>
+                          <w:rPr>
+                            <w:color w:val="000000"/>
+                            <w:sz w:val="12"/>
+                            <w:szCs w:val="12"/>
+                          </w:rPr>
+                          <w:t>D2</w:t>
+                        </w:r>
+                      </w:p>
+                    </w:txbxContent>
+                  </ns8:textbox>
+                </ns8:rect>
+                <ns8:rect id="Seat 7006576" ns9:spid="_x0000_s1075" style="position:absolute;left:5913;top:15108;width:2147;height:1782;visibility:visible;mso-wrap-style:square;v-text-anchor:middle" ns9:gfxdata="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" fillcolor="#dcdcdc" strokecolor="#b8860b" strokeweight="1pt">
+                  <ns8:textbox inset="0,0,0,0">
+                    <w:txbxContent>
+                      <w:p ns2:paraId="02FA0531" ns2:textId="77777777">
+                        <w:pPr>
+                          <w:jc w:val="center"/>
+                          <w:rPr>
+                            <w:color w:val="000000"/>
+                            <w:sz w:val="12"/>
+                            <w:szCs w:val="12"/>
+                          </w:rPr>
+                        </w:pPr>
+                        <w:r>
+                          <w:rPr>
+                            <w:color w:val="000000"/>
+                            <w:sz w:val="12"/>
+                            <w:szCs w:val="12"/>
+                          </w:rPr>
+                          <w:t>D3</w:t>
+                        </w:r>
+                      </w:p>
+                    </w:txbxContent>
+                  </ns8:textbox>
+                </ns8:rect>
+                <ns8:rect id="Seat 7006713" ns9:spid="_x0000_s1076" style="position:absolute;left:8182;top:15108;width:2146;height:1782;visibility:visible;mso-wrap-style:square;v-text-anchor:middle" ns9:gfxdata="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" fillcolor="#dcdcdc" strokecolor="#b8860b" strokeweight="1pt">
+                  <ns8:textbox inset="0,0,0,0">
+                    <w:txbxContent>
+                      <w:p ns2:paraId="123F9EA0" ns2:textId="77777777">
+                        <w:pPr>
+                          <w:jc w:val="center"/>
+                          <w:rPr>
+                            <w:color w:val="000000"/>
+                            <w:sz w:val="12"/>
+                            <w:szCs w:val="12"/>
+                          </w:rPr>
+                        </w:pPr>
+                        <w:r>
+                          <w:rPr>
+                            <w:color w:val="000000"/>
+                            <w:sz w:val="12"/>
+                            <w:szCs w:val="12"/>
+                          </w:rPr>
+                          <w:t>D4</w:t>
+                        </w:r>
+                      </w:p>
+                    </w:txbxContent>
+                  </ns8:textbox>
+                </ns8:rect>
+                <ns8:rect id="Seat 7006850" ns9:spid="_x0000_s1077" style="position:absolute;left:10450;top:15108;width:2147;height:1782;visibility:visible;mso-wrap-style:square;v-text-anchor:middle" ns9:gfxdata="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" fillcolor="#ffc0ff" strokecolor="#b8860b" strokeweight="1pt">
+                  <ns8:textbox inset="0,0,0,0">
+                    <w:txbxContent>
+                      <w:p ns2:paraId="18085DBF" ns2:textId="77777777">
+                        <w:pPr>
+                          <w:jc w:val="center"/>
+                          <w:rPr>
+                            <w:color w:val="000000"/>
+                            <w:sz w:val="12"/>
+                            <w:szCs w:val="12"/>
+                          </w:rPr>
+                        </w:pPr>
+                        <w:r>
+                          <w:rPr>
+                            <w:color w:val="000000"/>
+                            <w:sz w:val="12"/>
+                            <w:szCs w:val="12"/>
+                          </w:rPr>
+                          <w:t>D5</w:t>
+                        </w:r>
+                      </w:p>
+                    </w:txbxContent>
+                  </ns8:textbox>
+                </ns8:rect>
+                <ns8:rect id="Seat 7006987" ns9:spid="_x0000_s1078" style="position:absolute;left:12718;top:15108;width:2147;height:1782;visibility:visible;mso-wrap-style:square;v-text-anchor:middle" ns9:gfxdata="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" fillcolor="#ffc0ff" strokecolor="#b8860b" strokeweight="1pt">
+                  <ns8:textbox inset="0,0,0,0">
+                    <w:txbxContent>
+                      <w:p ns2:paraId="0D3CF4EE" ns2:textId="77777777">
+                        <w:pPr>
+                          <w:jc w:val="center"/>
+                          <w:rPr>
+                            <w:color w:val="000000"/>
+                            <w:sz w:val="12"/>
+                            <w:szCs w:val="12"/>
+                          </w:rPr>
+                        </w:pPr>
+                        <w:r>
+                          <w:rPr>
+                            <w:color w:val="000000"/>
+                            <w:sz w:val="12"/>
+                            <w:szCs w:val="12"/>
+                          </w:rPr>
+                          <w:t>D6</w:t>
+                        </w:r>
+                      </w:p>
+                    </w:txbxContent>
+                  </ns8:textbox>
+                </ns8:rect>
+                <ns8:rect id="Seat 7007124" ns9:spid="_x0000_s1079" style="position:absolute;left:14986;top:15108;width:2147;height:1782;visibility:visible;mso-wrap-style:square;v-text-anchor:middle" ns9:gfxdata="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" fillcolor="#dcdcdc" strokecolor="#b8860b" strokeweight="1pt">
+                  <ns8:textbox inset="0,0,0,0">
+                    <w:txbxContent>
+                      <w:p ns2:paraId="1B0040D1" ns2:textId="77777777">
+                        <w:pPr>
+                          <w:jc w:val="center"/>
+                          <w:rPr>
+                            <w:color w:val="000000"/>
+                            <w:sz w:val="12"/>
+                            <w:szCs w:val="12"/>
+                          </w:rPr>
+                        </w:pPr>
+                        <w:r>
+                          <w:rPr>
+                            <w:color w:val="000000"/>
+                            <w:sz w:val="12"/>
+                            <w:szCs w:val="12"/>
+                          </w:rPr>
+                          <w:t>D7</w:t>
+                        </w:r>
+                      </w:p>
+                    </w:txbxContent>
+                  </ns8:textbox>
+                </ns8:rect>
+                <ns8:rect id="Seat 7007261" ns9:spid="_x0000_s1080" style="position:absolute;left:17255;top:15108;width:2147;height:1782;visibility:visible;mso-wrap-style:square;v-text-anchor:middle" ns9:gfxdata="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" fillcolor="#dcdcdc" strokecolor="#b8860b" strokeweight="1pt">
+                  <ns8:textbox inset="0,0,0,0">
+                    <w:txbxContent>
+                      <w:p ns2:paraId="29E4DD11" ns2:textId="77777777">
+                        <w:pPr>
+                          <w:jc w:val="center"/>
+                          <w:rPr>
+                            <w:color w:val="000000"/>
+                            <w:sz w:val="12"/>
+                            <w:szCs w:val="12"/>
+                          </w:rPr>
+                        </w:pPr>
+                        <w:r>
+                          <w:rPr>
+                            <w:color w:val="000000"/>
+                            <w:sz w:val="12"/>
+                            <w:szCs w:val="12"/>
+                          </w:rPr>
+                          <w:t>D8</w:t>
+                        </w:r>
+                      </w:p>
+                    </w:txbxContent>
+                  </ns8:textbox>
+                </ns8:rect>
+                <ns8:rect id="Seat 7007398" ns9:spid="_x0000_s1081" style="position:absolute;left:19523;top:15108;width:2147;height:1782;visibility:visible;mso-wrap-style:square;v-text-anchor:middle" ns9:gfxdata="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" fillcolor="#dcdcdc" strokecolor="#a6a6a6" strokeweight=".5pt">
+                  <ns8:textbox inset="0,0,0,0">
+                    <w:txbxContent>
+                      <w:p ns2:paraId="775381BE" ns2:textId="77777777">
+                        <w:pPr>
+                          <w:jc w:val="center"/>
+                          <w:rPr>
+                            <w:color w:val="000000"/>
+                            <w:sz w:val="12"/>
+                            <w:szCs w:val="12"/>
+                          </w:rPr>
+                        </w:pPr>
+                        <w:r>
+                          <w:rPr>
+                            <w:color w:val="000000"/>
+                            <w:sz w:val="12"/>
+                            <w:szCs w:val="12"/>
+                          </w:rPr>
+                          <w:t>D9</w:t>
+                        </w:r>
+                      </w:p>
+                    </w:txbxContent>
+                  </ns8:textbox>
+                </ns8:rect>
+                <ns8:rect id="Seat 7007535" ns9:spid="_x0000_s1082" style="position:absolute;left:21791;top:15108;width:2147;height:1782;visibility:visible;mso-wrap-style:square;v-text-anchor:middle" ns9:gfxdata="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" fillcolor="#dcdcdc" strokecolor="#1565c0" strokeweight="1pt">
+                  <ns8:textbox inset="0,0,0,0">
+                    <w:txbxContent>
+                      <w:p ns2:paraId="36E40114" ns2:textId="77777777">
+                        <w:pPr>
+                          <w:jc w:val="center"/>
+                          <w:rPr>
+                            <w:color w:val="000000"/>
+                            <w:sz w:val="12"/>
+                            <w:szCs w:val="12"/>
+                          </w:rPr>
+                        </w:pPr>
+                        <w:r>
+                          <w:rPr>
+                            <w:color w:val="000000"/>
+                            <w:sz w:val="12"/>
+                            <w:szCs w:val="12"/>
+                          </w:rPr>
+                          <w:t>D10</w:t>
+                        </w:r>
+                      </w:p>
+                    </w:txbxContent>
+                  </ns8:textbox>
+                </ns8:rect>
+                <ns8:rect id="Seat 7007672" ns9:spid="_x0000_s1083" style="position:absolute;left:1377;top:17012;width:2146;height:1782;visibility:visible;mso-wrap-style:square;v-text-anchor:middle" ns9:gfxdata="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" fillcolor="#dcdcdc" strokecolor="#a6a6a6" strokeweight=".5pt">
+                  <ns8:textbox inset="0,0,0,0">
+                    <w:txbxContent>
+                      <w:p ns2:paraId="73410437" ns2:textId="77777777">
+                        <w:pPr>
+                          <w:jc w:val="center"/>
+                          <w:rPr>
+                            <w:color w:val="000000"/>
+                            <w:sz w:val="12"/>
+                            <w:szCs w:val="12"/>
+                          </w:rPr>
+                        </w:pPr>
+                        <w:r>
+                          <w:rPr>
+                            <w:color w:val="000000"/>
+                            <w:sz w:val="12"/>
+                            <w:szCs w:val="12"/>
+                          </w:rPr>
+                          <w:t>E1</w:t>
+                        </w:r>
+                      </w:p>
+                    </w:txbxContent>
+                  </ns8:textbox>
+                </ns8:rect>
+                <ns8:rect id="Seat 7007809" ns9:spid="_x0000_s1084" style="position:absolute;left:3645;top:17012;width:2147;height:1782;visibility:visible;mso-wrap-style:square;v-text-anchor:middle" ns9:gfxdata="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" fillcolor="#ffc0ff" strokecolor="#a6a6a6" strokeweight=".5pt">
+                  <ns8:textbox inset="0,0,0,0">
+                    <w:txbxContent>
+                      <w:p ns2:paraId="11FFB269" ns2:textId="77777777">
+                        <w:pPr>
+                          <w:jc w:val="center"/>
+                          <w:rPr>
+                            <w:color w:val="000000"/>
+                            <w:sz w:val="12"/>
+                            <w:szCs w:val="12"/>
+                          </w:rPr>
+                        </w:pPr>
+                        <w:r>
+                          <w:rPr>
+                            <w:color w:val="000000"/>
+                            <w:sz w:val="12"/>
+                            <w:szCs w:val="12"/>
+                          </w:rPr>
+                          <w:t>E2</w:t>
+                        </w:r>
+                      </w:p>
+                    </w:txbxContent>
+                  </ns8:textbox>
+                </ns8:rect>
+                <ns8:rect id="Seat 7007946" ns9:spid="_x0000_s1085" style="position:absolute;left:5913;top:17012;width:2147;height:1782;visibility:visible;mso-wrap-style:square;v-text-anchor:middle" ns9:gfxdata="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" fillcolor="#dcdcdc" strokecolor="#a6a6a6" strokeweight=".5pt">
+                  <ns8:textbox inset="0,0,0,0">
+                    <w:txbxContent>
+                      <w:p ns2:paraId="629E6040" ns2:textId="77777777">
+                        <w:pPr>
+                          <w:jc w:val="center"/>
+                          <w:rPr>
+                            <w:color w:val="000000"/>
+                            <w:sz w:val="12"/>
+                            <w:szCs w:val="12"/>
+                          </w:rPr>
+                        </w:pPr>
+                        <w:r>
+                          <w:rPr>
+                            <w:color w:val="000000"/>
+                            <w:sz w:val="12"/>
+                            <w:szCs w:val="12"/>
+                          </w:rPr>
+                          <w:t>E3</w:t>
+                        </w:r>
+                      </w:p>
+                    </w:txbxContent>
+                  </ns8:textbox>
+                </ns8:rect>
+                <ns8:rect id="Seat 7008083" ns9:spid="_x0000_s1086" style="position:absolute;left:8182;top:17012;width:2146;height:1782;visibility:visible;mso-wrap-style:square;v-text-anchor:middle" ns9:gfxdata="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" fillcolor="#dcdcdc" strokecolor="#a6a6a6" strokeweight=".5pt">
+                  <ns8:textbox inset="0,0,0,0">
+                    <w:txbxContent>
+                      <w:p ns2:paraId="46F0DA95" ns2:textId="77777777">
+                        <w:pPr>
+                          <w:jc w:val="center"/>
+                          <w:rPr>
+                            <w:color w:val="000000"/>
+                            <w:sz w:val="12"/>
+                            <w:szCs w:val="12"/>
+                          </w:rPr>
+                        </w:pPr>
+                        <w:r>
+                          <w:rPr>
+                            <w:color w:val="000000"/>
+                            <w:sz w:val="12"/>
+                            <w:szCs w:val="12"/>
+                          </w:rPr>
+                          <w:t>E4</w:t>
+                        </w:r>
+                      </w:p>
+                    </w:txbxContent>
+                  </ns8:textbox>
+                </ns8:rect>
+                <ns8:rect id="Seat 7008220" ns9:spid="_x0000_s1087" style="position:absolute;left:10450;top:17012;width:2147;height:1782;visibility:visible;mso-wrap-style:square;v-text-anchor:middle" ns9:gfxdata="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" fillcolor="#dcdcdc" strokecolor="#a6a6a6" strokeweight=".5pt">
+                  <ns8:textbox inset="0,0,0,0">
+                    <w:txbxContent>
+                      <w:p ns2:paraId="585B8E49" ns2:textId="77777777">
+                        <w:pPr>
+                          <w:jc w:val="center"/>
+                          <w:rPr>
+                            <w:color w:val="000000"/>
+                            <w:sz w:val="12"/>
+                            <w:szCs w:val="12"/>
+                          </w:rPr>
+                        </w:pPr>
+                        <w:r>
+                          <w:rPr>
+                            <w:color w:val="000000"/>
+                            <w:sz w:val="12"/>
+                            <w:szCs w:val="12"/>
+                          </w:rPr>
+                          <w:t>E5</w:t>
+                        </w:r>
+                      </w:p>
+                    </w:txbxContent>
+                  </ns8:textbox>
+                </ns8:rect>
+                <ns8:rect id="Seat 7008357" ns9:spid="_x0000_s1088" style="position:absolute;left:12718;top:17012;width:2147;height:1782;visibility:visible;mso-wrap-style:square;v-text-anchor:middle" ns9:gfxdata="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" fillcolor="#dcdcdc" strokecolor="#a6a6a6" strokeweight=".5pt">
+                  <ns8:textbox inset="0,0,0,0">
+                    <w:txbxContent>
+                      <w:p ns2:paraId="63C1431C" ns2:textId="77777777">
+                        <w:pPr>
+                          <w:jc w:val="center"/>
+                          <w:rPr>
+                            <w:color w:val="000000"/>
+                            <w:sz w:val="12"/>
+                            <w:szCs w:val="12"/>
+                          </w:rPr>
+                        </w:pPr>
+                        <w:r>
+                          <w:rPr>
+                            <w:color w:val="000000"/>
+                            <w:sz w:val="12"/>
+                            <w:szCs w:val="12"/>
+                          </w:rPr>
+                          <w:t>E6</w:t>
+                        </w:r>
+                      </w:p>
+                    </w:txbxContent>
+                  </ns8:textbox>
+                </ns8:rect>
+                <ns8:rect id="Seat 7008494" ns9:spid="_x0000_s1089" style="position:absolute;left:14986;top:17012;width:2147;height:1782;visibility:visible;mso-wrap-style:square;v-text-anchor:middle" ns9:gfxdata="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" fillcolor="#dcdcdc" strokecolor="#a6a6a6" strokeweight=".5pt">
+                  <ns8:textbox inset="0,0,0,0">
+                    <w:txbxContent>
+                      <w:p ns2:paraId="79F590D3" ns2:textId="77777777">
+                        <w:pPr>
+                          <w:jc w:val="center"/>
+                          <w:rPr>
+                            <w:color w:val="000000"/>
+                            <w:sz w:val="12"/>
+                            <w:szCs w:val="12"/>
+                          </w:rPr>
+                        </w:pPr>
+                        <w:r>
+                          <w:rPr>
+                            <w:color w:val="000000"/>
+                            <w:sz w:val="12"/>
+                            <w:szCs w:val="12"/>
+                          </w:rPr>
+                          <w:t>E7</w:t>
+                        </w:r>
+                      </w:p>
+                    </w:txbxContent>
+                  </ns8:textbox>
+                </ns8:rect>
+                <ns8:rect id="Seat 7008631" ns9:spid="_x0000_s1090" style="position:absolute;left:17255;top:17012;width:2147;height:1782;visibility:visible;mso-wrap-style:square;v-text-anchor:middle" ns9:gfxdata="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" fillcolor="#dcdcdc" strokecolor="#a6a6a6" strokeweight=".5pt">
+                  <ns8:textbox inset="0,0,0,0">
+                    <w:txbxContent>
+                      <w:p ns2:paraId="1312860E" ns2:textId="77777777">
+                        <w:pPr>
+                          <w:jc w:val="center"/>
+                          <w:rPr>
+                            <w:color w:val="000000"/>
+                            <w:sz w:val="12"/>
+                            <w:szCs w:val="12"/>
+                          </w:rPr>
+                        </w:pPr>
+                        <w:r>
+                          <w:rPr>
+                            <w:color w:val="000000"/>
+                            <w:sz w:val="12"/>
+                            <w:szCs w:val="12"/>
+                          </w:rPr>
+                          <w:t>E8</w:t>
+                        </w:r>
+                      </w:p>
+                    </w:txbxContent>
+                  </ns8:textbox>
+                </ns8:rect>
+                <ns8:rect id="Seat 7008768" ns9:spid="_x0000_s1091" style="position:absolute;left:19523;top:17012;width:2147;height:1782;visibility:visible;mso-wrap-style:square;v-text-anchor:middle" ns9:gfxdata="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" fillcolor="#dcdcdc" strokecolor="#a6a6a6" strokeweight=".5pt">
+                  <ns8:textbox inset="0,0,0,0">
+                    <w:txbxContent>
+                      <w:p ns2:paraId="4435019C" ns2:textId="77777777">
+                        <w:pPr>
+                          <w:jc w:val="center"/>
+                          <w:rPr>
+                            <w:color w:val="000000"/>
+                            <w:sz w:val="12"/>
+                            <w:szCs w:val="12"/>
+                          </w:rPr>
+                        </w:pPr>
+                        <w:r>
+                          <w:rPr>
+                            <w:color w:val="000000"/>
+                            <w:sz w:val="12"/>
+                            <w:szCs w:val="12"/>
+                          </w:rPr>
+                          <w:t>E9</w:t>
+                        </w:r>
+                      </w:p>
+                    </w:txbxContent>
+                  </ns8:textbox>
+                </ns8:rect>
+                <ns8:rect id="Seat 7008905" ns9:spid="_x0000_s1092" style="position:absolute;left:21791;top:17012;width:2147;height:1782;visibility:visible;mso-wrap-style:square;v-text-anchor:middle" ns9:gfxdata="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" fillcolor="#dcdcdc" strokecolor="#a6a6a6" strokeweight=".5pt">
+                  <ns8:textbox inset="0,0,0,0">
+                    <w:txbxContent>
+                      <w:p ns2:paraId="4893537E" ns2:textId="77777777">
+                        <w:pPr>
+                          <w:jc w:val="center"/>
+                          <w:rPr>
+                            <w:color w:val="000000"/>
+                            <w:sz w:val="12"/>
+                            <w:szCs w:val="12"/>
+                          </w:rPr>
+                        </w:pPr>
+                        <w:r>
+                          <w:rPr>
+                            <w:color w:val="000000"/>
+                            <w:sz w:val="12"/>
+                            <w:szCs w:val="12"/>
+                          </w:rPr>
+                          <w:t>E10</w:t>
+                        </w:r>
+                      </w:p>
+                    </w:txbxContent>
+                  </ns8:textbox>
+                </ns8:rect>
+                <ns8:rect id="Seat 7009042" ns9:spid="_x0000_s1093" style="position:absolute;left:1377;top:18915;width:2146;height:1783;visibility:visible;mso-wrap-style:square;v-text-anchor:middle" ns9:gfxdata="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" fillcolor="#ffc0ff" strokecolor="#a6a6a6" strokeweight=".5pt">
+                  <ns8:textbox inset="0,0,0,0">
+                    <w:txbxContent>
+                      <w:p ns2:paraId="56F36321" ns2:textId="77777777">
+                        <w:pPr>
+                          <w:jc w:val="center"/>
+                          <w:rPr>
+                            <w:color w:val="000000"/>
+                            <w:sz w:val="12"/>
+                            <w:szCs w:val="12"/>
+                          </w:rPr>
+                        </w:pPr>
+                        <w:r>
+                          <w:rPr>
+                            <w:color w:val="000000"/>
+                            <w:sz w:val="12"/>
+                            <w:szCs w:val="12"/>
+                          </w:rPr>
+                          <w:t>F1</w:t>
+                        </w:r>
+                      </w:p>
+                    </w:txbxContent>
+                  </ns8:textbox>
+                </ns8:rect>
+                <ns8:rect id="Seat 7009179" ns9:spid="_x0000_s1094" style="position:absolute;left:3645;top:18915;width:2147;height:1783;visibility:visible;mso-wrap-style:square;v-text-anchor:middle" ns9:gfxdata="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" fillcolor="#ffc0ff" strokecolor="#a6a6a6" strokeweight=".5pt">
+                  <ns8:textbox inset="0,0,0,0">
+                    <w:txbxContent>
+                      <w:p ns2:paraId="6A9586EA" ns2:textId="77777777">
+                        <w:pPr>
+                          <w:jc w:val="center"/>
+                          <w:rPr>
+                            <w:color w:val="000000"/>
+                            <w:sz w:val="12"/>
+                            <w:szCs w:val="12"/>
+                          </w:rPr>
+                        </w:pPr>
+                        <w:r>
+                          <w:rPr>
+                            <w:color w:val="000000"/>
+                            <w:sz w:val="12"/>
+                            <w:szCs w:val="12"/>
+                          </w:rPr>
+                          <w:t>F2</w:t>
+                        </w:r>
+                      </w:p>
+                    </w:txbxContent>
+                  </ns8:textbox>
+                </ns8:rect>
+                <ns8:rect id="Seat 7009316" ns9:spid="_x0000_s1095" style="position:absolute;left:5913;top:18915;width:2147;height:1783;visibility:visible;mso-wrap-style:square;v-text-anchor:middle" ns9:gfxdata="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" fillcolor="#dcdcdc" strokecolor="#a6a6a6" strokeweight=".5pt">
+                  <ns8:textbox inset="0,0,0,0">
+                    <w:txbxContent>
+                      <w:p ns2:paraId="2751DB3C" ns2:textId="77777777">
+                        <w:pPr>
+                          <w:jc w:val="center"/>
+                          <w:rPr>
+                            <w:color w:val="000000"/>
+                            <w:sz w:val="12"/>
+                            <w:szCs w:val="12"/>
+                          </w:rPr>
+                        </w:pPr>
+                        <w:r>
+                          <w:rPr>
+                            <w:color w:val="000000"/>
+                            <w:sz w:val="12"/>
+                            <w:szCs w:val="12"/>
+                          </w:rPr>
+                          <w:t>F3</w:t>
+                        </w:r>
+                      </w:p>
+                    </w:txbxContent>
+                  </ns8:textbox>
+                </ns8:rect>
+                <ns8:rect id="Seat 7009453" ns9:spid="_x0000_s1096" style="position:absolute;left:8182;top:18915;width:2146;height:1783;visibility:visible;mso-wrap-style:square;v-text-anchor:middle" ns9:gfxdata="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" fillcolor="#ffc0ff" strokecolor="#a6a6a6" strokeweight=".5pt">
+                  <ns8:textbox inset="0,0,0,0">
+                    <w:txbxContent>
+                      <w:p ns2:paraId="62D86E0C" ns2:textId="77777777">
+                        <w:pPr>
+                          <w:jc w:val="center"/>
+                          <w:rPr>
+                            <w:color w:val="000000"/>
+                            <w:sz w:val="12"/>
+                            <w:szCs w:val="12"/>
+                          </w:rPr>
+                        </w:pPr>
+                        <w:r>
+                          <w:rPr>
+                            <w:color w:val="000000"/>
+                            <w:sz w:val="12"/>
+                            <w:szCs w:val="12"/>
+                          </w:rPr>
+                          <w:t>F4</w:t>
+                        </w:r>
+                      </w:p>
+                    </w:txbxContent>
+                  </ns8:textbox>
+                </ns8:rect>
+                <ns8:rect id="Seat 7009590" ns9:spid="_x0000_s1097" style="position:absolute;left:10450;top:18915;width:2147;height:1783;visibility:visible;mso-wrap-style:square;v-text-anchor:middle" ns9:gfxdata="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" fillcolor="#dcdcdc" strokecolor="#a6a6a6" strokeweight=".5pt">
+                  <ns8:textbox inset="0,0,0,0">
+                    <w:txbxContent>
+                      <w:p ns2:paraId="18ACC2F6" ns2:textId="77777777">
+                        <w:pPr>
+                          <w:jc w:val="center"/>
+                          <w:rPr>
+                            <w:color w:val="000000"/>
+                            <w:sz w:val="12"/>
+                            <w:szCs w:val="12"/>
+                          </w:rPr>
+                        </w:pPr>
+                        <w:r>
+                          <w:rPr>
+                            <w:color w:val="000000"/>
+                            <w:sz w:val="12"/>
+                            <w:szCs w:val="12"/>
+                          </w:rPr>
+                          <w:t>F5</w:t>
+                        </w:r>
+                      </w:p>
+                    </w:txbxContent>
+                  </ns8:textbox>
+                </ns8:rect>
+                <ns8:rect id="Seat 7009727" ns9:spid="_x0000_s1098" style="position:absolute;left:12718;top:18915;width:2147;height:1783;visibility:visible;mso-wrap-style:square;v-text-anchor:middle" ns9:gfxdata="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" fillcolor="#dcdcdc" strokecolor="#a6a6a6" strokeweight=".5pt">
+                  <ns8:textbox inset="0,0,0,0">
+                    <w:txbxContent>
+                      <w:p ns2:paraId="031053C1" ns2:textId="77777777">
+                        <w:pPr>
+                          <w:jc w:val="center"/>
+                          <w:rPr>
+                            <w:color w:val="000000"/>
+                            <w:sz w:val="12"/>
+                            <w:szCs w:val="12"/>
+                          </w:rPr>
+                        </w:pPr>
+                        <w:r>
+                          <w:rPr>
+                            <w:color w:val="000000"/>
+                            <w:sz w:val="12"/>
+                            <w:szCs w:val="12"/>
+                          </w:rPr>
+                          <w:t>F6</w:t>
+                        </w:r>
+                      </w:p>
+                    </w:txbxContent>
+                  </ns8:textbox>
+                </ns8:rect>
+                <ns8:rect id="Seat 7009864" ns9:spid="_x0000_s1099" style="position:absolute;left:14986;top:18915;width:2147;height:1783;visibility:visible;mso-wrap-style:square;v-text-anchor:middle" ns9:gfxdata="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" fillcolor="#ffc0ff" strokecolor="#a6a6a6" strokeweight=".5pt">
+                  <ns8:textbox inset="0,0,0,0">
+                    <w:txbxContent>
+                      <w:p ns2:paraId="077BD17A" ns2:textId="77777777">
+                        <w:pPr>
+                          <w:jc w:val="center"/>
+                          <w:rPr>
+                            <w:color w:val="000000"/>
+                            <w:sz w:val="12"/>
+                            <w:szCs w:val="12"/>
+                          </w:rPr>
+                        </w:pPr>
+                        <w:r>
+                          <w:rPr>
+                            <w:color w:val="000000"/>
+                            <w:sz w:val="12"/>
+                            <w:szCs w:val="12"/>
+                          </w:rPr>
+                          <w:t>F7</w:t>
+                        </w:r>
+                      </w:p>
+                    </w:txbxContent>
+                  </ns8:textbox>
+                </ns8:rect>
+                <ns8:rect id="Seat 7010001" ns9:spid="_x0000_s1100" style="position:absolute;left:17255;top:18915;width:2147;height:1783;visibility:visible;mso-wrap-style:square;v-text-anchor:middle" ns9:gfxdata="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" fillcolor="#dcdcdc" strokecolor="#a6a6a6" strokeweight=".5pt">
+                  <ns8:textbox inset="0,0,0,0">
+                    <w:txbxContent>
+                      <w:p ns2:paraId="453E8249" ns2:textId="77777777">
+                        <w:pPr>
+                          <w:jc w:val="center"/>
+                          <w:rPr>
+                            <w:color w:val="000000"/>
+                            <w:sz w:val="12"/>
+                            <w:szCs w:val="12"/>
+                          </w:rPr>
+                        </w:pPr>
+                        <w:r>
+                          <w:rPr>
+                            <w:color w:val="000000"/>
+                            <w:sz w:val="12"/>
+                            <w:szCs w:val="12"/>
+                          </w:rPr>
+                          <w:t>F8</w:t>
+                        </w:r>
+                      </w:p>
+                    </w:txbxContent>
+                  </ns8:textbox>
+                </ns8:rect>
+                <ns8:rect id="Seat 7010138" ns9:spid="_x0000_s1101" style="position:absolute;left:19523;top:18915;width:2147;height:1783;visibility:visible;mso-wrap-style:square;v-text-anchor:middle" ns9:gfxdata="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" fillcolor="#ffc0ff" strokecolor="#a6a6a6" strokeweight=".5pt">
+                  <ns8:textbox inset="0,0,0,0">
+                    <w:txbxContent>
+                      <w:p ns2:paraId="7AF1A44D" ns2:textId="77777777">
+                        <w:pPr>
+                          <w:jc w:val="center"/>
+                          <w:rPr>
+                            <w:color w:val="000000"/>
+                            <w:sz w:val="12"/>
+                            <w:szCs w:val="12"/>
+                          </w:rPr>
+                        </w:pPr>
+                        <w:r>
+                          <w:rPr>
+                            <w:color w:val="000000"/>
+                            <w:sz w:val="12"/>
+                            <w:szCs w:val="12"/>
+                          </w:rPr>
+                          <w:t>F9</w:t>
+                        </w:r>
+                      </w:p>
+                    </w:txbxContent>
+                  </ns8:textbox>
+                </ns8:rect>
+                <ns8:rect id="Seat 7010275" ns9:spid="_x0000_s1102" style="position:absolute;left:21791;top:18915;width:2147;height:1783;visibility:visible;mso-wrap-style:square;v-text-anchor:middle" ns9:gfxdata="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" fillcolor="#ffc0ff" strokecolor="#a6a6a6" strokeweight=".5pt">
+                  <ns8:textbox inset="0,0,0,0">
+                    <w:txbxContent>
+                      <w:p ns2:paraId="5F02D037" ns2:textId="77777777">
+                        <w:pPr>
+                          <w:jc w:val="center"/>
+                          <w:rPr>
+                            <w:color w:val="000000"/>
+                            <w:sz w:val="12"/>
+                            <w:szCs w:val="12"/>
+                          </w:rPr>
+                        </w:pPr>
+                        <w:r>
+                          <w:rPr>
+                            <w:color w:val="000000"/>
+                            <w:sz w:val="12"/>
+                            <w:szCs w:val="12"/>
+                          </w:rPr>
+                          <w:t>F10</w:t>
+                        </w:r>
+                      </w:p>
+                    </w:txbxContent>
+                  </ns8:textbox>
+                </ns8:rect>
+                <ns8:rect id="GroupBox 7010412" ns9:spid="_x0000_s1103" style="position:absolute;left:810;top:24278;width:24303;height:5695;visibility:visible;mso-wrap-style:square;v-text-anchor:middle" ns9:gfxdata="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" filled="f" strokecolor="#a0a0a0" strokeweight=".5pt">
+                  <ns8:textbox inset=".90011mm,0,.90011mm,0"/>
+                </ns8:rect>
+                <ns8:rect id="GroupCapBack 7010549" ns9:spid="_x0000_s1104" style="position:absolute;left:1523;top:23655;width:14905;height:1247;visibility:visible;mso-wrap-style:square;v-text-anchor:middle" ns9:gfxdata="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" fillcolor="#f0f0f0" stroked="f" strokeweight="1pt">
+                  <ns8:textbox inset=".90011mm,0,.90011mm,0"/>
+                </ns8:rect>
+                <ns8:rect id="GroupCaption 7010686" ns9:spid="_x0000_s1105" style="position:absolute;left:1790;top:23655;width:14906;height:1247;visibility:visible;mso-wrap-style:square;v-text-anchor:middle" ns9:gfxdata="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" filled="f" stroked="f" strokeweight="1pt">
+                  <ns8:textbox inset="0,0,0,0">
+                    <w:txbxContent>
+                      <w:p ns2:paraId="75041B68" ns2:textId="77777777">
+                        <w:pPr>
+                          <w:rPr>
+                            <w:color w:val="000000"/>
+                            <w:sz w:val="14"/>
+                            <w:szCs w:val="14"/>
+                          </w:rPr>
+                        </w:pPr>
+                        <w:r>
+                          <w:rPr>
+                            <w:color w:val="000000"/>
+                            <w:sz w:val="14"/>
+                            <w:szCs w:val="14"/>
+                          </w:rPr>
+                          <w:t>Other bookings this customer has</w:t>
+                        </w:r>
+                      </w:p>
+                    </w:txbxContent>
+                  </ns8:textbox>
+                </ns8:rect>
+                <ns8:rect id="Label 7010823" ns9:spid="_x0000_s1106" style="position:absolute;left:1620;top:25113;width:16202;height:1255;visibility:visible;mso-wrap-style:square;v-text-anchor:middle" ns9:gfxdata="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" filled="f" stroked="f" strokeweight="1pt">
+                  <ns8:textbox inset="0,0,0,0">
+                    <w:txbxContent>
+                      <w:p ns2:paraId="40EBFD15" ns2:textId="77777777">
+                        <w:pPr>
+                          <w:rPr>
+                            <w:color w:val="808080"/>
+                            <w:sz w:val="13"/>
+                            <w:szCs w:val="13"/>
+                          </w:rPr>
+                        </w:pPr>
+                        <w:r>
+                          <w:rPr>
+                            <w:color w:val="808080"/>
+                            <w:sz w:val="13"/>
+                            <w:szCs w:val="13"/>
+                          </w:rPr>
+                          <w:t>Pick a booking to add food to it</w:t>
+                        </w:r>
+                      </w:p>
+                    </w:txbxContent>
+                  </ns8:textbox>
+                </ns8:rect>
+                <ns8:rect id="dgvCustomerBookingsFrame 7010960" ns9:spid="_x0000_s1107" style="position:absolute;left:1620;top:26409;width:22683;height:2916;visibility:visible;mso-wrap-style:square;v-text-anchor:middle" ns9:gfxdata="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" strokecolor="#b4b4b4" strokeweight=".5pt">
+                  <ns8:textbox inset=".90011mm,0,.90011mm,0"/>
+                </ns8:rect>
+                <ns8:rect id="dgvCustomerBookingsHeader 7011097" ns9:spid="_x0000_s1108" style="position:absolute;left:1620;top:26409;width:22683;height:1385;visibility:visible;mso-wrap-style:square;v-text-anchor:middle" ns9:gfxdata="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" fillcolor="#400040" stroked="f" strokeweight="1pt">
+                  <ns8:textbox inset=".90011mm,0,.90011mm,0"/>
+                </ns8:rect>
+                <ns8:rect id="dgvCustomerBookingsHead 7011234" ns9:spid="_x0000_s1109" style="position:absolute;left:1944;top:26409;width:6756;height:1385;visibility:visible;mso-wrap-style:square;v-text-anchor:middle" ns9:gfxdata="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" filled="f" stroked="f" strokeweight="1pt">
+                  <ns8:textbox inset="0,0,0,0">
+                    <w:txbxContent>
+                      <w:p ns2:paraId="46B2AB91" ns2:textId="77777777">
+                        <w:pPr>
+                          <w:rPr>
+                            <w:b/>
+                            <w:bCs/>
+                            <w:color w:val="FFFFFF"/>
+                            <w:sz w:val="12"/>
+                            <w:szCs w:val="12"/>
+                          </w:rPr>
+                        </w:pPr>
+                        <w:r>
+                          <w:rPr>
+                            <w:b/>
+                            <w:bCs/>
+                            <w:color w:val="FFFFFF"/>
+                            <w:sz w:val="12"/>
+                            <w:szCs w:val="12"/>
+                          </w:rPr>
+                          <w:t>Booking</w:t>
+                        </w:r>
+                      </w:p>
+                    </w:txbxContent>
+                  </ns8:textbox>
+                </ns8:rect>
+                <ns8:rect id="dgvCustomerBookingsCell 7011371" ns9:spid="_x0000_s1110" style="position:absolute;left:1944;top:27794;width:6270;height:1349;visibility:visible;mso-wrap-style:square;v-text-anchor:middle" ns9:gfxdata="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" filled="f" stroked="f" strokeweight="1pt">
+                  <ns8:textbox inset="0,0,0,0">
+                    <w:txbxContent>
+                      <w:p ns2:paraId="17CB0527" ns2:textId="77777777">
+                        <w:pPr>
+                          <w:rPr>
+                            <w:color w:val="000000"/>
+                            <w:sz w:val="12"/>
+                            <w:szCs w:val="12"/>
+                          </w:rPr>
+                        </w:pPr>
+                        <w:r>
+                          <w:rPr>
+                            <w:color w:val="000000"/>
+                            <w:sz w:val="12"/>
+                            <w:szCs w:val="12"/>
+                          </w:rPr>
+                          <w:t>34</w:t>
+                        </w:r>
+                      </w:p>
+                    </w:txbxContent>
+                  </ns8:textbox>
+                </ns8:rect>
+                <ns8:rect id="dgvCustomerBookingsHead 7011508" ns9:spid="_x0000_s1111" style="position:absolute;left:8700;top:26409;width:15765;height:1385;visibility:visible;mso-wrap-style:square;v-text-anchor:middle" ns9:gfxdata="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" filled="f" stroked="f" strokeweight="1pt">
+                  <ns8:textbox inset="0,0,0,0">
+                    <w:txbxContent>
+                      <w:p ns2:paraId="01E8E616" ns2:textId="77777777">
+                        <w:pPr>
+                          <w:rPr>
+                            <w:b/>
+                            <w:bCs/>
+                            <w:color w:val="FFFFFF"/>
+                            <w:sz w:val="12"/>
+                            <w:szCs w:val="12"/>
+                          </w:rPr>
+                        </w:pPr>
+                        <w:r>
+                          <w:rPr>
+                            <w:b/>
+                            <w:bCs/>
+                            <w:color w:val="FFFFFF"/>
+                            <w:sz w:val="12"/>
+                            <w:szCs w:val="12"/>
+                          </w:rPr>
+                          <w:t>Film</w:t>
+                        </w:r>
+                      </w:p>
+                    </w:txbxContent>
+                  </ns8:textbox>
+                </ns8:rect>
+                <ns8:rect id="dgvCustomerBookingsCell 7011645" ns9:spid="_x0000_s1112" style="position:absolute;left:8700;top:27794;width:15279;height:1349;visibility:visible;mso-wrap-style:square;v-text-anchor:middle" ns9:gfxdata="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" filled="f" stroked="f" strokeweight="1pt">
+                  <ns8:textbox inset="0,0,0,0">
+                    <w:txbxContent>
+                      <w:p ns2:paraId="5A8FF07C" ns2:textId="77777777">
+                        <w:pPr>
+                          <w:rPr>
+                            <w:color w:val="000000"/>
+                            <w:sz w:val="12"/>
+                            <w:szCs w:val="12"/>
+                          </w:rPr>
+                        </w:pPr>
+                        <w:r>
+                          <w:rPr>
+                            <w:color w:val="000000"/>
+                            <w:sz w:val="12"/>
+                            <w:szCs w:val="12"/>
+                          </w:rPr>
+                          <w:t>The Dark Knight (21/04/2026)</w:t>
+                        </w:r>
+                      </w:p>
+                    </w:txbxContent>
+                  </ns8:textbox>
+                </ns8:rect>
+                <ns8:rect id="dgvCustomerBookingsVLine 7011782" ns9:spid="_x0000_s1113" style="position:absolute;left:8376;top:27794;width:65;height:1349;visibility:visible;mso-wrap-style:square;v-text-anchor:middle" ns9:gfxdata="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" fillcolor="#d2d2d2" stroked="f" strokeweight="1pt">
+                  <ns8:textbox inset=".90011mm,0,.90011mm,0"/>
+                </ns8:rect>
+                <ns8:rect id="dgvCustomerBookingsHLine 7011919" ns9:spid="_x0000_s1114" style="position:absolute;left:1701;top:29143;width:22521;height:65;visibility:visible;mso-wrap-style:square;v-text-anchor:middle" ns9:gfxdata="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" fillcolor="#d2d2d2" stroked="f" strokeweight="1pt">
+                  <ns8:textbox inset=".90011mm,0,.90011mm,0"/>
+                </ns8:rect>
+                <ns8:rect id="GroupBox 7012056" ns9:spid="_x0000_s1115" style="position:absolute;left:25923;top:7752;width:31594;height:3751;visibility:visible;mso-wrap-style:square;v-text-anchor:middle" ns9:gfxdata="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" filled="f" strokecolor="#a0a0a0" strokeweight=".5pt">
+                  <ns8:textbox inset=".90011mm,0,.90011mm,0"/>
+                </ns8:rect>
+                <ns8:rect id="GroupCapBack 7012193" ns9:spid="_x0000_s1116" style="position:absolute;left:26636;top:7128;width:12232;height:1248;visibility:visible;mso-wrap-style:square;v-text-anchor:middle" ns9:gfxdata="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" fillcolor="#f0f0f0" stroked="f" strokeweight="1pt">
+                  <ns8:textbox inset=".90011mm,0,.90011mm,0"/>
+                </ns8:rect>
+                <ns8:rect id="GroupCaption 7012330" ns9:spid="_x0000_s1117" style="position:absolute;left:26903;top:7128;width:12233;height:1248;visibility:visible;mso-wrap-style:square;v-text-anchor:middle" ns9:gfxdata="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" filled="f" stroked="f" strokeweight="1pt">
+                  <ns8:textbox inset="0,0,0,0">
+                    <w:txbxContent>
+                      <w:p ns2:paraId="0F8E773A" ns2:textId="77777777">
+                        <w:pPr>
+                          <w:rPr>
+                            <w:color w:val="000000"/>
+                            <w:sz w:val="14"/>
+                            <w:szCs w:val="14"/>
+                          </w:rPr>
+                        </w:pPr>
+                        <w:r>
+                          <w:rPr>
+                            <w:color w:val="000000"/>
+                            <w:sz w:val="14"/>
+                            <w:szCs w:val="14"/>
+                          </w:rPr>
+                          <w:t>What the seat colours mean</w:t>
+                        </w:r>
+                      </w:p>
+                    </w:txbxContent>
+                  </ns8:textbox>
+                </ns8:rect>
+                <ns8:rect id="Swatch 7012467" ns9:spid="_x0000_s1118" style="position:absolute;left:26733;top:8425;width:810;height:810;visibility:visible;mso-wrap-style:square;v-text-anchor:middle" ns9:gfxdata="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" fillcolor="#dcdcdc" strokecolor="#a6a6a6" strokeweight=".5pt">
+                  <ns8:textbox inset=".90011mm,0,.90011mm,0"/>
+                </ns8:rect>
+                <ns8:rect id="Label 7012604" ns9:spid="_x0000_s1119" style="position:absolute;left:27948;top:8202;width:4877;height:1255;visibility:visible;mso-wrap-style:square;v-text-anchor:middle" ns9:gfxdata="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" filled="f" stroked="f" strokeweight="1pt">
+                  <ns8:textbox inset="0,0,0,0">
+                    <w:txbxContent>
+                      <w:p ns2:paraId="4BEB95BD" ns2:textId="77777777">
+                        <w:pPr>
+                          <w:rPr>
+                            <w:color w:val="000000"/>
+                            <w:sz w:val="13"/>
+                            <w:szCs w:val="13"/>
+                          </w:rPr>
+                        </w:pPr>
+                        <w:r>
+                          <w:rPr>
+                            <w:color w:val="000000"/>
+                            <w:sz w:val="13"/>
+                            <w:szCs w:val="13"/>
+                          </w:rPr>
+                          <w:t>Available</w:t>
+                        </w:r>
+                      </w:p>
+                    </w:txbxContent>
+                  </ns8:textbox>
+                </ns8:rect>
+                <ns8:rect id="Swatch 7012741" ns9:spid="_x0000_s1120" style="position:absolute;left:36940;top:8425;width:810;height:810;visibility:visible;mso-wrap-style:square;v-text-anchor:middle" ns9:gfxdata="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" fillcolor="fuchsia" strokecolor="#a6a6a6" strokeweight=".5pt">
+                  <ns8:textbox inset=".90011mm,0,.90011mm,0"/>
+                </ns8:rect>
+                <ns8:rect id="Label 7012878" ns9:spid="_x0000_s1121" style="position:absolute;left:38156;top:8202;width:4406;height:1255;visibility:visible;mso-wrap-style:square;v-text-anchor:middle" ns9:gfxdata="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" filled="f" stroked="f" strokeweight="1pt">
+                  <ns8:textbox inset="0,0,0,0">
+                    <w:txbxContent>
+                      <w:p ns2:paraId="4A6AAF9A" ns2:textId="77777777">
+                        <w:pPr>
+                          <w:rPr>
+                            <w:color w:val="000000"/>
+                            <w:sz w:val="13"/>
+                            <w:szCs w:val="13"/>
+                          </w:rPr>
+                        </w:pPr>
+                        <w:r>
+                          <w:rPr>
+                            <w:color w:val="000000"/>
+                            <w:sz w:val="13"/>
+                            <w:szCs w:val="13"/>
+                          </w:rPr>
+                          <w:t>Selected</w:t>
+                        </w:r>
+                      </w:p>
+                    </w:txbxContent>
+                  </ns8:textbox>
+                </ns8:rect>
+                <ns8:rect id="Swatch 7013015" ns9:spid="_x0000_s1122" style="position:absolute;left:47148;top:8425;width:810;height:810;visibility:visible;mso-wrap-style:square;v-text-anchor:middle" ns9:gfxdata="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" fillcolor="#ffc0ff" strokecolor="#a6a6a6" strokeweight=".5pt">
+                  <ns8:textbox inset=".90011mm,0,.90011mm,0"/>
+                </ns8:rect>
+                <ns8:rect id="Label 7013152" ns9:spid="_x0000_s1123" style="position:absolute;left:48363;top:8202;width:6756;height:1255;visibility:visible;mso-wrap-style:square;v-text-anchor:middle" ns9:gfxdata="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" filled="f" stroked="f" strokeweight="1pt">
+                  <ns8:textbox inset="0,0,0,0">
+                    <w:txbxContent>
+                      <w:p ns2:paraId="0E95EE1C" ns2:textId="77777777">
+                        <w:pPr>
+                          <w:rPr>
+                            <w:color w:val="000000"/>
+                            <w:sz w:val="13"/>
+                            <w:szCs w:val="13"/>
+                          </w:rPr>
+                        </w:pPr>
+                        <w:r>
+                          <w:rPr>
+                            <w:color w:val="000000"/>
+                            <w:sz w:val="13"/>
+                            <w:szCs w:val="13"/>
+                          </w:rPr>
+                          <w:t>Already taken</w:t>
+                        </w:r>
+                      </w:p>
+                    </w:txbxContent>
+                  </ns8:textbox>
+                </ns8:rect>
+                <ns8:rect id="Swatch 7013289" ns9:spid="_x0000_s1124" style="position:absolute;left:26733;top:9802;width:810;height:810;visibility:visible;mso-wrap-style:square;v-text-anchor:middle" ns9:gfxdata="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" fillcolor="#dcdcdc" strokecolor="#b8860b" strokeweight="1pt">
+                  <ns8:textbox inset=".90011mm,0,.90011mm,0"/>
+                </ns8:rect>
+                <ns8:rect id="Label 7013426" ns9:spid="_x0000_s1125" style="position:absolute;left:27948;top:9579;width:3937;height:1256;visibility:visible;mso-wrap-style:square;v-text-anchor:middle" ns9:gfxdata="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" filled="f" stroked="f" strokeweight="1pt">
+                  <ns8:textbox inset="0,0,0,0">
+                    <w:txbxContent>
+                      <w:p ns2:paraId="27CECB53" ns2:textId="77777777">
+                        <w:pPr>
+                          <w:rPr>
+                            <w:color w:val="000000"/>
+                            <w:sz w:val="13"/>
+                            <w:szCs w:val="13"/>
+                          </w:rPr>
+                        </w:pPr>
+                        <w:r>
+                          <w:rPr>
+                            <w:color w:val="000000"/>
+                            <w:sz w:val="13"/>
+                            <w:szCs w:val="13"/>
+                          </w:rPr>
+                          <w:t>Premium</w:t>
+                        </w:r>
+                      </w:p>
+                    </w:txbxContent>
+                  </ns8:textbox>
+                </ns8:rect>
+                <ns8:rect id="Swatch 7013563" ns9:spid="_x0000_s1126" style="position:absolute;left:36940;top:9802;width:810;height:810;visibility:visible;mso-wrap-style:square;v-text-anchor:middle" ns9:gfxdata="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" fillcolor="#dcdcdc" strokecolor="#1565c0" strokeweight="1pt">
+                  <ns8:textbox inset=".90011mm,0,.90011mm,0"/>
+                </ns8:rect>
+                <ns8:rect id="Label 7013700" ns9:spid="_x0000_s1127" style="position:absolute;left:38156;top:9579;width:5346;height:1256;visibility:visible;mso-wrap-style:square;v-text-anchor:middle" ns9:gfxdata="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" filled="f" stroked="f" strokeweight="1pt">
+                  <ns8:textbox inset="0,0,0,0">
+                    <w:txbxContent>
+                      <w:p ns2:paraId="140DA5A0" ns2:textId="77777777">
+                        <w:pPr>
+                          <w:rPr>
+                            <w:color w:val="000000"/>
+                            <w:sz w:val="13"/>
+                            <w:szCs w:val="13"/>
+                          </w:rPr>
+                        </w:pPr>
+                        <w:r>
+                          <w:rPr>
+                            <w:color w:val="000000"/>
+                            <w:sz w:val="13"/>
+                            <w:szCs w:val="13"/>
+                          </w:rPr>
+                          <w:t>Accessible</w:t>
+                        </w:r>
+                      </w:p>
+                    </w:txbxContent>
+                  </ns8:textbox>
+                </ns8:rect>
+                <ns8:rect id="Swatch 7013837" ns9:spid="_x0000_s1128" style="position:absolute;left:47148;top:9802;width:810;height:810;visibility:visible;mso-wrap-style:square;v-text-anchor:middle" ns9:gfxdata="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" fillcolor="#dcdcdc" strokecolor="#1e8c46" strokeweight="1pt">
+                  <ns8:textbox inset=".90011mm,0,.90011mm,0"/>
+                </ns8:rect>
+                <ns8:rect id="Label 7013974" ns9:spid="_x0000_s1129" style="position:absolute;left:48363;top:9579;width:2997;height:1256;visibility:visible;mso-wrap-style:square;v-text-anchor:middle" ns9:gfxdata="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" filled="f" stroked="f" strokeweight="1pt">
+                  <ns8:textbox inset="0,0,0,0">
+                    <w:txbxContent>
+                      <w:p ns2:paraId="5589CD2B" ns2:textId="77777777">
+                        <w:pPr>
+                          <w:rPr>
+                            <w:color w:val="000000"/>
+                            <w:sz w:val="13"/>
+                            <w:szCs w:val="13"/>
+                          </w:rPr>
+                        </w:pPr>
+                        <w:r>
+                          <w:rPr>
+                            <w:color w:val="000000"/>
+                            <w:sz w:val="13"/>
+                            <w:szCs w:val="13"/>
+                          </w:rPr>
+                          <w:t>Saver</w:t>
+                        </w:r>
+                      </w:p>
+                    </w:txbxContent>
+                  </ns8:textbox>
+                </ns8:rect>
+                <ns8:rect id="GroupBox 7014111" ns9:spid="_x0000_s1130" style="position:absolute;left:25923;top:12775;width:31594;height:9745;visibility:visible;mso-wrap-style:square;v-text-anchor:middle" ns9:gfxdata="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" filled="f" strokecolor="#a0a0a0" strokeweight=".5pt">
+                  <ns8:textbox inset=".90011mm,0,.90011mm,0"/>
+                </ns8:rect>
+                <ns8:rect id="GroupCapBack 7014248" ns9:spid="_x0000_s1131" style="position:absolute;left:26636;top:12151;width:13124;height:1248;visibility:visible;mso-wrap-style:square;v-text-anchor:middle" ns9:gfxdata="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" fillcolor="#f0f0f0" stroked="f" strokeweight="1pt">
+                  <ns8:textbox inset=".90011mm,0,.90011mm,0"/>
+                </ns8:rect>
+                <ns8:rect id="GroupCaption 7014385" ns9:spid="_x0000_s1132" style="position:absolute;left:26903;top:12151;width:13124;height:1248;visibility:visible;mso-wrap-style:square;v-text-anchor:middle" ns9:gfxdata="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" filled="f" stroked="f" strokeweight="1pt">
+                  <ns8:textbox inset="0,0,0,0">
+                    <w:txbxContent>
+                      <w:p ns2:paraId="2865E22D" ns2:textId="77777777">
+                        <w:pPr>
+                          <w:rPr>
+                            <w:color w:val="000000"/>
+                            <w:sz w:val="14"/>
+                            <w:szCs w:val="14"/>
+                          </w:rPr>
+                        </w:pPr>
+                        <w:r>
+                          <w:rPr>
+                            <w:color w:val="000000"/>
+                            <w:sz w:val="14"/>
+                            <w:szCs w:val="14"/>
+                          </w:rPr>
+                          <w:t>Food and drink for this sale</w:t>
+                        </w:r>
+                      </w:p>
+                    </w:txbxContent>
+                  </ns8:textbox>
+                </ns8:rect>
+                <ns8:rect id="Label 7014522" ns9:spid="_x0000_s1133" style="position:absolute;left:26733;top:13690;width:2430;height:1382;visibility:visible;mso-wrap-style:square;v-text-anchor:middle" ns9:gfxdata="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" filled="f" stroked="f" strokeweight="1pt">
+                  <ns8:textbox inset="0,0,0,0">
+                    <w:txbxContent>
+                      <w:p ns2:paraId="6613BEB2" ns2:textId="77777777">
+                        <w:pPr>
+                          <w:rPr>
+                            <w:color w:val="000000"/>
+                            <w:sz w:val="14"/>
+                            <w:szCs w:val="14"/>
+                          </w:rPr>
+                        </w:pPr>
+                        <w:r>
+                          <w:rPr>
+                            <w:color w:val="000000"/>
+                            <w:sz w:val="14"/>
+                            <w:szCs w:val="14"/>
+                          </w:rPr>
+                          <w:t>Item</w:t>
+                        </w:r>
+                      </w:p>
+                    </w:txbxContent>
+                  </ns8:textbox>
+                </ns8:rect>
+                <ns8:rect id="ComboBox 7014659" ns9:spid="_x0000_s1134" style="position:absolute;left:29325;top:13528;width:12152;height:1458;visibility:visible;mso-wrap-style:square;v-text-anchor:middle" ns9:gfxdata="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" strokecolor="#b4b4b4" strokeweight=".5pt">
+                  <ns8:textbox inset=".90011mm,0,.90011mm,0">
+                    <w:txbxContent>
+                      <w:p ns2:paraId="54959AF6" ns2:textId="77777777">
+                        <w:pPr>
+                          <w:rPr>
+                            <w:color w:val="000000"/>
+                            <w:sz w:val="13"/>
+                            <w:szCs w:val="13"/>
+                          </w:rPr>
+                        </w:pPr>
+                        <w:r>
+                          <w:rPr>
+                            <w:color w:val="000000"/>
+                            <w:sz w:val="13"/>
+                            <w:szCs w:val="13"/>
+                          </w:rPr>
+                          <w:t>Large Popcorn</w:t>
+                        </w:r>
+                      </w:p>
+                    </w:txbxContent>
+                  </ns8:textbox>
+                </ns8:rect>
+                <ns8:shape id="ComboArrow 7014796" ns9:spid="_x0000_s1135" type="#_x0000_t5" style="position:absolute;left:40427;top:14141;width:612;height:350;visibility:visible;mso-wrap-style:square;v-text-anchor:middle" ns9:gfxdata="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" fillcolor="#595959" stroked="f" strokeweight="1pt">
+                  <ns8:textbox inset=".90011mm,0,.90011mm,0"/>
+                </ns8:shape>
+                <ns8:rect id="Label 7014933" ns9:spid="_x0000_s1136" style="position:absolute;left:42287;top:13690;width:1944;height:1382;visibility:visible;mso-wrap-style:square;v-text-anchor:middle" ns9:gfxdata="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" filled="f" stroked="f" strokeweight="1pt">
+                  <ns8:textbox inset="0,0,0,0">
+                    <w:txbxContent>
+                      <w:p ns2:paraId="2022A02B" ns2:textId="77777777">
+                        <w:pPr>
+                          <w:rPr>
+                            <w:color w:val="000000"/>
+                            <w:sz w:val="14"/>
+                            <w:szCs w:val="14"/>
+                          </w:rPr>
+                        </w:pPr>
+                        <w:r>
+                          <w:rPr>
+                            <w:color w:val="000000"/>
+                            <w:sz w:val="14"/>
+                            <w:szCs w:val="14"/>
+                          </w:rPr>
+                          <w:t>Qty</w:t>
+                        </w:r>
+                      </w:p>
+                    </w:txbxContent>
+                  </ns8:textbox>
+                </ns8:rect>
+                <ns8:rect id="TextBox 7015070" ns9:spid="_x0000_s1137" style="position:absolute;left:44393;top:13528;width:2593;height:1458;visibility:visible;mso-wrap-style:square;v-text-anchor:middle" ns9:gfxdata="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" strokecolor="#b4b4b4" strokeweight=".5pt">
+                  <ns8:textbox inset=".90011mm,0,.90011mm,0">
+                    <w:txbxContent>
+                      <w:p ns2:paraId="76F1BDCC" ns2:textId="77777777">
+                        <w:pPr>
+                          <w:rPr>
+                            <w:color w:val="000000"/>
+                            <w:sz w:val="13"/>
+                            <w:szCs w:val="13"/>
+                          </w:rPr>
+                        </w:pPr>
+                        <w:r>
+                          <w:rPr>
+                            <w:color w:val="000000"/>
+                            <w:sz w:val="13"/>
+                            <w:szCs w:val="13"/>
+                          </w:rPr>
+                          <w:t>1</w:t>
+                        </w:r>
+                      </w:p>
+                    </w:txbxContent>
+                  </ns8:textbox>
+                </ns8:rect>
+                <ns8:rect id="Button 7015207" ns9:spid="_x0000_s1138" style="position:absolute;left:47796;top:13528;width:4374;height:1458;visibility:visible;mso-wrap-style:square;v-text-anchor:middle" ns9:gfxdata="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" fillcolor="#f0f0f0" strokecolor="#b4b4b4" strokeweight=".5pt">
+                  <ns8:textbox inset=".45006mm,0,.45006mm,0">
+                    <w:txbxContent>
+                      <w:p ns2:paraId="51A73588" ns2:textId="77777777">
+                        <w:pPr>
+                          <w:jc w:val="center"/>
+                          <w:rPr>
+                            <w:color w:val="000000"/>
+                            <w:sz w:val="13"/>
+                            <w:szCs w:val="13"/>
+                          </w:rPr>
+                        </w:pPr>
+                        <w:r>
+                          <w:rPr>
+                            <w:color w:val="000000"/>
+                            <w:sz w:val="13"/>
+                            <w:szCs w:val="13"/>
+                          </w:rPr>
+                          <w:t>Add</w:t>
+                        </w:r>
+                      </w:p>
+                    </w:txbxContent>
+                  </ns8:textbox>
+                </ns8:rect>
+                <ns8:rect id="Button 7015344" ns9:spid="_x0000_s1139" style="position:absolute;left:52656;top:13528;width:4375;height:1458;visibility:visible;mso-wrap-style:square;v-text-anchor:middle" ns9:gfxdata="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" fillcolor="#f0f0f0" strokecolor="#b4b4b4" strokeweight=".5pt">
+                  <ns8:textbox inset=".45006mm,0,.45006mm,0">
+                    <w:txbxContent>
+                      <w:p ns2:paraId="00065B09" ns2:textId="77777777">
+                        <w:pPr>
+                          <w:jc w:val="center"/>
+                          <w:rPr>
+                            <w:color w:val="000000"/>
+                            <w:sz w:val="13"/>
+                            <w:szCs w:val="13"/>
+                          </w:rPr>
+                        </w:pPr>
+                        <w:r>
+                          <w:rPr>
+                            <w:color w:val="000000"/>
+                            <w:sz w:val="13"/>
+                            <w:szCs w:val="13"/>
+                          </w:rPr>
+                          <w:t>Remove</w:t>
+                        </w:r>
+                      </w:p>
+                    </w:txbxContent>
+                  </ns8:textbox>
+                </ns8:rect>
+                <ns8:rect id="dgvPendingFoodFrame 7015481" ns9:spid="_x0000_s1140" style="position:absolute;left:26733;top:15554;width:29974;height:6318;visibility:visible;mso-wrap-style:square;v-text-anchor:middle" ns9:gfxdata="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" strokecolor="#b4b4b4" strokeweight=".5pt">
+                  <ns8:textbox inset=".90011mm,0,.90011mm,0"/>
+                </ns8:rect>
+                <ns8:rect id="dgvPendingFoodHeader 7015618" ns9:spid="_x0000_s1141" style="position:absolute;left:26733;top:15554;width:29974;height:1385;visibility:visible;mso-wrap-style:square;v-text-anchor:middle" ns9:gfxdata="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" fillcolor="#400040" stroked="f" strokeweight="1pt">
+                  <ns8:textbox inset=".90011mm,0,.90011mm,0"/>
+                </ns8:rect>
+                <ns8:rect id="dgvPendingFoodHead 7015755" ns9:spid="_x0000_s1142" style="position:absolute;left:27057;top:15554;width:16795;height:1385;visibility:visible;mso-wrap-style:square;v-text-anchor:middle" ns9:gfxdata="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" filled="f" stroked="f" strokeweight="1pt">
+                  <ns8:textbox inset="0,0,0,0">
+                    <w:txbxContent>
+                      <w:p ns2:paraId="1EE22F74" ns2:textId="77777777">
+                        <w:pPr>
+                          <w:rPr>
+                            <w:b/>
+                            <w:bCs/>
+                            <w:color w:val="FFFFFF"/>
+                            <w:sz w:val="12"/>
+                            <w:szCs w:val="12"/>
+                          </w:rPr>
+                        </w:pPr>
+                        <w:r>
+                          <w:rPr>
+                            <w:b/>
+                            <w:bCs/>
+                            <w:color w:val="FFFFFF"/>
+                            <w:sz w:val="12"/>
+                            <w:szCs w:val="12"/>
+                          </w:rPr>
+                          <w:t>Item</w:t>
+                        </w:r>
+                      </w:p>
+                    </w:txbxContent>
+                  </ns8:textbox>
+                </ns8:rect>
+                <ns8:rect id="dgvPendingFoodCell 7015892" ns9:spid="_x0000_s1143" style="position:absolute;left:27057;top:16939;width:16309;height:1349;visibility:visible;mso-wrap-style:square;v-text-anchor:middle" ns9:gfxdata="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" filled="f" stroked="f" strokeweight="1pt">
+                  <ns8:textbox inset="0,0,0,0">
+                    <w:txbxContent>
+                      <w:p ns2:paraId="3A35969D" ns2:textId="77777777">
+                        <w:pPr>
+                          <w:rPr>
+                            <w:color w:val="000000"/>
+                            <w:sz w:val="12"/>
+                            <w:szCs w:val="12"/>
+                          </w:rPr>
+                        </w:pPr>
+                        <w:r>
+                          <w:rPr>
+                            <w:color w:val="000000"/>
+                            <w:sz w:val="12"/>
+                            <w:szCs w:val="12"/>
+                          </w:rPr>
+                          <w:t>Large Popcorn</w:t>
+                        </w:r>
+                      </w:p>
+                    </w:txbxContent>
+                  </ns8:textbox>
+                </ns8:rect>
+                <ns8:rect id="dgvPendingFoodHead 7016029" ns9:spid="_x0000_s1144" style="position:absolute;left:43852;top:15554;width:4619;height:1385;visibility:visible;mso-wrap-style:square;v-text-anchor:middle" ns9:gfxdata="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" filled="f" stroked="f" strokeweight="1pt">
+                  <ns8:textbox inset="0,0,0,0">
+                    <w:txbxContent>
+                      <w:p ns2:paraId="0B144D73" ns2:textId="77777777">
+                        <w:pPr>
+                          <w:rPr>
+                            <w:b/>
+                            <w:bCs/>
+                            <w:color w:val="FFFFFF"/>
+                            <w:sz w:val="12"/>
+                            <w:szCs w:val="12"/>
+                          </w:rPr>
+                        </w:pPr>
+                        <w:r>
+                          <w:rPr>
+                            <w:b/>
+                            <w:bCs/>
+                            <w:color w:val="FFFFFF"/>
+                            <w:sz w:val="12"/>
+                            <w:szCs w:val="12"/>
+                          </w:rPr>
+                          <w:t>Price</w:t>
+                        </w:r>
+                      </w:p>
+                    </w:txbxContent>
+                  </ns8:textbox>
+                </ns8:rect>
+                <ns8:rect id="dgvPendingFoodCell 7016166" ns9:spid="_x0000_s1145" style="position:absolute;left:43852;top:16939;width:4133;height:1349;visibility:visible;mso-wrap-style:square;v-text-anchor:middle" ns9:gfxdata="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" filled="f" stroked="f" strokeweight="1pt">
+                  <ns8:textbox inset="0,0,0,0">
+                    <w:txbxContent>
+                      <w:p ns2:paraId="0728EF16" ns2:textId="77777777">
+                        <w:pPr>
+                          <w:rPr>
+                            <w:color w:val="000000"/>
+                            <w:sz w:val="12"/>
+                            <w:szCs w:val="12"/>
+                          </w:rPr>
+                        </w:pPr>
+                        <w:r>
+                          <w:rPr>
+                            <w:color w:val="000000"/>
+                            <w:sz w:val="12"/>
+                            <w:szCs w:val="12"/>
+                          </w:rPr>
+                          <w:t>£4.99</w:t>
+                        </w:r>
+                      </w:p>
+                    </w:txbxContent>
+                  </ns8:textbox>
+                </ns8:rect>
+                <ns8:rect id="dgvPendingFoodVLine 7016303" ns9:spid="_x0000_s1146" style="position:absolute;left:43528;top:16939;width:65;height:1349;visibility:visible;mso-wrap-style:square;v-text-anchor:middle" ns9:gfxdata="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" fillcolor="#d2d2d2" stroked="f" strokeweight="1pt">
+                  <ns8:textbox inset=".90011mm,0,.90011mm,0"/>
+                </ns8:rect>
+                <ns8:rect id="dgvPendingFoodHead 7016440" ns9:spid="_x0000_s1147" style="position:absolute;left:48471;top:15554;width:3359;height:1385;visibility:visible;mso-wrap-style:square;v-text-anchor:middle" ns9:gfxdata="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" filled="f" stroked="f" strokeweight="1pt">
+                  <ns8:textbox inset="0,0,0,0">
+                    <w:txbxContent>
+                      <w:p ns2:paraId="76F4E78F" ns2:textId="77777777">
+                        <w:pPr>
+                          <w:rPr>
+                            <w:b/>
+                            <w:bCs/>
+                            <w:color w:val="FFFFFF"/>
+                            <w:sz w:val="12"/>
+                            <w:szCs w:val="12"/>
+                          </w:rPr>
+                        </w:pPr>
+                        <w:r>
+                          <w:rPr>
+                            <w:b/>
+                            <w:bCs/>
+                            <w:color w:val="FFFFFF"/>
+                            <w:sz w:val="12"/>
+                            <w:szCs w:val="12"/>
+                          </w:rPr>
+                          <w:t>Qty</w:t>
+                        </w:r>
+                      </w:p>
+                    </w:txbxContent>
+                  </ns8:textbox>
+                </ns8:rect>
+                <ns8:rect id="dgvPendingFoodCell 7016577" ns9:spid="_x0000_s1148" style="position:absolute;left:48471;top:16939;width:2873;height:1349;visibility:visible;mso-wrap-style:square;v-text-anchor:middle" ns9:gfxdata="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" filled="f" stroked="f" strokeweight="1pt">
+                  <ns8:textbox inset="0,0,0,0">
+                    <w:txbxContent>
+                      <w:p ns2:paraId="1DFF9E79" ns2:textId="77777777">
+                        <w:pPr>
+                          <w:rPr>
+                            <w:color w:val="000000"/>
+                            <w:sz w:val="12"/>
+                            <w:szCs w:val="12"/>
+                          </w:rPr>
+                        </w:pPr>
+                        <w:r>
+                          <w:rPr>
+                            <w:color w:val="000000"/>
+                            <w:sz w:val="12"/>
+                            <w:szCs w:val="12"/>
+                          </w:rPr>
+                          <w:t>1</w:t>
+                        </w:r>
+                      </w:p>
+                    </w:txbxContent>
+                  </ns8:textbox>
+                </ns8:rect>
+                <ns8:rect id="dgvPendingFoodVLine 7016714" ns9:spid="_x0000_s1149" style="position:absolute;left:48147;top:16939;width:65;height:1349;visibility:visible;mso-wrap-style:square;v-text-anchor:middle" ns9:gfxdata="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" fillcolor="#d2d2d2" stroked="f" strokeweight="1pt">
+                  <ns8:textbox inset=".90011mm,0,.90011mm,0"/>
+                </ns8:rect>
+                <ns8:rect id="dgvPendingFoodHead 7016851" ns9:spid="_x0000_s1150" style="position:absolute;left:51830;top:15554;width:5039;height:1385;visibility:visible;mso-wrap-style:square;v-text-anchor:middle" ns9:gfxdata="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" filled="f" stroked="f" strokeweight="1pt">
+                  <ns8:textbox inset="0,0,0,0">
+                    <w:txbxContent>
+                      <w:p ns2:paraId="327869C7" ns2:textId="77777777">
+                        <w:pPr>
+                          <w:rPr>
+                            <w:b/>
+                            <w:bCs/>
+                            <w:color w:val="FFFFFF"/>
+                            <w:sz w:val="12"/>
+                            <w:szCs w:val="12"/>
+                          </w:rPr>
+                        </w:pPr>
+                        <w:r>
+                          <w:rPr>
+                            <w:b/>
+                            <w:bCs/>
+                            <w:color w:val="FFFFFF"/>
+                            <w:sz w:val="12"/>
+                            <w:szCs w:val="12"/>
+                          </w:rPr>
+                          <w:t>Subtotal</w:t>
+                        </w:r>
+                      </w:p>
+                    </w:txbxContent>
+                  </ns8:textbox>
+                </ns8:rect>
+                <ns8:rect id="dgvPendingFoodCell 7016988" ns9:spid="_x0000_s1151" style="position:absolute;left:51830;top:16939;width:4553;height:1349;visibility:visible;mso-wrap-style:square;v-text-anchor:middle" ns9:gfxdata="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" filled="f" stroked="f" strokeweight="1pt">
+                  <ns8:textbox inset="0,0,0,0">
+                    <w:txbxContent>
+                      <w:p ns2:paraId="2C69142E" ns2:textId="77777777">
+                        <w:pPr>
+                          <w:rPr>
+                            <w:color w:val="000000"/>
+                            <w:sz w:val="12"/>
+                            <w:szCs w:val="12"/>
+                          </w:rPr>
+                        </w:pPr>
+                        <w:r>
+                          <w:rPr>
+                            <w:color w:val="000000"/>
+                            <w:sz w:val="12"/>
+                            <w:szCs w:val="12"/>
+                          </w:rPr>
+                          <w:t>£4.99</w:t>
+                        </w:r>
+                      </w:p>
+                    </w:txbxContent>
+                  </ns8:textbox>
+                </ns8:rect>
+                <ns8:rect id="dgvPendingFoodVLine 7017125" ns9:spid="_x0000_s1152" style="position:absolute;left:51506;top:16939;width:65;height:1349;visibility:visible;mso-wrap-style:square;v-text-anchor:middle" ns9:gfxdata="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" fillcolor="#d2d2d2" stroked="f" strokeweight="1pt">
+                  <ns8:textbox inset=".90011mm,0,.90011mm,0"/>
+                </ns8:rect>
+                <ns8:rect id="dgvPendingFoodHLine 7017262" ns9:spid="_x0000_s1153" style="position:absolute;left:26814;top:18288;width:29812;height:64;visibility:visible;mso-wrap-style:square;v-text-anchor:middle" ns9:gfxdata="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" fillcolor="#d2d2d2" stroked="f" strokeweight="1pt">
+                  <ns8:textbox inset=".90011mm,0,.90011mm,0"/>
+                </ns8:rect>
+                <ns8:rect id="Label 7017399" ns9:spid="_x0000_s1154" style="position:absolute;left:26085;top:23007;width:16202;height:1381;visibility:visible;mso-wrap-style:square;v-text-anchor:middle" ns9:gfxdata="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" filled="f" stroked="f" strokeweight="1pt">
+                  <ns8:textbox inset="0,0,0,0">
+                    <w:txbxContent>
+                      <w:p ns2:paraId="3B9EC5BA" ns2:textId="77777777">
+                        <w:pPr>
+                          <w:rPr>
+                            <w:color w:val="000000"/>
+                            <w:sz w:val="14"/>
+                            <w:szCs w:val="14"/>
+                          </w:rPr>
+                        </w:pPr>
+                        <w:r>
+                          <w:rPr>
+                            <w:color w:val="000000"/>
+                            <w:sz w:val="14"/>
+                            <w:szCs w:val="14"/>
+                          </w:rPr>
+                          <w:t>Tickets (1)   -   £17.98</w:t>
+                        </w:r>
+                      </w:p>
+                    </w:txbxContent>
+                  </ns8:textbox>
+                </ns8:rect>
+                <ns8:rect id="Label 7017536" ns9:spid="_x0000_s1155" style="position:absolute;left:26085;top:24303;width:16202;height:1381;visibility:visible;mso-wrap-style:square;v-text-anchor:middle" ns9:gfxdata="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" filled="f" stroked="f" strokeweight="1pt">
+                  <ns8:textbox inset="0,0,0,0">
+                    <w:txbxContent>
+                      <w:p ns2:paraId="043E496D" ns2:textId="77777777">
+                        <w:pPr>
+                          <w:rPr>
+                            <w:color w:val="000000"/>
+                            <w:sz w:val="14"/>
+                            <w:szCs w:val="14"/>
+                          </w:rPr>
+                        </w:pPr>
+                        <w:r>
+                          <w:rPr>
+                            <w:color w:val="000000"/>
+                            <w:sz w:val="14"/>
+                            <w:szCs w:val="14"/>
+                          </w:rPr>
+                          <w:t>Food and drink   -   £4.99</w:t>
+                        </w:r>
+                      </w:p>
+                    </w:txbxContent>
+                  </ns8:textbox>
+                </ns8:rect>
+                <ns8:rect id="Label 7017673" ns9:spid="_x0000_s1156" style="position:absolute;left:26085;top:25680;width:16202;height:1883;visibility:visible;mso-wrap-style:square;v-text-anchor:middle" ns9:gfxdata="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" filled="f" stroked="f" strokeweight="1pt">
+                  <ns8:textbox inset="0,0,0,0">
+                    <w:txbxContent>
+                      <w:p ns2:paraId="0D39AF82" ns2:textId="77777777">
+                        <w:pPr>
+                          <w:rPr>
+                            <w:b/>
+                            <w:bCs/>
+                            <w:color w:val="000000"/>
+                            <w:sz w:val="19"/>
+                            <w:szCs w:val="19"/>
+                          </w:rPr>
+                        </w:pPr>
+                        <w:r>
+                          <w:rPr>
+                            <w:b/>
+                            <w:bCs/>
+                            <w:color w:val="000000"/>
+                            <w:sz w:val="19"/>
+                            <w:szCs w:val="19"/>
+                          </w:rPr>
+                          <w:t>TOTAL   £22.97</w:t>
+                        </w:r>
+                      </w:p>
+                    </w:txbxContent>
+                  </ns8:textbox>
+                </ns8:rect>
+                <ns8:rect id="Button 7017810" ns9:spid="_x0000_s1157" style="position:absolute;left:25923;top:27705;width:31594;height:2268;visibility:visible;mso-wrap-style:square;v-text-anchor:middle" ns9:gfxdata="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" fillcolor="#a02b93" strokecolor="#a02b93" strokeweight=".5pt">
+                  <ns8:textbox inset=".45006mm,0,.45006mm,0">
+                    <w:txbxContent>
+                      <w:p ns2:paraId="451034BD" ns2:textId="77777777">
+                        <w:pPr>
+                          <w:jc w:val="center"/>
+                          <w:rPr>
+                            <w:b/>
+                            <w:bCs/>
+                            <w:color w:val="FFFFFF"/>
+                            <w:sz w:val="15"/>
+                            <w:szCs w:val="15"/>
+                          </w:rPr>
+                        </w:pPr>
+                        <w:r>
+                          <w:rPr>
+                            <w:b/>
+                            <w:bCs/>
+                            <w:color w:val="FFFFFF"/>
+                            <w:sz w:val="15"/>
+                            <w:szCs w:val="15"/>
+                          </w:rPr>
+                          <w:t>COMPLETE SALE</w:t>
+                        </w:r>
+                      </w:p>
+                    </w:txbxContent>
+                  </ns8:textbox>
+                </ns8:rect>
+                <ns8:rect id="Button 7017947" ns9:spid="_x0000_s1158" style="position:absolute;left:25923;top:30622;width:15392;height:1620;visibility:visible;mso-wrap-style:square;v-text-anchor:middle" ns9:gfxdata="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" fillcolor="#f0f0f0" strokecolor="#b4b4b4" strokeweight=".5pt">
+                  <ns8:textbox inset=".45006mm,0,.45006mm,0">
+                    <w:txbxContent>
+                      <w:p ns2:paraId="0EF0F03F" ns2:textId="77777777">
+                        <w:pPr>
+                          <w:jc w:val="center"/>
+                          <w:rPr>
+                            <w:color w:val="000000"/>
+                            <w:sz w:val="13"/>
+                            <w:szCs w:val="13"/>
+                          </w:rPr>
+                        </w:pPr>
+                        <w:r>
+                          <w:rPr>
+                            <w:color w:val="000000"/>
+                            <w:sz w:val="13"/>
+                            <w:szCs w:val="13"/>
+                          </w:rPr>
+                          <w:t>Clear Sale</w:t>
+                        </w:r>
+                      </w:p>
+                    </w:txbxContent>
+                  </ns8:textbox>
+                </ns8:rect>
+                <ns8:rect id="Button 7018084" ns9:spid="_x0000_s1159" style="position:absolute;left:42125;top:30622;width:15392;height:1620;visibility:visible;mso-wrap-style:square;v-text-anchor:middle" ns9:gfxdata="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" fillcolor="#e6e6e6" strokecolor="#b4b4b4" strokeweight=".5pt">
+                  <ns8:textbox inset=".45006mm,0,.45006mm,0">
+                    <w:txbxContent>
+                      <w:p ns2:paraId="6B77DBD0" ns2:textId="77777777">
+                        <w:pPr>
+                          <w:jc w:val="center"/>
+                          <w:rPr>
+                            <w:color w:val="808080"/>
+                            <w:sz w:val="13"/>
+                            <w:szCs w:val="13"/>
+                          </w:rPr>
+                        </w:pPr>
+                        <w:r>
+                          <w:rPr>
+                            <w:color w:val="808080"/>
+                            <w:sz w:val="13"/>
+                            <w:szCs w:val="13"/>
+                          </w:rPr>
+                          <w:t>Edit Food On A Past Booking</w:t>
+                        </w:r>
+                      </w:p>
+                    </w:txbxContent>
+                  </ns8:textbox>
+                </ns8:rect>
+                <ns8:rect id="Label 7018221" ns9:spid="_x0000_s1160" style="position:absolute;left:810;top:34834;width:17822;height:1130;visibility:visible;mso-wrap-style:square;v-text-anchor:middle" ns9:gfxdata="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" filled="f" stroked="f" strokeweight="1pt">
+                  <ns8:textbox inset="0,0,0,0">
+                    <w:txbxContent>
+                      <w:p ns2:paraId="47EC6AC8" ns2:textId="77777777">
+                        <w:pPr>
+                          <w:rPr>
+                            <w:color w:val="808080"/>
+                            <w:sz w:val="12"/>
+                            <w:szCs w:val="12"/>
+                          </w:rPr>
+                        </w:pPr>
+                        <w:r>
+                          <w:rPr>
+                            <w:color w:val="808080"/>
+                            <w:sz w:val="12"/>
+                            <w:szCs w:val="12"/>
+                          </w:rPr>
+                          <w:t>Filmtopia Cinema Management System  v1.0</w:t>
+                        </w:r>
+                      </w:p>
+                    </w:txbxContent>
+                  </ns8:textbox>
+                </ns8:rect>
+                <ns10:anchorlock/>
+              </ns8:group>
+            </w:pict>
+          </ns1:Fallback>
+        </ns1:AlternateContent>
+      </w:r>
+    </w:p>
+    <w:p ns2:paraId="27FC691E" ns2:textId="77777777">
+      <w:pPr>
+        <w:spacing w:after="160" w:line="276" w:lineRule="auto"/>
+      </w:pPr>
+      <w:r>
+        <w:rPr>
+          <w:rFonts w:ascii="Aptos" w:eastAsia="Aptos" w:hAnsi="Aptos" w:cs="Aptos"/>
+        </w:rPr>
+        <w:t>The prototype seat map drew every seat as an identical rectangle in one of three colours for available, selected and already booked. The refined map keeps availability on the fill, deliberately, because availability is what a member of staff is scanning for and it has to stay the most obvious property of a seat. What has been added is the seat type, carried on the border of each seat, with a key underneath naming Premium, Accessible and Saver alongside Available and Already taken. Layering the two means the map now carries two pieces of information at once without either fighting the other for attention.</w:t>
+      </w:r>
+    </w:p>
+    <w:p ns2:paraId="19597C2B" ns2:textId="77777777"/>
+    <w:p ns2:paraId="18FD300D" ns2:textId="77777777">
+      <w:pPr>
+        <w:spacing w:after="160" w:line="276" w:lineRule="auto"/>
+      </w:pPr>
+      <w:r>
+        <w:rPr>
+          <w:rFonts w:ascii="Aptos" w:eastAsia="Aptos" w:hAnsi="Aptos" w:cs="Aptos"/>
+        </w:rPr>
+        <w:t>The prototype charged one price per screening and multiplied it by the number of seats. The refined form prices each seat individually from its seat type, so the running total underneath the map updates as seats are picked rather than only at the end, and the summary lists what each seat cost rather than showing a single figure the user has to take on trust. This matters on screen as well as in the database, because a customer querying why four tickets came to more than four times the advertised price needs an answer the member of staff can actually point at.</w:t>
+      </w:r>
+    </w:p>
+    <w:p ns2:paraId="44291F91" ns2:textId="77777777">
+      <w:pPr>
+        <w:spacing w:after="160" w:line="276" w:lineRule="auto"/>
+      </w:pPr>
+      <w:r>
+        <w:rPr>
+          <w:rFonts w:ascii="Aptos" w:eastAsia="Aptos" w:hAnsi="Aptos" w:cs="Aptos"/>
+        </w:rPr>
+        <w:t xml:space="preserve">What a seat costs is worked out from the ticket price of the screening and a multiplier held against its seat type, so a Premium seat on a screening priced at £6.99 comes out at £10.48 and a Saver at £5.59, while Standard and Accessible both stay at the screening price. </w:t>
+      </w:r>
+      <w:r>
+        <w:rPr>
+          <w:rFonts w:ascii="Aptos" w:eastAsia="Aptos" w:hAnsi="Aptos" w:cs="Aptos"/>
+        </w:rPr>
+        <w:lastRenderedPageBreak/>
+        <w:t>Keeping that multiplier in tblSeatType rather than writing it into the code means the cinema can change what a Premium seat is worth without any of the program being rewritten, and it also means the key underneath the map and the price on the ticket can never disagree with each other, because both of them are reading the same row.</w:t>
+      </w:r>
+    </w:p>
+    <w:p ns2:paraId="78ACC408" ns2:textId="77777777">
+      <w:pPr>
+        <w:spacing w:after="160" w:line="276" w:lineRule="auto"/>
+      </w:pPr>
+      <w:r>
+        <w:rPr>
+          <w:rFonts w:ascii="Aptos" w:eastAsia="Aptos" w:hAnsi="Aptos" w:cs="Aptos"/>
+        </w:rPr>
+        <w:t>The price shown is also the price stored. Once a sale is complete the figures on it never move again, even if a manager raises the ticket price the following week, and the refund screen later hands back exactly what appears on this screen rather than recalculating from current prices.</w:t>
+      </w:r>
+    </w:p>
     <w:sectPr>
-      <w:headerReference w:type="even" ns3:id="rId7"/>
-      <w:headerReference w:type="default" ns3:id="rId8"/>
-      <w:footerReference w:type="even" ns3:id="rId9"/>
-      <w:footerReference w:type="default" ns3:id="rId10"/>
-      <w:headerReference w:type="first" ns3:id="rId11"/>
-      <w:footerReference w:type="first" ns3:id="rId12"/>
+      <w:headerReference w:type="even" ns11:id="rId7"/>
+      <w:headerReference w:type="default" ns11:id="rId8"/>
+      <w:footerReference w:type="even" ns11:id="rId9"/>
+      <w:footerReference w:type="default" ns11:id="rId10"/>
+      <w:headerReference w:type="first" ns11:id="rId11"/>
+      <w:footerReference w:type="first" ns11:id="rId12"/>
       <w:pgSz w:w="12240" w:h="15840"/>
       <w:pgMar w:top="1440" w:right="1440" w:bottom="1440" w:left="1440" w:header="720" w:footer="720" w:gutter="0"/>
       <w:pgBorders w:offsetFrom="page">

--- a/Post-Prototype Refinement of Design.docx
+++ b/Post-Prototype Refinement of Design.docx
@@ -11114,6 +11114,4221 @@
         <w:t>The price shown is also the price stored. Once a sale is complete the figures on it never move again, even if a manager raises the ticket price the following week, and the refund screen later hands back exactly what appears on this screen rather than recalculating from current prices.</w:t>
       </w:r>
     </w:p>
+    <w:p ns2:paraId="16E95641" ns2:textId="77777777">
+      <w:pPr>
+        <w:pStyle w:val="Heading3"/>
+        <w:rPr>
+          <w:rFonts w:ascii="Aptos Display" w:eastAsia="Aptos Display" w:hAnsi="Aptos Display" w:cs="Aptos Display"/>
+          <w:b/>
+          <w:bCs/>
+          <w:color w:val="000000" w:themeColor="text1"/>
+        </w:rPr>
+      </w:pPr>
+      <w:r>
+        <w:rPr>
+          <w:rFonts w:ascii="Aptos Display" w:eastAsia="Aptos Display" w:hAnsi="Aptos Display" w:cs="Aptos Display"/>
+          <w:b/>
+          <w:bCs/>
+          <w:color w:val="000000" w:themeColor="text1"/>
+        </w:rPr>
+        <w:t>Adding Food and Drink to an Order (Objective 5)</w:t>
+      </w:r>
+    </w:p>
+    <w:p ns2:paraId="109EAC18" ns2:textId="77777777">
+      <w:pPr>
+        <w:spacing w:after="160" w:line="276" w:lineRule="auto"/>
+      </w:pPr>
+      <w:r>
+        <w:rPr>
+          <w:rFonts w:ascii="Aptos" w:eastAsia="Aptos" w:hAnsi="Aptos" w:cs="Aptos"/>
+        </w:rPr>
+        <w:t>The food order screen has gained a picture against each item, which matters far more on the kiosk than at the counter but is shared between the two so there is only one list to maintain. Items withdrawn from sale no longer appear at all, while bookings that already include them continue to display correctly. The form also gained a route in from an existing booking, headed Edit Food On A Past Booking, so a customer who comes back to the counter for more popcorn can have it added to their original sale rather than being given a second unrelated one.</w:t>
+      </w:r>
+    </w:p>
+    <w:p ns2:paraId="323CDC34" ns2:textId="77777777">
+      <w:pPr>
+        <w:keepNext/>
+        <w:pBdr>
+          <w:top w:val="single" w:sz="6" w:space="6" w:color="A02B93"/>
+          <w:left w:val="single" w:sz="6" w:space="0" w:color="A02B93"/>
+          <w:bottom w:val="single" w:sz="6" w:space="6" w:color="A02B93"/>
+          <w:right w:val="single" w:sz="6" w:space="0" w:color="A02B93"/>
+        </w:pBdr>
+        <w:shd w:val="clear" w:color="auto" w:fill="F7E9F3"/>
+        <w:spacing w:before="120" w:after="200"/>
+        <w:rPr>
+          <w:rFonts w:ascii="Aptos" w:eastAsia="Aptos" w:hAnsi="Aptos" w:cs="Aptos"/>
+          <w:b/>
+          <w:bCs/>
+          <w:color w:val="A02B93"/>
+          <w:sz w:val="22"/>
+          <w:szCs w:val="22"/>
+        </w:rPr>
+      </w:pPr>
+      <w:r>
+        <w:rPr>
+          <w:rFonts w:ascii="Aptos" w:eastAsia="Aptos" w:hAnsi="Aptos" w:cs="Aptos"/>
+          <w:b/>
+          <w:bCs/>
+          <w:color w:val="A02B93"/>
+          <w:sz w:val="22"/>
+          <w:szCs w:val="22"/>
+        </w:rPr>
+        <w:lastRenderedPageBreak/>
+        <w:t>Food Order Form (frmFoodOrder)</w:t>
+      </w:r>
+    </w:p>
+    <w:p ns2:paraId="63D8754E" ns2:textId="77777777">
+      <w:pPr>
+        <w:pBdr>
+          <w:top w:val="single" w:sz="6" w:space="6" w:color="A02B93"/>
+          <w:left w:val="single" w:sz="6" w:space="0" w:color="A02B93"/>
+          <w:bottom w:val="single" w:sz="6" w:space="6" w:color="A02B93"/>
+          <w:right w:val="single" w:sz="6" w:space="0" w:color="A02B93"/>
+        </w:pBdr>
+        <w:shd w:val="clear" w:color="auto" w:fill="F7E9F3"/>
+        <w:spacing w:before="120" w:after="200"/>
+      </w:pPr>
+      <w:r>
+        <ns1:AlternateContent>
+          <ns1:Choice Requires="wpc">
+            <w:drawing>
+              <ns3:inline distT="0" distB="0" distL="0" distR="0" ns4:anchorId="413ED887" ns4:editId="23057ECC">
+                <ns3:extent cx="5832764" cy="4344703"/>
+                <ns3:effectExtent l="0" t="0" r="0" b="0"/>
+                <ns3:docPr id="1399402498" name="Food Order Form (frmFoodOrder)"/>
+                <ns3:cNvGraphicFramePr/>
+                <ns5:graphic>
+                  <ns5:graphicData uri="http://schemas.microsoft.com/office/word/2010/wordprocessingCanvas">
+                    <ns6:wpc>
+                      <ns6:bg>
+                        <ns5:solidFill>
+                          <ns5:prstClr val="white"/>
+                        </ns5:solidFill>
+                      </ns6:bg>
+                      <ns6:whole/>
+                      <ns7:wsp>
+                        <ns7:cNvPr id="1207544813" name="Window 7000137"/>
+                        <ns7:cNvSpPr/>
+                        <ns7:spPr>
+                          <ns5:xfrm>
+                            <ns5:off x="0" y="0"/>
+                            <ns5:ext cx="5832764" cy="4344703"/>
+                          </ns5:xfrm>
+                          <ns5:prstGeom prst="rect">
+                            <ns5:avLst/>
+                          </ns5:prstGeom>
+                          <ns5:solidFill>
+                            <ns5:srgbClr val="F0F0F0"/>
+                          </ns5:solidFill>
+                          <ns5:ln>
+                            <ns5:noFill/>
+                          </ns5:ln>
+                        </ns7:spPr>
+                        <ns7:style>
+                          <ns5:lnRef idx="2">
+                            <ns5:schemeClr val="dk1"/>
+                          </ns5:lnRef>
+                          <ns5:fillRef idx="0">
+                            <ns5:schemeClr val="lt1"/>
+                          </ns5:fillRef>
+                          <ns5:effectRef idx="0">
+                            <ns5:schemeClr val="dk1"/>
+                          </ns5:effectRef>
+                          <ns5:fontRef idx="minor">
+                            <ns5:schemeClr val="dk1"/>
+                          </ns5:fontRef>
+                        </ns7:style>
+                        <ns7:bodyPr rot="0" spcFirstLastPara="0" vertOverflow="overflow" horzOverflow="overflow" vert="horz" wrap="square" lIns="43447" tIns="0" rIns="43447" bIns="0" numCol="1" spcCol="0" rtlCol="0" fromWordArt="0" anchor="ctr" anchorCtr="0" forceAA="0" compatLnSpc="1">
+                          <ns5:noAutofit/>
+                        </ns7:bodyPr>
+                      </ns7:wsp>
+                      <ns7:wsp>
+                        <ns7:cNvPr id="1555535744" name="Label 7000274"/>
+                        <ns7:cNvSpPr/>
+                        <ns7:spPr>
+                          <ns5:xfrm>
+                            <ns5:off x="130341" y="119479"/>
+                            <ns5:ext cx="5648114" cy="218864"/>
+                          </ns5:xfrm>
+                          <ns5:prstGeom prst="rect">
+                            <ns5:avLst/>
+                          </ns5:prstGeom>
+                          <ns5:noFill/>
+                          <ns5:ln>
+                            <ns5:noFill/>
+                          </ns5:ln>
+                        </ns7:spPr>
+                        <ns7:style>
+                          <ns5:lnRef idx="2">
+                            <ns5:schemeClr val="dk1"/>
+                          </ns5:lnRef>
+                          <ns5:fillRef idx="0">
+                            <ns5:schemeClr val="lt1"/>
+                          </ns5:fillRef>
+                          <ns5:effectRef idx="0">
+                            <ns5:schemeClr val="dk1"/>
+                          </ns5:effectRef>
+                          <ns5:fontRef idx="minor">
+                            <ns5:schemeClr val="dk1"/>
+                          </ns5:fontRef>
+                        </ns7:style>
+                        <ns7:txbx>
+                          <w:txbxContent>
+                            <w:p ns2:paraId="6F36CCBC" ns2:textId="77777777">
+                              <w:pPr>
+                                <w:rPr>
+                                  <w:b/>
+                                  <w:bCs/>
+                                  <w:color w:val="000000"/>
+                                  <w:sz w:val="22"/>
+                                  <w:szCs w:val="22"/>
+                                </w:rPr>
+                              </w:pPr>
+                              <w:r>
+                                <w:rPr>
+                                  <w:b/>
+                                  <w:bCs/>
+                                  <w:color w:val="000000"/>
+                                  <w:sz w:val="22"/>
+                                  <w:szCs w:val="22"/>
+                                </w:rPr>
+                                <w:t>Booking #78  -  Walk-in Customer  -  The Dark Knight (21/08/2026 21:14)</w:t>
+                              </w:r>
+                            </w:p>
+                          </w:txbxContent>
+                        </ns7:txbx>
+                        <ns7:bodyPr rot="0" spcFirstLastPara="0" vertOverflow="overflow" horzOverflow="overflow" vert="horz" wrap="square" lIns="0" tIns="0" rIns="0" bIns="0" numCol="1" spcCol="0" rtlCol="0" fromWordArt="0" anchor="ctr" anchorCtr="0" forceAA="0" compatLnSpc="1">
+                          <ns5:noAutofit/>
+                        </ns7:bodyPr>
+                      </ns7:wsp>
+                      <ns7:wsp>
+                        <ns7:cNvPr id="887463338" name="Label 7000411"/>
+                        <ns7:cNvSpPr/>
+                        <ns7:spPr>
+                          <ns5:xfrm>
+                            <ns5:off x="130341" y="477917"/>
+                            <ns5:ext cx="651705" cy="185193"/>
+                          </ns5:xfrm>
+                          <ns5:prstGeom prst="rect">
+                            <ns5:avLst/>
+                          </ns5:prstGeom>
+                          <ns5:noFill/>
+                          <ns5:ln>
+                            <ns5:noFill/>
+                          </ns5:ln>
+                        </ns7:spPr>
+                        <ns7:style>
+                          <ns5:lnRef idx="2">
+                            <ns5:schemeClr val="dk1"/>
+                          </ns5:lnRef>
+                          <ns5:fillRef idx="0">
+                            <ns5:schemeClr val="lt1"/>
+                          </ns5:fillRef>
+                          <ns5:effectRef idx="0">
+                            <ns5:schemeClr val="dk1"/>
+                          </ns5:effectRef>
+                          <ns5:fontRef idx="minor">
+                            <ns5:schemeClr val="dk1"/>
+                          </ns5:fontRef>
+                        </ns7:style>
+                        <ns7:txbx>
+                          <w:txbxContent>
+                            <w:p ns2:paraId="0F2574ED" ns2:textId="77777777">
+                              <w:pPr>
+                                <w:rPr>
+                                  <w:color w:val="000000"/>
+                                  <w:sz w:val="19"/>
+                                  <w:szCs w:val="19"/>
+                                </w:rPr>
+                              </w:pPr>
+                              <w:r>
+                                <w:rPr>
+                                  <w:color w:val="000000"/>
+                                  <w:sz w:val="19"/>
+                                  <w:szCs w:val="19"/>
+                                </w:rPr>
+                                <w:t>Food Item</w:t>
+                              </w:r>
+                            </w:p>
+                          </w:txbxContent>
+                        </ns7:txbx>
+                        <ns7:bodyPr rot="0" spcFirstLastPara="0" vertOverflow="overflow" horzOverflow="overflow" vert="horz" wrap="square" lIns="0" tIns="0" rIns="0" bIns="0" numCol="1" spcCol="0" rtlCol="0" fromWordArt="0" anchor="ctr" anchorCtr="0" forceAA="0" compatLnSpc="1">
+                          <ns5:noAutofit/>
+                        </ns7:bodyPr>
+                      </ns7:wsp>
+                      <ns7:wsp>
+                        <ns7:cNvPr id="457727108" name="ComboBox 7000548"/>
+                        <ns7:cNvSpPr/>
+                        <ns7:spPr>
+                          <ns5:xfrm>
+                            <ns5:off x="890664" y="456194"/>
+                            <ns5:ext cx="2454757" cy="217235"/>
+                          </ns5:xfrm>
+                          <ns5:prstGeom prst="rect">
+                            <ns5:avLst/>
+                          </ns5:prstGeom>
+                          <ns5:solidFill>
+                            <ns5:srgbClr val="FFFFFF"/>
+                          </ns5:solidFill>
+                          <ns5:ln w="6350">
+                            <ns5:solidFill>
+                              <ns5:srgbClr val="B4B4B4"/>
+                            </ns5:solidFill>
+                          </ns5:ln>
+                        </ns7:spPr>
+                        <ns7:style>
+                          <ns5:lnRef idx="2">
+                            <ns5:schemeClr val="dk1"/>
+                          </ns5:lnRef>
+                          <ns5:fillRef idx="0">
+                            <ns5:schemeClr val="lt1"/>
+                          </ns5:fillRef>
+                          <ns5:effectRef idx="0">
+                            <ns5:schemeClr val="dk1"/>
+                          </ns5:effectRef>
+                          <ns5:fontRef idx="minor">
+                            <ns5:schemeClr val="dk1"/>
+                          </ns5:fontRef>
+                        </ns7:style>
+                        <ns7:txbx>
+                          <w:txbxContent>
+                            <w:p ns2:paraId="391F5C1F" ns2:textId="77777777">
+                              <w:pPr>
+                                <w:rPr>
+                                  <w:color w:val="000000"/>
+                                  <w:sz w:val="19"/>
+                                  <w:szCs w:val="19"/>
+                                </w:rPr>
+                              </w:pPr>
+                              <w:r>
+                                <w:rPr>
+                                  <w:color w:val="000000"/>
+                                  <w:sz w:val="19"/>
+                                  <w:szCs w:val="19"/>
+                                </w:rPr>
+                                <w:t>Large Popcorn</w:t>
+                              </w:r>
+                            </w:p>
+                          </w:txbxContent>
+                        </ns7:txbx>
+                        <ns7:bodyPr rot="0" spcFirstLastPara="0" vertOverflow="overflow" horzOverflow="overflow" vert="horz" wrap="square" lIns="43447" tIns="0" rIns="43447" bIns="0" numCol="1" spcCol="0" rtlCol="0" fromWordArt="0" anchor="ctr" anchorCtr="0" forceAA="0" compatLnSpc="1">
+                          <ns5:noAutofit/>
+                        </ns7:bodyPr>
+                      </ns7:wsp>
+                      <ns7:wsp>
+                        <ns7:cNvPr id="1859278868" name="ComboArrow 7000685"/>
+                        <ns7:cNvSpPr/>
+                        <ns7:spPr>
+                          <ns5:xfrm>
+                            <ns5:off x="3189012" y="547433"/>
+                            <ns5:ext cx="91239" cy="52136"/>
+                          </ns5:xfrm>
+                          <ns5:prstGeom prst="triangle">
+                            <ns5:avLst/>
+                          </ns5:prstGeom>
+                          <ns5:solidFill>
+                            <ns5:srgbClr val="595959"/>
+                          </ns5:solidFill>
+                          <ns5:ln>
+                            <ns5:noFill/>
+                          </ns5:ln>
+                        </ns7:spPr>
+                        <ns7:style>
+                          <ns5:lnRef idx="2">
+                            <ns5:schemeClr val="dk1"/>
+                          </ns5:lnRef>
+                          <ns5:fillRef idx="0">
+                            <ns5:schemeClr val="lt1"/>
+                          </ns5:fillRef>
+                          <ns5:effectRef idx="0">
+                            <ns5:schemeClr val="dk1"/>
+                          </ns5:effectRef>
+                          <ns5:fontRef idx="minor">
+                            <ns5:schemeClr val="dk1"/>
+                          </ns5:fontRef>
+                        </ns7:style>
+                        <ns7:bodyPr rot="0" spcFirstLastPara="0" vertOverflow="overflow" horzOverflow="overflow" vert="horz" wrap="square" lIns="43447" tIns="0" rIns="43447" bIns="0" numCol="1" spcCol="0" rtlCol="0" fromWordArt="0" anchor="ctr" anchorCtr="0" forceAA="0" compatLnSpc="1">
+                          <ns5:noAutofit/>
+                        </ns7:bodyPr>
+                      </ns7:wsp>
+                      <ns7:wsp>
+                        <ns7:cNvPr id="1227701465" name="Label 7000822"/>
+                        <ns7:cNvSpPr/>
+                        <ns7:spPr>
+                          <ns5:xfrm>
+                            <ns5:off x="3421454" y="477917"/>
+                            <ns5:ext cx="651705" cy="185193"/>
+                          </ns5:xfrm>
+                          <ns5:prstGeom prst="rect">
+                            <ns5:avLst/>
+                          </ns5:prstGeom>
+                          <ns5:noFill/>
+                          <ns5:ln>
+                            <ns5:noFill/>
+                          </ns5:ln>
+                        </ns7:spPr>
+                        <ns7:style>
+                          <ns5:lnRef idx="2">
+                            <ns5:schemeClr val="dk1"/>
+                          </ns5:lnRef>
+                          <ns5:fillRef idx="0">
+                            <ns5:schemeClr val="lt1"/>
+                          </ns5:fillRef>
+                          <ns5:effectRef idx="0">
+                            <ns5:schemeClr val="dk1"/>
+                          </ns5:effectRef>
+                          <ns5:fontRef idx="minor">
+                            <ns5:schemeClr val="dk1"/>
+                          </ns5:fontRef>
+                        </ns7:style>
+                        <ns7:txbx>
+                          <w:txbxContent>
+                            <w:p ns2:paraId="2BBD4E0B" ns2:textId="77777777">
+                              <w:pPr>
+                                <w:rPr>
+                                  <w:b/>
+                                  <w:bCs/>
+                                  <w:color w:val="000000"/>
+                                  <w:sz w:val="19"/>
+                                  <w:szCs w:val="19"/>
+                                </w:rPr>
+                              </w:pPr>
+                              <w:r>
+                                <w:rPr>
+                                  <w:b/>
+                                  <w:bCs/>
+                                  <w:color w:val="000000"/>
+                                  <w:sz w:val="19"/>
+                                  <w:szCs w:val="19"/>
+                                </w:rPr>
+                                <w:t>£4.99</w:t>
+                              </w:r>
+                            </w:p>
+                          </w:txbxContent>
+                        </ns7:txbx>
+                        <ns7:bodyPr rot="0" spcFirstLastPara="0" vertOverflow="overflow" horzOverflow="overflow" vert="horz" wrap="square" lIns="0" tIns="0" rIns="0" bIns="0" numCol="1" spcCol="0" rtlCol="0" fromWordArt="0" anchor="ctr" anchorCtr="0" forceAA="0" compatLnSpc="1">
+                          <ns5:noAutofit/>
+                        </ns7:bodyPr>
+                      </ns7:wsp>
+                      <ns7:wsp>
+                        <ns7:cNvPr id="1646023474" name="Label 7000959"/>
+                        <ns7:cNvSpPr/>
+                        <ns7:spPr>
+                          <ns5:xfrm>
+                            <ns5:off x="3421454" y="673429"/>
+                            <ns5:ext cx="977558" cy="168357"/>
+                          </ns5:xfrm>
+                          <ns5:prstGeom prst="rect">
+                            <ns5:avLst/>
+                          </ns5:prstGeom>
+                          <ns5:noFill/>
+                          <ns5:ln>
+                            <ns5:noFill/>
+                          </ns5:ln>
+                        </ns7:spPr>
+                        <ns7:style>
+                          <ns5:lnRef idx="2">
+                            <ns5:schemeClr val="dk1"/>
+                          </ns5:lnRef>
+                          <ns5:fillRef idx="0">
+                            <ns5:schemeClr val="lt1"/>
+                          </ns5:fillRef>
+                          <ns5:effectRef idx="0">
+                            <ns5:schemeClr val="dk1"/>
+                          </ns5:effectRef>
+                          <ns5:fontRef idx="minor">
+                            <ns5:schemeClr val="dk1"/>
+                          </ns5:fontRef>
+                        </ns7:style>
+                        <ns7:txbx>
+                          <w:txbxContent>
+                            <w:p ns2:paraId="61B74499" ns2:textId="77777777">
+                              <w:pPr>
+                                <w:rPr>
+                                  <w:color w:val="808080"/>
+                                  <w:sz w:val="17"/>
+                                  <w:szCs w:val="17"/>
+                                </w:rPr>
+                              </w:pPr>
+                              <w:r>
+                                <w:rPr>
+                                  <w:color w:val="808080"/>
+                                  <w:sz w:val="17"/>
+                                  <w:szCs w:val="17"/>
+                                </w:rPr>
+                                <w:t>Snacks</w:t>
+                              </w:r>
+                            </w:p>
+                          </w:txbxContent>
+                        </ns7:txbx>
+                        <ns7:bodyPr rot="0" spcFirstLastPara="0" vertOverflow="overflow" horzOverflow="overflow" vert="horz" wrap="square" lIns="0" tIns="0" rIns="0" bIns="0" numCol="1" spcCol="0" rtlCol="0" fromWordArt="0" anchor="ctr" anchorCtr="0" forceAA="0" compatLnSpc="1">
+                          <ns5:noAutofit/>
+                        </ns7:bodyPr>
+                      </ns7:wsp>
+                      <ns7:wsp>
+                        <ns7:cNvPr id="979858543" name="picFoodItem 7001096"/>
+                        <ns7:cNvSpPr/>
+                        <ns7:spPr>
+                          <ns5:xfrm>
+                            <ns5:off x="4887791" y="228097"/>
+                            <ns5:ext cx="782047" cy="847217"/>
+                          </ns5:xfrm>
+                          <ns5:prstGeom prst="rect">
+                            <ns5:avLst/>
+                          </ns5:prstGeom>
+                          <ns5:solidFill>
+                            <ns5:srgbClr val="FFFFFF"/>
+                          </ns5:solidFill>
+                          <ns5:ln w="6350">
+                            <ns5:solidFill>
+                              <ns5:srgbClr val="B4B4B4"/>
+                            </ns5:solidFill>
+                          </ns5:ln>
+                        </ns7:spPr>
+                        <ns7:style>
+                          <ns5:lnRef idx="2">
+                            <ns5:schemeClr val="dk1"/>
+                          </ns5:lnRef>
+                          <ns5:fillRef idx="0">
+                            <ns5:schemeClr val="lt1"/>
+                          </ns5:fillRef>
+                          <ns5:effectRef idx="0">
+                            <ns5:schemeClr val="dk1"/>
+                          </ns5:effectRef>
+                          <ns5:fontRef idx="minor">
+                            <ns5:schemeClr val="dk1"/>
+                          </ns5:fontRef>
+                        </ns7:style>
+                        <ns7:bodyPr rot="0" spcFirstLastPara="0" vertOverflow="overflow" horzOverflow="overflow" vert="horz" wrap="square" lIns="43447" tIns="0" rIns="43447" bIns="0" numCol="1" spcCol="0" rtlCol="0" fromWordArt="0" anchor="ctr" anchorCtr="0" forceAA="0" compatLnSpc="1">
+                          <ns5:noAutofit/>
+                        </ns7:bodyPr>
+                      </ns7:wsp>
+                      <ns7:wsp>
+                        <ns7:cNvPr id="324317492" name="Label 7001233"/>
+                        <ns7:cNvSpPr/>
+                        <ns7:spPr>
+                          <ns5:xfrm>
+                            <ns5:off x="4909515" y="564811"/>
+                            <ns5:ext cx="738600" cy="151522"/>
+                          </ns5:xfrm>
+                          <ns5:prstGeom prst="rect">
+                            <ns5:avLst/>
+                          </ns5:prstGeom>
+                          <ns5:noFill/>
+                          <ns5:ln>
+                            <ns5:noFill/>
+                          </ns5:ln>
+                        </ns7:spPr>
+                        <ns7:style>
+                          <ns5:lnRef idx="2">
+                            <ns5:schemeClr val="dk1"/>
+                          </ns5:lnRef>
+                          <ns5:fillRef idx="0">
+                            <ns5:schemeClr val="lt1"/>
+                          </ns5:fillRef>
+                          <ns5:effectRef idx="0">
+                            <ns5:schemeClr val="dk1"/>
+                          </ns5:effectRef>
+                          <ns5:fontRef idx="minor">
+                            <ns5:schemeClr val="dk1"/>
+                          </ns5:fontRef>
+                        </ns7:style>
+                        <ns7:txbx>
+                          <w:txbxContent>
+                            <w:p ns2:paraId="0AEC56D2" ns2:textId="77777777">
+                              <w:pPr>
+                                <w:jc w:val="center"/>
+                                <w:rPr>
+                                  <w:color w:val="808080"/>
+                                  <w:sz w:val="15"/>
+                                  <w:szCs w:val="15"/>
+                                </w:rPr>
+                              </w:pPr>
+                              <w:r>
+                                <w:rPr>
+                                  <w:color w:val="808080"/>
+                                  <w:sz w:val="15"/>
+                                  <w:szCs w:val="15"/>
+                                </w:rPr>
+                                <w:t>picture of</w:t>
+                              </w:r>
+                            </w:p>
+                          </w:txbxContent>
+                        </ns7:txbx>
+                        <ns7:bodyPr rot="0" spcFirstLastPara="0" vertOverflow="overflow" horzOverflow="overflow" vert="horz" wrap="square" lIns="0" tIns="0" rIns="0" bIns="0" numCol="1" spcCol="0" rtlCol="0" fromWordArt="0" anchor="ctr" anchorCtr="0" forceAA="0" compatLnSpc="1">
+                          <ns5:noAutofit/>
+                        </ns7:bodyPr>
+                      </ns7:wsp>
+                      <ns7:wsp>
+                        <ns7:cNvPr id="1664795577" name="Label 7001370"/>
+                        <ns7:cNvSpPr/>
+                        <ns7:spPr>
+                          <ns5:xfrm>
+                            <ns5:off x="4909515" y="695153"/>
+                            <ns5:ext cx="738600" cy="151522"/>
+                          </ns5:xfrm>
+                          <ns5:prstGeom prst="rect">
+                            <ns5:avLst/>
+                          </ns5:prstGeom>
+                          <ns5:noFill/>
+                          <ns5:ln>
+                            <ns5:noFill/>
+                          </ns5:ln>
+                        </ns7:spPr>
+                        <ns7:style>
+                          <ns5:lnRef idx="2">
+                            <ns5:schemeClr val="dk1"/>
+                          </ns5:lnRef>
+                          <ns5:fillRef idx="0">
+                            <ns5:schemeClr val="lt1"/>
+                          </ns5:fillRef>
+                          <ns5:effectRef idx="0">
+                            <ns5:schemeClr val="dk1"/>
+                          </ns5:effectRef>
+                          <ns5:fontRef idx="minor">
+                            <ns5:schemeClr val="dk1"/>
+                          </ns5:fontRef>
+                        </ns7:style>
+                        <ns7:txbx>
+                          <w:txbxContent>
+                            <w:p ns2:paraId="427FCC0C" ns2:textId="77777777">
+                              <w:pPr>
+                                <w:jc w:val="center"/>
+                                <w:rPr>
+                                  <w:color w:val="808080"/>
+                                  <w:sz w:val="15"/>
+                                  <w:szCs w:val="15"/>
+                                </w:rPr>
+                              </w:pPr>
+                              <w:r>
+                                <w:rPr>
+                                  <w:color w:val="808080"/>
+                                  <w:sz w:val="15"/>
+                                  <w:szCs w:val="15"/>
+                                </w:rPr>
+                                <w:t>the item</w:t>
+                              </w:r>
+                            </w:p>
+                          </w:txbxContent>
+                        </ns7:txbx>
+                        <ns7:bodyPr rot="0" spcFirstLastPara="0" vertOverflow="overflow" horzOverflow="overflow" vert="horz" wrap="square" lIns="0" tIns="0" rIns="0" bIns="0" numCol="1" spcCol="0" rtlCol="0" fromWordArt="0" anchor="ctr" anchorCtr="0" forceAA="0" compatLnSpc="1">
+                          <ns5:noAutofit/>
+                        </ns7:bodyPr>
+                      </ns7:wsp>
+                      <ns7:wsp>
+                        <ns7:cNvPr id="862552940" name="Label 7001507"/>
+                        <ns7:cNvSpPr/>
+                        <ns7:spPr>
+                          <ns5:xfrm>
+                            <ns5:off x="130341" y="792908"/>
+                            <ns5:ext cx="651705" cy="185193"/>
+                          </ns5:xfrm>
+                          <ns5:prstGeom prst="rect">
+                            <ns5:avLst/>
+                          </ns5:prstGeom>
+                          <ns5:noFill/>
+                          <ns5:ln>
+                            <ns5:noFill/>
+                          </ns5:ln>
+                        </ns7:spPr>
+                        <ns7:style>
+                          <ns5:lnRef idx="2">
+                            <ns5:schemeClr val="dk1"/>
+                          </ns5:lnRef>
+                          <ns5:fillRef idx="0">
+                            <ns5:schemeClr val="lt1"/>
+                          </ns5:fillRef>
+                          <ns5:effectRef idx="0">
+                            <ns5:schemeClr val="dk1"/>
+                          </ns5:effectRef>
+                          <ns5:fontRef idx="minor">
+                            <ns5:schemeClr val="dk1"/>
+                          </ns5:fontRef>
+                        </ns7:style>
+                        <ns7:txbx>
+                          <w:txbxContent>
+                            <w:p ns2:paraId="5EFB3BD6" ns2:textId="77777777">
+                              <w:pPr>
+                                <w:rPr>
+                                  <w:color w:val="000000"/>
+                                  <w:sz w:val="19"/>
+                                  <w:szCs w:val="19"/>
+                                </w:rPr>
+                              </w:pPr>
+                              <w:r>
+                                <w:rPr>
+                                  <w:color w:val="000000"/>
+                                  <w:sz w:val="19"/>
+                                  <w:szCs w:val="19"/>
+                                </w:rPr>
+                                <w:t>Quantity</w:t>
+                              </w:r>
+                            </w:p>
+                          </w:txbxContent>
+                        </ns7:txbx>
+                        <ns7:bodyPr rot="0" spcFirstLastPara="0" vertOverflow="overflow" horzOverflow="overflow" vert="horz" wrap="square" lIns="0" tIns="0" rIns="0" bIns="0" numCol="1" spcCol="0" rtlCol="0" fromWordArt="0" anchor="ctr" anchorCtr="0" forceAA="0" compatLnSpc="1">
+                          <ns5:noAutofit/>
+                        </ns7:bodyPr>
+                      </ns7:wsp>
+                      <ns7:wsp>
+                        <ns7:cNvPr id="937849089" name="TextBox 7001644"/>
+                        <ns7:cNvSpPr/>
+                        <ns7:spPr>
+                          <ns5:xfrm>
+                            <ns5:off x="890664" y="771185"/>
+                            <ns5:ext cx="499641" cy="217235"/>
+                          </ns5:xfrm>
+                          <ns5:prstGeom prst="rect">
+                            <ns5:avLst/>
+                          </ns5:prstGeom>
+                          <ns5:solidFill>
+                            <ns5:srgbClr val="FFFFFF"/>
+                          </ns5:solidFill>
+                          <ns5:ln w="6350">
+                            <ns5:solidFill>
+                              <ns5:srgbClr val="B4B4B4"/>
+                            </ns5:solidFill>
+                          </ns5:ln>
+                        </ns7:spPr>
+                        <ns7:style>
+                          <ns5:lnRef idx="2">
+                            <ns5:schemeClr val="dk1"/>
+                          </ns5:lnRef>
+                          <ns5:fillRef idx="0">
+                            <ns5:schemeClr val="lt1"/>
+                          </ns5:fillRef>
+                          <ns5:effectRef idx="0">
+                            <ns5:schemeClr val="dk1"/>
+                          </ns5:effectRef>
+                          <ns5:fontRef idx="minor">
+                            <ns5:schemeClr val="dk1"/>
+                          </ns5:fontRef>
+                        </ns7:style>
+                        <ns7:txbx>
+                          <w:txbxContent>
+                            <w:p ns2:paraId="3BECAC59" ns2:textId="77777777">
+                              <w:pPr>
+                                <w:rPr>
+                                  <w:color w:val="000000"/>
+                                  <w:sz w:val="19"/>
+                                  <w:szCs w:val="19"/>
+                                </w:rPr>
+                              </w:pPr>
+                              <w:r>
+                                <w:rPr>
+                                  <w:color w:val="000000"/>
+                                  <w:sz w:val="19"/>
+                                  <w:szCs w:val="19"/>
+                                </w:rPr>
+                                <w:t>1</w:t>
+                              </w:r>
+                            </w:p>
+                          </w:txbxContent>
+                        </ns7:txbx>
+                        <ns7:bodyPr rot="0" spcFirstLastPara="0" vertOverflow="overflow" horzOverflow="overflow" vert="horz" wrap="square" lIns="43447" tIns="0" rIns="43447" bIns="0" numCol="1" spcCol="0" rtlCol="0" fromWordArt="0" anchor="ctr" anchorCtr="0" forceAA="0" compatLnSpc="1">
+                          <ns5:noAutofit/>
+                        </ns7:bodyPr>
+                      </ns7:wsp>
+                      <ns7:wsp>
+                        <ns7:cNvPr id="1843568769" name="Button 7001781"/>
+                        <ns7:cNvSpPr/>
+                        <ns7:spPr>
+                          <ns5:xfrm>
+                            <ns5:off x="1498923" y="760323"/>
+                            <ns5:ext cx="1140485" cy="238959"/>
+                          </ns5:xfrm>
+                          <ns5:prstGeom prst="rect">
+                            <ns5:avLst/>
+                          </ns5:prstGeom>
+                          <ns5:solidFill>
+                            <ns5:srgbClr val="F0F0F0"/>
+                          </ns5:solidFill>
+                          <ns5:ln w="6350">
+                            <ns5:solidFill>
+                              <ns5:srgbClr val="B4B4B4"/>
+                            </ns5:solidFill>
+                          </ns5:ln>
+                        </ns7:spPr>
+                        <ns7:style>
+                          <ns5:lnRef idx="2">
+                            <ns5:schemeClr val="dk1"/>
+                          </ns5:lnRef>
+                          <ns5:fillRef idx="0">
+                            <ns5:schemeClr val="lt1"/>
+                          </ns5:fillRef>
+                          <ns5:effectRef idx="0">
+                            <ns5:schemeClr val="dk1"/>
+                          </ns5:effectRef>
+                          <ns5:fontRef idx="minor">
+                            <ns5:schemeClr val="dk1"/>
+                          </ns5:fontRef>
+                        </ns7:style>
+                        <ns7:txbx>
+                          <w:txbxContent>
+                            <w:p ns2:paraId="71EAACA3" ns2:textId="77777777">
+                              <w:pPr>
+                                <w:jc w:val="center"/>
+                                <w:rPr>
+                                  <w:color w:val="000000"/>
+                                  <w:sz w:val="19"/>
+                                  <w:szCs w:val="19"/>
+                                </w:rPr>
+                              </w:pPr>
+                              <w:r>
+                                <w:rPr>
+                                  <w:color w:val="000000"/>
+                                  <w:sz w:val="19"/>
+                                  <w:szCs w:val="19"/>
+                                </w:rPr>
+                                <w:t>Add To Order</w:t>
+                              </w:r>
+                            </w:p>
+                          </w:txbxContent>
+                        </ns7:txbx>
+                        <ns7:bodyPr rot="0" spcFirstLastPara="0" vertOverflow="overflow" horzOverflow="overflow" vert="horz" wrap="square" lIns="21724" tIns="0" rIns="21724" bIns="0" numCol="1" spcCol="0" rtlCol="0" fromWordArt="0" anchor="ctr" anchorCtr="0" forceAA="0" compatLnSpc="1">
+                          <ns5:noAutofit/>
+                        </ns7:bodyPr>
+                      </ns7:wsp>
+                      <ns7:wsp>
+                        <ns7:cNvPr id="1325258286" name="dgvOrderItemsFrame 7001918"/>
+                        <ns7:cNvSpPr/>
+                        <ns7:spPr>
+                          <ns5:xfrm>
+                            <ns5:off x="130341" y="1238240"/>
+                            <ns5:ext cx="5593805" cy="2172352"/>
+                          </ns5:xfrm>
+                          <ns5:prstGeom prst="rect">
+                            <ns5:avLst/>
+                          </ns5:prstGeom>
+                          <ns5:solidFill>
+                            <ns5:srgbClr val="FFFFFF"/>
+                          </ns5:solidFill>
+                          <ns5:ln w="6350">
+                            <ns5:solidFill>
+                              <ns5:srgbClr val="B4B4B4"/>
+                            </ns5:solidFill>
+                          </ns5:ln>
+                        </ns7:spPr>
+                        <ns7:style>
+                          <ns5:lnRef idx="2">
+                            <ns5:schemeClr val="dk1"/>
+                          </ns5:lnRef>
+                          <ns5:fillRef idx="0">
+                            <ns5:schemeClr val="lt1"/>
+                          </ns5:fillRef>
+                          <ns5:effectRef idx="0">
+                            <ns5:schemeClr val="dk1"/>
+                          </ns5:effectRef>
+                          <ns5:fontRef idx="minor">
+                            <ns5:schemeClr val="dk1"/>
+                          </ns5:fontRef>
+                        </ns7:style>
+                        <ns7:bodyPr rot="0" spcFirstLastPara="0" vertOverflow="overflow" horzOverflow="overflow" vert="horz" wrap="square" lIns="43447" tIns="0" rIns="43447" bIns="0" numCol="1" spcCol="0" rtlCol="0" fromWordArt="0" anchor="ctr" anchorCtr="0" forceAA="0" compatLnSpc="1">
+                          <ns5:noAutofit/>
+                        </ns7:bodyPr>
+                      </ns7:wsp>
+                      <ns7:wsp>
+                        <ns7:cNvPr id="1937013599" name="dgvOrderItemsHeader 7002055"/>
+                        <ns7:cNvSpPr/>
+                        <ns7:spPr>
+                          <ns5:xfrm>
+                            <ns5:off x="130341" y="1238240"/>
+                            <ns5:ext cx="5593805" cy="227011"/>
+                          </ns5:xfrm>
+                          <ns5:prstGeom prst="rect">
+                            <ns5:avLst/>
+                          </ns5:prstGeom>
+                          <ns5:solidFill>
+                            <ns5:srgbClr val="400040"/>
+                          </ns5:solidFill>
+                          <ns5:ln>
+                            <ns5:noFill/>
+                          </ns5:ln>
+                        </ns7:spPr>
+                        <ns7:style>
+                          <ns5:lnRef idx="2">
+                            <ns5:schemeClr val="dk1"/>
+                          </ns5:lnRef>
+                          <ns5:fillRef idx="0">
+                            <ns5:schemeClr val="lt1"/>
+                          </ns5:fillRef>
+                          <ns5:effectRef idx="0">
+                            <ns5:schemeClr val="dk1"/>
+                          </ns5:effectRef>
+                          <ns5:fontRef idx="minor">
+                            <ns5:schemeClr val="dk1"/>
+                          </ns5:fontRef>
+                        </ns7:style>
+                        <ns7:bodyPr rot="0" spcFirstLastPara="0" vertOverflow="overflow" horzOverflow="overflow" vert="horz" wrap="square" lIns="43447" tIns="0" rIns="43447" bIns="0" numCol="1" spcCol="0" rtlCol="0" fromWordArt="0" anchor="ctr" anchorCtr="0" forceAA="0" compatLnSpc="1">
+                          <ns5:noAutofit/>
+                        </ns7:bodyPr>
+                      </ns7:wsp>
+                      <ns7:wsp>
+                        <ns7:cNvPr id="168235132" name="dgvOrderItemsAlt 7002192"/>
+                        <ns7:cNvSpPr/>
+                        <ns7:spPr>
+                          <ns5:xfrm>
+                            <ns5:off x="141203" y="1686288"/>
+                            <ns5:ext cx="5572082" cy="221037"/>
+                          </ns5:xfrm>
+                          <ns5:prstGeom prst="rect">
+                            <ns5:avLst/>
+                          </ns5:prstGeom>
+                          <ns5:solidFill>
+                            <ns5:srgbClr val="F5F5F8"/>
+                          </ns5:solidFill>
+                          <ns5:ln>
+                            <ns5:noFill/>
+                          </ns5:ln>
+                        </ns7:spPr>
+                        <ns7:style>
+                          <ns5:lnRef idx="2">
+                            <ns5:schemeClr val="dk1"/>
+                          </ns5:lnRef>
+                          <ns5:fillRef idx="0">
+                            <ns5:schemeClr val="lt1"/>
+                          </ns5:fillRef>
+                          <ns5:effectRef idx="0">
+                            <ns5:schemeClr val="dk1"/>
+                          </ns5:effectRef>
+                          <ns5:fontRef idx="minor">
+                            <ns5:schemeClr val="dk1"/>
+                          </ns5:fontRef>
+                        </ns7:style>
+                        <ns7:bodyPr rot="0" spcFirstLastPara="0" vertOverflow="overflow" horzOverflow="overflow" vert="horz" wrap="square" lIns="43447" tIns="0" rIns="43447" bIns="0" numCol="1" spcCol="0" rtlCol="0" fromWordArt="0" anchor="ctr" anchorCtr="0" forceAA="0" compatLnSpc="1">
+                          <ns5:noAutofit/>
+                        </ns7:bodyPr>
+                      </ns7:wsp>
+                      <ns7:wsp>
+                        <ns7:cNvPr id="1431034716" name="dgvOrderItemsAlt 7002329"/>
+                        <ns7:cNvSpPr/>
+                        <ns7:spPr>
+                          <ns5:xfrm>
+                            <ns5:off x="141203" y="2128361"/>
+                            <ns5:ext cx="5572082" cy="221037"/>
+                          </ns5:xfrm>
+                          <ns5:prstGeom prst="rect">
+                            <ns5:avLst/>
+                          </ns5:prstGeom>
+                          <ns5:solidFill>
+                            <ns5:srgbClr val="F5F5F8"/>
+                          </ns5:solidFill>
+                          <ns5:ln>
+                            <ns5:noFill/>
+                          </ns5:ln>
+                        </ns7:spPr>
+                        <ns7:style>
+                          <ns5:lnRef idx="2">
+                            <ns5:schemeClr val="dk1"/>
+                          </ns5:lnRef>
+                          <ns5:fillRef idx="0">
+                            <ns5:schemeClr val="lt1"/>
+                          </ns5:fillRef>
+                          <ns5:effectRef idx="0">
+                            <ns5:schemeClr val="dk1"/>
+                          </ns5:effectRef>
+                          <ns5:fontRef idx="minor">
+                            <ns5:schemeClr val="dk1"/>
+                          </ns5:fontRef>
+                        </ns7:style>
+                        <ns7:bodyPr rot="0" spcFirstLastPara="0" vertOverflow="overflow" horzOverflow="overflow" vert="horz" wrap="square" lIns="43447" tIns="0" rIns="43447" bIns="0" numCol="1" spcCol="0" rtlCol="0" fromWordArt="0" anchor="ctr" anchorCtr="0" forceAA="0" compatLnSpc="1">
+                          <ns5:noAutofit/>
+                        </ns7:bodyPr>
+                      </ns7:wsp>
+                      <ns7:wsp>
+                        <ns7:cNvPr id="1157358141" name="dgvOrderItemsAlt 7002466"/>
+                        <ns7:cNvSpPr/>
+                        <ns7:spPr>
+                          <ns5:xfrm>
+                            <ns5:off x="141203" y="2570435"/>
+                            <ns5:ext cx="5572082" cy="221037"/>
+                          </ns5:xfrm>
+                          <ns5:prstGeom prst="rect">
+                            <ns5:avLst/>
+                          </ns5:prstGeom>
+                          <ns5:solidFill>
+                            <ns5:srgbClr val="F5F5F8"/>
+                          </ns5:solidFill>
+                          <ns5:ln>
+                            <ns5:noFill/>
+                          </ns5:ln>
+                        </ns7:spPr>
+                        <ns7:style>
+                          <ns5:lnRef idx="2">
+                            <ns5:schemeClr val="dk1"/>
+                          </ns5:lnRef>
+                          <ns5:fillRef idx="0">
+                            <ns5:schemeClr val="lt1"/>
+                          </ns5:fillRef>
+                          <ns5:effectRef idx="0">
+                            <ns5:schemeClr val="dk1"/>
+                          </ns5:effectRef>
+                          <ns5:fontRef idx="minor">
+                            <ns5:schemeClr val="dk1"/>
+                          </ns5:fontRef>
+                        </ns7:style>
+                        <ns7:bodyPr rot="0" spcFirstLastPara="0" vertOverflow="overflow" horzOverflow="overflow" vert="horz" wrap="square" lIns="43447" tIns="0" rIns="43447" bIns="0" numCol="1" spcCol="0" rtlCol="0" fromWordArt="0" anchor="ctr" anchorCtr="0" forceAA="0" compatLnSpc="1">
+                          <ns5:noAutofit/>
+                        </ns7:bodyPr>
+                      </ns7:wsp>
+                      <ns7:wsp>
+                        <ns7:cNvPr id="1183325024" name="dgvOrderItemsHead 7002603"/>
+                        <ns7:cNvSpPr/>
+                        <ns7:spPr>
+                          <ns5:xfrm>
+                            <ns5:off x="173788" y="1238240"/>
+                            <ns5:ext cx="2556886" cy="227011"/>
+                          </ns5:xfrm>
+                          <ns5:prstGeom prst="rect">
+                            <ns5:avLst/>
+                          </ns5:prstGeom>
+                          <ns5:noFill/>
+                          <ns5:ln>
+                            <ns5:noFill/>
+                          </ns5:ln>
+                        </ns7:spPr>
+                        <ns7:style>
+                          <ns5:lnRef idx="2">
+                            <ns5:schemeClr val="dk1"/>
+                          </ns5:lnRef>
+                          <ns5:fillRef idx="0">
+                            <ns5:schemeClr val="lt1"/>
+                          </ns5:fillRef>
+                          <ns5:effectRef idx="0">
+                            <ns5:schemeClr val="dk1"/>
+                          </ns5:effectRef>
+                          <ns5:fontRef idx="minor">
+                            <ns5:schemeClr val="dk1"/>
+                          </ns5:fontRef>
+                        </ns7:style>
+                        <ns7:txbx>
+                          <w:txbxContent>
+                            <w:p ns2:paraId="0AEA1921" ns2:textId="77777777">
+                              <w:pPr>
+                                <w:rPr>
+                                  <w:b/>
+                                  <w:bCs/>
+                                  <w:color w:val="FFFFFF"/>
+                                  <w:sz w:val="19"/>
+                                  <w:szCs w:val="19"/>
+                                </w:rPr>
+                              </w:pPr>
+                              <w:r>
+                                <w:rPr>
+                                  <w:b/>
+                                  <w:bCs/>
+                                  <w:color w:val="FFFFFF"/>
+                                  <w:sz w:val="19"/>
+                                  <w:szCs w:val="19"/>
+                                </w:rPr>
+                                <w:t>Item</w:t>
+                              </w:r>
+                            </w:p>
+                          </w:txbxContent>
+                        </ns7:txbx>
+                        <ns7:bodyPr rot="0" spcFirstLastPara="0" vertOverflow="overflow" horzOverflow="overflow" vert="horz" wrap="square" lIns="0" tIns="0" rIns="0" bIns="0" numCol="1" spcCol="0" rtlCol="0" fromWordArt="0" anchor="ctr" anchorCtr="0" forceAA="0" compatLnSpc="1">
+                          <ns5:noAutofit/>
+                        </ns7:bodyPr>
+                      </ns7:wsp>
+                      <ns7:wsp>
+                        <ns7:cNvPr id="130280870" name="dgvOrderItemsCell 7002740"/>
+                        <ns7:cNvSpPr/>
+                        <ns7:spPr>
+                          <ns5:xfrm>
+                            <ns5:off x="173788" y="1465251"/>
+                            <ns5:ext cx="2491715" cy="221037"/>
+                          </ns5:xfrm>
+                          <ns5:prstGeom prst="rect">
+                            <ns5:avLst/>
+                          </ns5:prstGeom>
+                          <ns5:noFill/>
+                          <ns5:ln>
+                            <ns5:noFill/>
+                          </ns5:ln>
+                        </ns7:spPr>
+                        <ns7:style>
+                          <ns5:lnRef idx="2">
+                            <ns5:schemeClr val="dk1"/>
+                          </ns5:lnRef>
+                          <ns5:fillRef idx="0">
+                            <ns5:schemeClr val="lt1"/>
+                          </ns5:fillRef>
+                          <ns5:effectRef idx="0">
+                            <ns5:schemeClr val="dk1"/>
+                          </ns5:effectRef>
+                          <ns5:fontRef idx="minor">
+                            <ns5:schemeClr val="dk1"/>
+                          </ns5:fontRef>
+                        </ns7:style>
+                        <ns7:txbx>
+                          <w:txbxContent>
+                            <w:p ns2:paraId="1ACFA9D9" ns2:textId="77777777">
+                              <w:pPr>
+                                <w:rPr>
+                                  <w:color w:val="000000"/>
+                                  <w:sz w:val="19"/>
+                                  <w:szCs w:val="19"/>
+                                </w:rPr>
+                              </w:pPr>
+                              <w:r>
+                                <w:rPr>
+                                  <w:color w:val="000000"/>
+                                  <w:sz w:val="19"/>
+                                  <w:szCs w:val="19"/>
+                                </w:rPr>
+                                <w:t>Large Popcorn</w:t>
+                              </w:r>
+                            </w:p>
+                          </w:txbxContent>
+                        </ns7:txbx>
+                        <ns7:bodyPr rot="0" spcFirstLastPara="0" vertOverflow="overflow" horzOverflow="overflow" vert="horz" wrap="square" lIns="0" tIns="0" rIns="0" bIns="0" numCol="1" spcCol="0" rtlCol="0" fromWordArt="0" anchor="ctr" anchorCtr="0" forceAA="0" compatLnSpc="1">
+                          <ns5:noAutofit/>
+                        </ns7:bodyPr>
+                      </ns7:wsp>
+                      <ns7:wsp>
+                        <ns7:cNvPr id="1061950326" name="dgvOrderItemsCell 7002877"/>
+                        <ns7:cNvSpPr/>
+                        <ns7:spPr>
+                          <ns5:xfrm>
+                            <ns5:off x="173788" y="1686288"/>
+                            <ns5:ext cx="2491715" cy="221037"/>
+                          </ns5:xfrm>
+                          <ns5:prstGeom prst="rect">
+                            <ns5:avLst/>
+                          </ns5:prstGeom>
+                          <ns5:noFill/>
+                          <ns5:ln>
+                            <ns5:noFill/>
+                          </ns5:ln>
+                        </ns7:spPr>
+                        <ns7:style>
+                          <ns5:lnRef idx="2">
+                            <ns5:schemeClr val="dk1"/>
+                          </ns5:lnRef>
+                          <ns5:fillRef idx="0">
+                            <ns5:schemeClr val="lt1"/>
+                          </ns5:fillRef>
+                          <ns5:effectRef idx="0">
+                            <ns5:schemeClr val="dk1"/>
+                          </ns5:effectRef>
+                          <ns5:fontRef idx="minor">
+                            <ns5:schemeClr val="dk1"/>
+                          </ns5:fontRef>
+                        </ns7:style>
+                        <ns7:txbx>
+                          <w:txbxContent>
+                            <w:p ns2:paraId="24FFCD5D" ns2:textId="77777777">
+                              <w:pPr>
+                                <w:rPr>
+                                  <w:color w:val="000000"/>
+                                  <w:sz w:val="19"/>
+                                  <w:szCs w:val="19"/>
+                                </w:rPr>
+                              </w:pPr>
+                              <w:r>
+                                <w:rPr>
+                                  <w:color w:val="000000"/>
+                                  <w:sz w:val="19"/>
+                                  <w:szCs w:val="19"/>
+                                </w:rPr>
+                                <w:t>Medium Popcorn</w:t>
+                              </w:r>
+                            </w:p>
+                          </w:txbxContent>
+                        </ns7:txbx>
+                        <ns7:bodyPr rot="0" spcFirstLastPara="0" vertOverflow="overflow" horzOverflow="overflow" vert="horz" wrap="square" lIns="0" tIns="0" rIns="0" bIns="0" numCol="1" spcCol="0" rtlCol="0" fromWordArt="0" anchor="ctr" anchorCtr="0" forceAA="0" compatLnSpc="1">
+                          <ns5:noAutofit/>
+                        </ns7:bodyPr>
+                      </ns7:wsp>
+                      <ns7:wsp>
+                        <ns7:cNvPr id="1191642318" name="dgvOrderItemsCell 7003014"/>
+                        <ns7:cNvSpPr/>
+                        <ns7:spPr>
+                          <ns5:xfrm>
+                            <ns5:off x="173788" y="1907325"/>
+                            <ns5:ext cx="2491715" cy="221037"/>
+                          </ns5:xfrm>
+                          <ns5:prstGeom prst="rect">
+                            <ns5:avLst/>
+                          </ns5:prstGeom>
+                          <ns5:noFill/>
+                          <ns5:ln>
+                            <ns5:noFill/>
+                          </ns5:ln>
+                        </ns7:spPr>
+                        <ns7:style>
+                          <ns5:lnRef idx="2">
+                            <ns5:schemeClr val="dk1"/>
+                          </ns5:lnRef>
+                          <ns5:fillRef idx="0">
+                            <ns5:schemeClr val="lt1"/>
+                          </ns5:fillRef>
+                          <ns5:effectRef idx="0">
+                            <ns5:schemeClr val="dk1"/>
+                          </ns5:effectRef>
+                          <ns5:fontRef idx="minor">
+                            <ns5:schemeClr val="dk1"/>
+                          </ns5:fontRef>
+                        </ns7:style>
+                        <ns7:txbx>
+                          <w:txbxContent>
+                            <w:p ns2:paraId="45EFBC6E" ns2:textId="77777777">
+                              <w:pPr>
+                                <w:rPr>
+                                  <w:color w:val="000000"/>
+                                  <w:sz w:val="19"/>
+                                  <w:szCs w:val="19"/>
+                                </w:rPr>
+                              </w:pPr>
+                              <w:r>
+                                <w:rPr>
+                                  <w:color w:val="000000"/>
+                                  <w:sz w:val="19"/>
+                                  <w:szCs w:val="19"/>
+                                </w:rPr>
+                                <w:t>Coca Cola</w:t>
+                              </w:r>
+                            </w:p>
+                          </w:txbxContent>
+                        </ns7:txbx>
+                        <ns7:bodyPr rot="0" spcFirstLastPara="0" vertOverflow="overflow" horzOverflow="overflow" vert="horz" wrap="square" lIns="0" tIns="0" rIns="0" bIns="0" numCol="1" spcCol="0" rtlCol="0" fromWordArt="0" anchor="ctr" anchorCtr="0" forceAA="0" compatLnSpc="1">
+                          <ns5:noAutofit/>
+                        </ns7:bodyPr>
+                      </ns7:wsp>
+                      <ns7:wsp>
+                        <ns7:cNvPr id="2090878358" name="dgvOrderItemsCell 7003151"/>
+                        <ns7:cNvSpPr/>
+                        <ns7:spPr>
+                          <ns5:xfrm>
+                            <ns5:off x="173788" y="2128361"/>
+                            <ns5:ext cx="2491715" cy="221037"/>
+                          </ns5:xfrm>
+                          <ns5:prstGeom prst="rect">
+                            <ns5:avLst/>
+                          </ns5:prstGeom>
+                          <ns5:noFill/>
+                          <ns5:ln>
+                            <ns5:noFill/>
+                          </ns5:ln>
+                        </ns7:spPr>
+                        <ns7:style>
+                          <ns5:lnRef idx="2">
+                            <ns5:schemeClr val="dk1"/>
+                          </ns5:lnRef>
+                          <ns5:fillRef idx="0">
+                            <ns5:schemeClr val="lt1"/>
+                          </ns5:fillRef>
+                          <ns5:effectRef idx="0">
+                            <ns5:schemeClr val="dk1"/>
+                          </ns5:effectRef>
+                          <ns5:fontRef idx="minor">
+                            <ns5:schemeClr val="dk1"/>
+                          </ns5:fontRef>
+                        </ns7:style>
+                        <ns7:txbx>
+                          <w:txbxContent>
+                            <w:p ns2:paraId="793EB53D" ns2:textId="77777777">
+                              <w:pPr>
+                                <w:rPr>
+                                  <w:color w:val="000000"/>
+                                  <w:sz w:val="19"/>
+                                  <w:szCs w:val="19"/>
+                                </w:rPr>
+                              </w:pPr>
+                              <w:r>
+                                <w:rPr>
+                                  <w:color w:val="000000"/>
+                                  <w:sz w:val="19"/>
+                                  <w:szCs w:val="19"/>
+                                </w:rPr>
+                                <w:t>Water</w:t>
+                              </w:r>
+                            </w:p>
+                          </w:txbxContent>
+                        </ns7:txbx>
+                        <ns7:bodyPr rot="0" spcFirstLastPara="0" vertOverflow="overflow" horzOverflow="overflow" vert="horz" wrap="square" lIns="0" tIns="0" rIns="0" bIns="0" numCol="1" spcCol="0" rtlCol="0" fromWordArt="0" anchor="ctr" anchorCtr="0" forceAA="0" compatLnSpc="1">
+                          <ns5:noAutofit/>
+                        </ns7:bodyPr>
+                      </ns7:wsp>
+                      <ns7:wsp>
+                        <ns7:cNvPr id="1824024305" name="dgvOrderItemsCell 7003288"/>
+                        <ns7:cNvSpPr/>
+                        <ns7:spPr>
+                          <ns5:xfrm>
+                            <ns5:off x="173788" y="2349398"/>
+                            <ns5:ext cx="2491715" cy="221037"/>
+                          </ns5:xfrm>
+                          <ns5:prstGeom prst="rect">
+                            <ns5:avLst/>
+                          </ns5:prstGeom>
+                          <ns5:noFill/>
+                          <ns5:ln>
+                            <ns5:noFill/>
+                          </ns5:ln>
+                        </ns7:spPr>
+                        <ns7:style>
+                          <ns5:lnRef idx="2">
+                            <ns5:schemeClr val="dk1"/>
+                          </ns5:lnRef>
+                          <ns5:fillRef idx="0">
+                            <ns5:schemeClr val="lt1"/>
+                          </ns5:fillRef>
+                          <ns5:effectRef idx="0">
+                            <ns5:schemeClr val="dk1"/>
+                          </ns5:effectRef>
+                          <ns5:fontRef idx="minor">
+                            <ns5:schemeClr val="dk1"/>
+                          </ns5:fontRef>
+                        </ns7:style>
+                        <ns7:txbx>
+                          <w:txbxContent>
+                            <w:p ns2:paraId="429D6681" ns2:textId="77777777">
+                              <w:pPr>
+                                <w:rPr>
+                                  <w:color w:val="000000"/>
+                                  <w:sz w:val="19"/>
+                                  <w:szCs w:val="19"/>
+                                </w:rPr>
+                              </w:pPr>
+                              <w:r>
+                                <w:rPr>
+                                  <w:color w:val="000000"/>
+                                  <w:sz w:val="19"/>
+                                  <w:szCs w:val="19"/>
+                                </w:rPr>
+                                <w:t>Nachos</w:t>
+                              </w:r>
+                            </w:p>
+                          </w:txbxContent>
+                        </ns7:txbx>
+                        <ns7:bodyPr rot="0" spcFirstLastPara="0" vertOverflow="overflow" horzOverflow="overflow" vert="horz" wrap="square" lIns="0" tIns="0" rIns="0" bIns="0" numCol="1" spcCol="0" rtlCol="0" fromWordArt="0" anchor="ctr" anchorCtr="0" forceAA="0" compatLnSpc="1">
+                          <ns5:noAutofit/>
+                        </ns7:bodyPr>
+                      </ns7:wsp>
+                      <ns7:wsp>
+                        <ns7:cNvPr id="203492248" name="dgvOrderItemsCell 7003425"/>
+                        <ns7:cNvSpPr/>
+                        <ns7:spPr>
+                          <ns5:xfrm>
+                            <ns5:off x="173788" y="2570435"/>
+                            <ns5:ext cx="2491715" cy="221037"/>
+                          </ns5:xfrm>
+                          <ns5:prstGeom prst="rect">
+                            <ns5:avLst/>
+                          </ns5:prstGeom>
+                          <ns5:noFill/>
+                          <ns5:ln>
+                            <ns5:noFill/>
+                          </ns5:ln>
+                        </ns7:spPr>
+                        <ns7:style>
+                          <ns5:lnRef idx="2">
+                            <ns5:schemeClr val="dk1"/>
+                          </ns5:lnRef>
+                          <ns5:fillRef idx="0">
+                            <ns5:schemeClr val="lt1"/>
+                          </ns5:fillRef>
+                          <ns5:effectRef idx="0">
+                            <ns5:schemeClr val="dk1"/>
+                          </ns5:effectRef>
+                          <ns5:fontRef idx="minor">
+                            <ns5:schemeClr val="dk1"/>
+                          </ns5:fontRef>
+                        </ns7:style>
+                        <ns7:txbx>
+                          <w:txbxContent>
+                            <w:p ns2:paraId="567EAEDB" ns2:textId="77777777">
+                              <w:pPr>
+                                <w:rPr>
+                                  <w:color w:val="000000"/>
+                                  <w:sz w:val="19"/>
+                                  <w:szCs w:val="19"/>
+                                </w:rPr>
+                              </w:pPr>
+                              <w:r>
+                                <w:rPr>
+                                  <w:color w:val="000000"/>
+                                  <w:sz w:val="19"/>
+                                  <w:szCs w:val="19"/>
+                                </w:rPr>
+                                <w:t>Small Popcorn</w:t>
+                              </w:r>
+                            </w:p>
+                          </w:txbxContent>
+                        </ns7:txbx>
+                        <ns7:bodyPr rot="0" spcFirstLastPara="0" vertOverflow="overflow" horzOverflow="overflow" vert="horz" wrap="square" lIns="0" tIns="0" rIns="0" bIns="0" numCol="1" spcCol="0" rtlCol="0" fromWordArt="0" anchor="ctr" anchorCtr="0" forceAA="0" compatLnSpc="1">
+                          <ns5:noAutofit/>
+                        </ns7:bodyPr>
+                      </ns7:wsp>
+                      <ns7:wsp>
+                        <ns7:cNvPr id="1758580154" name="dgvOrderItemsHead 7003562"/>
+                        <ns7:cNvSpPr/>
+                        <ns7:spPr>
+                          <ns5:xfrm>
+                            <ns5:off x="2730674" y="1238240"/>
+                            <ns5:ext cx="1085470" cy="227011"/>
+                          </ns5:xfrm>
+                          <ns5:prstGeom prst="rect">
+                            <ns5:avLst/>
+                          </ns5:prstGeom>
+                          <ns5:noFill/>
+                          <ns5:ln>
+                            <ns5:noFill/>
+                          </ns5:ln>
+                        </ns7:spPr>
+                        <ns7:style>
+                          <ns5:lnRef idx="2">
+                            <ns5:schemeClr val="dk1"/>
+                          </ns5:lnRef>
+                          <ns5:fillRef idx="0">
+                            <ns5:schemeClr val="lt1"/>
+                          </ns5:fillRef>
+                          <ns5:effectRef idx="0">
+                            <ns5:schemeClr val="dk1"/>
+                          </ns5:effectRef>
+                          <ns5:fontRef idx="minor">
+                            <ns5:schemeClr val="dk1"/>
+                          </ns5:fontRef>
+                        </ns7:style>
+                        <ns7:txbx>
+                          <w:txbxContent>
+                            <w:p ns2:paraId="085765CF" ns2:textId="77777777">
+                              <w:pPr>
+                                <w:rPr>
+                                  <w:b/>
+                                  <w:bCs/>
+                                  <w:color w:val="FFFFFF"/>
+                                  <w:sz w:val="19"/>
+                                  <w:szCs w:val="19"/>
+                                </w:rPr>
+                              </w:pPr>
+                              <w:r>
+                                <w:rPr>
+                                  <w:b/>
+                                  <w:bCs/>
+                                  <w:color w:val="FFFFFF"/>
+                                  <w:sz w:val="19"/>
+                                  <w:szCs w:val="19"/>
+                                </w:rPr>
+                                <w:t>Price</w:t>
+                              </w:r>
+                            </w:p>
+                          </w:txbxContent>
+                        </ns7:txbx>
+                        <ns7:bodyPr rot="0" spcFirstLastPara="0" vertOverflow="overflow" horzOverflow="overflow" vert="horz" wrap="square" lIns="0" tIns="0" rIns="0" bIns="0" numCol="1" spcCol="0" rtlCol="0" fromWordArt="0" anchor="ctr" anchorCtr="0" forceAA="0" compatLnSpc="1">
+                          <ns5:noAutofit/>
+                        </ns7:bodyPr>
+                      </ns7:wsp>
+                      <ns7:wsp>
+                        <ns7:cNvPr id="1479699857" name="dgvOrderItemsCell 7003699"/>
+                        <ns7:cNvSpPr/>
+                        <ns7:spPr>
+                          <ns5:xfrm>
+                            <ns5:off x="2730674" y="1465251"/>
+                            <ns5:ext cx="1020300" cy="221037"/>
+                          </ns5:xfrm>
+                          <ns5:prstGeom prst="rect">
+                            <ns5:avLst/>
+                          </ns5:prstGeom>
+                          <ns5:noFill/>
+                          <ns5:ln>
+                            <ns5:noFill/>
+                          </ns5:ln>
+                        </ns7:spPr>
+                        <ns7:style>
+                          <ns5:lnRef idx="2">
+                            <ns5:schemeClr val="dk1"/>
+                          </ns5:lnRef>
+                          <ns5:fillRef idx="0">
+                            <ns5:schemeClr val="lt1"/>
+                          </ns5:fillRef>
+                          <ns5:effectRef idx="0">
+                            <ns5:schemeClr val="dk1"/>
+                          </ns5:effectRef>
+                          <ns5:fontRef idx="minor">
+                            <ns5:schemeClr val="dk1"/>
+                          </ns5:fontRef>
+                        </ns7:style>
+                        <ns7:txbx>
+                          <w:txbxContent>
+                            <w:p ns2:paraId="678A40DC" ns2:textId="77777777">
+                              <w:pPr>
+                                <w:rPr>
+                                  <w:color w:val="000000"/>
+                                  <w:sz w:val="19"/>
+                                  <w:szCs w:val="19"/>
+                                </w:rPr>
+                              </w:pPr>
+                              <w:r>
+                                <w:rPr>
+                                  <w:color w:val="000000"/>
+                                  <w:sz w:val="19"/>
+                                  <w:szCs w:val="19"/>
+                                </w:rPr>
+                                <w:t>£4.99</w:t>
+                              </w:r>
+                            </w:p>
+                          </w:txbxContent>
+                        </ns7:txbx>
+                        <ns7:bodyPr rot="0" spcFirstLastPara="0" vertOverflow="overflow" horzOverflow="overflow" vert="horz" wrap="square" lIns="0" tIns="0" rIns="0" bIns="0" numCol="1" spcCol="0" rtlCol="0" fromWordArt="0" anchor="ctr" anchorCtr="0" forceAA="0" compatLnSpc="1">
+                          <ns5:noAutofit/>
+                        </ns7:bodyPr>
+                      </ns7:wsp>
+                      <ns7:wsp>
+                        <ns7:cNvPr id="319845551" name="dgvOrderItemsCell 7003836"/>
+                        <ns7:cNvSpPr/>
+                        <ns7:spPr>
+                          <ns5:xfrm>
+                            <ns5:off x="2730674" y="1686288"/>
+                            <ns5:ext cx="1020300" cy="221037"/>
+                          </ns5:xfrm>
+                          <ns5:prstGeom prst="rect">
+                            <ns5:avLst/>
+                          </ns5:prstGeom>
+                          <ns5:noFill/>
+                          <ns5:ln>
+                            <ns5:noFill/>
+                          </ns5:ln>
+                        </ns7:spPr>
+                        <ns7:style>
+                          <ns5:lnRef idx="2">
+                            <ns5:schemeClr val="dk1"/>
+                          </ns5:lnRef>
+                          <ns5:fillRef idx="0">
+                            <ns5:schemeClr val="lt1"/>
+                          </ns5:fillRef>
+                          <ns5:effectRef idx="0">
+                            <ns5:schemeClr val="dk1"/>
+                          </ns5:effectRef>
+                          <ns5:fontRef idx="minor">
+                            <ns5:schemeClr val="dk1"/>
+                          </ns5:fontRef>
+                        </ns7:style>
+                        <ns7:txbx>
+                          <w:txbxContent>
+                            <w:p ns2:paraId="65C66A52" ns2:textId="77777777">
+                              <w:pPr>
+                                <w:rPr>
+                                  <w:color w:val="000000"/>
+                                  <w:sz w:val="19"/>
+                                  <w:szCs w:val="19"/>
+                                </w:rPr>
+                              </w:pPr>
+                              <w:r>
+                                <w:rPr>
+                                  <w:color w:val="000000"/>
+                                  <w:sz w:val="19"/>
+                                  <w:szCs w:val="19"/>
+                                </w:rPr>
+                                <w:t>£3.99</w:t>
+                              </w:r>
+                            </w:p>
+                          </w:txbxContent>
+                        </ns7:txbx>
+                        <ns7:bodyPr rot="0" spcFirstLastPara="0" vertOverflow="overflow" horzOverflow="overflow" vert="horz" wrap="square" lIns="0" tIns="0" rIns="0" bIns="0" numCol="1" spcCol="0" rtlCol="0" fromWordArt="0" anchor="ctr" anchorCtr="0" forceAA="0" compatLnSpc="1">
+                          <ns5:noAutofit/>
+                        </ns7:bodyPr>
+                      </ns7:wsp>
+                      <ns7:wsp>
+                        <ns7:cNvPr id="1368868341" name="dgvOrderItemsCell 7003973"/>
+                        <ns7:cNvSpPr/>
+                        <ns7:spPr>
+                          <ns5:xfrm>
+                            <ns5:off x="2730674" y="1907325"/>
+                            <ns5:ext cx="1020300" cy="221037"/>
+                          </ns5:xfrm>
+                          <ns5:prstGeom prst="rect">
+                            <ns5:avLst/>
+                          </ns5:prstGeom>
+                          <ns5:noFill/>
+                          <ns5:ln>
+                            <ns5:noFill/>
+                          </ns5:ln>
+                        </ns7:spPr>
+                        <ns7:style>
+                          <ns5:lnRef idx="2">
+                            <ns5:schemeClr val="dk1"/>
+                          </ns5:lnRef>
+                          <ns5:fillRef idx="0">
+                            <ns5:schemeClr val="lt1"/>
+                          </ns5:fillRef>
+                          <ns5:effectRef idx="0">
+                            <ns5:schemeClr val="dk1"/>
+                          </ns5:effectRef>
+                          <ns5:fontRef idx="minor">
+                            <ns5:schemeClr val="dk1"/>
+                          </ns5:fontRef>
+                        </ns7:style>
+                        <ns7:txbx>
+                          <w:txbxContent>
+                            <w:p ns2:paraId="29B1E118" ns2:textId="77777777">
+                              <w:pPr>
+                                <w:rPr>
+                                  <w:color w:val="000000"/>
+                                  <w:sz w:val="19"/>
+                                  <w:szCs w:val="19"/>
+                                </w:rPr>
+                              </w:pPr>
+                              <w:r>
+                                <w:rPr>
+                                  <w:color w:val="000000"/>
+                                  <w:sz w:val="19"/>
+                                  <w:szCs w:val="19"/>
+                                </w:rPr>
+                                <w:t>£2.99</w:t>
+                              </w:r>
+                            </w:p>
+                          </w:txbxContent>
+                        </ns7:txbx>
+                        <ns7:bodyPr rot="0" spcFirstLastPara="0" vertOverflow="overflow" horzOverflow="overflow" vert="horz" wrap="square" lIns="0" tIns="0" rIns="0" bIns="0" numCol="1" spcCol="0" rtlCol="0" fromWordArt="0" anchor="ctr" anchorCtr="0" forceAA="0" compatLnSpc="1">
+                          <ns5:noAutofit/>
+                        </ns7:bodyPr>
+                      </ns7:wsp>
+                      <ns7:wsp>
+                        <ns7:cNvPr id="1132224169" name="dgvOrderItemsCell 7004110"/>
+                        <ns7:cNvSpPr/>
+                        <ns7:spPr>
+                          <ns5:xfrm>
+                            <ns5:off x="2730674" y="2128361"/>
+                            <ns5:ext cx="1020300" cy="221037"/>
+                          </ns5:xfrm>
+                          <ns5:prstGeom prst="rect">
+                            <ns5:avLst/>
+                          </ns5:prstGeom>
+                          <ns5:noFill/>
+                          <ns5:ln>
+                            <ns5:noFill/>
+                          </ns5:ln>
+                        </ns7:spPr>
+                        <ns7:style>
+                          <ns5:lnRef idx="2">
+                            <ns5:schemeClr val="dk1"/>
+                          </ns5:lnRef>
+                          <ns5:fillRef idx="0">
+                            <ns5:schemeClr val="lt1"/>
+                          </ns5:fillRef>
+                          <ns5:effectRef idx="0">
+                            <ns5:schemeClr val="dk1"/>
+                          </ns5:effectRef>
+                          <ns5:fontRef idx="minor">
+                            <ns5:schemeClr val="dk1"/>
+                          </ns5:fontRef>
+                        </ns7:style>
+                        <ns7:txbx>
+                          <w:txbxContent>
+                            <w:p ns2:paraId="4B9B42FD" ns2:textId="77777777">
+                              <w:pPr>
+                                <w:rPr>
+                                  <w:color w:val="000000"/>
+                                  <w:sz w:val="19"/>
+                                  <w:szCs w:val="19"/>
+                                </w:rPr>
+                              </w:pPr>
+                              <w:r>
+                                <w:rPr>
+                                  <w:color w:val="000000"/>
+                                  <w:sz w:val="19"/>
+                                  <w:szCs w:val="19"/>
+                                </w:rPr>
+                                <w:t>£1.99</w:t>
+                              </w:r>
+                            </w:p>
+                          </w:txbxContent>
+                        </ns7:txbx>
+                        <ns7:bodyPr rot="0" spcFirstLastPara="0" vertOverflow="overflow" horzOverflow="overflow" vert="horz" wrap="square" lIns="0" tIns="0" rIns="0" bIns="0" numCol="1" spcCol="0" rtlCol="0" fromWordArt="0" anchor="ctr" anchorCtr="0" forceAA="0" compatLnSpc="1">
+                          <ns5:noAutofit/>
+                        </ns7:bodyPr>
+                      </ns7:wsp>
+                      <ns7:wsp>
+                        <ns7:cNvPr id="113250449" name="dgvOrderItemsCell 7004247"/>
+                        <ns7:cNvSpPr/>
+                        <ns7:spPr>
+                          <ns5:xfrm>
+                            <ns5:off x="2730674" y="2349398"/>
+                            <ns5:ext cx="1020300" cy="221037"/>
+                          </ns5:xfrm>
+                          <ns5:prstGeom prst="rect">
+                            <ns5:avLst/>
+                          </ns5:prstGeom>
+                          <ns5:noFill/>
+                          <ns5:ln>
+                            <ns5:noFill/>
+                          </ns5:ln>
+                        </ns7:spPr>
+                        <ns7:style>
+                          <ns5:lnRef idx="2">
+                            <ns5:schemeClr val="dk1"/>
+                          </ns5:lnRef>
+                          <ns5:fillRef idx="0">
+                            <ns5:schemeClr val="lt1"/>
+                          </ns5:fillRef>
+                          <ns5:effectRef idx="0">
+                            <ns5:schemeClr val="dk1"/>
+                          </ns5:effectRef>
+                          <ns5:fontRef idx="minor">
+                            <ns5:schemeClr val="dk1"/>
+                          </ns5:fontRef>
+                        </ns7:style>
+                        <ns7:txbx>
+                          <w:txbxContent>
+                            <w:p ns2:paraId="411EB58F" ns2:textId="77777777">
+                              <w:pPr>
+                                <w:rPr>
+                                  <w:color w:val="000000"/>
+                                  <w:sz w:val="19"/>
+                                  <w:szCs w:val="19"/>
+                                </w:rPr>
+                              </w:pPr>
+                              <w:r>
+                                <w:rPr>
+                                  <w:color w:val="000000"/>
+                                  <w:sz w:val="19"/>
+                                  <w:szCs w:val="19"/>
+                                </w:rPr>
+                                <w:t>£4.49</w:t>
+                              </w:r>
+                            </w:p>
+                          </w:txbxContent>
+                        </ns7:txbx>
+                        <ns7:bodyPr rot="0" spcFirstLastPara="0" vertOverflow="overflow" horzOverflow="overflow" vert="horz" wrap="square" lIns="0" tIns="0" rIns="0" bIns="0" numCol="1" spcCol="0" rtlCol="0" fromWordArt="0" anchor="ctr" anchorCtr="0" forceAA="0" compatLnSpc="1">
+                          <ns5:noAutofit/>
+                        </ns7:bodyPr>
+                      </ns7:wsp>
+                      <ns7:wsp>
+                        <ns7:cNvPr id="1623362419" name="dgvOrderItemsCell 7004384"/>
+                        <ns7:cNvSpPr/>
+                        <ns7:spPr>
+                          <ns5:xfrm>
+                            <ns5:off x="2730674" y="2570435"/>
+                            <ns5:ext cx="1020300" cy="221037"/>
+                          </ns5:xfrm>
+                          <ns5:prstGeom prst="rect">
+                            <ns5:avLst/>
+                          </ns5:prstGeom>
+                          <ns5:noFill/>
+                          <ns5:ln>
+                            <ns5:noFill/>
+                          </ns5:ln>
+                        </ns7:spPr>
+                        <ns7:style>
+                          <ns5:lnRef idx="2">
+                            <ns5:schemeClr val="dk1"/>
+                          </ns5:lnRef>
+                          <ns5:fillRef idx="0">
+                            <ns5:schemeClr val="lt1"/>
+                          </ns5:fillRef>
+                          <ns5:effectRef idx="0">
+                            <ns5:schemeClr val="dk1"/>
+                          </ns5:effectRef>
+                          <ns5:fontRef idx="minor">
+                            <ns5:schemeClr val="dk1"/>
+                          </ns5:fontRef>
+                        </ns7:style>
+                        <ns7:txbx>
+                          <w:txbxContent>
+                            <w:p ns2:paraId="64B24161" ns2:textId="77777777">
+                              <w:pPr>
+                                <w:rPr>
+                                  <w:color w:val="000000"/>
+                                  <w:sz w:val="19"/>
+                                  <w:szCs w:val="19"/>
+                                </w:rPr>
+                              </w:pPr>
+                              <w:r>
+                                <w:rPr>
+                                  <w:color w:val="000000"/>
+                                  <w:sz w:val="19"/>
+                                  <w:szCs w:val="19"/>
+                                </w:rPr>
+                                <w:t>£1.99</w:t>
+                              </w:r>
+                            </w:p>
+                          </w:txbxContent>
+                        </ns7:txbx>
+                        <ns7:bodyPr rot="0" spcFirstLastPara="0" vertOverflow="overflow" horzOverflow="overflow" vert="horz" wrap="square" lIns="0" tIns="0" rIns="0" bIns="0" numCol="1" spcCol="0" rtlCol="0" fromWordArt="0" anchor="ctr" anchorCtr="0" forceAA="0" compatLnSpc="1">
+                          <ns5:noAutofit/>
+                        </ns7:bodyPr>
+                      </ns7:wsp>
+                      <ns7:wsp>
+                        <ns7:cNvPr id="445870705" name="dgvOrderItemsVLine 7004521"/>
+                        <ns7:cNvSpPr/>
+                        <ns7:spPr>
+                          <ns5:xfrm>
+                            <ns5:off x="2687227" y="1465251"/>
+                            <ns5:ext cx="8689" cy="1326221"/>
+                          </ns5:xfrm>
+                          <ns5:prstGeom prst="rect">
+                            <ns5:avLst/>
+                          </ns5:prstGeom>
+                          <ns5:solidFill>
+                            <ns5:srgbClr val="D2D2D2"/>
+                          </ns5:solidFill>
+                          <ns5:ln>
+                            <ns5:noFill/>
+                          </ns5:ln>
+                        </ns7:spPr>
+                        <ns7:style>
+                          <ns5:lnRef idx="2">
+                            <ns5:schemeClr val="dk1"/>
+                          </ns5:lnRef>
+                          <ns5:fillRef idx="0">
+                            <ns5:schemeClr val="lt1"/>
+                          </ns5:fillRef>
+                          <ns5:effectRef idx="0">
+                            <ns5:schemeClr val="dk1"/>
+                          </ns5:effectRef>
+                          <ns5:fontRef idx="minor">
+                            <ns5:schemeClr val="dk1"/>
+                          </ns5:fontRef>
+                        </ns7:style>
+                        <ns7:bodyPr rot="0" spcFirstLastPara="0" vertOverflow="overflow" horzOverflow="overflow" vert="horz" wrap="square" lIns="43447" tIns="0" rIns="43447" bIns="0" numCol="1" spcCol="0" rtlCol="0" fromWordArt="0" anchor="ctr" anchorCtr="0" forceAA="0" compatLnSpc="1">
+                          <ns5:noAutofit/>
+                        </ns7:bodyPr>
+                      </ns7:wsp>
+                      <ns7:wsp>
+                        <ns7:cNvPr id="1064539135" name="dgvOrderItemsHead 7004658"/>
+                        <ns7:cNvSpPr/>
+                        <ns7:spPr>
+                          <ns5:xfrm>
+                            <ns5:off x="3816145" y="1238240"/>
+                            <ns5:ext cx="723647" cy="227011"/>
+                          </ns5:xfrm>
+                          <ns5:prstGeom prst="rect">
+                            <ns5:avLst/>
+                          </ns5:prstGeom>
+                          <ns5:noFill/>
+                          <ns5:ln>
+                            <ns5:noFill/>
+                          </ns5:ln>
+                        </ns7:spPr>
+                        <ns7:style>
+                          <ns5:lnRef idx="2">
+                            <ns5:schemeClr val="dk1"/>
+                          </ns5:lnRef>
+                          <ns5:fillRef idx="0">
+                            <ns5:schemeClr val="lt1"/>
+                          </ns5:fillRef>
+                          <ns5:effectRef idx="0">
+                            <ns5:schemeClr val="dk1"/>
+                          </ns5:effectRef>
+                          <ns5:fontRef idx="minor">
+                            <ns5:schemeClr val="dk1"/>
+                          </ns5:fontRef>
+                        </ns7:style>
+                        <ns7:txbx>
+                          <w:txbxContent>
+                            <w:p ns2:paraId="32F393E6" ns2:textId="77777777">
+                              <w:pPr>
+                                <w:rPr>
+                                  <w:b/>
+                                  <w:bCs/>
+                                  <w:color w:val="FFFFFF"/>
+                                  <w:sz w:val="19"/>
+                                  <w:szCs w:val="19"/>
+                                </w:rPr>
+                              </w:pPr>
+                              <w:r>
+                                <w:rPr>
+                                  <w:b/>
+                                  <w:bCs/>
+                                  <w:color w:val="FFFFFF"/>
+                                  <w:sz w:val="19"/>
+                                  <w:szCs w:val="19"/>
+                                </w:rPr>
+                                <w:t>Qty</w:t>
+                              </w:r>
+                            </w:p>
+                          </w:txbxContent>
+                        </ns7:txbx>
+                        <ns7:bodyPr rot="0" spcFirstLastPara="0" vertOverflow="overflow" horzOverflow="overflow" vert="horz" wrap="square" lIns="0" tIns="0" rIns="0" bIns="0" numCol="1" spcCol="0" rtlCol="0" fromWordArt="0" anchor="ctr" anchorCtr="0" forceAA="0" compatLnSpc="1">
+                          <ns5:noAutofit/>
+                        </ns7:bodyPr>
+                      </ns7:wsp>
+                      <ns7:wsp>
+                        <ns7:cNvPr id="1554706727" name="dgvOrderItemsCell 7004795"/>
+                        <ns7:cNvSpPr/>
+                        <ns7:spPr>
+                          <ns5:xfrm>
+                            <ns5:off x="3816145" y="1465251"/>
+                            <ns5:ext cx="658476" cy="221037"/>
+                          </ns5:xfrm>
+                          <ns5:prstGeom prst="rect">
+                            <ns5:avLst/>
+                          </ns5:prstGeom>
+                          <ns5:noFill/>
+                          <ns5:ln>
+                            <ns5:noFill/>
+                          </ns5:ln>
+                        </ns7:spPr>
+                        <ns7:style>
+                          <ns5:lnRef idx="2">
+                            <ns5:schemeClr val="dk1"/>
+                          </ns5:lnRef>
+                          <ns5:fillRef idx="0">
+                            <ns5:schemeClr val="lt1"/>
+                          </ns5:fillRef>
+                          <ns5:effectRef idx="0">
+                            <ns5:schemeClr val="dk1"/>
+                          </ns5:effectRef>
+                          <ns5:fontRef idx="minor">
+                            <ns5:schemeClr val="dk1"/>
+                          </ns5:fontRef>
+                        </ns7:style>
+                        <ns7:txbx>
+                          <w:txbxContent>
+                            <w:p ns2:paraId="7EFBBBB1" ns2:textId="77777777">
+                              <w:pPr>
+                                <w:rPr>
+                                  <w:color w:val="000000"/>
+                                  <w:sz w:val="19"/>
+                                  <w:szCs w:val="19"/>
+                                </w:rPr>
+                              </w:pPr>
+                              <w:r>
+                                <w:rPr>
+                                  <w:color w:val="000000"/>
+                                  <w:sz w:val="19"/>
+                                  <w:szCs w:val="19"/>
+                                </w:rPr>
+                                <w:t>4</w:t>
+                              </w:r>
+                            </w:p>
+                          </w:txbxContent>
+                        </ns7:txbx>
+                        <ns7:bodyPr rot="0" spcFirstLastPara="0" vertOverflow="overflow" horzOverflow="overflow" vert="horz" wrap="square" lIns="0" tIns="0" rIns="0" bIns="0" numCol="1" spcCol="0" rtlCol="0" fromWordArt="0" anchor="ctr" anchorCtr="0" forceAA="0" compatLnSpc="1">
+                          <ns5:noAutofit/>
+                        </ns7:bodyPr>
+                      </ns7:wsp>
+                      <ns7:wsp>
+                        <ns7:cNvPr id="1155260092" name="dgvOrderItemsCell 7004932"/>
+                        <ns7:cNvSpPr/>
+                        <ns7:spPr>
+                          <ns5:xfrm>
+                            <ns5:off x="3816145" y="1686288"/>
+                            <ns5:ext cx="658476" cy="221037"/>
+                          </ns5:xfrm>
+                          <ns5:prstGeom prst="rect">
+                            <ns5:avLst/>
+                          </ns5:prstGeom>
+                          <ns5:noFill/>
+                          <ns5:ln>
+                            <ns5:noFill/>
+                          </ns5:ln>
+                        </ns7:spPr>
+                        <ns7:style>
+                          <ns5:lnRef idx="2">
+                            <ns5:schemeClr val="dk1"/>
+                          </ns5:lnRef>
+                          <ns5:fillRef idx="0">
+                            <ns5:schemeClr val="lt1"/>
+                          </ns5:fillRef>
+                          <ns5:effectRef idx="0">
+                            <ns5:schemeClr val="dk1"/>
+                          </ns5:effectRef>
+                          <ns5:fontRef idx="minor">
+                            <ns5:schemeClr val="dk1"/>
+                          </ns5:fontRef>
+                        </ns7:style>
+                        <ns7:txbx>
+                          <w:txbxContent>
+                            <w:p ns2:paraId="69D5136F" ns2:textId="77777777">
+                              <w:pPr>
+                                <w:rPr>
+                                  <w:color w:val="000000"/>
+                                  <w:sz w:val="19"/>
+                                  <w:szCs w:val="19"/>
+                                </w:rPr>
+                              </w:pPr>
+                              <w:r>
+                                <w:rPr>
+                                  <w:color w:val="000000"/>
+                                  <w:sz w:val="19"/>
+                                  <w:szCs w:val="19"/>
+                                </w:rPr>
+                                <w:t>2</w:t>
+                              </w:r>
+                            </w:p>
+                          </w:txbxContent>
+                        </ns7:txbx>
+                        <ns7:bodyPr rot="0" spcFirstLastPara="0" vertOverflow="overflow" horzOverflow="overflow" vert="horz" wrap="square" lIns="0" tIns="0" rIns="0" bIns="0" numCol="1" spcCol="0" rtlCol="0" fromWordArt="0" anchor="ctr" anchorCtr="0" forceAA="0" compatLnSpc="1">
+                          <ns5:noAutofit/>
+                        </ns7:bodyPr>
+                      </ns7:wsp>
+                      <ns7:wsp>
+                        <ns7:cNvPr id="1215506469" name="dgvOrderItemsCell 7005069"/>
+                        <ns7:cNvSpPr/>
+                        <ns7:spPr>
+                          <ns5:xfrm>
+                            <ns5:off x="3816145" y="1907325"/>
+                            <ns5:ext cx="658476" cy="221037"/>
+                          </ns5:xfrm>
+                          <ns5:prstGeom prst="rect">
+                            <ns5:avLst/>
+                          </ns5:prstGeom>
+                          <ns5:noFill/>
+                          <ns5:ln>
+                            <ns5:noFill/>
+                          </ns5:ln>
+                        </ns7:spPr>
+                        <ns7:style>
+                          <ns5:lnRef idx="2">
+                            <ns5:schemeClr val="dk1"/>
+                          </ns5:lnRef>
+                          <ns5:fillRef idx="0">
+                            <ns5:schemeClr val="lt1"/>
+                          </ns5:fillRef>
+                          <ns5:effectRef idx="0">
+                            <ns5:schemeClr val="dk1"/>
+                          </ns5:effectRef>
+                          <ns5:fontRef idx="minor">
+                            <ns5:schemeClr val="dk1"/>
+                          </ns5:fontRef>
+                        </ns7:style>
+                        <ns7:txbx>
+                          <w:txbxContent>
+                            <w:p ns2:paraId="6BE298A4" ns2:textId="77777777">
+                              <w:pPr>
+                                <w:rPr>
+                                  <w:color w:val="000000"/>
+                                  <w:sz w:val="19"/>
+                                  <w:szCs w:val="19"/>
+                                </w:rPr>
+                              </w:pPr>
+                              <w:r>
+                                <w:rPr>
+                                  <w:color w:val="000000"/>
+                                  <w:sz w:val="19"/>
+                                  <w:szCs w:val="19"/>
+                                </w:rPr>
+                                <w:t>2</w:t>
+                              </w:r>
+                            </w:p>
+                          </w:txbxContent>
+                        </ns7:txbx>
+                        <ns7:bodyPr rot="0" spcFirstLastPara="0" vertOverflow="overflow" horzOverflow="overflow" vert="horz" wrap="square" lIns="0" tIns="0" rIns="0" bIns="0" numCol="1" spcCol="0" rtlCol="0" fromWordArt="0" anchor="ctr" anchorCtr="0" forceAA="0" compatLnSpc="1">
+                          <ns5:noAutofit/>
+                        </ns7:bodyPr>
+                      </ns7:wsp>
+                      <ns7:wsp>
+                        <ns7:cNvPr id="2003092024" name="dgvOrderItemsCell 7005206"/>
+                        <ns7:cNvSpPr/>
+                        <ns7:spPr>
+                          <ns5:xfrm>
+                            <ns5:off x="3816145" y="2128361"/>
+                            <ns5:ext cx="658476" cy="221037"/>
+                          </ns5:xfrm>
+                          <ns5:prstGeom prst="rect">
+                            <ns5:avLst/>
+                          </ns5:prstGeom>
+                          <ns5:noFill/>
+                          <ns5:ln>
+                            <ns5:noFill/>
+                          </ns5:ln>
+                        </ns7:spPr>
+                        <ns7:style>
+                          <ns5:lnRef idx="2">
+                            <ns5:schemeClr val="dk1"/>
+                          </ns5:lnRef>
+                          <ns5:fillRef idx="0">
+                            <ns5:schemeClr val="lt1"/>
+                          </ns5:fillRef>
+                          <ns5:effectRef idx="0">
+                            <ns5:schemeClr val="dk1"/>
+                          </ns5:effectRef>
+                          <ns5:fontRef idx="minor">
+                            <ns5:schemeClr val="dk1"/>
+                          </ns5:fontRef>
+                        </ns7:style>
+                        <ns7:txbx>
+                          <w:txbxContent>
+                            <w:p ns2:paraId="6EDF1634" ns2:textId="77777777">
+                              <w:pPr>
+                                <w:rPr>
+                                  <w:color w:val="000000"/>
+                                  <w:sz w:val="19"/>
+                                  <w:szCs w:val="19"/>
+                                </w:rPr>
+                              </w:pPr>
+                              <w:r>
+                                <w:rPr>
+                                  <w:color w:val="000000"/>
+                                  <w:sz w:val="19"/>
+                                  <w:szCs w:val="19"/>
+                                </w:rPr>
+                                <w:t>2</w:t>
+                              </w:r>
+                            </w:p>
+                          </w:txbxContent>
+                        </ns7:txbx>
+                        <ns7:bodyPr rot="0" spcFirstLastPara="0" vertOverflow="overflow" horzOverflow="overflow" vert="horz" wrap="square" lIns="0" tIns="0" rIns="0" bIns="0" numCol="1" spcCol="0" rtlCol="0" fromWordArt="0" anchor="ctr" anchorCtr="0" forceAA="0" compatLnSpc="1">
+                          <ns5:noAutofit/>
+                        </ns7:bodyPr>
+                      </ns7:wsp>
+                      <ns7:wsp>
+                        <ns7:cNvPr id="450946613" name="dgvOrderItemsCell 7005343"/>
+                        <ns7:cNvSpPr/>
+                        <ns7:spPr>
+                          <ns5:xfrm>
+                            <ns5:off x="3816145" y="2349398"/>
+                            <ns5:ext cx="658476" cy="221037"/>
+                          </ns5:xfrm>
+                          <ns5:prstGeom prst="rect">
+                            <ns5:avLst/>
+                          </ns5:prstGeom>
+                          <ns5:noFill/>
+                          <ns5:ln>
+                            <ns5:noFill/>
+                          </ns5:ln>
+                        </ns7:spPr>
+                        <ns7:style>
+                          <ns5:lnRef idx="2">
+                            <ns5:schemeClr val="dk1"/>
+                          </ns5:lnRef>
+                          <ns5:fillRef idx="0">
+                            <ns5:schemeClr val="lt1"/>
+                          </ns5:fillRef>
+                          <ns5:effectRef idx="0">
+                            <ns5:schemeClr val="dk1"/>
+                          </ns5:effectRef>
+                          <ns5:fontRef idx="minor">
+                            <ns5:schemeClr val="dk1"/>
+                          </ns5:fontRef>
+                        </ns7:style>
+                        <ns7:txbx>
+                          <w:txbxContent>
+                            <w:p ns2:paraId="2DEDA018" ns2:textId="77777777">
+                              <w:pPr>
+                                <w:rPr>
+                                  <w:color w:val="000000"/>
+                                  <w:sz w:val="19"/>
+                                  <w:szCs w:val="19"/>
+                                </w:rPr>
+                              </w:pPr>
+                              <w:r>
+                                <w:rPr>
+                                  <w:color w:val="000000"/>
+                                  <w:sz w:val="19"/>
+                                  <w:szCs w:val="19"/>
+                                </w:rPr>
+                                <w:t>2</w:t>
+                              </w:r>
+                            </w:p>
+                          </w:txbxContent>
+                        </ns7:txbx>
+                        <ns7:bodyPr rot="0" spcFirstLastPara="0" vertOverflow="overflow" horzOverflow="overflow" vert="horz" wrap="square" lIns="0" tIns="0" rIns="0" bIns="0" numCol="1" spcCol="0" rtlCol="0" fromWordArt="0" anchor="ctr" anchorCtr="0" forceAA="0" compatLnSpc="1">
+                          <ns5:noAutofit/>
+                        </ns7:bodyPr>
+                      </ns7:wsp>
+                      <ns7:wsp>
+                        <ns7:cNvPr id="1377673951" name="dgvOrderItemsCell 7005480"/>
+                        <ns7:cNvSpPr/>
+                        <ns7:spPr>
+                          <ns5:xfrm>
+                            <ns5:off x="3816145" y="2570435"/>
+                            <ns5:ext cx="658476" cy="221037"/>
+                          </ns5:xfrm>
+                          <ns5:prstGeom prst="rect">
+                            <ns5:avLst/>
+                          </ns5:prstGeom>
+                          <ns5:noFill/>
+                          <ns5:ln>
+                            <ns5:noFill/>
+                          </ns5:ln>
+                        </ns7:spPr>
+                        <ns7:style>
+                          <ns5:lnRef idx="2">
+                            <ns5:schemeClr val="dk1"/>
+                          </ns5:lnRef>
+                          <ns5:fillRef idx="0">
+                            <ns5:schemeClr val="lt1"/>
+                          </ns5:fillRef>
+                          <ns5:effectRef idx="0">
+                            <ns5:schemeClr val="dk1"/>
+                          </ns5:effectRef>
+                          <ns5:fontRef idx="minor">
+                            <ns5:schemeClr val="dk1"/>
+                          </ns5:fontRef>
+                        </ns7:style>
+                        <ns7:txbx>
+                          <w:txbxContent>
+                            <w:p ns2:paraId="3D366697" ns2:textId="77777777">
+                              <w:pPr>
+                                <w:rPr>
+                                  <w:color w:val="000000"/>
+                                  <w:sz w:val="19"/>
+                                  <w:szCs w:val="19"/>
+                                </w:rPr>
+                              </w:pPr>
+                              <w:r>
+                                <w:rPr>
+                                  <w:color w:val="000000"/>
+                                  <w:sz w:val="19"/>
+                                  <w:szCs w:val="19"/>
+                                </w:rPr>
+                                <w:t>3</w:t>
+                              </w:r>
+                            </w:p>
+                          </w:txbxContent>
+                        </ns7:txbx>
+                        <ns7:bodyPr rot="0" spcFirstLastPara="0" vertOverflow="overflow" horzOverflow="overflow" vert="horz" wrap="square" lIns="0" tIns="0" rIns="0" bIns="0" numCol="1" spcCol="0" rtlCol="0" fromWordArt="0" anchor="ctr" anchorCtr="0" forceAA="0" compatLnSpc="1">
+                          <ns5:noAutofit/>
+                        </ns7:bodyPr>
+                      </ns7:wsp>
+                      <ns7:wsp>
+                        <ns7:cNvPr id="503092660" name="dgvOrderItemsVLine 7005617"/>
+                        <ns7:cNvSpPr/>
+                        <ns7:spPr>
+                          <ns5:xfrm>
+                            <ns5:off x="3772698" y="1465251"/>
+                            <ns5:ext cx="8689" cy="1326221"/>
+                          </ns5:xfrm>
+                          <ns5:prstGeom prst="rect">
+                            <ns5:avLst/>
+                          </ns5:prstGeom>
+                          <ns5:solidFill>
+                            <ns5:srgbClr val="D2D2D2"/>
+                          </ns5:solidFill>
+                          <ns5:ln>
+                            <ns5:noFill/>
+                          </ns5:ln>
+                        </ns7:spPr>
+                        <ns7:style>
+                          <ns5:lnRef idx="2">
+                            <ns5:schemeClr val="dk1"/>
+                          </ns5:lnRef>
+                          <ns5:fillRef idx="0">
+                            <ns5:schemeClr val="lt1"/>
+                          </ns5:fillRef>
+                          <ns5:effectRef idx="0">
+                            <ns5:schemeClr val="dk1"/>
+                          </ns5:effectRef>
+                          <ns5:fontRef idx="minor">
+                            <ns5:schemeClr val="dk1"/>
+                          </ns5:fontRef>
+                        </ns7:style>
+                        <ns7:bodyPr rot="0" spcFirstLastPara="0" vertOverflow="overflow" horzOverflow="overflow" vert="horz" wrap="square" lIns="43447" tIns="0" rIns="43447" bIns="0" numCol="1" spcCol="0" rtlCol="0" fromWordArt="0" anchor="ctr" anchorCtr="0" forceAA="0" compatLnSpc="1">
+                          <ns5:noAutofit/>
+                        </ns7:bodyPr>
+                      </ns7:wsp>
+                      <ns7:wsp>
+                        <ns7:cNvPr id="130739929" name="dgvOrderItemsHead 7005754"/>
+                        <ns7:cNvSpPr/>
+                        <ns7:spPr>
+                          <ns5:xfrm>
+                            <ns5:off x="4539792" y="1238240"/>
+                            <ns5:ext cx="1206078" cy="227011"/>
+                          </ns5:xfrm>
+                          <ns5:prstGeom prst="rect">
+                            <ns5:avLst/>
+                          </ns5:prstGeom>
+                          <ns5:noFill/>
+                          <ns5:ln>
+                            <ns5:noFill/>
+                          </ns5:ln>
+                        </ns7:spPr>
+                        <ns7:style>
+                          <ns5:lnRef idx="2">
+                            <ns5:schemeClr val="dk1"/>
+                          </ns5:lnRef>
+                          <ns5:fillRef idx="0">
+                            <ns5:schemeClr val="lt1"/>
+                          </ns5:fillRef>
+                          <ns5:effectRef idx="0">
+                            <ns5:schemeClr val="dk1"/>
+                          </ns5:effectRef>
+                          <ns5:fontRef idx="minor">
+                            <ns5:schemeClr val="dk1"/>
+                          </ns5:fontRef>
+                        </ns7:style>
+                        <ns7:txbx>
+                          <w:txbxContent>
+                            <w:p ns2:paraId="0E75A2FA" ns2:textId="77777777">
+                              <w:pPr>
+                                <w:rPr>
+                                  <w:b/>
+                                  <w:bCs/>
+                                  <w:color w:val="FFFFFF"/>
+                                  <w:sz w:val="19"/>
+                                  <w:szCs w:val="19"/>
+                                </w:rPr>
+                              </w:pPr>
+                              <w:r>
+                                <w:rPr>
+                                  <w:b/>
+                                  <w:bCs/>
+                                  <w:color w:val="FFFFFF"/>
+                                  <w:sz w:val="19"/>
+                                  <w:szCs w:val="19"/>
+                                </w:rPr>
+                                <w:t>Subtotal</w:t>
+                              </w:r>
+                            </w:p>
+                          </w:txbxContent>
+                        </ns7:txbx>
+                        <ns7:bodyPr rot="0" spcFirstLastPara="0" vertOverflow="overflow" horzOverflow="overflow" vert="horz" wrap="square" lIns="0" tIns="0" rIns="0" bIns="0" numCol="1" spcCol="0" rtlCol="0" fromWordArt="0" anchor="ctr" anchorCtr="0" forceAA="0" compatLnSpc="1">
+                          <ns5:noAutofit/>
+                        </ns7:bodyPr>
+                      </ns7:wsp>
+                      <ns7:wsp>
+                        <ns7:cNvPr id="114758151" name="dgvOrderItemsCell 7005891"/>
+                        <ns7:cNvSpPr/>
+                        <ns7:spPr>
+                          <ns5:xfrm>
+                            <ns5:off x="4539792" y="1465251"/>
+                            <ns5:ext cx="1140908" cy="221037"/>
+                          </ns5:xfrm>
+                          <ns5:prstGeom prst="rect">
+                            <ns5:avLst/>
+                          </ns5:prstGeom>
+                          <ns5:noFill/>
+                          <ns5:ln>
+                            <ns5:noFill/>
+                          </ns5:ln>
+                        </ns7:spPr>
+                        <ns7:style>
+                          <ns5:lnRef idx="2">
+                            <ns5:schemeClr val="dk1"/>
+                          </ns5:lnRef>
+                          <ns5:fillRef idx="0">
+                            <ns5:schemeClr val="lt1"/>
+                          </ns5:fillRef>
+                          <ns5:effectRef idx="0">
+                            <ns5:schemeClr val="dk1"/>
+                          </ns5:effectRef>
+                          <ns5:fontRef idx="minor">
+                            <ns5:schemeClr val="dk1"/>
+                          </ns5:fontRef>
+                        </ns7:style>
+                        <ns7:txbx>
+                          <w:txbxContent>
+                            <w:p ns2:paraId="00A31C5A" ns2:textId="77777777">
+                              <w:pPr>
+                                <w:rPr>
+                                  <w:color w:val="000000"/>
+                                  <w:sz w:val="19"/>
+                                  <w:szCs w:val="19"/>
+                                </w:rPr>
+                              </w:pPr>
+                              <w:r>
+                                <w:rPr>
+                                  <w:color w:val="000000"/>
+                                  <w:sz w:val="19"/>
+                                  <w:szCs w:val="19"/>
+                                </w:rPr>
+                                <w:t>£19.96</w:t>
+                              </w:r>
+                            </w:p>
+                          </w:txbxContent>
+                        </ns7:txbx>
+                        <ns7:bodyPr rot="0" spcFirstLastPara="0" vertOverflow="overflow" horzOverflow="overflow" vert="horz" wrap="square" lIns="0" tIns="0" rIns="0" bIns="0" numCol="1" spcCol="0" rtlCol="0" fromWordArt="0" anchor="ctr" anchorCtr="0" forceAA="0" compatLnSpc="1">
+                          <ns5:noAutofit/>
+                        </ns7:bodyPr>
+                      </ns7:wsp>
+                      <ns7:wsp>
+                        <ns7:cNvPr id="1527192349" name="dgvOrderItemsCell 7006028"/>
+                        <ns7:cNvSpPr/>
+                        <ns7:spPr>
+                          <ns5:xfrm>
+                            <ns5:off x="4539792" y="1686288"/>
+                            <ns5:ext cx="1140908" cy="221037"/>
+                          </ns5:xfrm>
+                          <ns5:prstGeom prst="rect">
+                            <ns5:avLst/>
+                          </ns5:prstGeom>
+                          <ns5:noFill/>
+                          <ns5:ln>
+                            <ns5:noFill/>
+                          </ns5:ln>
+                        </ns7:spPr>
+                        <ns7:style>
+                          <ns5:lnRef idx="2">
+                            <ns5:schemeClr val="dk1"/>
+                          </ns5:lnRef>
+                          <ns5:fillRef idx="0">
+                            <ns5:schemeClr val="lt1"/>
+                          </ns5:fillRef>
+                          <ns5:effectRef idx="0">
+                            <ns5:schemeClr val="dk1"/>
+                          </ns5:effectRef>
+                          <ns5:fontRef idx="minor">
+                            <ns5:schemeClr val="dk1"/>
+                          </ns5:fontRef>
+                        </ns7:style>
+                        <ns7:txbx>
+                          <w:txbxContent>
+                            <w:p ns2:paraId="27DE055D" ns2:textId="77777777">
+                              <w:pPr>
+                                <w:rPr>
+                                  <w:color w:val="000000"/>
+                                  <w:sz w:val="19"/>
+                                  <w:szCs w:val="19"/>
+                                </w:rPr>
+                              </w:pPr>
+                              <w:r>
+                                <w:rPr>
+                                  <w:color w:val="000000"/>
+                                  <w:sz w:val="19"/>
+                                  <w:szCs w:val="19"/>
+                                </w:rPr>
+                                <w:t>£7.98</w:t>
+                              </w:r>
+                            </w:p>
+                          </w:txbxContent>
+                        </ns7:txbx>
+                        <ns7:bodyPr rot="0" spcFirstLastPara="0" vertOverflow="overflow" horzOverflow="overflow" vert="horz" wrap="square" lIns="0" tIns="0" rIns="0" bIns="0" numCol="1" spcCol="0" rtlCol="0" fromWordArt="0" anchor="ctr" anchorCtr="0" forceAA="0" compatLnSpc="1">
+                          <ns5:noAutofit/>
+                        </ns7:bodyPr>
+                      </ns7:wsp>
+                      <ns7:wsp>
+                        <ns7:cNvPr id="1378350048" name="dgvOrderItemsCell 7006165"/>
+                        <ns7:cNvSpPr/>
+                        <ns7:spPr>
+                          <ns5:xfrm>
+                            <ns5:off x="4539792" y="1907325"/>
+                            <ns5:ext cx="1140908" cy="221037"/>
+                          </ns5:xfrm>
+                          <ns5:prstGeom prst="rect">
+                            <ns5:avLst/>
+                          </ns5:prstGeom>
+                          <ns5:noFill/>
+                          <ns5:ln>
+                            <ns5:noFill/>
+                          </ns5:ln>
+                        </ns7:spPr>
+                        <ns7:style>
+                          <ns5:lnRef idx="2">
+                            <ns5:schemeClr val="dk1"/>
+                          </ns5:lnRef>
+                          <ns5:fillRef idx="0">
+                            <ns5:schemeClr val="lt1"/>
+                          </ns5:fillRef>
+                          <ns5:effectRef idx="0">
+                            <ns5:schemeClr val="dk1"/>
+                          </ns5:effectRef>
+                          <ns5:fontRef idx="minor">
+                            <ns5:schemeClr val="dk1"/>
+                          </ns5:fontRef>
+                        </ns7:style>
+                        <ns7:txbx>
+                          <w:txbxContent>
+                            <w:p ns2:paraId="5E4D1E28" ns2:textId="77777777">
+                              <w:pPr>
+                                <w:rPr>
+                                  <w:color w:val="000000"/>
+                                  <w:sz w:val="19"/>
+                                  <w:szCs w:val="19"/>
+                                </w:rPr>
+                              </w:pPr>
+                              <w:r>
+                                <w:rPr>
+                                  <w:color w:val="000000"/>
+                                  <w:sz w:val="19"/>
+                                  <w:szCs w:val="19"/>
+                                </w:rPr>
+                                <w:t>£5.98</w:t>
+                              </w:r>
+                            </w:p>
+                          </w:txbxContent>
+                        </ns7:txbx>
+                        <ns7:bodyPr rot="0" spcFirstLastPara="0" vertOverflow="overflow" horzOverflow="overflow" vert="horz" wrap="square" lIns="0" tIns="0" rIns="0" bIns="0" numCol="1" spcCol="0" rtlCol="0" fromWordArt="0" anchor="ctr" anchorCtr="0" forceAA="0" compatLnSpc="1">
+                          <ns5:noAutofit/>
+                        </ns7:bodyPr>
+                      </ns7:wsp>
+                      <ns7:wsp>
+                        <ns7:cNvPr id="1462789507" name="dgvOrderItemsCell 7006302"/>
+                        <ns7:cNvSpPr/>
+                        <ns7:spPr>
+                          <ns5:xfrm>
+                            <ns5:off x="4539792" y="2128361"/>
+                            <ns5:ext cx="1140908" cy="221037"/>
+                          </ns5:xfrm>
+                          <ns5:prstGeom prst="rect">
+                            <ns5:avLst/>
+                          </ns5:prstGeom>
+                          <ns5:noFill/>
+                          <ns5:ln>
+                            <ns5:noFill/>
+                          </ns5:ln>
+                        </ns7:spPr>
+                        <ns7:style>
+                          <ns5:lnRef idx="2">
+                            <ns5:schemeClr val="dk1"/>
+                          </ns5:lnRef>
+                          <ns5:fillRef idx="0">
+                            <ns5:schemeClr val="lt1"/>
+                          </ns5:fillRef>
+                          <ns5:effectRef idx="0">
+                            <ns5:schemeClr val="dk1"/>
+                          </ns5:effectRef>
+                          <ns5:fontRef idx="minor">
+                            <ns5:schemeClr val="dk1"/>
+                          </ns5:fontRef>
+                        </ns7:style>
+                        <ns7:txbx>
+                          <w:txbxContent>
+                            <w:p ns2:paraId="19279F1E" ns2:textId="77777777">
+                              <w:pPr>
+                                <w:rPr>
+                                  <w:color w:val="000000"/>
+                                  <w:sz w:val="19"/>
+                                  <w:szCs w:val="19"/>
+                                </w:rPr>
+                              </w:pPr>
+                              <w:r>
+                                <w:rPr>
+                                  <w:color w:val="000000"/>
+                                  <w:sz w:val="19"/>
+                                  <w:szCs w:val="19"/>
+                                </w:rPr>
+                                <w:t>£3.98</w:t>
+                              </w:r>
+                            </w:p>
+                          </w:txbxContent>
+                        </ns7:txbx>
+                        <ns7:bodyPr rot="0" spcFirstLastPara="0" vertOverflow="overflow" horzOverflow="overflow" vert="horz" wrap="square" lIns="0" tIns="0" rIns="0" bIns="0" numCol="1" spcCol="0" rtlCol="0" fromWordArt="0" anchor="ctr" anchorCtr="0" forceAA="0" compatLnSpc="1">
+                          <ns5:noAutofit/>
+                        </ns7:bodyPr>
+                      </ns7:wsp>
+                      <ns7:wsp>
+                        <ns7:cNvPr id="1832946765" name="dgvOrderItemsCell 7006439"/>
+                        <ns7:cNvSpPr/>
+                        <ns7:spPr>
+                          <ns5:xfrm>
+                            <ns5:off x="4539792" y="2349398"/>
+                            <ns5:ext cx="1140908" cy="221037"/>
+                          </ns5:xfrm>
+                          <ns5:prstGeom prst="rect">
+                            <ns5:avLst/>
+                          </ns5:prstGeom>
+                          <ns5:noFill/>
+                          <ns5:ln>
+                            <ns5:noFill/>
+                          </ns5:ln>
+                        </ns7:spPr>
+                        <ns7:style>
+                          <ns5:lnRef idx="2">
+                            <ns5:schemeClr val="dk1"/>
+                          </ns5:lnRef>
+                          <ns5:fillRef idx="0">
+                            <ns5:schemeClr val="lt1"/>
+                          </ns5:fillRef>
+                          <ns5:effectRef idx="0">
+                            <ns5:schemeClr val="dk1"/>
+                          </ns5:effectRef>
+                          <ns5:fontRef idx="minor">
+                            <ns5:schemeClr val="dk1"/>
+                          </ns5:fontRef>
+                        </ns7:style>
+                        <ns7:txbx>
+                          <w:txbxContent>
+                            <w:p ns2:paraId="1E53C06A" ns2:textId="77777777">
+                              <w:pPr>
+                                <w:rPr>
+                                  <w:color w:val="000000"/>
+                                  <w:sz w:val="19"/>
+                                  <w:szCs w:val="19"/>
+                                </w:rPr>
+                              </w:pPr>
+                              <w:r>
+                                <w:rPr>
+                                  <w:color w:val="000000"/>
+                                  <w:sz w:val="19"/>
+                                  <w:szCs w:val="19"/>
+                                </w:rPr>
+                                <w:t>£8.98</w:t>
+                              </w:r>
+                            </w:p>
+                          </w:txbxContent>
+                        </ns7:txbx>
+                        <ns7:bodyPr rot="0" spcFirstLastPara="0" vertOverflow="overflow" horzOverflow="overflow" vert="horz" wrap="square" lIns="0" tIns="0" rIns="0" bIns="0" numCol="1" spcCol="0" rtlCol="0" fromWordArt="0" anchor="ctr" anchorCtr="0" forceAA="0" compatLnSpc="1">
+                          <ns5:noAutofit/>
+                        </ns7:bodyPr>
+                      </ns7:wsp>
+                      <ns7:wsp>
+                        <ns7:cNvPr id="1848615550" name="dgvOrderItemsCell 7006576"/>
+                        <ns7:cNvSpPr/>
+                        <ns7:spPr>
+                          <ns5:xfrm>
+                            <ns5:off x="4539792" y="2570435"/>
+                            <ns5:ext cx="1140908" cy="221037"/>
+                          </ns5:xfrm>
+                          <ns5:prstGeom prst="rect">
+                            <ns5:avLst/>
+                          </ns5:prstGeom>
+                          <ns5:noFill/>
+                          <ns5:ln>
+                            <ns5:noFill/>
+                          </ns5:ln>
+                        </ns7:spPr>
+                        <ns7:style>
+                          <ns5:lnRef idx="2">
+                            <ns5:schemeClr val="dk1"/>
+                          </ns5:lnRef>
+                          <ns5:fillRef idx="0">
+                            <ns5:schemeClr val="lt1"/>
+                          </ns5:fillRef>
+                          <ns5:effectRef idx="0">
+                            <ns5:schemeClr val="dk1"/>
+                          </ns5:effectRef>
+                          <ns5:fontRef idx="minor">
+                            <ns5:schemeClr val="dk1"/>
+                          </ns5:fontRef>
+                        </ns7:style>
+                        <ns7:txbx>
+                          <w:txbxContent>
+                            <w:p ns2:paraId="1745B572" ns2:textId="77777777">
+                              <w:pPr>
+                                <w:rPr>
+                                  <w:color w:val="000000"/>
+                                  <w:sz w:val="19"/>
+                                  <w:szCs w:val="19"/>
+                                </w:rPr>
+                              </w:pPr>
+                              <w:r>
+                                <w:rPr>
+                                  <w:color w:val="000000"/>
+                                  <w:sz w:val="19"/>
+                                  <w:szCs w:val="19"/>
+                                </w:rPr>
+                                <w:t>£5.97</w:t>
+                              </w:r>
+                            </w:p>
+                          </w:txbxContent>
+                        </ns7:txbx>
+                        <ns7:bodyPr rot="0" spcFirstLastPara="0" vertOverflow="overflow" horzOverflow="overflow" vert="horz" wrap="square" lIns="0" tIns="0" rIns="0" bIns="0" numCol="1" spcCol="0" rtlCol="0" fromWordArt="0" anchor="ctr" anchorCtr="0" forceAA="0" compatLnSpc="1">
+                          <ns5:noAutofit/>
+                        </ns7:bodyPr>
+                      </ns7:wsp>
+                      <ns7:wsp>
+                        <ns7:cNvPr id="218304506" name="dgvOrderItemsVLine 7006713"/>
+                        <ns7:cNvSpPr/>
+                        <ns7:spPr>
+                          <ns5:xfrm>
+                            <ns5:off x="4496345" y="1465251"/>
+                            <ns5:ext cx="8689" cy="1326221"/>
+                          </ns5:xfrm>
+                          <ns5:prstGeom prst="rect">
+                            <ns5:avLst/>
+                          </ns5:prstGeom>
+                          <ns5:solidFill>
+                            <ns5:srgbClr val="D2D2D2"/>
+                          </ns5:solidFill>
+                          <ns5:ln>
+                            <ns5:noFill/>
+                          </ns5:ln>
+                        </ns7:spPr>
+                        <ns7:style>
+                          <ns5:lnRef idx="2">
+                            <ns5:schemeClr val="dk1"/>
+                          </ns5:lnRef>
+                          <ns5:fillRef idx="0">
+                            <ns5:schemeClr val="lt1"/>
+                          </ns5:fillRef>
+                          <ns5:effectRef idx="0">
+                            <ns5:schemeClr val="dk1"/>
+                          </ns5:effectRef>
+                          <ns5:fontRef idx="minor">
+                            <ns5:schemeClr val="dk1"/>
+                          </ns5:fontRef>
+                        </ns7:style>
+                        <ns7:bodyPr rot="0" spcFirstLastPara="0" vertOverflow="overflow" horzOverflow="overflow" vert="horz" wrap="square" lIns="43447" tIns="0" rIns="43447" bIns="0" numCol="1" spcCol="0" rtlCol="0" fromWordArt="0" anchor="ctr" anchorCtr="0" forceAA="0" compatLnSpc="1">
+                          <ns5:noAutofit/>
+                        </ns7:bodyPr>
+                      </ns7:wsp>
+                      <ns7:wsp>
+                        <ns7:cNvPr id="2020712723" name="dgvOrderItemsHLine 7006850"/>
+                        <ns7:cNvSpPr/>
+                        <ns7:spPr>
+                          <ns5:xfrm>
+                            <ns5:off x="141203" y="1686288"/>
+                            <ns5:ext cx="5572082" cy="8689"/>
+                          </ns5:xfrm>
+                          <ns5:prstGeom prst="rect">
+                            <ns5:avLst/>
+                          </ns5:prstGeom>
+                          <ns5:solidFill>
+                            <ns5:srgbClr val="D2D2D2"/>
+                          </ns5:solidFill>
+                          <ns5:ln>
+                            <ns5:noFill/>
+                          </ns5:ln>
+                        </ns7:spPr>
+                        <ns7:style>
+                          <ns5:lnRef idx="2">
+                            <ns5:schemeClr val="dk1"/>
+                          </ns5:lnRef>
+                          <ns5:fillRef idx="0">
+                            <ns5:schemeClr val="lt1"/>
+                          </ns5:fillRef>
+                          <ns5:effectRef idx="0">
+                            <ns5:schemeClr val="dk1"/>
+                          </ns5:effectRef>
+                          <ns5:fontRef idx="minor">
+                            <ns5:schemeClr val="dk1"/>
+                          </ns5:fontRef>
+                        </ns7:style>
+                        <ns7:bodyPr rot="0" spcFirstLastPara="0" vertOverflow="overflow" horzOverflow="overflow" vert="horz" wrap="square" lIns="43447" tIns="0" rIns="43447" bIns="0" numCol="1" spcCol="0" rtlCol="0" fromWordArt="0" anchor="ctr" anchorCtr="0" forceAA="0" compatLnSpc="1">
+                          <ns5:noAutofit/>
+                        </ns7:bodyPr>
+                      </ns7:wsp>
+                      <ns7:wsp>
+                        <ns7:cNvPr id="71335638" name="dgvOrderItemsHLine 7006987"/>
+                        <ns7:cNvSpPr/>
+                        <ns7:spPr>
+                          <ns5:xfrm>
+                            <ns5:off x="141203" y="1907325"/>
+                            <ns5:ext cx="5572082" cy="8689"/>
+                          </ns5:xfrm>
+                          <ns5:prstGeom prst="rect">
+                            <ns5:avLst/>
+                          </ns5:prstGeom>
+                          <ns5:solidFill>
+                            <ns5:srgbClr val="D2D2D2"/>
+                          </ns5:solidFill>
+                          <ns5:ln>
+                            <ns5:noFill/>
+                          </ns5:ln>
+                        </ns7:spPr>
+                        <ns7:style>
+                          <ns5:lnRef idx="2">
+                            <ns5:schemeClr val="dk1"/>
+                          </ns5:lnRef>
+                          <ns5:fillRef idx="0">
+                            <ns5:schemeClr val="lt1"/>
+                          </ns5:fillRef>
+                          <ns5:effectRef idx="0">
+                            <ns5:schemeClr val="dk1"/>
+                          </ns5:effectRef>
+                          <ns5:fontRef idx="minor">
+                            <ns5:schemeClr val="dk1"/>
+                          </ns5:fontRef>
+                        </ns7:style>
+                        <ns7:bodyPr rot="0" spcFirstLastPara="0" vertOverflow="overflow" horzOverflow="overflow" vert="horz" wrap="square" lIns="43447" tIns="0" rIns="43447" bIns="0" numCol="1" spcCol="0" rtlCol="0" fromWordArt="0" anchor="ctr" anchorCtr="0" forceAA="0" compatLnSpc="1">
+                          <ns5:noAutofit/>
+                        </ns7:bodyPr>
+                      </ns7:wsp>
+                      <ns7:wsp>
+                        <ns7:cNvPr id="1961693809" name="dgvOrderItemsHLine 7007124"/>
+                        <ns7:cNvSpPr/>
+                        <ns7:spPr>
+                          <ns5:xfrm>
+                            <ns5:off x="141203" y="2128361"/>
+                            <ns5:ext cx="5572082" cy="8689"/>
+                          </ns5:xfrm>
+                          <ns5:prstGeom prst="rect">
+                            <ns5:avLst/>
+                          </ns5:prstGeom>
+                          <ns5:solidFill>
+                            <ns5:srgbClr val="D2D2D2"/>
+                          </ns5:solidFill>
+                          <ns5:ln>
+                            <ns5:noFill/>
+                          </ns5:ln>
+                        </ns7:spPr>
+                        <ns7:style>
+                          <ns5:lnRef idx="2">
+                            <ns5:schemeClr val="dk1"/>
+                          </ns5:lnRef>
+                          <ns5:fillRef idx="0">
+                            <ns5:schemeClr val="lt1"/>
+                          </ns5:fillRef>
+                          <ns5:effectRef idx="0">
+                            <ns5:schemeClr val="dk1"/>
+                          </ns5:effectRef>
+                          <ns5:fontRef idx="minor">
+                            <ns5:schemeClr val="dk1"/>
+                          </ns5:fontRef>
+                        </ns7:style>
+                        <ns7:bodyPr rot="0" spcFirstLastPara="0" vertOverflow="overflow" horzOverflow="overflow" vert="horz" wrap="square" lIns="43447" tIns="0" rIns="43447" bIns="0" numCol="1" spcCol="0" rtlCol="0" fromWordArt="0" anchor="ctr" anchorCtr="0" forceAA="0" compatLnSpc="1">
+                          <ns5:noAutofit/>
+                        </ns7:bodyPr>
+                      </ns7:wsp>
+                      <ns7:wsp>
+                        <ns7:cNvPr id="1090168244" name="dgvOrderItemsHLine 7007261"/>
+                        <ns7:cNvSpPr/>
+                        <ns7:spPr>
+                          <ns5:xfrm>
+                            <ns5:off x="141203" y="2349398"/>
+                            <ns5:ext cx="5572082" cy="8689"/>
+                          </ns5:xfrm>
+                          <ns5:prstGeom prst="rect">
+                            <ns5:avLst/>
+                          </ns5:prstGeom>
+                          <ns5:solidFill>
+                            <ns5:srgbClr val="D2D2D2"/>
+                          </ns5:solidFill>
+                          <ns5:ln>
+                            <ns5:noFill/>
+                          </ns5:ln>
+                        </ns7:spPr>
+                        <ns7:style>
+                          <ns5:lnRef idx="2">
+                            <ns5:schemeClr val="dk1"/>
+                          </ns5:lnRef>
+                          <ns5:fillRef idx="0">
+                            <ns5:schemeClr val="lt1"/>
+                          </ns5:fillRef>
+                          <ns5:effectRef idx="0">
+                            <ns5:schemeClr val="dk1"/>
+                          </ns5:effectRef>
+                          <ns5:fontRef idx="minor">
+                            <ns5:schemeClr val="dk1"/>
+                          </ns5:fontRef>
+                        </ns7:style>
+                        <ns7:bodyPr rot="0" spcFirstLastPara="0" vertOverflow="overflow" horzOverflow="overflow" vert="horz" wrap="square" lIns="43447" tIns="0" rIns="43447" bIns="0" numCol="1" spcCol="0" rtlCol="0" fromWordArt="0" anchor="ctr" anchorCtr="0" forceAA="0" compatLnSpc="1">
+                          <ns5:noAutofit/>
+                        </ns7:bodyPr>
+                      </ns7:wsp>
+                      <ns7:wsp>
+                        <ns7:cNvPr id="945644677" name="dgvOrderItemsHLine 7007398"/>
+                        <ns7:cNvSpPr/>
+                        <ns7:spPr>
+                          <ns5:xfrm>
+                            <ns5:off x="141203" y="2570435"/>
+                            <ns5:ext cx="5572082" cy="8689"/>
+                          </ns5:xfrm>
+                          <ns5:prstGeom prst="rect">
+                            <ns5:avLst/>
+                          </ns5:prstGeom>
+                          <ns5:solidFill>
+                            <ns5:srgbClr val="D2D2D2"/>
+                          </ns5:solidFill>
+                          <ns5:ln>
+                            <ns5:noFill/>
+                          </ns5:ln>
+                        </ns7:spPr>
+                        <ns7:style>
+                          <ns5:lnRef idx="2">
+                            <ns5:schemeClr val="dk1"/>
+                          </ns5:lnRef>
+                          <ns5:fillRef idx="0">
+                            <ns5:schemeClr val="lt1"/>
+                          </ns5:fillRef>
+                          <ns5:effectRef idx="0">
+                            <ns5:schemeClr val="dk1"/>
+                          </ns5:effectRef>
+                          <ns5:fontRef idx="minor">
+                            <ns5:schemeClr val="dk1"/>
+                          </ns5:fontRef>
+                        </ns7:style>
+                        <ns7:bodyPr rot="0" spcFirstLastPara="0" vertOverflow="overflow" horzOverflow="overflow" vert="horz" wrap="square" lIns="43447" tIns="0" rIns="43447" bIns="0" numCol="1" spcCol="0" rtlCol="0" fromWordArt="0" anchor="ctr" anchorCtr="0" forceAA="0" compatLnSpc="1">
+                          <ns5:noAutofit/>
+                        </ns7:bodyPr>
+                      </ns7:wsp>
+                      <ns7:wsp>
+                        <ns7:cNvPr id="1079567792" name="dgvOrderItemsHLine 7007535"/>
+                        <ns7:cNvSpPr/>
+                        <ns7:spPr>
+                          <ns5:xfrm>
+                            <ns5:off x="141203" y="2791472"/>
+                            <ns5:ext cx="5572082" cy="8689"/>
+                          </ns5:xfrm>
+                          <ns5:prstGeom prst="rect">
+                            <ns5:avLst/>
+                          </ns5:prstGeom>
+                          <ns5:solidFill>
+                            <ns5:srgbClr val="D2D2D2"/>
+                          </ns5:solidFill>
+                          <ns5:ln>
+                            <ns5:noFill/>
+                          </ns5:ln>
+                        </ns7:spPr>
+                        <ns7:style>
+                          <ns5:lnRef idx="2">
+                            <ns5:schemeClr val="dk1"/>
+                          </ns5:lnRef>
+                          <ns5:fillRef idx="0">
+                            <ns5:schemeClr val="lt1"/>
+                          </ns5:fillRef>
+                          <ns5:effectRef idx="0">
+                            <ns5:schemeClr val="dk1"/>
+                          </ns5:effectRef>
+                          <ns5:fontRef idx="minor">
+                            <ns5:schemeClr val="dk1"/>
+                          </ns5:fontRef>
+                        </ns7:style>
+                        <ns7:bodyPr rot="0" spcFirstLastPara="0" vertOverflow="overflow" horzOverflow="overflow" vert="horz" wrap="square" lIns="43447" tIns="0" rIns="43447" bIns="0" numCol="1" spcCol="0" rtlCol="0" fromWordArt="0" anchor="ctr" anchorCtr="0" forceAA="0" compatLnSpc="1">
+                          <ns5:noAutofit/>
+                        </ns7:bodyPr>
+                      </ns7:wsp>
+                      <ns7:wsp>
+                        <ns7:cNvPr id="1029190092" name="Button 7007672"/>
+                        <ns7:cNvSpPr/>
+                        <ns7:spPr>
+                          <ns5:xfrm>
+                            <ns5:off x="130341" y="3519210"/>
+                            <ns5:ext cx="1140485" cy="282406"/>
+                          </ns5:xfrm>
+                          <ns5:prstGeom prst="rect">
+                            <ns5:avLst/>
+                          </ns5:prstGeom>
+                          <ns5:solidFill>
+                            <ns5:srgbClr val="F0F0F0"/>
+                          </ns5:solidFill>
+                          <ns5:ln w="6350">
+                            <ns5:solidFill>
+                              <ns5:srgbClr val="B4B4B4"/>
+                            </ns5:solidFill>
+                          </ns5:ln>
+                        </ns7:spPr>
+                        <ns7:style>
+                          <ns5:lnRef idx="2">
+                            <ns5:schemeClr val="dk1"/>
+                          </ns5:lnRef>
+                          <ns5:fillRef idx="0">
+                            <ns5:schemeClr val="lt1"/>
+                          </ns5:fillRef>
+                          <ns5:effectRef idx="0">
+                            <ns5:schemeClr val="dk1"/>
+                          </ns5:effectRef>
+                          <ns5:fontRef idx="minor">
+                            <ns5:schemeClr val="dk1"/>
+                          </ns5:fontRef>
+                        </ns7:style>
+                        <ns7:txbx>
+                          <w:txbxContent>
+                            <w:p ns2:paraId="2A06AABE" ns2:textId="77777777">
+                              <w:pPr>
+                                <w:jc w:val="center"/>
+                                <w:rPr>
+                                  <w:color w:val="000000"/>
+                                  <w:sz w:val="17"/>
+                                  <w:szCs w:val="17"/>
+                                </w:rPr>
+                              </w:pPr>
+                              <w:r>
+                                <w:rPr>
+                                  <w:color w:val="000000"/>
+                                  <w:sz w:val="17"/>
+                                  <w:szCs w:val="17"/>
+                                </w:rPr>
+                                <w:t>Remove Selected</w:t>
+                              </w:r>
+                            </w:p>
+                          </w:txbxContent>
+                        </ns7:txbx>
+                        <ns7:bodyPr rot="0" spcFirstLastPara="0" vertOverflow="overflow" horzOverflow="overflow" vert="horz" wrap="square" lIns="21724" tIns="0" rIns="21724" bIns="0" numCol="1" spcCol="0" rtlCol="0" fromWordArt="0" anchor="ctr" anchorCtr="0" forceAA="0" compatLnSpc="1">
+                          <ns5:noAutofit/>
+                        </ns7:bodyPr>
+                      </ns7:wsp>
+                      <ns7:wsp>
+                        <ns7:cNvPr id="73073149" name="Label 7007809"/>
+                        <ns7:cNvSpPr/>
+                        <ns7:spPr>
+                          <ns5:xfrm>
+                            <ns5:off x="1466337" y="3562657"/>
+                            <ns5:ext cx="2606822" cy="168357"/>
+                          </ns5:xfrm>
+                          <ns5:prstGeom prst="rect">
+                            <ns5:avLst/>
+                          </ns5:prstGeom>
+                          <ns5:noFill/>
+                          <ns5:ln>
+                            <ns5:noFill/>
+                          </ns5:ln>
+                        </ns7:spPr>
+                        <ns7:style>
+                          <ns5:lnRef idx="2">
+                            <ns5:schemeClr val="dk1"/>
+                          </ns5:lnRef>
+                          <ns5:fillRef idx="0">
+                            <ns5:schemeClr val="lt1"/>
+                          </ns5:fillRef>
+                          <ns5:effectRef idx="0">
+                            <ns5:schemeClr val="dk1"/>
+                          </ns5:effectRef>
+                          <ns5:fontRef idx="minor">
+                            <ns5:schemeClr val="dk1"/>
+                          </ns5:fontRef>
+                        </ns7:style>
+                        <ns7:txbx>
+                          <w:txbxContent>
+                            <w:p ns2:paraId="56D330BD" ns2:textId="77777777">
+                              <w:pPr>
+                                <w:rPr>
+                                  <w:color w:val="808080"/>
+                                  <w:sz w:val="17"/>
+                                  <w:szCs w:val="17"/>
+                                </w:rPr>
+                              </w:pPr>
+                              <w:r>
+                                <w:rPr>
+                                  <w:color w:val="808080"/>
+                                  <w:sz w:val="17"/>
+                                  <w:szCs w:val="17"/>
+                                </w:rPr>
+                                <w:t>6 line(s), 15 item(s) to hand over</w:t>
+                              </w:r>
+                            </w:p>
+                          </w:txbxContent>
+                        </ns7:txbx>
+                        <ns7:bodyPr rot="0" spcFirstLastPara="0" vertOverflow="overflow" horzOverflow="overflow" vert="horz" wrap="square" lIns="0" tIns="0" rIns="0" bIns="0" numCol="1" spcCol="0" rtlCol="0" fromWordArt="0" anchor="ctr" anchorCtr="0" forceAA="0" compatLnSpc="1">
+                          <ns5:noAutofit/>
+                        </ns7:bodyPr>
+                      </ns7:wsp>
+                      <ns7:wsp>
+                        <ns7:cNvPr id="159522574" name="Label 7007946"/>
+                        <ns7:cNvSpPr/>
+                        <ns7:spPr>
+                          <ns5:xfrm>
+                            <ns5:off x="3910233" y="3497486"/>
+                            <ns5:ext cx="1737881" cy="235700"/>
+                          </ns5:xfrm>
+                          <ns5:prstGeom prst="rect">
+                            <ns5:avLst/>
+                          </ns5:prstGeom>
+                          <ns5:noFill/>
+                          <ns5:ln>
+                            <ns5:noFill/>
+                          </ns5:ln>
+                        </ns7:spPr>
+                        <ns7:style>
+                          <ns5:lnRef idx="2">
+                            <ns5:schemeClr val="dk1"/>
+                          </ns5:lnRef>
+                          <ns5:fillRef idx="0">
+                            <ns5:schemeClr val="lt1"/>
+                          </ns5:fillRef>
+                          <ns5:effectRef idx="0">
+                            <ns5:schemeClr val="dk1"/>
+                          </ns5:effectRef>
+                          <ns5:fontRef idx="minor">
+                            <ns5:schemeClr val="dk1"/>
+                          </ns5:fontRef>
+                        </ns7:style>
+                        <ns7:txbx>
+                          <w:txbxContent>
+                            <w:p ns2:paraId="7E9B0C9D" ns2:textId="77777777">
+                              <w:pPr>
+                                <w:jc w:val="right"/>
+                                <w:rPr>
+                                  <w:b/>
+                                  <w:bCs/>
+                                  <w:color w:val="000000"/>
+                                </w:rPr>
+                              </w:pPr>
+                              <w:r>
+                                <w:rPr>
+                                  <w:b/>
+                                  <w:bCs/>
+                                  <w:color w:val="000000"/>
+                                </w:rPr>
+                                <w:t>Total:  £52.85</w:t>
+                              </w:r>
+                            </w:p>
+                          </w:txbxContent>
+                        </ns7:txbx>
+                        <ns7:bodyPr rot="0" spcFirstLastPara="0" vertOverflow="overflow" horzOverflow="overflow" vert="horz" wrap="square" lIns="0" tIns="0" rIns="0" bIns="0" numCol="1" spcCol="0" rtlCol="0" fromWordArt="0" anchor="ctr" anchorCtr="0" forceAA="0" compatLnSpc="1">
+                          <ns5:noAutofit/>
+                        </ns7:bodyPr>
+                      </ns7:wsp>
+                      <ns7:wsp>
+                        <ns7:cNvPr id="331143790" name="Button 7008083"/>
+                        <ns7:cNvSpPr/>
+                        <ns7:spPr>
+                          <ns5:xfrm>
+                            <ns5:off x="4779173" y="3866786"/>
+                            <ns5:ext cx="944973" cy="282406"/>
+                          </ns5:xfrm>
+                          <ns5:prstGeom prst="rect">
+                            <ns5:avLst/>
+                          </ns5:prstGeom>
+                          <ns5:solidFill>
+                            <ns5:srgbClr val="F0F0F0"/>
+                          </ns5:solidFill>
+                          <ns5:ln w="6350">
+                            <ns5:solidFill>
+                              <ns5:srgbClr val="B4B4B4"/>
+                            </ns5:solidFill>
+                          </ns5:ln>
+                        </ns7:spPr>
+                        <ns7:style>
+                          <ns5:lnRef idx="2">
+                            <ns5:schemeClr val="dk1"/>
+                          </ns5:lnRef>
+                          <ns5:fillRef idx="0">
+                            <ns5:schemeClr val="lt1"/>
+                          </ns5:fillRef>
+                          <ns5:effectRef idx="0">
+                            <ns5:schemeClr val="dk1"/>
+                          </ns5:effectRef>
+                          <ns5:fontRef idx="minor">
+                            <ns5:schemeClr val="dk1"/>
+                          </ns5:fontRef>
+                        </ns7:style>
+                        <ns7:txbx>
+                          <w:txbxContent>
+                            <w:p ns2:paraId="35BB7B64" ns2:textId="77777777">
+                              <w:pPr>
+                                <w:jc w:val="center"/>
+                                <w:rPr>
+                                  <w:color w:val="000000"/>
+                                  <w:sz w:val="19"/>
+                                  <w:szCs w:val="19"/>
+                                </w:rPr>
+                              </w:pPr>
+                              <w:r>
+                                <w:rPr>
+                                  <w:color w:val="000000"/>
+                                  <w:sz w:val="19"/>
+                                  <w:szCs w:val="19"/>
+                                </w:rPr>
+                                <w:t>Close</w:t>
+                              </w:r>
+                            </w:p>
+                          </w:txbxContent>
+                        </ns7:txbx>
+                        <ns7:bodyPr rot="0" spcFirstLastPara="0" vertOverflow="overflow" horzOverflow="overflow" vert="horz" wrap="square" lIns="21724" tIns="0" rIns="21724" bIns="0" numCol="1" spcCol="0" rtlCol="0" fromWordArt="0" anchor="ctr" anchorCtr="0" forceAA="0" compatLnSpc="1">
+                          <ns5:noAutofit/>
+                        </ns7:bodyPr>
+                      </ns7:wsp>
+                      <ns7:wsp>
+                        <ns7:cNvPr id="504435325" name="Label 7008220"/>
+                        <ns7:cNvSpPr/>
+                        <ns7:spPr>
+                          <ns5:xfrm>
+                            <ns5:off x="130341" y="4084021"/>
+                            <ns5:ext cx="2498204" cy="151522"/>
+                          </ns5:xfrm>
+                          <ns5:prstGeom prst="rect">
+                            <ns5:avLst/>
+                          </ns5:prstGeom>
+                          <ns5:noFill/>
+                          <ns5:ln>
+                            <ns5:noFill/>
+                          </ns5:ln>
+                        </ns7:spPr>
+                        <ns7:style>
+                          <ns5:lnRef idx="2">
+                            <ns5:schemeClr val="dk1"/>
+                          </ns5:lnRef>
+                          <ns5:fillRef idx="0">
+                            <ns5:schemeClr val="lt1"/>
+                          </ns5:fillRef>
+                          <ns5:effectRef idx="0">
+                            <ns5:schemeClr val="dk1"/>
+                          </ns5:effectRef>
+                          <ns5:fontRef idx="minor">
+                            <ns5:schemeClr val="dk1"/>
+                          </ns5:fontRef>
+                        </ns7:style>
+                        <ns7:txbx>
+                          <w:txbxContent>
+                            <w:p ns2:paraId="761EA6F8" ns2:textId="77777777">
+                              <w:pPr>
+                                <w:rPr>
+                                  <w:color w:val="808080"/>
+                                  <w:sz w:val="15"/>
+                                  <w:szCs w:val="15"/>
+                                </w:rPr>
+                              </w:pPr>
+                              <w:r>
+                                <w:rPr>
+                                  <w:color w:val="808080"/>
+                                  <w:sz w:val="15"/>
+                                  <w:szCs w:val="15"/>
+                                </w:rPr>
+                                <w:t>Filmtopia Cinema Management System  v1.0</w:t>
+                              </w:r>
+                            </w:p>
+                          </w:txbxContent>
+                        </ns7:txbx>
+                        <ns7:bodyPr rot="0" spcFirstLastPara="0" vertOverflow="overflow" horzOverflow="overflow" vert="horz" wrap="square" lIns="0" tIns="0" rIns="0" bIns="0" numCol="1" spcCol="0" rtlCol="0" fromWordArt="0" anchor="ctr" anchorCtr="0" forceAA="0" compatLnSpc="1">
+                          <ns5:noAutofit/>
+                        </ns7:bodyPr>
+                      </ns7:wsp>
+                    </ns6:wpc>
+                  </ns5:graphicData>
+                </ns5:graphic>
+              </ns3:inline>
+            </w:drawing>
+          </ns1:Choice>
+          <ns1:Fallback>
+            <w:pict>
+              <ns8:group ns2:anchorId="413ED887" id="Food Order Form (frmFoodOrder)" ns9:spid="_x0000_s1161" editas="canvas" style="width:459.25pt;height:342.1pt;mso-position-horizontal-relative:char;mso-position-vertical-relative:line" coordsize="58324,43446" ns9:gfxdata="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">
+                <ns8:shape id="_x0000_s1162" type="#_x0000_t75" style="position:absolute;width:58324;height:43446;visibility:visible;mso-wrap-style:square" filled="t">
+                  <ns8:fill ns9:detectmouseclick="t"/>
+                  <ns8:path ns9:connecttype="none"/>
+                </ns8:shape>
+                <ns8:rect id="Window 7000137" ns9:spid="_x0000_s1163" style="position:absolute;width:58327;height:43447;visibility:visible;mso-wrap-style:square;v-text-anchor:middle" ns9:gfxdata="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" fillcolor="#f0f0f0" stroked="f" strokeweight="1pt">
+                  <ns8:textbox inset="1.2069mm,0,1.2069mm,0"/>
+                </ns8:rect>
+                <ns8:rect id="Label 7000274" ns9:spid="_x0000_s1164" style="position:absolute;left:1303;top:1194;width:56481;height:2189;visibility:visible;mso-wrap-style:square;v-text-anchor:middle" ns9:gfxdata="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" filled="f" stroked="f" strokeweight="1pt">
+                  <ns8:textbox inset="0,0,0,0">
+                    <w:txbxContent>
+                      <w:p ns2:paraId="6F36CCBC" ns2:textId="77777777">
+                        <w:pPr>
+                          <w:rPr>
+                            <w:b/>
+                            <w:bCs/>
+                            <w:color w:val="000000"/>
+                            <w:sz w:val="22"/>
+                            <w:szCs w:val="22"/>
+                          </w:rPr>
+                        </w:pPr>
+                        <w:r>
+                          <w:rPr>
+                            <w:b/>
+                            <w:bCs/>
+                            <w:color w:val="000000"/>
+                            <w:sz w:val="22"/>
+                            <w:szCs w:val="22"/>
+                          </w:rPr>
+                          <w:t>Booking #78  -  Walk-in Customer  -  The Dark Knight (21/08/2026 21:14)</w:t>
+                        </w:r>
+                      </w:p>
+                    </w:txbxContent>
+                  </ns8:textbox>
+                </ns8:rect>
+                <ns8:rect id="Label 7000411" ns9:spid="_x0000_s1165" style="position:absolute;left:1303;top:4779;width:6517;height:1852;visibility:visible;mso-wrap-style:square;v-text-anchor:middle" ns9:gfxdata="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" filled="f" stroked="f" strokeweight="1pt">
+                  <ns8:textbox inset="0,0,0,0">
+                    <w:txbxContent>
+                      <w:p ns2:paraId="0F2574ED" ns2:textId="77777777">
+                        <w:pPr>
+                          <w:rPr>
+                            <w:color w:val="000000"/>
+                            <w:sz w:val="19"/>
+                            <w:szCs w:val="19"/>
+                          </w:rPr>
+                        </w:pPr>
+                        <w:r>
+                          <w:rPr>
+                            <w:color w:val="000000"/>
+                            <w:sz w:val="19"/>
+                            <w:szCs w:val="19"/>
+                          </w:rPr>
+                          <w:t>Food Item</w:t>
+                        </w:r>
+                      </w:p>
+                    </w:txbxContent>
+                  </ns8:textbox>
+                </ns8:rect>
+                <ns8:rect id="ComboBox 7000548" ns9:spid="_x0000_s1166" style="position:absolute;left:8906;top:4561;width:24548;height:2173;visibility:visible;mso-wrap-style:square;v-text-anchor:middle" ns9:gfxdata="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" strokecolor="#b4b4b4" strokeweight=".5pt">
+                  <ns8:textbox inset="1.2069mm,0,1.2069mm,0">
+                    <w:txbxContent>
+                      <w:p ns2:paraId="391F5C1F" ns2:textId="77777777">
+                        <w:pPr>
+                          <w:rPr>
+                            <w:color w:val="000000"/>
+                            <w:sz w:val="19"/>
+                            <w:szCs w:val="19"/>
+                          </w:rPr>
+                        </w:pPr>
+                        <w:r>
+                          <w:rPr>
+                            <w:color w:val="000000"/>
+                            <w:sz w:val="19"/>
+                            <w:szCs w:val="19"/>
+                          </w:rPr>
+                          <w:t>Large Popcorn</w:t>
+                        </w:r>
+                      </w:p>
+                    </w:txbxContent>
+                  </ns8:textbox>
+                </ns8:rect>
+                <ns8:shape id="ComboArrow 7000685" ns9:spid="_x0000_s1167" type="#_x0000_t5" style="position:absolute;left:31890;top:5474;width:912;height:521;visibility:visible;mso-wrap-style:square;v-text-anchor:middle" ns9:gfxdata="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" fillcolor="#595959" stroked="f" strokeweight="1pt">
+                  <ns8:textbox inset="1.2069mm,0,1.2069mm,0"/>
+                </ns8:shape>
+                <ns8:rect id="Label 7000822" ns9:spid="_x0000_s1168" style="position:absolute;left:34214;top:4779;width:6517;height:1852;visibility:visible;mso-wrap-style:square;v-text-anchor:middle" ns9:gfxdata="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" filled="f" stroked="f" strokeweight="1pt">
+                  <ns8:textbox inset="0,0,0,0">
+                    <w:txbxContent>
+                      <w:p ns2:paraId="2BBD4E0B" ns2:textId="77777777">
+                        <w:pPr>
+                          <w:rPr>
+                            <w:b/>
+                            <w:bCs/>
+                            <w:color w:val="000000"/>
+                            <w:sz w:val="19"/>
+                            <w:szCs w:val="19"/>
+                          </w:rPr>
+                        </w:pPr>
+                        <w:r>
+                          <w:rPr>
+                            <w:b/>
+                            <w:bCs/>
+                            <w:color w:val="000000"/>
+                            <w:sz w:val="19"/>
+                            <w:szCs w:val="19"/>
+                          </w:rPr>
+                          <w:t>£4.99</w:t>
+                        </w:r>
+                      </w:p>
+                    </w:txbxContent>
+                  </ns8:textbox>
+                </ns8:rect>
+                <ns8:rect id="Label 7000959" ns9:spid="_x0000_s1169" style="position:absolute;left:34214;top:6734;width:9776;height:1683;visibility:visible;mso-wrap-style:square;v-text-anchor:middle" ns9:gfxdata="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" filled="f" stroked="f" strokeweight="1pt">
+                  <ns8:textbox inset="0,0,0,0">
+                    <w:txbxContent>
+                      <w:p ns2:paraId="61B74499" ns2:textId="77777777">
+                        <w:pPr>
+                          <w:rPr>
+                            <w:color w:val="808080"/>
+                            <w:sz w:val="17"/>
+                            <w:szCs w:val="17"/>
+                          </w:rPr>
+                        </w:pPr>
+                        <w:r>
+                          <w:rPr>
+                            <w:color w:val="808080"/>
+                            <w:sz w:val="17"/>
+                            <w:szCs w:val="17"/>
+                          </w:rPr>
+                          <w:t>Snacks</w:t>
+                        </w:r>
+                      </w:p>
+                    </w:txbxContent>
+                  </ns8:textbox>
+                </ns8:rect>
+                <ns8:rect id="picFoodItem 7001096" ns9:spid="_x0000_s1170" style="position:absolute;left:48877;top:2280;width:7821;height:8473;visibility:visible;mso-wrap-style:square;v-text-anchor:middle" ns9:gfxdata="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" strokecolor="#b4b4b4" strokeweight=".5pt">
+                  <ns8:textbox inset="1.2069mm,0,1.2069mm,0"/>
+                </ns8:rect>
+                <ns8:rect id="Label 7001233" ns9:spid="_x0000_s1171" style="position:absolute;left:49095;top:5648;width:7386;height:1515;visibility:visible;mso-wrap-style:square;v-text-anchor:middle" ns9:gfxdata="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" filled="f" stroked="f" strokeweight="1pt">
+                  <ns8:textbox inset="0,0,0,0">
+                    <w:txbxContent>
+                      <w:p ns2:paraId="0AEC56D2" ns2:textId="77777777">
+                        <w:pPr>
+                          <w:jc w:val="center"/>
+                          <w:rPr>
+                            <w:color w:val="808080"/>
+                            <w:sz w:val="15"/>
+                            <w:szCs w:val="15"/>
+                          </w:rPr>
+                        </w:pPr>
+                        <w:r>
+                          <w:rPr>
+                            <w:color w:val="808080"/>
+                            <w:sz w:val="15"/>
+                            <w:szCs w:val="15"/>
+                          </w:rPr>
+                          <w:t>picture of</w:t>
+                        </w:r>
+                      </w:p>
+                    </w:txbxContent>
+                  </ns8:textbox>
+                </ns8:rect>
+                <ns8:rect id="Label 7001370" ns9:spid="_x0000_s1172" style="position:absolute;left:49095;top:6951;width:7386;height:1515;visibility:visible;mso-wrap-style:square;v-text-anchor:middle" ns9:gfxdata="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" filled="f" stroked="f" strokeweight="1pt">
+                  <ns8:textbox inset="0,0,0,0">
+                    <w:txbxContent>
+                      <w:p ns2:paraId="427FCC0C" ns2:textId="77777777">
+                        <w:pPr>
+                          <w:jc w:val="center"/>
+                          <w:rPr>
+                            <w:color w:val="808080"/>
+                            <w:sz w:val="15"/>
+                            <w:szCs w:val="15"/>
+                          </w:rPr>
+                        </w:pPr>
+                        <w:r>
+                          <w:rPr>
+                            <w:color w:val="808080"/>
+                            <w:sz w:val="15"/>
+                            <w:szCs w:val="15"/>
+                          </w:rPr>
+                          <w:t>the item</w:t>
+                        </w:r>
+                      </w:p>
+                    </w:txbxContent>
+                  </ns8:textbox>
+                </ns8:rect>
+                <ns8:rect id="Label 7001507" ns9:spid="_x0000_s1173" style="position:absolute;left:1303;top:7929;width:6517;height:1852;visibility:visible;mso-wrap-style:square;v-text-anchor:middle" ns9:gfxdata="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" filled="f" stroked="f" strokeweight="1pt">
+                  <ns8:textbox inset="0,0,0,0">
+                    <w:txbxContent>
+                      <w:p ns2:paraId="5EFB3BD6" ns2:textId="77777777">
+                        <w:pPr>
+                          <w:rPr>
+                            <w:color w:val="000000"/>
+                            <w:sz w:val="19"/>
+                            <w:szCs w:val="19"/>
+                          </w:rPr>
+                        </w:pPr>
+                        <w:r>
+                          <w:rPr>
+                            <w:color w:val="000000"/>
+                            <w:sz w:val="19"/>
+                            <w:szCs w:val="19"/>
+                          </w:rPr>
+                          <w:t>Quantity</w:t>
+                        </w:r>
+                      </w:p>
+                    </w:txbxContent>
+                  </ns8:textbox>
+                </ns8:rect>
+                <ns8:rect id="TextBox 7001644" ns9:spid="_x0000_s1174" style="position:absolute;left:8906;top:7711;width:4997;height:2173;visibility:visible;mso-wrap-style:square;v-text-anchor:middle" ns9:gfxdata="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" strokecolor="#b4b4b4" strokeweight=".5pt">
+                  <ns8:textbox inset="1.2069mm,0,1.2069mm,0">
+                    <w:txbxContent>
+                      <w:p ns2:paraId="3BECAC59" ns2:textId="77777777">
+                        <w:pPr>
+                          <w:rPr>
+                            <w:color w:val="000000"/>
+                            <w:sz w:val="19"/>
+                            <w:szCs w:val="19"/>
+                          </w:rPr>
+                        </w:pPr>
+                        <w:r>
+                          <w:rPr>
+                            <w:color w:val="000000"/>
+                            <w:sz w:val="19"/>
+                            <w:szCs w:val="19"/>
+                          </w:rPr>
+                          <w:t>1</w:t>
+                        </w:r>
+                      </w:p>
+                    </w:txbxContent>
+                  </ns8:textbox>
+                </ns8:rect>
+                <ns8:rect id="Button 7001781" ns9:spid="_x0000_s1175" style="position:absolute;left:14989;top:7603;width:11405;height:2389;visibility:visible;mso-wrap-style:square;v-text-anchor:middle" ns9:gfxdata="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" fillcolor="#f0f0f0" strokecolor="#b4b4b4" strokeweight=".5pt">
+                  <ns8:textbox inset=".60344mm,0,.60344mm,0">
+                    <w:txbxContent>
+                      <w:p ns2:paraId="71EAACA3" ns2:textId="77777777">
+                        <w:pPr>
+                          <w:jc w:val="center"/>
+                          <w:rPr>
+                            <w:color w:val="000000"/>
+                            <w:sz w:val="19"/>
+                            <w:szCs w:val="19"/>
+                          </w:rPr>
+                        </w:pPr>
+                        <w:r>
+                          <w:rPr>
+                            <w:color w:val="000000"/>
+                            <w:sz w:val="19"/>
+                            <w:szCs w:val="19"/>
+                          </w:rPr>
+                          <w:t>Add To Order</w:t>
+                        </w:r>
+                      </w:p>
+                    </w:txbxContent>
+                  </ns8:textbox>
+                </ns8:rect>
+                <ns8:rect id="dgvOrderItemsFrame 7001918" ns9:spid="_x0000_s1176" style="position:absolute;left:1303;top:12382;width:55938;height:21723;visibility:visible;mso-wrap-style:square;v-text-anchor:middle" ns9:gfxdata="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" strokecolor="#b4b4b4" strokeweight=".5pt">
+                  <ns8:textbox inset="1.2069mm,0,1.2069mm,0"/>
+                </ns8:rect>
+                <ns8:rect id="dgvOrderItemsHeader 7002055" ns9:spid="_x0000_s1177" style="position:absolute;left:1303;top:12382;width:55938;height:2270;visibility:visible;mso-wrap-style:square;v-text-anchor:middle" ns9:gfxdata="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" fillcolor="#400040" stroked="f" strokeweight="1pt">
+                  <ns8:textbox inset="1.2069mm,0,1.2069mm,0"/>
+                </ns8:rect>
+                <ns8:rect id="dgvOrderItemsAlt 7002192" ns9:spid="_x0000_s1178" style="position:absolute;left:1412;top:16862;width:55720;height:2211;visibility:visible;mso-wrap-style:square;v-text-anchor:middle" ns9:gfxdata="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" fillcolor="#f5f5f8" stroked="f" strokeweight="1pt">
+                  <ns8:textbox inset="1.2069mm,0,1.2069mm,0"/>
+                </ns8:rect>
+                <ns8:rect id="dgvOrderItemsAlt 7002329" ns9:spid="_x0000_s1179" style="position:absolute;left:1412;top:21283;width:55720;height:2210;visibility:visible;mso-wrap-style:square;v-text-anchor:middle" ns9:gfxdata="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" fillcolor="#f5f5f8" stroked="f" strokeweight="1pt">
+                  <ns8:textbox inset="1.2069mm,0,1.2069mm,0"/>
+                </ns8:rect>
+                <ns8:rect id="dgvOrderItemsAlt 7002466" ns9:spid="_x0000_s1180" style="position:absolute;left:1412;top:25704;width:55720;height:2210;visibility:visible;mso-wrap-style:square;v-text-anchor:middle" ns9:gfxdata="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" fillcolor="#f5f5f8" stroked="f" strokeweight="1pt">
+                  <ns8:textbox inset="1.2069mm,0,1.2069mm,0"/>
+                </ns8:rect>
+                <ns8:rect id="dgvOrderItemsHead 7002603" ns9:spid="_x0000_s1181" style="position:absolute;left:1737;top:12382;width:25569;height:2270;visibility:visible;mso-wrap-style:square;v-text-anchor:middle" ns9:gfxdata="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" filled="f" stroked="f" strokeweight="1pt">
+                  <ns8:textbox inset="0,0,0,0">
+                    <w:txbxContent>
+                      <w:p ns2:paraId="0AEA1921" ns2:textId="77777777">
+                        <w:pPr>
+                          <w:rPr>
+                            <w:b/>
+                            <w:bCs/>
+                            <w:color w:val="FFFFFF"/>
+                            <w:sz w:val="19"/>
+                            <w:szCs w:val="19"/>
+                          </w:rPr>
+                        </w:pPr>
+                        <w:r>
+                          <w:rPr>
+                            <w:b/>
+                            <w:bCs/>
+                            <w:color w:val="FFFFFF"/>
+                            <w:sz w:val="19"/>
+                            <w:szCs w:val="19"/>
+                          </w:rPr>
+                          <w:t>Item</w:t>
+                        </w:r>
+                      </w:p>
+                    </w:txbxContent>
+                  </ns8:textbox>
+                </ns8:rect>
+                <ns8:rect id="dgvOrderItemsCell 7002740" ns9:spid="_x0000_s1182" style="position:absolute;left:1737;top:14652;width:24918;height:2210;visibility:visible;mso-wrap-style:square;v-text-anchor:middle" ns9:gfxdata="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" filled="f" stroked="f" strokeweight="1pt">
+                  <ns8:textbox inset="0,0,0,0">
+                    <w:txbxContent>
+                      <w:p ns2:paraId="1ACFA9D9" ns2:textId="77777777">
+                        <w:pPr>
+                          <w:rPr>
+                            <w:color w:val="000000"/>
+                            <w:sz w:val="19"/>
+                            <w:szCs w:val="19"/>
+                          </w:rPr>
+                        </w:pPr>
+                        <w:r>
+                          <w:rPr>
+                            <w:color w:val="000000"/>
+                            <w:sz w:val="19"/>
+                            <w:szCs w:val="19"/>
+                          </w:rPr>
+                          <w:t>Large Popcorn</w:t>
+                        </w:r>
+                      </w:p>
+                    </w:txbxContent>
+                  </ns8:textbox>
+                </ns8:rect>
+                <ns8:rect id="dgvOrderItemsCell 7002877" ns9:spid="_x0000_s1183" style="position:absolute;left:1737;top:16862;width:24918;height:2211;visibility:visible;mso-wrap-style:square;v-text-anchor:middle" ns9:gfxdata="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" filled="f" stroked="f" strokeweight="1pt">
+                  <ns8:textbox inset="0,0,0,0">
+                    <w:txbxContent>
+                      <w:p ns2:paraId="24FFCD5D" ns2:textId="77777777">
+                        <w:pPr>
+                          <w:rPr>
+                            <w:color w:val="000000"/>
+                            <w:sz w:val="19"/>
+                            <w:szCs w:val="19"/>
+                          </w:rPr>
+                        </w:pPr>
+                        <w:r>
+                          <w:rPr>
+                            <w:color w:val="000000"/>
+                            <w:sz w:val="19"/>
+                            <w:szCs w:val="19"/>
+                          </w:rPr>
+                          <w:t>Medium Popcorn</w:t>
+                        </w:r>
+                      </w:p>
+                    </w:txbxContent>
+                  </ns8:textbox>
+                </ns8:rect>
+                <ns8:rect id="dgvOrderItemsCell 7003014" ns9:spid="_x0000_s1184" style="position:absolute;left:1737;top:19073;width:24918;height:2210;visibility:visible;mso-wrap-style:square;v-text-anchor:middle" ns9:gfxdata="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" filled="f" stroked="f" strokeweight="1pt">
+                  <ns8:textbox inset="0,0,0,0">
+                    <w:txbxContent>
+                      <w:p ns2:paraId="45EFBC6E" ns2:textId="77777777">
+                        <w:pPr>
+                          <w:rPr>
+                            <w:color w:val="000000"/>
+                            <w:sz w:val="19"/>
+                            <w:szCs w:val="19"/>
+                          </w:rPr>
+                        </w:pPr>
+                        <w:r>
+                          <w:rPr>
+                            <w:color w:val="000000"/>
+                            <w:sz w:val="19"/>
+                            <w:szCs w:val="19"/>
+                          </w:rPr>
+                          <w:t>Coca Cola</w:t>
+                        </w:r>
+                      </w:p>
+                    </w:txbxContent>
+                  </ns8:textbox>
+                </ns8:rect>
+                <ns8:rect id="dgvOrderItemsCell 7003151" ns9:spid="_x0000_s1185" style="position:absolute;left:1737;top:21283;width:24918;height:2210;visibility:visible;mso-wrap-style:square;v-text-anchor:middle" ns9:gfxdata="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" filled="f" stroked="f" strokeweight="1pt">
+                  <ns8:textbox inset="0,0,0,0">
+                    <w:txbxContent>
+                      <w:p ns2:paraId="793EB53D" ns2:textId="77777777">
+                        <w:pPr>
+                          <w:rPr>
+                            <w:color w:val="000000"/>
+                            <w:sz w:val="19"/>
+                            <w:szCs w:val="19"/>
+                          </w:rPr>
+                        </w:pPr>
+                        <w:r>
+                          <w:rPr>
+                            <w:color w:val="000000"/>
+                            <w:sz w:val="19"/>
+                            <w:szCs w:val="19"/>
+                          </w:rPr>
+                          <w:t>Water</w:t>
+                        </w:r>
+                      </w:p>
+                    </w:txbxContent>
+                  </ns8:textbox>
+                </ns8:rect>
+                <ns8:rect id="dgvOrderItemsCell 7003288" ns9:spid="_x0000_s1186" style="position:absolute;left:1737;top:23493;width:24918;height:2211;visibility:visible;mso-wrap-style:square;v-text-anchor:middle" ns9:gfxdata="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" filled="f" stroked="f" strokeweight="1pt">
+                  <ns8:textbox inset="0,0,0,0">
+                    <w:txbxContent>
+                      <w:p ns2:paraId="429D6681" ns2:textId="77777777">
+                        <w:pPr>
+                          <w:rPr>
+                            <w:color w:val="000000"/>
+                            <w:sz w:val="19"/>
+                            <w:szCs w:val="19"/>
+                          </w:rPr>
+                        </w:pPr>
+                        <w:r>
+                          <w:rPr>
+                            <w:color w:val="000000"/>
+                            <w:sz w:val="19"/>
+                            <w:szCs w:val="19"/>
+                          </w:rPr>
+                          <w:t>Nachos</w:t>
+                        </w:r>
+                      </w:p>
+                    </w:txbxContent>
+                  </ns8:textbox>
+                </ns8:rect>
+                <ns8:rect id="dgvOrderItemsCell 7003425" ns9:spid="_x0000_s1187" style="position:absolute;left:1737;top:25704;width:24918;height:2210;visibility:visible;mso-wrap-style:square;v-text-anchor:middle" ns9:gfxdata="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" filled="f" stroked="f" strokeweight="1pt">
+                  <ns8:textbox inset="0,0,0,0">
+                    <w:txbxContent>
+                      <w:p ns2:paraId="567EAEDB" ns2:textId="77777777">
+                        <w:pPr>
+                          <w:rPr>
+                            <w:color w:val="000000"/>
+                            <w:sz w:val="19"/>
+                            <w:szCs w:val="19"/>
+                          </w:rPr>
+                        </w:pPr>
+                        <w:r>
+                          <w:rPr>
+                            <w:color w:val="000000"/>
+                            <w:sz w:val="19"/>
+                            <w:szCs w:val="19"/>
+                          </w:rPr>
+                          <w:t>Small Popcorn</w:t>
+                        </w:r>
+                      </w:p>
+                    </w:txbxContent>
+                  </ns8:textbox>
+                </ns8:rect>
+                <ns8:rect id="dgvOrderItemsHead 7003562" ns9:spid="_x0000_s1188" style="position:absolute;left:27306;top:12382;width:10855;height:2270;visibility:visible;mso-wrap-style:square;v-text-anchor:middle" ns9:gfxdata="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" filled="f" stroked="f" strokeweight="1pt">
+                  <ns8:textbox inset="0,0,0,0">
+                    <w:txbxContent>
+                      <w:p ns2:paraId="085765CF" ns2:textId="77777777">
+                        <w:pPr>
+                          <w:rPr>
+                            <w:b/>
+                            <w:bCs/>
+                            <w:color w:val="FFFFFF"/>
+                            <w:sz w:val="19"/>
+                            <w:szCs w:val="19"/>
+                          </w:rPr>
+                        </w:pPr>
+                        <w:r>
+                          <w:rPr>
+                            <w:b/>
+                            <w:bCs/>
+                            <w:color w:val="FFFFFF"/>
+                            <w:sz w:val="19"/>
+                            <w:szCs w:val="19"/>
+                          </w:rPr>
+                          <w:t>Price</w:t>
+                        </w:r>
+                      </w:p>
+                    </w:txbxContent>
+                  </ns8:textbox>
+                </ns8:rect>
+                <ns8:rect id="dgvOrderItemsCell 7003699" ns9:spid="_x0000_s1189" style="position:absolute;left:27306;top:14652;width:10203;height:2210;visibility:visible;mso-wrap-style:square;v-text-anchor:middle" ns9:gfxdata="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" filled="f" stroked="f" strokeweight="1pt">
+                  <ns8:textbox inset="0,0,0,0">
+                    <w:txbxContent>
+                      <w:p ns2:paraId="678A40DC" ns2:textId="77777777">
+                        <w:pPr>
+                          <w:rPr>
+                            <w:color w:val="000000"/>
+                            <w:sz w:val="19"/>
+                            <w:szCs w:val="19"/>
+                          </w:rPr>
+                        </w:pPr>
+                        <w:r>
+                          <w:rPr>
+                            <w:color w:val="000000"/>
+                            <w:sz w:val="19"/>
+                            <w:szCs w:val="19"/>
+                          </w:rPr>
+                          <w:t>£4.99</w:t>
+                        </w:r>
+                      </w:p>
+                    </w:txbxContent>
+                  </ns8:textbox>
+                </ns8:rect>
+                <ns8:rect id="dgvOrderItemsCell 7003836" ns9:spid="_x0000_s1190" style="position:absolute;left:27306;top:16862;width:10203;height:2211;visibility:visible;mso-wrap-style:square;v-text-anchor:middle" ns9:gfxdata="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" filled="f" stroked="f" strokeweight="1pt">
+                  <ns8:textbox inset="0,0,0,0">
+                    <w:txbxContent>
+                      <w:p ns2:paraId="65C66A52" ns2:textId="77777777">
+                        <w:pPr>
+                          <w:rPr>
+                            <w:color w:val="000000"/>
+                            <w:sz w:val="19"/>
+                            <w:szCs w:val="19"/>
+                          </w:rPr>
+                        </w:pPr>
+                        <w:r>
+                          <w:rPr>
+                            <w:color w:val="000000"/>
+                            <w:sz w:val="19"/>
+                            <w:szCs w:val="19"/>
+                          </w:rPr>
+                          <w:t>£3.99</w:t>
+                        </w:r>
+                      </w:p>
+                    </w:txbxContent>
+                  </ns8:textbox>
+                </ns8:rect>
+                <ns8:rect id="dgvOrderItemsCell 7003973" ns9:spid="_x0000_s1191" style="position:absolute;left:27306;top:19073;width:10203;height:2210;visibility:visible;mso-wrap-style:square;v-text-anchor:middle" ns9:gfxdata="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" filled="f" stroked="f" strokeweight="1pt">
+                  <ns8:textbox inset="0,0,0,0">
+                    <w:txbxContent>
+                      <w:p ns2:paraId="29B1E118" ns2:textId="77777777">
+                        <w:pPr>
+                          <w:rPr>
+                            <w:color w:val="000000"/>
+                            <w:sz w:val="19"/>
+                            <w:szCs w:val="19"/>
+                          </w:rPr>
+                        </w:pPr>
+                        <w:r>
+                          <w:rPr>
+                            <w:color w:val="000000"/>
+                            <w:sz w:val="19"/>
+                            <w:szCs w:val="19"/>
+                          </w:rPr>
+                          <w:t>£2.99</w:t>
+                        </w:r>
+                      </w:p>
+                    </w:txbxContent>
+                  </ns8:textbox>
+                </ns8:rect>
+                <ns8:rect id="dgvOrderItemsCell 7004110" ns9:spid="_x0000_s1192" style="position:absolute;left:27306;top:21283;width:10203;height:2210;visibility:visible;mso-wrap-style:square;v-text-anchor:middle" ns9:gfxdata="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" filled="f" stroked="f" strokeweight="1pt">
+                  <ns8:textbox inset="0,0,0,0">
+                    <w:txbxContent>
+                      <w:p ns2:paraId="4B9B42FD" ns2:textId="77777777">
+                        <w:pPr>
+                          <w:rPr>
+                            <w:color w:val="000000"/>
+                            <w:sz w:val="19"/>
+                            <w:szCs w:val="19"/>
+                          </w:rPr>
+                        </w:pPr>
+                        <w:r>
+                          <w:rPr>
+                            <w:color w:val="000000"/>
+                            <w:sz w:val="19"/>
+                            <w:szCs w:val="19"/>
+                          </w:rPr>
+                          <w:t>£1.99</w:t>
+                        </w:r>
+                      </w:p>
+                    </w:txbxContent>
+                  </ns8:textbox>
+                </ns8:rect>
+                <ns8:rect id="dgvOrderItemsCell 7004247" ns9:spid="_x0000_s1193" style="position:absolute;left:27306;top:23493;width:10203;height:2211;visibility:visible;mso-wrap-style:square;v-text-anchor:middle" ns9:gfxdata="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" filled="f" stroked="f" strokeweight="1pt">
+                  <ns8:textbox inset="0,0,0,0">
+                    <w:txbxContent>
+                      <w:p ns2:paraId="411EB58F" ns2:textId="77777777">
+                        <w:pPr>
+                          <w:rPr>
+                            <w:color w:val="000000"/>
+                            <w:sz w:val="19"/>
+                            <w:szCs w:val="19"/>
+                          </w:rPr>
+                        </w:pPr>
+                        <w:r>
+                          <w:rPr>
+                            <w:color w:val="000000"/>
+                            <w:sz w:val="19"/>
+                            <w:szCs w:val="19"/>
+                          </w:rPr>
+                          <w:t>£4.49</w:t>
+                        </w:r>
+                      </w:p>
+                    </w:txbxContent>
+                  </ns8:textbox>
+                </ns8:rect>
+                <ns8:rect id="dgvOrderItemsCell 7004384" ns9:spid="_x0000_s1194" style="position:absolute;left:27306;top:25704;width:10203;height:2210;visibility:visible;mso-wrap-style:square;v-text-anchor:middle" ns9:gfxdata="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" filled="f" stroked="f" strokeweight="1pt">
+                  <ns8:textbox inset="0,0,0,0">
+                    <w:txbxContent>
+                      <w:p ns2:paraId="64B24161" ns2:textId="77777777">
+                        <w:pPr>
+                          <w:rPr>
+                            <w:color w:val="000000"/>
+                            <w:sz w:val="19"/>
+                            <w:szCs w:val="19"/>
+                          </w:rPr>
+                        </w:pPr>
+                        <w:r>
+                          <w:rPr>
+                            <w:color w:val="000000"/>
+                            <w:sz w:val="19"/>
+                            <w:szCs w:val="19"/>
+                          </w:rPr>
+                          <w:t>£1.99</w:t>
+                        </w:r>
+                      </w:p>
+                    </w:txbxContent>
+                  </ns8:textbox>
+                </ns8:rect>
+                <ns8:rect id="dgvOrderItemsVLine 7004521" ns9:spid="_x0000_s1195" style="position:absolute;left:26872;top:14652;width:87;height:13262;visibility:visible;mso-wrap-style:square;v-text-anchor:middle" ns9:gfxdata="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" fillcolor="#d2d2d2" stroked="f" strokeweight="1pt">
+                  <ns8:textbox inset="1.2069mm,0,1.2069mm,0"/>
+                </ns8:rect>
+                <ns8:rect id="dgvOrderItemsHead 7004658" ns9:spid="_x0000_s1196" style="position:absolute;left:38161;top:12382;width:7236;height:2270;visibility:visible;mso-wrap-style:square;v-text-anchor:middle" ns9:gfxdata="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" filled="f" stroked="f" strokeweight="1pt">
+                  <ns8:textbox inset="0,0,0,0">
+                    <w:txbxContent>
+                      <w:p ns2:paraId="32F393E6" ns2:textId="77777777">
+                        <w:pPr>
+                          <w:rPr>
+                            <w:b/>
+                            <w:bCs/>
+                            <w:color w:val="FFFFFF"/>
+                            <w:sz w:val="19"/>
+                            <w:szCs w:val="19"/>
+                          </w:rPr>
+                        </w:pPr>
+                        <w:r>
+                          <w:rPr>
+                            <w:b/>
+                            <w:bCs/>
+                            <w:color w:val="FFFFFF"/>
+                            <w:sz w:val="19"/>
+                            <w:szCs w:val="19"/>
+                          </w:rPr>
+                          <w:t>Qty</w:t>
+                        </w:r>
+                      </w:p>
+                    </w:txbxContent>
+                  </ns8:textbox>
+                </ns8:rect>
+                <ns8:rect id="dgvOrderItemsCell 7004795" ns9:spid="_x0000_s1197" style="position:absolute;left:38161;top:14652;width:6585;height:2210;visibility:visible;mso-wrap-style:square;v-text-anchor:middle" ns9:gfxdata="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" filled="f" stroked="f" strokeweight="1pt">
+                  <ns8:textbox inset="0,0,0,0">
+                    <w:txbxContent>
+                      <w:p ns2:paraId="7EFBBBB1" ns2:textId="77777777">
+                        <w:pPr>
+                          <w:rPr>
+                            <w:color w:val="000000"/>
+                            <w:sz w:val="19"/>
+                            <w:szCs w:val="19"/>
+                          </w:rPr>
+                        </w:pPr>
+                        <w:r>
+                          <w:rPr>
+                            <w:color w:val="000000"/>
+                            <w:sz w:val="19"/>
+                            <w:szCs w:val="19"/>
+                          </w:rPr>
+                          <w:t>4</w:t>
+                        </w:r>
+                      </w:p>
+                    </w:txbxContent>
+                  </ns8:textbox>
+                </ns8:rect>
+                <ns8:rect id="dgvOrderItemsCell 7004932" ns9:spid="_x0000_s1198" style="position:absolute;left:38161;top:16862;width:6585;height:2211;visibility:visible;mso-wrap-style:square;v-text-anchor:middle" ns9:gfxdata="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" filled="f" stroked="f" strokeweight="1pt">
+                  <ns8:textbox inset="0,0,0,0">
+                    <w:txbxContent>
+                      <w:p ns2:paraId="69D5136F" ns2:textId="77777777">
+                        <w:pPr>
+                          <w:rPr>
+                            <w:color w:val="000000"/>
+                            <w:sz w:val="19"/>
+                            <w:szCs w:val="19"/>
+                          </w:rPr>
+                        </w:pPr>
+                        <w:r>
+                          <w:rPr>
+                            <w:color w:val="000000"/>
+                            <w:sz w:val="19"/>
+                            <w:szCs w:val="19"/>
+                          </w:rPr>
+                          <w:t>2</w:t>
+                        </w:r>
+                      </w:p>
+                    </w:txbxContent>
+                  </ns8:textbox>
+                </ns8:rect>
+                <ns8:rect id="dgvOrderItemsCell 7005069" ns9:spid="_x0000_s1199" style="position:absolute;left:38161;top:19073;width:6585;height:2210;visibility:visible;mso-wrap-style:square;v-text-anchor:middle" ns9:gfxdata="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" filled="f" stroked="f" strokeweight="1pt">
+                  <ns8:textbox inset="0,0,0,0">
+                    <w:txbxContent>
+                      <w:p ns2:paraId="6BE298A4" ns2:textId="77777777">
+                        <w:pPr>
+                          <w:rPr>
+                            <w:color w:val="000000"/>
+                            <w:sz w:val="19"/>
+                            <w:szCs w:val="19"/>
+                          </w:rPr>
+                        </w:pPr>
+                        <w:r>
+                          <w:rPr>
+                            <w:color w:val="000000"/>
+                            <w:sz w:val="19"/>
+                            <w:szCs w:val="19"/>
+                          </w:rPr>
+                          <w:t>2</w:t>
+                        </w:r>
+                      </w:p>
+                    </w:txbxContent>
+                  </ns8:textbox>
+                </ns8:rect>
+                <ns8:rect id="dgvOrderItemsCell 7005206" ns9:spid="_x0000_s1200" style="position:absolute;left:38161;top:21283;width:6585;height:2210;visibility:visible;mso-wrap-style:square;v-text-anchor:middle" ns9:gfxdata="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" filled="f" stroked="f" strokeweight="1pt">
+                  <ns8:textbox inset="0,0,0,0">
+                    <w:txbxContent>
+                      <w:p ns2:paraId="6EDF1634" ns2:textId="77777777">
+                        <w:pPr>
+                          <w:rPr>
+                            <w:color w:val="000000"/>
+                            <w:sz w:val="19"/>
+                            <w:szCs w:val="19"/>
+                          </w:rPr>
+                        </w:pPr>
+                        <w:r>
+                          <w:rPr>
+                            <w:color w:val="000000"/>
+                            <w:sz w:val="19"/>
+                            <w:szCs w:val="19"/>
+                          </w:rPr>
+                          <w:t>2</w:t>
+                        </w:r>
+                      </w:p>
+                    </w:txbxContent>
+                  </ns8:textbox>
+                </ns8:rect>
+                <ns8:rect id="dgvOrderItemsCell 7005343" ns9:spid="_x0000_s1201" style="position:absolute;left:38161;top:23493;width:6585;height:2211;visibility:visible;mso-wrap-style:square;v-text-anchor:middle" ns9:gfxdata="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" filled="f" stroked="f" strokeweight="1pt">
+                  <ns8:textbox inset="0,0,0,0">
+                    <w:txbxContent>
+                      <w:p ns2:paraId="2DEDA018" ns2:textId="77777777">
+                        <w:pPr>
+                          <w:rPr>
+                            <w:color w:val="000000"/>
+                            <w:sz w:val="19"/>
+                            <w:szCs w:val="19"/>
+                          </w:rPr>
+                        </w:pPr>
+                        <w:r>
+                          <w:rPr>
+                            <w:color w:val="000000"/>
+                            <w:sz w:val="19"/>
+                            <w:szCs w:val="19"/>
+                          </w:rPr>
+                          <w:t>2</w:t>
+                        </w:r>
+                      </w:p>
+                    </w:txbxContent>
+                  </ns8:textbox>
+                </ns8:rect>
+                <ns8:rect id="dgvOrderItemsCell 7005480" ns9:spid="_x0000_s1202" style="position:absolute;left:38161;top:25704;width:6585;height:2210;visibility:visible;mso-wrap-style:square;v-text-anchor:middle" ns9:gfxdata="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" filled="f" stroked="f" strokeweight="1pt">
+                  <ns8:textbox inset="0,0,0,0">
+                    <w:txbxContent>
+                      <w:p ns2:paraId="3D366697" ns2:textId="77777777">
+                        <w:pPr>
+                          <w:rPr>
+                            <w:color w:val="000000"/>
+                            <w:sz w:val="19"/>
+                            <w:szCs w:val="19"/>
+                          </w:rPr>
+                        </w:pPr>
+                        <w:r>
+                          <w:rPr>
+                            <w:color w:val="000000"/>
+                            <w:sz w:val="19"/>
+                            <w:szCs w:val="19"/>
+                          </w:rPr>
+                          <w:t>3</w:t>
+                        </w:r>
+                      </w:p>
+                    </w:txbxContent>
+                  </ns8:textbox>
+                </ns8:rect>
+                <ns8:rect id="dgvOrderItemsVLine 7005617" ns9:spid="_x0000_s1203" style="position:absolute;left:37726;top:14652;width:87;height:13262;visibility:visible;mso-wrap-style:square;v-text-anchor:middle" ns9:gfxdata="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" fillcolor="#d2d2d2" stroked="f" strokeweight="1pt">
+                  <ns8:textbox inset="1.2069mm,0,1.2069mm,0"/>
+                </ns8:rect>
+                <ns8:rect id="dgvOrderItemsHead 7005754" ns9:spid="_x0000_s1204" style="position:absolute;left:45397;top:12382;width:12061;height:2270;visibility:visible;mso-wrap-style:square;v-text-anchor:middle" ns9:gfxdata="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" filled="f" stroked="f" strokeweight="1pt">
+                  <ns8:textbox inset="0,0,0,0">
+                    <w:txbxContent>
+                      <w:p ns2:paraId="0E75A2FA" ns2:textId="77777777">
+                        <w:pPr>
+                          <w:rPr>
+                            <w:b/>
+                            <w:bCs/>
+                            <w:color w:val="FFFFFF"/>
+                            <w:sz w:val="19"/>
+                            <w:szCs w:val="19"/>
+                          </w:rPr>
+                        </w:pPr>
+                        <w:r>
+                          <w:rPr>
+                            <w:b/>
+                            <w:bCs/>
+                            <w:color w:val="FFFFFF"/>
+                            <w:sz w:val="19"/>
+                            <w:szCs w:val="19"/>
+                          </w:rPr>
+                          <w:t>Subtotal</w:t>
+                        </w:r>
+                      </w:p>
+                    </w:txbxContent>
+                  </ns8:textbox>
+                </ns8:rect>
+                <ns8:rect id="dgvOrderItemsCell 7005891" ns9:spid="_x0000_s1205" style="position:absolute;left:45397;top:14652;width:11410;height:2210;visibility:visible;mso-wrap-style:square;v-text-anchor:middle" ns9:gfxdata="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" filled="f" stroked="f" strokeweight="1pt">
+                  <ns8:textbox inset="0,0,0,0">
+                    <w:txbxContent>
+                      <w:p ns2:paraId="00A31C5A" ns2:textId="77777777">
+                        <w:pPr>
+                          <w:rPr>
+                            <w:color w:val="000000"/>
+                            <w:sz w:val="19"/>
+                            <w:szCs w:val="19"/>
+                          </w:rPr>
+                        </w:pPr>
+                        <w:r>
+                          <w:rPr>
+                            <w:color w:val="000000"/>
+                            <w:sz w:val="19"/>
+                            <w:szCs w:val="19"/>
+                          </w:rPr>
+                          <w:t>£19.96</w:t>
+                        </w:r>
+                      </w:p>
+                    </w:txbxContent>
+                  </ns8:textbox>
+                </ns8:rect>
+                <ns8:rect id="dgvOrderItemsCell 7006028" ns9:spid="_x0000_s1206" style="position:absolute;left:45397;top:16862;width:11410;height:2211;visibility:visible;mso-wrap-style:square;v-text-anchor:middle" ns9:gfxdata="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" filled="f" stroked="f" strokeweight="1pt">
+                  <ns8:textbox inset="0,0,0,0">
+                    <w:txbxContent>
+                      <w:p ns2:paraId="27DE055D" ns2:textId="77777777">
+                        <w:pPr>
+                          <w:rPr>
+                            <w:color w:val="000000"/>
+                            <w:sz w:val="19"/>
+                            <w:szCs w:val="19"/>
+                          </w:rPr>
+                        </w:pPr>
+                        <w:r>
+                          <w:rPr>
+                            <w:color w:val="000000"/>
+                            <w:sz w:val="19"/>
+                            <w:szCs w:val="19"/>
+                          </w:rPr>
+                          <w:t>£7.98</w:t>
+                        </w:r>
+                      </w:p>
+                    </w:txbxContent>
+                  </ns8:textbox>
+                </ns8:rect>
+                <ns8:rect id="dgvOrderItemsCell 7006165" ns9:spid="_x0000_s1207" style="position:absolute;left:45397;top:19073;width:11410;height:2210;visibility:visible;mso-wrap-style:square;v-text-anchor:middle" ns9:gfxdata="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" filled="f" stroked="f" strokeweight="1pt">
+                  <ns8:textbox inset="0,0,0,0">
+                    <w:txbxContent>
+                      <w:p ns2:paraId="5E4D1E28" ns2:textId="77777777">
+                        <w:pPr>
+                          <w:rPr>
+                            <w:color w:val="000000"/>
+                            <w:sz w:val="19"/>
+                            <w:szCs w:val="19"/>
+                          </w:rPr>
+                        </w:pPr>
+                        <w:r>
+                          <w:rPr>
+                            <w:color w:val="000000"/>
+                            <w:sz w:val="19"/>
+                            <w:szCs w:val="19"/>
+                          </w:rPr>
+                          <w:t>£5.98</w:t>
+                        </w:r>
+                      </w:p>
+                    </w:txbxContent>
+                  </ns8:textbox>
+                </ns8:rect>
+                <ns8:rect id="dgvOrderItemsCell 7006302" ns9:spid="_x0000_s1208" style="position:absolute;left:45397;top:21283;width:11410;height:2210;visibility:visible;mso-wrap-style:square;v-text-anchor:middle" ns9:gfxdata="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" filled="f" stroked="f" strokeweight="1pt">
+                  <ns8:textbox inset="0,0,0,0">
+                    <w:txbxContent>
+                      <w:p ns2:paraId="19279F1E" ns2:textId="77777777">
+                        <w:pPr>
+                          <w:rPr>
+                            <w:color w:val="000000"/>
+                            <w:sz w:val="19"/>
+                            <w:szCs w:val="19"/>
+                          </w:rPr>
+                        </w:pPr>
+                        <w:r>
+                          <w:rPr>
+                            <w:color w:val="000000"/>
+                            <w:sz w:val="19"/>
+                            <w:szCs w:val="19"/>
+                          </w:rPr>
+                          <w:t>£3.98</w:t>
+                        </w:r>
+                      </w:p>
+                    </w:txbxContent>
+                  </ns8:textbox>
+                </ns8:rect>
+                <ns8:rect id="dgvOrderItemsCell 7006439" ns9:spid="_x0000_s1209" style="position:absolute;left:45397;top:23493;width:11410;height:2211;visibility:visible;mso-wrap-style:square;v-text-anchor:middle" ns9:gfxdata="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" filled="f" stroked="f" strokeweight="1pt">
+                  <ns8:textbox inset="0,0,0,0">
+                    <w:txbxContent>
+                      <w:p ns2:paraId="1E53C06A" ns2:textId="77777777">
+                        <w:pPr>
+                          <w:rPr>
+                            <w:color w:val="000000"/>
+                            <w:sz w:val="19"/>
+                            <w:szCs w:val="19"/>
+                          </w:rPr>
+                        </w:pPr>
+                        <w:r>
+                          <w:rPr>
+                            <w:color w:val="000000"/>
+                            <w:sz w:val="19"/>
+                            <w:szCs w:val="19"/>
+                          </w:rPr>
+                          <w:t>£8.98</w:t>
+                        </w:r>
+                      </w:p>
+                    </w:txbxContent>
+                  </ns8:textbox>
+                </ns8:rect>
+                <ns8:rect id="dgvOrderItemsCell 7006576" ns9:spid="_x0000_s1210" style="position:absolute;left:45397;top:25704;width:11410;height:2210;visibility:visible;mso-wrap-style:square;v-text-anchor:middle" ns9:gfxdata="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" filled="f" stroked="f" strokeweight="1pt">
+                  <ns8:textbox inset="0,0,0,0">
+                    <w:txbxContent>
+                      <w:p ns2:paraId="1745B572" ns2:textId="77777777">
+                        <w:pPr>
+                          <w:rPr>
+                            <w:color w:val="000000"/>
+                            <w:sz w:val="19"/>
+                            <w:szCs w:val="19"/>
+                          </w:rPr>
+                        </w:pPr>
+                        <w:r>
+                          <w:rPr>
+                            <w:color w:val="000000"/>
+                            <w:sz w:val="19"/>
+                            <w:szCs w:val="19"/>
+                          </w:rPr>
+                          <w:t>£5.97</w:t>
+                        </w:r>
+                      </w:p>
+                    </w:txbxContent>
+                  </ns8:textbox>
+                </ns8:rect>
+                <ns8:rect id="dgvOrderItemsVLine 7006713" ns9:spid="_x0000_s1211" style="position:absolute;left:44963;top:14652;width:87;height:13262;visibility:visible;mso-wrap-style:square;v-text-anchor:middle" ns9:gfxdata="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" fillcolor="#d2d2d2" stroked="f" strokeweight="1pt">
+                  <ns8:textbox inset="1.2069mm,0,1.2069mm,0"/>
+                </ns8:rect>
+                <ns8:rect id="dgvOrderItemsHLine 7006850" ns9:spid="_x0000_s1212" style="position:absolute;left:1412;top:16862;width:55720;height:87;visibility:visible;mso-wrap-style:square;v-text-anchor:middle" ns9:gfxdata="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" fillcolor="#d2d2d2" stroked="f" strokeweight="1pt">
+                  <ns8:textbox inset="1.2069mm,0,1.2069mm,0"/>
+                </ns8:rect>
+                <ns8:rect id="dgvOrderItemsHLine 7006987" ns9:spid="_x0000_s1213" style="position:absolute;left:1412;top:19073;width:55720;height:87;visibility:visible;mso-wrap-style:square;v-text-anchor:middle" ns9:gfxdata="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" fillcolor="#d2d2d2" stroked="f" strokeweight="1pt">
+                  <ns8:textbox inset="1.2069mm,0,1.2069mm,0"/>
+                </ns8:rect>
+                <ns8:rect id="dgvOrderItemsHLine 7007124" ns9:spid="_x0000_s1214" style="position:absolute;left:1412;top:21283;width:55720;height:87;visibility:visible;mso-wrap-style:square;v-text-anchor:middle" ns9:gfxdata="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" fillcolor="#d2d2d2" stroked="f" strokeweight="1pt">
+                  <ns8:textbox inset="1.2069mm,0,1.2069mm,0"/>
+                </ns8:rect>
+                <ns8:rect id="dgvOrderItemsHLine 7007261" ns9:spid="_x0000_s1215" style="position:absolute;left:1412;top:23493;width:55720;height:87;visibility:visible;mso-wrap-style:square;v-text-anchor:middle" ns9:gfxdata="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" fillcolor="#d2d2d2" stroked="f" strokeweight="1pt">
+                  <ns8:textbox inset="1.2069mm,0,1.2069mm,0"/>
+                </ns8:rect>
+                <ns8:rect id="dgvOrderItemsHLine 7007398" ns9:spid="_x0000_s1216" style="position:absolute;left:1412;top:25704;width:55720;height:87;visibility:visible;mso-wrap-style:square;v-text-anchor:middle" ns9:gfxdata="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" fillcolor="#d2d2d2" stroked="f" strokeweight="1pt">
+                  <ns8:textbox inset="1.2069mm,0,1.2069mm,0"/>
+                </ns8:rect>
+                <ns8:rect id="dgvOrderItemsHLine 7007535" ns9:spid="_x0000_s1217" style="position:absolute;left:1412;top:27914;width:55720;height:87;visibility:visible;mso-wrap-style:square;v-text-anchor:middle" ns9:gfxdata="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" fillcolor="#d2d2d2" stroked="f" strokeweight="1pt">
+                  <ns8:textbox inset="1.2069mm,0,1.2069mm,0"/>
+                </ns8:rect>
+                <ns8:rect id="Button 7007672" ns9:spid="_x0000_s1218" style="position:absolute;left:1303;top:35192;width:11405;height:2824;visibility:visible;mso-wrap-style:square;v-text-anchor:middle" ns9:gfxdata="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" fillcolor="#f0f0f0" strokecolor="#b4b4b4" strokeweight=".5pt">
+                  <ns8:textbox inset=".60344mm,0,.60344mm,0">
+                    <w:txbxContent>
+                      <w:p ns2:paraId="2A06AABE" ns2:textId="77777777">
+                        <w:pPr>
+                          <w:jc w:val="center"/>
+                          <w:rPr>
+                            <w:color w:val="000000"/>
+                            <w:sz w:val="17"/>
+                            <w:szCs w:val="17"/>
+                          </w:rPr>
+                        </w:pPr>
+                        <w:r>
+                          <w:rPr>
+                            <w:color w:val="000000"/>
+                            <w:sz w:val="17"/>
+                            <w:szCs w:val="17"/>
+                          </w:rPr>
+                          <w:t>Remove Selected</w:t>
+                        </w:r>
+                      </w:p>
+                    </w:txbxContent>
+                  </ns8:textbox>
+                </ns8:rect>
+                <ns8:rect id="Label 7007809" ns9:spid="_x0000_s1219" style="position:absolute;left:14663;top:35626;width:26068;height:1684;visibility:visible;mso-wrap-style:square;v-text-anchor:middle" ns9:gfxdata="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" filled="f" stroked="f" strokeweight="1pt">
+                  <ns8:textbox inset="0,0,0,0">
+                    <w:txbxContent>
+                      <w:p ns2:paraId="56D330BD" ns2:textId="77777777">
+                        <w:pPr>
+                          <w:rPr>
+                            <w:color w:val="808080"/>
+                            <w:sz w:val="17"/>
+                            <w:szCs w:val="17"/>
+                          </w:rPr>
+                        </w:pPr>
+                        <w:r>
+                          <w:rPr>
+                            <w:color w:val="808080"/>
+                            <w:sz w:val="17"/>
+                            <w:szCs w:val="17"/>
+                          </w:rPr>
+                          <w:t>6 line(s), 15 item(s) to hand over</w:t>
+                        </w:r>
+                      </w:p>
+                    </w:txbxContent>
+                  </ns8:textbox>
+                </ns8:rect>
+                <ns8:rect id="Label 7007946" ns9:spid="_x0000_s1220" style="position:absolute;left:39102;top:34974;width:17379;height:2357;visibility:visible;mso-wrap-style:square;v-text-anchor:middle" ns9:gfxdata="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" filled="f" stroked="f" strokeweight="1pt">
+                  <ns8:textbox inset="0,0,0,0">
+                    <w:txbxContent>
+                      <w:p ns2:paraId="7E9B0C9D" ns2:textId="77777777">
+                        <w:pPr>
+                          <w:jc w:val="right"/>
+                          <w:rPr>
+                            <w:b/>
+                            <w:bCs/>
+                            <w:color w:val="000000"/>
+                          </w:rPr>
+                        </w:pPr>
+                        <w:r>
+                          <w:rPr>
+                            <w:b/>
+                            <w:bCs/>
+                            <w:color w:val="000000"/>
+                          </w:rPr>
+                          <w:t>Total:  £52.85</w:t>
+                        </w:r>
+                      </w:p>
+                    </w:txbxContent>
+                  </ns8:textbox>
+                </ns8:rect>
+                <ns8:rect id="Button 7008083" ns9:spid="_x0000_s1221" style="position:absolute;left:47791;top:38667;width:9450;height:2824;visibility:visible;mso-wrap-style:square;v-text-anchor:middle" ns9:gfxdata="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" fillcolor="#f0f0f0" strokecolor="#b4b4b4" strokeweight=".5pt">
+                  <ns8:textbox inset=".60344mm,0,.60344mm,0">
+                    <w:txbxContent>
+                      <w:p ns2:paraId="35BB7B64" ns2:textId="77777777">
+                        <w:pPr>
+                          <w:jc w:val="center"/>
+                          <w:rPr>
+                            <w:color w:val="000000"/>
+                            <w:sz w:val="19"/>
+                            <w:szCs w:val="19"/>
+                          </w:rPr>
+                        </w:pPr>
+                        <w:r>
+                          <w:rPr>
+                            <w:color w:val="000000"/>
+                            <w:sz w:val="19"/>
+                            <w:szCs w:val="19"/>
+                          </w:rPr>
+                          <w:t>Close</w:t>
+                        </w:r>
+                      </w:p>
+                    </w:txbxContent>
+                  </ns8:textbox>
+                </ns8:rect>
+                <ns8:rect id="Label 7008220" ns9:spid="_x0000_s1222" style="position:absolute;left:1303;top:40840;width:24982;height:1515;visibility:visible;mso-wrap-style:square;v-text-anchor:middle" ns9:gfxdata="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" filled="f" stroked="f" strokeweight="1pt">
+                  <ns8:textbox inset="0,0,0,0">
+                    <w:txbxContent>
+                      <w:p ns2:paraId="761EA6F8" ns2:textId="77777777">
+                        <w:pPr>
+                          <w:rPr>
+                            <w:color w:val="808080"/>
+                            <w:sz w:val="15"/>
+                            <w:szCs w:val="15"/>
+                          </w:rPr>
+                        </w:pPr>
+                        <w:r>
+                          <w:rPr>
+                            <w:color w:val="808080"/>
+                            <w:sz w:val="15"/>
+                            <w:szCs w:val="15"/>
+                          </w:rPr>
+                          <w:t>Filmtopia Cinema Management System  v1.0</w:t>
+                        </w:r>
+                      </w:p>
+                    </w:txbxContent>
+                  </ns8:textbox>
+                </ns8:rect>
+                <ns10:anchorlock/>
+              </ns8:group>
+            </w:pict>
+          </ns1:Fallback>
+        </ns1:AlternateContent>
+      </w:r>
+    </w:p>
+    <w:p ns2:paraId="021916F1" ns2:textId="77777777"/>
     <w:sectPr>
       <w:headerReference w:type="even" ns11:id="rId7"/>
       <w:headerReference w:type="default" ns11:id="rId8"/>

--- a/Post-Prototype Refinement of Design.docx
+++ b/Post-Prototype Refinement of Design.docx
@@ -15329,6 +15329,7269 @@
       </w:r>
     </w:p>
     <w:p ns2:paraId="021916F1" ns2:textId="77777777"/>
+    <w:p ns2:paraId="1791DAB8" ns2:textId="77777777">
+      <w:pPr>
+        <w:pStyle w:val="Heading3"/>
+        <w:rPr>
+          <w:rFonts w:ascii="Aptos Display" w:eastAsia="Aptos Display" w:hAnsi="Aptos Display" w:cs="Aptos Display"/>
+          <w:b/>
+          <w:bCs/>
+          <w:color w:val="000000" w:themeColor="text1"/>
+        </w:rPr>
+      </w:pPr>
+      <w:r>
+        <w:rPr>
+          <w:rFonts w:ascii="Aptos Display" w:eastAsia="Aptos Display" w:hAnsi="Aptos Display" w:cs="Aptos Display"/>
+          <w:b/>
+          <w:bCs/>
+          <w:color w:val="000000" w:themeColor="text1"/>
+        </w:rPr>
+        <w:t>The Self Service Kiosk (Objective 4)</w:t>
+      </w:r>
+    </w:p>
+    <w:p ns2:paraId="51807D0B" ns2:textId="77777777">
+      <w:pPr>
+        <w:spacing w:after="160" w:line="276" w:lineRule="auto"/>
+      </w:pPr>
+      <w:r>
+        <w:rPr>
+          <w:rFonts w:ascii="Aptos" w:eastAsia="Aptos" w:hAnsi="Aptos" w:cs="Aptos"/>
+        </w:rPr>
+        <w:t>Objective 4 was excluded from the prototype, so this is the first point in the project where its interface has been designed properly. The kiosk is a single form which takes over the whole screen and walks a customer through seven stages in order, being a welcome screen, choosing a film, choosing a time, choosing seats, adding food, paying and a thank you screen. Each stage is a separate panel and only one is ever visible, which keeps the customer on a single rail with no way of wandering into a stage they are not ready for.</w:t>
+      </w:r>
+    </w:p>
+    <w:p ns2:paraId="4949E251" ns2:textId="77777777">
+      <w:pPr>
+        <w:spacing w:after="160" w:line="276" w:lineRule="auto"/>
+      </w:pPr>
+      <w:r>
+        <w:rPr>
+          <w:rFonts w:ascii="Aptos" w:eastAsia="Aptos" w:hAnsi="Aptos" w:cs="Aptos"/>
+        </w:rPr>
+        <w:t xml:space="preserve">It is deliberately unlike every other form in the system. Everything is drawn much larger than it would be on a staff form, films and times are presented as large tiles carrying the poster and the key details rather than as rows in a grid, and there are exactly two controls at the bottom of every stage. There are no menus, no boxes the customer has to type into and no route to any other part of Filmtopia. An idle timer resets the whole thing back to the welcome screen if nobody touches it for a set period, this is because a customer who </w:t>
+      </w:r>
+      <w:r>
+        <w:rPr>
+          <w:rFonts w:ascii="Aptos" w:eastAsia="Aptos" w:hAnsi="Aptos" w:cs="Aptos"/>
+        </w:rPr>
+        <w:lastRenderedPageBreak/>
+        <w:t>wanders off halfway through would otherwise block the machine and leave their choices on screen for the next person to read.</w:t>
+      </w:r>
+    </w:p>
+    <w:p ns2:paraId="327C16AB" ns2:textId="77777777">
+      <w:pPr>
+        <w:keepNext/>
+        <w:pBdr>
+          <w:top w:val="single" w:sz="6" w:space="6" w:color="A02B93"/>
+          <w:left w:val="single" w:sz="6" w:space="0" w:color="A02B93"/>
+          <w:bottom w:val="single" w:sz="6" w:space="6" w:color="A02B93"/>
+          <w:right w:val="single" w:sz="6" w:space="0" w:color="A02B93"/>
+        </w:pBdr>
+        <w:shd w:val="clear" w:color="auto" w:fill="F7E9F3"/>
+        <w:spacing w:before="120" w:after="200"/>
+        <w:rPr>
+          <w:rFonts w:ascii="Aptos" w:eastAsia="Aptos" w:hAnsi="Aptos" w:cs="Aptos"/>
+          <w:b/>
+          <w:bCs/>
+          <w:color w:val="A02B93"/>
+          <w:sz w:val="22"/>
+          <w:szCs w:val="22"/>
+        </w:rPr>
+      </w:pPr>
+      <w:r>
+        <w:rPr>
+          <w:rFonts w:ascii="Aptos" w:eastAsia="Aptos" w:hAnsi="Aptos" w:cs="Aptos"/>
+          <w:b/>
+          <w:bCs/>
+          <w:color w:val="A02B93"/>
+          <w:sz w:val="22"/>
+          <w:szCs w:val="22"/>
+        </w:rPr>
+        <w:t>Self Service Kiosk (frmKiosk)</w:t>
+      </w:r>
+    </w:p>
+    <w:p ns2:paraId="5D7E5E68" ns2:textId="77777777">
+      <w:pPr>
+        <w:pBdr>
+          <w:top w:val="single" w:sz="6" w:space="6" w:color="A02B93"/>
+          <w:left w:val="single" w:sz="6" w:space="0" w:color="A02B93"/>
+          <w:bottom w:val="single" w:sz="6" w:space="6" w:color="A02B93"/>
+          <w:right w:val="single" w:sz="6" w:space="0" w:color="A02B93"/>
+        </w:pBdr>
+        <w:shd w:val="clear" w:color="auto" w:fill="F7E9F3"/>
+        <w:spacing w:before="120" w:after="200"/>
+      </w:pPr>
+      <w:r>
+        <ns1:AlternateContent>
+          <ns1:Choice Requires="wpc">
+            <w:drawing>
+              <ns3:inline distT="0" distB="0" distL="0" distR="0" ns4:anchorId="24DE2417" ns4:editId="791B40DF">
+                <ns3:extent cx="5832764" cy="3284767"/>
+                <ns3:effectExtent l="0" t="0" r="0" b="0"/>
+                <ns3:docPr id="1584217938" name="Self Service Kiosk (frmKiosk)"/>
+                <ns3:cNvGraphicFramePr/>
+                <ns5:graphic>
+                  <ns5:graphicData uri="http://schemas.microsoft.com/office/word/2010/wordprocessingCanvas">
+                    <ns6:wpc>
+                      <ns6:bg>
+                        <ns5:solidFill>
+                          <ns5:prstClr val="white"/>
+                        </ns5:solidFill>
+                      </ns6:bg>
+                      <ns6:whole/>
+                      <ns7:wsp>
+                        <ns7:cNvPr id="1688498574" name="Window 7000137"/>
+                        <ns7:cNvSpPr/>
+                        <ns7:spPr>
+                          <ns5:xfrm>
+                            <ns5:off x="0" y="0"/>
+                            <ns5:ext cx="5832764" cy="3284767"/>
+                          </ns5:xfrm>
+                          <ns5:prstGeom prst="rect">
+                            <ns5:avLst/>
+                          </ns5:prstGeom>
+                          <ns5:solidFill>
+                            <ns5:srgbClr val="F0F0F0"/>
+                          </ns5:solidFill>
+                          <ns5:ln>
+                            <ns5:noFill/>
+                          </ns5:ln>
+                        </ns7:spPr>
+                        <ns7:style>
+                          <ns5:lnRef idx="2">
+                            <ns5:schemeClr val="dk1"/>
+                          </ns5:lnRef>
+                          <ns5:fillRef idx="0">
+                            <ns5:schemeClr val="lt1"/>
+                          </ns5:fillRef>
+                          <ns5:effectRef idx="0">
+                            <ns5:schemeClr val="dk1"/>
+                          </ns5:effectRef>
+                          <ns5:fontRef idx="minor">
+                            <ns5:schemeClr val="dk1"/>
+                          </ns5:fontRef>
+                        </ns7:style>
+                        <ns7:bodyPr rot="0" spcFirstLastPara="0" vertOverflow="overflow" horzOverflow="overflow" vert="horz" wrap="square" lIns="30699" tIns="0" rIns="30699" bIns="0" numCol="1" spcCol="0" rtlCol="0" fromWordArt="0" anchor="ctr" anchorCtr="0" forceAA="0" compatLnSpc="1">
+                          <ns5:noAutofit/>
+                        </ns7:bodyPr>
+                      </ns7:wsp>
+                      <ns7:wsp>
+                        <ns7:cNvPr id="470864293" name="pnlHeader 7000274"/>
+                        <ns7:cNvSpPr/>
+                        <ns7:spPr>
+                          <ns5:xfrm>
+                            <ns5:off x="0" y="0"/>
+                            <ns5:ext cx="5832764" cy="383734"/>
+                          </ns5:xfrm>
+                          <ns5:prstGeom prst="rect">
+                            <ns5:avLst/>
+                          </ns5:prstGeom>
+                          <ns5:solidFill>
+                            <ns5:srgbClr val="400040"/>
+                          </ns5:solidFill>
+                          <ns5:ln>
+                            <ns5:noFill/>
+                          </ns5:ln>
+                        </ns7:spPr>
+                        <ns7:style>
+                          <ns5:lnRef idx="2">
+                            <ns5:schemeClr val="dk1"/>
+                          </ns5:lnRef>
+                          <ns5:fillRef idx="0">
+                            <ns5:schemeClr val="lt1"/>
+                          </ns5:fillRef>
+                          <ns5:effectRef idx="0">
+                            <ns5:schemeClr val="dk1"/>
+                          </ns5:effectRef>
+                          <ns5:fontRef idx="minor">
+                            <ns5:schemeClr val="dk1"/>
+                          </ns5:fontRef>
+                        </ns7:style>
+                        <ns7:bodyPr rot="0" spcFirstLastPara="0" vertOverflow="overflow" horzOverflow="overflow" vert="horz" wrap="square" lIns="30699" tIns="0" rIns="30699" bIns="0" numCol="1" spcCol="0" rtlCol="0" fromWordArt="0" anchor="ctr" anchorCtr="0" forceAA="0" compatLnSpc="1">
+                          <ns5:noAutofit/>
+                        </ns7:bodyPr>
+                      </ns7:wsp>
+                      <ns7:wsp>
+                        <ns7:cNvPr id="763209731" name="Label 7000411"/>
+                        <ns7:cNvSpPr/>
+                        <ns7:spPr>
+                          <ns5:xfrm>
+                            <ns5:off x="107446" y="61398"/>
+                            <ns5:ext cx="1534938" cy="237915"/>
+                          </ns5:xfrm>
+                          <ns5:prstGeom prst="rect">
+                            <ns5:avLst/>
+                          </ns5:prstGeom>
+                          <ns5:noFill/>
+                          <ns5:ln>
+                            <ns5:noFill/>
+                          </ns5:ln>
+                        </ns7:spPr>
+                        <ns7:style>
+                          <ns5:lnRef idx="2">
+                            <ns5:schemeClr val="dk1"/>
+                          </ns5:lnRef>
+                          <ns5:fillRef idx="0">
+                            <ns5:schemeClr val="lt1"/>
+                          </ns5:fillRef>
+                          <ns5:effectRef idx="0">
+                            <ns5:schemeClr val="dk1"/>
+                          </ns5:effectRef>
+                          <ns5:fontRef idx="minor">
+                            <ns5:schemeClr val="dk1"/>
+                          </ns5:fontRef>
+                        </ns7:style>
+                        <ns7:txbx>
+                          <w:txbxContent>
+                            <w:p ns2:paraId="26BE9246" ns2:textId="77777777">
+                              <w:pPr>
+                                <w:rPr>
+                                  <w:b/>
+                                  <w:bCs/>
+                                  <w:color w:val="FFFFFF"/>
+                                </w:rPr>
+                              </w:pPr>
+                              <w:r>
+                                <w:rPr>
+                                  <w:b/>
+                                  <w:bCs/>
+                                  <w:color w:val="FFFFFF"/>
+                                </w:rPr>
+                                <w:t>Filmtopia</w:t>
+                              </w:r>
+                            </w:p>
+                          </w:txbxContent>
+                        </ns7:txbx>
+                        <ns7:bodyPr rot="0" spcFirstLastPara="0" vertOverflow="overflow" horzOverflow="overflow" vert="horz" wrap="square" lIns="0" tIns="0" rIns="0" bIns="0" numCol="1" spcCol="0" rtlCol="0" fromWordArt="0" anchor="ctr" anchorCtr="0" forceAA="0" compatLnSpc="1">
+                          <ns5:noAutofit/>
+                        </ns7:bodyPr>
+                      </ns7:wsp>
+                      <ns7:wsp>
+                        <ns7:cNvPr id="251666035" name="Label 7000548"/>
+                        <ns7:cNvSpPr/>
+                        <ns7:spPr>
+                          <ns5:xfrm>
+                            <ns5:off x="107446" y="230241"/>
+                            <ns5:ext cx="2302407" cy="130853"/>
+                          </ns5:xfrm>
+                          <ns5:prstGeom prst="rect">
+                            <ns5:avLst/>
+                          </ns5:prstGeom>
+                          <ns5:noFill/>
+                          <ns5:ln>
+                            <ns5:noFill/>
+                          </ns5:ln>
+                        </ns7:spPr>
+                        <ns7:style>
+                          <ns5:lnRef idx="2">
+                            <ns5:schemeClr val="dk1"/>
+                          </ns5:lnRef>
+                          <ns5:fillRef idx="0">
+                            <ns5:schemeClr val="lt1"/>
+                          </ns5:fillRef>
+                          <ns5:effectRef idx="0">
+                            <ns5:schemeClr val="dk1"/>
+                          </ns5:effectRef>
+                          <ns5:fontRef idx="minor">
+                            <ns5:schemeClr val="dk1"/>
+                          </ns5:fontRef>
+                        </ns7:style>
+                        <ns7:txbx>
+                          <w:txbxContent>
+                            <w:p ns2:paraId="70997744" ns2:textId="77777777">
+                              <w:pPr>
+                                <w:rPr>
+                                  <w:color w:val="D79ED7"/>
+                                  <w:sz w:val="13"/>
+                                  <w:szCs w:val="13"/>
+                                </w:rPr>
+                              </w:pPr>
+                              <w:r>
+                                <w:rPr>
+                                  <w:color w:val="D79ED7"/>
+                                  <w:sz w:val="13"/>
+                                  <w:szCs w:val="13"/>
+                                </w:rPr>
+                                <w:t>Step 3 of 5  -  choose your seats</w:t>
+                              </w:r>
+                            </w:p>
+                          </w:txbxContent>
+                        </ns7:txbx>
+                        <ns7:bodyPr rot="0" spcFirstLastPara="0" vertOverflow="overflow" horzOverflow="overflow" vert="horz" wrap="square" lIns="0" tIns="0" rIns="0" bIns="0" numCol="1" spcCol="0" rtlCol="0" fromWordArt="0" anchor="ctr" anchorCtr="0" forceAA="0" compatLnSpc="1">
+                          <ns5:noAutofit/>
+                        </ns7:bodyPr>
+                      </ns7:wsp>
+                      <ns7:wsp>
+                        <ns7:cNvPr id="1865773415" name="btnExitKiosk 7000685"/>
+                        <ns7:cNvSpPr/>
+                        <ns7:spPr>
+                          <ns5:xfrm>
+                            <ns5:off x="5280186" y="107446"/>
+                            <ns5:ext cx="445132" cy="153494"/>
+                          </ns5:xfrm>
+                          <ns5:prstGeom prst="rect">
+                            <ns5:avLst/>
+                          </ns5:prstGeom>
+                          <ns5:noFill/>
+                          <ns5:ln w="6350">
+                            <ns5:solidFill>
+                              <ns5:srgbClr val="8E5A8E"/>
+                            </ns5:solidFill>
+                          </ns5:ln>
+                        </ns7:spPr>
+                        <ns7:style>
+                          <ns5:lnRef idx="2">
+                            <ns5:schemeClr val="dk1"/>
+                          </ns5:lnRef>
+                          <ns5:fillRef idx="0">
+                            <ns5:schemeClr val="lt1"/>
+                          </ns5:fillRef>
+                          <ns5:effectRef idx="0">
+                            <ns5:schemeClr val="dk1"/>
+                          </ns5:effectRef>
+                          <ns5:fontRef idx="minor">
+                            <ns5:schemeClr val="dk1"/>
+                          </ns5:fontRef>
+                        </ns7:style>
+                        <ns7:txbx>
+                          <w:txbxContent>
+                            <w:p ns2:paraId="62D8EC3B" ns2:textId="77777777">
+                              <w:pPr>
+                                <w:jc w:val="center"/>
+                                <w:rPr>
+                                  <w:color w:val="D79ED7"/>
+                                  <w:sz w:val="12"/>
+                                  <w:szCs w:val="12"/>
+                                </w:rPr>
+                              </w:pPr>
+                              <w:r>
+                                <w:rPr>
+                                  <w:color w:val="D79ED7"/>
+                                  <w:sz w:val="12"/>
+                                  <w:szCs w:val="12"/>
+                                </w:rPr>
+                                <w:t>Staff exit</w:t>
+                              </w:r>
+                            </w:p>
+                          </w:txbxContent>
+                        </ns7:txbx>
+                        <ns7:bodyPr rot="0" spcFirstLastPara="0" vertOverflow="overflow" horzOverflow="overflow" vert="horz" wrap="square" lIns="15349" tIns="0" rIns="15349" bIns="0" numCol="1" spcCol="0" rtlCol="0" fromWordArt="0" anchor="ctr" anchorCtr="0" forceAA="0" compatLnSpc="1">
+                          <ns5:noAutofit/>
+                        </ns7:bodyPr>
+                      </ns7:wsp>
+                      <ns7:wsp>
+                        <ns7:cNvPr id="299806577" name="Label 7000822"/>
+                        <ns7:cNvSpPr/>
+                        <ns7:spPr>
+                          <ns5:xfrm>
+                            <ns5:off x="107446" y="475831"/>
+                            <ns5:ext cx="2609394" cy="261707"/>
+                          </ns5:xfrm>
+                          <ns5:prstGeom prst="rect">
+                            <ns5:avLst/>
+                          </ns5:prstGeom>
+                          <ns5:noFill/>
+                          <ns5:ln>
+                            <ns5:noFill/>
+                          </ns5:ln>
+                        </ns7:spPr>
+                        <ns7:style>
+                          <ns5:lnRef idx="2">
+                            <ns5:schemeClr val="dk1"/>
+                          </ns5:lnRef>
+                          <ns5:fillRef idx="0">
+                            <ns5:schemeClr val="lt1"/>
+                          </ns5:fillRef>
+                          <ns5:effectRef idx="0">
+                            <ns5:schemeClr val="dk1"/>
+                          </ns5:effectRef>
+                          <ns5:fontRef idx="minor">
+                            <ns5:schemeClr val="dk1"/>
+                          </ns5:fontRef>
+                        </ns7:style>
+                        <ns7:txbx>
+                          <w:txbxContent>
+                            <w:p ns2:paraId="05C54ED0" ns2:textId="77777777">
+                              <w:pPr>
+                                <w:rPr>
+                                  <w:b/>
+                                  <w:bCs/>
+                                  <w:color w:val="000000"/>
+                                  <w:sz w:val="27"/>
+                                  <w:szCs w:val="27"/>
+                                </w:rPr>
+                              </w:pPr>
+                              <w:r>
+                                <w:rPr>
+                                  <w:b/>
+                                  <w:bCs/>
+                                  <w:color w:val="000000"/>
+                                  <w:sz w:val="27"/>
+                                  <w:szCs w:val="27"/>
+                                </w:rPr>
+                                <w:t>Choose your seats</w:t>
+                              </w:r>
+                            </w:p>
+                          </w:txbxContent>
+                        </ns7:txbx>
+                        <ns7:bodyPr rot="0" spcFirstLastPara="0" vertOverflow="overflow" horzOverflow="overflow" vert="horz" wrap="square" lIns="0" tIns="0" rIns="0" bIns="0" numCol="1" spcCol="0" rtlCol="0" fromWordArt="0" anchor="ctr" anchorCtr="0" forceAA="0" compatLnSpc="1">
+                          <ns5:noAutofit/>
+                        </ns7:bodyPr>
+                      </ns7:wsp>
+                      <ns7:wsp>
+                        <ns7:cNvPr id="837316198" name="Label 7000959"/>
+                        <ns7:cNvSpPr/>
+                        <ns7:spPr>
+                          <ns5:xfrm>
+                            <ns5:off x="107446" y="690722"/>
+                            <ns5:ext cx="2609394" cy="154645"/>
+                          </ns5:xfrm>
+                          <ns5:prstGeom prst="rect">
+                            <ns5:avLst/>
+                          </ns5:prstGeom>
+                          <ns5:noFill/>
+                          <ns5:ln>
+                            <ns5:noFill/>
+                          </ns5:ln>
+                        </ns7:spPr>
+                        <ns7:style>
+                          <ns5:lnRef idx="2">
+                            <ns5:schemeClr val="dk1"/>
+                          </ns5:lnRef>
+                          <ns5:fillRef idx="0">
+                            <ns5:schemeClr val="lt1"/>
+                          </ns5:fillRef>
+                          <ns5:effectRef idx="0">
+                            <ns5:schemeClr val="dk1"/>
+                          </ns5:effectRef>
+                          <ns5:fontRef idx="minor">
+                            <ns5:schemeClr val="dk1"/>
+                          </ns5:fontRef>
+                        </ns7:style>
+                        <ns7:txbx>
+                          <w:txbxContent>
+                            <w:p ns2:paraId="63E5D7CA" ns2:textId="77777777">
+                              <w:pPr>
+                                <w:rPr>
+                                  <w:color w:val="000000"/>
+                                  <w:sz w:val="16"/>
+                                  <w:szCs w:val="16"/>
+                                </w:rPr>
+                              </w:pPr>
+                              <w:r>
+                                <w:rPr>
+                                  <w:color w:val="000000"/>
+                                  <w:sz w:val="16"/>
+                                  <w:szCs w:val="16"/>
+                                </w:rPr>
+                                <w:t>Iron Man (15) at 18:33</w:t>
+                              </w:r>
+                            </w:p>
+                          </w:txbxContent>
+                        </ns7:txbx>
+                        <ns7:bodyPr rot="0" spcFirstLastPara="0" vertOverflow="overflow" horzOverflow="overflow" vert="horz" wrap="square" lIns="0" tIns="0" rIns="0" bIns="0" numCol="1" spcCol="0" rtlCol="0" fromWordArt="0" anchor="ctr" anchorCtr="0" forceAA="0" compatLnSpc="1">
+                          <ns5:noAutofit/>
+                        </ns7:bodyPr>
+                      </ns7:wsp>
+                      <ns7:wsp>
+                        <ns7:cNvPr id="1940433655" name="Label 7001096"/>
+                        <ns7:cNvSpPr/>
+                        <ns7:spPr>
+                          <ns5:xfrm>
+                            <ns5:off x="107446" y="890264"/>
+                            <ns5:ext cx="1534938" cy="154645"/>
+                          </ns5:xfrm>
+                          <ns5:prstGeom prst="rect">
+                            <ns5:avLst/>
+                          </ns5:prstGeom>
+                          <ns5:noFill/>
+                          <ns5:ln>
+                            <ns5:noFill/>
+                          </ns5:ln>
+                        </ns7:spPr>
+                        <ns7:style>
+                          <ns5:lnRef idx="2">
+                            <ns5:schemeClr val="dk1"/>
+                          </ns5:lnRef>
+                          <ns5:fillRef idx="0">
+                            <ns5:schemeClr val="lt1"/>
+                          </ns5:fillRef>
+                          <ns5:effectRef idx="0">
+                            <ns5:schemeClr val="dk1"/>
+                          </ns5:effectRef>
+                          <ns5:fontRef idx="minor">
+                            <ns5:schemeClr val="dk1"/>
+                          </ns5:fontRef>
+                        </ns7:style>
+                        <ns7:txbx>
+                          <w:txbxContent>
+                            <w:p ns2:paraId="6E1C2E3B" ns2:textId="77777777">
+                              <w:pPr>
+                                <w:rPr>
+                                  <w:color w:val="000000"/>
+                                  <w:sz w:val="16"/>
+                                  <w:szCs w:val="16"/>
+                                </w:rPr>
+                              </w:pPr>
+                              <w:r>
+                                <w:rPr>
+                                  <w:color w:val="000000"/>
+                                  <w:sz w:val="16"/>
+                                  <w:szCs w:val="16"/>
+                                </w:rPr>
+                                <w:t>2 seat(s)</w:t>
+                              </w:r>
+                            </w:p>
+                          </w:txbxContent>
+                        </ns7:txbx>
+                        <ns7:bodyPr rot="0" spcFirstLastPara="0" vertOverflow="overflow" horzOverflow="overflow" vert="horz" wrap="square" lIns="0" tIns="0" rIns="0" bIns="0" numCol="1" spcCol="0" rtlCol="0" fromWordArt="0" anchor="ctr" anchorCtr="0" forceAA="0" compatLnSpc="1">
+                          <ns5:noAutofit/>
+                        </ns7:bodyPr>
+                      </ns7:wsp>
+                      <ns7:wsp>
+                        <ns7:cNvPr id="1614629791" name="Label 7001233"/>
+                        <ns7:cNvSpPr/>
+                        <ns7:spPr>
+                          <ns5:xfrm>
+                            <ns5:off x="107446" y="1074457"/>
+                            <ns5:ext cx="690722" cy="142749"/>
+                          </ns5:xfrm>
+                          <ns5:prstGeom prst="rect">
+                            <ns5:avLst/>
+                          </ns5:prstGeom>
+                          <ns5:noFill/>
+                          <ns5:ln>
+                            <ns5:noFill/>
+                          </ns5:ln>
+                        </ns7:spPr>
+                        <ns7:style>
+                          <ns5:lnRef idx="2">
+                            <ns5:schemeClr val="dk1"/>
+                          </ns5:lnRef>
+                          <ns5:fillRef idx="0">
+                            <ns5:schemeClr val="lt1"/>
+                          </ns5:fillRef>
+                          <ns5:effectRef idx="0">
+                            <ns5:schemeClr val="dk1"/>
+                          </ns5:effectRef>
+                          <ns5:fontRef idx="minor">
+                            <ns5:schemeClr val="dk1"/>
+                          </ns5:fontRef>
+                        </ns7:style>
+                        <ns7:txbx>
+                          <w:txbxContent>
+                            <w:p ns2:paraId="42654B5C" ns2:textId="77777777">
+                              <w:pPr>
+                                <w:rPr>
+                                  <w:color w:val="000000"/>
+                                  <w:sz w:val="15"/>
+                                  <w:szCs w:val="15"/>
+                                </w:rPr>
+                              </w:pPr>
+                              <w:r>
+                                <w:rPr>
+                                  <w:color w:val="000000"/>
+                                  <w:sz w:val="15"/>
+                                  <w:szCs w:val="15"/>
+                                </w:rPr>
+                                <w:t>Seat C5</w:t>
+                              </w:r>
+                            </w:p>
+                          </w:txbxContent>
+                        </ns7:txbx>
+                        <ns7:bodyPr rot="0" spcFirstLastPara="0" vertOverflow="overflow" horzOverflow="overflow" vert="horz" wrap="square" lIns="0" tIns="0" rIns="0" bIns="0" numCol="1" spcCol="0" rtlCol="0" fromWordArt="0" anchor="ctr" anchorCtr="0" forceAA="0" compatLnSpc="1">
+                          <ns5:noAutofit/>
+                        </ns7:bodyPr>
+                      </ns7:wsp>
+                      <ns7:wsp>
+                        <ns7:cNvPr id="2086129165" name="Label 7001370"/>
+                        <ns7:cNvSpPr/>
+                        <ns7:spPr>
+                          <ns5:xfrm>
+                            <ns5:off x="644674" y="1074457"/>
+                            <ns5:ext cx="690722" cy="142749"/>
+                          </ns5:xfrm>
+                          <ns5:prstGeom prst="rect">
+                            <ns5:avLst/>
+                          </ns5:prstGeom>
+                          <ns5:noFill/>
+                          <ns5:ln>
+                            <ns5:noFill/>
+                          </ns5:ln>
+                        </ns7:spPr>
+                        <ns7:style>
+                          <ns5:lnRef idx="2">
+                            <ns5:schemeClr val="dk1"/>
+                          </ns5:lnRef>
+                          <ns5:fillRef idx="0">
+                            <ns5:schemeClr val="lt1"/>
+                          </ns5:fillRef>
+                          <ns5:effectRef idx="0">
+                            <ns5:schemeClr val="dk1"/>
+                          </ns5:effectRef>
+                          <ns5:fontRef idx="minor">
+                            <ns5:schemeClr val="dk1"/>
+                          </ns5:fontRef>
+                        </ns7:style>
+                        <ns7:txbx>
+                          <w:txbxContent>
+                            <w:p ns2:paraId="487DC342" ns2:textId="77777777">
+                              <w:pPr>
+                                <w:rPr>
+                                  <w:color w:val="000000"/>
+                                  <w:sz w:val="15"/>
+                                  <w:szCs w:val="15"/>
+                                </w:rPr>
+                              </w:pPr>
+                              <w:r>
+                                <w:rPr>
+                                  <w:color w:val="000000"/>
+                                  <w:sz w:val="15"/>
+                                  <w:szCs w:val="15"/>
+                                </w:rPr>
+                                <w:t>£10.48</w:t>
+                              </w:r>
+                            </w:p>
+                          </w:txbxContent>
+                        </ns7:txbx>
+                        <ns7:bodyPr rot="0" spcFirstLastPara="0" vertOverflow="overflow" horzOverflow="overflow" vert="horz" wrap="square" lIns="0" tIns="0" rIns="0" bIns="0" numCol="1" spcCol="0" rtlCol="0" fromWordArt="0" anchor="ctr" anchorCtr="0" forceAA="0" compatLnSpc="1">
+                          <ns5:noAutofit/>
+                        </ns7:bodyPr>
+                      </ns7:wsp>
+                      <ns7:wsp>
+                        <ns7:cNvPr id="502509501" name="Label 7001507"/>
+                        <ns7:cNvSpPr/>
+                        <ns7:spPr>
+                          <ns5:xfrm>
+                            <ns5:off x="107446" y="1197252"/>
+                            <ns5:ext cx="690722" cy="142749"/>
+                          </ns5:xfrm>
+                          <ns5:prstGeom prst="rect">
+                            <ns5:avLst/>
+                          </ns5:prstGeom>
+                          <ns5:noFill/>
+                          <ns5:ln>
+                            <ns5:noFill/>
+                          </ns5:ln>
+                        </ns7:spPr>
+                        <ns7:style>
+                          <ns5:lnRef idx="2">
+                            <ns5:schemeClr val="dk1"/>
+                          </ns5:lnRef>
+                          <ns5:fillRef idx="0">
+                            <ns5:schemeClr val="lt1"/>
+                          </ns5:fillRef>
+                          <ns5:effectRef idx="0">
+                            <ns5:schemeClr val="dk1"/>
+                          </ns5:effectRef>
+                          <ns5:fontRef idx="minor">
+                            <ns5:schemeClr val="dk1"/>
+                          </ns5:fontRef>
+                        </ns7:style>
+                        <ns7:txbx>
+                          <w:txbxContent>
+                            <w:p ns2:paraId="15906C50" ns2:textId="77777777">
+                              <w:pPr>
+                                <w:rPr>
+                                  <w:color w:val="000000"/>
+                                  <w:sz w:val="15"/>
+                                  <w:szCs w:val="15"/>
+                                </w:rPr>
+                              </w:pPr>
+                              <w:r>
+                                <w:rPr>
+                                  <w:color w:val="000000"/>
+                                  <w:sz w:val="15"/>
+                                  <w:szCs w:val="15"/>
+                                </w:rPr>
+                                <w:t>Seat C6</w:t>
+                              </w:r>
+                            </w:p>
+                          </w:txbxContent>
+                        </ns7:txbx>
+                        <ns7:bodyPr rot="0" spcFirstLastPara="0" vertOverflow="overflow" horzOverflow="overflow" vert="horz" wrap="square" lIns="0" tIns="0" rIns="0" bIns="0" numCol="1" spcCol="0" rtlCol="0" fromWordArt="0" anchor="ctr" anchorCtr="0" forceAA="0" compatLnSpc="1">
+                          <ns5:noAutofit/>
+                        </ns7:bodyPr>
+                      </ns7:wsp>
+                      <ns7:wsp>
+                        <ns7:cNvPr id="1917962122" name="Label 7001644"/>
+                        <ns7:cNvSpPr/>
+                        <ns7:spPr>
+                          <ns5:xfrm>
+                            <ns5:off x="644674" y="1197252"/>
+                            <ns5:ext cx="690722" cy="142749"/>
+                          </ns5:xfrm>
+                          <ns5:prstGeom prst="rect">
+                            <ns5:avLst/>
+                          </ns5:prstGeom>
+                          <ns5:noFill/>
+                          <ns5:ln>
+                            <ns5:noFill/>
+                          </ns5:ln>
+                        </ns7:spPr>
+                        <ns7:style>
+                          <ns5:lnRef idx="2">
+                            <ns5:schemeClr val="dk1"/>
+                          </ns5:lnRef>
+                          <ns5:fillRef idx="0">
+                            <ns5:schemeClr val="lt1"/>
+                          </ns5:fillRef>
+                          <ns5:effectRef idx="0">
+                            <ns5:schemeClr val="dk1"/>
+                          </ns5:effectRef>
+                          <ns5:fontRef idx="minor">
+                            <ns5:schemeClr val="dk1"/>
+                          </ns5:fontRef>
+                        </ns7:style>
+                        <ns7:txbx>
+                          <w:txbxContent>
+                            <w:p ns2:paraId="41348677" ns2:textId="77777777">
+                              <w:pPr>
+                                <w:rPr>
+                                  <w:color w:val="000000"/>
+                                  <w:sz w:val="15"/>
+                                  <w:szCs w:val="15"/>
+                                </w:rPr>
+                              </w:pPr>
+                              <w:r>
+                                <w:rPr>
+                                  <w:color w:val="000000"/>
+                                  <w:sz w:val="15"/>
+                                  <w:szCs w:val="15"/>
+                                </w:rPr>
+                                <w:t>£10.48</w:t>
+                              </w:r>
+                            </w:p>
+                          </w:txbxContent>
+                        </ns7:txbx>
+                        <ns7:bodyPr rot="0" spcFirstLastPara="0" vertOverflow="overflow" horzOverflow="overflow" vert="horz" wrap="square" lIns="0" tIns="0" rIns="0" bIns="0" numCol="1" spcCol="0" rtlCol="0" fromWordArt="0" anchor="ctr" anchorCtr="0" forceAA="0" compatLnSpc="1">
+                          <ns5:noAutofit/>
+                        </ns7:bodyPr>
+                      </ns7:wsp>
+                      <ns7:wsp>
+                        <ns7:cNvPr id="1618876635" name="ScreenBar 7001781"/>
+                        <ns7:cNvSpPr/>
+                        <ns7:spPr>
+                          <ns5:xfrm>
+                            <ns5:off x="2287057" y="828866"/>
+                            <ns5:ext cx="2425202" cy="153494"/>
+                          </ns5:xfrm>
+                          <ns5:prstGeom prst="rect">
+                            <ns5:avLst/>
+                          </ns5:prstGeom>
+                          <ns5:solidFill>
+                            <ns5:srgbClr val="400040"/>
+                          </ns5:solidFill>
+                          <ns5:ln>
+                            <ns5:noFill/>
+                          </ns5:ln>
+                        </ns7:spPr>
+                        <ns7:style>
+                          <ns5:lnRef idx="2">
+                            <ns5:schemeClr val="dk1"/>
+                          </ns5:lnRef>
+                          <ns5:fillRef idx="0">
+                            <ns5:schemeClr val="lt1"/>
+                          </ns5:fillRef>
+                          <ns5:effectRef idx="0">
+                            <ns5:schemeClr val="dk1"/>
+                          </ns5:effectRef>
+                          <ns5:fontRef idx="minor">
+                            <ns5:schemeClr val="dk1"/>
+                          </ns5:fontRef>
+                        </ns7:style>
+                        <ns7:txbx>
+                          <w:txbxContent>
+                            <w:p ns2:paraId="77DE5BC0" ns2:textId="77777777">
+                              <w:pPr>
+                                <w:jc w:val="center"/>
+                                <w:rPr>
+                                  <w:b/>
+                                  <w:bCs/>
+                                  <w:color w:val="FFFFFF"/>
+                                  <w:sz w:val="15"/>
+                                  <w:szCs w:val="15"/>
+                                </w:rPr>
+                              </w:pPr>
+                              <w:r>
+                                <w:rPr>
+                                  <w:b/>
+                                  <w:bCs/>
+                                  <w:color w:val="FFFFFF"/>
+                                  <w:sz w:val="15"/>
+                                  <w:szCs w:val="15"/>
+                                </w:rPr>
+                                <w:t>SCREEN</w:t>
+                              </w:r>
+                            </w:p>
+                          </w:txbxContent>
+                        </ns7:txbx>
+                        <ns7:bodyPr rot="0" spcFirstLastPara="0" vertOverflow="overflow" horzOverflow="overflow" vert="horz" wrap="square" lIns="30699" tIns="0" rIns="30699" bIns="0" numCol="1" spcCol="0" rtlCol="0" fromWordArt="0" anchor="ctr" anchorCtr="0" forceAA="0" compatLnSpc="1">
+                          <ns5:noAutofit/>
+                        </ns7:bodyPr>
+                      </ns7:wsp>
+                      <ns7:wsp>
+                        <ns7:cNvPr id="81639356" name="KioskSeat 7001918"/>
+                        <ns7:cNvSpPr/>
+                        <ns7:spPr>
+                          <ns5:xfrm>
+                            <ns5:off x="2287057" y="1043758"/>
+                            <ns5:ext cx="214891" cy="168843"/>
+                          </ns5:xfrm>
+                          <ns5:prstGeom prst="rect">
+                            <ns5:avLst/>
+                          </ns5:prstGeom>
+                          <ns5:solidFill>
+                            <ns5:srgbClr val="DCDCDC"/>
+                          </ns5:solidFill>
+                          <ns5:ln w="12700">
+                            <ns5:solidFill>
+                              <ns5:srgbClr val="1E8C46"/>
+                            </ns5:solidFill>
+                          </ns5:ln>
+                        </ns7:spPr>
+                        <ns7:style>
+                          <ns5:lnRef idx="2">
+                            <ns5:schemeClr val="dk1"/>
+                          </ns5:lnRef>
+                          <ns5:fillRef idx="0">
+                            <ns5:schemeClr val="lt1"/>
+                          </ns5:fillRef>
+                          <ns5:effectRef idx="0">
+                            <ns5:schemeClr val="dk1"/>
+                          </ns5:effectRef>
+                          <ns5:fontRef idx="minor">
+                            <ns5:schemeClr val="dk1"/>
+                          </ns5:fontRef>
+                        </ns7:style>
+                        <ns7:txbx>
+                          <w:txbxContent>
+                            <w:p ns2:paraId="556C6853" ns2:textId="77777777">
+                              <w:pPr>
+                                <w:jc w:val="center"/>
+                                <w:rPr>
+                                  <w:color w:val="000000"/>
+                                  <w:sz w:val="12"/>
+                                  <w:szCs w:val="12"/>
+                                </w:rPr>
+                              </w:pPr>
+                              <w:r>
+                                <w:rPr>
+                                  <w:color w:val="000000"/>
+                                  <w:sz w:val="12"/>
+                                  <w:szCs w:val="12"/>
+                                </w:rPr>
+                                <w:t>A1</w:t>
+                              </w:r>
+                            </w:p>
+                          </w:txbxContent>
+                        </ns7:txbx>
+                        <ns7:bodyPr rot="0" spcFirstLastPara="0" vertOverflow="overflow" horzOverflow="overflow" vert="horz" wrap="square" lIns="0" tIns="0" rIns="0" bIns="0" numCol="1" spcCol="0" rtlCol="0" fromWordArt="0" anchor="ctr" anchorCtr="0" forceAA="0" compatLnSpc="1">
+                          <ns5:noAutofit/>
+                        </ns7:bodyPr>
+                      </ns7:wsp>
+                      <ns7:wsp>
+                        <ns7:cNvPr id="405661932" name="KioskSeat 7002055"/>
+                        <ns7:cNvSpPr/>
+                        <ns7:spPr>
+                          <ns5:xfrm>
+                            <ns5:off x="2526508" y="1043758"/>
+                            <ns5:ext cx="214891" cy="168843"/>
+                          </ns5:xfrm>
+                          <ns5:prstGeom prst="rect">
+                            <ns5:avLst/>
+                          </ns5:prstGeom>
+                          <ns5:solidFill>
+                            <ns5:srgbClr val="DCDCDC"/>
+                          </ns5:solidFill>
+                          <ns5:ln w="12700">
+                            <ns5:solidFill>
+                              <ns5:srgbClr val="1E8C46"/>
+                            </ns5:solidFill>
+                          </ns5:ln>
+                        </ns7:spPr>
+                        <ns7:style>
+                          <ns5:lnRef idx="2">
+                            <ns5:schemeClr val="dk1"/>
+                          </ns5:lnRef>
+                          <ns5:fillRef idx="0">
+                            <ns5:schemeClr val="lt1"/>
+                          </ns5:fillRef>
+                          <ns5:effectRef idx="0">
+                            <ns5:schemeClr val="dk1"/>
+                          </ns5:effectRef>
+                          <ns5:fontRef idx="minor">
+                            <ns5:schemeClr val="dk1"/>
+                          </ns5:fontRef>
+                        </ns7:style>
+                        <ns7:txbx>
+                          <w:txbxContent>
+                            <w:p ns2:paraId="687F9F09" ns2:textId="77777777">
+                              <w:pPr>
+                                <w:jc w:val="center"/>
+                                <w:rPr>
+                                  <w:color w:val="000000"/>
+                                  <w:sz w:val="12"/>
+                                  <w:szCs w:val="12"/>
+                                </w:rPr>
+                              </w:pPr>
+                              <w:r>
+                                <w:rPr>
+                                  <w:color w:val="000000"/>
+                                  <w:sz w:val="12"/>
+                                  <w:szCs w:val="12"/>
+                                </w:rPr>
+                                <w:t>A2</w:t>
+                              </w:r>
+                            </w:p>
+                          </w:txbxContent>
+                        </ns7:txbx>
+                        <ns7:bodyPr rot="0" spcFirstLastPara="0" vertOverflow="overflow" horzOverflow="overflow" vert="horz" wrap="square" lIns="0" tIns="0" rIns="0" bIns="0" numCol="1" spcCol="0" rtlCol="0" fromWordArt="0" anchor="ctr" anchorCtr="0" forceAA="0" compatLnSpc="1">
+                          <ns5:noAutofit/>
+                        </ns7:bodyPr>
+                      </ns7:wsp>
+                      <ns7:wsp>
+                        <ns7:cNvPr id="820254332" name="KioskSeat 7002192"/>
+                        <ns7:cNvSpPr/>
+                        <ns7:spPr>
+                          <ns5:xfrm>
+                            <ns5:off x="2765958" y="1043758"/>
+                            <ns5:ext cx="214891" cy="168843"/>
+                          </ns5:xfrm>
+                          <ns5:prstGeom prst="rect">
+                            <ns5:avLst/>
+                          </ns5:prstGeom>
+                          <ns5:solidFill>
+                            <ns5:srgbClr val="DCDCDC"/>
+                          </ns5:solidFill>
+                          <ns5:ln w="12700">
+                            <ns5:solidFill>
+                              <ns5:srgbClr val="1E8C46"/>
+                            </ns5:solidFill>
+                          </ns5:ln>
+                        </ns7:spPr>
+                        <ns7:style>
+                          <ns5:lnRef idx="2">
+                            <ns5:schemeClr val="dk1"/>
+                          </ns5:lnRef>
+                          <ns5:fillRef idx="0">
+                            <ns5:schemeClr val="lt1"/>
+                          </ns5:fillRef>
+                          <ns5:effectRef idx="0">
+                            <ns5:schemeClr val="dk1"/>
+                          </ns5:effectRef>
+                          <ns5:fontRef idx="minor">
+                            <ns5:schemeClr val="dk1"/>
+                          </ns5:fontRef>
+                        </ns7:style>
+                        <ns7:txbx>
+                          <w:txbxContent>
+                            <w:p ns2:paraId="74D78E80" ns2:textId="77777777">
+                              <w:pPr>
+                                <w:jc w:val="center"/>
+                                <w:rPr>
+                                  <w:color w:val="000000"/>
+                                  <w:sz w:val="12"/>
+                                  <w:szCs w:val="12"/>
+                                </w:rPr>
+                              </w:pPr>
+                              <w:r>
+                                <w:rPr>
+                                  <w:color w:val="000000"/>
+                                  <w:sz w:val="12"/>
+                                  <w:szCs w:val="12"/>
+                                </w:rPr>
+                                <w:t>A3</w:t>
+                              </w:r>
+                            </w:p>
+                          </w:txbxContent>
+                        </ns7:txbx>
+                        <ns7:bodyPr rot="0" spcFirstLastPara="0" vertOverflow="overflow" horzOverflow="overflow" vert="horz" wrap="square" lIns="0" tIns="0" rIns="0" bIns="0" numCol="1" spcCol="0" rtlCol="0" fromWordArt="0" anchor="ctr" anchorCtr="0" forceAA="0" compatLnSpc="1">
+                          <ns5:noAutofit/>
+                        </ns7:bodyPr>
+                      </ns7:wsp>
+                      <ns7:wsp>
+                        <ns7:cNvPr id="1830478976" name="KioskSeat 7002329"/>
+                        <ns7:cNvSpPr/>
+                        <ns7:spPr>
+                          <ns5:xfrm>
+                            <ns5:off x="3005408" y="1043758"/>
+                            <ns5:ext cx="214891" cy="168843"/>
+                          </ns5:xfrm>
+                          <ns5:prstGeom prst="rect">
+                            <ns5:avLst/>
+                          </ns5:prstGeom>
+                          <ns5:solidFill>
+                            <ns5:srgbClr val="DCDCDC"/>
+                          </ns5:solidFill>
+                          <ns5:ln w="12700">
+                            <ns5:solidFill>
+                              <ns5:srgbClr val="1E8C46"/>
+                            </ns5:solidFill>
+                          </ns5:ln>
+                        </ns7:spPr>
+                        <ns7:style>
+                          <ns5:lnRef idx="2">
+                            <ns5:schemeClr val="dk1"/>
+                          </ns5:lnRef>
+                          <ns5:fillRef idx="0">
+                            <ns5:schemeClr val="lt1"/>
+                          </ns5:fillRef>
+                          <ns5:effectRef idx="0">
+                            <ns5:schemeClr val="dk1"/>
+                          </ns5:effectRef>
+                          <ns5:fontRef idx="minor">
+                            <ns5:schemeClr val="dk1"/>
+                          </ns5:fontRef>
+                        </ns7:style>
+                        <ns7:txbx>
+                          <w:txbxContent>
+                            <w:p ns2:paraId="0BF861BA" ns2:textId="77777777">
+                              <w:pPr>
+                                <w:jc w:val="center"/>
+                                <w:rPr>
+                                  <w:color w:val="000000"/>
+                                  <w:sz w:val="12"/>
+                                  <w:szCs w:val="12"/>
+                                </w:rPr>
+                              </w:pPr>
+                              <w:r>
+                                <w:rPr>
+                                  <w:color w:val="000000"/>
+                                  <w:sz w:val="12"/>
+                                  <w:szCs w:val="12"/>
+                                </w:rPr>
+                                <w:t>A4</w:t>
+                              </w:r>
+                            </w:p>
+                          </w:txbxContent>
+                        </ns7:txbx>
+                        <ns7:bodyPr rot="0" spcFirstLastPara="0" vertOverflow="overflow" horzOverflow="overflow" vert="horz" wrap="square" lIns="0" tIns="0" rIns="0" bIns="0" numCol="1" spcCol="0" rtlCol="0" fromWordArt="0" anchor="ctr" anchorCtr="0" forceAA="0" compatLnSpc="1">
+                          <ns5:noAutofit/>
+                        </ns7:bodyPr>
+                      </ns7:wsp>
+                      <ns7:wsp>
+                        <ns7:cNvPr id="1514397147" name="KioskSeat 7002466"/>
+                        <ns7:cNvSpPr/>
+                        <ns7:spPr>
+                          <ns5:xfrm>
+                            <ns5:off x="3244859" y="1043758"/>
+                            <ns5:ext cx="214891" cy="168843"/>
+                          </ns5:xfrm>
+                          <ns5:prstGeom prst="rect">
+                            <ns5:avLst/>
+                          </ns5:prstGeom>
+                          <ns5:solidFill>
+                            <ns5:srgbClr val="DCDCDC"/>
+                          </ns5:solidFill>
+                          <ns5:ln w="12700">
+                            <ns5:solidFill>
+                              <ns5:srgbClr val="1E8C46"/>
+                            </ns5:solidFill>
+                          </ns5:ln>
+                        </ns7:spPr>
+                        <ns7:style>
+                          <ns5:lnRef idx="2">
+                            <ns5:schemeClr val="dk1"/>
+                          </ns5:lnRef>
+                          <ns5:fillRef idx="0">
+                            <ns5:schemeClr val="lt1"/>
+                          </ns5:fillRef>
+                          <ns5:effectRef idx="0">
+                            <ns5:schemeClr val="dk1"/>
+                          </ns5:effectRef>
+                          <ns5:fontRef idx="minor">
+                            <ns5:schemeClr val="dk1"/>
+                          </ns5:fontRef>
+                        </ns7:style>
+                        <ns7:txbx>
+                          <w:txbxContent>
+                            <w:p ns2:paraId="2405851C" ns2:textId="77777777">
+                              <w:pPr>
+                                <w:jc w:val="center"/>
+                                <w:rPr>
+                                  <w:color w:val="000000"/>
+                                  <w:sz w:val="12"/>
+                                  <w:szCs w:val="12"/>
+                                </w:rPr>
+                              </w:pPr>
+                              <w:r>
+                                <w:rPr>
+                                  <w:color w:val="000000"/>
+                                  <w:sz w:val="12"/>
+                                  <w:szCs w:val="12"/>
+                                </w:rPr>
+                                <w:t>A5</w:t>
+                              </w:r>
+                            </w:p>
+                          </w:txbxContent>
+                        </ns7:txbx>
+                        <ns7:bodyPr rot="0" spcFirstLastPara="0" vertOverflow="overflow" horzOverflow="overflow" vert="horz" wrap="square" lIns="0" tIns="0" rIns="0" bIns="0" numCol="1" spcCol="0" rtlCol="0" fromWordArt="0" anchor="ctr" anchorCtr="0" forceAA="0" compatLnSpc="1">
+                          <ns5:noAutofit/>
+                        </ns7:bodyPr>
+                      </ns7:wsp>
+                      <ns7:wsp>
+                        <ns7:cNvPr id="1285118115" name="KioskSeat 7002603"/>
+                        <ns7:cNvSpPr/>
+                        <ns7:spPr>
+                          <ns5:xfrm>
+                            <ns5:off x="3484309" y="1043758"/>
+                            <ns5:ext cx="214891" cy="168843"/>
+                          </ns5:xfrm>
+                          <ns5:prstGeom prst="rect">
+                            <ns5:avLst/>
+                          </ns5:prstGeom>
+                          <ns5:solidFill>
+                            <ns5:srgbClr val="DCDCDC"/>
+                          </ns5:solidFill>
+                          <ns5:ln w="12700">
+                            <ns5:solidFill>
+                              <ns5:srgbClr val="1E8C46"/>
+                            </ns5:solidFill>
+                          </ns5:ln>
+                        </ns7:spPr>
+                        <ns7:style>
+                          <ns5:lnRef idx="2">
+                            <ns5:schemeClr val="dk1"/>
+                          </ns5:lnRef>
+                          <ns5:fillRef idx="0">
+                            <ns5:schemeClr val="lt1"/>
+                          </ns5:fillRef>
+                          <ns5:effectRef idx="0">
+                            <ns5:schemeClr val="dk1"/>
+                          </ns5:effectRef>
+                          <ns5:fontRef idx="minor">
+                            <ns5:schemeClr val="dk1"/>
+                          </ns5:fontRef>
+                        </ns7:style>
+                        <ns7:txbx>
+                          <w:txbxContent>
+                            <w:p ns2:paraId="0C1D49D4" ns2:textId="77777777">
+                              <w:pPr>
+                                <w:jc w:val="center"/>
+                                <w:rPr>
+                                  <w:color w:val="000000"/>
+                                  <w:sz w:val="12"/>
+                                  <w:szCs w:val="12"/>
+                                </w:rPr>
+                              </w:pPr>
+                              <w:r>
+                                <w:rPr>
+                                  <w:color w:val="000000"/>
+                                  <w:sz w:val="12"/>
+                                  <w:szCs w:val="12"/>
+                                </w:rPr>
+                                <w:t>A6</w:t>
+                              </w:r>
+                            </w:p>
+                          </w:txbxContent>
+                        </ns7:txbx>
+                        <ns7:bodyPr rot="0" spcFirstLastPara="0" vertOverflow="overflow" horzOverflow="overflow" vert="horz" wrap="square" lIns="0" tIns="0" rIns="0" bIns="0" numCol="1" spcCol="0" rtlCol="0" fromWordArt="0" anchor="ctr" anchorCtr="0" forceAA="0" compatLnSpc="1">
+                          <ns5:noAutofit/>
+                        </ns7:bodyPr>
+                      </ns7:wsp>
+                      <ns7:wsp>
+                        <ns7:cNvPr id="388569147" name="KioskSeat 7002740"/>
+                        <ns7:cNvSpPr/>
+                        <ns7:spPr>
+                          <ns5:xfrm>
+                            <ns5:off x="3723759" y="1043758"/>
+                            <ns5:ext cx="214891" cy="168843"/>
+                          </ns5:xfrm>
+                          <ns5:prstGeom prst="rect">
+                            <ns5:avLst/>
+                          </ns5:prstGeom>
+                          <ns5:solidFill>
+                            <ns5:srgbClr val="DCDCDC"/>
+                          </ns5:solidFill>
+                          <ns5:ln w="12700">
+                            <ns5:solidFill>
+                              <ns5:srgbClr val="1E8C46"/>
+                            </ns5:solidFill>
+                          </ns5:ln>
+                        </ns7:spPr>
+                        <ns7:style>
+                          <ns5:lnRef idx="2">
+                            <ns5:schemeClr val="dk1"/>
+                          </ns5:lnRef>
+                          <ns5:fillRef idx="0">
+                            <ns5:schemeClr val="lt1"/>
+                          </ns5:fillRef>
+                          <ns5:effectRef idx="0">
+                            <ns5:schemeClr val="dk1"/>
+                          </ns5:effectRef>
+                          <ns5:fontRef idx="minor">
+                            <ns5:schemeClr val="dk1"/>
+                          </ns5:fontRef>
+                        </ns7:style>
+                        <ns7:txbx>
+                          <w:txbxContent>
+                            <w:p ns2:paraId="2EB27FA7" ns2:textId="77777777">
+                              <w:pPr>
+                                <w:jc w:val="center"/>
+                                <w:rPr>
+                                  <w:color w:val="000000"/>
+                                  <w:sz w:val="12"/>
+                                  <w:szCs w:val="12"/>
+                                </w:rPr>
+                              </w:pPr>
+                              <w:r>
+                                <w:rPr>
+                                  <w:color w:val="000000"/>
+                                  <w:sz w:val="12"/>
+                                  <w:szCs w:val="12"/>
+                                </w:rPr>
+                                <w:t>A7</w:t>
+                              </w:r>
+                            </w:p>
+                          </w:txbxContent>
+                        </ns7:txbx>
+                        <ns7:bodyPr rot="0" spcFirstLastPara="0" vertOverflow="overflow" horzOverflow="overflow" vert="horz" wrap="square" lIns="0" tIns="0" rIns="0" bIns="0" numCol="1" spcCol="0" rtlCol="0" fromWordArt="0" anchor="ctr" anchorCtr="0" forceAA="0" compatLnSpc="1">
+                          <ns5:noAutofit/>
+                        </ns7:bodyPr>
+                      </ns7:wsp>
+                      <ns7:wsp>
+                        <ns7:cNvPr id="1582447189" name="KioskSeat 7002877"/>
+                        <ns7:cNvSpPr/>
+                        <ns7:spPr>
+                          <ns5:xfrm>
+                            <ns5:off x="3963210" y="1043758"/>
+                            <ns5:ext cx="214891" cy="168843"/>
+                          </ns5:xfrm>
+                          <ns5:prstGeom prst="rect">
+                            <ns5:avLst/>
+                          </ns5:prstGeom>
+                          <ns5:solidFill>
+                            <ns5:srgbClr val="DCDCDC"/>
+                          </ns5:solidFill>
+                          <ns5:ln w="12700">
+                            <ns5:solidFill>
+                              <ns5:srgbClr val="1E8C46"/>
+                            </ns5:solidFill>
+                          </ns5:ln>
+                        </ns7:spPr>
+                        <ns7:style>
+                          <ns5:lnRef idx="2">
+                            <ns5:schemeClr val="dk1"/>
+                          </ns5:lnRef>
+                          <ns5:fillRef idx="0">
+                            <ns5:schemeClr val="lt1"/>
+                          </ns5:fillRef>
+                          <ns5:effectRef idx="0">
+                            <ns5:schemeClr val="dk1"/>
+                          </ns5:effectRef>
+                          <ns5:fontRef idx="minor">
+                            <ns5:schemeClr val="dk1"/>
+                          </ns5:fontRef>
+                        </ns7:style>
+                        <ns7:txbx>
+                          <w:txbxContent>
+                            <w:p ns2:paraId="4992A954" ns2:textId="77777777">
+                              <w:pPr>
+                                <w:jc w:val="center"/>
+                                <w:rPr>
+                                  <w:color w:val="000000"/>
+                                  <w:sz w:val="12"/>
+                                  <w:szCs w:val="12"/>
+                                </w:rPr>
+                              </w:pPr>
+                              <w:r>
+                                <w:rPr>
+                                  <w:color w:val="000000"/>
+                                  <w:sz w:val="12"/>
+                                  <w:szCs w:val="12"/>
+                                </w:rPr>
+                                <w:t>A8</w:t>
+                              </w:r>
+                            </w:p>
+                          </w:txbxContent>
+                        </ns7:txbx>
+                        <ns7:bodyPr rot="0" spcFirstLastPara="0" vertOverflow="overflow" horzOverflow="overflow" vert="horz" wrap="square" lIns="0" tIns="0" rIns="0" bIns="0" numCol="1" spcCol="0" rtlCol="0" fromWordArt="0" anchor="ctr" anchorCtr="0" forceAA="0" compatLnSpc="1">
+                          <ns5:noAutofit/>
+                        </ns7:bodyPr>
+                      </ns7:wsp>
+                      <ns7:wsp>
+                        <ns7:cNvPr id="927224051" name="KioskSeat 7003014"/>
+                        <ns7:cNvSpPr/>
+                        <ns7:spPr>
+                          <ns5:xfrm>
+                            <ns5:off x="4202660" y="1043758"/>
+                            <ns5:ext cx="214891" cy="168843"/>
+                          </ns5:xfrm>
+                          <ns5:prstGeom prst="rect">
+                            <ns5:avLst/>
+                          </ns5:prstGeom>
+                          <ns5:solidFill>
+                            <ns5:srgbClr val="DCDCDC"/>
+                          </ns5:solidFill>
+                          <ns5:ln w="12700">
+                            <ns5:solidFill>
+                              <ns5:srgbClr val="1E8C46"/>
+                            </ns5:solidFill>
+                          </ns5:ln>
+                        </ns7:spPr>
+                        <ns7:style>
+                          <ns5:lnRef idx="2">
+                            <ns5:schemeClr val="dk1"/>
+                          </ns5:lnRef>
+                          <ns5:fillRef idx="0">
+                            <ns5:schemeClr val="lt1"/>
+                          </ns5:fillRef>
+                          <ns5:effectRef idx="0">
+                            <ns5:schemeClr val="dk1"/>
+                          </ns5:effectRef>
+                          <ns5:fontRef idx="minor">
+                            <ns5:schemeClr val="dk1"/>
+                          </ns5:fontRef>
+                        </ns7:style>
+                        <ns7:txbx>
+                          <w:txbxContent>
+                            <w:p ns2:paraId="5EC3B49F" ns2:textId="77777777">
+                              <w:pPr>
+                                <w:jc w:val="center"/>
+                                <w:rPr>
+                                  <w:color w:val="000000"/>
+                                  <w:sz w:val="12"/>
+                                  <w:szCs w:val="12"/>
+                                </w:rPr>
+                              </w:pPr>
+                              <w:r>
+                                <w:rPr>
+                                  <w:color w:val="000000"/>
+                                  <w:sz w:val="12"/>
+                                  <w:szCs w:val="12"/>
+                                </w:rPr>
+                                <w:t>A9</w:t>
+                              </w:r>
+                            </w:p>
+                          </w:txbxContent>
+                        </ns7:txbx>
+                        <ns7:bodyPr rot="0" spcFirstLastPara="0" vertOverflow="overflow" horzOverflow="overflow" vert="horz" wrap="square" lIns="0" tIns="0" rIns="0" bIns="0" numCol="1" spcCol="0" rtlCol="0" fromWordArt="0" anchor="ctr" anchorCtr="0" forceAA="0" compatLnSpc="1">
+                          <ns5:noAutofit/>
+                        </ns7:bodyPr>
+                      </ns7:wsp>
+                      <ns7:wsp>
+                        <ns7:cNvPr id="1642853345" name="KioskSeat 7003151"/>
+                        <ns7:cNvSpPr/>
+                        <ns7:spPr>
+                          <ns5:xfrm>
+                            <ns5:off x="4442110" y="1043758"/>
+                            <ns5:ext cx="214891" cy="168843"/>
+                          </ns5:xfrm>
+                          <ns5:prstGeom prst="rect">
+                            <ns5:avLst/>
+                          </ns5:prstGeom>
+                          <ns5:solidFill>
+                            <ns5:srgbClr val="DCDCDC"/>
+                          </ns5:solidFill>
+                          <ns5:ln w="12700">
+                            <ns5:solidFill>
+                              <ns5:srgbClr val="1E8C46"/>
+                            </ns5:solidFill>
+                          </ns5:ln>
+                        </ns7:spPr>
+                        <ns7:style>
+                          <ns5:lnRef idx="2">
+                            <ns5:schemeClr val="dk1"/>
+                          </ns5:lnRef>
+                          <ns5:fillRef idx="0">
+                            <ns5:schemeClr val="lt1"/>
+                          </ns5:fillRef>
+                          <ns5:effectRef idx="0">
+                            <ns5:schemeClr val="dk1"/>
+                          </ns5:effectRef>
+                          <ns5:fontRef idx="minor">
+                            <ns5:schemeClr val="dk1"/>
+                          </ns5:fontRef>
+                        </ns7:style>
+                        <ns7:txbx>
+                          <w:txbxContent>
+                            <w:p ns2:paraId="1B7FB24A" ns2:textId="77777777">
+                              <w:pPr>
+                                <w:jc w:val="center"/>
+                                <w:rPr>
+                                  <w:color w:val="000000"/>
+                                  <w:sz w:val="12"/>
+                                  <w:szCs w:val="12"/>
+                                </w:rPr>
+                              </w:pPr>
+                              <w:r>
+                                <w:rPr>
+                                  <w:color w:val="000000"/>
+                                  <w:sz w:val="12"/>
+                                  <w:szCs w:val="12"/>
+                                </w:rPr>
+                                <w:t>A10</w:t>
+                              </w:r>
+                            </w:p>
+                          </w:txbxContent>
+                        </ns7:txbx>
+                        <ns7:bodyPr rot="0" spcFirstLastPara="0" vertOverflow="overflow" horzOverflow="overflow" vert="horz" wrap="square" lIns="0" tIns="0" rIns="0" bIns="0" numCol="1" spcCol="0" rtlCol="0" fromWordArt="0" anchor="ctr" anchorCtr="0" forceAA="0" compatLnSpc="1">
+                          <ns5:noAutofit/>
+                        </ns7:bodyPr>
+                      </ns7:wsp>
+                      <ns7:wsp>
+                        <ns7:cNvPr id="1798729383" name="KioskSeat 7003288"/>
+                        <ns7:cNvSpPr/>
+                        <ns7:spPr>
+                          <ns5:xfrm>
+                            <ns5:off x="2287057" y="1237160"/>
+                            <ns5:ext cx="214891" cy="168843"/>
+                          </ns5:xfrm>
+                          <ns5:prstGeom prst="rect">
+                            <ns5:avLst/>
+                          </ns5:prstGeom>
+                          <ns5:solidFill>
+                            <ns5:srgbClr val="DCDCDC"/>
+                          </ns5:solidFill>
+                          <ns5:ln w="12700">
+                            <ns5:solidFill>
+                              <ns5:srgbClr val="1E8C46"/>
+                            </ns5:solidFill>
+                          </ns5:ln>
+                        </ns7:spPr>
+                        <ns7:style>
+                          <ns5:lnRef idx="2">
+                            <ns5:schemeClr val="dk1"/>
+                          </ns5:lnRef>
+                          <ns5:fillRef idx="0">
+                            <ns5:schemeClr val="lt1"/>
+                          </ns5:fillRef>
+                          <ns5:effectRef idx="0">
+                            <ns5:schemeClr val="dk1"/>
+                          </ns5:effectRef>
+                          <ns5:fontRef idx="minor">
+                            <ns5:schemeClr val="dk1"/>
+                          </ns5:fontRef>
+                        </ns7:style>
+                        <ns7:txbx>
+                          <w:txbxContent>
+                            <w:p ns2:paraId="272B364D" ns2:textId="77777777">
+                              <w:pPr>
+                                <w:jc w:val="center"/>
+                                <w:rPr>
+                                  <w:color w:val="000000"/>
+                                  <w:sz w:val="12"/>
+                                  <w:szCs w:val="12"/>
+                                </w:rPr>
+                              </w:pPr>
+                              <w:r>
+                                <w:rPr>
+                                  <w:color w:val="000000"/>
+                                  <w:sz w:val="12"/>
+                                  <w:szCs w:val="12"/>
+                                </w:rPr>
+                                <w:t>B1</w:t>
+                              </w:r>
+                            </w:p>
+                          </w:txbxContent>
+                        </ns7:txbx>
+                        <ns7:bodyPr rot="0" spcFirstLastPara="0" vertOverflow="overflow" horzOverflow="overflow" vert="horz" wrap="square" lIns="0" tIns="0" rIns="0" bIns="0" numCol="1" spcCol="0" rtlCol="0" fromWordArt="0" anchor="ctr" anchorCtr="0" forceAA="0" compatLnSpc="1">
+                          <ns5:noAutofit/>
+                        </ns7:bodyPr>
+                      </ns7:wsp>
+                      <ns7:wsp>
+                        <ns7:cNvPr id="1963275190" name="KioskSeat 7003425"/>
+                        <ns7:cNvSpPr/>
+                        <ns7:spPr>
+                          <ns5:xfrm>
+                            <ns5:off x="2526508" y="1237160"/>
+                            <ns5:ext cx="214891" cy="168843"/>
+                          </ns5:xfrm>
+                          <ns5:prstGeom prst="rect">
+                            <ns5:avLst/>
+                          </ns5:prstGeom>
+                          <ns5:solidFill>
+                            <ns5:srgbClr val="DCDCDC"/>
+                          </ns5:solidFill>
+                          <ns5:ln w="12700">
+                            <ns5:solidFill>
+                              <ns5:srgbClr val="1E8C46"/>
+                            </ns5:solidFill>
+                          </ns5:ln>
+                        </ns7:spPr>
+                        <ns7:style>
+                          <ns5:lnRef idx="2">
+                            <ns5:schemeClr val="dk1"/>
+                          </ns5:lnRef>
+                          <ns5:fillRef idx="0">
+                            <ns5:schemeClr val="lt1"/>
+                          </ns5:fillRef>
+                          <ns5:effectRef idx="0">
+                            <ns5:schemeClr val="dk1"/>
+                          </ns5:effectRef>
+                          <ns5:fontRef idx="minor">
+                            <ns5:schemeClr val="dk1"/>
+                          </ns5:fontRef>
+                        </ns7:style>
+                        <ns7:txbx>
+                          <w:txbxContent>
+                            <w:p ns2:paraId="01B3AF30" ns2:textId="77777777">
+                              <w:pPr>
+                                <w:jc w:val="center"/>
+                                <w:rPr>
+                                  <w:color w:val="000000"/>
+                                  <w:sz w:val="12"/>
+                                  <w:szCs w:val="12"/>
+                                </w:rPr>
+                              </w:pPr>
+                              <w:r>
+                                <w:rPr>
+                                  <w:color w:val="000000"/>
+                                  <w:sz w:val="12"/>
+                                  <w:szCs w:val="12"/>
+                                </w:rPr>
+                                <w:t>B2</w:t>
+                              </w:r>
+                            </w:p>
+                          </w:txbxContent>
+                        </ns7:txbx>
+                        <ns7:bodyPr rot="0" spcFirstLastPara="0" vertOverflow="overflow" horzOverflow="overflow" vert="horz" wrap="square" lIns="0" tIns="0" rIns="0" bIns="0" numCol="1" spcCol="0" rtlCol="0" fromWordArt="0" anchor="ctr" anchorCtr="0" forceAA="0" compatLnSpc="1">
+                          <ns5:noAutofit/>
+                        </ns7:bodyPr>
+                      </ns7:wsp>
+                      <ns7:wsp>
+                        <ns7:cNvPr id="1344260001" name="KioskSeat 7003562"/>
+                        <ns7:cNvSpPr/>
+                        <ns7:spPr>
+                          <ns5:xfrm>
+                            <ns5:off x="2765958" y="1237160"/>
+                            <ns5:ext cx="214891" cy="168843"/>
+                          </ns5:xfrm>
+                          <ns5:prstGeom prst="rect">
+                            <ns5:avLst/>
+                          </ns5:prstGeom>
+                          <ns5:solidFill>
+                            <ns5:srgbClr val="DCDCDC"/>
+                          </ns5:solidFill>
+                          <ns5:ln w="12700">
+                            <ns5:solidFill>
+                              <ns5:srgbClr val="1E8C46"/>
+                            </ns5:solidFill>
+                          </ns5:ln>
+                        </ns7:spPr>
+                        <ns7:style>
+                          <ns5:lnRef idx="2">
+                            <ns5:schemeClr val="dk1"/>
+                          </ns5:lnRef>
+                          <ns5:fillRef idx="0">
+                            <ns5:schemeClr val="lt1"/>
+                          </ns5:fillRef>
+                          <ns5:effectRef idx="0">
+                            <ns5:schemeClr val="dk1"/>
+                          </ns5:effectRef>
+                          <ns5:fontRef idx="minor">
+                            <ns5:schemeClr val="dk1"/>
+                          </ns5:fontRef>
+                        </ns7:style>
+                        <ns7:txbx>
+                          <w:txbxContent>
+                            <w:p ns2:paraId="76C803D0" ns2:textId="77777777">
+                              <w:pPr>
+                                <w:jc w:val="center"/>
+                                <w:rPr>
+                                  <w:color w:val="000000"/>
+                                  <w:sz w:val="12"/>
+                                  <w:szCs w:val="12"/>
+                                </w:rPr>
+                              </w:pPr>
+                              <w:r>
+                                <w:rPr>
+                                  <w:color w:val="000000"/>
+                                  <w:sz w:val="12"/>
+                                  <w:szCs w:val="12"/>
+                                </w:rPr>
+                                <w:t>B3</w:t>
+                              </w:r>
+                            </w:p>
+                          </w:txbxContent>
+                        </ns7:txbx>
+                        <ns7:bodyPr rot="0" spcFirstLastPara="0" vertOverflow="overflow" horzOverflow="overflow" vert="horz" wrap="square" lIns="0" tIns="0" rIns="0" bIns="0" numCol="1" spcCol="0" rtlCol="0" fromWordArt="0" anchor="ctr" anchorCtr="0" forceAA="0" compatLnSpc="1">
+                          <ns5:noAutofit/>
+                        </ns7:bodyPr>
+                      </ns7:wsp>
+                      <ns7:wsp>
+                        <ns7:cNvPr id="901886084" name="KioskSeat 7003699"/>
+                        <ns7:cNvSpPr/>
+                        <ns7:spPr>
+                          <ns5:xfrm>
+                            <ns5:off x="3005408" y="1237160"/>
+                            <ns5:ext cx="214891" cy="168843"/>
+                          </ns5:xfrm>
+                          <ns5:prstGeom prst="rect">
+                            <ns5:avLst/>
+                          </ns5:prstGeom>
+                          <ns5:solidFill>
+                            <ns5:srgbClr val="DCDCDC"/>
+                          </ns5:solidFill>
+                          <ns5:ln w="12700">
+                            <ns5:solidFill>
+                              <ns5:srgbClr val="1E8C46"/>
+                            </ns5:solidFill>
+                          </ns5:ln>
+                        </ns7:spPr>
+                        <ns7:style>
+                          <ns5:lnRef idx="2">
+                            <ns5:schemeClr val="dk1"/>
+                          </ns5:lnRef>
+                          <ns5:fillRef idx="0">
+                            <ns5:schemeClr val="lt1"/>
+                          </ns5:fillRef>
+                          <ns5:effectRef idx="0">
+                            <ns5:schemeClr val="dk1"/>
+                          </ns5:effectRef>
+                          <ns5:fontRef idx="minor">
+                            <ns5:schemeClr val="dk1"/>
+                          </ns5:fontRef>
+                        </ns7:style>
+                        <ns7:txbx>
+                          <w:txbxContent>
+                            <w:p ns2:paraId="33718406" ns2:textId="77777777">
+                              <w:pPr>
+                                <w:jc w:val="center"/>
+                                <w:rPr>
+                                  <w:color w:val="000000"/>
+                                  <w:sz w:val="12"/>
+                                  <w:szCs w:val="12"/>
+                                </w:rPr>
+                              </w:pPr>
+                              <w:r>
+                                <w:rPr>
+                                  <w:color w:val="000000"/>
+                                  <w:sz w:val="12"/>
+                                  <w:szCs w:val="12"/>
+                                </w:rPr>
+                                <w:t>B4</w:t>
+                              </w:r>
+                            </w:p>
+                          </w:txbxContent>
+                        </ns7:txbx>
+                        <ns7:bodyPr rot="0" spcFirstLastPara="0" vertOverflow="overflow" horzOverflow="overflow" vert="horz" wrap="square" lIns="0" tIns="0" rIns="0" bIns="0" numCol="1" spcCol="0" rtlCol="0" fromWordArt="0" anchor="ctr" anchorCtr="0" forceAA="0" compatLnSpc="1">
+                          <ns5:noAutofit/>
+                        </ns7:bodyPr>
+                      </ns7:wsp>
+                      <ns7:wsp>
+                        <ns7:cNvPr id="352535132" name="KioskSeat 7003836"/>
+                        <ns7:cNvSpPr/>
+                        <ns7:spPr>
+                          <ns5:xfrm>
+                            <ns5:off x="3244859" y="1237160"/>
+                            <ns5:ext cx="214891" cy="168843"/>
+                          </ns5:xfrm>
+                          <ns5:prstGeom prst="rect">
+                            <ns5:avLst/>
+                          </ns5:prstGeom>
+                          <ns5:solidFill>
+                            <ns5:srgbClr val="DCDCDC"/>
+                          </ns5:solidFill>
+                          <ns5:ln w="12700">
+                            <ns5:solidFill>
+                              <ns5:srgbClr val="1E8C46"/>
+                            </ns5:solidFill>
+                          </ns5:ln>
+                        </ns7:spPr>
+                        <ns7:style>
+                          <ns5:lnRef idx="2">
+                            <ns5:schemeClr val="dk1"/>
+                          </ns5:lnRef>
+                          <ns5:fillRef idx="0">
+                            <ns5:schemeClr val="lt1"/>
+                          </ns5:fillRef>
+                          <ns5:effectRef idx="0">
+                            <ns5:schemeClr val="dk1"/>
+                          </ns5:effectRef>
+                          <ns5:fontRef idx="minor">
+                            <ns5:schemeClr val="dk1"/>
+                          </ns5:fontRef>
+                        </ns7:style>
+                        <ns7:txbx>
+                          <w:txbxContent>
+                            <w:p ns2:paraId="2416240C" ns2:textId="77777777">
+                              <w:pPr>
+                                <w:jc w:val="center"/>
+                                <w:rPr>
+                                  <w:color w:val="000000"/>
+                                  <w:sz w:val="12"/>
+                                  <w:szCs w:val="12"/>
+                                </w:rPr>
+                              </w:pPr>
+                              <w:r>
+                                <w:rPr>
+                                  <w:color w:val="000000"/>
+                                  <w:sz w:val="12"/>
+                                  <w:szCs w:val="12"/>
+                                </w:rPr>
+                                <w:t>B5</w:t>
+                              </w:r>
+                            </w:p>
+                          </w:txbxContent>
+                        </ns7:txbx>
+                        <ns7:bodyPr rot="0" spcFirstLastPara="0" vertOverflow="overflow" horzOverflow="overflow" vert="horz" wrap="square" lIns="0" tIns="0" rIns="0" bIns="0" numCol="1" spcCol="0" rtlCol="0" fromWordArt="0" anchor="ctr" anchorCtr="0" forceAA="0" compatLnSpc="1">
+                          <ns5:noAutofit/>
+                        </ns7:bodyPr>
+                      </ns7:wsp>
+                      <ns7:wsp>
+                        <ns7:cNvPr id="1856987385" name="KioskSeat 7003973"/>
+                        <ns7:cNvSpPr/>
+                        <ns7:spPr>
+                          <ns5:xfrm>
+                            <ns5:off x="3484309" y="1237160"/>
+                            <ns5:ext cx="214891" cy="168843"/>
+                          </ns5:xfrm>
+                          <ns5:prstGeom prst="rect">
+                            <ns5:avLst/>
+                          </ns5:prstGeom>
+                          <ns5:solidFill>
+                            <ns5:srgbClr val="DCDCDC"/>
+                          </ns5:solidFill>
+                          <ns5:ln w="12700">
+                            <ns5:solidFill>
+                              <ns5:srgbClr val="1E8C46"/>
+                            </ns5:solidFill>
+                          </ns5:ln>
+                        </ns7:spPr>
+                        <ns7:style>
+                          <ns5:lnRef idx="2">
+                            <ns5:schemeClr val="dk1"/>
+                          </ns5:lnRef>
+                          <ns5:fillRef idx="0">
+                            <ns5:schemeClr val="lt1"/>
+                          </ns5:fillRef>
+                          <ns5:effectRef idx="0">
+                            <ns5:schemeClr val="dk1"/>
+                          </ns5:effectRef>
+                          <ns5:fontRef idx="minor">
+                            <ns5:schemeClr val="dk1"/>
+                          </ns5:fontRef>
+                        </ns7:style>
+                        <ns7:txbx>
+                          <w:txbxContent>
+                            <w:p ns2:paraId="240CDEB4" ns2:textId="77777777">
+                              <w:pPr>
+                                <w:jc w:val="center"/>
+                                <w:rPr>
+                                  <w:color w:val="000000"/>
+                                  <w:sz w:val="12"/>
+                                  <w:szCs w:val="12"/>
+                                </w:rPr>
+                              </w:pPr>
+                              <w:r>
+                                <w:rPr>
+                                  <w:color w:val="000000"/>
+                                  <w:sz w:val="12"/>
+                                  <w:szCs w:val="12"/>
+                                </w:rPr>
+                                <w:t>B6</w:t>
+                              </w:r>
+                            </w:p>
+                          </w:txbxContent>
+                        </ns7:txbx>
+                        <ns7:bodyPr rot="0" spcFirstLastPara="0" vertOverflow="overflow" horzOverflow="overflow" vert="horz" wrap="square" lIns="0" tIns="0" rIns="0" bIns="0" numCol="1" spcCol="0" rtlCol="0" fromWordArt="0" anchor="ctr" anchorCtr="0" forceAA="0" compatLnSpc="1">
+                          <ns5:noAutofit/>
+                        </ns7:bodyPr>
+                      </ns7:wsp>
+                      <ns7:wsp>
+                        <ns7:cNvPr id="296793717" name="KioskSeat 7004110"/>
+                        <ns7:cNvSpPr/>
+                        <ns7:spPr>
+                          <ns5:xfrm>
+                            <ns5:off x="3723759" y="1237160"/>
+                            <ns5:ext cx="214891" cy="168843"/>
+                          </ns5:xfrm>
+                          <ns5:prstGeom prst="rect">
+                            <ns5:avLst/>
+                          </ns5:prstGeom>
+                          <ns5:solidFill>
+                            <ns5:srgbClr val="DCDCDC"/>
+                          </ns5:solidFill>
+                          <ns5:ln w="12700">
+                            <ns5:solidFill>
+                              <ns5:srgbClr val="1E8C46"/>
+                            </ns5:solidFill>
+                          </ns5:ln>
+                        </ns7:spPr>
+                        <ns7:style>
+                          <ns5:lnRef idx="2">
+                            <ns5:schemeClr val="dk1"/>
+                          </ns5:lnRef>
+                          <ns5:fillRef idx="0">
+                            <ns5:schemeClr val="lt1"/>
+                          </ns5:fillRef>
+                          <ns5:effectRef idx="0">
+                            <ns5:schemeClr val="dk1"/>
+                          </ns5:effectRef>
+                          <ns5:fontRef idx="minor">
+                            <ns5:schemeClr val="dk1"/>
+                          </ns5:fontRef>
+                        </ns7:style>
+                        <ns7:txbx>
+                          <w:txbxContent>
+                            <w:p ns2:paraId="50083ED1" ns2:textId="77777777">
+                              <w:pPr>
+                                <w:jc w:val="center"/>
+                                <w:rPr>
+                                  <w:color w:val="000000"/>
+                                  <w:sz w:val="12"/>
+                                  <w:szCs w:val="12"/>
+                                </w:rPr>
+                              </w:pPr>
+                              <w:r>
+                                <w:rPr>
+                                  <w:color w:val="000000"/>
+                                  <w:sz w:val="12"/>
+                                  <w:szCs w:val="12"/>
+                                </w:rPr>
+                                <w:t>B7</w:t>
+                              </w:r>
+                            </w:p>
+                          </w:txbxContent>
+                        </ns7:txbx>
+                        <ns7:bodyPr rot="0" spcFirstLastPara="0" vertOverflow="overflow" horzOverflow="overflow" vert="horz" wrap="square" lIns="0" tIns="0" rIns="0" bIns="0" numCol="1" spcCol="0" rtlCol="0" fromWordArt="0" anchor="ctr" anchorCtr="0" forceAA="0" compatLnSpc="1">
+                          <ns5:noAutofit/>
+                        </ns7:bodyPr>
+                      </ns7:wsp>
+                      <ns7:wsp>
+                        <ns7:cNvPr id="1267750870" name="KioskSeat 7004247"/>
+                        <ns7:cNvSpPr/>
+                        <ns7:spPr>
+                          <ns5:xfrm>
+                            <ns5:off x="3963210" y="1237160"/>
+                            <ns5:ext cx="214891" cy="168843"/>
+                          </ns5:xfrm>
+                          <ns5:prstGeom prst="rect">
+                            <ns5:avLst/>
+                          </ns5:prstGeom>
+                          <ns5:solidFill>
+                            <ns5:srgbClr val="DCDCDC"/>
+                          </ns5:solidFill>
+                          <ns5:ln w="12700">
+                            <ns5:solidFill>
+                              <ns5:srgbClr val="1E8C46"/>
+                            </ns5:solidFill>
+                          </ns5:ln>
+                        </ns7:spPr>
+                        <ns7:style>
+                          <ns5:lnRef idx="2">
+                            <ns5:schemeClr val="dk1"/>
+                          </ns5:lnRef>
+                          <ns5:fillRef idx="0">
+                            <ns5:schemeClr val="lt1"/>
+                          </ns5:fillRef>
+                          <ns5:effectRef idx="0">
+                            <ns5:schemeClr val="dk1"/>
+                          </ns5:effectRef>
+                          <ns5:fontRef idx="minor">
+                            <ns5:schemeClr val="dk1"/>
+                          </ns5:fontRef>
+                        </ns7:style>
+                        <ns7:txbx>
+                          <w:txbxContent>
+                            <w:p ns2:paraId="36C3CEC1" ns2:textId="77777777">
+                              <w:pPr>
+                                <w:jc w:val="center"/>
+                                <w:rPr>
+                                  <w:color w:val="000000"/>
+                                  <w:sz w:val="12"/>
+                                  <w:szCs w:val="12"/>
+                                </w:rPr>
+                              </w:pPr>
+                              <w:r>
+                                <w:rPr>
+                                  <w:color w:val="000000"/>
+                                  <w:sz w:val="12"/>
+                                  <w:szCs w:val="12"/>
+                                </w:rPr>
+                                <w:t>B8</w:t>
+                              </w:r>
+                            </w:p>
+                          </w:txbxContent>
+                        </ns7:txbx>
+                        <ns7:bodyPr rot="0" spcFirstLastPara="0" vertOverflow="overflow" horzOverflow="overflow" vert="horz" wrap="square" lIns="0" tIns="0" rIns="0" bIns="0" numCol="1" spcCol="0" rtlCol="0" fromWordArt="0" anchor="ctr" anchorCtr="0" forceAA="0" compatLnSpc="1">
+                          <ns5:noAutofit/>
+                        </ns7:bodyPr>
+                      </ns7:wsp>
+                      <ns7:wsp>
+                        <ns7:cNvPr id="1004627573" name="KioskSeat 7004384"/>
+                        <ns7:cNvSpPr/>
+                        <ns7:spPr>
+                          <ns5:xfrm>
+                            <ns5:off x="4202660" y="1237160"/>
+                            <ns5:ext cx="214891" cy="168843"/>
+                          </ns5:xfrm>
+                          <ns5:prstGeom prst="rect">
+                            <ns5:avLst/>
+                          </ns5:prstGeom>
+                          <ns5:solidFill>
+                            <ns5:srgbClr val="DCDCDC"/>
+                          </ns5:solidFill>
+                          <ns5:ln w="12700">
+                            <ns5:solidFill>
+                              <ns5:srgbClr val="1E8C46"/>
+                            </ns5:solidFill>
+                          </ns5:ln>
+                        </ns7:spPr>
+                        <ns7:style>
+                          <ns5:lnRef idx="2">
+                            <ns5:schemeClr val="dk1"/>
+                          </ns5:lnRef>
+                          <ns5:fillRef idx="0">
+                            <ns5:schemeClr val="lt1"/>
+                          </ns5:fillRef>
+                          <ns5:effectRef idx="0">
+                            <ns5:schemeClr val="dk1"/>
+                          </ns5:effectRef>
+                          <ns5:fontRef idx="minor">
+                            <ns5:schemeClr val="dk1"/>
+                          </ns5:fontRef>
+                        </ns7:style>
+                        <ns7:txbx>
+                          <w:txbxContent>
+                            <w:p ns2:paraId="6C27000E" ns2:textId="77777777">
+                              <w:pPr>
+                                <w:jc w:val="center"/>
+                                <w:rPr>
+                                  <w:color w:val="000000"/>
+                                  <w:sz w:val="12"/>
+                                  <w:szCs w:val="12"/>
+                                </w:rPr>
+                              </w:pPr>
+                              <w:r>
+                                <w:rPr>
+                                  <w:color w:val="000000"/>
+                                  <w:sz w:val="12"/>
+                                  <w:szCs w:val="12"/>
+                                </w:rPr>
+                                <w:t>B9</w:t>
+                              </w:r>
+                            </w:p>
+                          </w:txbxContent>
+                        </ns7:txbx>
+                        <ns7:bodyPr rot="0" spcFirstLastPara="0" vertOverflow="overflow" horzOverflow="overflow" vert="horz" wrap="square" lIns="0" tIns="0" rIns="0" bIns="0" numCol="1" spcCol="0" rtlCol="0" fromWordArt="0" anchor="ctr" anchorCtr="0" forceAA="0" compatLnSpc="1">
+                          <ns5:noAutofit/>
+                        </ns7:bodyPr>
+                      </ns7:wsp>
+                      <ns7:wsp>
+                        <ns7:cNvPr id="93721429" name="KioskSeat 7004521"/>
+                        <ns7:cNvSpPr/>
+                        <ns7:spPr>
+                          <ns5:xfrm>
+                            <ns5:off x="4442110" y="1237160"/>
+                            <ns5:ext cx="214891" cy="168843"/>
+                          </ns5:xfrm>
+                          <ns5:prstGeom prst="rect">
+                            <ns5:avLst/>
+                          </ns5:prstGeom>
+                          <ns5:solidFill>
+                            <ns5:srgbClr val="DCDCDC"/>
+                          </ns5:solidFill>
+                          <ns5:ln w="12700">
+                            <ns5:solidFill>
+                              <ns5:srgbClr val="1E8C46"/>
+                            </ns5:solidFill>
+                          </ns5:ln>
+                        </ns7:spPr>
+                        <ns7:style>
+                          <ns5:lnRef idx="2">
+                            <ns5:schemeClr val="dk1"/>
+                          </ns5:lnRef>
+                          <ns5:fillRef idx="0">
+                            <ns5:schemeClr val="lt1"/>
+                          </ns5:fillRef>
+                          <ns5:effectRef idx="0">
+                            <ns5:schemeClr val="dk1"/>
+                          </ns5:effectRef>
+                          <ns5:fontRef idx="minor">
+                            <ns5:schemeClr val="dk1"/>
+                          </ns5:fontRef>
+                        </ns7:style>
+                        <ns7:txbx>
+                          <w:txbxContent>
+                            <w:p ns2:paraId="5E823053" ns2:textId="77777777">
+                              <w:pPr>
+                                <w:jc w:val="center"/>
+                                <w:rPr>
+                                  <w:color w:val="000000"/>
+                                  <w:sz w:val="12"/>
+                                  <w:szCs w:val="12"/>
+                                </w:rPr>
+                              </w:pPr>
+                              <w:r>
+                                <w:rPr>
+                                  <w:color w:val="000000"/>
+                                  <w:sz w:val="12"/>
+                                  <w:szCs w:val="12"/>
+                                </w:rPr>
+                                <w:t>B10</w:t>
+                              </w:r>
+                            </w:p>
+                          </w:txbxContent>
+                        </ns7:txbx>
+                        <ns7:bodyPr rot="0" spcFirstLastPara="0" vertOverflow="overflow" horzOverflow="overflow" vert="horz" wrap="square" lIns="0" tIns="0" rIns="0" bIns="0" numCol="1" spcCol="0" rtlCol="0" fromWordArt="0" anchor="ctr" anchorCtr="0" forceAA="0" compatLnSpc="1">
+                          <ns5:noAutofit/>
+                        </ns7:bodyPr>
+                      </ns7:wsp>
+                      <ns7:wsp>
+                        <ns7:cNvPr id="1499131016" name="KioskSeat 7004658"/>
+                        <ns7:cNvSpPr/>
+                        <ns7:spPr>
+                          <ns5:xfrm>
+                            <ns5:off x="2287057" y="1430562"/>
+                            <ns5:ext cx="214891" cy="168843"/>
+                          </ns5:xfrm>
+                          <ns5:prstGeom prst="rect">
+                            <ns5:avLst/>
+                          </ns5:prstGeom>
+                          <ns5:solidFill>
+                            <ns5:srgbClr val="DCDCDC"/>
+                          </ns5:solidFill>
+                          <ns5:ln w="6350">
+                            <ns5:solidFill>
+                              <ns5:srgbClr val="A6A6A6"/>
+                            </ns5:solidFill>
+                          </ns5:ln>
+                        </ns7:spPr>
+                        <ns7:style>
+                          <ns5:lnRef idx="2">
+                            <ns5:schemeClr val="dk1"/>
+                          </ns5:lnRef>
+                          <ns5:fillRef idx="0">
+                            <ns5:schemeClr val="lt1"/>
+                          </ns5:fillRef>
+                          <ns5:effectRef idx="0">
+                            <ns5:schemeClr val="dk1"/>
+                          </ns5:effectRef>
+                          <ns5:fontRef idx="minor">
+                            <ns5:schemeClr val="dk1"/>
+                          </ns5:fontRef>
+                        </ns7:style>
+                        <ns7:txbx>
+                          <w:txbxContent>
+                            <w:p ns2:paraId="577B2473" ns2:textId="77777777">
+                              <w:pPr>
+                                <w:jc w:val="center"/>
+                                <w:rPr>
+                                  <w:color w:val="000000"/>
+                                  <w:sz w:val="12"/>
+                                  <w:szCs w:val="12"/>
+                                </w:rPr>
+                              </w:pPr>
+                              <w:r>
+                                <w:rPr>
+                                  <w:color w:val="000000"/>
+                                  <w:sz w:val="12"/>
+                                  <w:szCs w:val="12"/>
+                                </w:rPr>
+                                <w:t>C1</w:t>
+                              </w:r>
+                            </w:p>
+                          </w:txbxContent>
+                        </ns7:txbx>
+                        <ns7:bodyPr rot="0" spcFirstLastPara="0" vertOverflow="overflow" horzOverflow="overflow" vert="horz" wrap="square" lIns="0" tIns="0" rIns="0" bIns="0" numCol="1" spcCol="0" rtlCol="0" fromWordArt="0" anchor="ctr" anchorCtr="0" forceAA="0" compatLnSpc="1">
+                          <ns5:noAutofit/>
+                        </ns7:bodyPr>
+                      </ns7:wsp>
+                      <ns7:wsp>
+                        <ns7:cNvPr id="1796729295" name="KioskSeat 7004795"/>
+                        <ns7:cNvSpPr/>
+                        <ns7:spPr>
+                          <ns5:xfrm>
+                            <ns5:off x="2526508" y="1430562"/>
+                            <ns5:ext cx="214891" cy="168843"/>
+                          </ns5:xfrm>
+                          <ns5:prstGeom prst="rect">
+                            <ns5:avLst/>
+                          </ns5:prstGeom>
+                          <ns5:solidFill>
+                            <ns5:srgbClr val="DCDCDC"/>
+                          </ns5:solidFill>
+                          <ns5:ln w="6350">
+                            <ns5:solidFill>
+                              <ns5:srgbClr val="A6A6A6"/>
+                            </ns5:solidFill>
+                          </ns5:ln>
+                        </ns7:spPr>
+                        <ns7:style>
+                          <ns5:lnRef idx="2">
+                            <ns5:schemeClr val="dk1"/>
+                          </ns5:lnRef>
+                          <ns5:fillRef idx="0">
+                            <ns5:schemeClr val="lt1"/>
+                          </ns5:fillRef>
+                          <ns5:effectRef idx="0">
+                            <ns5:schemeClr val="dk1"/>
+                          </ns5:effectRef>
+                          <ns5:fontRef idx="minor">
+                            <ns5:schemeClr val="dk1"/>
+                          </ns5:fontRef>
+                        </ns7:style>
+                        <ns7:txbx>
+                          <w:txbxContent>
+                            <w:p ns2:paraId="650E1A8E" ns2:textId="77777777">
+                              <w:pPr>
+                                <w:jc w:val="center"/>
+                                <w:rPr>
+                                  <w:color w:val="000000"/>
+                                  <w:sz w:val="12"/>
+                                  <w:szCs w:val="12"/>
+                                </w:rPr>
+                              </w:pPr>
+                              <w:r>
+                                <w:rPr>
+                                  <w:color w:val="000000"/>
+                                  <w:sz w:val="12"/>
+                                  <w:szCs w:val="12"/>
+                                </w:rPr>
+                                <w:t>C2</w:t>
+                              </w:r>
+                            </w:p>
+                          </w:txbxContent>
+                        </ns7:txbx>
+                        <ns7:bodyPr rot="0" spcFirstLastPara="0" vertOverflow="overflow" horzOverflow="overflow" vert="horz" wrap="square" lIns="0" tIns="0" rIns="0" bIns="0" numCol="1" spcCol="0" rtlCol="0" fromWordArt="0" anchor="ctr" anchorCtr="0" forceAA="0" compatLnSpc="1">
+                          <ns5:noAutofit/>
+                        </ns7:bodyPr>
+                      </ns7:wsp>
+                      <ns7:wsp>
+                        <ns7:cNvPr id="433056070" name="KioskSeat 7004932"/>
+                        <ns7:cNvSpPr/>
+                        <ns7:spPr>
+                          <ns5:xfrm>
+                            <ns5:off x="2765958" y="1430562"/>
+                            <ns5:ext cx="214891" cy="168843"/>
+                          </ns5:xfrm>
+                          <ns5:prstGeom prst="rect">
+                            <ns5:avLst/>
+                          </ns5:prstGeom>
+                          <ns5:solidFill>
+                            <ns5:srgbClr val="DCDCDC"/>
+                          </ns5:solidFill>
+                          <ns5:ln w="12700">
+                            <ns5:solidFill>
+                              <ns5:srgbClr val="B8860B"/>
+                            </ns5:solidFill>
+                          </ns5:ln>
+                        </ns7:spPr>
+                        <ns7:style>
+                          <ns5:lnRef idx="2">
+                            <ns5:schemeClr val="dk1"/>
+                          </ns5:lnRef>
+                          <ns5:fillRef idx="0">
+                            <ns5:schemeClr val="lt1"/>
+                          </ns5:fillRef>
+                          <ns5:effectRef idx="0">
+                            <ns5:schemeClr val="dk1"/>
+                          </ns5:effectRef>
+                          <ns5:fontRef idx="minor">
+                            <ns5:schemeClr val="dk1"/>
+                          </ns5:fontRef>
+                        </ns7:style>
+                        <ns7:txbx>
+                          <w:txbxContent>
+                            <w:p ns2:paraId="31960CC6" ns2:textId="77777777">
+                              <w:pPr>
+                                <w:jc w:val="center"/>
+                                <w:rPr>
+                                  <w:color w:val="000000"/>
+                                  <w:sz w:val="12"/>
+                                  <w:szCs w:val="12"/>
+                                </w:rPr>
+                              </w:pPr>
+                              <w:r>
+                                <w:rPr>
+                                  <w:color w:val="000000"/>
+                                  <w:sz w:val="12"/>
+                                  <w:szCs w:val="12"/>
+                                </w:rPr>
+                                <w:t>C3</w:t>
+                              </w:r>
+                            </w:p>
+                          </w:txbxContent>
+                        </ns7:txbx>
+                        <ns7:bodyPr rot="0" spcFirstLastPara="0" vertOverflow="overflow" horzOverflow="overflow" vert="horz" wrap="square" lIns="0" tIns="0" rIns="0" bIns="0" numCol="1" spcCol="0" rtlCol="0" fromWordArt="0" anchor="ctr" anchorCtr="0" forceAA="0" compatLnSpc="1">
+                          <ns5:noAutofit/>
+                        </ns7:bodyPr>
+                      </ns7:wsp>
+                      <ns7:wsp>
+                        <ns7:cNvPr id="359536001" name="KioskSeat 7005069"/>
+                        <ns7:cNvSpPr/>
+                        <ns7:spPr>
+                          <ns5:xfrm>
+                            <ns5:off x="3005408" y="1430562"/>
+                            <ns5:ext cx="214891" cy="168843"/>
+                          </ns5:xfrm>
+                          <ns5:prstGeom prst="rect">
+                            <ns5:avLst/>
+                          </ns5:prstGeom>
+                          <ns5:solidFill>
+                            <ns5:srgbClr val="DCDCDC"/>
+                          </ns5:solidFill>
+                          <ns5:ln w="12700">
+                            <ns5:solidFill>
+                              <ns5:srgbClr val="B8860B"/>
+                            </ns5:solidFill>
+                          </ns5:ln>
+                        </ns7:spPr>
+                        <ns7:style>
+                          <ns5:lnRef idx="2">
+                            <ns5:schemeClr val="dk1"/>
+                          </ns5:lnRef>
+                          <ns5:fillRef idx="0">
+                            <ns5:schemeClr val="lt1"/>
+                          </ns5:fillRef>
+                          <ns5:effectRef idx="0">
+                            <ns5:schemeClr val="dk1"/>
+                          </ns5:effectRef>
+                          <ns5:fontRef idx="minor">
+                            <ns5:schemeClr val="dk1"/>
+                          </ns5:fontRef>
+                        </ns7:style>
+                        <ns7:txbx>
+                          <w:txbxContent>
+                            <w:p ns2:paraId="73FA693E" ns2:textId="77777777">
+                              <w:pPr>
+                                <w:jc w:val="center"/>
+                                <w:rPr>
+                                  <w:color w:val="000000"/>
+                                  <w:sz w:val="12"/>
+                                  <w:szCs w:val="12"/>
+                                </w:rPr>
+                              </w:pPr>
+                              <w:r>
+                                <w:rPr>
+                                  <w:color w:val="000000"/>
+                                  <w:sz w:val="12"/>
+                                  <w:szCs w:val="12"/>
+                                </w:rPr>
+                                <w:t>C4</w:t>
+                              </w:r>
+                            </w:p>
+                          </w:txbxContent>
+                        </ns7:txbx>
+                        <ns7:bodyPr rot="0" spcFirstLastPara="0" vertOverflow="overflow" horzOverflow="overflow" vert="horz" wrap="square" lIns="0" tIns="0" rIns="0" bIns="0" numCol="1" spcCol="0" rtlCol="0" fromWordArt="0" anchor="ctr" anchorCtr="0" forceAA="0" compatLnSpc="1">
+                          <ns5:noAutofit/>
+                        </ns7:bodyPr>
+                      </ns7:wsp>
+                      <ns7:wsp>
+                        <ns7:cNvPr id="589296826" name="KioskSeat 7005206"/>
+                        <ns7:cNvSpPr/>
+                        <ns7:spPr>
+                          <ns5:xfrm>
+                            <ns5:off x="3244859" y="1430562"/>
+                            <ns5:ext cx="214891" cy="168843"/>
+                          </ns5:xfrm>
+                          <ns5:prstGeom prst="rect">
+                            <ns5:avLst/>
+                          </ns5:prstGeom>
+                          <ns5:solidFill>
+                            <ns5:srgbClr val="FF00FF"/>
+                          </ns5:solidFill>
+                          <ns5:ln w="12700">
+                            <ns5:solidFill>
+                              <ns5:srgbClr val="B8860B"/>
+                            </ns5:solidFill>
+                          </ns5:ln>
+                        </ns7:spPr>
+                        <ns7:style>
+                          <ns5:lnRef idx="2">
+                            <ns5:schemeClr val="dk1"/>
+                          </ns5:lnRef>
+                          <ns5:fillRef idx="0">
+                            <ns5:schemeClr val="lt1"/>
+                          </ns5:fillRef>
+                          <ns5:effectRef idx="0">
+                            <ns5:schemeClr val="dk1"/>
+                          </ns5:effectRef>
+                          <ns5:fontRef idx="minor">
+                            <ns5:schemeClr val="dk1"/>
+                          </ns5:fontRef>
+                        </ns7:style>
+                        <ns7:txbx>
+                          <w:txbxContent>
+                            <w:p ns2:paraId="068D2DD6" ns2:textId="77777777">
+                              <w:pPr>
+                                <w:jc w:val="center"/>
+                                <w:rPr>
+                                  <w:color w:val="000000"/>
+                                  <w:sz w:val="12"/>
+                                  <w:szCs w:val="12"/>
+                                </w:rPr>
+                              </w:pPr>
+                              <w:r>
+                                <w:rPr>
+                                  <w:color w:val="000000"/>
+                                  <w:sz w:val="12"/>
+                                  <w:szCs w:val="12"/>
+                                </w:rPr>
+                                <w:t>C5</w:t>
+                              </w:r>
+                            </w:p>
+                          </w:txbxContent>
+                        </ns7:txbx>
+                        <ns7:bodyPr rot="0" spcFirstLastPara="0" vertOverflow="overflow" horzOverflow="overflow" vert="horz" wrap="square" lIns="0" tIns="0" rIns="0" bIns="0" numCol="1" spcCol="0" rtlCol="0" fromWordArt="0" anchor="ctr" anchorCtr="0" forceAA="0" compatLnSpc="1">
+                          <ns5:noAutofit/>
+                        </ns7:bodyPr>
+                      </ns7:wsp>
+                      <ns7:wsp>
+                        <ns7:cNvPr id="242161200" name="KioskSeat 7005343"/>
+                        <ns7:cNvSpPr/>
+                        <ns7:spPr>
+                          <ns5:xfrm>
+                            <ns5:off x="3484309" y="1430562"/>
+                            <ns5:ext cx="214891" cy="168843"/>
+                          </ns5:xfrm>
+                          <ns5:prstGeom prst="rect">
+                            <ns5:avLst/>
+                          </ns5:prstGeom>
+                          <ns5:solidFill>
+                            <ns5:srgbClr val="FF00FF"/>
+                          </ns5:solidFill>
+                          <ns5:ln w="12700">
+                            <ns5:solidFill>
+                              <ns5:srgbClr val="B8860B"/>
+                            </ns5:solidFill>
+                          </ns5:ln>
+                        </ns7:spPr>
+                        <ns7:style>
+                          <ns5:lnRef idx="2">
+                            <ns5:schemeClr val="dk1"/>
+                          </ns5:lnRef>
+                          <ns5:fillRef idx="0">
+                            <ns5:schemeClr val="lt1"/>
+                          </ns5:fillRef>
+                          <ns5:effectRef idx="0">
+                            <ns5:schemeClr val="dk1"/>
+                          </ns5:effectRef>
+                          <ns5:fontRef idx="minor">
+                            <ns5:schemeClr val="dk1"/>
+                          </ns5:fontRef>
+                        </ns7:style>
+                        <ns7:txbx>
+                          <w:txbxContent>
+                            <w:p ns2:paraId="12C4AF37" ns2:textId="77777777">
+                              <w:pPr>
+                                <w:jc w:val="center"/>
+                                <w:rPr>
+                                  <w:color w:val="000000"/>
+                                  <w:sz w:val="12"/>
+                                  <w:szCs w:val="12"/>
+                                </w:rPr>
+                              </w:pPr>
+                              <w:r>
+                                <w:rPr>
+                                  <w:color w:val="000000"/>
+                                  <w:sz w:val="12"/>
+                                  <w:szCs w:val="12"/>
+                                </w:rPr>
+                                <w:t>C6</w:t>
+                              </w:r>
+                            </w:p>
+                          </w:txbxContent>
+                        </ns7:txbx>
+                        <ns7:bodyPr rot="0" spcFirstLastPara="0" vertOverflow="overflow" horzOverflow="overflow" vert="horz" wrap="square" lIns="0" tIns="0" rIns="0" bIns="0" numCol="1" spcCol="0" rtlCol="0" fromWordArt="0" anchor="ctr" anchorCtr="0" forceAA="0" compatLnSpc="1">
+                          <ns5:noAutofit/>
+                        </ns7:bodyPr>
+                      </ns7:wsp>
+                      <ns7:wsp>
+                        <ns7:cNvPr id="1178196242" name="KioskSeat 7005480"/>
+                        <ns7:cNvSpPr/>
+                        <ns7:spPr>
+                          <ns5:xfrm>
+                            <ns5:off x="3723759" y="1430562"/>
+                            <ns5:ext cx="214891" cy="168843"/>
+                          </ns5:xfrm>
+                          <ns5:prstGeom prst="rect">
+                            <ns5:avLst/>
+                          </ns5:prstGeom>
+                          <ns5:solidFill>
+                            <ns5:srgbClr val="DCDCDC"/>
+                          </ns5:solidFill>
+                          <ns5:ln w="12700">
+                            <ns5:solidFill>
+                              <ns5:srgbClr val="B8860B"/>
+                            </ns5:solidFill>
+                          </ns5:ln>
+                        </ns7:spPr>
+                        <ns7:style>
+                          <ns5:lnRef idx="2">
+                            <ns5:schemeClr val="dk1"/>
+                          </ns5:lnRef>
+                          <ns5:fillRef idx="0">
+                            <ns5:schemeClr val="lt1"/>
+                          </ns5:fillRef>
+                          <ns5:effectRef idx="0">
+                            <ns5:schemeClr val="dk1"/>
+                          </ns5:effectRef>
+                          <ns5:fontRef idx="minor">
+                            <ns5:schemeClr val="dk1"/>
+                          </ns5:fontRef>
+                        </ns7:style>
+                        <ns7:txbx>
+                          <w:txbxContent>
+                            <w:p ns2:paraId="122B76A4" ns2:textId="77777777">
+                              <w:pPr>
+                                <w:jc w:val="center"/>
+                                <w:rPr>
+                                  <w:color w:val="000000"/>
+                                  <w:sz w:val="12"/>
+                                  <w:szCs w:val="12"/>
+                                </w:rPr>
+                              </w:pPr>
+                              <w:r>
+                                <w:rPr>
+                                  <w:color w:val="000000"/>
+                                  <w:sz w:val="12"/>
+                                  <w:szCs w:val="12"/>
+                                </w:rPr>
+                                <w:t>C7</w:t>
+                              </w:r>
+                            </w:p>
+                          </w:txbxContent>
+                        </ns7:txbx>
+                        <ns7:bodyPr rot="0" spcFirstLastPara="0" vertOverflow="overflow" horzOverflow="overflow" vert="horz" wrap="square" lIns="0" tIns="0" rIns="0" bIns="0" numCol="1" spcCol="0" rtlCol="0" fromWordArt="0" anchor="ctr" anchorCtr="0" forceAA="0" compatLnSpc="1">
+                          <ns5:noAutofit/>
+                        </ns7:bodyPr>
+                      </ns7:wsp>
+                      <ns7:wsp>
+                        <ns7:cNvPr id="1014334366" name="KioskSeat 7005617"/>
+                        <ns7:cNvSpPr/>
+                        <ns7:spPr>
+                          <ns5:xfrm>
+                            <ns5:off x="3963210" y="1430562"/>
+                            <ns5:ext cx="214891" cy="168843"/>
+                          </ns5:xfrm>
+                          <ns5:prstGeom prst="rect">
+                            <ns5:avLst/>
+                          </ns5:prstGeom>
+                          <ns5:solidFill>
+                            <ns5:srgbClr val="DCDCDC"/>
+                          </ns5:solidFill>
+                          <ns5:ln w="12700">
+                            <ns5:solidFill>
+                              <ns5:srgbClr val="B8860B"/>
+                            </ns5:solidFill>
+                          </ns5:ln>
+                        </ns7:spPr>
+                        <ns7:style>
+                          <ns5:lnRef idx="2">
+                            <ns5:schemeClr val="dk1"/>
+                          </ns5:lnRef>
+                          <ns5:fillRef idx="0">
+                            <ns5:schemeClr val="lt1"/>
+                          </ns5:fillRef>
+                          <ns5:effectRef idx="0">
+                            <ns5:schemeClr val="dk1"/>
+                          </ns5:effectRef>
+                          <ns5:fontRef idx="minor">
+                            <ns5:schemeClr val="dk1"/>
+                          </ns5:fontRef>
+                        </ns7:style>
+                        <ns7:txbx>
+                          <w:txbxContent>
+                            <w:p ns2:paraId="66E53EC9" ns2:textId="77777777">
+                              <w:pPr>
+                                <w:jc w:val="center"/>
+                                <w:rPr>
+                                  <w:color w:val="000000"/>
+                                  <w:sz w:val="12"/>
+                                  <w:szCs w:val="12"/>
+                                </w:rPr>
+                              </w:pPr>
+                              <w:r>
+                                <w:rPr>
+                                  <w:color w:val="000000"/>
+                                  <w:sz w:val="12"/>
+                                  <w:szCs w:val="12"/>
+                                </w:rPr>
+                                <w:t>C8</w:t>
+                              </w:r>
+                            </w:p>
+                          </w:txbxContent>
+                        </ns7:txbx>
+                        <ns7:bodyPr rot="0" spcFirstLastPara="0" vertOverflow="overflow" horzOverflow="overflow" vert="horz" wrap="square" lIns="0" tIns="0" rIns="0" bIns="0" numCol="1" spcCol="0" rtlCol="0" fromWordArt="0" anchor="ctr" anchorCtr="0" forceAA="0" compatLnSpc="1">
+                          <ns5:noAutofit/>
+                        </ns7:bodyPr>
+                      </ns7:wsp>
+                      <ns7:wsp>
+                        <ns7:cNvPr id="100209389" name="KioskSeat 7005754"/>
+                        <ns7:cNvSpPr/>
+                        <ns7:spPr>
+                          <ns5:xfrm>
+                            <ns5:off x="4202660" y="1430562"/>
+                            <ns5:ext cx="214891" cy="168843"/>
+                          </ns5:xfrm>
+                          <ns5:prstGeom prst="rect">
+                            <ns5:avLst/>
+                          </ns5:prstGeom>
+                          <ns5:solidFill>
+                            <ns5:srgbClr val="DCDCDC"/>
+                          </ns5:solidFill>
+                          <ns5:ln w="6350">
+                            <ns5:solidFill>
+                              <ns5:srgbClr val="A6A6A6"/>
+                            </ns5:solidFill>
+                          </ns5:ln>
+                        </ns7:spPr>
+                        <ns7:style>
+                          <ns5:lnRef idx="2">
+                            <ns5:schemeClr val="dk1"/>
+                          </ns5:lnRef>
+                          <ns5:fillRef idx="0">
+                            <ns5:schemeClr val="lt1"/>
+                          </ns5:fillRef>
+                          <ns5:effectRef idx="0">
+                            <ns5:schemeClr val="dk1"/>
+                          </ns5:effectRef>
+                          <ns5:fontRef idx="minor">
+                            <ns5:schemeClr val="dk1"/>
+                          </ns5:fontRef>
+                        </ns7:style>
+                        <ns7:txbx>
+                          <w:txbxContent>
+                            <w:p ns2:paraId="2AB0124B" ns2:textId="77777777">
+                              <w:pPr>
+                                <w:jc w:val="center"/>
+                                <w:rPr>
+                                  <w:color w:val="000000"/>
+                                  <w:sz w:val="12"/>
+                                  <w:szCs w:val="12"/>
+                                </w:rPr>
+                              </w:pPr>
+                              <w:r>
+                                <w:rPr>
+                                  <w:color w:val="000000"/>
+                                  <w:sz w:val="12"/>
+                                  <w:szCs w:val="12"/>
+                                </w:rPr>
+                                <w:t>C9</w:t>
+                              </w:r>
+                            </w:p>
+                          </w:txbxContent>
+                        </ns7:txbx>
+                        <ns7:bodyPr rot="0" spcFirstLastPara="0" vertOverflow="overflow" horzOverflow="overflow" vert="horz" wrap="square" lIns="0" tIns="0" rIns="0" bIns="0" numCol="1" spcCol="0" rtlCol="0" fromWordArt="0" anchor="ctr" anchorCtr="0" forceAA="0" compatLnSpc="1">
+                          <ns5:noAutofit/>
+                        </ns7:bodyPr>
+                      </ns7:wsp>
+                      <ns7:wsp>
+                        <ns7:cNvPr id="328238820" name="KioskSeat 7005891"/>
+                        <ns7:cNvSpPr/>
+                        <ns7:spPr>
+                          <ns5:xfrm>
+                            <ns5:off x="4442110" y="1430562"/>
+                            <ns5:ext cx="214891" cy="168843"/>
+                          </ns5:xfrm>
+                          <ns5:prstGeom prst="rect">
+                            <ns5:avLst/>
+                          </ns5:prstGeom>
+                          <ns5:solidFill>
+                            <ns5:srgbClr val="DCDCDC"/>
+                          </ns5:solidFill>
+                          <ns5:ln w="6350">
+                            <ns5:solidFill>
+                              <ns5:srgbClr val="A6A6A6"/>
+                            </ns5:solidFill>
+                          </ns5:ln>
+                        </ns7:spPr>
+                        <ns7:style>
+                          <ns5:lnRef idx="2">
+                            <ns5:schemeClr val="dk1"/>
+                          </ns5:lnRef>
+                          <ns5:fillRef idx="0">
+                            <ns5:schemeClr val="lt1"/>
+                          </ns5:fillRef>
+                          <ns5:effectRef idx="0">
+                            <ns5:schemeClr val="dk1"/>
+                          </ns5:effectRef>
+                          <ns5:fontRef idx="minor">
+                            <ns5:schemeClr val="dk1"/>
+                          </ns5:fontRef>
+                        </ns7:style>
+                        <ns7:txbx>
+                          <w:txbxContent>
+                            <w:p ns2:paraId="762A1601" ns2:textId="77777777">
+                              <w:pPr>
+                                <w:jc w:val="center"/>
+                                <w:rPr>
+                                  <w:color w:val="000000"/>
+                                  <w:sz w:val="12"/>
+                                  <w:szCs w:val="12"/>
+                                </w:rPr>
+                              </w:pPr>
+                              <w:r>
+                                <w:rPr>
+                                  <w:color w:val="000000"/>
+                                  <w:sz w:val="12"/>
+                                  <w:szCs w:val="12"/>
+                                </w:rPr>
+                                <w:t>C10</w:t>
+                              </w:r>
+                            </w:p>
+                          </w:txbxContent>
+                        </ns7:txbx>
+                        <ns7:bodyPr rot="0" spcFirstLastPara="0" vertOverflow="overflow" horzOverflow="overflow" vert="horz" wrap="square" lIns="0" tIns="0" rIns="0" bIns="0" numCol="1" spcCol="0" rtlCol="0" fromWordArt="0" anchor="ctr" anchorCtr="0" forceAA="0" compatLnSpc="1">
+                          <ns5:noAutofit/>
+                        </ns7:bodyPr>
+                      </ns7:wsp>
+                      <ns7:wsp>
+                        <ns7:cNvPr id="1385095326" name="KioskSeat 7006028"/>
+                        <ns7:cNvSpPr/>
+                        <ns7:spPr>
+                          <ns5:xfrm>
+                            <ns5:off x="2287057" y="1623964"/>
+                            <ns5:ext cx="214891" cy="168843"/>
+                          </ns5:xfrm>
+                          <ns5:prstGeom prst="rect">
+                            <ns5:avLst/>
+                          </ns5:prstGeom>
+                          <ns5:solidFill>
+                            <ns5:srgbClr val="DCDCDC"/>
+                          </ns5:solidFill>
+                          <ns5:ln w="12700">
+                            <ns5:solidFill>
+                              <ns5:srgbClr val="1565C0"/>
+                            </ns5:solidFill>
+                          </ns5:ln>
+                        </ns7:spPr>
+                        <ns7:style>
+                          <ns5:lnRef idx="2">
+                            <ns5:schemeClr val="dk1"/>
+                          </ns5:lnRef>
+                          <ns5:fillRef idx="0">
+                            <ns5:schemeClr val="lt1"/>
+                          </ns5:fillRef>
+                          <ns5:effectRef idx="0">
+                            <ns5:schemeClr val="dk1"/>
+                          </ns5:effectRef>
+                          <ns5:fontRef idx="minor">
+                            <ns5:schemeClr val="dk1"/>
+                          </ns5:fontRef>
+                        </ns7:style>
+                        <ns7:txbx>
+                          <w:txbxContent>
+                            <w:p ns2:paraId="2688D868" ns2:textId="77777777">
+                              <w:pPr>
+                                <w:jc w:val="center"/>
+                                <w:rPr>
+                                  <w:color w:val="000000"/>
+                                  <w:sz w:val="12"/>
+                                  <w:szCs w:val="12"/>
+                                </w:rPr>
+                              </w:pPr>
+                              <w:r>
+                                <w:rPr>
+                                  <w:color w:val="000000"/>
+                                  <w:sz w:val="12"/>
+                                  <w:szCs w:val="12"/>
+                                </w:rPr>
+                                <w:t>D1</w:t>
+                              </w:r>
+                            </w:p>
+                          </w:txbxContent>
+                        </ns7:txbx>
+                        <ns7:bodyPr rot="0" spcFirstLastPara="0" vertOverflow="overflow" horzOverflow="overflow" vert="horz" wrap="square" lIns="0" tIns="0" rIns="0" bIns="0" numCol="1" spcCol="0" rtlCol="0" fromWordArt="0" anchor="ctr" anchorCtr="0" forceAA="0" compatLnSpc="1">
+                          <ns5:noAutofit/>
+                        </ns7:bodyPr>
+                      </ns7:wsp>
+                      <ns7:wsp>
+                        <ns7:cNvPr id="1585904512" name="KioskSeat 7006165"/>
+                        <ns7:cNvSpPr/>
+                        <ns7:spPr>
+                          <ns5:xfrm>
+                            <ns5:off x="2526508" y="1623964"/>
+                            <ns5:ext cx="214891" cy="168843"/>
+                          </ns5:xfrm>
+                          <ns5:prstGeom prst="rect">
+                            <ns5:avLst/>
+                          </ns5:prstGeom>
+                          <ns5:solidFill>
+                            <ns5:srgbClr val="DCDCDC"/>
+                          </ns5:solidFill>
+                          <ns5:ln w="6350">
+                            <ns5:solidFill>
+                              <ns5:srgbClr val="A6A6A6"/>
+                            </ns5:solidFill>
+                          </ns5:ln>
+                        </ns7:spPr>
+                        <ns7:style>
+                          <ns5:lnRef idx="2">
+                            <ns5:schemeClr val="dk1"/>
+                          </ns5:lnRef>
+                          <ns5:fillRef idx="0">
+                            <ns5:schemeClr val="lt1"/>
+                          </ns5:fillRef>
+                          <ns5:effectRef idx="0">
+                            <ns5:schemeClr val="dk1"/>
+                          </ns5:effectRef>
+                          <ns5:fontRef idx="minor">
+                            <ns5:schemeClr val="dk1"/>
+                          </ns5:fontRef>
+                        </ns7:style>
+                        <ns7:txbx>
+                          <w:txbxContent>
+                            <w:p ns2:paraId="1B0B10E6" ns2:textId="77777777">
+                              <w:pPr>
+                                <w:jc w:val="center"/>
+                                <w:rPr>
+                                  <w:color w:val="000000"/>
+                                  <w:sz w:val="12"/>
+                                  <w:szCs w:val="12"/>
+                                </w:rPr>
+                              </w:pPr>
+                              <w:r>
+                                <w:rPr>
+                                  <w:color w:val="000000"/>
+                                  <w:sz w:val="12"/>
+                                  <w:szCs w:val="12"/>
+                                </w:rPr>
+                                <w:t>D2</w:t>
+                              </w:r>
+                            </w:p>
+                          </w:txbxContent>
+                        </ns7:txbx>
+                        <ns7:bodyPr rot="0" spcFirstLastPara="0" vertOverflow="overflow" horzOverflow="overflow" vert="horz" wrap="square" lIns="0" tIns="0" rIns="0" bIns="0" numCol="1" spcCol="0" rtlCol="0" fromWordArt="0" anchor="ctr" anchorCtr="0" forceAA="0" compatLnSpc="1">
+                          <ns5:noAutofit/>
+                        </ns7:bodyPr>
+                      </ns7:wsp>
+                      <ns7:wsp>
+                        <ns7:cNvPr id="984825973" name="KioskSeat 7006302"/>
+                        <ns7:cNvSpPr/>
+                        <ns7:spPr>
+                          <ns5:xfrm>
+                            <ns5:off x="2765958" y="1623964"/>
+                            <ns5:ext cx="214891" cy="168843"/>
+                          </ns5:xfrm>
+                          <ns5:prstGeom prst="rect">
+                            <ns5:avLst/>
+                          </ns5:prstGeom>
+                          <ns5:solidFill>
+                            <ns5:srgbClr val="DCDCDC"/>
+                          </ns5:solidFill>
+                          <ns5:ln w="12700">
+                            <ns5:solidFill>
+                              <ns5:srgbClr val="B8860B"/>
+                            </ns5:solidFill>
+                          </ns5:ln>
+                        </ns7:spPr>
+                        <ns7:style>
+                          <ns5:lnRef idx="2">
+                            <ns5:schemeClr val="dk1"/>
+                          </ns5:lnRef>
+                          <ns5:fillRef idx="0">
+                            <ns5:schemeClr val="lt1"/>
+                          </ns5:fillRef>
+                          <ns5:effectRef idx="0">
+                            <ns5:schemeClr val="dk1"/>
+                          </ns5:effectRef>
+                          <ns5:fontRef idx="minor">
+                            <ns5:schemeClr val="dk1"/>
+                          </ns5:fontRef>
+                        </ns7:style>
+                        <ns7:txbx>
+                          <w:txbxContent>
+                            <w:p ns2:paraId="51CD36AE" ns2:textId="77777777">
+                              <w:pPr>
+                                <w:jc w:val="center"/>
+                                <w:rPr>
+                                  <w:color w:val="000000"/>
+                                  <w:sz w:val="12"/>
+                                  <w:szCs w:val="12"/>
+                                </w:rPr>
+                              </w:pPr>
+                              <w:r>
+                                <w:rPr>
+                                  <w:color w:val="000000"/>
+                                  <w:sz w:val="12"/>
+                                  <w:szCs w:val="12"/>
+                                </w:rPr>
+                                <w:t>D3</w:t>
+                              </w:r>
+                            </w:p>
+                          </w:txbxContent>
+                        </ns7:txbx>
+                        <ns7:bodyPr rot="0" spcFirstLastPara="0" vertOverflow="overflow" horzOverflow="overflow" vert="horz" wrap="square" lIns="0" tIns="0" rIns="0" bIns="0" numCol="1" spcCol="0" rtlCol="0" fromWordArt="0" anchor="ctr" anchorCtr="0" forceAA="0" compatLnSpc="1">
+                          <ns5:noAutofit/>
+                        </ns7:bodyPr>
+                      </ns7:wsp>
+                      <ns7:wsp>
+                        <ns7:cNvPr id="572836578" name="KioskSeat 7006439"/>
+                        <ns7:cNvSpPr/>
+                        <ns7:spPr>
+                          <ns5:xfrm>
+                            <ns5:off x="3005408" y="1623964"/>
+                            <ns5:ext cx="214891" cy="168843"/>
+                          </ns5:xfrm>
+                          <ns5:prstGeom prst="rect">
+                            <ns5:avLst/>
+                          </ns5:prstGeom>
+                          <ns5:solidFill>
+                            <ns5:srgbClr val="DCDCDC"/>
+                          </ns5:solidFill>
+                          <ns5:ln w="12700">
+                            <ns5:solidFill>
+                              <ns5:srgbClr val="B8860B"/>
+                            </ns5:solidFill>
+                          </ns5:ln>
+                        </ns7:spPr>
+                        <ns7:style>
+                          <ns5:lnRef idx="2">
+                            <ns5:schemeClr val="dk1"/>
+                          </ns5:lnRef>
+                          <ns5:fillRef idx="0">
+                            <ns5:schemeClr val="lt1"/>
+                          </ns5:fillRef>
+                          <ns5:effectRef idx="0">
+                            <ns5:schemeClr val="dk1"/>
+                          </ns5:effectRef>
+                          <ns5:fontRef idx="minor">
+                            <ns5:schemeClr val="dk1"/>
+                          </ns5:fontRef>
+                        </ns7:style>
+                        <ns7:txbx>
+                          <w:txbxContent>
+                            <w:p ns2:paraId="479FDDE4" ns2:textId="77777777">
+                              <w:pPr>
+                                <w:jc w:val="center"/>
+                                <w:rPr>
+                                  <w:color w:val="000000"/>
+                                  <w:sz w:val="12"/>
+                                  <w:szCs w:val="12"/>
+                                </w:rPr>
+                              </w:pPr>
+                              <w:r>
+                                <w:rPr>
+                                  <w:color w:val="000000"/>
+                                  <w:sz w:val="12"/>
+                                  <w:szCs w:val="12"/>
+                                </w:rPr>
+                                <w:t>D4</w:t>
+                              </w:r>
+                            </w:p>
+                          </w:txbxContent>
+                        </ns7:txbx>
+                        <ns7:bodyPr rot="0" spcFirstLastPara="0" vertOverflow="overflow" horzOverflow="overflow" vert="horz" wrap="square" lIns="0" tIns="0" rIns="0" bIns="0" numCol="1" spcCol="0" rtlCol="0" fromWordArt="0" anchor="ctr" anchorCtr="0" forceAA="0" compatLnSpc="1">
+                          <ns5:noAutofit/>
+                        </ns7:bodyPr>
+                      </ns7:wsp>
+                      <ns7:wsp>
+                        <ns7:cNvPr id="223457990" name="KioskSeat 7006576"/>
+                        <ns7:cNvSpPr/>
+                        <ns7:spPr>
+                          <ns5:xfrm>
+                            <ns5:off x="3244859" y="1623964"/>
+                            <ns5:ext cx="214891" cy="168843"/>
+                          </ns5:xfrm>
+                          <ns5:prstGeom prst="rect">
+                            <ns5:avLst/>
+                          </ns5:prstGeom>
+                          <ns5:solidFill>
+                            <ns5:srgbClr val="DCDCDC"/>
+                          </ns5:solidFill>
+                          <ns5:ln w="12700">
+                            <ns5:solidFill>
+                              <ns5:srgbClr val="B8860B"/>
+                            </ns5:solidFill>
+                          </ns5:ln>
+                        </ns7:spPr>
+                        <ns7:style>
+                          <ns5:lnRef idx="2">
+                            <ns5:schemeClr val="dk1"/>
+                          </ns5:lnRef>
+                          <ns5:fillRef idx="0">
+                            <ns5:schemeClr val="lt1"/>
+                          </ns5:fillRef>
+                          <ns5:effectRef idx="0">
+                            <ns5:schemeClr val="dk1"/>
+                          </ns5:effectRef>
+                          <ns5:fontRef idx="minor">
+                            <ns5:schemeClr val="dk1"/>
+                          </ns5:fontRef>
+                        </ns7:style>
+                        <ns7:txbx>
+                          <w:txbxContent>
+                            <w:p ns2:paraId="1A8EF5A9" ns2:textId="77777777">
+                              <w:pPr>
+                                <w:jc w:val="center"/>
+                                <w:rPr>
+                                  <w:color w:val="000000"/>
+                                  <w:sz w:val="12"/>
+                                  <w:szCs w:val="12"/>
+                                </w:rPr>
+                              </w:pPr>
+                              <w:r>
+                                <w:rPr>
+                                  <w:color w:val="000000"/>
+                                  <w:sz w:val="12"/>
+                                  <w:szCs w:val="12"/>
+                                </w:rPr>
+                                <w:t>D5</w:t>
+                              </w:r>
+                            </w:p>
+                          </w:txbxContent>
+                        </ns7:txbx>
+                        <ns7:bodyPr rot="0" spcFirstLastPara="0" vertOverflow="overflow" horzOverflow="overflow" vert="horz" wrap="square" lIns="0" tIns="0" rIns="0" bIns="0" numCol="1" spcCol="0" rtlCol="0" fromWordArt="0" anchor="ctr" anchorCtr="0" forceAA="0" compatLnSpc="1">
+                          <ns5:noAutofit/>
+                        </ns7:bodyPr>
+                      </ns7:wsp>
+                      <ns7:wsp>
+                        <ns7:cNvPr id="936464012" name="KioskSeat 7006713"/>
+                        <ns7:cNvSpPr/>
+                        <ns7:spPr>
+                          <ns5:xfrm>
+                            <ns5:off x="3484309" y="1623964"/>
+                            <ns5:ext cx="214891" cy="168843"/>
+                          </ns5:xfrm>
+                          <ns5:prstGeom prst="rect">
+                            <ns5:avLst/>
+                          </ns5:prstGeom>
+                          <ns5:solidFill>
+                            <ns5:srgbClr val="DCDCDC"/>
+                          </ns5:solidFill>
+                          <ns5:ln w="12700">
+                            <ns5:solidFill>
+                              <ns5:srgbClr val="B8860B"/>
+                            </ns5:solidFill>
+                          </ns5:ln>
+                        </ns7:spPr>
+                        <ns7:style>
+                          <ns5:lnRef idx="2">
+                            <ns5:schemeClr val="dk1"/>
+                          </ns5:lnRef>
+                          <ns5:fillRef idx="0">
+                            <ns5:schemeClr val="lt1"/>
+                          </ns5:fillRef>
+                          <ns5:effectRef idx="0">
+                            <ns5:schemeClr val="dk1"/>
+                          </ns5:effectRef>
+                          <ns5:fontRef idx="minor">
+                            <ns5:schemeClr val="dk1"/>
+                          </ns5:fontRef>
+                        </ns7:style>
+                        <ns7:txbx>
+                          <w:txbxContent>
+                            <w:p ns2:paraId="4D1306E8" ns2:textId="77777777">
+                              <w:pPr>
+                                <w:jc w:val="center"/>
+                                <w:rPr>
+                                  <w:color w:val="000000"/>
+                                  <w:sz w:val="12"/>
+                                  <w:szCs w:val="12"/>
+                                </w:rPr>
+                              </w:pPr>
+                              <w:r>
+                                <w:rPr>
+                                  <w:color w:val="000000"/>
+                                  <w:sz w:val="12"/>
+                                  <w:szCs w:val="12"/>
+                                </w:rPr>
+                                <w:t>D6</w:t>
+                              </w:r>
+                            </w:p>
+                          </w:txbxContent>
+                        </ns7:txbx>
+                        <ns7:bodyPr rot="0" spcFirstLastPara="0" vertOverflow="overflow" horzOverflow="overflow" vert="horz" wrap="square" lIns="0" tIns="0" rIns="0" bIns="0" numCol="1" spcCol="0" rtlCol="0" fromWordArt="0" anchor="ctr" anchorCtr="0" forceAA="0" compatLnSpc="1">
+                          <ns5:noAutofit/>
+                        </ns7:bodyPr>
+                      </ns7:wsp>
+                      <ns7:wsp>
+                        <ns7:cNvPr id="793018343" name="KioskSeat 7006850"/>
+                        <ns7:cNvSpPr/>
+                        <ns7:spPr>
+                          <ns5:xfrm>
+                            <ns5:off x="3723759" y="1623964"/>
+                            <ns5:ext cx="214891" cy="168843"/>
+                          </ns5:xfrm>
+                          <ns5:prstGeom prst="rect">
+                            <ns5:avLst/>
+                          </ns5:prstGeom>
+                          <ns5:solidFill>
+                            <ns5:srgbClr val="DCDCDC"/>
+                          </ns5:solidFill>
+                          <ns5:ln w="12700">
+                            <ns5:solidFill>
+                              <ns5:srgbClr val="B8860B"/>
+                            </ns5:solidFill>
+                          </ns5:ln>
+                        </ns7:spPr>
+                        <ns7:style>
+                          <ns5:lnRef idx="2">
+                            <ns5:schemeClr val="dk1"/>
+                          </ns5:lnRef>
+                          <ns5:fillRef idx="0">
+                            <ns5:schemeClr val="lt1"/>
+                          </ns5:fillRef>
+                          <ns5:effectRef idx="0">
+                            <ns5:schemeClr val="dk1"/>
+                          </ns5:effectRef>
+                          <ns5:fontRef idx="minor">
+                            <ns5:schemeClr val="dk1"/>
+                          </ns5:fontRef>
+                        </ns7:style>
+                        <ns7:txbx>
+                          <w:txbxContent>
+                            <w:p ns2:paraId="18297C2D" ns2:textId="77777777">
+                              <w:pPr>
+                                <w:jc w:val="center"/>
+                                <w:rPr>
+                                  <w:color w:val="000000"/>
+                                  <w:sz w:val="12"/>
+                                  <w:szCs w:val="12"/>
+                                </w:rPr>
+                              </w:pPr>
+                              <w:r>
+                                <w:rPr>
+                                  <w:color w:val="000000"/>
+                                  <w:sz w:val="12"/>
+                                  <w:szCs w:val="12"/>
+                                </w:rPr>
+                                <w:t>D7</w:t>
+                              </w:r>
+                            </w:p>
+                          </w:txbxContent>
+                        </ns7:txbx>
+                        <ns7:bodyPr rot="0" spcFirstLastPara="0" vertOverflow="overflow" horzOverflow="overflow" vert="horz" wrap="square" lIns="0" tIns="0" rIns="0" bIns="0" numCol="1" spcCol="0" rtlCol="0" fromWordArt="0" anchor="ctr" anchorCtr="0" forceAA="0" compatLnSpc="1">
+                          <ns5:noAutofit/>
+                        </ns7:bodyPr>
+                      </ns7:wsp>
+                      <ns7:wsp>
+                        <ns7:cNvPr id="1747086530" name="KioskSeat 7006987"/>
+                        <ns7:cNvSpPr/>
+                        <ns7:spPr>
+                          <ns5:xfrm>
+                            <ns5:off x="3963210" y="1623964"/>
+                            <ns5:ext cx="214891" cy="168843"/>
+                          </ns5:xfrm>
+                          <ns5:prstGeom prst="rect">
+                            <ns5:avLst/>
+                          </ns5:prstGeom>
+                          <ns5:solidFill>
+                            <ns5:srgbClr val="DCDCDC"/>
+                          </ns5:solidFill>
+                          <ns5:ln w="12700">
+                            <ns5:solidFill>
+                              <ns5:srgbClr val="B8860B"/>
+                            </ns5:solidFill>
+                          </ns5:ln>
+                        </ns7:spPr>
+                        <ns7:style>
+                          <ns5:lnRef idx="2">
+                            <ns5:schemeClr val="dk1"/>
+                          </ns5:lnRef>
+                          <ns5:fillRef idx="0">
+                            <ns5:schemeClr val="lt1"/>
+                          </ns5:fillRef>
+                          <ns5:effectRef idx="0">
+                            <ns5:schemeClr val="dk1"/>
+                          </ns5:effectRef>
+                          <ns5:fontRef idx="minor">
+                            <ns5:schemeClr val="dk1"/>
+                          </ns5:fontRef>
+                        </ns7:style>
+                        <ns7:txbx>
+                          <w:txbxContent>
+                            <w:p ns2:paraId="719F53A2" ns2:textId="77777777">
+                              <w:pPr>
+                                <w:jc w:val="center"/>
+                                <w:rPr>
+                                  <w:color w:val="000000"/>
+                                  <w:sz w:val="12"/>
+                                  <w:szCs w:val="12"/>
+                                </w:rPr>
+                              </w:pPr>
+                              <w:r>
+                                <w:rPr>
+                                  <w:color w:val="000000"/>
+                                  <w:sz w:val="12"/>
+                                  <w:szCs w:val="12"/>
+                                </w:rPr>
+                                <w:t>D8</w:t>
+                              </w:r>
+                            </w:p>
+                          </w:txbxContent>
+                        </ns7:txbx>
+                        <ns7:bodyPr rot="0" spcFirstLastPara="0" vertOverflow="overflow" horzOverflow="overflow" vert="horz" wrap="square" lIns="0" tIns="0" rIns="0" bIns="0" numCol="1" spcCol="0" rtlCol="0" fromWordArt="0" anchor="ctr" anchorCtr="0" forceAA="0" compatLnSpc="1">
+                          <ns5:noAutofit/>
+                        </ns7:bodyPr>
+                      </ns7:wsp>
+                      <ns7:wsp>
+                        <ns7:cNvPr id="380648567" name="KioskSeat 7007124"/>
+                        <ns7:cNvSpPr/>
+                        <ns7:spPr>
+                          <ns5:xfrm>
+                            <ns5:off x="4202660" y="1623964"/>
+                            <ns5:ext cx="214891" cy="168843"/>
+                          </ns5:xfrm>
+                          <ns5:prstGeom prst="rect">
+                            <ns5:avLst/>
+                          </ns5:prstGeom>
+                          <ns5:solidFill>
+                            <ns5:srgbClr val="DCDCDC"/>
+                          </ns5:solidFill>
+                          <ns5:ln w="6350">
+                            <ns5:solidFill>
+                              <ns5:srgbClr val="A6A6A6"/>
+                            </ns5:solidFill>
+                          </ns5:ln>
+                        </ns7:spPr>
+                        <ns7:style>
+                          <ns5:lnRef idx="2">
+                            <ns5:schemeClr val="dk1"/>
+                          </ns5:lnRef>
+                          <ns5:fillRef idx="0">
+                            <ns5:schemeClr val="lt1"/>
+                          </ns5:fillRef>
+                          <ns5:effectRef idx="0">
+                            <ns5:schemeClr val="dk1"/>
+                          </ns5:effectRef>
+                          <ns5:fontRef idx="minor">
+                            <ns5:schemeClr val="dk1"/>
+                          </ns5:fontRef>
+                        </ns7:style>
+                        <ns7:txbx>
+                          <w:txbxContent>
+                            <w:p ns2:paraId="3F4451B8" ns2:textId="77777777">
+                              <w:pPr>
+                                <w:jc w:val="center"/>
+                                <w:rPr>
+                                  <w:color w:val="000000"/>
+                                  <w:sz w:val="12"/>
+                                  <w:szCs w:val="12"/>
+                                </w:rPr>
+                              </w:pPr>
+                              <w:r>
+                                <w:rPr>
+                                  <w:color w:val="000000"/>
+                                  <w:sz w:val="12"/>
+                                  <w:szCs w:val="12"/>
+                                </w:rPr>
+                                <w:t>D9</w:t>
+                              </w:r>
+                            </w:p>
+                          </w:txbxContent>
+                        </ns7:txbx>
+                        <ns7:bodyPr rot="0" spcFirstLastPara="0" vertOverflow="overflow" horzOverflow="overflow" vert="horz" wrap="square" lIns="0" tIns="0" rIns="0" bIns="0" numCol="1" spcCol="0" rtlCol="0" fromWordArt="0" anchor="ctr" anchorCtr="0" forceAA="0" compatLnSpc="1">
+                          <ns5:noAutofit/>
+                        </ns7:bodyPr>
+                      </ns7:wsp>
+                      <ns7:wsp>
+                        <ns7:cNvPr id="1939683418" name="KioskSeat 7007261"/>
+                        <ns7:cNvSpPr/>
+                        <ns7:spPr>
+                          <ns5:xfrm>
+                            <ns5:off x="4442110" y="1623964"/>
+                            <ns5:ext cx="214891" cy="168843"/>
+                          </ns5:xfrm>
+                          <ns5:prstGeom prst="rect">
+                            <ns5:avLst/>
+                          </ns5:prstGeom>
+                          <ns5:solidFill>
+                            <ns5:srgbClr val="DCDCDC"/>
+                          </ns5:solidFill>
+                          <ns5:ln w="12700">
+                            <ns5:solidFill>
+                              <ns5:srgbClr val="1565C0"/>
+                            </ns5:solidFill>
+                          </ns5:ln>
+                        </ns7:spPr>
+                        <ns7:style>
+                          <ns5:lnRef idx="2">
+                            <ns5:schemeClr val="dk1"/>
+                          </ns5:lnRef>
+                          <ns5:fillRef idx="0">
+                            <ns5:schemeClr val="lt1"/>
+                          </ns5:fillRef>
+                          <ns5:effectRef idx="0">
+                            <ns5:schemeClr val="dk1"/>
+                          </ns5:effectRef>
+                          <ns5:fontRef idx="minor">
+                            <ns5:schemeClr val="dk1"/>
+                          </ns5:fontRef>
+                        </ns7:style>
+                        <ns7:txbx>
+                          <w:txbxContent>
+                            <w:p ns2:paraId="03044F1F" ns2:textId="77777777">
+                              <w:pPr>
+                                <w:jc w:val="center"/>
+                                <w:rPr>
+                                  <w:color w:val="000000"/>
+                                  <w:sz w:val="12"/>
+                                  <w:szCs w:val="12"/>
+                                </w:rPr>
+                              </w:pPr>
+                              <w:r>
+                                <w:rPr>
+                                  <w:color w:val="000000"/>
+                                  <w:sz w:val="12"/>
+                                  <w:szCs w:val="12"/>
+                                </w:rPr>
+                                <w:t>D10</w:t>
+                              </w:r>
+                            </w:p>
+                          </w:txbxContent>
+                        </ns7:txbx>
+                        <ns7:bodyPr rot="0" spcFirstLastPara="0" vertOverflow="overflow" horzOverflow="overflow" vert="horz" wrap="square" lIns="0" tIns="0" rIns="0" bIns="0" numCol="1" spcCol="0" rtlCol="0" fromWordArt="0" anchor="ctr" anchorCtr="0" forceAA="0" compatLnSpc="1">
+                          <ns5:noAutofit/>
+                        </ns7:bodyPr>
+                      </ns7:wsp>
+                      <ns7:wsp>
+                        <ns7:cNvPr id="218333991" name="KioskSeat 7007398"/>
+                        <ns7:cNvSpPr/>
+                        <ns7:spPr>
+                          <ns5:xfrm>
+                            <ns5:off x="2287057" y="1817366"/>
+                            <ns5:ext cx="214891" cy="168843"/>
+                          </ns5:xfrm>
+                          <ns5:prstGeom prst="rect">
+                            <ns5:avLst/>
+                          </ns5:prstGeom>
+                          <ns5:solidFill>
+                            <ns5:srgbClr val="DCDCDC"/>
+                          </ns5:solidFill>
+                          <ns5:ln w="6350">
+                            <ns5:solidFill>
+                              <ns5:srgbClr val="A6A6A6"/>
+                            </ns5:solidFill>
+                          </ns5:ln>
+                        </ns7:spPr>
+                        <ns7:style>
+                          <ns5:lnRef idx="2">
+                            <ns5:schemeClr val="dk1"/>
+                          </ns5:lnRef>
+                          <ns5:fillRef idx="0">
+                            <ns5:schemeClr val="lt1"/>
+                          </ns5:fillRef>
+                          <ns5:effectRef idx="0">
+                            <ns5:schemeClr val="dk1"/>
+                          </ns5:effectRef>
+                          <ns5:fontRef idx="minor">
+                            <ns5:schemeClr val="dk1"/>
+                          </ns5:fontRef>
+                        </ns7:style>
+                        <ns7:txbx>
+                          <w:txbxContent>
+                            <w:p ns2:paraId="03322CB5" ns2:textId="77777777">
+                              <w:pPr>
+                                <w:jc w:val="center"/>
+                                <w:rPr>
+                                  <w:color w:val="000000"/>
+                                  <w:sz w:val="12"/>
+                                  <w:szCs w:val="12"/>
+                                </w:rPr>
+                              </w:pPr>
+                              <w:r>
+                                <w:rPr>
+                                  <w:color w:val="000000"/>
+                                  <w:sz w:val="12"/>
+                                  <w:szCs w:val="12"/>
+                                </w:rPr>
+                                <w:t>E1</w:t>
+                              </w:r>
+                            </w:p>
+                          </w:txbxContent>
+                        </ns7:txbx>
+                        <ns7:bodyPr rot="0" spcFirstLastPara="0" vertOverflow="overflow" horzOverflow="overflow" vert="horz" wrap="square" lIns="0" tIns="0" rIns="0" bIns="0" numCol="1" spcCol="0" rtlCol="0" fromWordArt="0" anchor="ctr" anchorCtr="0" forceAA="0" compatLnSpc="1">
+                          <ns5:noAutofit/>
+                        </ns7:bodyPr>
+                      </ns7:wsp>
+                      <ns7:wsp>
+                        <ns7:cNvPr id="1301877266" name="KioskSeat 7007535"/>
+                        <ns7:cNvSpPr/>
+                        <ns7:spPr>
+                          <ns5:xfrm>
+                            <ns5:off x="2526508" y="1817366"/>
+                            <ns5:ext cx="214891" cy="168843"/>
+                          </ns5:xfrm>
+                          <ns5:prstGeom prst="rect">
+                            <ns5:avLst/>
+                          </ns5:prstGeom>
+                          <ns5:solidFill>
+                            <ns5:srgbClr val="DCDCDC"/>
+                          </ns5:solidFill>
+                          <ns5:ln w="6350">
+                            <ns5:solidFill>
+                              <ns5:srgbClr val="A6A6A6"/>
+                            </ns5:solidFill>
+                          </ns5:ln>
+                        </ns7:spPr>
+                        <ns7:style>
+                          <ns5:lnRef idx="2">
+                            <ns5:schemeClr val="dk1"/>
+                          </ns5:lnRef>
+                          <ns5:fillRef idx="0">
+                            <ns5:schemeClr val="lt1"/>
+                          </ns5:fillRef>
+                          <ns5:effectRef idx="0">
+                            <ns5:schemeClr val="dk1"/>
+                          </ns5:effectRef>
+                          <ns5:fontRef idx="minor">
+                            <ns5:schemeClr val="dk1"/>
+                          </ns5:fontRef>
+                        </ns7:style>
+                        <ns7:txbx>
+                          <w:txbxContent>
+                            <w:p ns2:paraId="41896A13" ns2:textId="77777777">
+                              <w:pPr>
+                                <w:jc w:val="center"/>
+                                <w:rPr>
+                                  <w:color w:val="000000"/>
+                                  <w:sz w:val="12"/>
+                                  <w:szCs w:val="12"/>
+                                </w:rPr>
+                              </w:pPr>
+                              <w:r>
+                                <w:rPr>
+                                  <w:color w:val="000000"/>
+                                  <w:sz w:val="12"/>
+                                  <w:szCs w:val="12"/>
+                                </w:rPr>
+                                <w:t>E2</w:t>
+                              </w:r>
+                            </w:p>
+                          </w:txbxContent>
+                        </ns7:txbx>
+                        <ns7:bodyPr rot="0" spcFirstLastPara="0" vertOverflow="overflow" horzOverflow="overflow" vert="horz" wrap="square" lIns="0" tIns="0" rIns="0" bIns="0" numCol="1" spcCol="0" rtlCol="0" fromWordArt="0" anchor="ctr" anchorCtr="0" forceAA="0" compatLnSpc="1">
+                          <ns5:noAutofit/>
+                        </ns7:bodyPr>
+                      </ns7:wsp>
+                      <ns7:wsp>
+                        <ns7:cNvPr id="1070335635" name="KioskSeat 7007672"/>
+                        <ns7:cNvSpPr/>
+                        <ns7:spPr>
+                          <ns5:xfrm>
+                            <ns5:off x="2765958" y="1817366"/>
+                            <ns5:ext cx="214891" cy="168843"/>
+                          </ns5:xfrm>
+                          <ns5:prstGeom prst="rect">
+                            <ns5:avLst/>
+                          </ns5:prstGeom>
+                          <ns5:solidFill>
+                            <ns5:srgbClr val="DCDCDC"/>
+                          </ns5:solidFill>
+                          <ns5:ln w="6350">
+                            <ns5:solidFill>
+                              <ns5:srgbClr val="A6A6A6"/>
+                            </ns5:solidFill>
+                          </ns5:ln>
+                        </ns7:spPr>
+                        <ns7:style>
+                          <ns5:lnRef idx="2">
+                            <ns5:schemeClr val="dk1"/>
+                          </ns5:lnRef>
+                          <ns5:fillRef idx="0">
+                            <ns5:schemeClr val="lt1"/>
+                          </ns5:fillRef>
+                          <ns5:effectRef idx="0">
+                            <ns5:schemeClr val="dk1"/>
+                          </ns5:effectRef>
+                          <ns5:fontRef idx="minor">
+                            <ns5:schemeClr val="dk1"/>
+                          </ns5:fontRef>
+                        </ns7:style>
+                        <ns7:txbx>
+                          <w:txbxContent>
+                            <w:p ns2:paraId="43860227" ns2:textId="77777777">
+                              <w:pPr>
+                                <w:jc w:val="center"/>
+                                <w:rPr>
+                                  <w:color w:val="000000"/>
+                                  <w:sz w:val="12"/>
+                                  <w:szCs w:val="12"/>
+                                </w:rPr>
+                              </w:pPr>
+                              <w:r>
+                                <w:rPr>
+                                  <w:color w:val="000000"/>
+                                  <w:sz w:val="12"/>
+                                  <w:szCs w:val="12"/>
+                                </w:rPr>
+                                <w:t>E3</w:t>
+                              </w:r>
+                            </w:p>
+                          </w:txbxContent>
+                        </ns7:txbx>
+                        <ns7:bodyPr rot="0" spcFirstLastPara="0" vertOverflow="overflow" horzOverflow="overflow" vert="horz" wrap="square" lIns="0" tIns="0" rIns="0" bIns="0" numCol="1" spcCol="0" rtlCol="0" fromWordArt="0" anchor="ctr" anchorCtr="0" forceAA="0" compatLnSpc="1">
+                          <ns5:noAutofit/>
+                        </ns7:bodyPr>
+                      </ns7:wsp>
+                      <ns7:wsp>
+                        <ns7:cNvPr id="912612841" name="KioskSeat 7007809"/>
+                        <ns7:cNvSpPr/>
+                        <ns7:spPr>
+                          <ns5:xfrm>
+                            <ns5:off x="3005408" y="1817366"/>
+                            <ns5:ext cx="214891" cy="168843"/>
+                          </ns5:xfrm>
+                          <ns5:prstGeom prst="rect">
+                            <ns5:avLst/>
+                          </ns5:prstGeom>
+                          <ns5:solidFill>
+                            <ns5:srgbClr val="DCDCDC"/>
+                          </ns5:solidFill>
+                          <ns5:ln w="6350">
+                            <ns5:solidFill>
+                              <ns5:srgbClr val="A6A6A6"/>
+                            </ns5:solidFill>
+                          </ns5:ln>
+                        </ns7:spPr>
+                        <ns7:style>
+                          <ns5:lnRef idx="2">
+                            <ns5:schemeClr val="dk1"/>
+                          </ns5:lnRef>
+                          <ns5:fillRef idx="0">
+                            <ns5:schemeClr val="lt1"/>
+                          </ns5:fillRef>
+                          <ns5:effectRef idx="0">
+                            <ns5:schemeClr val="dk1"/>
+                          </ns5:effectRef>
+                          <ns5:fontRef idx="minor">
+                            <ns5:schemeClr val="dk1"/>
+                          </ns5:fontRef>
+                        </ns7:style>
+                        <ns7:txbx>
+                          <w:txbxContent>
+                            <w:p ns2:paraId="267A16FB" ns2:textId="77777777">
+                              <w:pPr>
+                                <w:jc w:val="center"/>
+                                <w:rPr>
+                                  <w:color w:val="000000"/>
+                                  <w:sz w:val="12"/>
+                                  <w:szCs w:val="12"/>
+                                </w:rPr>
+                              </w:pPr>
+                              <w:r>
+                                <w:rPr>
+                                  <w:color w:val="000000"/>
+                                  <w:sz w:val="12"/>
+                                  <w:szCs w:val="12"/>
+                                </w:rPr>
+                                <w:t>E4</w:t>
+                              </w:r>
+                            </w:p>
+                          </w:txbxContent>
+                        </ns7:txbx>
+                        <ns7:bodyPr rot="0" spcFirstLastPara="0" vertOverflow="overflow" horzOverflow="overflow" vert="horz" wrap="square" lIns="0" tIns="0" rIns="0" bIns="0" numCol="1" spcCol="0" rtlCol="0" fromWordArt="0" anchor="ctr" anchorCtr="0" forceAA="0" compatLnSpc="1">
+                          <ns5:noAutofit/>
+                        </ns7:bodyPr>
+                      </ns7:wsp>
+                      <ns7:wsp>
+                        <ns7:cNvPr id="963345922" name="KioskSeat 7007946"/>
+                        <ns7:cNvSpPr/>
+                        <ns7:spPr>
+                          <ns5:xfrm>
+                            <ns5:off x="3244859" y="1817366"/>
+                            <ns5:ext cx="214891" cy="168843"/>
+                          </ns5:xfrm>
+                          <ns5:prstGeom prst="rect">
+                            <ns5:avLst/>
+                          </ns5:prstGeom>
+                          <ns5:solidFill>
+                            <ns5:srgbClr val="DCDCDC"/>
+                          </ns5:solidFill>
+                          <ns5:ln w="6350">
+                            <ns5:solidFill>
+                              <ns5:srgbClr val="A6A6A6"/>
+                            </ns5:solidFill>
+                          </ns5:ln>
+                        </ns7:spPr>
+                        <ns7:style>
+                          <ns5:lnRef idx="2">
+                            <ns5:schemeClr val="dk1"/>
+                          </ns5:lnRef>
+                          <ns5:fillRef idx="0">
+                            <ns5:schemeClr val="lt1"/>
+                          </ns5:fillRef>
+                          <ns5:effectRef idx="0">
+                            <ns5:schemeClr val="dk1"/>
+                          </ns5:effectRef>
+                          <ns5:fontRef idx="minor">
+                            <ns5:schemeClr val="dk1"/>
+                          </ns5:fontRef>
+                        </ns7:style>
+                        <ns7:txbx>
+                          <w:txbxContent>
+                            <w:p ns2:paraId="3A96AAD4" ns2:textId="77777777">
+                              <w:pPr>
+                                <w:jc w:val="center"/>
+                                <w:rPr>
+                                  <w:color w:val="000000"/>
+                                  <w:sz w:val="12"/>
+                                  <w:szCs w:val="12"/>
+                                </w:rPr>
+                              </w:pPr>
+                              <w:r>
+                                <w:rPr>
+                                  <w:color w:val="000000"/>
+                                  <w:sz w:val="12"/>
+                                  <w:szCs w:val="12"/>
+                                </w:rPr>
+                                <w:t>E5</w:t>
+                              </w:r>
+                            </w:p>
+                          </w:txbxContent>
+                        </ns7:txbx>
+                        <ns7:bodyPr rot="0" spcFirstLastPara="0" vertOverflow="overflow" horzOverflow="overflow" vert="horz" wrap="square" lIns="0" tIns="0" rIns="0" bIns="0" numCol="1" spcCol="0" rtlCol="0" fromWordArt="0" anchor="ctr" anchorCtr="0" forceAA="0" compatLnSpc="1">
+                          <ns5:noAutofit/>
+                        </ns7:bodyPr>
+                      </ns7:wsp>
+                      <ns7:wsp>
+                        <ns7:cNvPr id="1843724909" name="KioskSeat 7008083"/>
+                        <ns7:cNvSpPr/>
+                        <ns7:spPr>
+                          <ns5:xfrm>
+                            <ns5:off x="3484309" y="1817366"/>
+                            <ns5:ext cx="214891" cy="168843"/>
+                          </ns5:xfrm>
+                          <ns5:prstGeom prst="rect">
+                            <ns5:avLst/>
+                          </ns5:prstGeom>
+                          <ns5:solidFill>
+                            <ns5:srgbClr val="DCDCDC"/>
+                          </ns5:solidFill>
+                          <ns5:ln w="6350">
+                            <ns5:solidFill>
+                              <ns5:srgbClr val="A6A6A6"/>
+                            </ns5:solidFill>
+                          </ns5:ln>
+                        </ns7:spPr>
+                        <ns7:style>
+                          <ns5:lnRef idx="2">
+                            <ns5:schemeClr val="dk1"/>
+                          </ns5:lnRef>
+                          <ns5:fillRef idx="0">
+                            <ns5:schemeClr val="lt1"/>
+                          </ns5:fillRef>
+                          <ns5:effectRef idx="0">
+                            <ns5:schemeClr val="dk1"/>
+                          </ns5:effectRef>
+                          <ns5:fontRef idx="minor">
+                            <ns5:schemeClr val="dk1"/>
+                          </ns5:fontRef>
+                        </ns7:style>
+                        <ns7:txbx>
+                          <w:txbxContent>
+                            <w:p ns2:paraId="2B2EA889" ns2:textId="77777777">
+                              <w:pPr>
+                                <w:jc w:val="center"/>
+                                <w:rPr>
+                                  <w:color w:val="000000"/>
+                                  <w:sz w:val="12"/>
+                                  <w:szCs w:val="12"/>
+                                </w:rPr>
+                              </w:pPr>
+                              <w:r>
+                                <w:rPr>
+                                  <w:color w:val="000000"/>
+                                  <w:sz w:val="12"/>
+                                  <w:szCs w:val="12"/>
+                                </w:rPr>
+                                <w:t>E6</w:t>
+                              </w:r>
+                            </w:p>
+                          </w:txbxContent>
+                        </ns7:txbx>
+                        <ns7:bodyPr rot="0" spcFirstLastPara="0" vertOverflow="overflow" horzOverflow="overflow" vert="horz" wrap="square" lIns="0" tIns="0" rIns="0" bIns="0" numCol="1" spcCol="0" rtlCol="0" fromWordArt="0" anchor="ctr" anchorCtr="0" forceAA="0" compatLnSpc="1">
+                          <ns5:noAutofit/>
+                        </ns7:bodyPr>
+                      </ns7:wsp>
+                      <ns7:wsp>
+                        <ns7:cNvPr id="1292966300" name="KioskSeat 7008220"/>
+                        <ns7:cNvSpPr/>
+                        <ns7:spPr>
+                          <ns5:xfrm>
+                            <ns5:off x="3723759" y="1817366"/>
+                            <ns5:ext cx="214891" cy="168843"/>
+                          </ns5:xfrm>
+                          <ns5:prstGeom prst="rect">
+                            <ns5:avLst/>
+                          </ns5:prstGeom>
+                          <ns5:solidFill>
+                            <ns5:srgbClr val="DCDCDC"/>
+                          </ns5:solidFill>
+                          <ns5:ln w="6350">
+                            <ns5:solidFill>
+                              <ns5:srgbClr val="A6A6A6"/>
+                            </ns5:solidFill>
+                          </ns5:ln>
+                        </ns7:spPr>
+                        <ns7:style>
+                          <ns5:lnRef idx="2">
+                            <ns5:schemeClr val="dk1"/>
+                          </ns5:lnRef>
+                          <ns5:fillRef idx="0">
+                            <ns5:schemeClr val="lt1"/>
+                          </ns5:fillRef>
+                          <ns5:effectRef idx="0">
+                            <ns5:schemeClr val="dk1"/>
+                          </ns5:effectRef>
+                          <ns5:fontRef idx="minor">
+                            <ns5:schemeClr val="dk1"/>
+                          </ns5:fontRef>
+                        </ns7:style>
+                        <ns7:txbx>
+                          <w:txbxContent>
+                            <w:p ns2:paraId="18D65F91" ns2:textId="77777777">
+                              <w:pPr>
+                                <w:jc w:val="center"/>
+                                <w:rPr>
+                                  <w:color w:val="000000"/>
+                                  <w:sz w:val="12"/>
+                                  <w:szCs w:val="12"/>
+                                </w:rPr>
+                              </w:pPr>
+                              <w:r>
+                                <w:rPr>
+                                  <w:color w:val="000000"/>
+                                  <w:sz w:val="12"/>
+                                  <w:szCs w:val="12"/>
+                                </w:rPr>
+                                <w:t>E7</w:t>
+                              </w:r>
+                            </w:p>
+                          </w:txbxContent>
+                        </ns7:txbx>
+                        <ns7:bodyPr rot="0" spcFirstLastPara="0" vertOverflow="overflow" horzOverflow="overflow" vert="horz" wrap="square" lIns="0" tIns="0" rIns="0" bIns="0" numCol="1" spcCol="0" rtlCol="0" fromWordArt="0" anchor="ctr" anchorCtr="0" forceAA="0" compatLnSpc="1">
+                          <ns5:noAutofit/>
+                        </ns7:bodyPr>
+                      </ns7:wsp>
+                      <ns7:wsp>
+                        <ns7:cNvPr id="1107824098" name="KioskSeat 7008357"/>
+                        <ns7:cNvSpPr/>
+                        <ns7:spPr>
+                          <ns5:xfrm>
+                            <ns5:off x="3963210" y="1817366"/>
+                            <ns5:ext cx="214891" cy="168843"/>
+                          </ns5:xfrm>
+                          <ns5:prstGeom prst="rect">
+                            <ns5:avLst/>
+                          </ns5:prstGeom>
+                          <ns5:solidFill>
+                            <ns5:srgbClr val="DCDCDC"/>
+                          </ns5:solidFill>
+                          <ns5:ln w="6350">
+                            <ns5:solidFill>
+                              <ns5:srgbClr val="A6A6A6"/>
+                            </ns5:solidFill>
+                          </ns5:ln>
+                        </ns7:spPr>
+                        <ns7:style>
+                          <ns5:lnRef idx="2">
+                            <ns5:schemeClr val="dk1"/>
+                          </ns5:lnRef>
+                          <ns5:fillRef idx="0">
+                            <ns5:schemeClr val="lt1"/>
+                          </ns5:fillRef>
+                          <ns5:effectRef idx="0">
+                            <ns5:schemeClr val="dk1"/>
+                          </ns5:effectRef>
+                          <ns5:fontRef idx="minor">
+                            <ns5:schemeClr val="dk1"/>
+                          </ns5:fontRef>
+                        </ns7:style>
+                        <ns7:txbx>
+                          <w:txbxContent>
+                            <w:p ns2:paraId="3AA3BC96" ns2:textId="77777777">
+                              <w:pPr>
+                                <w:jc w:val="center"/>
+                                <w:rPr>
+                                  <w:color w:val="000000"/>
+                                  <w:sz w:val="12"/>
+                                  <w:szCs w:val="12"/>
+                                </w:rPr>
+                              </w:pPr>
+                              <w:r>
+                                <w:rPr>
+                                  <w:color w:val="000000"/>
+                                  <w:sz w:val="12"/>
+                                  <w:szCs w:val="12"/>
+                                </w:rPr>
+                                <w:t>E8</w:t>
+                              </w:r>
+                            </w:p>
+                          </w:txbxContent>
+                        </ns7:txbx>
+                        <ns7:bodyPr rot="0" spcFirstLastPara="0" vertOverflow="overflow" horzOverflow="overflow" vert="horz" wrap="square" lIns="0" tIns="0" rIns="0" bIns="0" numCol="1" spcCol="0" rtlCol="0" fromWordArt="0" anchor="ctr" anchorCtr="0" forceAA="0" compatLnSpc="1">
+                          <ns5:noAutofit/>
+                        </ns7:bodyPr>
+                      </ns7:wsp>
+                      <ns7:wsp>
+                        <ns7:cNvPr id="673517310" name="KioskSeat 7008494"/>
+                        <ns7:cNvSpPr/>
+                        <ns7:spPr>
+                          <ns5:xfrm>
+                            <ns5:off x="4202660" y="1817366"/>
+                            <ns5:ext cx="214891" cy="168843"/>
+                          </ns5:xfrm>
+                          <ns5:prstGeom prst="rect">
+                            <ns5:avLst/>
+                          </ns5:prstGeom>
+                          <ns5:solidFill>
+                            <ns5:srgbClr val="DCDCDC"/>
+                          </ns5:solidFill>
+                          <ns5:ln w="6350">
+                            <ns5:solidFill>
+                              <ns5:srgbClr val="A6A6A6"/>
+                            </ns5:solidFill>
+                          </ns5:ln>
+                        </ns7:spPr>
+                        <ns7:style>
+                          <ns5:lnRef idx="2">
+                            <ns5:schemeClr val="dk1"/>
+                          </ns5:lnRef>
+                          <ns5:fillRef idx="0">
+                            <ns5:schemeClr val="lt1"/>
+                          </ns5:fillRef>
+                          <ns5:effectRef idx="0">
+                            <ns5:schemeClr val="dk1"/>
+                          </ns5:effectRef>
+                          <ns5:fontRef idx="minor">
+                            <ns5:schemeClr val="dk1"/>
+                          </ns5:fontRef>
+                        </ns7:style>
+                        <ns7:txbx>
+                          <w:txbxContent>
+                            <w:p ns2:paraId="66CFE264" ns2:textId="77777777">
+                              <w:pPr>
+                                <w:jc w:val="center"/>
+                                <w:rPr>
+                                  <w:color w:val="000000"/>
+                                  <w:sz w:val="12"/>
+                                  <w:szCs w:val="12"/>
+                                </w:rPr>
+                              </w:pPr>
+                              <w:r>
+                                <w:rPr>
+                                  <w:color w:val="000000"/>
+                                  <w:sz w:val="12"/>
+                                  <w:szCs w:val="12"/>
+                                </w:rPr>
+                                <w:t>E9</w:t>
+                              </w:r>
+                            </w:p>
+                          </w:txbxContent>
+                        </ns7:txbx>
+                        <ns7:bodyPr rot="0" spcFirstLastPara="0" vertOverflow="overflow" horzOverflow="overflow" vert="horz" wrap="square" lIns="0" tIns="0" rIns="0" bIns="0" numCol="1" spcCol="0" rtlCol="0" fromWordArt="0" anchor="ctr" anchorCtr="0" forceAA="0" compatLnSpc="1">
+                          <ns5:noAutofit/>
+                        </ns7:bodyPr>
+                      </ns7:wsp>
+                      <ns7:wsp>
+                        <ns7:cNvPr id="938525502" name="KioskSeat 7008631"/>
+                        <ns7:cNvSpPr/>
+                        <ns7:spPr>
+                          <ns5:xfrm>
+                            <ns5:off x="4442110" y="1817366"/>
+                            <ns5:ext cx="214891" cy="168843"/>
+                          </ns5:xfrm>
+                          <ns5:prstGeom prst="rect">
+                            <ns5:avLst/>
+                          </ns5:prstGeom>
+                          <ns5:solidFill>
+                            <ns5:srgbClr val="DCDCDC"/>
+                          </ns5:solidFill>
+                          <ns5:ln w="6350">
+                            <ns5:solidFill>
+                              <ns5:srgbClr val="A6A6A6"/>
+                            </ns5:solidFill>
+                          </ns5:ln>
+                        </ns7:spPr>
+                        <ns7:style>
+                          <ns5:lnRef idx="2">
+                            <ns5:schemeClr val="dk1"/>
+                          </ns5:lnRef>
+                          <ns5:fillRef idx="0">
+                            <ns5:schemeClr val="lt1"/>
+                          </ns5:fillRef>
+                          <ns5:effectRef idx="0">
+                            <ns5:schemeClr val="dk1"/>
+                          </ns5:effectRef>
+                          <ns5:fontRef idx="minor">
+                            <ns5:schemeClr val="dk1"/>
+                          </ns5:fontRef>
+                        </ns7:style>
+                        <ns7:txbx>
+                          <w:txbxContent>
+                            <w:p ns2:paraId="6C253851" ns2:textId="77777777">
+                              <w:pPr>
+                                <w:jc w:val="center"/>
+                                <w:rPr>
+                                  <w:color w:val="000000"/>
+                                  <w:sz w:val="12"/>
+                                  <w:szCs w:val="12"/>
+                                </w:rPr>
+                              </w:pPr>
+                              <w:r>
+                                <w:rPr>
+                                  <w:color w:val="000000"/>
+                                  <w:sz w:val="12"/>
+                                  <w:szCs w:val="12"/>
+                                </w:rPr>
+                                <w:t>E10</w:t>
+                              </w:r>
+                            </w:p>
+                          </w:txbxContent>
+                        </ns7:txbx>
+                        <ns7:bodyPr rot="0" spcFirstLastPara="0" vertOverflow="overflow" horzOverflow="overflow" vert="horz" wrap="square" lIns="0" tIns="0" rIns="0" bIns="0" numCol="1" spcCol="0" rtlCol="0" fromWordArt="0" anchor="ctr" anchorCtr="0" forceAA="0" compatLnSpc="1">
+                          <ns5:noAutofit/>
+                        </ns7:bodyPr>
+                      </ns7:wsp>
+                      <ns7:wsp>
+                        <ns7:cNvPr id="598872644" name="KioskSeat 7008768"/>
+                        <ns7:cNvSpPr/>
+                        <ns7:spPr>
+                          <ns5:xfrm>
+                            <ns5:off x="2287057" y="2010769"/>
+                            <ns5:ext cx="214891" cy="168843"/>
+                          </ns5:xfrm>
+                          <ns5:prstGeom prst="rect">
+                            <ns5:avLst/>
+                          </ns5:prstGeom>
+                          <ns5:solidFill>
+                            <ns5:srgbClr val="DCDCDC"/>
+                          </ns5:solidFill>
+                          <ns5:ln w="6350">
+                            <ns5:solidFill>
+                              <ns5:srgbClr val="A6A6A6"/>
+                            </ns5:solidFill>
+                          </ns5:ln>
+                        </ns7:spPr>
+                        <ns7:style>
+                          <ns5:lnRef idx="2">
+                            <ns5:schemeClr val="dk1"/>
+                          </ns5:lnRef>
+                          <ns5:fillRef idx="0">
+                            <ns5:schemeClr val="lt1"/>
+                          </ns5:fillRef>
+                          <ns5:effectRef idx="0">
+                            <ns5:schemeClr val="dk1"/>
+                          </ns5:effectRef>
+                          <ns5:fontRef idx="minor">
+                            <ns5:schemeClr val="dk1"/>
+                          </ns5:fontRef>
+                        </ns7:style>
+                        <ns7:txbx>
+                          <w:txbxContent>
+                            <w:p ns2:paraId="5A0F60FA" ns2:textId="77777777">
+                              <w:pPr>
+                                <w:jc w:val="center"/>
+                                <w:rPr>
+                                  <w:color w:val="000000"/>
+                                  <w:sz w:val="12"/>
+                                  <w:szCs w:val="12"/>
+                                </w:rPr>
+                              </w:pPr>
+                              <w:r>
+                                <w:rPr>
+                                  <w:color w:val="000000"/>
+                                  <w:sz w:val="12"/>
+                                  <w:szCs w:val="12"/>
+                                </w:rPr>
+                                <w:t>F1</w:t>
+                              </w:r>
+                            </w:p>
+                          </w:txbxContent>
+                        </ns7:txbx>
+                        <ns7:bodyPr rot="0" spcFirstLastPara="0" vertOverflow="overflow" horzOverflow="overflow" vert="horz" wrap="square" lIns="0" tIns="0" rIns="0" bIns="0" numCol="1" spcCol="0" rtlCol="0" fromWordArt="0" anchor="ctr" anchorCtr="0" forceAA="0" compatLnSpc="1">
+                          <ns5:noAutofit/>
+                        </ns7:bodyPr>
+                      </ns7:wsp>
+                      <ns7:wsp>
+                        <ns7:cNvPr id="1471133227" name="KioskSeat 7008905"/>
+                        <ns7:cNvSpPr/>
+                        <ns7:spPr>
+                          <ns5:xfrm>
+                            <ns5:off x="2526508" y="2010769"/>
+                            <ns5:ext cx="214891" cy="168843"/>
+                          </ns5:xfrm>
+                          <ns5:prstGeom prst="rect">
+                            <ns5:avLst/>
+                          </ns5:prstGeom>
+                          <ns5:solidFill>
+                            <ns5:srgbClr val="DCDCDC"/>
+                          </ns5:solidFill>
+                          <ns5:ln w="6350">
+                            <ns5:solidFill>
+                              <ns5:srgbClr val="A6A6A6"/>
+                            </ns5:solidFill>
+                          </ns5:ln>
+                        </ns7:spPr>
+                        <ns7:style>
+                          <ns5:lnRef idx="2">
+                            <ns5:schemeClr val="dk1"/>
+                          </ns5:lnRef>
+                          <ns5:fillRef idx="0">
+                            <ns5:schemeClr val="lt1"/>
+                          </ns5:fillRef>
+                          <ns5:effectRef idx="0">
+                            <ns5:schemeClr val="dk1"/>
+                          </ns5:effectRef>
+                          <ns5:fontRef idx="minor">
+                            <ns5:schemeClr val="dk1"/>
+                          </ns5:fontRef>
+                        </ns7:style>
+                        <ns7:txbx>
+                          <w:txbxContent>
+                            <w:p ns2:paraId="240057EA" ns2:textId="77777777">
+                              <w:pPr>
+                                <w:jc w:val="center"/>
+                                <w:rPr>
+                                  <w:color w:val="000000"/>
+                                  <w:sz w:val="12"/>
+                                  <w:szCs w:val="12"/>
+                                </w:rPr>
+                              </w:pPr>
+                              <w:r>
+                                <w:rPr>
+                                  <w:color w:val="000000"/>
+                                  <w:sz w:val="12"/>
+                                  <w:szCs w:val="12"/>
+                                </w:rPr>
+                                <w:t>F2</w:t>
+                              </w:r>
+                            </w:p>
+                          </w:txbxContent>
+                        </ns7:txbx>
+                        <ns7:bodyPr rot="0" spcFirstLastPara="0" vertOverflow="overflow" horzOverflow="overflow" vert="horz" wrap="square" lIns="0" tIns="0" rIns="0" bIns="0" numCol="1" spcCol="0" rtlCol="0" fromWordArt="0" anchor="ctr" anchorCtr="0" forceAA="0" compatLnSpc="1">
+                          <ns5:noAutofit/>
+                        </ns7:bodyPr>
+                      </ns7:wsp>
+                      <ns7:wsp>
+                        <ns7:cNvPr id="279969997" name="KioskSeat 7009042"/>
+                        <ns7:cNvSpPr/>
+                        <ns7:spPr>
+                          <ns5:xfrm>
+                            <ns5:off x="2765958" y="2010769"/>
+                            <ns5:ext cx="214891" cy="168843"/>
+                          </ns5:xfrm>
+                          <ns5:prstGeom prst="rect">
+                            <ns5:avLst/>
+                          </ns5:prstGeom>
+                          <ns5:solidFill>
+                            <ns5:srgbClr val="DCDCDC"/>
+                          </ns5:solidFill>
+                          <ns5:ln w="6350">
+                            <ns5:solidFill>
+                              <ns5:srgbClr val="A6A6A6"/>
+                            </ns5:solidFill>
+                          </ns5:ln>
+                        </ns7:spPr>
+                        <ns7:style>
+                          <ns5:lnRef idx="2">
+                            <ns5:schemeClr val="dk1"/>
+                          </ns5:lnRef>
+                          <ns5:fillRef idx="0">
+                            <ns5:schemeClr val="lt1"/>
+                          </ns5:fillRef>
+                          <ns5:effectRef idx="0">
+                            <ns5:schemeClr val="dk1"/>
+                          </ns5:effectRef>
+                          <ns5:fontRef idx="minor">
+                            <ns5:schemeClr val="dk1"/>
+                          </ns5:fontRef>
+                        </ns7:style>
+                        <ns7:txbx>
+                          <w:txbxContent>
+                            <w:p ns2:paraId="02165272" ns2:textId="77777777">
+                              <w:pPr>
+                                <w:jc w:val="center"/>
+                                <w:rPr>
+                                  <w:color w:val="000000"/>
+                                  <w:sz w:val="12"/>
+                                  <w:szCs w:val="12"/>
+                                </w:rPr>
+                              </w:pPr>
+                              <w:r>
+                                <w:rPr>
+                                  <w:color w:val="000000"/>
+                                  <w:sz w:val="12"/>
+                                  <w:szCs w:val="12"/>
+                                </w:rPr>
+                                <w:t>F3</w:t>
+                              </w:r>
+                            </w:p>
+                          </w:txbxContent>
+                        </ns7:txbx>
+                        <ns7:bodyPr rot="0" spcFirstLastPara="0" vertOverflow="overflow" horzOverflow="overflow" vert="horz" wrap="square" lIns="0" tIns="0" rIns="0" bIns="0" numCol="1" spcCol="0" rtlCol="0" fromWordArt="0" anchor="ctr" anchorCtr="0" forceAA="0" compatLnSpc="1">
+                          <ns5:noAutofit/>
+                        </ns7:bodyPr>
+                      </ns7:wsp>
+                      <ns7:wsp>
+                        <ns7:cNvPr id="639224543" name="KioskSeat 7009179"/>
+                        <ns7:cNvSpPr/>
+                        <ns7:spPr>
+                          <ns5:xfrm>
+                            <ns5:off x="3005408" y="2010769"/>
+                            <ns5:ext cx="214891" cy="168843"/>
+                          </ns5:xfrm>
+                          <ns5:prstGeom prst="rect">
+                            <ns5:avLst/>
+                          </ns5:prstGeom>
+                          <ns5:solidFill>
+                            <ns5:srgbClr val="DCDCDC"/>
+                          </ns5:solidFill>
+                          <ns5:ln w="6350">
+                            <ns5:solidFill>
+                              <ns5:srgbClr val="A6A6A6"/>
+                            </ns5:solidFill>
+                          </ns5:ln>
+                        </ns7:spPr>
+                        <ns7:style>
+                          <ns5:lnRef idx="2">
+                            <ns5:schemeClr val="dk1"/>
+                          </ns5:lnRef>
+                          <ns5:fillRef idx="0">
+                            <ns5:schemeClr val="lt1"/>
+                          </ns5:fillRef>
+                          <ns5:effectRef idx="0">
+                            <ns5:schemeClr val="dk1"/>
+                          </ns5:effectRef>
+                          <ns5:fontRef idx="minor">
+                            <ns5:schemeClr val="dk1"/>
+                          </ns5:fontRef>
+                        </ns7:style>
+                        <ns7:txbx>
+                          <w:txbxContent>
+                            <w:p ns2:paraId="2AC15D86" ns2:textId="77777777">
+                              <w:pPr>
+                                <w:jc w:val="center"/>
+                                <w:rPr>
+                                  <w:color w:val="000000"/>
+                                  <w:sz w:val="12"/>
+                                  <w:szCs w:val="12"/>
+                                </w:rPr>
+                              </w:pPr>
+                              <w:r>
+                                <w:rPr>
+                                  <w:color w:val="000000"/>
+                                  <w:sz w:val="12"/>
+                                  <w:szCs w:val="12"/>
+                                </w:rPr>
+                                <w:t>F4</w:t>
+                              </w:r>
+                            </w:p>
+                          </w:txbxContent>
+                        </ns7:txbx>
+                        <ns7:bodyPr rot="0" spcFirstLastPara="0" vertOverflow="overflow" horzOverflow="overflow" vert="horz" wrap="square" lIns="0" tIns="0" rIns="0" bIns="0" numCol="1" spcCol="0" rtlCol="0" fromWordArt="0" anchor="ctr" anchorCtr="0" forceAA="0" compatLnSpc="1">
+                          <ns5:noAutofit/>
+                        </ns7:bodyPr>
+                      </ns7:wsp>
+                      <ns7:wsp>
+                        <ns7:cNvPr id="1373621683" name="KioskSeat 7009316"/>
+                        <ns7:cNvSpPr/>
+                        <ns7:spPr>
+                          <ns5:xfrm>
+                            <ns5:off x="3244859" y="2010769"/>
+                            <ns5:ext cx="214891" cy="168843"/>
+                          </ns5:xfrm>
+                          <ns5:prstGeom prst="rect">
+                            <ns5:avLst/>
+                          </ns5:prstGeom>
+                          <ns5:solidFill>
+                            <ns5:srgbClr val="DCDCDC"/>
+                          </ns5:solidFill>
+                          <ns5:ln w="6350">
+                            <ns5:solidFill>
+                              <ns5:srgbClr val="A6A6A6"/>
+                            </ns5:solidFill>
+                          </ns5:ln>
+                        </ns7:spPr>
+                        <ns7:style>
+                          <ns5:lnRef idx="2">
+                            <ns5:schemeClr val="dk1"/>
+                          </ns5:lnRef>
+                          <ns5:fillRef idx="0">
+                            <ns5:schemeClr val="lt1"/>
+                          </ns5:fillRef>
+                          <ns5:effectRef idx="0">
+                            <ns5:schemeClr val="dk1"/>
+                          </ns5:effectRef>
+                          <ns5:fontRef idx="minor">
+                            <ns5:schemeClr val="dk1"/>
+                          </ns5:fontRef>
+                        </ns7:style>
+                        <ns7:txbx>
+                          <w:txbxContent>
+                            <w:p ns2:paraId="0E39EE43" ns2:textId="77777777">
+                              <w:pPr>
+                                <w:jc w:val="center"/>
+                                <w:rPr>
+                                  <w:color w:val="000000"/>
+                                  <w:sz w:val="12"/>
+                                  <w:szCs w:val="12"/>
+                                </w:rPr>
+                              </w:pPr>
+                              <w:r>
+                                <w:rPr>
+                                  <w:color w:val="000000"/>
+                                  <w:sz w:val="12"/>
+                                  <w:szCs w:val="12"/>
+                                </w:rPr>
+                                <w:t>F5</w:t>
+                              </w:r>
+                            </w:p>
+                          </w:txbxContent>
+                        </ns7:txbx>
+                        <ns7:bodyPr rot="0" spcFirstLastPara="0" vertOverflow="overflow" horzOverflow="overflow" vert="horz" wrap="square" lIns="0" tIns="0" rIns="0" bIns="0" numCol="1" spcCol="0" rtlCol="0" fromWordArt="0" anchor="ctr" anchorCtr="0" forceAA="0" compatLnSpc="1">
+                          <ns5:noAutofit/>
+                        </ns7:bodyPr>
+                      </ns7:wsp>
+                      <ns7:wsp>
+                        <ns7:cNvPr id="1442891824" name="KioskSeat 7009453"/>
+                        <ns7:cNvSpPr/>
+                        <ns7:spPr>
+                          <ns5:xfrm>
+                            <ns5:off x="3484309" y="2010769"/>
+                            <ns5:ext cx="214891" cy="168843"/>
+                          </ns5:xfrm>
+                          <ns5:prstGeom prst="rect">
+                            <ns5:avLst/>
+                          </ns5:prstGeom>
+                          <ns5:solidFill>
+                            <ns5:srgbClr val="DCDCDC"/>
+                          </ns5:solidFill>
+                          <ns5:ln w="6350">
+                            <ns5:solidFill>
+                              <ns5:srgbClr val="A6A6A6"/>
+                            </ns5:solidFill>
+                          </ns5:ln>
+                        </ns7:spPr>
+                        <ns7:style>
+                          <ns5:lnRef idx="2">
+                            <ns5:schemeClr val="dk1"/>
+                          </ns5:lnRef>
+                          <ns5:fillRef idx="0">
+                            <ns5:schemeClr val="lt1"/>
+                          </ns5:fillRef>
+                          <ns5:effectRef idx="0">
+                            <ns5:schemeClr val="dk1"/>
+                          </ns5:effectRef>
+                          <ns5:fontRef idx="minor">
+                            <ns5:schemeClr val="dk1"/>
+                          </ns5:fontRef>
+                        </ns7:style>
+                        <ns7:txbx>
+                          <w:txbxContent>
+                            <w:p ns2:paraId="54A60AFC" ns2:textId="77777777">
+                              <w:pPr>
+                                <w:jc w:val="center"/>
+                                <w:rPr>
+                                  <w:color w:val="000000"/>
+                                  <w:sz w:val="12"/>
+                                  <w:szCs w:val="12"/>
+                                </w:rPr>
+                              </w:pPr>
+                              <w:r>
+                                <w:rPr>
+                                  <w:color w:val="000000"/>
+                                  <w:sz w:val="12"/>
+                                  <w:szCs w:val="12"/>
+                                </w:rPr>
+                                <w:t>F6</w:t>
+                              </w:r>
+                            </w:p>
+                          </w:txbxContent>
+                        </ns7:txbx>
+                        <ns7:bodyPr rot="0" spcFirstLastPara="0" vertOverflow="overflow" horzOverflow="overflow" vert="horz" wrap="square" lIns="0" tIns="0" rIns="0" bIns="0" numCol="1" spcCol="0" rtlCol="0" fromWordArt="0" anchor="ctr" anchorCtr="0" forceAA="0" compatLnSpc="1">
+                          <ns5:noAutofit/>
+                        </ns7:bodyPr>
+                      </ns7:wsp>
+                      <ns7:wsp>
+                        <ns7:cNvPr id="1464200049" name="KioskSeat 7009590"/>
+                        <ns7:cNvSpPr/>
+                        <ns7:spPr>
+                          <ns5:xfrm>
+                            <ns5:off x="3723759" y="2010769"/>
+                            <ns5:ext cx="214891" cy="168843"/>
+                          </ns5:xfrm>
+                          <ns5:prstGeom prst="rect">
+                            <ns5:avLst/>
+                          </ns5:prstGeom>
+                          <ns5:solidFill>
+                            <ns5:srgbClr val="DCDCDC"/>
+                          </ns5:solidFill>
+                          <ns5:ln w="6350">
+                            <ns5:solidFill>
+                              <ns5:srgbClr val="A6A6A6"/>
+                            </ns5:solidFill>
+                          </ns5:ln>
+                        </ns7:spPr>
+                        <ns7:style>
+                          <ns5:lnRef idx="2">
+                            <ns5:schemeClr val="dk1"/>
+                          </ns5:lnRef>
+                          <ns5:fillRef idx="0">
+                            <ns5:schemeClr val="lt1"/>
+                          </ns5:fillRef>
+                          <ns5:effectRef idx="0">
+                            <ns5:schemeClr val="dk1"/>
+                          </ns5:effectRef>
+                          <ns5:fontRef idx="minor">
+                            <ns5:schemeClr val="dk1"/>
+                          </ns5:fontRef>
+                        </ns7:style>
+                        <ns7:txbx>
+                          <w:txbxContent>
+                            <w:p ns2:paraId="03559614" ns2:textId="77777777">
+                              <w:pPr>
+                                <w:jc w:val="center"/>
+                                <w:rPr>
+                                  <w:color w:val="000000"/>
+                                  <w:sz w:val="12"/>
+                                  <w:szCs w:val="12"/>
+                                </w:rPr>
+                              </w:pPr>
+                              <w:r>
+                                <w:rPr>
+                                  <w:color w:val="000000"/>
+                                  <w:sz w:val="12"/>
+                                  <w:szCs w:val="12"/>
+                                </w:rPr>
+                                <w:t>F7</w:t>
+                              </w:r>
+                            </w:p>
+                          </w:txbxContent>
+                        </ns7:txbx>
+                        <ns7:bodyPr rot="0" spcFirstLastPara="0" vertOverflow="overflow" horzOverflow="overflow" vert="horz" wrap="square" lIns="0" tIns="0" rIns="0" bIns="0" numCol="1" spcCol="0" rtlCol="0" fromWordArt="0" anchor="ctr" anchorCtr="0" forceAA="0" compatLnSpc="1">
+                          <ns5:noAutofit/>
+                        </ns7:bodyPr>
+                      </ns7:wsp>
+                      <ns7:wsp>
+                        <ns7:cNvPr id="1723594653" name="KioskSeat 7009727"/>
+                        <ns7:cNvSpPr/>
+                        <ns7:spPr>
+                          <ns5:xfrm>
+                            <ns5:off x="3963210" y="2010769"/>
+                            <ns5:ext cx="214891" cy="168843"/>
+                          </ns5:xfrm>
+                          <ns5:prstGeom prst="rect">
+                            <ns5:avLst/>
+                          </ns5:prstGeom>
+                          <ns5:solidFill>
+                            <ns5:srgbClr val="DCDCDC"/>
+                          </ns5:solidFill>
+                          <ns5:ln w="6350">
+                            <ns5:solidFill>
+                              <ns5:srgbClr val="A6A6A6"/>
+                            </ns5:solidFill>
+                          </ns5:ln>
+                        </ns7:spPr>
+                        <ns7:style>
+                          <ns5:lnRef idx="2">
+                            <ns5:schemeClr val="dk1"/>
+                          </ns5:lnRef>
+                          <ns5:fillRef idx="0">
+                            <ns5:schemeClr val="lt1"/>
+                          </ns5:fillRef>
+                          <ns5:effectRef idx="0">
+                            <ns5:schemeClr val="dk1"/>
+                          </ns5:effectRef>
+                          <ns5:fontRef idx="minor">
+                            <ns5:schemeClr val="dk1"/>
+                          </ns5:fontRef>
+                        </ns7:style>
+                        <ns7:txbx>
+                          <w:txbxContent>
+                            <w:p ns2:paraId="7BB2AC44" ns2:textId="77777777">
+                              <w:pPr>
+                                <w:jc w:val="center"/>
+                                <w:rPr>
+                                  <w:color w:val="000000"/>
+                                  <w:sz w:val="12"/>
+                                  <w:szCs w:val="12"/>
+                                </w:rPr>
+                              </w:pPr>
+                              <w:r>
+                                <w:rPr>
+                                  <w:color w:val="000000"/>
+                                  <w:sz w:val="12"/>
+                                  <w:szCs w:val="12"/>
+                                </w:rPr>
+                                <w:t>F8</w:t>
+                              </w:r>
+                            </w:p>
+                          </w:txbxContent>
+                        </ns7:txbx>
+                        <ns7:bodyPr rot="0" spcFirstLastPara="0" vertOverflow="overflow" horzOverflow="overflow" vert="horz" wrap="square" lIns="0" tIns="0" rIns="0" bIns="0" numCol="1" spcCol="0" rtlCol="0" fromWordArt="0" anchor="ctr" anchorCtr="0" forceAA="0" compatLnSpc="1">
+                          <ns5:noAutofit/>
+                        </ns7:bodyPr>
+                      </ns7:wsp>
+                      <ns7:wsp>
+                        <ns7:cNvPr id="1127631538" name="KioskSeat 7009864"/>
+                        <ns7:cNvSpPr/>
+                        <ns7:spPr>
+                          <ns5:xfrm>
+                            <ns5:off x="4202660" y="2010769"/>
+                            <ns5:ext cx="214891" cy="168843"/>
+                          </ns5:xfrm>
+                          <ns5:prstGeom prst="rect">
+                            <ns5:avLst/>
+                          </ns5:prstGeom>
+                          <ns5:solidFill>
+                            <ns5:srgbClr val="DCDCDC"/>
+                          </ns5:solidFill>
+                          <ns5:ln w="6350">
+                            <ns5:solidFill>
+                              <ns5:srgbClr val="A6A6A6"/>
+                            </ns5:solidFill>
+                          </ns5:ln>
+                        </ns7:spPr>
+                        <ns7:style>
+                          <ns5:lnRef idx="2">
+                            <ns5:schemeClr val="dk1"/>
+                          </ns5:lnRef>
+                          <ns5:fillRef idx="0">
+                            <ns5:schemeClr val="lt1"/>
+                          </ns5:fillRef>
+                          <ns5:effectRef idx="0">
+                            <ns5:schemeClr val="dk1"/>
+                          </ns5:effectRef>
+                          <ns5:fontRef idx="minor">
+                            <ns5:schemeClr val="dk1"/>
+                          </ns5:fontRef>
+                        </ns7:style>
+                        <ns7:txbx>
+                          <w:txbxContent>
+                            <w:p ns2:paraId="4144FD76" ns2:textId="77777777">
+                              <w:pPr>
+                                <w:jc w:val="center"/>
+                                <w:rPr>
+                                  <w:color w:val="000000"/>
+                                  <w:sz w:val="12"/>
+                                  <w:szCs w:val="12"/>
+                                </w:rPr>
+                              </w:pPr>
+                              <w:r>
+                                <w:rPr>
+                                  <w:color w:val="000000"/>
+                                  <w:sz w:val="12"/>
+                                  <w:szCs w:val="12"/>
+                                </w:rPr>
+                                <w:t>F9</w:t>
+                              </w:r>
+                            </w:p>
+                          </w:txbxContent>
+                        </ns7:txbx>
+                        <ns7:bodyPr rot="0" spcFirstLastPara="0" vertOverflow="overflow" horzOverflow="overflow" vert="horz" wrap="square" lIns="0" tIns="0" rIns="0" bIns="0" numCol="1" spcCol="0" rtlCol="0" fromWordArt="0" anchor="ctr" anchorCtr="0" forceAA="0" compatLnSpc="1">
+                          <ns5:noAutofit/>
+                        </ns7:bodyPr>
+                      </ns7:wsp>
+                      <ns7:wsp>
+                        <ns7:cNvPr id="1950430114" name="KioskSeat 7010001"/>
+                        <ns7:cNvSpPr/>
+                        <ns7:spPr>
+                          <ns5:xfrm>
+                            <ns5:off x="4442110" y="2010769"/>
+                            <ns5:ext cx="214891" cy="168843"/>
+                          </ns5:xfrm>
+                          <ns5:prstGeom prst="rect">
+                            <ns5:avLst/>
+                          </ns5:prstGeom>
+                          <ns5:solidFill>
+                            <ns5:srgbClr val="DCDCDC"/>
+                          </ns5:solidFill>
+                          <ns5:ln w="6350">
+                            <ns5:solidFill>
+                              <ns5:srgbClr val="A6A6A6"/>
+                            </ns5:solidFill>
+                          </ns5:ln>
+                        </ns7:spPr>
+                        <ns7:style>
+                          <ns5:lnRef idx="2">
+                            <ns5:schemeClr val="dk1"/>
+                          </ns5:lnRef>
+                          <ns5:fillRef idx="0">
+                            <ns5:schemeClr val="lt1"/>
+                          </ns5:fillRef>
+                          <ns5:effectRef idx="0">
+                            <ns5:schemeClr val="dk1"/>
+                          </ns5:effectRef>
+                          <ns5:fontRef idx="minor">
+                            <ns5:schemeClr val="dk1"/>
+                          </ns5:fontRef>
+                        </ns7:style>
+                        <ns7:txbx>
+                          <w:txbxContent>
+                            <w:p ns2:paraId="6BF33A7D" ns2:textId="77777777">
+                              <w:pPr>
+                                <w:jc w:val="center"/>
+                                <w:rPr>
+                                  <w:color w:val="000000"/>
+                                  <w:sz w:val="12"/>
+                                  <w:szCs w:val="12"/>
+                                </w:rPr>
+                              </w:pPr>
+                              <w:r>
+                                <w:rPr>
+                                  <w:color w:val="000000"/>
+                                  <w:sz w:val="12"/>
+                                  <w:szCs w:val="12"/>
+                                </w:rPr>
+                                <w:t>F10</w:t>
+                              </w:r>
+                            </w:p>
+                          </w:txbxContent>
+                        </ns7:txbx>
+                        <ns7:bodyPr rot="0" spcFirstLastPara="0" vertOverflow="overflow" horzOverflow="overflow" vert="horz" wrap="square" lIns="0" tIns="0" rIns="0" bIns="0" numCol="1" spcCol="0" rtlCol="0" fromWordArt="0" anchor="ctr" anchorCtr="0" forceAA="0" compatLnSpc="1">
+                          <ns5:noAutofit/>
+                        </ns7:bodyPr>
+                      </ns7:wsp>
+                      <ns7:wsp>
+                        <ns7:cNvPr id="1903765747" name="Swatch 7010138"/>
+                        <ns7:cNvSpPr/>
+                        <ns7:spPr>
+                          <ns5:xfrm>
+                            <ns5:off x="2302407" y="2265568"/>
+                            <ns5:ext cx="99771" cy="99771"/>
+                          </ns5:xfrm>
+                          <ns5:prstGeom prst="rect">
+                            <ns5:avLst/>
+                          </ns5:prstGeom>
+                          <ns5:solidFill>
+                            <ns5:srgbClr val="DCDCDC"/>
+                          </ns5:solidFill>
+                          <ns5:ln w="6350">
+                            <ns5:solidFill>
+                              <ns5:srgbClr val="A6A6A6"/>
+                            </ns5:solidFill>
+                          </ns5:ln>
+                        </ns7:spPr>
+                        <ns7:style>
+                          <ns5:lnRef idx="2">
+                            <ns5:schemeClr val="dk1"/>
+                          </ns5:lnRef>
+                          <ns5:fillRef idx="0">
+                            <ns5:schemeClr val="lt1"/>
+                          </ns5:fillRef>
+                          <ns5:effectRef idx="0">
+                            <ns5:schemeClr val="dk1"/>
+                          </ns5:effectRef>
+                          <ns5:fontRef idx="minor">
+                            <ns5:schemeClr val="dk1"/>
+                          </ns5:fontRef>
+                        </ns7:style>
+                        <ns7:bodyPr rot="0" spcFirstLastPara="0" vertOverflow="overflow" horzOverflow="overflow" vert="horz" wrap="square" lIns="30699" tIns="0" rIns="30699" bIns="0" numCol="1" spcCol="0" rtlCol="0" fromWordArt="0" anchor="ctr" anchorCtr="0" forceAA="0" compatLnSpc="1">
+                          <ns5:noAutofit/>
+                        </ns7:bodyPr>
+                      </ns7:wsp>
+                      <ns7:wsp>
+                        <ns7:cNvPr id="196993867" name="Label 7010275"/>
+                        <ns7:cNvSpPr/>
+                        <ns7:spPr>
+                          <ns5:xfrm>
+                            <ns5:off x="2452063" y="2244079"/>
+                            <ns5:ext cx="275061" cy="142749"/>
+                          </ns5:xfrm>
+                          <ns5:prstGeom prst="rect">
+                            <ns5:avLst/>
+                          </ns5:prstGeom>
+                          <ns5:noFill/>
+                          <ns5:ln>
+                            <ns5:noFill/>
+                          </ns5:ln>
+                        </ns7:spPr>
+                        <ns7:style>
+                          <ns5:lnRef idx="2">
+                            <ns5:schemeClr val="dk1"/>
+                          </ns5:lnRef>
+                          <ns5:fillRef idx="0">
+                            <ns5:schemeClr val="lt1"/>
+                          </ns5:fillRef>
+                          <ns5:effectRef idx="0">
+                            <ns5:schemeClr val="dk1"/>
+                          </ns5:effectRef>
+                          <ns5:fontRef idx="minor">
+                            <ns5:schemeClr val="dk1"/>
+                          </ns5:fontRef>
+                        </ns7:style>
+                        <ns7:txbx>
+                          <w:txbxContent>
+                            <w:p ns2:paraId="412FE023" ns2:textId="77777777">
+                              <w:pPr>
+                                <w:rPr>
+                                  <w:color w:val="000000"/>
+                                  <w:sz w:val="15"/>
+                                  <w:szCs w:val="15"/>
+                                </w:rPr>
+                              </w:pPr>
+                              <w:r>
+                                <w:rPr>
+                                  <w:color w:val="000000"/>
+                                  <w:sz w:val="15"/>
+                                  <w:szCs w:val="15"/>
+                                </w:rPr>
+                                <w:t>Free</w:t>
+                              </w:r>
+                            </w:p>
+                          </w:txbxContent>
+                        </ns7:txbx>
+                        <ns7:bodyPr rot="0" spcFirstLastPara="0" vertOverflow="overflow" horzOverflow="overflow" vert="horz" wrap="square" lIns="0" tIns="0" rIns="0" bIns="0" numCol="1" spcCol="0" rtlCol="0" fromWordArt="0" anchor="ctr" anchorCtr="0" forceAA="0" compatLnSpc="1">
+                          <ns5:noAutofit/>
+                        </ns7:bodyPr>
+                      </ns7:wsp>
+                      <ns7:wsp>
+                        <ns7:cNvPr id="1313351171" name="Swatch 7010412"/>
+                        <ns7:cNvSpPr/>
+                        <ns7:spPr>
+                          <ns5:xfrm>
+                            <ns5:off x="3115924" y="2265568"/>
+                            <ns5:ext cx="99771" cy="99771"/>
+                          </ns5:xfrm>
+                          <ns5:prstGeom prst="rect">
+                            <ns5:avLst/>
+                          </ns5:prstGeom>
+                          <ns5:solidFill>
+                            <ns5:srgbClr val="FF00FF"/>
+                          </ns5:solidFill>
+                          <ns5:ln w="6350">
+                            <ns5:solidFill>
+                              <ns5:srgbClr val="A6A6A6"/>
+                            </ns5:solidFill>
+                          </ns5:ln>
+                        </ns7:spPr>
+                        <ns7:style>
+                          <ns5:lnRef idx="2">
+                            <ns5:schemeClr val="dk1"/>
+                          </ns5:lnRef>
+                          <ns5:fillRef idx="0">
+                            <ns5:schemeClr val="lt1"/>
+                          </ns5:fillRef>
+                          <ns5:effectRef idx="0">
+                            <ns5:schemeClr val="dk1"/>
+                          </ns5:effectRef>
+                          <ns5:fontRef idx="minor">
+                            <ns5:schemeClr val="dk1"/>
+                          </ns5:fontRef>
+                        </ns7:style>
+                        <ns7:bodyPr rot="0" spcFirstLastPara="0" vertOverflow="overflow" horzOverflow="overflow" vert="horz" wrap="square" lIns="30699" tIns="0" rIns="30699" bIns="0" numCol="1" spcCol="0" rtlCol="0" fromWordArt="0" anchor="ctr" anchorCtr="0" forceAA="0" compatLnSpc="1">
+                          <ns5:noAutofit/>
+                        </ns7:bodyPr>
+                      </ns7:wsp>
+                      <ns7:wsp>
+                        <ns7:cNvPr id="647708769" name="Label 7010549"/>
+                        <ns7:cNvSpPr/>
+                        <ns7:spPr>
+                          <ns5:xfrm>
+                            <ns5:off x="3265580" y="2244079"/>
+                            <ns5:ext cx="328477" cy="142749"/>
+                          </ns5:xfrm>
+                          <ns5:prstGeom prst="rect">
+                            <ns5:avLst/>
+                          </ns5:prstGeom>
+                          <ns5:noFill/>
+                          <ns5:ln>
+                            <ns5:noFill/>
+                          </ns5:ln>
+                        </ns7:spPr>
+                        <ns7:style>
+                          <ns5:lnRef idx="2">
+                            <ns5:schemeClr val="dk1"/>
+                          </ns5:lnRef>
+                          <ns5:fillRef idx="0">
+                            <ns5:schemeClr val="lt1"/>
+                          </ns5:fillRef>
+                          <ns5:effectRef idx="0">
+                            <ns5:schemeClr val="dk1"/>
+                          </ns5:effectRef>
+                          <ns5:fontRef idx="minor">
+                            <ns5:schemeClr val="dk1"/>
+                          </ns5:fontRef>
+                        </ns7:style>
+                        <ns7:txbx>
+                          <w:txbxContent>
+                            <w:p ns2:paraId="44AC4EBE" ns2:textId="77777777">
+                              <w:pPr>
+                                <w:rPr>
+                                  <w:color w:val="000000"/>
+                                  <w:sz w:val="15"/>
+                                  <w:szCs w:val="15"/>
+                                </w:rPr>
+                              </w:pPr>
+                              <w:r>
+                                <w:rPr>
+                                  <w:color w:val="000000"/>
+                                  <w:sz w:val="15"/>
+                                  <w:szCs w:val="15"/>
+                                </w:rPr>
+                                <w:t>Yours</w:t>
+                              </w:r>
+                            </w:p>
+                          </w:txbxContent>
+                        </ns7:txbx>
+                        <ns7:bodyPr rot="0" spcFirstLastPara="0" vertOverflow="overflow" horzOverflow="overflow" vert="horz" wrap="square" lIns="0" tIns="0" rIns="0" bIns="0" numCol="1" spcCol="0" rtlCol="0" fromWordArt="0" anchor="ctr" anchorCtr="0" forceAA="0" compatLnSpc="1">
+                          <ns5:noAutofit/>
+                        </ns7:bodyPr>
+                      </ns7:wsp>
+                      <ns7:wsp>
+                        <ns7:cNvPr id="2032873625" name="Swatch 7010686"/>
+                        <ns7:cNvSpPr/>
+                        <ns7:spPr>
+                          <ns5:xfrm>
+                            <ns5:off x="3929441" y="2265568"/>
+                            <ns5:ext cx="99771" cy="99771"/>
+                          </ns5:xfrm>
+                          <ns5:prstGeom prst="rect">
+                            <ns5:avLst/>
+                          </ns5:prstGeom>
+                          <ns5:solidFill>
+                            <ns5:srgbClr val="FFC0FF"/>
+                          </ns5:solidFill>
+                          <ns5:ln w="6350">
+                            <ns5:solidFill>
+                              <ns5:srgbClr val="A6A6A6"/>
+                            </ns5:solidFill>
+                          </ns5:ln>
+                        </ns7:spPr>
+                        <ns7:style>
+                          <ns5:lnRef idx="2">
+                            <ns5:schemeClr val="dk1"/>
+                          </ns5:lnRef>
+                          <ns5:fillRef idx="0">
+                            <ns5:schemeClr val="lt1"/>
+                          </ns5:fillRef>
+                          <ns5:effectRef idx="0">
+                            <ns5:schemeClr val="dk1"/>
+                          </ns5:effectRef>
+                          <ns5:fontRef idx="minor">
+                            <ns5:schemeClr val="dk1"/>
+                          </ns5:fontRef>
+                        </ns7:style>
+                        <ns7:bodyPr rot="0" spcFirstLastPara="0" vertOverflow="overflow" horzOverflow="overflow" vert="horz" wrap="square" lIns="30699" tIns="0" rIns="30699" bIns="0" numCol="1" spcCol="0" rtlCol="0" fromWordArt="0" anchor="ctr" anchorCtr="0" forceAA="0" compatLnSpc="1">
+                          <ns5:noAutofit/>
+                        </ns7:bodyPr>
+                      </ns7:wsp>
+                      <ns7:wsp>
+                        <ns7:cNvPr id="1438498168" name="Label 7010823"/>
+                        <ns7:cNvSpPr/>
+                        <ns7:spPr>
+                          <ns5:xfrm>
+                            <ns5:off x="4079097" y="2244079"/>
+                            <ns5:ext cx="328477" cy="142749"/>
+                          </ns5:xfrm>
+                          <ns5:prstGeom prst="rect">
+                            <ns5:avLst/>
+                          </ns5:prstGeom>
+                          <ns5:noFill/>
+                          <ns5:ln>
+                            <ns5:noFill/>
+                          </ns5:ln>
+                        </ns7:spPr>
+                        <ns7:style>
+                          <ns5:lnRef idx="2">
+                            <ns5:schemeClr val="dk1"/>
+                          </ns5:lnRef>
+                          <ns5:fillRef idx="0">
+                            <ns5:schemeClr val="lt1"/>
+                          </ns5:fillRef>
+                          <ns5:effectRef idx="0">
+                            <ns5:schemeClr val="dk1"/>
+                          </ns5:effectRef>
+                          <ns5:fontRef idx="minor">
+                            <ns5:schemeClr val="dk1"/>
+                          </ns5:fontRef>
+                        </ns7:style>
+                        <ns7:txbx>
+                          <w:txbxContent>
+                            <w:p ns2:paraId="70FF1824" ns2:textId="77777777">
+                              <w:pPr>
+                                <w:rPr>
+                                  <w:color w:val="000000"/>
+                                  <w:sz w:val="15"/>
+                                  <w:szCs w:val="15"/>
+                                </w:rPr>
+                              </w:pPr>
+                              <w:r>
+                                <w:rPr>
+                                  <w:color w:val="000000"/>
+                                  <w:sz w:val="15"/>
+                                  <w:szCs w:val="15"/>
+                                </w:rPr>
+                                <w:t>Taken</w:t>
+                              </w:r>
+                            </w:p>
+                          </w:txbxContent>
+                        </ns7:txbx>
+                        <ns7:bodyPr rot="0" spcFirstLastPara="0" vertOverflow="overflow" horzOverflow="overflow" vert="horz" wrap="square" lIns="0" tIns="0" rIns="0" bIns="0" numCol="1" spcCol="0" rtlCol="0" fromWordArt="0" anchor="ctr" anchorCtr="0" forceAA="0" compatLnSpc="1">
+                          <ns5:noAutofit/>
+                        </ns7:bodyPr>
+                      </ns7:wsp>
+                      <ns7:wsp>
+                        <ns7:cNvPr id="1310311568" name="Swatch 7010960"/>
+                        <ns7:cNvSpPr/>
+                        <ns7:spPr>
+                          <ns5:xfrm>
+                            <ns5:off x="2302407" y="2419062"/>
+                            <ns5:ext cx="99771" cy="99771"/>
+                          </ns5:xfrm>
+                          <ns5:prstGeom prst="rect">
+                            <ns5:avLst/>
+                          </ns5:prstGeom>
+                          <ns5:solidFill>
+                            <ns5:srgbClr val="DCDCDC"/>
+                          </ns5:solidFill>
+                          <ns5:ln w="12700">
+                            <ns5:solidFill>
+                              <ns5:srgbClr val="B8860B"/>
+                            </ns5:solidFill>
+                          </ns5:ln>
+                        </ns7:spPr>
+                        <ns7:style>
+                          <ns5:lnRef idx="2">
+                            <ns5:schemeClr val="dk1"/>
+                          </ns5:lnRef>
+                          <ns5:fillRef idx="0">
+                            <ns5:schemeClr val="lt1"/>
+                          </ns5:fillRef>
+                          <ns5:effectRef idx="0">
+                            <ns5:schemeClr val="dk1"/>
+                          </ns5:effectRef>
+                          <ns5:fontRef idx="minor">
+                            <ns5:schemeClr val="dk1"/>
+                          </ns5:fontRef>
+                        </ns7:style>
+                        <ns7:bodyPr rot="0" spcFirstLastPara="0" vertOverflow="overflow" horzOverflow="overflow" vert="horz" wrap="square" lIns="30699" tIns="0" rIns="30699" bIns="0" numCol="1" spcCol="0" rtlCol="0" fromWordArt="0" anchor="ctr" anchorCtr="0" forceAA="0" compatLnSpc="1">
+                          <ns5:noAutofit/>
+                        </ns7:bodyPr>
+                      </ns7:wsp>
+                      <ns7:wsp>
+                        <ns7:cNvPr id="1651164325" name="Label 7011097"/>
+                        <ns7:cNvSpPr/>
+                        <ns7:spPr>
+                          <ns5:xfrm>
+                            <ns5:off x="2452063" y="2397573"/>
+                            <ns5:ext cx="435308" cy="142749"/>
+                          </ns5:xfrm>
+                          <ns5:prstGeom prst="rect">
+                            <ns5:avLst/>
+                          </ns5:prstGeom>
+                          <ns5:noFill/>
+                          <ns5:ln>
+                            <ns5:noFill/>
+                          </ns5:ln>
+                        </ns7:spPr>
+                        <ns7:style>
+                          <ns5:lnRef idx="2">
+                            <ns5:schemeClr val="dk1"/>
+                          </ns5:lnRef>
+                          <ns5:fillRef idx="0">
+                            <ns5:schemeClr val="lt1"/>
+                          </ns5:fillRef>
+                          <ns5:effectRef idx="0">
+                            <ns5:schemeClr val="dk1"/>
+                          </ns5:effectRef>
+                          <ns5:fontRef idx="minor">
+                            <ns5:schemeClr val="dk1"/>
+                          </ns5:fontRef>
+                        </ns7:style>
+                        <ns7:txbx>
+                          <w:txbxContent>
+                            <w:p ns2:paraId="1E4241E0" ns2:textId="77777777">
+                              <w:pPr>
+                                <w:rPr>
+                                  <w:color w:val="000000"/>
+                                  <w:sz w:val="15"/>
+                                  <w:szCs w:val="15"/>
+                                </w:rPr>
+                              </w:pPr>
+                              <w:r>
+                                <w:rPr>
+                                  <w:color w:val="000000"/>
+                                  <w:sz w:val="15"/>
+                                  <w:szCs w:val="15"/>
+                                </w:rPr>
+                                <w:t>Premium</w:t>
+                              </w:r>
+                            </w:p>
+                          </w:txbxContent>
+                        </ns7:txbx>
+                        <ns7:bodyPr rot="0" spcFirstLastPara="0" vertOverflow="overflow" horzOverflow="overflow" vert="horz" wrap="square" lIns="0" tIns="0" rIns="0" bIns="0" numCol="1" spcCol="0" rtlCol="0" fromWordArt="0" anchor="ctr" anchorCtr="0" forceAA="0" compatLnSpc="1">
+                          <ns5:noAutofit/>
+                        </ns7:bodyPr>
+                      </ns7:wsp>
+                      <ns7:wsp>
+                        <ns7:cNvPr id="112999144" name="Swatch 7011234"/>
+                        <ns7:cNvSpPr/>
+                        <ns7:spPr>
+                          <ns5:xfrm>
+                            <ns5:off x="3115924" y="2419062"/>
+                            <ns5:ext cx="99771" cy="99771"/>
+                          </ns5:xfrm>
+                          <ns5:prstGeom prst="rect">
+                            <ns5:avLst/>
+                          </ns5:prstGeom>
+                          <ns5:solidFill>
+                            <ns5:srgbClr val="DCDCDC"/>
+                          </ns5:solidFill>
+                          <ns5:ln w="12700">
+                            <ns5:solidFill>
+                              <ns5:srgbClr val="1565C0"/>
+                            </ns5:solidFill>
+                          </ns5:ln>
+                        </ns7:spPr>
+                        <ns7:style>
+                          <ns5:lnRef idx="2">
+                            <ns5:schemeClr val="dk1"/>
+                          </ns5:lnRef>
+                          <ns5:fillRef idx="0">
+                            <ns5:schemeClr val="lt1"/>
+                          </ns5:fillRef>
+                          <ns5:effectRef idx="0">
+                            <ns5:schemeClr val="dk1"/>
+                          </ns5:effectRef>
+                          <ns5:fontRef idx="minor">
+                            <ns5:schemeClr val="dk1"/>
+                          </ns5:fontRef>
+                        </ns7:style>
+                        <ns7:bodyPr rot="0" spcFirstLastPara="0" vertOverflow="overflow" horzOverflow="overflow" vert="horz" wrap="square" lIns="30699" tIns="0" rIns="30699" bIns="0" numCol="1" spcCol="0" rtlCol="0" fromWordArt="0" anchor="ctr" anchorCtr="0" forceAA="0" compatLnSpc="1">
+                          <ns5:noAutofit/>
+                        </ns7:bodyPr>
+                      </ns7:wsp>
+                      <ns7:wsp>
+                        <ns7:cNvPr id="1408303281" name="Label 7011371"/>
+                        <ns7:cNvSpPr/>
+                        <ns7:spPr>
+                          <ns5:xfrm>
+                            <ns5:off x="3265580" y="2397573"/>
+                            <ns5:ext cx="595556" cy="142749"/>
+                          </ns5:xfrm>
+                          <ns5:prstGeom prst="rect">
+                            <ns5:avLst/>
+                          </ns5:prstGeom>
+                          <ns5:noFill/>
+                          <ns5:ln>
+                            <ns5:noFill/>
+                          </ns5:ln>
+                        </ns7:spPr>
+                        <ns7:style>
+                          <ns5:lnRef idx="2">
+                            <ns5:schemeClr val="dk1"/>
+                          </ns5:lnRef>
+                          <ns5:fillRef idx="0">
+                            <ns5:schemeClr val="lt1"/>
+                          </ns5:fillRef>
+                          <ns5:effectRef idx="0">
+                            <ns5:schemeClr val="dk1"/>
+                          </ns5:effectRef>
+                          <ns5:fontRef idx="minor">
+                            <ns5:schemeClr val="dk1"/>
+                          </ns5:fontRef>
+                        </ns7:style>
+                        <ns7:txbx>
+                          <w:txbxContent>
+                            <w:p ns2:paraId="056C4A7B" ns2:textId="77777777">
+                              <w:pPr>
+                                <w:rPr>
+                                  <w:color w:val="000000"/>
+                                  <w:sz w:val="15"/>
+                                  <w:szCs w:val="15"/>
+                                </w:rPr>
+                              </w:pPr>
+                              <w:r>
+                                <w:rPr>
+                                  <w:color w:val="000000"/>
+                                  <w:sz w:val="15"/>
+                                  <w:szCs w:val="15"/>
+                                </w:rPr>
+                                <w:t>Accessible</w:t>
+                              </w:r>
+                            </w:p>
+                          </w:txbxContent>
+                        </ns7:txbx>
+                        <ns7:bodyPr rot="0" spcFirstLastPara="0" vertOverflow="overflow" horzOverflow="overflow" vert="horz" wrap="square" lIns="0" tIns="0" rIns="0" bIns="0" numCol="1" spcCol="0" rtlCol="0" fromWordArt="0" anchor="ctr" anchorCtr="0" forceAA="0" compatLnSpc="1">
+                          <ns5:noAutofit/>
+                        </ns7:bodyPr>
+                      </ns7:wsp>
+                      <ns7:wsp>
+                        <ns7:cNvPr id="1015116452" name="Swatch 7011508"/>
+                        <ns7:cNvSpPr/>
+                        <ns7:spPr>
+                          <ns5:xfrm>
+                            <ns5:off x="3929441" y="2419062"/>
+                            <ns5:ext cx="99771" cy="99771"/>
+                          </ns5:xfrm>
+                          <ns5:prstGeom prst="rect">
+                            <ns5:avLst/>
+                          </ns5:prstGeom>
+                          <ns5:solidFill>
+                            <ns5:srgbClr val="DCDCDC"/>
+                          </ns5:solidFill>
+                          <ns5:ln w="12700">
+                            <ns5:solidFill>
+                              <ns5:srgbClr val="1E8C46"/>
+                            </ns5:solidFill>
+                          </ns5:ln>
+                        </ns7:spPr>
+                        <ns7:style>
+                          <ns5:lnRef idx="2">
+                            <ns5:schemeClr val="dk1"/>
+                          </ns5:lnRef>
+                          <ns5:fillRef idx="0">
+                            <ns5:schemeClr val="lt1"/>
+                          </ns5:fillRef>
+                          <ns5:effectRef idx="0">
+                            <ns5:schemeClr val="dk1"/>
+                          </ns5:effectRef>
+                          <ns5:fontRef idx="minor">
+                            <ns5:schemeClr val="dk1"/>
+                          </ns5:fontRef>
+                        </ns7:style>
+                        <ns7:bodyPr rot="0" spcFirstLastPara="0" vertOverflow="overflow" horzOverflow="overflow" vert="horz" wrap="square" lIns="30699" tIns="0" rIns="30699" bIns="0" numCol="1" spcCol="0" rtlCol="0" fromWordArt="0" anchor="ctr" anchorCtr="0" forceAA="0" compatLnSpc="1">
+                          <ns5:noAutofit/>
+                        </ns7:bodyPr>
+                      </ns7:wsp>
+                      <ns7:wsp>
+                        <ns7:cNvPr id="1092582177" name="Label 7011645"/>
+                        <ns7:cNvSpPr/>
+                        <ns7:spPr>
+                          <ns5:xfrm>
+                            <ns5:off x="4079097" y="2397573"/>
+                            <ns5:ext cx="328477" cy="142749"/>
+                          </ns5:xfrm>
+                          <ns5:prstGeom prst="rect">
+                            <ns5:avLst/>
+                          </ns5:prstGeom>
+                          <ns5:noFill/>
+                          <ns5:ln>
+                            <ns5:noFill/>
+                          </ns5:ln>
+                        </ns7:spPr>
+                        <ns7:style>
+                          <ns5:lnRef idx="2">
+                            <ns5:schemeClr val="dk1"/>
+                          </ns5:lnRef>
+                          <ns5:fillRef idx="0">
+                            <ns5:schemeClr val="lt1"/>
+                          </ns5:fillRef>
+                          <ns5:effectRef idx="0">
+                            <ns5:schemeClr val="dk1"/>
+                          </ns5:effectRef>
+                          <ns5:fontRef idx="minor">
+                            <ns5:schemeClr val="dk1"/>
+                          </ns5:fontRef>
+                        </ns7:style>
+                        <ns7:txbx>
+                          <w:txbxContent>
+                            <w:p ns2:paraId="00471CDD" ns2:textId="77777777">
+                              <w:pPr>
+                                <w:rPr>
+                                  <w:color w:val="000000"/>
+                                  <w:sz w:val="15"/>
+                                  <w:szCs w:val="15"/>
+                                </w:rPr>
+                              </w:pPr>
+                              <w:r>
+                                <w:rPr>
+                                  <w:color w:val="000000"/>
+                                  <w:sz w:val="15"/>
+                                  <w:szCs w:val="15"/>
+                                </w:rPr>
+                                <w:t>Saver</w:t>
+                              </w:r>
+                            </w:p>
+                          </w:txbxContent>
+                        </ns7:txbx>
+                        <ns7:bodyPr rot="0" spcFirstLastPara="0" vertOverflow="overflow" horzOverflow="overflow" vert="horz" wrap="square" lIns="0" tIns="0" rIns="0" bIns="0" numCol="1" spcCol="0" rtlCol="0" fromWordArt="0" anchor="ctr" anchorCtr="0" forceAA="0" compatLnSpc="1">
+                          <ns5:noAutofit/>
+                        </ns7:bodyPr>
+                      </ns7:wsp>
+                      <ns7:wsp>
+                        <ns7:cNvPr id="949657373" name="Label 7011782"/>
+                        <ns7:cNvSpPr/>
+                        <ns7:spPr>
+                          <ns5:xfrm>
+                            <ns5:off x="2302407" y="2587905"/>
+                            <ns5:ext cx="3376863" cy="118958"/>
+                          </ns5:xfrm>
+                          <ns5:prstGeom prst="rect">
+                            <ns5:avLst/>
+                          </ns5:prstGeom>
+                          <ns5:noFill/>
+                          <ns5:ln>
+                            <ns5:noFill/>
+                          </ns5:ln>
+                        </ns7:spPr>
+                        <ns7:style>
+                          <ns5:lnRef idx="2">
+                            <ns5:schemeClr val="dk1"/>
+                          </ns5:lnRef>
+                          <ns5:fillRef idx="0">
+                            <ns5:schemeClr val="lt1"/>
+                          </ns5:fillRef>
+                          <ns5:effectRef idx="0">
+                            <ns5:schemeClr val="dk1"/>
+                          </ns5:effectRef>
+                          <ns5:fontRef idx="minor">
+                            <ns5:schemeClr val="dk1"/>
+                          </ns5:fontRef>
+                        </ns7:style>
+                        <ns7:txbx>
+                          <w:txbxContent>
+                            <w:p ns2:paraId="610B8DE5" ns2:textId="77777777">
+                              <w:pPr>
+                                <w:rPr>
+                                  <w:color w:val="808080"/>
+                                  <w:sz w:val="12"/>
+                                  <w:szCs w:val="12"/>
+                                </w:rPr>
+                              </w:pPr>
+                              <w:r>
+                                <w:rPr>
+                                  <w:color w:val="808080"/>
+                                  <w:sz w:val="12"/>
+                                  <w:szCs w:val="12"/>
+                                </w:rPr>
+                                <w:t>A premium seat costs more than a standard one. An accessible seat is the standard price.</w:t>
+                              </w:r>
+                            </w:p>
+                          </w:txbxContent>
+                        </ns7:txbx>
+                        <ns7:bodyPr rot="0" spcFirstLastPara="0" vertOverflow="overflow" horzOverflow="overflow" vert="horz" wrap="square" lIns="0" tIns="0" rIns="0" bIns="0" numCol="1" spcCol="0" rtlCol="0" fromWordArt="0" anchor="ctr" anchorCtr="0" forceAA="0" compatLnSpc="1">
+                          <ns5:noAutofit/>
+                        </ns7:bodyPr>
+                      </ns7:wsp>
+                      <ns7:wsp>
+                        <ns7:cNvPr id="1012907354" name="btnBack 7011919"/>
+                        <ns7:cNvSpPr/>
+                        <ns7:spPr>
+                          <ns5:xfrm>
+                            <ns5:off x="107446" y="2901033"/>
+                            <ns5:ext cx="844216" cy="276289"/>
+                          </ns5:xfrm>
+                          <ns5:prstGeom prst="rect">
+                            <ns5:avLst/>
+                          </ns5:prstGeom>
+                          <ns5:solidFill>
+                            <ns5:srgbClr val="F0F0F0"/>
+                          </ns5:solidFill>
+                          <ns5:ln w="6350">
+                            <ns5:solidFill>
+                              <ns5:srgbClr val="606060"/>
+                            </ns5:solidFill>
+                          </ns5:ln>
+                        </ns7:spPr>
+                        <ns7:style>
+                          <ns5:lnRef idx="2">
+                            <ns5:schemeClr val="dk1"/>
+                          </ns5:lnRef>
+                          <ns5:fillRef idx="0">
+                            <ns5:schemeClr val="lt1"/>
+                          </ns5:fillRef>
+                          <ns5:effectRef idx="0">
+                            <ns5:schemeClr val="dk1"/>
+                          </ns5:effectRef>
+                          <ns5:fontRef idx="minor">
+                            <ns5:schemeClr val="dk1"/>
+                          </ns5:fontRef>
+                        </ns7:style>
+                        <ns7:txbx>
+                          <w:txbxContent>
+                            <w:p ns2:paraId="69558636" ns2:textId="77777777">
+                              <w:pPr>
+                                <w:jc w:val="center"/>
+                                <w:rPr>
+                                  <w:color w:val="000000"/>
+                                  <w:sz w:val="17"/>
+                                  <w:szCs w:val="17"/>
+                                </w:rPr>
+                              </w:pPr>
+                              <w:r>
+                                <w:rPr>
+                                  <w:color w:val="000000"/>
+                                  <w:sz w:val="17"/>
+                                  <w:szCs w:val="17"/>
+                                </w:rPr>
+                                <w:t>Back</w:t>
+                              </w:r>
+                            </w:p>
+                          </w:txbxContent>
+                        </ns7:txbx>
+                        <ns7:bodyPr rot="0" spcFirstLastPara="0" vertOverflow="overflow" horzOverflow="overflow" vert="horz" wrap="square" lIns="15349" tIns="0" rIns="15349" bIns="0" numCol="1" spcCol="0" rtlCol="0" fromWordArt="0" anchor="ctr" anchorCtr="0" forceAA="0" compatLnSpc="1">
+                          <ns5:noAutofit/>
+                        </ns7:bodyPr>
+                      </ns7:wsp>
+                      <ns7:wsp>
+                        <ns7:cNvPr id="1866211162" name="Label 7012056"/>
+                        <ns7:cNvSpPr/>
+                        <ns7:spPr>
+                          <ns5:xfrm>
+                            <ns5:off x="3223370" y="2962430"/>
+                            <ns5:ext cx="1381444" cy="202228"/>
+                          </ns5:xfrm>
+                          <ns5:prstGeom prst="rect">
+                            <ns5:avLst/>
+                          </ns5:prstGeom>
+                          <ns5:noFill/>
+                          <ns5:ln>
+                            <ns5:noFill/>
+                          </ns5:ln>
+                        </ns7:spPr>
+                        <ns7:style>
+                          <ns5:lnRef idx="2">
+                            <ns5:schemeClr val="dk1"/>
+                          </ns5:lnRef>
+                          <ns5:fillRef idx="0">
+                            <ns5:schemeClr val="lt1"/>
+                          </ns5:fillRef>
+                          <ns5:effectRef idx="0">
+                            <ns5:schemeClr val="dk1"/>
+                          </ns5:effectRef>
+                          <ns5:fontRef idx="minor">
+                            <ns5:schemeClr val="dk1"/>
+                          </ns5:fontRef>
+                        </ns7:style>
+                        <ns7:txbx>
+                          <w:txbxContent>
+                            <w:p ns2:paraId="63CCEC8C" ns2:textId="77777777">
+                              <w:pPr>
+                                <w:jc w:val="right"/>
+                                <w:rPr>
+                                  <w:b/>
+                                  <w:bCs/>
+                                  <w:color w:val="000000"/>
+                                  <w:sz w:val="21"/>
+                                  <w:szCs w:val="21"/>
+                                </w:rPr>
+                              </w:pPr>
+                              <w:r>
+                                <w:rPr>
+                                  <w:b/>
+                                  <w:bCs/>
+                                  <w:color w:val="000000"/>
+                                  <w:sz w:val="21"/>
+                                  <w:szCs w:val="21"/>
+                                </w:rPr>
+                                <w:t>Total   £20.96</w:t>
+                              </w:r>
+                            </w:p>
+                          </w:txbxContent>
+                        </ns7:txbx>
+                        <ns7:bodyPr rot="0" spcFirstLastPara="0" vertOverflow="overflow" horzOverflow="overflow" vert="horz" wrap="square" lIns="0" tIns="0" rIns="0" bIns="0" numCol="1" spcCol="0" rtlCol="0" fromWordArt="0" anchor="ctr" anchorCtr="0" forceAA="0" compatLnSpc="1">
+                          <ns5:noAutofit/>
+                        </ns7:bodyPr>
+                      </ns7:wsp>
+                      <ns7:wsp>
+                        <ns7:cNvPr id="1526990158" name="btnNext 7012193"/>
+                        <ns7:cNvSpPr/>
+                        <ns7:spPr>
+                          <ns5:xfrm>
+                            <ns5:off x="4819705" y="2901033"/>
+                            <ns5:ext cx="905613" cy="276289"/>
+                          </ns5:xfrm>
+                          <ns5:prstGeom prst="rect">
+                            <ns5:avLst/>
+                          </ns5:prstGeom>
+                          <ns5:solidFill>
+                            <ns5:srgbClr val="D81B60"/>
+                          </ns5:solidFill>
+                          <ns5:ln>
+                            <ns5:noFill/>
+                          </ns5:ln>
+                        </ns7:spPr>
+                        <ns7:style>
+                          <ns5:lnRef idx="2">
+                            <ns5:schemeClr val="dk1"/>
+                          </ns5:lnRef>
+                          <ns5:fillRef idx="0">
+                            <ns5:schemeClr val="lt1"/>
+                          </ns5:fillRef>
+                          <ns5:effectRef idx="0">
+                            <ns5:schemeClr val="dk1"/>
+                          </ns5:effectRef>
+                          <ns5:fontRef idx="minor">
+                            <ns5:schemeClr val="dk1"/>
+                          </ns5:fontRef>
+                        </ns7:style>
+                        <ns7:txbx>
+                          <w:txbxContent>
+                            <w:p ns2:paraId="397A8D20" ns2:textId="77777777">
+                              <w:pPr>
+                                <w:jc w:val="center"/>
+                                <w:rPr>
+                                  <w:b/>
+                                  <w:bCs/>
+                                  <w:color w:val="FFFFFF"/>
+                                  <w:sz w:val="17"/>
+                                  <w:szCs w:val="17"/>
+                                </w:rPr>
+                              </w:pPr>
+                              <w:r>
+                                <w:rPr>
+                                  <w:b/>
+                                  <w:bCs/>
+                                  <w:color w:val="FFFFFF"/>
+                                  <w:sz w:val="17"/>
+                                  <w:szCs w:val="17"/>
+                                </w:rPr>
+                                <w:t>Continue</w:t>
+                              </w:r>
+                            </w:p>
+                          </w:txbxContent>
+                        </ns7:txbx>
+                        <ns7:bodyPr rot="0" spcFirstLastPara="0" vertOverflow="overflow" horzOverflow="overflow" vert="horz" wrap="square" lIns="15349" tIns="0" rIns="15349" bIns="0" numCol="1" spcCol="0" rtlCol="0" fromWordArt="0" anchor="ctr" anchorCtr="0" forceAA="0" compatLnSpc="1">
+                          <ns5:noAutofit/>
+                        </ns7:bodyPr>
+                      </ns7:wsp>
+                      <ns7:wsp>
+                        <ns7:cNvPr id="787442395" name="Label 7012330"/>
+                        <ns7:cNvSpPr/>
+                        <ns7:spPr>
+                          <ns5:xfrm>
+                            <ns5:off x="1120505" y="3008478"/>
+                            <ns5:ext cx="1918672" cy="107062"/>
+                          </ns5:xfrm>
+                          <ns5:prstGeom prst="rect">
+                            <ns5:avLst/>
+                          </ns5:prstGeom>
+                          <ns5:noFill/>
+                          <ns5:ln>
+                            <ns5:noFill/>
+                          </ns5:ln>
+                        </ns7:spPr>
+                        <ns7:style>
+                          <ns5:lnRef idx="2">
+                            <ns5:schemeClr val="dk1"/>
+                          </ns5:lnRef>
+                          <ns5:fillRef idx="0">
+                            <ns5:schemeClr val="lt1"/>
+                          </ns5:fillRef>
+                          <ns5:effectRef idx="0">
+                            <ns5:schemeClr val="dk1"/>
+                          </ns5:effectRef>
+                          <ns5:fontRef idx="minor">
+                            <ns5:schemeClr val="dk1"/>
+                          </ns5:fontRef>
+                        </ns7:style>
+                        <ns7:txbx>
+                          <w:txbxContent>
+                            <w:p ns2:paraId="5E03C524" ns2:textId="77777777">
+                              <w:pPr>
+                                <w:rPr>
+                                  <w:color w:val="808080"/>
+                                  <w:sz w:val="12"/>
+                                  <w:szCs w:val="12"/>
+                                </w:rPr>
+                              </w:pPr>
+                              <w:r>
+                                <w:rPr>
+                                  <w:color w:val="808080"/>
+                                  <w:sz w:val="12"/>
+                                  <w:szCs w:val="12"/>
+                                </w:rPr>
+                                <w:t>Filmtopia Cinema Management System  v1.0</w:t>
+                              </w:r>
+                            </w:p>
+                          </w:txbxContent>
+                        </ns7:txbx>
+                        <ns7:bodyPr rot="0" spcFirstLastPara="0" vertOverflow="overflow" horzOverflow="overflow" vert="horz" wrap="square" lIns="0" tIns="0" rIns="0" bIns="0" numCol="1" spcCol="0" rtlCol="0" fromWordArt="0" anchor="ctr" anchorCtr="0" forceAA="0" compatLnSpc="1">
+                          <ns5:noAutofit/>
+                        </ns7:bodyPr>
+                      </ns7:wsp>
+                    </ns6:wpc>
+                  </ns5:graphicData>
+                </ns5:graphic>
+              </ns3:inline>
+            </w:drawing>
+          </ns1:Choice>
+          <ns1:Fallback>
+            <w:pict>
+              <ns8:group ns2:anchorId="24DE2417" id="Self Service Kiosk (frmKiosk)" ns9:spid="_x0000_s1223" editas="canvas" style="width:459.25pt;height:258.65pt;mso-position-horizontal-relative:char;mso-position-vertical-relative:line" coordsize="58324,32842" ns9:gfxdata="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">
+                <ns8:shape id="_x0000_s1224" type="#_x0000_t75" style="position:absolute;width:58324;height:32842;visibility:visible;mso-wrap-style:square" filled="t">
+                  <ns8:fill ns9:detectmouseclick="t"/>
+                  <ns8:path ns9:connecttype="none"/>
+                </ns8:shape>
+                <ns8:rect id="Window 7000137" ns9:spid="_x0000_s1225" style="position:absolute;width:58327;height:32847;visibility:visible;mso-wrap-style:square;v-text-anchor:middle" ns9:gfxdata="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" fillcolor="#f0f0f0" stroked="f" strokeweight="1pt">
+                  <ns8:textbox inset=".85275mm,0,.85275mm,0"/>
+                </ns8:rect>
+                <ns8:rect id="pnlHeader 7000274" ns9:spid="_x0000_s1226" style="position:absolute;width:58327;height:3837;visibility:visible;mso-wrap-style:square;v-text-anchor:middle" ns9:gfxdata="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" fillcolor="#400040" stroked="f" strokeweight="1pt">
+                  <ns8:textbox inset=".85275mm,0,.85275mm,0"/>
+                </ns8:rect>
+                <ns8:rect id="Label 7000411" ns9:spid="_x0000_s1227" style="position:absolute;left:1074;top:613;width:15349;height:2380;visibility:visible;mso-wrap-style:square;v-text-anchor:middle" ns9:gfxdata="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" filled="f" stroked="f" strokeweight="1pt">
+                  <ns8:textbox inset="0,0,0,0">
+                    <w:txbxContent>
+                      <w:p ns2:paraId="26BE9246" ns2:textId="77777777">
+                        <w:pPr>
+                          <w:rPr>
+                            <w:b/>
+                            <w:bCs/>
+                            <w:color w:val="FFFFFF"/>
+                          </w:rPr>
+                        </w:pPr>
+                        <w:r>
+                          <w:rPr>
+                            <w:b/>
+                            <w:bCs/>
+                            <w:color w:val="FFFFFF"/>
+                          </w:rPr>
+                          <w:t>Filmtopia</w:t>
+                        </w:r>
+                      </w:p>
+                    </w:txbxContent>
+                  </ns8:textbox>
+                </ns8:rect>
+                <ns8:rect id="Label 7000548" ns9:spid="_x0000_s1228" style="position:absolute;left:1074;top:2302;width:23024;height:1308;visibility:visible;mso-wrap-style:square;v-text-anchor:middle" ns9:gfxdata="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" filled="f" stroked="f" strokeweight="1pt">
+                  <ns8:textbox inset="0,0,0,0">
+                    <w:txbxContent>
+                      <w:p ns2:paraId="70997744" ns2:textId="77777777">
+                        <w:pPr>
+                          <w:rPr>
+                            <w:color w:val="D79ED7"/>
+                            <w:sz w:val="13"/>
+                            <w:szCs w:val="13"/>
+                          </w:rPr>
+                        </w:pPr>
+                        <w:r>
+                          <w:rPr>
+                            <w:color w:val="D79ED7"/>
+                            <w:sz w:val="13"/>
+                            <w:szCs w:val="13"/>
+                          </w:rPr>
+                          <w:t>Step 3 of 5  -  choose your seats</w:t>
+                        </w:r>
+                      </w:p>
+                    </w:txbxContent>
+                  </ns8:textbox>
+                </ns8:rect>
+                <ns8:rect id="btnExitKiosk 7000685" ns9:spid="_x0000_s1229" style="position:absolute;left:52801;top:1074;width:4452;height:1535;visibility:visible;mso-wrap-style:square;v-text-anchor:middle" ns9:gfxdata="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" filled="f" strokecolor="#8e5a8e" strokeweight=".5pt">
+                  <ns8:textbox inset=".42636mm,0,.42636mm,0">
+                    <w:txbxContent>
+                      <w:p ns2:paraId="62D8EC3B" ns2:textId="77777777">
+                        <w:pPr>
+                          <w:jc w:val="center"/>
+                          <w:rPr>
+                            <w:color w:val="D79ED7"/>
+                            <w:sz w:val="12"/>
+                            <w:szCs w:val="12"/>
+                          </w:rPr>
+                        </w:pPr>
+                        <w:r>
+                          <w:rPr>
+                            <w:color w:val="D79ED7"/>
+                            <w:sz w:val="12"/>
+                            <w:szCs w:val="12"/>
+                          </w:rPr>
+                          <w:t>Staff exit</w:t>
+                        </w:r>
+                      </w:p>
+                    </w:txbxContent>
+                  </ns8:textbox>
+                </ns8:rect>
+                <ns8:rect id="Label 7000822" ns9:spid="_x0000_s1230" style="position:absolute;left:1074;top:4758;width:26094;height:2617;visibility:visible;mso-wrap-style:square;v-text-anchor:middle" ns9:gfxdata="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" filled="f" stroked="f" strokeweight="1pt">
+                  <ns8:textbox inset="0,0,0,0">
+                    <w:txbxContent>
+                      <w:p ns2:paraId="05C54ED0" ns2:textId="77777777">
+                        <w:pPr>
+                          <w:rPr>
+                            <w:b/>
+                            <w:bCs/>
+                            <w:color w:val="000000"/>
+                            <w:sz w:val="27"/>
+                            <w:szCs w:val="27"/>
+                          </w:rPr>
+                        </w:pPr>
+                        <w:r>
+                          <w:rPr>
+                            <w:b/>
+                            <w:bCs/>
+                            <w:color w:val="000000"/>
+                            <w:sz w:val="27"/>
+                            <w:szCs w:val="27"/>
+                          </w:rPr>
+                          <w:t>Choose your seats</w:t>
+                        </w:r>
+                      </w:p>
+                    </w:txbxContent>
+                  </ns8:textbox>
+                </ns8:rect>
+                <ns8:rect id="Label 7000959" ns9:spid="_x0000_s1231" style="position:absolute;left:1074;top:6907;width:26094;height:1546;visibility:visible;mso-wrap-style:square;v-text-anchor:middle" ns9:gfxdata="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" filled="f" stroked="f" strokeweight="1pt">
+                  <ns8:textbox inset="0,0,0,0">
+                    <w:txbxContent>
+                      <w:p ns2:paraId="63E5D7CA" ns2:textId="77777777">
+                        <w:pPr>
+                          <w:rPr>
+                            <w:color w:val="000000"/>
+                            <w:sz w:val="16"/>
+                            <w:szCs w:val="16"/>
+                          </w:rPr>
+                        </w:pPr>
+                        <w:r>
+                          <w:rPr>
+                            <w:color w:val="000000"/>
+                            <w:sz w:val="16"/>
+                            <w:szCs w:val="16"/>
+                          </w:rPr>
+                          <w:t>Iron Man (15) at 18:33</w:t>
+                        </w:r>
+                      </w:p>
+                    </w:txbxContent>
+                  </ns8:textbox>
+                </ns8:rect>
+                <ns8:rect id="Label 7001096" ns9:spid="_x0000_s1232" style="position:absolute;left:1074;top:8902;width:15349;height:1547;visibility:visible;mso-wrap-style:square;v-text-anchor:middle" ns9:gfxdata="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" filled="f" stroked="f" strokeweight="1pt">
+                  <ns8:textbox inset="0,0,0,0">
+                    <w:txbxContent>
+                      <w:p ns2:paraId="6E1C2E3B" ns2:textId="77777777">
+                        <w:pPr>
+                          <w:rPr>
+                            <w:color w:val="000000"/>
+                            <w:sz w:val="16"/>
+                            <w:szCs w:val="16"/>
+                          </w:rPr>
+                        </w:pPr>
+                        <w:r>
+                          <w:rPr>
+                            <w:color w:val="000000"/>
+                            <w:sz w:val="16"/>
+                            <w:szCs w:val="16"/>
+                          </w:rPr>
+                          <w:t>2 seat(s)</w:t>
+                        </w:r>
+                      </w:p>
+                    </w:txbxContent>
+                  </ns8:textbox>
+                </ns8:rect>
+                <ns8:rect id="Label 7001233" ns9:spid="_x0000_s1233" style="position:absolute;left:1074;top:10744;width:6907;height:1428;visibility:visible;mso-wrap-style:square;v-text-anchor:middle" ns9:gfxdata="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" filled="f" stroked="f" strokeweight="1pt">
+                  <ns8:textbox inset="0,0,0,0">
+                    <w:txbxContent>
+                      <w:p ns2:paraId="42654B5C" ns2:textId="77777777">
+                        <w:pPr>
+                          <w:rPr>
+                            <w:color w:val="000000"/>
+                            <w:sz w:val="15"/>
+                            <w:szCs w:val="15"/>
+                          </w:rPr>
+                        </w:pPr>
+                        <w:r>
+                          <w:rPr>
+                            <w:color w:val="000000"/>
+                            <w:sz w:val="15"/>
+                            <w:szCs w:val="15"/>
+                          </w:rPr>
+                          <w:t>Seat C5</w:t>
+                        </w:r>
+                      </w:p>
+                    </w:txbxContent>
+                  </ns8:textbox>
+                </ns8:rect>
+                <ns8:rect id="Label 7001370" ns9:spid="_x0000_s1234" style="position:absolute;left:6446;top:10744;width:6907;height:1428;visibility:visible;mso-wrap-style:square;v-text-anchor:middle" ns9:gfxdata="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" filled="f" stroked="f" strokeweight="1pt">
+                  <ns8:textbox inset="0,0,0,0">
+                    <w:txbxContent>
+                      <w:p ns2:paraId="487DC342" ns2:textId="77777777">
+                        <w:pPr>
+                          <w:rPr>
+                            <w:color w:val="000000"/>
+                            <w:sz w:val="15"/>
+                            <w:szCs w:val="15"/>
+                          </w:rPr>
+                        </w:pPr>
+                        <w:r>
+                          <w:rPr>
+                            <w:color w:val="000000"/>
+                            <w:sz w:val="15"/>
+                            <w:szCs w:val="15"/>
+                          </w:rPr>
+                          <w:t>£10.48</w:t>
+                        </w:r>
+                      </w:p>
+                    </w:txbxContent>
+                  </ns8:textbox>
+                </ns8:rect>
+                <ns8:rect id="Label 7001507" ns9:spid="_x0000_s1235" style="position:absolute;left:1074;top:11972;width:6907;height:1428;visibility:visible;mso-wrap-style:square;v-text-anchor:middle" ns9:gfxdata="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" filled="f" stroked="f" strokeweight="1pt">
+                  <ns8:textbox inset="0,0,0,0">
+                    <w:txbxContent>
+                      <w:p ns2:paraId="15906C50" ns2:textId="77777777">
+                        <w:pPr>
+                          <w:rPr>
+                            <w:color w:val="000000"/>
+                            <w:sz w:val="15"/>
+                            <w:szCs w:val="15"/>
+                          </w:rPr>
+                        </w:pPr>
+                        <w:r>
+                          <w:rPr>
+                            <w:color w:val="000000"/>
+                            <w:sz w:val="15"/>
+                            <w:szCs w:val="15"/>
+                          </w:rPr>
+                          <w:t>Seat C6</w:t>
+                        </w:r>
+                      </w:p>
+                    </w:txbxContent>
+                  </ns8:textbox>
+                </ns8:rect>
+                <ns8:rect id="Label 7001644" ns9:spid="_x0000_s1236" style="position:absolute;left:6446;top:11972;width:6907;height:1428;visibility:visible;mso-wrap-style:square;v-text-anchor:middle" ns9:gfxdata="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" filled="f" stroked="f" strokeweight="1pt">
+                  <ns8:textbox inset="0,0,0,0">
+                    <w:txbxContent>
+                      <w:p ns2:paraId="41348677" ns2:textId="77777777">
+                        <w:pPr>
+                          <w:rPr>
+                            <w:color w:val="000000"/>
+                            <w:sz w:val="15"/>
+                            <w:szCs w:val="15"/>
+                          </w:rPr>
+                        </w:pPr>
+                        <w:r>
+                          <w:rPr>
+                            <w:color w:val="000000"/>
+                            <w:sz w:val="15"/>
+                            <w:szCs w:val="15"/>
+                          </w:rPr>
+                          <w:t>£10.48</w:t>
+                        </w:r>
+                      </w:p>
+                    </w:txbxContent>
+                  </ns8:textbox>
+                </ns8:rect>
+                <ns8:rect id="ScreenBar 7001781" ns9:spid="_x0000_s1237" style="position:absolute;left:22870;top:8288;width:24252;height:1535;visibility:visible;mso-wrap-style:square;v-text-anchor:middle" ns9:gfxdata="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" fillcolor="#400040" stroked="f" strokeweight="1pt">
+                  <ns8:textbox inset=".85275mm,0,.85275mm,0">
+                    <w:txbxContent>
+                      <w:p ns2:paraId="77DE5BC0" ns2:textId="77777777">
+                        <w:pPr>
+                          <w:jc w:val="center"/>
+                          <w:rPr>
+                            <w:b/>
+                            <w:bCs/>
+                            <w:color w:val="FFFFFF"/>
+                            <w:sz w:val="15"/>
+                            <w:szCs w:val="15"/>
+                          </w:rPr>
+                        </w:pPr>
+                        <w:r>
+                          <w:rPr>
+                            <w:b/>
+                            <w:bCs/>
+                            <w:color w:val="FFFFFF"/>
+                            <w:sz w:val="15"/>
+                            <w:szCs w:val="15"/>
+                          </w:rPr>
+                          <w:t>SCREEN</w:t>
+                        </w:r>
+                      </w:p>
+                    </w:txbxContent>
+                  </ns8:textbox>
+                </ns8:rect>
+                <ns8:rect id="KioskSeat 7001918" ns9:spid="_x0000_s1238" style="position:absolute;left:22870;top:10437;width:2149;height:1689;visibility:visible;mso-wrap-style:square;v-text-anchor:middle" ns9:gfxdata="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" fillcolor="#dcdcdc" strokecolor="#1e8c46" strokeweight="1pt">
+                  <ns8:textbox inset="0,0,0,0">
+                    <w:txbxContent>
+                      <w:p ns2:paraId="556C6853" ns2:textId="77777777">
+                        <w:pPr>
+                          <w:jc w:val="center"/>
+                          <w:rPr>
+                            <w:color w:val="000000"/>
+                            <w:sz w:val="12"/>
+                            <w:szCs w:val="12"/>
+                          </w:rPr>
+                        </w:pPr>
+                        <w:r>
+                          <w:rPr>
+                            <w:color w:val="000000"/>
+                            <w:sz w:val="12"/>
+                            <w:szCs w:val="12"/>
+                          </w:rPr>
+                          <w:t>A1</w:t>
+                        </w:r>
+                      </w:p>
+                    </w:txbxContent>
+                  </ns8:textbox>
+                </ns8:rect>
+                <ns8:rect id="KioskSeat 7002055" ns9:spid="_x0000_s1239" style="position:absolute;left:25265;top:10437;width:2148;height:1689;visibility:visible;mso-wrap-style:square;v-text-anchor:middle" ns9:gfxdata="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" fillcolor="#dcdcdc" strokecolor="#1e8c46" strokeweight="1pt">
+                  <ns8:textbox inset="0,0,0,0">
+                    <w:txbxContent>
+                      <w:p ns2:paraId="687F9F09" ns2:textId="77777777">
+                        <w:pPr>
+                          <w:jc w:val="center"/>
+                          <w:rPr>
+                            <w:color w:val="000000"/>
+                            <w:sz w:val="12"/>
+                            <w:szCs w:val="12"/>
+                          </w:rPr>
+                        </w:pPr>
+                        <w:r>
+                          <w:rPr>
+                            <w:color w:val="000000"/>
+                            <w:sz w:val="12"/>
+                            <w:szCs w:val="12"/>
+                          </w:rPr>
+                          <w:t>A2</w:t>
+                        </w:r>
+                      </w:p>
+                    </w:txbxContent>
+                  </ns8:textbox>
+                </ns8:rect>
+                <ns8:rect id="KioskSeat 7002192" ns9:spid="_x0000_s1240" style="position:absolute;left:27659;top:10437;width:2149;height:1689;visibility:visible;mso-wrap-style:square;v-text-anchor:middle" ns9:gfxdata="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" fillcolor="#dcdcdc" strokecolor="#1e8c46" strokeweight="1pt">
+                  <ns8:textbox inset="0,0,0,0">
+                    <w:txbxContent>
+                      <w:p ns2:paraId="74D78E80" ns2:textId="77777777">
+                        <w:pPr>
+                          <w:jc w:val="center"/>
+                          <w:rPr>
+                            <w:color w:val="000000"/>
+                            <w:sz w:val="12"/>
+                            <w:szCs w:val="12"/>
+                          </w:rPr>
+                        </w:pPr>
+                        <w:r>
+                          <w:rPr>
+                            <w:color w:val="000000"/>
+                            <w:sz w:val="12"/>
+                            <w:szCs w:val="12"/>
+                          </w:rPr>
+                          <w:t>A3</w:t>
+                        </w:r>
+                      </w:p>
+                    </w:txbxContent>
+                  </ns8:textbox>
+                </ns8:rect>
+                <ns8:rect id="KioskSeat 7002329" ns9:spid="_x0000_s1241" style="position:absolute;left:30054;top:10437;width:2148;height:1689;visibility:visible;mso-wrap-style:square;v-text-anchor:middle" ns9:gfxdata="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" fillcolor="#dcdcdc" strokecolor="#1e8c46" strokeweight="1pt">
+                  <ns8:textbox inset="0,0,0,0">
+                    <w:txbxContent>
+                      <w:p ns2:paraId="0BF861BA" ns2:textId="77777777">
+                        <w:pPr>
+                          <w:jc w:val="center"/>
+                          <w:rPr>
+                            <w:color w:val="000000"/>
+                            <w:sz w:val="12"/>
+                            <w:szCs w:val="12"/>
+                          </w:rPr>
+                        </w:pPr>
+                        <w:r>
+                          <w:rPr>
+                            <w:color w:val="000000"/>
+                            <w:sz w:val="12"/>
+                            <w:szCs w:val="12"/>
+                          </w:rPr>
+                          <w:t>A4</w:t>
+                        </w:r>
+                      </w:p>
+                    </w:txbxContent>
+                  </ns8:textbox>
+                </ns8:rect>
+                <ns8:rect id="KioskSeat 7002466" ns9:spid="_x0000_s1242" style="position:absolute;left:32448;top:10437;width:2149;height:1689;visibility:visible;mso-wrap-style:square;v-text-anchor:middle" ns9:gfxdata="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" fillcolor="#dcdcdc" strokecolor="#1e8c46" strokeweight="1pt">
+                  <ns8:textbox inset="0,0,0,0">
+                    <w:txbxContent>
+                      <w:p ns2:paraId="2405851C" ns2:textId="77777777">
+                        <w:pPr>
+                          <w:jc w:val="center"/>
+                          <w:rPr>
+                            <w:color w:val="000000"/>
+                            <w:sz w:val="12"/>
+                            <w:szCs w:val="12"/>
+                          </w:rPr>
+                        </w:pPr>
+                        <w:r>
+                          <w:rPr>
+                            <w:color w:val="000000"/>
+                            <w:sz w:val="12"/>
+                            <w:szCs w:val="12"/>
+                          </w:rPr>
+                          <w:t>A5</w:t>
+                        </w:r>
+                      </w:p>
+                    </w:txbxContent>
+                  </ns8:textbox>
+                </ns8:rect>
+                <ns8:rect id="KioskSeat 7002603" ns9:spid="_x0000_s1243" style="position:absolute;left:34843;top:10437;width:2149;height:1689;visibility:visible;mso-wrap-style:square;v-text-anchor:middle" ns9:gfxdata="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" fillcolor="#dcdcdc" strokecolor="#1e8c46" strokeweight="1pt">
+                  <ns8:textbox inset="0,0,0,0">
+                    <w:txbxContent>
+                      <w:p ns2:paraId="0C1D49D4" ns2:textId="77777777">
+                        <w:pPr>
+                          <w:jc w:val="center"/>
+                          <w:rPr>
+                            <w:color w:val="000000"/>
+                            <w:sz w:val="12"/>
+                            <w:szCs w:val="12"/>
+                          </w:rPr>
+                        </w:pPr>
+                        <w:r>
+                          <w:rPr>
+                            <w:color w:val="000000"/>
+                            <w:sz w:val="12"/>
+                            <w:szCs w:val="12"/>
+                          </w:rPr>
+                          <w:t>A6</w:t>
+                        </w:r>
+                      </w:p>
+                    </w:txbxContent>
+                  </ns8:textbox>
+                </ns8:rect>
+                <ns8:rect id="KioskSeat 7002740" ns9:spid="_x0000_s1244" style="position:absolute;left:37237;top:10437;width:2149;height:1689;visibility:visible;mso-wrap-style:square;v-text-anchor:middle" ns9:gfxdata="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" fillcolor="#dcdcdc" strokecolor="#1e8c46" strokeweight="1pt">
+                  <ns8:textbox inset="0,0,0,0">
+                    <w:txbxContent>
+                      <w:p ns2:paraId="2EB27FA7" ns2:textId="77777777">
+                        <w:pPr>
+                          <w:jc w:val="center"/>
+                          <w:rPr>
+                            <w:color w:val="000000"/>
+                            <w:sz w:val="12"/>
+                            <w:szCs w:val="12"/>
+                          </w:rPr>
+                        </w:pPr>
+                        <w:r>
+                          <w:rPr>
+                            <w:color w:val="000000"/>
+                            <w:sz w:val="12"/>
+                            <w:szCs w:val="12"/>
+                          </w:rPr>
+                          <w:t>A7</w:t>
+                        </w:r>
+                      </w:p>
+                    </w:txbxContent>
+                  </ns8:textbox>
+                </ns8:rect>
+                <ns8:rect id="KioskSeat 7002877" ns9:spid="_x0000_s1245" style="position:absolute;left:39632;top:10437;width:2149;height:1689;visibility:visible;mso-wrap-style:square;v-text-anchor:middle" ns9:gfxdata="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" fillcolor="#dcdcdc" strokecolor="#1e8c46" strokeweight="1pt">
+                  <ns8:textbox inset="0,0,0,0">
+                    <w:txbxContent>
+                      <w:p ns2:paraId="4992A954" ns2:textId="77777777">
+                        <w:pPr>
+                          <w:jc w:val="center"/>
+                          <w:rPr>
+                            <w:color w:val="000000"/>
+                            <w:sz w:val="12"/>
+                            <w:szCs w:val="12"/>
+                          </w:rPr>
+                        </w:pPr>
+                        <w:r>
+                          <w:rPr>
+                            <w:color w:val="000000"/>
+                            <w:sz w:val="12"/>
+                            <w:szCs w:val="12"/>
+                          </w:rPr>
+                          <w:t>A8</w:t>
+                        </w:r>
+                      </w:p>
+                    </w:txbxContent>
+                  </ns8:textbox>
+                </ns8:rect>
+                <ns8:rect id="KioskSeat 7003014" ns9:spid="_x0000_s1246" style="position:absolute;left:42026;top:10437;width:2149;height:1689;visibility:visible;mso-wrap-style:square;v-text-anchor:middle" ns9:gfxdata="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" fillcolor="#dcdcdc" strokecolor="#1e8c46" strokeweight="1pt">
+                  <ns8:textbox inset="0,0,0,0">
+                    <w:txbxContent>
+                      <w:p ns2:paraId="5EC3B49F" ns2:textId="77777777">
+                        <w:pPr>
+                          <w:jc w:val="center"/>
+                          <w:rPr>
+                            <w:color w:val="000000"/>
+                            <w:sz w:val="12"/>
+                            <w:szCs w:val="12"/>
+                          </w:rPr>
+                        </w:pPr>
+                        <w:r>
+                          <w:rPr>
+                            <w:color w:val="000000"/>
+                            <w:sz w:val="12"/>
+                            <w:szCs w:val="12"/>
+                          </w:rPr>
+                          <w:t>A9</w:t>
+                        </w:r>
+                      </w:p>
+                    </w:txbxContent>
+                  </ns8:textbox>
+                </ns8:rect>
+                <ns8:rect id="KioskSeat 7003151" ns9:spid="_x0000_s1247" style="position:absolute;left:44421;top:10437;width:2149;height:1689;visibility:visible;mso-wrap-style:square;v-text-anchor:middle" ns9:gfxdata="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" fillcolor="#dcdcdc" strokecolor="#1e8c46" strokeweight="1pt">
+                  <ns8:textbox inset="0,0,0,0">
+                    <w:txbxContent>
+                      <w:p ns2:paraId="1B7FB24A" ns2:textId="77777777">
+                        <w:pPr>
+                          <w:jc w:val="center"/>
+                          <w:rPr>
+                            <w:color w:val="000000"/>
+                            <w:sz w:val="12"/>
+                            <w:szCs w:val="12"/>
+                          </w:rPr>
+                        </w:pPr>
+                        <w:r>
+                          <w:rPr>
+                            <w:color w:val="000000"/>
+                            <w:sz w:val="12"/>
+                            <w:szCs w:val="12"/>
+                          </w:rPr>
+                          <w:t>A10</w:t>
+                        </w:r>
+                      </w:p>
+                    </w:txbxContent>
+                  </ns8:textbox>
+                </ns8:rect>
+                <ns8:rect id="KioskSeat 7003288" ns9:spid="_x0000_s1248" style="position:absolute;left:22870;top:12371;width:2149;height:1689;visibility:visible;mso-wrap-style:square;v-text-anchor:middle" ns9:gfxdata="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" fillcolor="#dcdcdc" strokecolor="#1e8c46" strokeweight="1pt">
+                  <ns8:textbox inset="0,0,0,0">
+                    <w:txbxContent>
+                      <w:p ns2:paraId="272B364D" ns2:textId="77777777">
+                        <w:pPr>
+                          <w:jc w:val="center"/>
+                          <w:rPr>
+                            <w:color w:val="000000"/>
+                            <w:sz w:val="12"/>
+                            <w:szCs w:val="12"/>
+                          </w:rPr>
+                        </w:pPr>
+                        <w:r>
+                          <w:rPr>
+                            <w:color w:val="000000"/>
+                            <w:sz w:val="12"/>
+                            <w:szCs w:val="12"/>
+                          </w:rPr>
+                          <w:t>B1</w:t>
+                        </w:r>
+                      </w:p>
+                    </w:txbxContent>
+                  </ns8:textbox>
+                </ns8:rect>
+                <ns8:rect id="KioskSeat 7003425" ns9:spid="_x0000_s1249" style="position:absolute;left:25265;top:12371;width:2148;height:1689;visibility:visible;mso-wrap-style:square;v-text-anchor:middle" ns9:gfxdata="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" fillcolor="#dcdcdc" strokecolor="#1e8c46" strokeweight="1pt">
+                  <ns8:textbox inset="0,0,0,0">
+                    <w:txbxContent>
+                      <w:p ns2:paraId="01B3AF30" ns2:textId="77777777">
+                        <w:pPr>
+                          <w:jc w:val="center"/>
+                          <w:rPr>
+                            <w:color w:val="000000"/>
+                            <w:sz w:val="12"/>
+                            <w:szCs w:val="12"/>
+                          </w:rPr>
+                        </w:pPr>
+                        <w:r>
+                          <w:rPr>
+                            <w:color w:val="000000"/>
+                            <w:sz w:val="12"/>
+                            <w:szCs w:val="12"/>
+                          </w:rPr>
+                          <w:t>B2</w:t>
+                        </w:r>
+                      </w:p>
+                    </w:txbxContent>
+                  </ns8:textbox>
+                </ns8:rect>
+                <ns8:rect id="KioskSeat 7003562" ns9:spid="_x0000_s1250" style="position:absolute;left:27659;top:12371;width:2149;height:1689;visibility:visible;mso-wrap-style:square;v-text-anchor:middle" ns9:gfxdata="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" fillcolor="#dcdcdc" strokecolor="#1e8c46" strokeweight="1pt">
+                  <ns8:textbox inset="0,0,0,0">
+                    <w:txbxContent>
+                      <w:p ns2:paraId="76C803D0" ns2:textId="77777777">
+                        <w:pPr>
+                          <w:jc w:val="center"/>
+                          <w:rPr>
+                            <w:color w:val="000000"/>
+                            <w:sz w:val="12"/>
+                            <w:szCs w:val="12"/>
+                          </w:rPr>
+                        </w:pPr>
+                        <w:r>
+                          <w:rPr>
+                            <w:color w:val="000000"/>
+                            <w:sz w:val="12"/>
+                            <w:szCs w:val="12"/>
+                          </w:rPr>
+                          <w:t>B3</w:t>
+                        </w:r>
+                      </w:p>
+                    </w:txbxContent>
+                  </ns8:textbox>
+                </ns8:rect>
+                <ns8:rect id="KioskSeat 7003699" ns9:spid="_x0000_s1251" style="position:absolute;left:30054;top:12371;width:2148;height:1689;visibility:visible;mso-wrap-style:square;v-text-anchor:middle" ns9:gfxdata="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" fillcolor="#dcdcdc" strokecolor="#1e8c46" strokeweight="1pt">
+                  <ns8:textbox inset="0,0,0,0">
+                    <w:txbxContent>
+                      <w:p ns2:paraId="33718406" ns2:textId="77777777">
+                        <w:pPr>
+                          <w:jc w:val="center"/>
+                          <w:rPr>
+                            <w:color w:val="000000"/>
+                            <w:sz w:val="12"/>
+                            <w:szCs w:val="12"/>
+                          </w:rPr>
+                        </w:pPr>
+                        <w:r>
+                          <w:rPr>
+                            <w:color w:val="000000"/>
+                            <w:sz w:val="12"/>
+                            <w:szCs w:val="12"/>
+                          </w:rPr>
+                          <w:t>B4</w:t>
+                        </w:r>
+                      </w:p>
+                    </w:txbxContent>
+                  </ns8:textbox>
+                </ns8:rect>
+                <ns8:rect id="KioskSeat 7003836" ns9:spid="_x0000_s1252" style="position:absolute;left:32448;top:12371;width:2149;height:1689;visibility:visible;mso-wrap-style:square;v-text-anchor:middle" ns9:gfxdata="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" fillcolor="#dcdcdc" strokecolor="#1e8c46" strokeweight="1pt">
+                  <ns8:textbox inset="0,0,0,0">
+                    <w:txbxContent>
+                      <w:p ns2:paraId="2416240C" ns2:textId="77777777">
+                        <w:pPr>
+                          <w:jc w:val="center"/>
+                          <w:rPr>
+                            <w:color w:val="000000"/>
+                            <w:sz w:val="12"/>
+                            <w:szCs w:val="12"/>
+                          </w:rPr>
+                        </w:pPr>
+                        <w:r>
+                          <w:rPr>
+                            <w:color w:val="000000"/>
+                            <w:sz w:val="12"/>
+                            <w:szCs w:val="12"/>
+                          </w:rPr>
+                          <w:t>B5</w:t>
+                        </w:r>
+                      </w:p>
+                    </w:txbxContent>
+                  </ns8:textbox>
+                </ns8:rect>
+                <ns8:rect id="KioskSeat 7003973" ns9:spid="_x0000_s1253" style="position:absolute;left:34843;top:12371;width:2149;height:1689;visibility:visible;mso-wrap-style:square;v-text-anchor:middle" ns9:gfxdata="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" fillcolor="#dcdcdc" strokecolor="#1e8c46" strokeweight="1pt">
+                  <ns8:textbox inset="0,0,0,0">
+                    <w:txbxContent>
+                      <w:p ns2:paraId="240CDEB4" ns2:textId="77777777">
+                        <w:pPr>
+                          <w:jc w:val="center"/>
+                          <w:rPr>
+                            <w:color w:val="000000"/>
+                            <w:sz w:val="12"/>
+                            <w:szCs w:val="12"/>
+                          </w:rPr>
+                        </w:pPr>
+                        <w:r>
+                          <w:rPr>
+                            <w:color w:val="000000"/>
+                            <w:sz w:val="12"/>
+                            <w:szCs w:val="12"/>
+                          </w:rPr>
+                          <w:t>B6</w:t>
+                        </w:r>
+                      </w:p>
+                    </w:txbxContent>
+                  </ns8:textbox>
+                </ns8:rect>
+                <ns8:rect id="KioskSeat 7004110" ns9:spid="_x0000_s1254" style="position:absolute;left:37237;top:12371;width:2149;height:1689;visibility:visible;mso-wrap-style:square;v-text-anchor:middle" ns9:gfxdata="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" fillcolor="#dcdcdc" strokecolor="#1e8c46" strokeweight="1pt">
+                  <ns8:textbox inset="0,0,0,0">
+                    <w:txbxContent>
+                      <w:p ns2:paraId="50083ED1" ns2:textId="77777777">
+                        <w:pPr>
+                          <w:jc w:val="center"/>
+                          <w:rPr>
+                            <w:color w:val="000000"/>
+                            <w:sz w:val="12"/>
+                            <w:szCs w:val="12"/>
+                          </w:rPr>
+                        </w:pPr>
+                        <w:r>
+                          <w:rPr>
+                            <w:color w:val="000000"/>
+                            <w:sz w:val="12"/>
+                            <w:szCs w:val="12"/>
+                          </w:rPr>
+                          <w:t>B7</w:t>
+                        </w:r>
+                      </w:p>
+                    </w:txbxContent>
+                  </ns8:textbox>
+                </ns8:rect>
+                <ns8:rect id="KioskSeat 7004247" ns9:spid="_x0000_s1255" style="position:absolute;left:39632;top:12371;width:2149;height:1689;visibility:visible;mso-wrap-style:square;v-text-anchor:middle" ns9:gfxdata="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" fillcolor="#dcdcdc" strokecolor="#1e8c46" strokeweight="1pt">
+                  <ns8:textbox inset="0,0,0,0">
+                    <w:txbxContent>
+                      <w:p ns2:paraId="36C3CEC1" ns2:textId="77777777">
+                        <w:pPr>
+                          <w:jc w:val="center"/>
+                          <w:rPr>
+                            <w:color w:val="000000"/>
+                            <w:sz w:val="12"/>
+                            <w:szCs w:val="12"/>
+                          </w:rPr>
+                        </w:pPr>
+                        <w:r>
+                          <w:rPr>
+                            <w:color w:val="000000"/>
+                            <w:sz w:val="12"/>
+                            <w:szCs w:val="12"/>
+                          </w:rPr>
+                          <w:t>B8</w:t>
+                        </w:r>
+                      </w:p>
+                    </w:txbxContent>
+                  </ns8:textbox>
+                </ns8:rect>
+                <ns8:rect id="KioskSeat 7004384" ns9:spid="_x0000_s1256" style="position:absolute;left:42026;top:12371;width:2149;height:1689;visibility:visible;mso-wrap-style:square;v-text-anchor:middle" ns9:gfxdata="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" fillcolor="#dcdcdc" strokecolor="#1e8c46" strokeweight="1pt">
+                  <ns8:textbox inset="0,0,0,0">
+                    <w:txbxContent>
+                      <w:p ns2:paraId="6C27000E" ns2:textId="77777777">
+                        <w:pPr>
+                          <w:jc w:val="center"/>
+                          <w:rPr>
+                            <w:color w:val="000000"/>
+                            <w:sz w:val="12"/>
+                            <w:szCs w:val="12"/>
+                          </w:rPr>
+                        </w:pPr>
+                        <w:r>
+                          <w:rPr>
+                            <w:color w:val="000000"/>
+                            <w:sz w:val="12"/>
+                            <w:szCs w:val="12"/>
+                          </w:rPr>
+                          <w:t>B9</w:t>
+                        </w:r>
+                      </w:p>
+                    </w:txbxContent>
+                  </ns8:textbox>
+                </ns8:rect>
+                <ns8:rect id="KioskSeat 7004521" ns9:spid="_x0000_s1257" style="position:absolute;left:44421;top:12371;width:2149;height:1689;visibility:visible;mso-wrap-style:square;v-text-anchor:middle" ns9:gfxdata="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" fillcolor="#dcdcdc" strokecolor="#1e8c46" strokeweight="1pt">
+                  <ns8:textbox inset="0,0,0,0">
+                    <w:txbxContent>
+                      <w:p ns2:paraId="5E823053" ns2:textId="77777777">
+                        <w:pPr>
+                          <w:jc w:val="center"/>
+                          <w:rPr>
+                            <w:color w:val="000000"/>
+                            <w:sz w:val="12"/>
+                            <w:szCs w:val="12"/>
+                          </w:rPr>
+                        </w:pPr>
+                        <w:r>
+                          <w:rPr>
+                            <w:color w:val="000000"/>
+                            <w:sz w:val="12"/>
+                            <w:szCs w:val="12"/>
+                          </w:rPr>
+                          <w:t>B10</w:t>
+                        </w:r>
+                      </w:p>
+                    </w:txbxContent>
+                  </ns8:textbox>
+                </ns8:rect>
+                <ns8:rect id="KioskSeat 7004658" ns9:spid="_x0000_s1258" style="position:absolute;left:22870;top:14305;width:2149;height:1689;visibility:visible;mso-wrap-style:square;v-text-anchor:middle" ns9:gfxdata="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" fillcolor="#dcdcdc" strokecolor="#a6a6a6" strokeweight=".5pt">
+                  <ns8:textbox inset="0,0,0,0">
+                    <w:txbxContent>
+                      <w:p ns2:paraId="577B2473" ns2:textId="77777777">
+                        <w:pPr>
+                          <w:jc w:val="center"/>
+                          <w:rPr>
+                            <w:color w:val="000000"/>
+                            <w:sz w:val="12"/>
+                            <w:szCs w:val="12"/>
+                          </w:rPr>
+                        </w:pPr>
+                        <w:r>
+                          <w:rPr>
+                            <w:color w:val="000000"/>
+                            <w:sz w:val="12"/>
+                            <w:szCs w:val="12"/>
+                          </w:rPr>
+                          <w:t>C1</w:t>
+                        </w:r>
+                      </w:p>
+                    </w:txbxContent>
+                  </ns8:textbox>
+                </ns8:rect>
+                <ns8:rect id="KioskSeat 7004795" ns9:spid="_x0000_s1259" style="position:absolute;left:25265;top:14305;width:2148;height:1689;visibility:visible;mso-wrap-style:square;v-text-anchor:middle" ns9:gfxdata="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" fillcolor="#dcdcdc" strokecolor="#a6a6a6" strokeweight=".5pt">
+                  <ns8:textbox inset="0,0,0,0">
+                    <w:txbxContent>
+                      <w:p ns2:paraId="650E1A8E" ns2:textId="77777777">
+                        <w:pPr>
+                          <w:jc w:val="center"/>
+                          <w:rPr>
+                            <w:color w:val="000000"/>
+                            <w:sz w:val="12"/>
+                            <w:szCs w:val="12"/>
+                          </w:rPr>
+                        </w:pPr>
+                        <w:r>
+                          <w:rPr>
+                            <w:color w:val="000000"/>
+                            <w:sz w:val="12"/>
+                            <w:szCs w:val="12"/>
+                          </w:rPr>
+                          <w:t>C2</w:t>
+                        </w:r>
+                      </w:p>
+                    </w:txbxContent>
+                  </ns8:textbox>
+                </ns8:rect>
+                <ns8:rect id="KioskSeat 7004932" ns9:spid="_x0000_s1260" style="position:absolute;left:27659;top:14305;width:2149;height:1689;visibility:visible;mso-wrap-style:square;v-text-anchor:middle" ns9:gfxdata="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" fillcolor="#dcdcdc" strokecolor="#b8860b" strokeweight="1pt">
+                  <ns8:textbox inset="0,0,0,0">
+                    <w:txbxContent>
+                      <w:p ns2:paraId="31960CC6" ns2:textId="77777777">
+                        <w:pPr>
+                          <w:jc w:val="center"/>
+                          <w:rPr>
+                            <w:color w:val="000000"/>
+                            <w:sz w:val="12"/>
+                            <w:szCs w:val="12"/>
+                          </w:rPr>
+                        </w:pPr>
+                        <w:r>
+                          <w:rPr>
+                            <w:color w:val="000000"/>
+                            <w:sz w:val="12"/>
+                            <w:szCs w:val="12"/>
+                          </w:rPr>
+                          <w:t>C3</w:t>
+                        </w:r>
+                      </w:p>
+                    </w:txbxContent>
+                  </ns8:textbox>
+                </ns8:rect>
+                <ns8:rect id="KioskSeat 7005069" ns9:spid="_x0000_s1261" style="position:absolute;left:30054;top:14305;width:2148;height:1689;visibility:visible;mso-wrap-style:square;v-text-anchor:middle" ns9:gfxdata="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" fillcolor="#dcdcdc" strokecolor="#b8860b" strokeweight="1pt">
+                  <ns8:textbox inset="0,0,0,0">
+                    <w:txbxContent>
+                      <w:p ns2:paraId="73FA693E" ns2:textId="77777777">
+                        <w:pPr>
+                          <w:jc w:val="center"/>
+                          <w:rPr>
+                            <w:color w:val="000000"/>
+                            <w:sz w:val="12"/>
+                            <w:szCs w:val="12"/>
+                          </w:rPr>
+                        </w:pPr>
+                        <w:r>
+                          <w:rPr>
+                            <w:color w:val="000000"/>
+                            <w:sz w:val="12"/>
+                            <w:szCs w:val="12"/>
+                          </w:rPr>
+                          <w:t>C4</w:t>
+                        </w:r>
+                      </w:p>
+                    </w:txbxContent>
+                  </ns8:textbox>
+                </ns8:rect>
+                <ns8:rect id="KioskSeat 7005206" ns9:spid="_x0000_s1262" style="position:absolute;left:32448;top:14305;width:2149;height:1689;visibility:visible;mso-wrap-style:square;v-text-anchor:middle" ns9:gfxdata="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" fillcolor="fuchsia" strokecolor="#b8860b" strokeweight="1pt">
+                  <ns8:textbox inset="0,0,0,0">
+                    <w:txbxContent>
+                      <w:p ns2:paraId="068D2DD6" ns2:textId="77777777">
+                        <w:pPr>
+                          <w:jc w:val="center"/>
+                          <w:rPr>
+                            <w:color w:val="000000"/>
+                            <w:sz w:val="12"/>
+                            <w:szCs w:val="12"/>
+                          </w:rPr>
+                        </w:pPr>
+                        <w:r>
+                          <w:rPr>
+                            <w:color w:val="000000"/>
+                            <w:sz w:val="12"/>
+                            <w:szCs w:val="12"/>
+                          </w:rPr>
+                          <w:t>C5</w:t>
+                        </w:r>
+                      </w:p>
+                    </w:txbxContent>
+                  </ns8:textbox>
+                </ns8:rect>
+                <ns8:rect id="KioskSeat 7005343" ns9:spid="_x0000_s1263" style="position:absolute;left:34843;top:14305;width:2149;height:1689;visibility:visible;mso-wrap-style:square;v-text-anchor:middle" ns9:gfxdata="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" fillcolor="fuchsia" strokecolor="#b8860b" strokeweight="1pt">
+                  <ns8:textbox inset="0,0,0,0">
+                    <w:txbxContent>
+                      <w:p ns2:paraId="12C4AF37" ns2:textId="77777777">
+                        <w:pPr>
+                          <w:jc w:val="center"/>
+                          <w:rPr>
+                            <w:color w:val="000000"/>
+                            <w:sz w:val="12"/>
+                            <w:szCs w:val="12"/>
+                          </w:rPr>
+                        </w:pPr>
+                        <w:r>
+                          <w:rPr>
+                            <w:color w:val="000000"/>
+                            <w:sz w:val="12"/>
+                            <w:szCs w:val="12"/>
+                          </w:rPr>
+                          <w:t>C6</w:t>
+                        </w:r>
+                      </w:p>
+                    </w:txbxContent>
+                  </ns8:textbox>
+                </ns8:rect>
+                <ns8:rect id="KioskSeat 7005480" ns9:spid="_x0000_s1264" style="position:absolute;left:37237;top:14305;width:2149;height:1689;visibility:visible;mso-wrap-style:square;v-text-anchor:middle" ns9:gfxdata="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" fillcolor="#dcdcdc" strokecolor="#b8860b" strokeweight="1pt">
+                  <ns8:textbox inset="0,0,0,0">
+                    <w:txbxContent>
+                      <w:p ns2:paraId="122B76A4" ns2:textId="77777777">
+                        <w:pPr>
+                          <w:jc w:val="center"/>
+                          <w:rPr>
+                            <w:color w:val="000000"/>
+                            <w:sz w:val="12"/>
+                            <w:szCs w:val="12"/>
+                          </w:rPr>
+                        </w:pPr>
+                        <w:r>
+                          <w:rPr>
+                            <w:color w:val="000000"/>
+                            <w:sz w:val="12"/>
+                            <w:szCs w:val="12"/>
+                          </w:rPr>
+                          <w:t>C7</w:t>
+                        </w:r>
+                      </w:p>
+                    </w:txbxContent>
+                  </ns8:textbox>
+                </ns8:rect>
+                <ns8:rect id="KioskSeat 7005617" ns9:spid="_x0000_s1265" style="position:absolute;left:39632;top:14305;width:2149;height:1689;visibility:visible;mso-wrap-style:square;v-text-anchor:middle" ns9:gfxdata="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" fillcolor="#dcdcdc" strokecolor="#b8860b" strokeweight="1pt">
+                  <ns8:textbox inset="0,0,0,0">
+                    <w:txbxContent>
+                      <w:p ns2:paraId="66E53EC9" ns2:textId="77777777">
+                        <w:pPr>
+                          <w:jc w:val="center"/>
+                          <w:rPr>
+                            <w:color w:val="000000"/>
+                            <w:sz w:val="12"/>
+                            <w:szCs w:val="12"/>
+                          </w:rPr>
+                        </w:pPr>
+                        <w:r>
+                          <w:rPr>
+                            <w:color w:val="000000"/>
+                            <w:sz w:val="12"/>
+                            <w:szCs w:val="12"/>
+                          </w:rPr>
+                          <w:t>C8</w:t>
+                        </w:r>
+                      </w:p>
+                    </w:txbxContent>
+                  </ns8:textbox>
+                </ns8:rect>
+                <ns8:rect id="KioskSeat 7005754" ns9:spid="_x0000_s1266" style="position:absolute;left:42026;top:14305;width:2149;height:1689;visibility:visible;mso-wrap-style:square;v-text-anchor:middle" ns9:gfxdata="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" fillcolor="#dcdcdc" strokecolor="#a6a6a6" strokeweight=".5pt">
+                  <ns8:textbox inset="0,0,0,0">
+                    <w:txbxContent>
+                      <w:p ns2:paraId="2AB0124B" ns2:textId="77777777">
+                        <w:pPr>
+                          <w:jc w:val="center"/>
+                          <w:rPr>
+                            <w:color w:val="000000"/>
+                            <w:sz w:val="12"/>
+                            <w:szCs w:val="12"/>
+                          </w:rPr>
+                        </w:pPr>
+                        <w:r>
+                          <w:rPr>
+                            <w:color w:val="000000"/>
+                            <w:sz w:val="12"/>
+                            <w:szCs w:val="12"/>
+                          </w:rPr>
+                          <w:t>C9</w:t>
+                        </w:r>
+                      </w:p>
+                    </w:txbxContent>
+                  </ns8:textbox>
+                </ns8:rect>
+                <ns8:rect id="KioskSeat 7005891" ns9:spid="_x0000_s1267" style="position:absolute;left:44421;top:14305;width:2149;height:1689;visibility:visible;mso-wrap-style:square;v-text-anchor:middle" ns9:gfxdata="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" fillcolor="#dcdcdc" strokecolor="#a6a6a6" strokeweight=".5pt">
+                  <ns8:textbox inset="0,0,0,0">
+                    <w:txbxContent>
+                      <w:p ns2:paraId="762A1601" ns2:textId="77777777">
+                        <w:pPr>
+                          <w:jc w:val="center"/>
+                          <w:rPr>
+                            <w:color w:val="000000"/>
+                            <w:sz w:val="12"/>
+                            <w:szCs w:val="12"/>
+                          </w:rPr>
+                        </w:pPr>
+                        <w:r>
+                          <w:rPr>
+                            <w:color w:val="000000"/>
+                            <w:sz w:val="12"/>
+                            <w:szCs w:val="12"/>
+                          </w:rPr>
+                          <w:t>C10</w:t>
+                        </w:r>
+                      </w:p>
+                    </w:txbxContent>
+                  </ns8:textbox>
+                </ns8:rect>
+                <ns8:rect id="KioskSeat 7006028" ns9:spid="_x0000_s1268" style="position:absolute;left:22870;top:16239;width:2149;height:1689;visibility:visible;mso-wrap-style:square;v-text-anchor:middle" ns9:gfxdata="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" fillcolor="#dcdcdc" strokecolor="#1565c0" strokeweight="1pt">
+                  <ns8:textbox inset="0,0,0,0">
+                    <w:txbxContent>
+                      <w:p ns2:paraId="2688D868" ns2:textId="77777777">
+                        <w:pPr>
+                          <w:jc w:val="center"/>
+                          <w:rPr>
+                            <w:color w:val="000000"/>
+                            <w:sz w:val="12"/>
+                            <w:szCs w:val="12"/>
+                          </w:rPr>
+                        </w:pPr>
+                        <w:r>
+                          <w:rPr>
+                            <w:color w:val="000000"/>
+                            <w:sz w:val="12"/>
+                            <w:szCs w:val="12"/>
+                          </w:rPr>
+                          <w:t>D1</w:t>
+                        </w:r>
+                      </w:p>
+                    </w:txbxContent>
+                  </ns8:textbox>
+                </ns8:rect>
+                <ns8:rect id="KioskSeat 7006165" ns9:spid="_x0000_s1269" style="position:absolute;left:25265;top:16239;width:2148;height:1689;visibility:visible;mso-wrap-style:square;v-text-anchor:middle" ns9:gfxdata="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" fillcolor="#dcdcdc" strokecolor="#a6a6a6" strokeweight=".5pt">
+                  <ns8:textbox inset="0,0,0,0">
+                    <w:txbxContent>
+                      <w:p ns2:paraId="1B0B10E6" ns2:textId="77777777">
+                        <w:pPr>
+                          <w:jc w:val="center"/>
+                          <w:rPr>
+                            <w:color w:val="000000"/>
+                            <w:sz w:val="12"/>
+                            <w:szCs w:val="12"/>
+                          </w:rPr>
+                        </w:pPr>
+                        <w:r>
+                          <w:rPr>
+                            <w:color w:val="000000"/>
+                            <w:sz w:val="12"/>
+                            <w:szCs w:val="12"/>
+                          </w:rPr>
+                          <w:t>D2</w:t>
+                        </w:r>
+                      </w:p>
+                    </w:txbxContent>
+                  </ns8:textbox>
+                </ns8:rect>
+                <ns8:rect id="KioskSeat 7006302" ns9:spid="_x0000_s1270" style="position:absolute;left:27659;top:16239;width:2149;height:1689;visibility:visible;mso-wrap-style:square;v-text-anchor:middle" ns9:gfxdata="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" fillcolor="#dcdcdc" strokecolor="#b8860b" strokeweight="1pt">
+                  <ns8:textbox inset="0,0,0,0">
+                    <w:txbxContent>
+                      <w:p ns2:paraId="51CD36AE" ns2:textId="77777777">
+                        <w:pPr>
+                          <w:jc w:val="center"/>
+                          <w:rPr>
+                            <w:color w:val="000000"/>
+                            <w:sz w:val="12"/>
+                            <w:szCs w:val="12"/>
+                          </w:rPr>
+                        </w:pPr>
+                        <w:r>
+                          <w:rPr>
+                            <w:color w:val="000000"/>
+                            <w:sz w:val="12"/>
+                            <w:szCs w:val="12"/>
+                          </w:rPr>
+                          <w:t>D3</w:t>
+                        </w:r>
+                      </w:p>
+                    </w:txbxContent>
+                  </ns8:textbox>
+                </ns8:rect>
+                <ns8:rect id="KioskSeat 7006439" ns9:spid="_x0000_s1271" style="position:absolute;left:30054;top:16239;width:2148;height:1689;visibility:visible;mso-wrap-style:square;v-text-anchor:middle" ns9:gfxdata="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" fillcolor="#dcdcdc" strokecolor="#b8860b" strokeweight="1pt">
+                  <ns8:textbox inset="0,0,0,0">
+                    <w:txbxContent>
+                      <w:p ns2:paraId="479FDDE4" ns2:textId="77777777">
+                        <w:pPr>
+                          <w:jc w:val="center"/>
+                          <w:rPr>
+                            <w:color w:val="000000"/>
+                            <w:sz w:val="12"/>
+                            <w:szCs w:val="12"/>
+                          </w:rPr>
+                        </w:pPr>
+                        <w:r>
+                          <w:rPr>
+                            <w:color w:val="000000"/>
+                            <w:sz w:val="12"/>
+                            <w:szCs w:val="12"/>
+                          </w:rPr>
+                          <w:t>D4</w:t>
+                        </w:r>
+                      </w:p>
+                    </w:txbxContent>
+                  </ns8:textbox>
+                </ns8:rect>
+                <ns8:rect id="KioskSeat 7006576" ns9:spid="_x0000_s1272" style="position:absolute;left:32448;top:16239;width:2149;height:1689;visibility:visible;mso-wrap-style:square;v-text-anchor:middle" ns9:gfxdata="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" fillcolor="#dcdcdc" strokecolor="#b8860b" strokeweight="1pt">
+                  <ns8:textbox inset="0,0,0,0">
+                    <w:txbxContent>
+                      <w:p ns2:paraId="1A8EF5A9" ns2:textId="77777777">
+                        <w:pPr>
+                          <w:jc w:val="center"/>
+                          <w:rPr>
+                            <w:color w:val="000000"/>
+                            <w:sz w:val="12"/>
+                            <w:szCs w:val="12"/>
+                          </w:rPr>
+                        </w:pPr>
+                        <w:r>
+                          <w:rPr>
+                            <w:color w:val="000000"/>
+                            <w:sz w:val="12"/>
+                            <w:szCs w:val="12"/>
+                          </w:rPr>
+                          <w:t>D5</w:t>
+                        </w:r>
+                      </w:p>
+                    </w:txbxContent>
+                  </ns8:textbox>
+                </ns8:rect>
+                <ns8:rect id="KioskSeat 7006713" ns9:spid="_x0000_s1273" style="position:absolute;left:34843;top:16239;width:2149;height:1689;visibility:visible;mso-wrap-style:square;v-text-anchor:middle" ns9:gfxdata="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" fillcolor="#dcdcdc" strokecolor="#b8860b" strokeweight="1pt">
+                  <ns8:textbox inset="0,0,0,0">
+                    <w:txbxContent>
+                      <w:p ns2:paraId="4D1306E8" ns2:textId="77777777">
+                        <w:pPr>
+                          <w:jc w:val="center"/>
+                          <w:rPr>
+                            <w:color w:val="000000"/>
+                            <w:sz w:val="12"/>
+                            <w:szCs w:val="12"/>
+                          </w:rPr>
+                        </w:pPr>
+                        <w:r>
+                          <w:rPr>
+                            <w:color w:val="000000"/>
+                            <w:sz w:val="12"/>
+                            <w:szCs w:val="12"/>
+                          </w:rPr>
+                          <w:t>D6</w:t>
+                        </w:r>
+                      </w:p>
+                    </w:txbxContent>
+                  </ns8:textbox>
+                </ns8:rect>
+                <ns8:rect id="KioskSeat 7006850" ns9:spid="_x0000_s1274" style="position:absolute;left:37237;top:16239;width:2149;height:1689;visibility:visible;mso-wrap-style:square;v-text-anchor:middle" ns9:gfxdata="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" fillcolor="#dcdcdc" strokecolor="#b8860b" strokeweight="1pt">
+                  <ns8:textbox inset="0,0,0,0">
+                    <w:txbxContent>
+                      <w:p ns2:paraId="18297C2D" ns2:textId="77777777">
+                        <w:pPr>
+                          <w:jc w:val="center"/>
+                          <w:rPr>
+                            <w:color w:val="000000"/>
+                            <w:sz w:val="12"/>
+                            <w:szCs w:val="12"/>
+                          </w:rPr>
+                        </w:pPr>
+                        <w:r>
+                          <w:rPr>
+                            <w:color w:val="000000"/>
+                            <w:sz w:val="12"/>
+                            <w:szCs w:val="12"/>
+                          </w:rPr>
+                          <w:t>D7</w:t>
+                        </w:r>
+                      </w:p>
+                    </w:txbxContent>
+                  </ns8:textbox>
+                </ns8:rect>
+                <ns8:rect id="KioskSeat 7006987" ns9:spid="_x0000_s1275" style="position:absolute;left:39632;top:16239;width:2149;height:1689;visibility:visible;mso-wrap-style:square;v-text-anchor:middle" ns9:gfxdata="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" fillcolor="#dcdcdc" strokecolor="#b8860b" strokeweight="1pt">
+                  <ns8:textbox inset="0,0,0,0">
+                    <w:txbxContent>
+                      <w:p ns2:paraId="719F53A2" ns2:textId="77777777">
+                        <w:pPr>
+                          <w:jc w:val="center"/>
+                          <w:rPr>
+                            <w:color w:val="000000"/>
+                            <w:sz w:val="12"/>
+                            <w:szCs w:val="12"/>
+                          </w:rPr>
+                        </w:pPr>
+                        <w:r>
+                          <w:rPr>
+                            <w:color w:val="000000"/>
+                            <w:sz w:val="12"/>
+                            <w:szCs w:val="12"/>
+                          </w:rPr>
+                          <w:t>D8</w:t>
+                        </w:r>
+                      </w:p>
+                    </w:txbxContent>
+                  </ns8:textbox>
+                </ns8:rect>
+                <ns8:rect id="KioskSeat 7007124" ns9:spid="_x0000_s1276" style="position:absolute;left:42026;top:16239;width:2149;height:1689;visibility:visible;mso-wrap-style:square;v-text-anchor:middle" ns9:gfxdata="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" fillcolor="#dcdcdc" strokecolor="#a6a6a6" strokeweight=".5pt">
+                  <ns8:textbox inset="0,0,0,0">
+                    <w:txbxContent>
+                      <w:p ns2:paraId="3F4451B8" ns2:textId="77777777">
+                        <w:pPr>
+                          <w:jc w:val="center"/>
+                          <w:rPr>
+                            <w:color w:val="000000"/>
+                            <w:sz w:val="12"/>
+                            <w:szCs w:val="12"/>
+                          </w:rPr>
+                        </w:pPr>
+                        <w:r>
+                          <w:rPr>
+                            <w:color w:val="000000"/>
+                            <w:sz w:val="12"/>
+                            <w:szCs w:val="12"/>
+                          </w:rPr>
+                          <w:t>D9</w:t>
+                        </w:r>
+                      </w:p>
+                    </w:txbxContent>
+                  </ns8:textbox>
+                </ns8:rect>
+                <ns8:rect id="KioskSeat 7007261" ns9:spid="_x0000_s1277" style="position:absolute;left:44421;top:16239;width:2149;height:1689;visibility:visible;mso-wrap-style:square;v-text-anchor:middle" ns9:gfxdata="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" fillcolor="#dcdcdc" strokecolor="#1565c0" strokeweight="1pt">
+                  <ns8:textbox inset="0,0,0,0">
+                    <w:txbxContent>
+                      <w:p ns2:paraId="03044F1F" ns2:textId="77777777">
+                        <w:pPr>
+                          <w:jc w:val="center"/>
+                          <w:rPr>
+                            <w:color w:val="000000"/>
+                            <w:sz w:val="12"/>
+                            <w:szCs w:val="12"/>
+                          </w:rPr>
+                        </w:pPr>
+                        <w:r>
+                          <w:rPr>
+                            <w:color w:val="000000"/>
+                            <w:sz w:val="12"/>
+                            <w:szCs w:val="12"/>
+                          </w:rPr>
+                          <w:t>D10</w:t>
+                        </w:r>
+                      </w:p>
+                    </w:txbxContent>
+                  </ns8:textbox>
+                </ns8:rect>
+                <ns8:rect id="KioskSeat 7007398" ns9:spid="_x0000_s1278" style="position:absolute;left:22870;top:18173;width:2149;height:1689;visibility:visible;mso-wrap-style:square;v-text-anchor:middle" ns9:gfxdata="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" fillcolor="#dcdcdc" strokecolor="#a6a6a6" strokeweight=".5pt">
+                  <ns8:textbox inset="0,0,0,0">
+                    <w:txbxContent>
+                      <w:p ns2:paraId="03322CB5" ns2:textId="77777777">
+                        <w:pPr>
+                          <w:jc w:val="center"/>
+                          <w:rPr>
+                            <w:color w:val="000000"/>
+                            <w:sz w:val="12"/>
+                            <w:szCs w:val="12"/>
+                          </w:rPr>
+                        </w:pPr>
+                        <w:r>
+                          <w:rPr>
+                            <w:color w:val="000000"/>
+                            <w:sz w:val="12"/>
+                            <w:szCs w:val="12"/>
+                          </w:rPr>
+                          <w:t>E1</w:t>
+                        </w:r>
+                      </w:p>
+                    </w:txbxContent>
+                  </ns8:textbox>
+                </ns8:rect>
+                <ns8:rect id="KioskSeat 7007535" ns9:spid="_x0000_s1279" style="position:absolute;left:25265;top:18173;width:2148;height:1689;visibility:visible;mso-wrap-style:square;v-text-anchor:middle" ns9:gfxdata="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" fillcolor="#dcdcdc" strokecolor="#a6a6a6" strokeweight=".5pt">
+                  <ns8:textbox inset="0,0,0,0">
+                    <w:txbxContent>
+                      <w:p ns2:paraId="41896A13" ns2:textId="77777777">
+                        <w:pPr>
+                          <w:jc w:val="center"/>
+                          <w:rPr>
+                            <w:color w:val="000000"/>
+                            <w:sz w:val="12"/>
+                            <w:szCs w:val="12"/>
+                          </w:rPr>
+                        </w:pPr>
+                        <w:r>
+                          <w:rPr>
+                            <w:color w:val="000000"/>
+                            <w:sz w:val="12"/>
+                            <w:szCs w:val="12"/>
+                          </w:rPr>
+                          <w:t>E2</w:t>
+                        </w:r>
+                      </w:p>
+                    </w:txbxContent>
+                  </ns8:textbox>
+                </ns8:rect>
+                <ns8:rect id="KioskSeat 7007672" ns9:spid="_x0000_s1280" style="position:absolute;left:27659;top:18173;width:2149;height:1689;visibility:visible;mso-wrap-style:square;v-text-anchor:middle" ns9:gfxdata="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" fillcolor="#dcdcdc" strokecolor="#a6a6a6" strokeweight=".5pt">
+                  <ns8:textbox inset="0,0,0,0">
+                    <w:txbxContent>
+                      <w:p ns2:paraId="43860227" ns2:textId="77777777">
+                        <w:pPr>
+                          <w:jc w:val="center"/>
+                          <w:rPr>
+                            <w:color w:val="000000"/>
+                            <w:sz w:val="12"/>
+                            <w:szCs w:val="12"/>
+                          </w:rPr>
+                        </w:pPr>
+                        <w:r>
+                          <w:rPr>
+                            <w:color w:val="000000"/>
+                            <w:sz w:val="12"/>
+                            <w:szCs w:val="12"/>
+                          </w:rPr>
+                          <w:t>E3</w:t>
+                        </w:r>
+                      </w:p>
+                    </w:txbxContent>
+                  </ns8:textbox>
+                </ns8:rect>
+                <ns8:rect id="KioskSeat 7007809" ns9:spid="_x0000_s1281" style="position:absolute;left:30054;top:18173;width:2148;height:1689;visibility:visible;mso-wrap-style:square;v-text-anchor:middle" ns9:gfxdata="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" fillcolor="#dcdcdc" strokecolor="#a6a6a6" strokeweight=".5pt">
+                  <ns8:textbox inset="0,0,0,0">
+                    <w:txbxContent>
+                      <w:p ns2:paraId="267A16FB" ns2:textId="77777777">
+                        <w:pPr>
+                          <w:jc w:val="center"/>
+                          <w:rPr>
+                            <w:color w:val="000000"/>
+                            <w:sz w:val="12"/>
+                            <w:szCs w:val="12"/>
+                          </w:rPr>
+                        </w:pPr>
+                        <w:r>
+                          <w:rPr>
+                            <w:color w:val="000000"/>
+                            <w:sz w:val="12"/>
+                            <w:szCs w:val="12"/>
+                          </w:rPr>
+                          <w:t>E4</w:t>
+                        </w:r>
+                      </w:p>
+                    </w:txbxContent>
+                  </ns8:textbox>
+                </ns8:rect>
+                <ns8:rect id="KioskSeat 7007946" ns9:spid="_x0000_s1282" style="position:absolute;left:32448;top:18173;width:2149;height:1689;visibility:visible;mso-wrap-style:square;v-text-anchor:middle" ns9:gfxdata="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" fillcolor="#dcdcdc" strokecolor="#a6a6a6" strokeweight=".5pt">
+                  <ns8:textbox inset="0,0,0,0">
+                    <w:txbxContent>
+                      <w:p ns2:paraId="3A96AAD4" ns2:textId="77777777">
+                        <w:pPr>
+                          <w:jc w:val="center"/>
+                          <w:rPr>
+                            <w:color w:val="000000"/>
+                            <w:sz w:val="12"/>
+                            <w:szCs w:val="12"/>
+                          </w:rPr>
+                        </w:pPr>
+                        <w:r>
+                          <w:rPr>
+                            <w:color w:val="000000"/>
+                            <w:sz w:val="12"/>
+                            <w:szCs w:val="12"/>
+                          </w:rPr>
+                          <w:t>E5</w:t>
+                        </w:r>
+                      </w:p>
+                    </w:txbxContent>
+                  </ns8:textbox>
+                </ns8:rect>
+                <ns8:rect id="KioskSeat 7008083" ns9:spid="_x0000_s1283" style="position:absolute;left:34843;top:18173;width:2149;height:1689;visibility:visible;mso-wrap-style:square;v-text-anchor:middle" ns9:gfxdata="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" fillcolor="#dcdcdc" strokecolor="#a6a6a6" strokeweight=".5pt">
+                  <ns8:textbox inset="0,0,0,0">
+                    <w:txbxContent>
+                      <w:p ns2:paraId="2B2EA889" ns2:textId="77777777">
+                        <w:pPr>
+                          <w:jc w:val="center"/>
+                          <w:rPr>
+                            <w:color w:val="000000"/>
+                            <w:sz w:val="12"/>
+                            <w:szCs w:val="12"/>
+                          </w:rPr>
+                        </w:pPr>
+                        <w:r>
+                          <w:rPr>
+                            <w:color w:val="000000"/>
+                            <w:sz w:val="12"/>
+                            <w:szCs w:val="12"/>
+                          </w:rPr>
+                          <w:t>E6</w:t>
+                        </w:r>
+                      </w:p>
+                    </w:txbxContent>
+                  </ns8:textbox>
+                </ns8:rect>
+                <ns8:rect id="KioskSeat 7008220" ns9:spid="_x0000_s1284" style="position:absolute;left:37237;top:18173;width:2149;height:1689;visibility:visible;mso-wrap-style:square;v-text-anchor:middle" ns9:gfxdata="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" fillcolor="#dcdcdc" strokecolor="#a6a6a6" strokeweight=".5pt">
+                  <ns8:textbox inset="0,0,0,0">
+                    <w:txbxContent>
+                      <w:p ns2:paraId="18D65F91" ns2:textId="77777777">
+                        <w:pPr>
+                          <w:jc w:val="center"/>
+                          <w:rPr>
+                            <w:color w:val="000000"/>
+                            <w:sz w:val="12"/>
+                            <w:szCs w:val="12"/>
+                          </w:rPr>
+                        </w:pPr>
+                        <w:r>
+                          <w:rPr>
+                            <w:color w:val="000000"/>
+                            <w:sz w:val="12"/>
+                            <w:szCs w:val="12"/>
+                          </w:rPr>
+                          <w:t>E7</w:t>
+                        </w:r>
+                      </w:p>
+                    </w:txbxContent>
+                  </ns8:textbox>
+                </ns8:rect>
+                <ns8:rect id="KioskSeat 7008357" ns9:spid="_x0000_s1285" style="position:absolute;left:39632;top:18173;width:2149;height:1689;visibility:visible;mso-wrap-style:square;v-text-anchor:middle" ns9:gfxdata="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" fillcolor="#dcdcdc" strokecolor="#a6a6a6" strokeweight=".5pt">
+                  <ns8:textbox inset="0,0,0,0">
+                    <w:txbxContent>
+                      <w:p ns2:paraId="3AA3BC96" ns2:textId="77777777">
+                        <w:pPr>
+                          <w:jc w:val="center"/>
+                          <w:rPr>
+                            <w:color w:val="000000"/>
+                            <w:sz w:val="12"/>
+                            <w:szCs w:val="12"/>
+                          </w:rPr>
+                        </w:pPr>
+                        <w:r>
+                          <w:rPr>
+                            <w:color w:val="000000"/>
+                            <w:sz w:val="12"/>
+                            <w:szCs w:val="12"/>
+                          </w:rPr>
+                          <w:t>E8</w:t>
+                        </w:r>
+                      </w:p>
+                    </w:txbxContent>
+                  </ns8:textbox>
+                </ns8:rect>
+                <ns8:rect id="KioskSeat 7008494" ns9:spid="_x0000_s1286" style="position:absolute;left:42026;top:18173;width:2149;height:1689;visibility:visible;mso-wrap-style:square;v-text-anchor:middle" ns9:gfxdata="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" fillcolor="#dcdcdc" strokecolor="#a6a6a6" strokeweight=".5pt">
+                  <ns8:textbox inset="0,0,0,0">
+                    <w:txbxContent>
+                      <w:p ns2:paraId="66CFE264" ns2:textId="77777777">
+                        <w:pPr>
+                          <w:jc w:val="center"/>
+                          <w:rPr>
+                            <w:color w:val="000000"/>
+                            <w:sz w:val="12"/>
+                            <w:szCs w:val="12"/>
+                          </w:rPr>
+                        </w:pPr>
+                        <w:r>
+                          <w:rPr>
+                            <w:color w:val="000000"/>
+                            <w:sz w:val="12"/>
+                            <w:szCs w:val="12"/>
+                          </w:rPr>
+                          <w:t>E9</w:t>
+                        </w:r>
+                      </w:p>
+                    </w:txbxContent>
+                  </ns8:textbox>
+                </ns8:rect>
+                <ns8:rect id="KioskSeat 7008631" ns9:spid="_x0000_s1287" style="position:absolute;left:44421;top:18173;width:2149;height:1689;visibility:visible;mso-wrap-style:square;v-text-anchor:middle" ns9:gfxdata="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" fillcolor="#dcdcdc" strokecolor="#a6a6a6" strokeweight=".5pt">
+                  <ns8:textbox inset="0,0,0,0">
+                    <w:txbxContent>
+                      <w:p ns2:paraId="6C253851" ns2:textId="77777777">
+                        <w:pPr>
+                          <w:jc w:val="center"/>
+                          <w:rPr>
+                            <w:color w:val="000000"/>
+                            <w:sz w:val="12"/>
+                            <w:szCs w:val="12"/>
+                          </w:rPr>
+                        </w:pPr>
+                        <w:r>
+                          <w:rPr>
+                            <w:color w:val="000000"/>
+                            <w:sz w:val="12"/>
+                            <w:szCs w:val="12"/>
+                          </w:rPr>
+                          <w:t>E10</w:t>
+                        </w:r>
+                      </w:p>
+                    </w:txbxContent>
+                  </ns8:textbox>
+                </ns8:rect>
+                <ns8:rect id="KioskSeat 7008768" ns9:spid="_x0000_s1288" style="position:absolute;left:22870;top:20107;width:2149;height:1689;visibility:visible;mso-wrap-style:square;v-text-anchor:middle" ns9:gfxdata="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" fillcolor="#dcdcdc" strokecolor="#a6a6a6" strokeweight=".5pt">
+                  <ns8:textbox inset="0,0,0,0">
+                    <w:txbxContent>
+                      <w:p ns2:paraId="5A0F60FA" ns2:textId="77777777">
+                        <w:pPr>
+                          <w:jc w:val="center"/>
+                          <w:rPr>
+                            <w:color w:val="000000"/>
+                            <w:sz w:val="12"/>
+                            <w:szCs w:val="12"/>
+                          </w:rPr>
+                        </w:pPr>
+                        <w:r>
+                          <w:rPr>
+                            <w:color w:val="000000"/>
+                            <w:sz w:val="12"/>
+                            <w:szCs w:val="12"/>
+                          </w:rPr>
+                          <w:t>F1</w:t>
+                        </w:r>
+                      </w:p>
+                    </w:txbxContent>
+                  </ns8:textbox>
+                </ns8:rect>
+                <ns8:rect id="KioskSeat 7008905" ns9:spid="_x0000_s1289" style="position:absolute;left:25265;top:20107;width:2148;height:1689;visibility:visible;mso-wrap-style:square;v-text-anchor:middle" ns9:gfxdata="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" fillcolor="#dcdcdc" strokecolor="#a6a6a6" strokeweight=".5pt">
+                  <ns8:textbox inset="0,0,0,0">
+                    <w:txbxContent>
+                      <w:p ns2:paraId="240057EA" ns2:textId="77777777">
+                        <w:pPr>
+                          <w:jc w:val="center"/>
+                          <w:rPr>
+                            <w:color w:val="000000"/>
+                            <w:sz w:val="12"/>
+                            <w:szCs w:val="12"/>
+                          </w:rPr>
+                        </w:pPr>
+                        <w:r>
+                          <w:rPr>
+                            <w:color w:val="000000"/>
+                            <w:sz w:val="12"/>
+                            <w:szCs w:val="12"/>
+                          </w:rPr>
+                          <w:t>F2</w:t>
+                        </w:r>
+                      </w:p>
+                    </w:txbxContent>
+                  </ns8:textbox>
+                </ns8:rect>
+                <ns8:rect id="KioskSeat 7009042" ns9:spid="_x0000_s1290" style="position:absolute;left:27659;top:20107;width:2149;height:1689;visibility:visible;mso-wrap-style:square;v-text-anchor:middle" ns9:gfxdata="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" fillcolor="#dcdcdc" strokecolor="#a6a6a6" strokeweight=".5pt">
+                  <ns8:textbox inset="0,0,0,0">
+                    <w:txbxContent>
+                      <w:p ns2:paraId="02165272" ns2:textId="77777777">
+                        <w:pPr>
+                          <w:jc w:val="center"/>
+                          <w:rPr>
+                            <w:color w:val="000000"/>
+                            <w:sz w:val="12"/>
+                            <w:szCs w:val="12"/>
+                          </w:rPr>
+                        </w:pPr>
+                        <w:r>
+                          <w:rPr>
+                            <w:color w:val="000000"/>
+                            <w:sz w:val="12"/>
+                            <w:szCs w:val="12"/>
+                          </w:rPr>
+                          <w:t>F3</w:t>
+                        </w:r>
+                      </w:p>
+                    </w:txbxContent>
+                  </ns8:textbox>
+                </ns8:rect>
+                <ns8:rect id="KioskSeat 7009179" ns9:spid="_x0000_s1291" style="position:absolute;left:30054;top:20107;width:2148;height:1689;visibility:visible;mso-wrap-style:square;v-text-anchor:middle" ns9:gfxdata="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" fillcolor="#dcdcdc" strokecolor="#a6a6a6" strokeweight=".5pt">
+                  <ns8:textbox inset="0,0,0,0">
+                    <w:txbxContent>
+                      <w:p ns2:paraId="2AC15D86" ns2:textId="77777777">
+                        <w:pPr>
+                          <w:jc w:val="center"/>
+                          <w:rPr>
+                            <w:color w:val="000000"/>
+                            <w:sz w:val="12"/>
+                            <w:szCs w:val="12"/>
+                          </w:rPr>
+                        </w:pPr>
+                        <w:r>
+                          <w:rPr>
+                            <w:color w:val="000000"/>
+                            <w:sz w:val="12"/>
+                            <w:szCs w:val="12"/>
+                          </w:rPr>
+                          <w:t>F4</w:t>
+                        </w:r>
+                      </w:p>
+                    </w:txbxContent>
+                  </ns8:textbox>
+                </ns8:rect>
+                <ns8:rect id="KioskSeat 7009316" ns9:spid="_x0000_s1292" style="position:absolute;left:32448;top:20107;width:2149;height:1689;visibility:visible;mso-wrap-style:square;v-text-anchor:middle" ns9:gfxdata="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" fillcolor="#dcdcdc" strokecolor="#a6a6a6" strokeweight=".5pt">
+                  <ns8:textbox inset="0,0,0,0">
+                    <w:txbxContent>
+                      <w:p ns2:paraId="0E39EE43" ns2:textId="77777777">
+                        <w:pPr>
+                          <w:jc w:val="center"/>
+                          <w:rPr>
+                            <w:color w:val="000000"/>
+                            <w:sz w:val="12"/>
+                            <w:szCs w:val="12"/>
+                          </w:rPr>
+                        </w:pPr>
+                        <w:r>
+                          <w:rPr>
+                            <w:color w:val="000000"/>
+                            <w:sz w:val="12"/>
+                            <w:szCs w:val="12"/>
+                          </w:rPr>
+                          <w:t>F5</w:t>
+                        </w:r>
+                      </w:p>
+                    </w:txbxContent>
+                  </ns8:textbox>
+                </ns8:rect>
+                <ns8:rect id="KioskSeat 7009453" ns9:spid="_x0000_s1293" style="position:absolute;left:34843;top:20107;width:2149;height:1689;visibility:visible;mso-wrap-style:square;v-text-anchor:middle" ns9:gfxdata="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" fillcolor="#dcdcdc" strokecolor="#a6a6a6" strokeweight=".5pt">
+                  <ns8:textbox inset="0,0,0,0">
+                    <w:txbxContent>
+                      <w:p ns2:paraId="54A60AFC" ns2:textId="77777777">
+                        <w:pPr>
+                          <w:jc w:val="center"/>
+                          <w:rPr>
+                            <w:color w:val="000000"/>
+                            <w:sz w:val="12"/>
+                            <w:szCs w:val="12"/>
+                          </w:rPr>
+                        </w:pPr>
+                        <w:r>
+                          <w:rPr>
+                            <w:color w:val="000000"/>
+                            <w:sz w:val="12"/>
+                            <w:szCs w:val="12"/>
+                          </w:rPr>
+                          <w:t>F6</w:t>
+                        </w:r>
+                      </w:p>
+                    </w:txbxContent>
+                  </ns8:textbox>
+                </ns8:rect>
+                <ns8:rect id="KioskSeat 7009590" ns9:spid="_x0000_s1294" style="position:absolute;left:37237;top:20107;width:2149;height:1689;visibility:visible;mso-wrap-style:square;v-text-anchor:middle" ns9:gfxdata="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" fillcolor="#dcdcdc" strokecolor="#a6a6a6" strokeweight=".5pt">
+                  <ns8:textbox inset="0,0,0,0">
+                    <w:txbxContent>
+                      <w:p ns2:paraId="03559614" ns2:textId="77777777">
+                        <w:pPr>
+                          <w:jc w:val="center"/>
+                          <w:rPr>
+                            <w:color w:val="000000"/>
+                            <w:sz w:val="12"/>
+                            <w:szCs w:val="12"/>
+                          </w:rPr>
+                        </w:pPr>
+                        <w:r>
+                          <w:rPr>
+                            <w:color w:val="000000"/>
+                            <w:sz w:val="12"/>
+                            <w:szCs w:val="12"/>
+                          </w:rPr>
+                          <w:t>F7</w:t>
+                        </w:r>
+                      </w:p>
+                    </w:txbxContent>
+                  </ns8:textbox>
+                </ns8:rect>
+                <ns8:rect id="KioskSeat 7009727" ns9:spid="_x0000_s1295" style="position:absolute;left:39632;top:20107;width:2149;height:1689;visibility:visible;mso-wrap-style:square;v-text-anchor:middle" ns9:gfxdata="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" fillcolor="#dcdcdc" strokecolor="#a6a6a6" strokeweight=".5pt">
+                  <ns8:textbox inset="0,0,0,0">
+                    <w:txbxContent>
+                      <w:p ns2:paraId="7BB2AC44" ns2:textId="77777777">
+                        <w:pPr>
+                          <w:jc w:val="center"/>
+                          <w:rPr>
+                            <w:color w:val="000000"/>
+                            <w:sz w:val="12"/>
+                            <w:szCs w:val="12"/>
+                          </w:rPr>
+                        </w:pPr>
+                        <w:r>
+                          <w:rPr>
+                            <w:color w:val="000000"/>
+                            <w:sz w:val="12"/>
+                            <w:szCs w:val="12"/>
+                          </w:rPr>
+                          <w:t>F8</w:t>
+                        </w:r>
+                      </w:p>
+                    </w:txbxContent>
+                  </ns8:textbox>
+                </ns8:rect>
+                <ns8:rect id="KioskSeat 7009864" ns9:spid="_x0000_s1296" style="position:absolute;left:42026;top:20107;width:2149;height:1689;visibility:visible;mso-wrap-style:square;v-text-anchor:middle" ns9:gfxdata="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" fillcolor="#dcdcdc" strokecolor="#a6a6a6" strokeweight=".5pt">
+                  <ns8:textbox inset="0,0,0,0">
+                    <w:txbxContent>
+                      <w:p ns2:paraId="4144FD76" ns2:textId="77777777">
+                        <w:pPr>
+                          <w:jc w:val="center"/>
+                          <w:rPr>
+                            <w:color w:val="000000"/>
+                            <w:sz w:val="12"/>
+                            <w:szCs w:val="12"/>
+                          </w:rPr>
+                        </w:pPr>
+                        <w:r>
+                          <w:rPr>
+                            <w:color w:val="000000"/>
+                            <w:sz w:val="12"/>
+                            <w:szCs w:val="12"/>
+                          </w:rPr>
+                          <w:t>F9</w:t>
+                        </w:r>
+                      </w:p>
+                    </w:txbxContent>
+                  </ns8:textbox>
+                </ns8:rect>
+                <ns8:rect id="KioskSeat 7010001" ns9:spid="_x0000_s1297" style="position:absolute;left:44421;top:20107;width:2149;height:1689;visibility:visible;mso-wrap-style:square;v-text-anchor:middle" ns9:gfxdata="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" fillcolor="#dcdcdc" strokecolor="#a6a6a6" strokeweight=".5pt">
+                  <ns8:textbox inset="0,0,0,0">
+                    <w:txbxContent>
+                      <w:p ns2:paraId="6BF33A7D" ns2:textId="77777777">
+                        <w:pPr>
+                          <w:jc w:val="center"/>
+                          <w:rPr>
+                            <w:color w:val="000000"/>
+                            <w:sz w:val="12"/>
+                            <w:szCs w:val="12"/>
+                          </w:rPr>
+                        </w:pPr>
+                        <w:r>
+                          <w:rPr>
+                            <w:color w:val="000000"/>
+                            <w:sz w:val="12"/>
+                            <w:szCs w:val="12"/>
+                          </w:rPr>
+                          <w:t>F10</w:t>
+                        </w:r>
+                      </w:p>
+                    </w:txbxContent>
+                  </ns8:textbox>
+                </ns8:rect>
+                <ns8:rect id="Swatch 7010138" ns9:spid="_x0000_s1298" style="position:absolute;left:23024;top:22655;width:997;height:998;visibility:visible;mso-wrap-style:square;v-text-anchor:middle" ns9:gfxdata="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" fillcolor="#dcdcdc" strokecolor="#a6a6a6" strokeweight=".5pt">
+                  <ns8:textbox inset=".85275mm,0,.85275mm,0"/>
+                </ns8:rect>
+                <ns8:rect id="Label 7010275" ns9:spid="_x0000_s1299" style="position:absolute;left:24520;top:22440;width:2751;height:1428;visibility:visible;mso-wrap-style:square;v-text-anchor:middle" ns9:gfxdata="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" filled="f" stroked="f" strokeweight="1pt">
+                  <ns8:textbox inset="0,0,0,0">
+                    <w:txbxContent>
+                      <w:p ns2:paraId="412FE023" ns2:textId="77777777">
+                        <w:pPr>
+                          <w:rPr>
+                            <w:color w:val="000000"/>
+                            <w:sz w:val="15"/>
+                            <w:szCs w:val="15"/>
+                          </w:rPr>
+                        </w:pPr>
+                        <w:r>
+                          <w:rPr>
+                            <w:color w:val="000000"/>
+                            <w:sz w:val="15"/>
+                            <w:szCs w:val="15"/>
+                          </w:rPr>
+                          <w:t>Free</w:t>
+                        </w:r>
+                      </w:p>
+                    </w:txbxContent>
+                  </ns8:textbox>
+                </ns8:rect>
+                <ns8:rect id="Swatch 7010412" ns9:spid="_x0000_s1300" style="position:absolute;left:31159;top:22655;width:997;height:998;visibility:visible;mso-wrap-style:square;v-text-anchor:middle" ns9:gfxdata="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" fillcolor="fuchsia" strokecolor="#a6a6a6" strokeweight=".5pt">
+                  <ns8:textbox inset=".85275mm,0,.85275mm,0"/>
+                </ns8:rect>
+                <ns8:rect id="Label 7010549" ns9:spid="_x0000_s1301" style="position:absolute;left:32655;top:22440;width:3285;height:1428;visibility:visible;mso-wrap-style:square;v-text-anchor:middle" ns9:gfxdata="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" filled="f" stroked="f" strokeweight="1pt">
+                  <ns8:textbox inset="0,0,0,0">
+                    <w:txbxContent>
+                      <w:p ns2:paraId="44AC4EBE" ns2:textId="77777777">
+                        <w:pPr>
+                          <w:rPr>
+                            <w:color w:val="000000"/>
+                            <w:sz w:val="15"/>
+                            <w:szCs w:val="15"/>
+                          </w:rPr>
+                        </w:pPr>
+                        <w:r>
+                          <w:rPr>
+                            <w:color w:val="000000"/>
+                            <w:sz w:val="15"/>
+                            <w:szCs w:val="15"/>
+                          </w:rPr>
+                          <w:t>Yours</w:t>
+                        </w:r>
+                      </w:p>
+                    </w:txbxContent>
+                  </ns8:textbox>
+                </ns8:rect>
+                <ns8:rect id="Swatch 7010686" ns9:spid="_x0000_s1302" style="position:absolute;left:39294;top:22655;width:998;height:998;visibility:visible;mso-wrap-style:square;v-text-anchor:middle" ns9:gfxdata="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" fillcolor="#ffc0ff" strokecolor="#a6a6a6" strokeweight=".5pt">
+                  <ns8:textbox inset=".85275mm,0,.85275mm,0"/>
+                </ns8:rect>
+                <ns8:rect id="Label 7010823" ns9:spid="_x0000_s1303" style="position:absolute;left:40790;top:22440;width:3285;height:1428;visibility:visible;mso-wrap-style:square;v-text-anchor:middle" ns9:gfxdata="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" filled="f" stroked="f" strokeweight="1pt">
+                  <ns8:textbox inset="0,0,0,0">
+                    <w:txbxContent>
+                      <w:p ns2:paraId="70FF1824" ns2:textId="77777777">
+                        <w:pPr>
+                          <w:rPr>
+                            <w:color w:val="000000"/>
+                            <w:sz w:val="15"/>
+                            <w:szCs w:val="15"/>
+                          </w:rPr>
+                        </w:pPr>
+                        <w:r>
+                          <w:rPr>
+                            <w:color w:val="000000"/>
+                            <w:sz w:val="15"/>
+                            <w:szCs w:val="15"/>
+                          </w:rPr>
+                          <w:t>Taken</w:t>
+                        </w:r>
+                      </w:p>
+                    </w:txbxContent>
+                  </ns8:textbox>
+                </ns8:rect>
+                <ns8:rect id="Swatch 7010960" ns9:spid="_x0000_s1304" style="position:absolute;left:23024;top:24190;width:997;height:998;visibility:visible;mso-wrap-style:square;v-text-anchor:middle" ns9:gfxdata="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" fillcolor="#dcdcdc" strokecolor="#b8860b" strokeweight="1pt">
+                  <ns8:textbox inset=".85275mm,0,.85275mm,0"/>
+                </ns8:rect>
+                <ns8:rect id="Label 7011097" ns9:spid="_x0000_s1305" style="position:absolute;left:24520;top:23975;width:4353;height:1428;visibility:visible;mso-wrap-style:square;v-text-anchor:middle" ns9:gfxdata="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" filled="f" stroked="f" strokeweight="1pt">
+                  <ns8:textbox inset="0,0,0,0">
+                    <w:txbxContent>
+                      <w:p ns2:paraId="1E4241E0" ns2:textId="77777777">
+                        <w:pPr>
+                          <w:rPr>
+                            <w:color w:val="000000"/>
+                            <w:sz w:val="15"/>
+                            <w:szCs w:val="15"/>
+                          </w:rPr>
+                        </w:pPr>
+                        <w:r>
+                          <w:rPr>
+                            <w:color w:val="000000"/>
+                            <w:sz w:val="15"/>
+                            <w:szCs w:val="15"/>
+                          </w:rPr>
+                          <w:t>Premium</w:t>
+                        </w:r>
+                      </w:p>
+                    </w:txbxContent>
+                  </ns8:textbox>
+                </ns8:rect>
+                <ns8:rect id="Swatch 7011234" ns9:spid="_x0000_s1306" style="position:absolute;left:31159;top:24190;width:997;height:998;visibility:visible;mso-wrap-style:square;v-text-anchor:middle" ns9:gfxdata="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" fillcolor="#dcdcdc" strokecolor="#1565c0" strokeweight="1pt">
+                  <ns8:textbox inset=".85275mm,0,.85275mm,0"/>
+                </ns8:rect>
+                <ns8:rect id="Label 7011371" ns9:spid="_x0000_s1307" style="position:absolute;left:32655;top:23975;width:5956;height:1428;visibility:visible;mso-wrap-style:square;v-text-anchor:middle" ns9:gfxdata="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" filled="f" stroked="f" strokeweight="1pt">
+                  <ns8:textbox inset="0,0,0,0">
+                    <w:txbxContent>
+                      <w:p ns2:paraId="056C4A7B" ns2:textId="77777777">
+                        <w:pPr>
+                          <w:rPr>
+                            <w:color w:val="000000"/>
+                            <w:sz w:val="15"/>
+                            <w:szCs w:val="15"/>
+                          </w:rPr>
+                        </w:pPr>
+                        <w:r>
+                          <w:rPr>
+                            <w:color w:val="000000"/>
+                            <w:sz w:val="15"/>
+                            <w:szCs w:val="15"/>
+                          </w:rPr>
+                          <w:t>Accessible</w:t>
+                        </w:r>
+                      </w:p>
+                    </w:txbxContent>
+                  </ns8:textbox>
+                </ns8:rect>
+                <ns8:rect id="Swatch 7011508" ns9:spid="_x0000_s1308" style="position:absolute;left:39294;top:24190;width:998;height:998;visibility:visible;mso-wrap-style:square;v-text-anchor:middle" ns9:gfxdata="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" fillcolor="#dcdcdc" strokecolor="#1e8c46" strokeweight="1pt">
+                  <ns8:textbox inset=".85275mm,0,.85275mm,0"/>
+                </ns8:rect>
+                <ns8:rect id="Label 7011645" ns9:spid="_x0000_s1309" style="position:absolute;left:40790;top:23975;width:3285;height:1428;visibility:visible;mso-wrap-style:square;v-text-anchor:middle" ns9:gfxdata="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" filled="f" stroked="f" strokeweight="1pt">
+                  <ns8:textbox inset="0,0,0,0">
+                    <w:txbxContent>
+                      <w:p ns2:paraId="00471CDD" ns2:textId="77777777">
+                        <w:pPr>
+                          <w:rPr>
+                            <w:color w:val="000000"/>
+                            <w:sz w:val="15"/>
+                            <w:szCs w:val="15"/>
+                          </w:rPr>
+                        </w:pPr>
+                        <w:r>
+                          <w:rPr>
+                            <w:color w:val="000000"/>
+                            <w:sz w:val="15"/>
+                            <w:szCs w:val="15"/>
+                          </w:rPr>
+                          <w:t>Saver</w:t>
+                        </w:r>
+                      </w:p>
+                    </w:txbxContent>
+                  </ns8:textbox>
+                </ns8:rect>
+                <ns8:rect id="Label 7011782" ns9:spid="_x0000_s1310" style="position:absolute;left:23024;top:25879;width:33768;height:1189;visibility:visible;mso-wrap-style:square;v-text-anchor:middle" ns9:gfxdata="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" filled="f" stroked="f" strokeweight="1pt">
+                  <ns8:textbox inset="0,0,0,0">
+                    <w:txbxContent>
+                      <w:p ns2:paraId="610B8DE5" ns2:textId="77777777">
+                        <w:pPr>
+                          <w:rPr>
+                            <w:color w:val="808080"/>
+                            <w:sz w:val="12"/>
+                            <w:szCs w:val="12"/>
+                          </w:rPr>
+                        </w:pPr>
+                        <w:r>
+                          <w:rPr>
+                            <w:color w:val="808080"/>
+                            <w:sz w:val="12"/>
+                            <w:szCs w:val="12"/>
+                          </w:rPr>
+                          <w:t>A premium seat costs more than a standard one. An accessible seat is the standard price.</w:t>
+                        </w:r>
+                      </w:p>
+                    </w:txbxContent>
+                  </ns8:textbox>
+                </ns8:rect>
+                <ns8:rect id="btnBack 7011919" ns9:spid="_x0000_s1311" style="position:absolute;left:1074;top:29010;width:8442;height:2763;visibility:visible;mso-wrap-style:square;v-text-anchor:middle" ns9:gfxdata="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" fillcolor="#f0f0f0" strokecolor="#606060" strokeweight=".5pt">
+                  <ns8:textbox inset=".42636mm,0,.42636mm,0">
+                    <w:txbxContent>
+                      <w:p ns2:paraId="69558636" ns2:textId="77777777">
+                        <w:pPr>
+                          <w:jc w:val="center"/>
+                          <w:rPr>
+                            <w:color w:val="000000"/>
+                            <w:sz w:val="17"/>
+                            <w:szCs w:val="17"/>
+                          </w:rPr>
+                        </w:pPr>
+                        <w:r>
+                          <w:rPr>
+                            <w:color w:val="000000"/>
+                            <w:sz w:val="17"/>
+                            <w:szCs w:val="17"/>
+                          </w:rPr>
+                          <w:t>Back</w:t>
+                        </w:r>
+                      </w:p>
+                    </w:txbxContent>
+                  </ns8:textbox>
+                </ns8:rect>
+                <ns8:rect id="Label 7012056" ns9:spid="_x0000_s1312" style="position:absolute;left:32233;top:29624;width:13815;height:2022;visibility:visible;mso-wrap-style:square;v-text-anchor:middle" ns9:gfxdata="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" filled="f" stroked="f" strokeweight="1pt">
+                  <ns8:textbox inset="0,0,0,0">
+                    <w:txbxContent>
+                      <w:p ns2:paraId="63CCEC8C" ns2:textId="77777777">
+                        <w:pPr>
+                          <w:jc w:val="right"/>
+                          <w:rPr>
+                            <w:b/>
+                            <w:bCs/>
+                            <w:color w:val="000000"/>
+                            <w:sz w:val="21"/>
+                            <w:szCs w:val="21"/>
+                          </w:rPr>
+                        </w:pPr>
+                        <w:r>
+                          <w:rPr>
+                            <w:b/>
+                            <w:bCs/>
+                            <w:color w:val="000000"/>
+                            <w:sz w:val="21"/>
+                            <w:szCs w:val="21"/>
+                          </w:rPr>
+                          <w:t>Total   £20.96</w:t>
+                        </w:r>
+                      </w:p>
+                    </w:txbxContent>
+                  </ns8:textbox>
+                </ns8:rect>
+                <ns8:rect id="btnNext 7012193" ns9:spid="_x0000_s1313" style="position:absolute;left:48197;top:29010;width:9056;height:2763;visibility:visible;mso-wrap-style:square;v-text-anchor:middle" ns9:gfxdata="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" fillcolor="#d81b60" stroked="f" strokeweight="1pt">
+                  <ns8:textbox inset=".42636mm,0,.42636mm,0">
+                    <w:txbxContent>
+                      <w:p ns2:paraId="397A8D20" ns2:textId="77777777">
+                        <w:pPr>
+                          <w:jc w:val="center"/>
+                          <w:rPr>
+                            <w:b/>
+                            <w:bCs/>
+                            <w:color w:val="FFFFFF"/>
+                            <w:sz w:val="17"/>
+                            <w:szCs w:val="17"/>
+                          </w:rPr>
+                        </w:pPr>
+                        <w:r>
+                          <w:rPr>
+                            <w:b/>
+                            <w:bCs/>
+                            <w:color w:val="FFFFFF"/>
+                            <w:sz w:val="17"/>
+                            <w:szCs w:val="17"/>
+                          </w:rPr>
+                          <w:t>Continue</w:t>
+                        </w:r>
+                      </w:p>
+                    </w:txbxContent>
+                  </ns8:textbox>
+                </ns8:rect>
+                <ns8:rect id="Label 7012330" ns9:spid="_x0000_s1314" style="position:absolute;left:11205;top:30084;width:19186;height:1071;visibility:visible;mso-wrap-style:square;v-text-anchor:middle" ns9:gfxdata="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" filled="f" stroked="f" strokeweight="1pt">
+                  <ns8:textbox inset="0,0,0,0">
+                    <w:txbxContent>
+                      <w:p ns2:paraId="5E03C524" ns2:textId="77777777">
+                        <w:pPr>
+                          <w:rPr>
+                            <w:color w:val="808080"/>
+                            <w:sz w:val="12"/>
+                            <w:szCs w:val="12"/>
+                          </w:rPr>
+                        </w:pPr>
+                        <w:r>
+                          <w:rPr>
+                            <w:color w:val="808080"/>
+                            <w:sz w:val="12"/>
+                            <w:szCs w:val="12"/>
+                          </w:rPr>
+                          <w:t>Filmtopia Cinema Management System  v1.0</w:t>
+                        </w:r>
+                      </w:p>
+                    </w:txbxContent>
+                  </ns8:textbox>
+                </ns8:rect>
+                <ns10:anchorlock/>
+              </ns8:group>
+            </w:pict>
+          </ns1:Fallback>
+        </ns1:AlternateContent>
+      </w:r>
+    </w:p>
+    <w:p ns2:paraId="53F8B623" ns2:textId="77777777"/>
     <w:sectPr>
       <w:headerReference w:type="even" ns11:id="rId7"/>
       <w:headerReference w:type="default" ns11:id="rId8"/>

--- a/Post-Prototype Refinement of Design.docx
+++ b/Post-Prototype Refinement of Design.docx
@@ -22592,6 +22592,1227 @@
       </w:r>
     </w:p>
     <w:p ns2:paraId="53F8B623" ns2:textId="77777777"/>
+    <w:p ns2:paraId="07704E4F" ns2:textId="77777777">
+      <w:pPr>
+        <w:pStyle w:val="Heading3"/>
+        <w:rPr>
+          <w:rFonts w:ascii="Aptos Display" w:eastAsia="Aptos Display" w:hAnsi="Aptos Display" w:cs="Aptos Display"/>
+          <w:b/>
+          <w:bCs/>
+          <w:color w:val="000000" w:themeColor="text1"/>
+        </w:rPr>
+      </w:pPr>
+      <w:r>
+        <w:rPr>
+          <w:rFonts w:ascii="Aptos Display" w:eastAsia="Aptos Display" w:hAnsi="Aptos Display" w:cs="Aptos Display"/>
+          <w:b/>
+          <w:bCs/>
+          <w:color w:val="000000" w:themeColor="text1"/>
+        </w:rPr>
+        <w:t>Leaving Kiosk Mode (Objective 38)</w:t>
+      </w:r>
+    </w:p>
+    <w:p ns2:paraId="7A78EE42" ns2:textId="77777777">
+      <w:pPr>
+        <w:spacing w:after="160" w:line="276" w:lineRule="auto"/>
+      </w:pPr>
+      <w:r>
+        <w:rPr>
+          <w:rFonts w:ascii="Aptos" w:eastAsia="Aptos" w:hAnsi="Aptos" w:cs="Aptos"/>
+        </w:rPr>
+        <w:t>In my first design the staff exit was a simple confirmation box, which meant a curious customer could tap through it and land in a fully logged in staff account. My teacher spotted this immediately when I demonstrated it. The refined design asks for the password of the account that put the machine into kiosk mode before it will close, and a failed attempt is written to the audit log as a security event. It is a small change to the interface and a large one to how much the system can be trusted unattended in a foyer.</w:t>
+      </w:r>
+    </w:p>
+    <w:p ns2:paraId="0C5957B6" ns2:textId="77777777">
+      <w:pPr>
+        <w:keepNext/>
+        <w:pBdr>
+          <w:top w:val="single" w:sz="6" w:space="6" w:color="A02B93"/>
+          <w:left w:val="single" w:sz="6" w:space="0" w:color="A02B93"/>
+          <w:bottom w:val="single" w:sz="6" w:space="6" w:color="A02B93"/>
+          <w:right w:val="single" w:sz="6" w:space="0" w:color="A02B93"/>
+        </w:pBdr>
+        <w:shd w:val="clear" w:color="auto" w:fill="F7E9F3"/>
+        <w:spacing w:before="120" w:after="200"/>
+        <w:rPr>
+          <w:rFonts w:ascii="Aptos" w:eastAsia="Aptos" w:hAnsi="Aptos" w:cs="Aptos"/>
+          <w:b/>
+          <w:bCs/>
+          <w:color w:val="A02B93"/>
+          <w:sz w:val="22"/>
+          <w:szCs w:val="22"/>
+        </w:rPr>
+      </w:pPr>
+      <w:r>
+        <w:rPr>
+          <w:rFonts w:ascii="Aptos" w:eastAsia="Aptos" w:hAnsi="Aptos" w:cs="Aptos"/>
+          <w:b/>
+          <w:bCs/>
+          <w:color w:val="A02B93"/>
+          <w:sz w:val="22"/>
+          <w:szCs w:val="22"/>
+        </w:rPr>
+        <w:lastRenderedPageBreak/>
+        <w:t>Staff Exit from Kiosk Mode (frmKiosk)</w:t>
+      </w:r>
+    </w:p>
+    <w:p ns2:paraId="5A868CCD" ns2:textId="77777777">
+      <w:pPr>
+        <w:pBdr>
+          <w:top w:val="single" w:sz="6" w:space="6" w:color="A02B93"/>
+          <w:left w:val="single" w:sz="6" w:space="0" w:color="A02B93"/>
+          <w:bottom w:val="single" w:sz="6" w:space="6" w:color="A02B93"/>
+          <w:right w:val="single" w:sz="6" w:space="0" w:color="A02B93"/>
+        </w:pBdr>
+        <w:shd w:val="clear" w:color="auto" w:fill="F7E9F3"/>
+        <w:spacing w:before="120" w:after="200"/>
+      </w:pPr>
+      <w:r>
+        <ns1:AlternateContent>
+          <ns1:Choice Requires="wpc">
+            <w:drawing>
+              <ns3:inline distT="0" distB="0" distL="0" distR="0" ns4:anchorId="2594A5E5" ns4:editId="52AD17D5">
+                <ns3:extent cx="5832764" cy="2916382"/>
+                <ns3:effectExtent l="0" t="0" r="0" b="0"/>
+                <ns3:docPr id="824706923" name="Staff Exit from Kiosk Mode (frmKiosk)"/>
+                <ns3:cNvGraphicFramePr/>
+                <ns5:graphic>
+                  <ns5:graphicData uri="http://schemas.microsoft.com/office/word/2010/wordprocessingCanvas">
+                    <ns6:wpc>
+                      <ns6:bg>
+                        <ns5:solidFill>
+                          <ns5:prstClr val="white"/>
+                        </ns5:solidFill>
+                      </ns6:bg>
+                      <ns6:whole/>
+                      <ns7:wsp>
+                        <ns7:cNvPr id="924168506" name="Window 7000137"/>
+                        <ns7:cNvSpPr/>
+                        <ns7:spPr>
+                          <ns5:xfrm>
+                            <ns5:off x="0" y="0"/>
+                            <ns5:ext cx="5832764" cy="2916382"/>
+                          </ns5:xfrm>
+                          <ns5:prstGeom prst="rect">
+                            <ns5:avLst/>
+                          </ns5:prstGeom>
+                          <ns5:solidFill>
+                            <ns5:srgbClr val="F0F0F0"/>
+                          </ns5:solidFill>
+                          <ns5:ln>
+                            <ns5:noFill/>
+                          </ns5:ln>
+                        </ns7:spPr>
+                        <ns7:style>
+                          <ns5:lnRef idx="2">
+                            <ns5:schemeClr val="dk1"/>
+                          </ns5:lnRef>
+                          <ns5:fillRef idx="0">
+                            <ns5:schemeClr val="lt1"/>
+                          </ns5:fillRef>
+                          <ns5:effectRef idx="0">
+                            <ns5:schemeClr val="dk1"/>
+                          </ns5:effectRef>
+                          <ns5:fontRef idx="minor">
+                            <ns5:schemeClr val="dk1"/>
+                          </ns5:fontRef>
+                        </ns7:style>
+                        <ns7:bodyPr rot="0" spcFirstLastPara="0" vertOverflow="overflow" horzOverflow="overflow" vert="horz" wrap="square" lIns="38885" tIns="0" rIns="38885" bIns="0" numCol="1" spcCol="0" rtlCol="0" fromWordArt="0" anchor="ctr" anchorCtr="0" forceAA="0" compatLnSpc="1">
+                          <ns5:noAutofit/>
+                        </ns7:bodyPr>
+                      </ns7:wsp>
+                      <ns7:wsp>
+                        <ns7:cNvPr id="1968039129" name="pnlHeader 7000274"/>
+                        <ns7:cNvSpPr/>
+                        <ns7:spPr>
+                          <ns5:xfrm>
+                            <ns5:off x="0" y="0"/>
+                            <ns5:ext cx="5832764" cy="388851"/>
+                          </ns5:xfrm>
+                          <ns5:prstGeom prst="rect">
+                            <ns5:avLst/>
+                          </ns5:prstGeom>
+                          <ns5:solidFill>
+                            <ns5:srgbClr val="400040"/>
+                          </ns5:solidFill>
+                          <ns5:ln>
+                            <ns5:noFill/>
+                          </ns5:ln>
+                        </ns7:spPr>
+                        <ns7:style>
+                          <ns5:lnRef idx="2">
+                            <ns5:schemeClr val="dk1"/>
+                          </ns5:lnRef>
+                          <ns5:fillRef idx="0">
+                            <ns5:schemeClr val="lt1"/>
+                          </ns5:fillRef>
+                          <ns5:effectRef idx="0">
+                            <ns5:schemeClr val="dk1"/>
+                          </ns5:effectRef>
+                          <ns5:fontRef idx="minor">
+                            <ns5:schemeClr val="dk1"/>
+                          </ns5:fontRef>
+                        </ns7:style>
+                        <ns7:bodyPr rot="0" spcFirstLastPara="0" vertOverflow="overflow" horzOverflow="overflow" vert="horz" wrap="square" lIns="38885" tIns="0" rIns="38885" bIns="0" numCol="1" spcCol="0" rtlCol="0" fromWordArt="0" anchor="ctr" anchorCtr="0" forceAA="0" compatLnSpc="1">
+                          <ns5:noAutofit/>
+                        </ns7:bodyPr>
+                      </ns7:wsp>
+                      <ns7:wsp>
+                        <ns7:cNvPr id="1853029616" name="Label 7000411"/>
+                        <ns7:cNvSpPr/>
+                        <ns7:spPr>
+                          <ns5:xfrm>
+                            <ns5:off x="116655" y="58328"/>
+                            <ns5:ext cx="1749829" cy="256156"/>
+                          </ns5:xfrm>
+                          <ns5:prstGeom prst="rect">
+                            <ns5:avLst/>
+                          </ns5:prstGeom>
+                          <ns5:noFill/>
+                          <ns5:ln>
+                            <ns5:noFill/>
+                          </ns5:ln>
+                        </ns7:spPr>
+                        <ns7:style>
+                          <ns5:lnRef idx="2">
+                            <ns5:schemeClr val="dk1"/>
+                          </ns5:lnRef>
+                          <ns5:fillRef idx="0">
+                            <ns5:schemeClr val="lt1"/>
+                          </ns5:fillRef>
+                          <ns5:effectRef idx="0">
+                            <ns5:schemeClr val="dk1"/>
+                          </ns5:effectRef>
+                          <ns5:fontRef idx="minor">
+                            <ns5:schemeClr val="dk1"/>
+                          </ns5:fontRef>
+                        </ns7:style>
+                        <ns7:txbx>
+                          <w:txbxContent>
+                            <w:p ns2:paraId="3D8A5817" ns2:textId="77777777">
+                              <w:pPr>
+                                <w:rPr>
+                                  <w:b/>
+                                  <w:bCs/>
+                                  <w:color w:val="FFFFFF"/>
+                                  <w:sz w:val="26"/>
+                                  <w:szCs w:val="26"/>
+                                </w:rPr>
+                              </w:pPr>
+                              <w:r>
+                                <w:rPr>
+                                  <w:b/>
+                                  <w:bCs/>
+                                  <w:color w:val="FFFFFF"/>
+                                  <w:sz w:val="26"/>
+                                  <w:szCs w:val="26"/>
+                                </w:rPr>
+                                <w:t>Filmtopia</w:t>
+                              </w:r>
+                            </w:p>
+                          </w:txbxContent>
+                        </ns7:txbx>
+                        <ns7:bodyPr rot="0" spcFirstLastPara="0" vertOverflow="overflow" horzOverflow="overflow" vert="horz" wrap="square" lIns="0" tIns="0" rIns="0" bIns="0" numCol="1" spcCol="0" rtlCol="0" fromWordArt="0" anchor="ctr" anchorCtr="0" forceAA="0" compatLnSpc="1">
+                          <ns5:noAutofit/>
+                        </ns7:bodyPr>
+                      </ns7:wsp>
+                      <ns7:wsp>
+                        <ns7:cNvPr id="1044957771" name="Label 7000548"/>
+                        <ns7:cNvSpPr/>
+                        <ns7:spPr>
+                          <ns5:xfrm>
+                            <ns5:off x="116655" y="233311"/>
+                            <ns5:ext cx="1944255" cy="150680"/>
+                          </ns5:xfrm>
+                          <ns5:prstGeom prst="rect">
+                            <ns5:avLst/>
+                          </ns5:prstGeom>
+                          <ns5:noFill/>
+                          <ns5:ln>
+                            <ns5:noFill/>
+                          </ns5:ln>
+                        </ns7:spPr>
+                        <ns7:style>
+                          <ns5:lnRef idx="2">
+                            <ns5:schemeClr val="dk1"/>
+                          </ns5:lnRef>
+                          <ns5:fillRef idx="0">
+                            <ns5:schemeClr val="lt1"/>
+                          </ns5:fillRef>
+                          <ns5:effectRef idx="0">
+                            <ns5:schemeClr val="dk1"/>
+                          </ns5:effectRef>
+                          <ns5:fontRef idx="minor">
+                            <ns5:schemeClr val="dk1"/>
+                          </ns5:fontRef>
+                        </ns7:style>
+                        <ns7:txbx>
+                          <w:txbxContent>
+                            <w:p ns2:paraId="7896FB8E" ns2:textId="77777777">
+                              <w:pPr>
+                                <w:rPr>
+                                  <w:color w:val="D79ED7"/>
+                                  <w:sz w:val="15"/>
+                                  <w:szCs w:val="15"/>
+                                </w:rPr>
+                              </w:pPr>
+                              <w:r>
+                                <w:rPr>
+                                  <w:color w:val="D79ED7"/>
+                                  <w:sz w:val="15"/>
+                                  <w:szCs w:val="15"/>
+                                </w:rPr>
+                                <w:t>Self service</w:t>
+                              </w:r>
+                            </w:p>
+                          </w:txbxContent>
+                        </ns7:txbx>
+                        <ns7:bodyPr rot="0" spcFirstLastPara="0" vertOverflow="overflow" horzOverflow="overflow" vert="horz" wrap="square" lIns="0" tIns="0" rIns="0" bIns="0" numCol="1" spcCol="0" rtlCol="0" fromWordArt="0" anchor="ctr" anchorCtr="0" forceAA="0" compatLnSpc="1">
+                          <ns5:noAutofit/>
+                        </ns7:bodyPr>
+                      </ns7:wsp>
+                      <ns7:wsp>
+                        <ns7:cNvPr id="461847727" name="btnExitKiosk 7000685"/>
+                        <ns7:cNvSpPr/>
+                        <ns7:spPr>
+                          <ns5:xfrm>
+                            <ns5:off x="5132832" y="97213"/>
+                            <ns5:ext cx="583276" cy="194425"/>
+                          </ns5:xfrm>
+                          <ns5:prstGeom prst="rect">
+                            <ns5:avLst/>
+                          </ns5:prstGeom>
+                          <ns5:noFill/>
+                          <ns5:ln w="6350">
+                            <ns5:solidFill>
+                              <ns5:srgbClr val="8E5A8E"/>
+                            </ns5:solidFill>
+                          </ns5:ln>
+                        </ns7:spPr>
+                        <ns7:style>
+                          <ns5:lnRef idx="2">
+                            <ns5:schemeClr val="dk1"/>
+                          </ns5:lnRef>
+                          <ns5:fillRef idx="0">
+                            <ns5:schemeClr val="lt1"/>
+                          </ns5:fillRef>
+                          <ns5:effectRef idx="0">
+                            <ns5:schemeClr val="dk1"/>
+                          </ns5:effectRef>
+                          <ns5:fontRef idx="minor">
+                            <ns5:schemeClr val="dk1"/>
+                          </ns5:fontRef>
+                        </ns7:style>
+                        <ns7:txbx>
+                          <w:txbxContent>
+                            <w:p ns2:paraId="78AF6D5E" ns2:textId="77777777">
+                              <w:pPr>
+                                <w:jc w:val="center"/>
+                                <w:rPr>
+                                  <w:color w:val="D79ED7"/>
+                                  <w:sz w:val="15"/>
+                                  <w:szCs w:val="15"/>
+                                </w:rPr>
+                              </w:pPr>
+                              <w:r>
+                                <w:rPr>
+                                  <w:color w:val="D79ED7"/>
+                                  <w:sz w:val="15"/>
+                                  <w:szCs w:val="15"/>
+                                </w:rPr>
+                                <w:t>Staff exit</w:t>
+                              </w:r>
+                            </w:p>
+                          </w:txbxContent>
+                        </ns7:txbx>
+                        <ns7:bodyPr rot="0" spcFirstLastPara="0" vertOverflow="overflow" horzOverflow="overflow" vert="horz" wrap="square" lIns="19443" tIns="0" rIns="19443" bIns="0" numCol="1" spcCol="0" rtlCol="0" fromWordArt="0" anchor="ctr" anchorCtr="0" forceAA="0" compatLnSpc="1">
+                          <ns5:noAutofit/>
+                        </ns7:bodyPr>
+                      </ns7:wsp>
+                      <ns7:wsp>
+                        <ns7:cNvPr id="734766245" name="Label 7000822"/>
+                        <ns7:cNvSpPr/>
+                        <ns7:spPr>
+                          <ns5:xfrm>
+                            <ns5:off x="194425" y="563834"/>
+                            <ns5:ext cx="3110807" cy="271224"/>
+                          </ns5:xfrm>
+                          <ns5:prstGeom prst="rect">
+                            <ns5:avLst/>
+                          </ns5:prstGeom>
+                          <ns5:noFill/>
+                          <ns5:ln>
+                            <ns5:noFill/>
+                          </ns5:ln>
+                        </ns7:spPr>
+                        <ns7:style>
+                          <ns5:lnRef idx="2">
+                            <ns5:schemeClr val="dk1"/>
+                          </ns5:lnRef>
+                          <ns5:fillRef idx="0">
+                            <ns5:schemeClr val="lt1"/>
+                          </ns5:fillRef>
+                          <ns5:effectRef idx="0">
+                            <ns5:schemeClr val="dk1"/>
+                          </ns5:effectRef>
+                          <ns5:fontRef idx="minor">
+                            <ns5:schemeClr val="dk1"/>
+                          </ns5:fontRef>
+                        </ns7:style>
+                        <ns7:txbx>
+                          <w:txbxContent>
+                            <w:p ns2:paraId="0FD593C1" ns2:textId="77777777">
+                              <w:pPr>
+                                <w:rPr>
+                                  <w:b/>
+                                  <w:bCs/>
+                                  <w:color w:val="BFBFBF"/>
+                                  <w:sz w:val="28"/>
+                                  <w:szCs w:val="28"/>
+                                </w:rPr>
+                              </w:pPr>
+                              <w:r>
+                                <w:rPr>
+                                  <w:b/>
+                                  <w:bCs/>
+                                  <w:color w:val="BFBFBF"/>
+                                  <w:sz w:val="28"/>
+                                  <w:szCs w:val="28"/>
+                                </w:rPr>
+                                <w:t>Buy your tickets here</w:t>
+                              </w:r>
+                            </w:p>
+                          </w:txbxContent>
+                        </ns7:txbx>
+                        <ns7:bodyPr rot="0" spcFirstLastPara="0" vertOverflow="overflow" horzOverflow="overflow" vert="horz" wrap="square" lIns="0" tIns="0" rIns="0" bIns="0" numCol="1" spcCol="0" rtlCol="0" fromWordArt="0" anchor="ctr" anchorCtr="0" forceAA="0" compatLnSpc="1">
+                          <ns5:noAutofit/>
+                        </ns7:bodyPr>
+                      </ns7:wsp>
+                      <ns7:wsp>
+                        <ns7:cNvPr id="582792852" name="Label 7000959"/>
+                        <ns7:cNvSpPr/>
+                        <ns7:spPr>
+                          <ns5:xfrm>
+                            <ns5:off x="194425" y="816587"/>
+                            <ns5:ext cx="3305233" cy="180816"/>
+                          </ns5:xfrm>
+                          <ns5:prstGeom prst="rect">
+                            <ns5:avLst/>
+                          </ns5:prstGeom>
+                          <ns5:noFill/>
+                          <ns5:ln>
+                            <ns5:noFill/>
+                          </ns5:ln>
+                        </ns7:spPr>
+                        <ns7:style>
+                          <ns5:lnRef idx="2">
+                            <ns5:schemeClr val="dk1"/>
+                          </ns5:lnRef>
+                          <ns5:fillRef idx="0">
+                            <ns5:schemeClr val="lt1"/>
+                          </ns5:fillRef>
+                          <ns5:effectRef idx="0">
+                            <ns5:schemeClr val="dk1"/>
+                          </ns5:effectRef>
+                          <ns5:fontRef idx="minor">
+                            <ns5:schemeClr val="dk1"/>
+                          </ns5:fontRef>
+                        </ns7:style>
+                        <ns7:txbx>
+                          <w:txbxContent>
+                            <w:p ns2:paraId="72F37F6B" ns2:textId="77777777">
+                              <w:pPr>
+                                <w:rPr>
+                                  <w:color w:val="CFCFCF"/>
+                                  <w:sz w:val="18"/>
+                                  <w:szCs w:val="18"/>
+                                </w:rPr>
+                              </w:pPr>
+                              <w:r>
+                                <w:rPr>
+                                  <w:color w:val="CFCFCF"/>
+                                  <w:sz w:val="18"/>
+                                  <w:szCs w:val="18"/>
+                                </w:rPr>
+                                <w:t>Pick a film, pick your seats, pay at the machine</w:t>
+                              </w:r>
+                            </w:p>
+                          </w:txbxContent>
+                        </ns7:txbx>
+                        <ns7:bodyPr rot="0" spcFirstLastPara="0" vertOverflow="overflow" horzOverflow="overflow" vert="horz" wrap="square" lIns="0" tIns="0" rIns="0" bIns="0" numCol="1" spcCol="0" rtlCol="0" fromWordArt="0" anchor="ctr" anchorCtr="0" forceAA="0" compatLnSpc="1">
+                          <ns5:noAutofit/>
+                        </ns7:bodyPr>
+                      </ns7:wsp>
+                      <ns7:wsp>
+                        <ns7:cNvPr id="1294568594" name="pnlExit 7001096"/>
+                        <ns7:cNvSpPr/>
+                        <ns7:spPr>
+                          <ns5:xfrm>
+                            <ns5:off x="1069340" y="1030455"/>
+                            <ns5:ext cx="3694084" cy="1477634"/>
+                          </ns5:xfrm>
+                          <ns5:prstGeom prst="rect">
+                            <ns5:avLst/>
+                          </ns5:prstGeom>
+                          <ns5:solidFill>
+                            <ns5:srgbClr val="FFFFFF"/>
+                          </ns5:solidFill>
+                          <ns5:ln w="12700">
+                            <ns5:solidFill>
+                              <ns5:srgbClr val="400040"/>
+                            </ns5:solidFill>
+                          </ns5:ln>
+                        </ns7:spPr>
+                        <ns7:style>
+                          <ns5:lnRef idx="2">
+                            <ns5:schemeClr val="dk1"/>
+                          </ns5:lnRef>
+                          <ns5:fillRef idx="0">
+                            <ns5:schemeClr val="lt1"/>
+                          </ns5:fillRef>
+                          <ns5:effectRef idx="0">
+                            <ns5:schemeClr val="dk1"/>
+                          </ns5:effectRef>
+                          <ns5:fontRef idx="minor">
+                            <ns5:schemeClr val="dk1"/>
+                          </ns5:fontRef>
+                        </ns7:style>
+                        <ns7:bodyPr rot="0" spcFirstLastPara="0" vertOverflow="overflow" horzOverflow="overflow" vert="horz" wrap="square" lIns="38885" tIns="0" rIns="38885" bIns="0" numCol="1" spcCol="0" rtlCol="0" fromWordArt="0" anchor="ctr" anchorCtr="0" forceAA="0" compatLnSpc="1">
+                          <ns5:noAutofit/>
+                        </ns7:bodyPr>
+                      </ns7:wsp>
+                      <ns7:wsp>
+                        <ns7:cNvPr id="705771087" name="Label 7001233"/>
+                        <ns7:cNvSpPr/>
+                        <ns7:spPr>
+                          <ns5:xfrm>
+                            <ns5:off x="1263766" y="1185995"/>
+                            <ns5:ext cx="2430318" cy="256156"/>
+                          </ns5:xfrm>
+                          <ns5:prstGeom prst="rect">
+                            <ns5:avLst/>
+                          </ns5:prstGeom>
+                          <ns5:noFill/>
+                          <ns5:ln>
+                            <ns5:noFill/>
+                          </ns5:ln>
+                        </ns7:spPr>
+                        <ns7:style>
+                          <ns5:lnRef idx="2">
+                            <ns5:schemeClr val="dk1"/>
+                          </ns5:lnRef>
+                          <ns5:fillRef idx="0">
+                            <ns5:schemeClr val="lt1"/>
+                          </ns5:fillRef>
+                          <ns5:effectRef idx="0">
+                            <ns5:schemeClr val="dk1"/>
+                          </ns5:effectRef>
+                          <ns5:fontRef idx="minor">
+                            <ns5:schemeClr val="dk1"/>
+                          </ns5:fontRef>
+                        </ns7:style>
+                        <ns7:txbx>
+                          <w:txbxContent>
+                            <w:p ns2:paraId="07F28889" ns2:textId="77777777">
+                              <w:pPr>
+                                <w:rPr>
+                                  <w:b/>
+                                  <w:bCs/>
+                                  <w:color w:val="000000"/>
+                                  <w:sz w:val="26"/>
+                                  <w:szCs w:val="26"/>
+                                </w:rPr>
+                              </w:pPr>
+                              <w:r>
+                                <w:rPr>
+                                  <w:b/>
+                                  <w:bCs/>
+                                  <w:color w:val="000000"/>
+                                  <w:sz w:val="26"/>
+                                  <w:szCs w:val="26"/>
+                                </w:rPr>
+                                <w:t>Staff exit</w:t>
+                              </w:r>
+                            </w:p>
+                          </w:txbxContent>
+                        </ns7:txbx>
+                        <ns7:bodyPr rot="0" spcFirstLastPara="0" vertOverflow="overflow" horzOverflow="overflow" vert="horz" wrap="square" lIns="0" tIns="0" rIns="0" bIns="0" numCol="1" spcCol="0" rtlCol="0" fromWordArt="0" anchor="ctr" anchorCtr="0" forceAA="0" compatLnSpc="1">
+                          <ns5:noAutofit/>
+                        </ns7:bodyPr>
+                      </ns7:wsp>
+                      <ns7:wsp>
+                        <ns7:cNvPr id="259665849" name="Label 7001370"/>
+                        <ns7:cNvSpPr/>
+                        <ns7:spPr>
+                          <ns5:xfrm>
+                            <ns5:off x="1263766" y="1458191"/>
+                            <ns5:ext cx="3305233" cy="180816"/>
+                          </ns5:xfrm>
+                          <ns5:prstGeom prst="rect">
+                            <ns5:avLst/>
+                          </ns5:prstGeom>
+                          <ns5:noFill/>
+                          <ns5:ln>
+                            <ns5:noFill/>
+                          </ns5:ln>
+                        </ns7:spPr>
+                        <ns7:style>
+                          <ns5:lnRef idx="2">
+                            <ns5:schemeClr val="dk1"/>
+                          </ns5:lnRef>
+                          <ns5:fillRef idx="0">
+                            <ns5:schemeClr val="lt1"/>
+                          </ns5:fillRef>
+                          <ns5:effectRef idx="0">
+                            <ns5:schemeClr val="dk1"/>
+                          </ns5:effectRef>
+                          <ns5:fontRef idx="minor">
+                            <ns5:schemeClr val="dk1"/>
+                          </ns5:fontRef>
+                        </ns7:style>
+                        <ns7:txbx>
+                          <w:txbxContent>
+                            <w:p ns2:paraId="2A8E5BBB" ns2:textId="77777777">
+                              <w:pPr>
+                                <w:rPr>
+                                  <w:color w:val="000000"/>
+                                  <w:sz w:val="18"/>
+                                  <w:szCs w:val="18"/>
+                                </w:rPr>
+                              </w:pPr>
+                              <w:r>
+                                <w:rPr>
+                                  <w:color w:val="000000"/>
+                                  <w:sz w:val="18"/>
+                                  <w:szCs w:val="18"/>
+                                </w:rPr>
+                                <w:t>Enter your password to close the kiosk and go back to the</w:t>
+                              </w:r>
+                            </w:p>
+                          </w:txbxContent>
+                        </ns7:txbx>
+                        <ns7:bodyPr rot="0" spcFirstLastPara="0" vertOverflow="overflow" horzOverflow="overflow" vert="horz" wrap="square" lIns="0" tIns="0" rIns="0" bIns="0" numCol="1" spcCol="0" rtlCol="0" fromWordArt="0" anchor="ctr" anchorCtr="0" forceAA="0" compatLnSpc="1">
+                          <ns5:noAutofit/>
+                        </ns7:bodyPr>
+                      </ns7:wsp>
+                      <ns7:wsp>
+                        <ns7:cNvPr id="1607611395" name="Label 7001507"/>
+                        <ns7:cNvSpPr/>
+                        <ns7:spPr>
+                          <ns5:xfrm>
+                            <ns5:off x="1263766" y="1613731"/>
+                            <ns5:ext cx="3305233" cy="180816"/>
+                          </ns5:xfrm>
+                          <ns5:prstGeom prst="rect">
+                            <ns5:avLst/>
+                          </ns5:prstGeom>
+                          <ns5:noFill/>
+                          <ns5:ln>
+                            <ns5:noFill/>
+                          </ns5:ln>
+                        </ns7:spPr>
+                        <ns7:style>
+                          <ns5:lnRef idx="2">
+                            <ns5:schemeClr val="dk1"/>
+                          </ns5:lnRef>
+                          <ns5:fillRef idx="0">
+                            <ns5:schemeClr val="lt1"/>
+                          </ns5:fillRef>
+                          <ns5:effectRef idx="0">
+                            <ns5:schemeClr val="dk1"/>
+                          </ns5:effectRef>
+                          <ns5:fontRef idx="minor">
+                            <ns5:schemeClr val="dk1"/>
+                          </ns5:fontRef>
+                        </ns7:style>
+                        <ns7:txbx>
+                          <w:txbxContent>
+                            <w:p ns2:paraId="726DEF76" ns2:textId="77777777">
+                              <w:pPr>
+                                <w:rPr>
+                                  <w:color w:val="000000"/>
+                                  <w:sz w:val="18"/>
+                                  <w:szCs w:val="18"/>
+                                </w:rPr>
+                              </w:pPr>
+                              <w:r>
+                                <w:rPr>
+                                  <w:color w:val="000000"/>
+                                  <w:sz w:val="18"/>
+                                  <w:szCs w:val="18"/>
+                                </w:rPr>
+                                <w:t>main menu.</w:t>
+                              </w:r>
+                            </w:p>
+                          </w:txbxContent>
+                        </ns7:txbx>
+                        <ns7:bodyPr rot="0" spcFirstLastPara="0" vertOverflow="overflow" horzOverflow="overflow" vert="horz" wrap="square" lIns="0" tIns="0" rIns="0" bIns="0" numCol="1" spcCol="0" rtlCol="0" fromWordArt="0" anchor="ctr" anchorCtr="0" forceAA="0" compatLnSpc="1">
+                          <ns5:noAutofit/>
+                        </ns7:bodyPr>
+                      </ns7:wsp>
+                      <ns7:wsp>
+                        <ns7:cNvPr id="385453909" name="TextBox 7001644"/>
+                        <ns7:cNvSpPr/>
+                        <ns7:spPr>
+                          <ns5:xfrm>
+                            <ns5:off x="1263766" y="1847042"/>
+                            <ns5:ext cx="3305233" cy="213868"/>
+                          </ns5:xfrm>
+                          <ns5:prstGeom prst="rect">
+                            <ns5:avLst/>
+                          </ns5:prstGeom>
+                          <ns5:solidFill>
+                            <ns5:srgbClr val="FFFFFF"/>
+                          </ns5:solidFill>
+                          <ns5:ln w="6350">
+                            <ns5:solidFill>
+                              <ns5:srgbClr val="B4B4B4"/>
+                            </ns5:solidFill>
+                          </ns5:ln>
+                        </ns7:spPr>
+                        <ns7:style>
+                          <ns5:lnRef idx="2">
+                            <ns5:schemeClr val="dk1"/>
+                          </ns5:lnRef>
+                          <ns5:fillRef idx="0">
+                            <ns5:schemeClr val="lt1"/>
+                          </ns5:fillRef>
+                          <ns5:effectRef idx="0">
+                            <ns5:schemeClr val="dk1"/>
+                          </ns5:effectRef>
+                          <ns5:fontRef idx="minor">
+                            <ns5:schemeClr val="dk1"/>
+                          </ns5:fontRef>
+                        </ns7:style>
+                        <ns7:txbx>
+                          <w:txbxContent>
+                            <w:p ns2:paraId="535D9C08" ns2:textId="77777777">
+                              <w:pPr>
+                                <w:rPr>
+                                  <w:color w:val="000000"/>
+                                  <w:sz w:val="18"/>
+                                  <w:szCs w:val="18"/>
+                                </w:rPr>
+                              </w:pPr>
+                              <w:r>
+                                <w:rPr>
+                                  <w:color w:val="000000"/>
+                                  <w:sz w:val="18"/>
+                                  <w:szCs w:val="18"/>
+                                </w:rPr>
+                                <w:t>●●●●●●●●</w:t>
+                              </w:r>
+                            </w:p>
+                          </w:txbxContent>
+                        </ns7:txbx>
+                        <ns7:bodyPr rot="0" spcFirstLastPara="0" vertOverflow="overflow" horzOverflow="overflow" vert="horz" wrap="square" lIns="38885" tIns="0" rIns="38885" bIns="0" numCol="1" spcCol="0" rtlCol="0" fromWordArt="0" anchor="ctr" anchorCtr="0" forceAA="0" compatLnSpc="1">
+                          <ns5:noAutofit/>
+                        </ns7:bodyPr>
+                      </ns7:wsp>
+                      <ns7:wsp>
+                        <ns7:cNvPr id="976617997" name="Button 7001781"/>
+                        <ns7:cNvSpPr/>
+                        <ns7:spPr>
+                          <ns5:xfrm>
+                            <ns5:off x="2916382" y="2177565"/>
+                            <ns5:ext cx="758259" cy="213868"/>
+                          </ns5:xfrm>
+                          <ns5:prstGeom prst="rect">
+                            <ns5:avLst/>
+                          </ns5:prstGeom>
+                          <ns5:solidFill>
+                            <ns5:srgbClr val="F0F0F0"/>
+                          </ns5:solidFill>
+                          <ns5:ln w="6350">
+                            <ns5:solidFill>
+                              <ns5:srgbClr val="B4B4B4"/>
+                            </ns5:solidFill>
+                          </ns5:ln>
+                        </ns7:spPr>
+                        <ns7:style>
+                          <ns5:lnRef idx="2">
+                            <ns5:schemeClr val="dk1"/>
+                          </ns5:lnRef>
+                          <ns5:fillRef idx="0">
+                            <ns5:schemeClr val="lt1"/>
+                          </ns5:fillRef>
+                          <ns5:effectRef idx="0">
+                            <ns5:schemeClr val="dk1"/>
+                          </ns5:effectRef>
+                          <ns5:fontRef idx="minor">
+                            <ns5:schemeClr val="dk1"/>
+                          </ns5:fontRef>
+                        </ns7:style>
+                        <ns7:txbx>
+                          <w:txbxContent>
+                            <w:p ns2:paraId="79051113" ns2:textId="77777777">
+                              <w:pPr>
+                                <w:jc w:val="center"/>
+                                <w:rPr>
+                                  <w:color w:val="000000"/>
+                                  <w:sz w:val="17"/>
+                                  <w:szCs w:val="17"/>
+                                </w:rPr>
+                              </w:pPr>
+                              <w:r>
+                                <w:rPr>
+                                  <w:color w:val="000000"/>
+                                  <w:sz w:val="17"/>
+                                  <w:szCs w:val="17"/>
+                                </w:rPr>
+                                <w:t>Cancel</w:t>
+                              </w:r>
+                            </w:p>
+                          </w:txbxContent>
+                        </ns7:txbx>
+                        <ns7:bodyPr rot="0" spcFirstLastPara="0" vertOverflow="overflow" horzOverflow="overflow" vert="horz" wrap="square" lIns="19443" tIns="0" rIns="19443" bIns="0" numCol="1" spcCol="0" rtlCol="0" fromWordArt="0" anchor="ctr" anchorCtr="0" forceAA="0" compatLnSpc="1">
+                          <ns5:noAutofit/>
+                        </ns7:bodyPr>
+                      </ns7:wsp>
+                      <ns7:wsp>
+                        <ns7:cNvPr id="819834411" name="Button 7001918"/>
+                        <ns7:cNvSpPr/>
+                        <ns7:spPr>
+                          <ns5:xfrm>
+                            <ns5:off x="3771854" y="2177565"/>
+                            <ns5:ext cx="797144" cy="213868"/>
+                          </ns5:xfrm>
+                          <ns5:prstGeom prst="rect">
+                            <ns5:avLst/>
+                          </ns5:prstGeom>
+                          <ns5:solidFill>
+                            <ns5:srgbClr val="A02B93"/>
+                          </ns5:solidFill>
+                          <ns5:ln w="6350">
+                            <ns5:solidFill>
+                              <ns5:srgbClr val="A02B93"/>
+                            </ns5:solidFill>
+                          </ns5:ln>
+                        </ns7:spPr>
+                        <ns7:style>
+                          <ns5:lnRef idx="2">
+                            <ns5:schemeClr val="dk1"/>
+                          </ns5:lnRef>
+                          <ns5:fillRef idx="0">
+                            <ns5:schemeClr val="lt1"/>
+                          </ns5:fillRef>
+                          <ns5:effectRef idx="0">
+                            <ns5:schemeClr val="dk1"/>
+                          </ns5:effectRef>
+                          <ns5:fontRef idx="minor">
+                            <ns5:schemeClr val="dk1"/>
+                          </ns5:fontRef>
+                        </ns7:style>
+                        <ns7:txbx>
+                          <w:txbxContent>
+                            <w:p ns2:paraId="398AA2D6" ns2:textId="77777777">
+                              <w:pPr>
+                                <w:jc w:val="center"/>
+                                <w:rPr>
+                                  <w:b/>
+                                  <w:bCs/>
+                                  <w:color w:val="FFFFFF"/>
+                                  <w:sz w:val="17"/>
+                                  <w:szCs w:val="17"/>
+                                </w:rPr>
+                              </w:pPr>
+                              <w:r>
+                                <w:rPr>
+                                  <w:b/>
+                                  <w:bCs/>
+                                  <w:color w:val="FFFFFF"/>
+                                  <w:sz w:val="17"/>
+                                  <w:szCs w:val="17"/>
+                                </w:rPr>
+                                <w:t>Close kiosk</w:t>
+                              </w:r>
+                            </w:p>
+                          </w:txbxContent>
+                        </ns7:txbx>
+                        <ns7:bodyPr rot="0" spcFirstLastPara="0" vertOverflow="overflow" horzOverflow="overflow" vert="horz" wrap="square" lIns="19443" tIns="0" rIns="19443" bIns="0" numCol="1" spcCol="0" rtlCol="0" fromWordArt="0" anchor="ctr" anchorCtr="0" forceAA="0" compatLnSpc="1">
+                          <ns5:noAutofit/>
+                        </ns7:bodyPr>
+                      </ns7:wsp>
+                      <ns7:wsp>
+                        <ns7:cNvPr id="1409248721" name="Label 7002055"/>
+                        <ns7:cNvSpPr/>
+                        <ns7:spPr>
+                          <ns5:xfrm>
+                            <ns5:off x="194425" y="2663629"/>
+                            <ns5:ext cx="5541126" cy="150680"/>
+                          </ns5:xfrm>
+                          <ns5:prstGeom prst="rect">
+                            <ns5:avLst/>
+                          </ns5:prstGeom>
+                          <ns5:noFill/>
+                          <ns5:ln>
+                            <ns5:noFill/>
+                          </ns5:ln>
+                        </ns7:spPr>
+                        <ns7:style>
+                          <ns5:lnRef idx="2">
+                            <ns5:schemeClr val="dk1"/>
+                          </ns5:lnRef>
+                          <ns5:fillRef idx="0">
+                            <ns5:schemeClr val="lt1"/>
+                          </ns5:fillRef>
+                          <ns5:effectRef idx="0">
+                            <ns5:schemeClr val="dk1"/>
+                          </ns5:effectRef>
+                          <ns5:fontRef idx="minor">
+                            <ns5:schemeClr val="dk1"/>
+                          </ns5:fontRef>
+                        </ns7:style>
+                        <ns7:txbx>
+                          <w:txbxContent>
+                            <w:p ns2:paraId="07F27786" ns2:textId="77777777">
+                              <w:pPr>
+                                <w:rPr>
+                                  <w:color w:val="808080"/>
+                                  <w:sz w:val="15"/>
+                                  <w:szCs w:val="15"/>
+                                </w:rPr>
+                              </w:pPr>
+                              <w:r>
+                                <w:rPr>
+                                  <w:color w:val="808080"/>
+                                  <w:sz w:val="15"/>
+                                  <w:szCs w:val="15"/>
+                                </w:rPr>
+                                <w:t>A wrong password leaves the kiosk exactly where it was and writes a Security entry to the audit log.</w:t>
+                              </w:r>
+                            </w:p>
+                          </w:txbxContent>
+                        </ns7:txbx>
+                        <ns7:bodyPr rot="0" spcFirstLastPara="0" vertOverflow="overflow" horzOverflow="overflow" vert="horz" wrap="square" lIns="0" tIns="0" rIns="0" bIns="0" numCol="1" spcCol="0" rtlCol="0" fromWordArt="0" anchor="ctr" anchorCtr="0" forceAA="0" compatLnSpc="1">
+                          <ns5:noAutofit/>
+                        </ns7:bodyPr>
+                      </ns7:wsp>
+                    </ns6:wpc>
+                  </ns5:graphicData>
+                </ns5:graphic>
+              </ns3:inline>
+            </w:drawing>
+          </ns1:Choice>
+          <ns1:Fallback>
+            <w:pict>
+              <ns8:group ns2:anchorId="2594A5E5" id="Staff Exit from Kiosk Mode (frmKiosk)" ns9:spid="_x0000_s1315" editas="canvas" style="width:459.25pt;height:229.65pt;mso-position-horizontal-relative:char;mso-position-vertical-relative:line" coordsize="58324,29159" ns9:gfxdata="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">
+                <ns8:shape id="_x0000_s1316" type="#_x0000_t75" style="position:absolute;width:58324;height:29159;visibility:visible;mso-wrap-style:square" filled="t">
+                  <ns8:fill ns9:detectmouseclick="t"/>
+                  <ns8:path ns9:connecttype="none"/>
+                </ns8:shape>
+                <ns8:rect id="Window 7000137" ns9:spid="_x0000_s1317" style="position:absolute;width:58327;height:29163;visibility:visible;mso-wrap-style:square;v-text-anchor:middle" ns9:gfxdata="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" fillcolor="#f0f0f0" stroked="f" strokeweight="1pt">
+                  <ns8:textbox inset="1.0801mm,0,1.0801mm,0"/>
+                </ns8:rect>
+                <ns8:rect id="pnlHeader 7000274" ns9:spid="_x0000_s1318" style="position:absolute;width:58327;height:3888;visibility:visible;mso-wrap-style:square;v-text-anchor:middle" ns9:gfxdata="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" fillcolor="#400040" stroked="f" strokeweight="1pt">
+                  <ns8:textbox inset="1.0801mm,0,1.0801mm,0"/>
+                </ns8:rect>
+                <ns8:rect id="Label 7000411" ns9:spid="_x0000_s1319" style="position:absolute;left:1166;top:583;width:17498;height:2561;visibility:visible;mso-wrap-style:square;v-text-anchor:middle" ns9:gfxdata="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" filled="f" stroked="f" strokeweight="1pt">
+                  <ns8:textbox inset="0,0,0,0">
+                    <w:txbxContent>
+                      <w:p ns2:paraId="3D8A5817" ns2:textId="77777777">
+                        <w:pPr>
+                          <w:rPr>
+                            <w:b/>
+                            <w:bCs/>
+                            <w:color w:val="FFFFFF"/>
+                            <w:sz w:val="26"/>
+                            <w:szCs w:val="26"/>
+                          </w:rPr>
+                        </w:pPr>
+                        <w:r>
+                          <w:rPr>
+                            <w:b/>
+                            <w:bCs/>
+                            <w:color w:val="FFFFFF"/>
+                            <w:sz w:val="26"/>
+                            <w:szCs w:val="26"/>
+                          </w:rPr>
+                          <w:t>Filmtopia</w:t>
+                        </w:r>
+                      </w:p>
+                    </w:txbxContent>
+                  </ns8:textbox>
+                </ns8:rect>
+                <ns8:rect id="Label 7000548" ns9:spid="_x0000_s1320" style="position:absolute;left:1166;top:2333;width:19443;height:1506;visibility:visible;mso-wrap-style:square;v-text-anchor:middle" ns9:gfxdata="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" filled="f" stroked="f" strokeweight="1pt">
+                  <ns8:textbox inset="0,0,0,0">
+                    <w:txbxContent>
+                      <w:p ns2:paraId="7896FB8E" ns2:textId="77777777">
+                        <w:pPr>
+                          <w:rPr>
+                            <w:color w:val="D79ED7"/>
+                            <w:sz w:val="15"/>
+                            <w:szCs w:val="15"/>
+                          </w:rPr>
+                        </w:pPr>
+                        <w:r>
+                          <w:rPr>
+                            <w:color w:val="D79ED7"/>
+                            <w:sz w:val="15"/>
+                            <w:szCs w:val="15"/>
+                          </w:rPr>
+                          <w:t>Self service</w:t>
+                        </w:r>
+                      </w:p>
+                    </w:txbxContent>
+                  </ns8:textbox>
+                </ns8:rect>
+                <ns8:rect id="btnExitKiosk 7000685" ns9:spid="_x0000_s1321" style="position:absolute;left:51328;top:972;width:5833;height:1944;visibility:visible;mso-wrap-style:square;v-text-anchor:middle" ns9:gfxdata="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" filled="f" strokecolor="#8e5a8e" strokeweight=".5pt">
+                  <ns8:textbox inset=".54008mm,0,.54008mm,0">
+                    <w:txbxContent>
+                      <w:p ns2:paraId="78AF6D5E" ns2:textId="77777777">
+                        <w:pPr>
+                          <w:jc w:val="center"/>
+                          <w:rPr>
+                            <w:color w:val="D79ED7"/>
+                            <w:sz w:val="15"/>
+                            <w:szCs w:val="15"/>
+                          </w:rPr>
+                        </w:pPr>
+                        <w:r>
+                          <w:rPr>
+                            <w:color w:val="D79ED7"/>
+                            <w:sz w:val="15"/>
+                            <w:szCs w:val="15"/>
+                          </w:rPr>
+                          <w:t>Staff exit</w:t>
+                        </w:r>
+                      </w:p>
+                    </w:txbxContent>
+                  </ns8:textbox>
+                </ns8:rect>
+                <ns8:rect id="Label 7000822" ns9:spid="_x0000_s1322" style="position:absolute;left:1944;top:5638;width:31108;height:2712;visibility:visible;mso-wrap-style:square;v-text-anchor:middle" ns9:gfxdata="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" filled="f" stroked="f" strokeweight="1pt">
+                  <ns8:textbox inset="0,0,0,0">
+                    <w:txbxContent>
+                      <w:p ns2:paraId="0FD593C1" ns2:textId="77777777">
+                        <w:pPr>
+                          <w:rPr>
+                            <w:b/>
+                            <w:bCs/>
+                            <w:color w:val="BFBFBF"/>
+                            <w:sz w:val="28"/>
+                            <w:szCs w:val="28"/>
+                          </w:rPr>
+                        </w:pPr>
+                        <w:r>
+                          <w:rPr>
+                            <w:b/>
+                            <w:bCs/>
+                            <w:color w:val="BFBFBF"/>
+                            <w:sz w:val="28"/>
+                            <w:szCs w:val="28"/>
+                          </w:rPr>
+                          <w:t>Buy your tickets here</w:t>
+                        </w:r>
+                      </w:p>
+                    </w:txbxContent>
+                  </ns8:textbox>
+                </ns8:rect>
+                <ns8:rect id="Label 7000959" ns9:spid="_x0000_s1323" style="position:absolute;left:1944;top:8165;width:33052;height:1809;visibility:visible;mso-wrap-style:square;v-text-anchor:middle" ns9:gfxdata="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" filled="f" stroked="f" strokeweight="1pt">
+                  <ns8:textbox inset="0,0,0,0">
+                    <w:txbxContent>
+                      <w:p ns2:paraId="72F37F6B" ns2:textId="77777777">
+                        <w:pPr>
+                          <w:rPr>
+                            <w:color w:val="CFCFCF"/>
+                            <w:sz w:val="18"/>
+                            <w:szCs w:val="18"/>
+                          </w:rPr>
+                        </w:pPr>
+                        <w:r>
+                          <w:rPr>
+                            <w:color w:val="CFCFCF"/>
+                            <w:sz w:val="18"/>
+                            <w:szCs w:val="18"/>
+                          </w:rPr>
+                          <w:t>Pick a film, pick your seats, pay at the machine</w:t>
+                        </w:r>
+                      </w:p>
+                    </w:txbxContent>
+                  </ns8:textbox>
+                </ns8:rect>
+                <ns8:rect id="pnlExit 7001096" ns9:spid="_x0000_s1324" style="position:absolute;left:10693;top:10304;width:36941;height:14776;visibility:visible;mso-wrap-style:square;v-text-anchor:middle" ns9:gfxdata="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" strokecolor="#400040" strokeweight="1pt">
+                  <ns8:textbox inset="1.0801mm,0,1.0801mm,0"/>
+                </ns8:rect>
+                <ns8:rect id="Label 7001233" ns9:spid="_x0000_s1325" style="position:absolute;left:12637;top:11859;width:24303;height:2562;visibility:visible;mso-wrap-style:square;v-text-anchor:middle" ns9:gfxdata="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" filled="f" stroked="f" strokeweight="1pt">
+                  <ns8:textbox inset="0,0,0,0">
+                    <w:txbxContent>
+                      <w:p ns2:paraId="07F28889" ns2:textId="77777777">
+                        <w:pPr>
+                          <w:rPr>
+                            <w:b/>
+                            <w:bCs/>
+                            <w:color w:val="000000"/>
+                            <w:sz w:val="26"/>
+                            <w:szCs w:val="26"/>
+                          </w:rPr>
+                        </w:pPr>
+                        <w:r>
+                          <w:rPr>
+                            <w:b/>
+                            <w:bCs/>
+                            <w:color w:val="000000"/>
+                            <w:sz w:val="26"/>
+                            <w:szCs w:val="26"/>
+                          </w:rPr>
+                          <w:t>Staff exit</w:t>
+                        </w:r>
+                      </w:p>
+                    </w:txbxContent>
+                  </ns8:textbox>
+                </ns8:rect>
+                <ns8:rect id="Label 7001370" ns9:spid="_x0000_s1326" style="position:absolute;left:12637;top:14581;width:33052;height:1809;visibility:visible;mso-wrap-style:square;v-text-anchor:middle" ns9:gfxdata="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" filled="f" stroked="f" strokeweight="1pt">
+                  <ns8:textbox inset="0,0,0,0">
+                    <w:txbxContent>
+                      <w:p ns2:paraId="2A8E5BBB" ns2:textId="77777777">
+                        <w:pPr>
+                          <w:rPr>
+                            <w:color w:val="000000"/>
+                            <w:sz w:val="18"/>
+                            <w:szCs w:val="18"/>
+                          </w:rPr>
+                        </w:pPr>
+                        <w:r>
+                          <w:rPr>
+                            <w:color w:val="000000"/>
+                            <w:sz w:val="18"/>
+                            <w:szCs w:val="18"/>
+                          </w:rPr>
+                          <w:t>Enter your password to close the kiosk and go back to the</w:t>
+                        </w:r>
+                      </w:p>
+                    </w:txbxContent>
+                  </ns8:textbox>
+                </ns8:rect>
+                <ns8:rect id="Label 7001507" ns9:spid="_x0000_s1327" style="position:absolute;left:12637;top:16137;width:33052;height:1808;visibility:visible;mso-wrap-style:square;v-text-anchor:middle" ns9:gfxdata="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" filled="f" stroked="f" strokeweight="1pt">
+                  <ns8:textbox inset="0,0,0,0">
+                    <w:txbxContent>
+                      <w:p ns2:paraId="726DEF76" ns2:textId="77777777">
+                        <w:pPr>
+                          <w:rPr>
+                            <w:color w:val="000000"/>
+                            <w:sz w:val="18"/>
+                            <w:szCs w:val="18"/>
+                          </w:rPr>
+                        </w:pPr>
+                        <w:r>
+                          <w:rPr>
+                            <w:color w:val="000000"/>
+                            <w:sz w:val="18"/>
+                            <w:szCs w:val="18"/>
+                          </w:rPr>
+                          <w:t>main menu.</w:t>
+                        </w:r>
+                      </w:p>
+                    </w:txbxContent>
+                  </ns8:textbox>
+                </ns8:rect>
+                <ns8:rect id="TextBox 7001644" ns9:spid="_x0000_s1328" style="position:absolute;left:12637;top:18470;width:33052;height:2139;visibility:visible;mso-wrap-style:square;v-text-anchor:middle" ns9:gfxdata="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" strokecolor="#b4b4b4" strokeweight=".5pt">
+                  <ns8:textbox inset="1.0801mm,0,1.0801mm,0">
+                    <w:txbxContent>
+                      <w:p ns2:paraId="535D9C08" ns2:textId="77777777">
+                        <w:pPr>
+                          <w:rPr>
+                            <w:color w:val="000000"/>
+                            <w:sz w:val="18"/>
+                            <w:szCs w:val="18"/>
+                          </w:rPr>
+                        </w:pPr>
+                        <w:r>
+                          <w:rPr>
+                            <w:color w:val="000000"/>
+                            <w:sz w:val="18"/>
+                            <w:szCs w:val="18"/>
+                          </w:rPr>
+                          <w:t>●●●●●●●●</w:t>
+                        </w:r>
+                      </w:p>
+                    </w:txbxContent>
+                  </ns8:textbox>
+                </ns8:rect>
+                <ns8:rect id="Button 7001781" ns9:spid="_x0000_s1329" style="position:absolute;left:29163;top:21775;width:7583;height:2139;visibility:visible;mso-wrap-style:square;v-text-anchor:middle" ns9:gfxdata="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" fillcolor="#f0f0f0" strokecolor="#b4b4b4" strokeweight=".5pt">
+                  <ns8:textbox inset=".54008mm,0,.54008mm,0">
+                    <w:txbxContent>
+                      <w:p ns2:paraId="79051113" ns2:textId="77777777">
+                        <w:pPr>
+                          <w:jc w:val="center"/>
+                          <w:rPr>
+                            <w:color w:val="000000"/>
+                            <w:sz w:val="17"/>
+                            <w:szCs w:val="17"/>
+                          </w:rPr>
+                        </w:pPr>
+                        <w:r>
+                          <w:rPr>
+                            <w:color w:val="000000"/>
+                            <w:sz w:val="17"/>
+                            <w:szCs w:val="17"/>
+                          </w:rPr>
+                          <w:t>Cancel</w:t>
+                        </w:r>
+                      </w:p>
+                    </w:txbxContent>
+                  </ns8:textbox>
+                </ns8:rect>
+                <ns8:rect id="Button 7001918" ns9:spid="_x0000_s1330" style="position:absolute;left:37718;top:21775;width:7971;height:2139;visibility:visible;mso-wrap-style:square;v-text-anchor:middle" ns9:gfxdata="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" fillcolor="#a02b93" strokecolor="#a02b93" strokeweight=".5pt">
+                  <ns8:textbox inset=".54008mm,0,.54008mm,0">
+                    <w:txbxContent>
+                      <w:p ns2:paraId="398AA2D6" ns2:textId="77777777">
+                        <w:pPr>
+                          <w:jc w:val="center"/>
+                          <w:rPr>
+                            <w:b/>
+                            <w:bCs/>
+                            <w:color w:val="FFFFFF"/>
+                            <w:sz w:val="17"/>
+                            <w:szCs w:val="17"/>
+                          </w:rPr>
+                        </w:pPr>
+                        <w:r>
+                          <w:rPr>
+                            <w:b/>
+                            <w:bCs/>
+                            <w:color w:val="FFFFFF"/>
+                            <w:sz w:val="17"/>
+                            <w:szCs w:val="17"/>
+                          </w:rPr>
+                          <w:t>Close kiosk</w:t>
+                        </w:r>
+                      </w:p>
+                    </w:txbxContent>
+                  </ns8:textbox>
+                </ns8:rect>
+                <ns8:rect id="Label 7002055" ns9:spid="_x0000_s1331" style="position:absolute;left:1944;top:26636;width:55411;height:1507;visibility:visible;mso-wrap-style:square;v-text-anchor:middle" ns9:gfxdata="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" filled="f" stroked="f" strokeweight="1pt">
+                  <ns8:textbox inset="0,0,0,0">
+                    <w:txbxContent>
+                      <w:p ns2:paraId="07F27786" ns2:textId="77777777">
+                        <w:pPr>
+                          <w:rPr>
+                            <w:color w:val="808080"/>
+                            <w:sz w:val="15"/>
+                            <w:szCs w:val="15"/>
+                          </w:rPr>
+                        </w:pPr>
+                        <w:r>
+                          <w:rPr>
+                            <w:color w:val="808080"/>
+                            <w:sz w:val="15"/>
+                            <w:szCs w:val="15"/>
+                          </w:rPr>
+                          <w:t>A wrong password leaves the kiosk exactly where it was and writes a Security entry to the audit log.</w:t>
+                        </w:r>
+                      </w:p>
+                    </w:txbxContent>
+                  </ns8:textbox>
+                </ns8:rect>
+                <ns10:anchorlock/>
+              </ns8:group>
+            </w:pict>
+          </ns1:Fallback>
+        </ns1:AlternateContent>
+      </w:r>
+    </w:p>
+    <w:p ns2:paraId="76D46A56" ns2:textId="77777777"/>
     <w:sectPr>
       <w:headerReference w:type="even" ns11:id="rId7"/>
       <w:headerReference w:type="default" ns11:id="rId8"/>

--- a/Post-Prototype Refinement of Design.docx
+++ b/Post-Prototype Refinement of Design.docx
@@ -23813,6 +23813,7687 @@
       </w:r>
     </w:p>
     <w:p ns2:paraId="76D46A56" ns2:textId="77777777"/>
+    <w:p ns2:paraId="4E006B97" ns2:textId="77777777">
+      <w:pPr>
+        <w:pStyle w:val="Heading3"/>
+        <w:rPr>
+          <w:rFonts w:ascii="Aptos Display" w:eastAsia="Aptos Display" w:hAnsi="Aptos Display" w:cs="Aptos Display"/>
+          <w:b/>
+          <w:bCs/>
+          <w:color w:val="000000" w:themeColor="text1"/>
+        </w:rPr>
+      </w:pPr>
+      <w:r>
+        <w:rPr>
+          <w:rFonts w:ascii="Aptos Display" w:eastAsia="Aptos Display" w:hAnsi="Aptos Display" w:cs="Aptos Display"/>
+          <w:b/>
+          <w:bCs/>
+          <w:color w:val="000000" w:themeColor="text1"/>
+        </w:rPr>
+        <w:t>Managing Films (Objectives 6 and 34)</w:t>
+      </w:r>
+    </w:p>
+    <w:p ns2:paraId="012C4D8F" ns2:textId="77777777">
+      <w:pPr>
+        <w:spacing w:after="160" w:line="276" w:lineRule="auto"/>
+      </w:pPr>
+      <w:r>
+        <w:rPr>
+          <w:rFonts w:ascii="Aptos" w:eastAsia="Aptos" w:hAnsi="Aptos" w:cs="Aptos"/>
+        </w:rPr>
+        <w:t>A film in the prototype was a title, an age rating, a duration and a description typed by hand. The refined form adds a release year and a genre list, and reorganises the layout so the details sit beside the poster rather than filling the width of the form. The list of films has gained a genre filter and a marker reading Needs a description against any film whose details are incomplete, which exists because an incomplete film looks fine on the management screen and then appears as an empty panel on the kiosk where a customer sees it.</w:t>
+      </w:r>
+    </w:p>
+    <w:p ns2:paraId="1BA8284A" ns2:textId="77777777">
+      <w:pPr>
+        <w:keepNext/>
+        <w:pBdr>
+          <w:top w:val="single" w:sz="6" w:space="6" w:color="A02B93"/>
+          <w:left w:val="single" w:sz="6" w:space="0" w:color="A02B93"/>
+          <w:bottom w:val="single" w:sz="6" w:space="6" w:color="A02B93"/>
+          <w:right w:val="single" w:sz="6" w:space="0" w:color="A02B93"/>
+        </w:pBdr>
+        <w:shd w:val="clear" w:color="auto" w:fill="F7E9F3"/>
+        <w:spacing w:before="120" w:after="200"/>
+        <w:rPr>
+          <w:rFonts w:ascii="Aptos" w:eastAsia="Aptos" w:hAnsi="Aptos" w:cs="Aptos"/>
+          <w:b/>
+          <w:bCs/>
+          <w:color w:val="A02B93"/>
+          <w:sz w:val="22"/>
+          <w:szCs w:val="22"/>
+        </w:rPr>
+      </w:pPr>
+      <w:r>
+        <w:rPr>
+          <w:rFonts w:ascii="Aptos" w:eastAsia="Aptos" w:hAnsi="Aptos" w:cs="Aptos"/>
+          <w:b/>
+          <w:bCs/>
+          <w:color w:val="A02B93"/>
+          <w:sz w:val="22"/>
+          <w:szCs w:val="22"/>
+        </w:rPr>
+        <w:lastRenderedPageBreak/>
+        <w:t>Films Form (frmFilms)</w:t>
+      </w:r>
+    </w:p>
+    <w:p ns2:paraId="1D1E6159" ns2:textId="77777777">
+      <w:pPr>
+        <w:pBdr>
+          <w:top w:val="single" w:sz="6" w:space="6" w:color="A02B93"/>
+          <w:left w:val="single" w:sz="6" w:space="0" w:color="A02B93"/>
+          <w:bottom w:val="single" w:sz="6" w:space="6" w:color="A02B93"/>
+          <w:right w:val="single" w:sz="6" w:space="0" w:color="A02B93"/>
+        </w:pBdr>
+        <w:shd w:val="clear" w:color="auto" w:fill="F7E9F3"/>
+        <w:spacing w:before="120" w:after="200"/>
+      </w:pPr>
+      <w:r>
+        <ns1:AlternateContent>
+          <ns1:Choice Requires="wpc">
+            <w:drawing>
+              <ns3:inline distT="0" distB="0" distL="0" distR="0" ns4:anchorId="557837D2" ns4:editId="00024D48">
+                <ns3:extent cx="5832764" cy="4099600"/>
+                <ns3:effectExtent l="0" t="0" r="0" b="0"/>
+                <ns3:docPr id="2012668089" name="Films Form (frmFilms)"/>
+                <ns3:cNvGraphicFramePr/>
+                <ns5:graphic>
+                  <ns5:graphicData uri="http://schemas.microsoft.com/office/word/2010/wordprocessingCanvas">
+                    <ns6:wpc>
+                      <ns6:bg>
+                        <ns5:solidFill>
+                          <ns5:prstClr val="white"/>
+                        </ns5:solidFill>
+                      </ns6:bg>
+                      <ns6:whole/>
+                      <ns7:wsp>
+                        <ns7:cNvPr id="319842365" name="Window 7000137"/>
+                        <ns7:cNvSpPr/>
+                        <ns7:spPr>
+                          <ns5:xfrm>
+                            <ns5:off x="0" y="0"/>
+                            <ns5:ext cx="5832764" cy="4099600"/>
+                          </ns5:xfrm>
+                          <ns5:prstGeom prst="rect">
+                            <ns5:avLst/>
+                          </ns5:prstGeom>
+                          <ns5:solidFill>
+                            <ns5:srgbClr val="F0F0F0"/>
+                          </ns5:solidFill>
+                          <ns5:ln>
+                            <ns5:noFill/>
+                          </ns5:ln>
+                        </ns7:spPr>
+                        <ns7:style>
+                          <ns5:lnRef idx="2">
+                            <ns5:schemeClr val="dk1"/>
+                          </ns5:lnRef>
+                          <ns5:fillRef idx="0">
+                            <ns5:schemeClr val="lt1"/>
+                          </ns5:fillRef>
+                          <ns5:effectRef idx="0">
+                            <ns5:schemeClr val="dk1"/>
+                          </ns5:effectRef>
+                          <ns5:fontRef idx="minor">
+                            <ns5:schemeClr val="dk1"/>
+                          </ns5:fontRef>
+                        </ns7:style>
+                        <ns7:bodyPr rot="0" spcFirstLastPara="0" vertOverflow="overflow" horzOverflow="overflow" vert="horz" wrap="square" lIns="33330" tIns="0" rIns="33330" bIns="0" numCol="1" spcCol="0" rtlCol="0" fromWordArt="0" anchor="ctr" anchorCtr="0" forceAA="0" compatLnSpc="1">
+                          <ns5:noAutofit/>
+                        </ns7:bodyPr>
+                      </ns7:wsp>
+                      <ns7:wsp>
+                        <ns7:cNvPr id="342278032" name="Label 7000274"/>
+                        <ns7:cNvSpPr/>
+                        <ns7:spPr>
+                          <ns5:xfrm>
+                            <ns5:off x="83325" y="66660"/>
+                            <ns5:ext cx="999902" cy="206646"/>
+                          </ns5:xfrm>
+                          <ns5:prstGeom prst="rect">
+                            <ns5:avLst/>
+                          </ns5:prstGeom>
+                          <ns5:noFill/>
+                          <ns5:ln>
+                            <ns5:noFill/>
+                          </ns5:ln>
+                        </ns7:spPr>
+                        <ns7:style>
+                          <ns5:lnRef idx="2">
+                            <ns5:schemeClr val="dk1"/>
+                          </ns5:lnRef>
+                          <ns5:fillRef idx="0">
+                            <ns5:schemeClr val="lt1"/>
+                          </ns5:fillRef>
+                          <ns5:effectRef idx="0">
+                            <ns5:schemeClr val="dk1"/>
+                          </ns5:effectRef>
+                          <ns5:fontRef idx="minor">
+                            <ns5:schemeClr val="dk1"/>
+                          </ns5:fontRef>
+                        </ns7:style>
+                        <ns7:txbx>
+                          <w:txbxContent>
+                            <w:p ns2:paraId="5CDA3C35" ns2:textId="77777777">
+                              <w:pPr>
+                                <w:rPr>
+                                  <w:b/>
+                                  <w:bCs/>
+                                  <w:color w:val="000000"/>
+                                  <w:sz w:val="21"/>
+                                  <w:szCs w:val="21"/>
+                                </w:rPr>
+                              </w:pPr>
+                              <w:r>
+                                <w:rPr>
+                                  <w:b/>
+                                  <w:bCs/>
+                                  <w:color w:val="000000"/>
+                                  <w:sz w:val="21"/>
+                                  <w:szCs w:val="21"/>
+                                </w:rPr>
+                                <w:t>Films</w:t>
+                              </w:r>
+                            </w:p>
+                          </w:txbxContent>
+                        </ns7:txbx>
+                        <ns7:bodyPr rot="0" spcFirstLastPara="0" vertOverflow="overflow" horzOverflow="overflow" vert="horz" wrap="square" lIns="0" tIns="0" rIns="0" bIns="0" numCol="1" spcCol="0" rtlCol="0" fromWordArt="0" anchor="ctr" anchorCtr="0" forceAA="0" compatLnSpc="1">
+                          <ns5:noAutofit/>
+                        </ns7:bodyPr>
+                      </ns7:wsp>
+                      <ns7:wsp>
+                        <ns7:cNvPr id="72831100" name="Button 7000411"/>
+                        <ns7:cNvSpPr/>
+                        <ns7:spPr>
+                          <ns5:xfrm>
+                            <ns5:off x="3982945" y="83325"/>
+                            <ns5:ext cx="899912" cy="183315"/>
+                          </ns5:xfrm>
+                          <ns5:prstGeom prst="rect">
+                            <ns5:avLst/>
+                          </ns5:prstGeom>
+                          <ns5:solidFill>
+                            <ns5:srgbClr val="F0F0F0"/>
+                          </ns5:solidFill>
+                          <ns5:ln w="6350">
+                            <ns5:solidFill>
+                              <ns5:srgbClr val="B4B4B4"/>
+                            </ns5:solidFill>
+                          </ns5:ln>
+                        </ns7:spPr>
+                        <ns7:style>
+                          <ns5:lnRef idx="2">
+                            <ns5:schemeClr val="dk1"/>
+                          </ns5:lnRef>
+                          <ns5:fillRef idx="0">
+                            <ns5:schemeClr val="lt1"/>
+                          </ns5:fillRef>
+                          <ns5:effectRef idx="0">
+                            <ns5:schemeClr val="dk1"/>
+                          </ns5:effectRef>
+                          <ns5:fontRef idx="minor">
+                            <ns5:schemeClr val="dk1"/>
+                          </ns5:fontRef>
+                        </ns7:style>
+                        <ns7:txbx>
+                          <w:txbxContent>
+                            <w:p ns2:paraId="56560C7C" ns2:textId="77777777">
+                              <w:pPr>
+                                <w:jc w:val="center"/>
+                                <w:rPr>
+                                  <w:color w:val="000000"/>
+                                  <w:sz w:val="13"/>
+                                  <w:szCs w:val="13"/>
+                                </w:rPr>
+                              </w:pPr>
+                              <w:r>
+                                <w:rPr>
+                                  <w:color w:val="000000"/>
+                                  <w:sz w:val="13"/>
+                                  <w:szCs w:val="13"/>
+                                </w:rPr>
+                                <w:t>Export to CSV</w:t>
+                              </w:r>
+                            </w:p>
+                          </w:txbxContent>
+                        </ns7:txbx>
+                        <ns7:bodyPr rot="0" spcFirstLastPara="0" vertOverflow="overflow" horzOverflow="overflow" vert="horz" wrap="square" lIns="16665" tIns="0" rIns="16665" bIns="0" numCol="1" spcCol="0" rtlCol="0" fromWordArt="0" anchor="ctr" anchorCtr="0" forceAA="0" compatLnSpc="1">
+                          <ns5:noAutofit/>
+                        </ns7:bodyPr>
+                      </ns7:wsp>
+                      <ns7:wsp>
+                        <ns7:cNvPr id="1301599780" name="Button 7000548"/>
+                        <ns7:cNvSpPr/>
+                        <ns7:spPr>
+                          <ns5:xfrm>
+                            <ns5:off x="4932852" y="83325"/>
+                            <ns5:ext cx="816587" cy="183315"/>
+                          </ns5:xfrm>
+                          <ns5:prstGeom prst="rect">
+                            <ns5:avLst/>
+                          </ns5:prstGeom>
+                          <ns5:solidFill>
+                            <ns5:srgbClr val="F0F0F0"/>
+                          </ns5:solidFill>
+                          <ns5:ln w="6350">
+                            <ns5:solidFill>
+                              <ns5:srgbClr val="B4B4B4"/>
+                            </ns5:solidFill>
+                          </ns5:ln>
+                        </ns7:spPr>
+                        <ns7:style>
+                          <ns5:lnRef idx="2">
+                            <ns5:schemeClr val="dk1"/>
+                          </ns5:lnRef>
+                          <ns5:fillRef idx="0">
+                            <ns5:schemeClr val="lt1"/>
+                          </ns5:fillRef>
+                          <ns5:effectRef idx="0">
+                            <ns5:schemeClr val="dk1"/>
+                          </ns5:effectRef>
+                          <ns5:fontRef idx="minor">
+                            <ns5:schemeClr val="dk1"/>
+                          </ns5:fontRef>
+                        </ns7:style>
+                        <ns7:txbx>
+                          <w:txbxContent>
+                            <w:p ns2:paraId="6880C849" ns2:textId="77777777">
+                              <w:pPr>
+                                <w:jc w:val="center"/>
+                                <w:rPr>
+                                  <w:color w:val="000000"/>
+                                  <w:sz w:val="13"/>
+                                  <w:szCs w:val="13"/>
+                                </w:rPr>
+                              </w:pPr>
+                              <w:r>
+                                <w:rPr>
+                                  <w:color w:val="000000"/>
+                                  <w:sz w:val="13"/>
+                                  <w:szCs w:val="13"/>
+                                </w:rPr>
+                                <w:t>Import from IMDb file...</w:t>
+                              </w:r>
+                            </w:p>
+                          </w:txbxContent>
+                        </ns7:txbx>
+                        <ns7:bodyPr rot="0" spcFirstLastPara="0" vertOverflow="overflow" horzOverflow="overflow" vert="horz" wrap="square" lIns="16665" tIns="0" rIns="16665" bIns="0" numCol="1" spcCol="0" rtlCol="0" fromWordArt="0" anchor="ctr" anchorCtr="0" forceAA="0" compatLnSpc="1">
+                          <ns5:noAutofit/>
+                        </ns7:bodyPr>
+                      </ns7:wsp>
+                      <ns7:wsp>
+                        <ns7:cNvPr id="292812870" name="GroupBox 7000685"/>
+                        <ns7:cNvSpPr/>
+                        <ns7:spPr>
+                          <ns5:xfrm>
+                            <ns5:off x="83325" y="397461"/>
+                            <ns5:ext cx="5666114" cy="1935644"/>
+                          </ns5:xfrm>
+                          <ns5:prstGeom prst="rect">
+                            <ns5:avLst/>
+                          </ns5:prstGeom>
+                          <ns5:noFill/>
+                          <ns5:ln w="6350">
+                            <ns5:solidFill>
+                              <ns5:srgbClr val="A0A0A0"/>
+                            </ns5:solidFill>
+                          </ns5:ln>
+                        </ns7:spPr>
+                        <ns7:style>
+                          <ns5:lnRef idx="2">
+                            <ns5:schemeClr val="dk1"/>
+                          </ns5:lnRef>
+                          <ns5:fillRef idx="0">
+                            <ns5:schemeClr val="lt1"/>
+                          </ns5:fillRef>
+                          <ns5:effectRef idx="0">
+                            <ns5:schemeClr val="dk1"/>
+                          </ns5:effectRef>
+                          <ns5:fontRef idx="minor">
+                            <ns5:schemeClr val="dk1"/>
+                          </ns5:fontRef>
+                        </ns7:style>
+                        <ns7:bodyPr rot="0" spcFirstLastPara="0" vertOverflow="overflow" horzOverflow="overflow" vert="horz" wrap="square" lIns="33330" tIns="0" rIns="33330" bIns="0" numCol="1" spcCol="0" rtlCol="0" fromWordArt="0" anchor="ctr" anchorCtr="0" forceAA="0" compatLnSpc="1">
+                          <ns5:noAutofit/>
+                        </ns7:bodyPr>
+                      </ns7:wsp>
+                      <ns7:wsp>
+                        <ns7:cNvPr id="1310090067" name="GroupCapBack 7000822"/>
+                        <ns7:cNvSpPr/>
+                        <ns7:spPr>
+                          <ns5:xfrm>
+                            <ns5:off x="156651" y="333301"/>
+                            <ns5:ext cx="1120724" cy="128321"/>
+                          </ns5:xfrm>
+                          <ns5:prstGeom prst="rect">
+                            <ns5:avLst/>
+                          </ns5:prstGeom>
+                          <ns5:solidFill>
+                            <ns5:srgbClr val="F0F0F0"/>
+                          </ns5:solidFill>
+                          <ns5:ln>
+                            <ns5:noFill/>
+                          </ns5:ln>
+                        </ns7:spPr>
+                        <ns7:style>
+                          <ns5:lnRef idx="2">
+                            <ns5:schemeClr val="dk1"/>
+                          </ns5:lnRef>
+                          <ns5:fillRef idx="0">
+                            <ns5:schemeClr val="lt1"/>
+                          </ns5:fillRef>
+                          <ns5:effectRef idx="0">
+                            <ns5:schemeClr val="dk1"/>
+                          </ns5:effectRef>
+                          <ns5:fontRef idx="minor">
+                            <ns5:schemeClr val="dk1"/>
+                          </ns5:fontRef>
+                        </ns7:style>
+                        <ns7:bodyPr rot="0" spcFirstLastPara="0" vertOverflow="overflow" horzOverflow="overflow" vert="horz" wrap="square" lIns="33330" tIns="0" rIns="33330" bIns="0" numCol="1" spcCol="0" rtlCol="0" fromWordArt="0" anchor="ctr" anchorCtr="0" forceAA="0" compatLnSpc="1">
+                          <ns5:noAutofit/>
+                        </ns7:bodyPr>
+                      </ns7:wsp>
+                      <ns7:wsp>
+                        <ns7:cNvPr id="1267127729" name="GroupCaption 7000959"/>
+                        <ns7:cNvSpPr/>
+                        <ns7:spPr>
+                          <ns5:xfrm>
+                            <ns5:off x="184149" y="333301"/>
+                            <ns5:ext cx="1120724" cy="128321"/>
+                          </ns5:xfrm>
+                          <ns5:prstGeom prst="rect">
+                            <ns5:avLst/>
+                          </ns5:prstGeom>
+                          <ns5:noFill/>
+                          <ns5:ln>
+                            <ns5:noFill/>
+                          </ns5:ln>
+                        </ns7:spPr>
+                        <ns7:style>
+                          <ns5:lnRef idx="2">
+                            <ns5:schemeClr val="dk1"/>
+                          </ns5:lnRef>
+                          <ns5:fillRef idx="0">
+                            <ns5:schemeClr val="lt1"/>
+                          </ns5:fillRef>
+                          <ns5:effectRef idx="0">
+                            <ns5:schemeClr val="dk1"/>
+                          </ns5:effectRef>
+                          <ns5:fontRef idx="minor">
+                            <ns5:schemeClr val="dk1"/>
+                          </ns5:fontRef>
+                        </ns7:style>
+                        <ns7:txbx>
+                          <w:txbxContent>
+                            <w:p ns2:paraId="54E4750E" ns2:textId="77777777">
+                              <w:pPr>
+                                <w:rPr>
+                                  <w:color w:val="000000"/>
+                                  <w:sz w:val="14"/>
+                                  <w:szCs w:val="14"/>
+                                </w:rPr>
+                              </w:pPr>
+                              <w:r>
+                                <w:rPr>
+                                  <w:color w:val="000000"/>
+                                  <w:sz w:val="14"/>
+                                  <w:szCs w:val="14"/>
+                                </w:rPr>
+                                <w:t>The films on the system</w:t>
+                              </w:r>
+                            </w:p>
+                          </w:txbxContent>
+                        </ns7:txbx>
+                        <ns7:bodyPr rot="0" spcFirstLastPara="0" vertOverflow="overflow" horzOverflow="overflow" vert="horz" wrap="square" lIns="0" tIns="0" rIns="0" bIns="0" numCol="1" spcCol="0" rtlCol="0" fromWordArt="0" anchor="ctr" anchorCtr="0" forceAA="0" compatLnSpc="1">
+                          <ns5:noAutofit/>
+                        </ns7:bodyPr>
+                      </ns7:wsp>
+                      <ns7:wsp>
+                        <ns7:cNvPr id="1336548247" name="Label 7001096"/>
+                        <ns7:cNvSpPr/>
+                        <ns7:spPr>
+                          <ns5:xfrm>
+                            <ns5:off x="174983" y="499951"/>
+                            <ns5:ext cx="366631" cy="129154"/>
+                          </ns5:xfrm>
+                          <ns5:prstGeom prst="rect">
+                            <ns5:avLst/>
+                          </ns5:prstGeom>
+                          <ns5:noFill/>
+                          <ns5:ln>
+                            <ns5:noFill/>
+                          </ns5:ln>
+                        </ns7:spPr>
+                        <ns7:style>
+                          <ns5:lnRef idx="2">
+                            <ns5:schemeClr val="dk1"/>
+                          </ns5:lnRef>
+                          <ns5:fillRef idx="0">
+                            <ns5:schemeClr val="lt1"/>
+                          </ns5:fillRef>
+                          <ns5:effectRef idx="0">
+                            <ns5:schemeClr val="dk1"/>
+                          </ns5:effectRef>
+                          <ns5:fontRef idx="minor">
+                            <ns5:schemeClr val="dk1"/>
+                          </ns5:fontRef>
+                        </ns7:style>
+                        <ns7:txbx>
+                          <w:txbxContent>
+                            <w:p ns2:paraId="4822308A" ns2:textId="77777777">
+                              <w:pPr>
+                                <w:rPr>
+                                  <w:color w:val="000000"/>
+                                  <w:sz w:val="13"/>
+                                  <w:szCs w:val="13"/>
+                                </w:rPr>
+                              </w:pPr>
+                              <w:r>
+                                <w:rPr>
+                                  <w:color w:val="000000"/>
+                                  <w:sz w:val="13"/>
+                                  <w:szCs w:val="13"/>
+                                </w:rPr>
+                                <w:t>Search</w:t>
+                              </w:r>
+                            </w:p>
+                          </w:txbxContent>
+                        </ns7:txbx>
+                        <ns7:bodyPr rot="0" spcFirstLastPara="0" vertOverflow="overflow" horzOverflow="overflow" vert="horz" wrap="square" lIns="0" tIns="0" rIns="0" bIns="0" numCol="1" spcCol="0" rtlCol="0" fromWordArt="0" anchor="ctr" anchorCtr="0" forceAA="0" compatLnSpc="1">
+                          <ns5:noAutofit/>
+                        </ns7:bodyPr>
+                      </ns7:wsp>
+                      <ns7:wsp>
+                        <ns7:cNvPr id="1856732032" name="TextBox 7001233"/>
+                        <ns7:cNvSpPr/>
+                        <ns7:spPr>
+                          <ns5:xfrm>
+                            <ns5:off x="558279" y="483286"/>
+                            <ns5:ext cx="1083228" cy="166650"/>
+                          </ns5:xfrm>
+                          <ns5:prstGeom prst="rect">
+                            <ns5:avLst/>
+                          </ns5:prstGeom>
+                          <ns5:solidFill>
+                            <ns5:srgbClr val="FFFFFF"/>
+                          </ns5:solidFill>
+                          <ns5:ln w="6350">
+                            <ns5:solidFill>
+                              <ns5:srgbClr val="B4B4B4"/>
+                            </ns5:solidFill>
+                          </ns5:ln>
+                        </ns7:spPr>
+                        <ns7:style>
+                          <ns5:lnRef idx="2">
+                            <ns5:schemeClr val="dk1"/>
+                          </ns5:lnRef>
+                          <ns5:fillRef idx="0">
+                            <ns5:schemeClr val="lt1"/>
+                          </ns5:fillRef>
+                          <ns5:effectRef idx="0">
+                            <ns5:schemeClr val="dk1"/>
+                          </ns5:effectRef>
+                          <ns5:fontRef idx="minor">
+                            <ns5:schemeClr val="dk1"/>
+                          </ns5:fontRef>
+                        </ns7:style>
+                        <ns7:txbx>
+                          <w:txbxContent>
+                            <w:p ns2:paraId="2221CC94" ns2:textId="77777777">
+                              <w:pPr>
+                                <w:rPr>
+                                  <w:color w:val="000000"/>
+                                  <w:sz w:val="13"/>
+                                  <w:szCs w:val="13"/>
+                                </w:rPr>
+                              </w:pPr>
+                            </w:p>
+                          </w:txbxContent>
+                        </ns7:txbx>
+                        <ns7:bodyPr rot="0" spcFirstLastPara="0" vertOverflow="overflow" horzOverflow="overflow" vert="horz" wrap="square" lIns="33330" tIns="0" rIns="33330" bIns="0" numCol="1" spcCol="0" rtlCol="0" fromWordArt="0" anchor="ctr" anchorCtr="0" forceAA="0" compatLnSpc="1">
+                          <ns5:noAutofit/>
+                        </ns7:bodyPr>
+                      </ns7:wsp>
+                      <ns7:wsp>
+                        <ns7:cNvPr id="1092941539" name="Label 7001370"/>
+                        <ns7:cNvSpPr/>
+                        <ns7:spPr>
+                          <ns5:xfrm>
+                            <ns5:off x="1749829" y="499951"/>
+                            <ns5:ext cx="333301" cy="129154"/>
+                          </ns5:xfrm>
+                          <ns5:prstGeom prst="rect">
+                            <ns5:avLst/>
+                          </ns5:prstGeom>
+                          <ns5:noFill/>
+                          <ns5:ln>
+                            <ns5:noFill/>
+                          </ns5:ln>
+                        </ns7:spPr>
+                        <ns7:style>
+                          <ns5:lnRef idx="2">
+                            <ns5:schemeClr val="dk1"/>
+                          </ns5:lnRef>
+                          <ns5:fillRef idx="0">
+                            <ns5:schemeClr val="lt1"/>
+                          </ns5:fillRef>
+                          <ns5:effectRef idx="0">
+                            <ns5:schemeClr val="dk1"/>
+                          </ns5:effectRef>
+                          <ns5:fontRef idx="minor">
+                            <ns5:schemeClr val="dk1"/>
+                          </ns5:fontRef>
+                        </ns7:style>
+                        <ns7:txbx>
+                          <w:txbxContent>
+                            <w:p ns2:paraId="19ABB56C" ns2:textId="77777777">
+                              <w:pPr>
+                                <w:rPr>
+                                  <w:color w:val="000000"/>
+                                  <w:sz w:val="13"/>
+                                  <w:szCs w:val="13"/>
+                                </w:rPr>
+                              </w:pPr>
+                              <w:r>
+                                <w:rPr>
+                                  <w:color w:val="000000"/>
+                                  <w:sz w:val="13"/>
+                                  <w:szCs w:val="13"/>
+                                </w:rPr>
+                                <w:t>Genre</w:t>
+                              </w:r>
+                            </w:p>
+                          </w:txbxContent>
+                        </ns7:txbx>
+                        <ns7:bodyPr rot="0" spcFirstLastPara="0" vertOverflow="overflow" horzOverflow="overflow" vert="horz" wrap="square" lIns="0" tIns="0" rIns="0" bIns="0" numCol="1" spcCol="0" rtlCol="0" fromWordArt="0" anchor="ctr" anchorCtr="0" forceAA="0" compatLnSpc="1">
+                          <ns5:noAutofit/>
+                        </ns7:bodyPr>
+                      </ns7:wsp>
+                      <ns7:wsp>
+                        <ns7:cNvPr id="1875269506" name="ComboBox 7001507"/>
+                        <ns7:cNvSpPr/>
+                        <ns7:spPr>
+                          <ns5:xfrm>
+                            <ns5:off x="2083130" y="483286"/>
+                            <ns5:ext cx="899912" cy="166650"/>
+                          </ns5:xfrm>
+                          <ns5:prstGeom prst="rect">
+                            <ns5:avLst/>
+                          </ns5:prstGeom>
+                          <ns5:solidFill>
+                            <ns5:srgbClr val="FFFFFF"/>
+                          </ns5:solidFill>
+                          <ns5:ln w="6350">
+                            <ns5:solidFill>
+                              <ns5:srgbClr val="B4B4B4"/>
+                            </ns5:solidFill>
+                          </ns5:ln>
+                        </ns7:spPr>
+                        <ns7:style>
+                          <ns5:lnRef idx="2">
+                            <ns5:schemeClr val="dk1"/>
+                          </ns5:lnRef>
+                          <ns5:fillRef idx="0">
+                            <ns5:schemeClr val="lt1"/>
+                          </ns5:fillRef>
+                          <ns5:effectRef idx="0">
+                            <ns5:schemeClr val="dk1"/>
+                          </ns5:effectRef>
+                          <ns5:fontRef idx="minor">
+                            <ns5:schemeClr val="dk1"/>
+                          </ns5:fontRef>
+                        </ns7:style>
+                        <ns7:txbx>
+                          <w:txbxContent>
+                            <w:p ns2:paraId="34F7D68D" ns2:textId="77777777">
+                              <w:pPr>
+                                <w:rPr>
+                                  <w:color w:val="000000"/>
+                                  <w:sz w:val="13"/>
+                                  <w:szCs w:val="13"/>
+                                </w:rPr>
+                              </w:pPr>
+                              <w:r>
+                                <w:rPr>
+                                  <w:color w:val="000000"/>
+                                  <w:sz w:val="13"/>
+                                  <w:szCs w:val="13"/>
+                                </w:rPr>
+                                <w:t>All genres</w:t>
+                              </w:r>
+                            </w:p>
+                          </w:txbxContent>
+                        </ns7:txbx>
+                        <ns7:bodyPr rot="0" spcFirstLastPara="0" vertOverflow="overflow" horzOverflow="overflow" vert="horz" wrap="square" lIns="33330" tIns="0" rIns="33330" bIns="0" numCol="1" spcCol="0" rtlCol="0" fromWordArt="0" anchor="ctr" anchorCtr="0" forceAA="0" compatLnSpc="1">
+                          <ns5:noAutofit/>
+                        </ns7:bodyPr>
+                      </ns7:wsp>
+                      <ns7:wsp>
+                        <ns7:cNvPr id="1315875195" name="ComboArrow 7001644"/>
+                        <ns7:cNvSpPr/>
+                        <ns7:spPr>
+                          <ns5:xfrm>
+                            <ns5:off x="2863054" y="553279"/>
+                            <ns5:ext cx="69993" cy="39996"/>
+                          </ns5:xfrm>
+                          <ns5:prstGeom prst="triangle">
+                            <ns5:avLst/>
+                          </ns5:prstGeom>
+                          <ns5:solidFill>
+                            <ns5:srgbClr val="595959"/>
+                          </ns5:solidFill>
+                          <ns5:ln>
+                            <ns5:noFill/>
+                          </ns5:ln>
+                        </ns7:spPr>
+                        <ns7:style>
+                          <ns5:lnRef idx="2">
+                            <ns5:schemeClr val="dk1"/>
+                          </ns5:lnRef>
+                          <ns5:fillRef idx="0">
+                            <ns5:schemeClr val="lt1"/>
+                          </ns5:fillRef>
+                          <ns5:effectRef idx="0">
+                            <ns5:schemeClr val="dk1"/>
+                          </ns5:effectRef>
+                          <ns5:fontRef idx="minor">
+                            <ns5:schemeClr val="dk1"/>
+                          </ns5:fontRef>
+                        </ns7:style>
+                        <ns7:bodyPr rot="0" spcFirstLastPara="0" vertOverflow="overflow" horzOverflow="overflow" vert="horz" wrap="square" lIns="33330" tIns="0" rIns="33330" bIns="0" numCol="1" spcCol="0" rtlCol="0" fromWordArt="0" anchor="ctr" anchorCtr="0" forceAA="0" compatLnSpc="1">
+                          <ns5:noAutofit/>
+                        </ns7:bodyPr>
+                      </ns7:wsp>
+                      <ns7:wsp>
+                        <ns7:cNvPr id="1017016614" name="CheckBox 7001781"/>
+                        <ns7:cNvSpPr/>
+                        <ns7:spPr>
+                          <ns5:xfrm>
+                            <ns5:off x="3083032" y="499951"/>
+                            <ns5:ext cx="91658" cy="91658"/>
+                          </ns5:xfrm>
+                          <ns5:prstGeom prst="rect">
+                            <ns5:avLst/>
+                          </ns5:prstGeom>
+                          <ns5:solidFill>
+                            <ns5:srgbClr val="FFFFFF"/>
+                          </ns5:solidFill>
+                          <ns5:ln w="6350">
+                            <ns5:solidFill>
+                              <ns5:srgbClr val="606060"/>
+                            </ns5:solidFill>
+                          </ns5:ln>
+                        </ns7:spPr>
+                        <ns7:style>
+                          <ns5:lnRef idx="2">
+                            <ns5:schemeClr val="dk1"/>
+                          </ns5:lnRef>
+                          <ns5:fillRef idx="0">
+                            <ns5:schemeClr val="lt1"/>
+                          </ns5:fillRef>
+                          <ns5:effectRef idx="0">
+                            <ns5:schemeClr val="dk1"/>
+                          </ns5:effectRef>
+                          <ns5:fontRef idx="minor">
+                            <ns5:schemeClr val="dk1"/>
+                          </ns5:fontRef>
+                        </ns7:style>
+                        <ns7:bodyPr rot="0" spcFirstLastPara="0" vertOverflow="overflow" horzOverflow="overflow" vert="horz" wrap="square" lIns="33330" tIns="0" rIns="33330" bIns="0" numCol="1" spcCol="0" rtlCol="0" fromWordArt="0" anchor="ctr" anchorCtr="0" forceAA="0" compatLnSpc="1">
+                          <ns5:noAutofit/>
+                        </ns7:bodyPr>
+                      </ns7:wsp>
+                      <ns7:wsp>
+                        <ns7:cNvPr id="1867269445" name="Label 7001918"/>
+                        <ns7:cNvSpPr/>
+                        <ns7:spPr>
+                          <ns5:xfrm>
+                            <ns5:off x="3215936" y="481203"/>
+                            <ns5:ext cx="984904" cy="129154"/>
+                          </ns5:xfrm>
+                          <ns5:prstGeom prst="rect">
+                            <ns5:avLst/>
+                          </ns5:prstGeom>
+                          <ns5:noFill/>
+                          <ns5:ln>
+                            <ns5:noFill/>
+                          </ns5:ln>
+                        </ns7:spPr>
+                        <ns7:style>
+                          <ns5:lnRef idx="2">
+                            <ns5:schemeClr val="dk1"/>
+                          </ns5:lnRef>
+                          <ns5:fillRef idx="0">
+                            <ns5:schemeClr val="lt1"/>
+                          </ns5:fillRef>
+                          <ns5:effectRef idx="0">
+                            <ns5:schemeClr val="dk1"/>
+                          </ns5:effectRef>
+                          <ns5:fontRef idx="minor">
+                            <ns5:schemeClr val="dk1"/>
+                          </ns5:fontRef>
+                        </ns7:style>
+                        <ns7:txbx>
+                          <w:txbxContent>
+                            <w:p ns2:paraId="380291BB" ns2:textId="77777777">
+                              <w:pPr>
+                                <w:rPr>
+                                  <w:color w:val="000000"/>
+                                  <w:sz w:val="13"/>
+                                  <w:szCs w:val="13"/>
+                                </w:rPr>
+                              </w:pPr>
+                              <w:r>
+                                <w:rPr>
+                                  <w:color w:val="000000"/>
+                                  <w:sz w:val="13"/>
+                                  <w:szCs w:val="13"/>
+                                </w:rPr>
+                                <w:t>Needs a description</w:t>
+                              </w:r>
+                            </w:p>
+                          </w:txbxContent>
+                        </ns7:txbx>
+                        <ns7:bodyPr rot="0" spcFirstLastPara="0" vertOverflow="overflow" horzOverflow="overflow" vert="horz" wrap="square" lIns="0" tIns="0" rIns="0" bIns="0" numCol="1" spcCol="0" rtlCol="0" fromWordArt="0" anchor="ctr" anchorCtr="0" forceAA="0" compatLnSpc="1">
+                          <ns5:noAutofit/>
+                        </ns7:bodyPr>
+                      </ns7:wsp>
+                      <ns7:wsp>
+                        <ns7:cNvPr id="221596451" name="Label 7002055"/>
+                        <ns7:cNvSpPr/>
+                        <ns7:spPr>
+                          <ns5:xfrm>
+                            <ns5:off x="4749536" y="499951"/>
+                            <ns5:ext cx="916577" cy="129154"/>
+                          </ns5:xfrm>
+                          <ns5:prstGeom prst="rect">
+                            <ns5:avLst/>
+                          </ns5:prstGeom>
+                          <ns5:noFill/>
+                          <ns5:ln>
+                            <ns5:noFill/>
+                          </ns5:ln>
+                        </ns7:spPr>
+                        <ns7:style>
+                          <ns5:lnRef idx="2">
+                            <ns5:schemeClr val="dk1"/>
+                          </ns5:lnRef>
+                          <ns5:fillRef idx="0">
+                            <ns5:schemeClr val="lt1"/>
+                          </ns5:fillRef>
+                          <ns5:effectRef idx="0">
+                            <ns5:schemeClr val="dk1"/>
+                          </ns5:effectRef>
+                          <ns5:fontRef idx="minor">
+                            <ns5:schemeClr val="dk1"/>
+                          </ns5:fontRef>
+                        </ns7:style>
+                        <ns7:txbx>
+                          <w:txbxContent>
+                            <w:p ns2:paraId="17C11E85" ns2:textId="77777777">
+                              <w:pPr>
+                                <w:jc w:val="right"/>
+                                <w:rPr>
+                                  <w:color w:val="808080"/>
+                                  <w:sz w:val="13"/>
+                                  <w:szCs w:val="13"/>
+                                </w:rPr>
+                              </w:pPr>
+                              <w:r>
+                                <w:rPr>
+                                  <w:color w:val="808080"/>
+                                  <w:sz w:val="13"/>
+                                  <w:szCs w:val="13"/>
+                                </w:rPr>
+                                <w:t>17 films</w:t>
+                              </w:r>
+                            </w:p>
+                          </w:txbxContent>
+                        </ns7:txbx>
+                        <ns7:bodyPr rot="0" spcFirstLastPara="0" vertOverflow="overflow" horzOverflow="overflow" vert="horz" wrap="square" lIns="0" tIns="0" rIns="0" bIns="0" numCol="1" spcCol="0" rtlCol="0" fromWordArt="0" anchor="ctr" anchorCtr="0" forceAA="0" compatLnSpc="1">
+                          <ns5:noAutofit/>
+                        </ns7:bodyPr>
+                      </ns7:wsp>
+                      <ns7:wsp>
+                        <ns7:cNvPr id="1374086999" name="dgvFilmsFrame 7002192"/>
+                        <ns7:cNvSpPr/>
+                        <ns7:spPr>
+                          <ns5:xfrm>
+                            <ns5:off x="174983" y="683267"/>
+                            <ns5:ext cx="5482798" cy="1566514"/>
+                          </ns5:xfrm>
+                          <ns5:prstGeom prst="rect">
+                            <ns5:avLst/>
+                          </ns5:prstGeom>
+                          <ns5:solidFill>
+                            <ns5:srgbClr val="FFFFFF"/>
+                          </ns5:solidFill>
+                          <ns5:ln w="6350">
+                            <ns5:solidFill>
+                              <ns5:srgbClr val="B4B4B4"/>
+                            </ns5:solidFill>
+                          </ns5:ln>
+                        </ns7:spPr>
+                        <ns7:style>
+                          <ns5:lnRef idx="2">
+                            <ns5:schemeClr val="dk1"/>
+                          </ns5:lnRef>
+                          <ns5:fillRef idx="0">
+                            <ns5:schemeClr val="lt1"/>
+                          </ns5:fillRef>
+                          <ns5:effectRef idx="0">
+                            <ns5:schemeClr val="dk1"/>
+                          </ns5:effectRef>
+                          <ns5:fontRef idx="minor">
+                            <ns5:schemeClr val="dk1"/>
+                          </ns5:fontRef>
+                        </ns7:style>
+                        <ns7:bodyPr rot="0" spcFirstLastPara="0" vertOverflow="overflow" horzOverflow="overflow" vert="horz" wrap="square" lIns="33330" tIns="0" rIns="33330" bIns="0" numCol="1" spcCol="0" rtlCol="0" fromWordArt="0" anchor="ctr" anchorCtr="0" forceAA="0" compatLnSpc="1">
+                          <ns5:noAutofit/>
+                        </ns7:bodyPr>
+                      </ns7:wsp>
+                      <ns7:wsp>
+                        <ns7:cNvPr id="1962220796" name="dgvFilmsHeader 7002329"/>
+                        <ns7:cNvSpPr/>
+                        <ns7:spPr>
+                          <ns5:xfrm>
+                            <ns5:off x="174983" y="683267"/>
+                            <ns5:ext cx="5482798" cy="142486"/>
+                          </ns5:xfrm>
+                          <ns5:prstGeom prst="rect">
+                            <ns5:avLst/>
+                          </ns5:prstGeom>
+                          <ns5:solidFill>
+                            <ns5:srgbClr val="400040"/>
+                          </ns5:solidFill>
+                          <ns5:ln>
+                            <ns5:noFill/>
+                          </ns5:ln>
+                        </ns7:spPr>
+                        <ns7:style>
+                          <ns5:lnRef idx="2">
+                            <ns5:schemeClr val="dk1"/>
+                          </ns5:lnRef>
+                          <ns5:fillRef idx="0">
+                            <ns5:schemeClr val="lt1"/>
+                          </ns5:fillRef>
+                          <ns5:effectRef idx="0">
+                            <ns5:schemeClr val="dk1"/>
+                          </ns5:effectRef>
+                          <ns5:fontRef idx="minor">
+                            <ns5:schemeClr val="dk1"/>
+                          </ns5:fontRef>
+                        </ns7:style>
+                        <ns7:bodyPr rot="0" spcFirstLastPara="0" vertOverflow="overflow" horzOverflow="overflow" vert="horz" wrap="square" lIns="33330" tIns="0" rIns="33330" bIns="0" numCol="1" spcCol="0" rtlCol="0" fromWordArt="0" anchor="ctr" anchorCtr="0" forceAA="0" compatLnSpc="1">
+                          <ns5:noAutofit/>
+                        </ns7:bodyPr>
+                      </ns7:wsp>
+                      <ns7:wsp>
+                        <ns7:cNvPr id="902796127" name="dgvFilmsAlt 7002466"/>
+                        <ns7:cNvSpPr/>
+                        <ns7:spPr>
+                          <ns5:xfrm>
+                            <ns5:off x="183315" y="964489"/>
+                            <ns5:ext cx="5466133" cy="138736"/>
+                          </ns5:xfrm>
+                          <ns5:prstGeom prst="rect">
+                            <ns5:avLst/>
+                          </ns5:prstGeom>
+                          <ns5:solidFill>
+                            <ns5:srgbClr val="F5F5F8"/>
+                          </ns5:solidFill>
+                          <ns5:ln>
+                            <ns5:noFill/>
+                          </ns5:ln>
+                        </ns7:spPr>
+                        <ns7:style>
+                          <ns5:lnRef idx="2">
+                            <ns5:schemeClr val="dk1"/>
+                          </ns5:lnRef>
+                          <ns5:fillRef idx="0">
+                            <ns5:schemeClr val="lt1"/>
+                          </ns5:fillRef>
+                          <ns5:effectRef idx="0">
+                            <ns5:schemeClr val="dk1"/>
+                          </ns5:effectRef>
+                          <ns5:fontRef idx="minor">
+                            <ns5:schemeClr val="dk1"/>
+                          </ns5:fontRef>
+                        </ns7:style>
+                        <ns7:bodyPr rot="0" spcFirstLastPara="0" vertOverflow="overflow" horzOverflow="overflow" vert="horz" wrap="square" lIns="33330" tIns="0" rIns="33330" bIns="0" numCol="1" spcCol="0" rtlCol="0" fromWordArt="0" anchor="ctr" anchorCtr="0" forceAA="0" compatLnSpc="1">
+                          <ns5:noAutofit/>
+                        </ns7:bodyPr>
+                      </ns7:wsp>
+                      <ns7:wsp>
+                        <ns7:cNvPr id="1056952026" name="dgvFilmsAlt 7002603"/>
+                        <ns7:cNvSpPr/>
+                        <ns7:spPr>
+                          <ns5:xfrm>
+                            <ns5:off x="183315" y="1241962"/>
+                            <ns5:ext cx="5466133" cy="138736"/>
+                          </ns5:xfrm>
+                          <ns5:prstGeom prst="rect">
+                            <ns5:avLst/>
+                          </ns5:prstGeom>
+                          <ns5:solidFill>
+                            <ns5:srgbClr val="F5F5F8"/>
+                          </ns5:solidFill>
+                          <ns5:ln>
+                            <ns5:noFill/>
+                          </ns5:ln>
+                        </ns7:spPr>
+                        <ns7:style>
+                          <ns5:lnRef idx="2">
+                            <ns5:schemeClr val="dk1"/>
+                          </ns5:lnRef>
+                          <ns5:fillRef idx="0">
+                            <ns5:schemeClr val="lt1"/>
+                          </ns5:fillRef>
+                          <ns5:effectRef idx="0">
+                            <ns5:schemeClr val="dk1"/>
+                          </ns5:effectRef>
+                          <ns5:fontRef idx="minor">
+                            <ns5:schemeClr val="dk1"/>
+                          </ns5:fontRef>
+                        </ns7:style>
+                        <ns7:bodyPr rot="0" spcFirstLastPara="0" vertOverflow="overflow" horzOverflow="overflow" vert="horz" wrap="square" lIns="33330" tIns="0" rIns="33330" bIns="0" numCol="1" spcCol="0" rtlCol="0" fromWordArt="0" anchor="ctr" anchorCtr="0" forceAA="0" compatLnSpc="1">
+                          <ns5:noAutofit/>
+                        </ns7:bodyPr>
+                      </ns7:wsp>
+                      <ns7:wsp>
+                        <ns7:cNvPr id="1098902972" name="dgvFilmsAlt 7002740"/>
+                        <ns7:cNvSpPr/>
+                        <ns7:spPr>
+                          <ns5:xfrm>
+                            <ns5:off x="183315" y="1519435"/>
+                            <ns5:ext cx="5466133" cy="138736"/>
+                          </ns5:xfrm>
+                          <ns5:prstGeom prst="rect">
+                            <ns5:avLst/>
+                          </ns5:prstGeom>
+                          <ns5:solidFill>
+                            <ns5:srgbClr val="F5F5F8"/>
+                          </ns5:solidFill>
+                          <ns5:ln>
+                            <ns5:noFill/>
+                          </ns5:ln>
+                        </ns7:spPr>
+                        <ns7:style>
+                          <ns5:lnRef idx="2">
+                            <ns5:schemeClr val="dk1"/>
+                          </ns5:lnRef>
+                          <ns5:fillRef idx="0">
+                            <ns5:schemeClr val="lt1"/>
+                          </ns5:fillRef>
+                          <ns5:effectRef idx="0">
+                            <ns5:schemeClr val="dk1"/>
+                          </ns5:effectRef>
+                          <ns5:fontRef idx="minor">
+                            <ns5:schemeClr val="dk1"/>
+                          </ns5:fontRef>
+                        </ns7:style>
+                        <ns7:bodyPr rot="0" spcFirstLastPara="0" vertOverflow="overflow" horzOverflow="overflow" vert="horz" wrap="square" lIns="33330" tIns="0" rIns="33330" bIns="0" numCol="1" spcCol="0" rtlCol="0" fromWordArt="0" anchor="ctr" anchorCtr="0" forceAA="0" compatLnSpc="1">
+                          <ns5:noAutofit/>
+                        </ns7:bodyPr>
+                      </ns7:wsp>
+                      <ns7:wsp>
+                        <ns7:cNvPr id="963238777" name="dgvFilmsHead 7002877"/>
+                        <ns7:cNvSpPr/>
+                        <ns7:spPr>
+                          <ns5:xfrm>
+                            <ns5:off x="208313" y="683267"/>
+                            <ns5:ext cx="282445" cy="142486"/>
+                          </ns5:xfrm>
+                          <ns5:prstGeom prst="rect">
+                            <ns5:avLst/>
+                          </ns5:prstGeom>
+                          <ns5:noFill/>
+                          <ns5:ln>
+                            <ns5:noFill/>
+                          </ns5:ln>
+                        </ns7:spPr>
+                        <ns7:style>
+                          <ns5:lnRef idx="2">
+                            <ns5:schemeClr val="dk1"/>
+                          </ns5:lnRef>
+                          <ns5:fillRef idx="0">
+                            <ns5:schemeClr val="lt1"/>
+                          </ns5:fillRef>
+                          <ns5:effectRef idx="0">
+                            <ns5:schemeClr val="dk1"/>
+                          </ns5:effectRef>
+                          <ns5:fontRef idx="minor">
+                            <ns5:schemeClr val="dk1"/>
+                          </ns5:fontRef>
+                        </ns7:style>
+                        <ns7:txbx>
+                          <w:txbxContent>
+                            <w:p ns2:paraId="6A19C3C3" ns2:textId="77777777">
+                              <w:pPr>
+                                <w:rPr>
+                                  <w:b/>
+                                  <w:bCs/>
+                                  <w:color w:val="FFFFFF"/>
+                                  <w:sz w:val="12"/>
+                                  <w:szCs w:val="12"/>
+                                </w:rPr>
+                              </w:pPr>
+                              <w:r>
+                                <w:rPr>
+                                  <w:b/>
+                                  <w:bCs/>
+                                  <w:color w:val="FFFFFF"/>
+                                  <w:sz w:val="12"/>
+                                  <w:szCs w:val="12"/>
+                                </w:rPr>
+                                <w:t>ID</w:t>
+                              </w:r>
+                            </w:p>
+                          </w:txbxContent>
+                        </ns7:txbx>
+                        <ns7:bodyPr rot="0" spcFirstLastPara="0" vertOverflow="overflow" horzOverflow="overflow" vert="horz" wrap="square" lIns="0" tIns="0" rIns="0" bIns="0" numCol="1" spcCol="0" rtlCol="0" fromWordArt="0" anchor="ctr" anchorCtr="0" forceAA="0" compatLnSpc="1">
+                          <ns5:noAutofit/>
+                        </ns7:bodyPr>
+                      </ns7:wsp>
+                      <ns7:wsp>
+                        <ns7:cNvPr id="123701831" name="dgvFilmsCell 7003014"/>
+                        <ns7:cNvSpPr/>
+                        <ns7:spPr>
+                          <ns5:xfrm>
+                            <ns5:off x="208313" y="825753"/>
+                            <ns5:ext cx="232449" cy="138736"/>
+                          </ns5:xfrm>
+                          <ns5:prstGeom prst="rect">
+                            <ns5:avLst/>
+                          </ns5:prstGeom>
+                          <ns5:noFill/>
+                          <ns5:ln>
+                            <ns5:noFill/>
+                          </ns5:ln>
+                        </ns7:spPr>
+                        <ns7:style>
+                          <ns5:lnRef idx="2">
+                            <ns5:schemeClr val="dk1"/>
+                          </ns5:lnRef>
+                          <ns5:fillRef idx="0">
+                            <ns5:schemeClr val="lt1"/>
+                          </ns5:fillRef>
+                          <ns5:effectRef idx="0">
+                            <ns5:schemeClr val="dk1"/>
+                          </ns5:effectRef>
+                          <ns5:fontRef idx="minor">
+                            <ns5:schemeClr val="dk1"/>
+                          </ns5:fontRef>
+                        </ns7:style>
+                        <ns7:txbx>
+                          <w:txbxContent>
+                            <w:p ns2:paraId="08FEC1DE" ns2:textId="77777777">
+                              <w:pPr>
+                                <w:rPr>
+                                  <w:color w:val="000000"/>
+                                  <w:sz w:val="12"/>
+                                  <w:szCs w:val="12"/>
+                                </w:rPr>
+                              </w:pPr>
+                              <w:r>
+                                <w:rPr>
+                                  <w:color w:val="000000"/>
+                                  <w:sz w:val="12"/>
+                                  <w:szCs w:val="12"/>
+                                </w:rPr>
+                                <w:t>10</w:t>
+                              </w:r>
+                            </w:p>
+                          </w:txbxContent>
+                        </ns7:txbx>
+                        <ns7:bodyPr rot="0" spcFirstLastPara="0" vertOverflow="overflow" horzOverflow="overflow" vert="horz" wrap="square" lIns="0" tIns="0" rIns="0" bIns="0" numCol="1" spcCol="0" rtlCol="0" fromWordArt="0" anchor="ctr" anchorCtr="0" forceAA="0" compatLnSpc="1">
+                          <ns5:noAutofit/>
+                        </ns7:bodyPr>
+                      </ns7:wsp>
+                      <ns7:wsp>
+                        <ns7:cNvPr id="1993822777" name="dgvFilmsCell 7003151"/>
+                        <ns7:cNvSpPr/>
+                        <ns7:spPr>
+                          <ns5:xfrm>
+                            <ns5:off x="208313" y="964489"/>
+                            <ns5:ext cx="232449" cy="138736"/>
+                          </ns5:xfrm>
+                          <ns5:prstGeom prst="rect">
+                            <ns5:avLst/>
+                          </ns5:prstGeom>
+                          <ns5:noFill/>
+                          <ns5:ln>
+                            <ns5:noFill/>
+                          </ns5:ln>
+                        </ns7:spPr>
+                        <ns7:style>
+                          <ns5:lnRef idx="2">
+                            <ns5:schemeClr val="dk1"/>
+                          </ns5:lnRef>
+                          <ns5:fillRef idx="0">
+                            <ns5:schemeClr val="lt1"/>
+                          </ns5:fillRef>
+                          <ns5:effectRef idx="0">
+                            <ns5:schemeClr val="dk1"/>
+                          </ns5:effectRef>
+                          <ns5:fontRef idx="minor">
+                            <ns5:schemeClr val="dk1"/>
+                          </ns5:fontRef>
+                        </ns7:style>
+                        <ns7:txbx>
+                          <w:txbxContent>
+                            <w:p ns2:paraId="72FA2891" ns2:textId="77777777">
+                              <w:pPr>
+                                <w:rPr>
+                                  <w:color w:val="000000"/>
+                                  <w:sz w:val="12"/>
+                                  <w:szCs w:val="12"/>
+                                </w:rPr>
+                              </w:pPr>
+                              <w:r>
+                                <w:rPr>
+                                  <w:color w:val="000000"/>
+                                  <w:sz w:val="12"/>
+                                  <w:szCs w:val="12"/>
+                                </w:rPr>
+                                <w:t>17</w:t>
+                              </w:r>
+                            </w:p>
+                          </w:txbxContent>
+                        </ns7:txbx>
+                        <ns7:bodyPr rot="0" spcFirstLastPara="0" vertOverflow="overflow" horzOverflow="overflow" vert="horz" wrap="square" lIns="0" tIns="0" rIns="0" bIns="0" numCol="1" spcCol="0" rtlCol="0" fromWordArt="0" anchor="ctr" anchorCtr="0" forceAA="0" compatLnSpc="1">
+                          <ns5:noAutofit/>
+                        </ns7:bodyPr>
+                      </ns7:wsp>
+                      <ns7:wsp>
+                        <ns7:cNvPr id="12393836" name="dgvFilmsCell 7003288"/>
+                        <ns7:cNvSpPr/>
+                        <ns7:spPr>
+                          <ns5:xfrm>
+                            <ns5:off x="208313" y="1103226"/>
+                            <ns5:ext cx="232449" cy="138736"/>
+                          </ns5:xfrm>
+                          <ns5:prstGeom prst="rect">
+                            <ns5:avLst/>
+                          </ns5:prstGeom>
+                          <ns5:noFill/>
+                          <ns5:ln>
+                            <ns5:noFill/>
+                          </ns5:ln>
+                        </ns7:spPr>
+                        <ns7:style>
+                          <ns5:lnRef idx="2">
+                            <ns5:schemeClr val="dk1"/>
+                          </ns5:lnRef>
+                          <ns5:fillRef idx="0">
+                            <ns5:schemeClr val="lt1"/>
+                          </ns5:fillRef>
+                          <ns5:effectRef idx="0">
+                            <ns5:schemeClr val="dk1"/>
+                          </ns5:effectRef>
+                          <ns5:fontRef idx="minor">
+                            <ns5:schemeClr val="dk1"/>
+                          </ns5:fontRef>
+                        </ns7:style>
+                        <ns7:txbx>
+                          <w:txbxContent>
+                            <w:p ns2:paraId="6C03475D" ns2:textId="77777777">
+                              <w:pPr>
+                                <w:rPr>
+                                  <w:color w:val="000000"/>
+                                  <w:sz w:val="12"/>
+                                  <w:szCs w:val="12"/>
+                                </w:rPr>
+                              </w:pPr>
+                              <w:r>
+                                <w:rPr>
+                                  <w:color w:val="000000"/>
+                                  <w:sz w:val="12"/>
+                                  <w:szCs w:val="12"/>
+                                </w:rPr>
+                                <w:t>18</w:t>
+                              </w:r>
+                            </w:p>
+                          </w:txbxContent>
+                        </ns7:txbx>
+                        <ns7:bodyPr rot="0" spcFirstLastPara="0" vertOverflow="overflow" horzOverflow="overflow" vert="horz" wrap="square" lIns="0" tIns="0" rIns="0" bIns="0" numCol="1" spcCol="0" rtlCol="0" fromWordArt="0" anchor="ctr" anchorCtr="0" forceAA="0" compatLnSpc="1">
+                          <ns5:noAutofit/>
+                        </ns7:bodyPr>
+                      </ns7:wsp>
+                      <ns7:wsp>
+                        <ns7:cNvPr id="1299932714" name="dgvFilmsCell 7003425"/>
+                        <ns7:cNvSpPr/>
+                        <ns7:spPr>
+                          <ns5:xfrm>
+                            <ns5:off x="208313" y="1241962"/>
+                            <ns5:ext cx="232449" cy="138736"/>
+                          </ns5:xfrm>
+                          <ns5:prstGeom prst="rect">
+                            <ns5:avLst/>
+                          </ns5:prstGeom>
+                          <ns5:noFill/>
+                          <ns5:ln>
+                            <ns5:noFill/>
+                          </ns5:ln>
+                        </ns7:spPr>
+                        <ns7:style>
+                          <ns5:lnRef idx="2">
+                            <ns5:schemeClr val="dk1"/>
+                          </ns5:lnRef>
+                          <ns5:fillRef idx="0">
+                            <ns5:schemeClr val="lt1"/>
+                          </ns5:fillRef>
+                          <ns5:effectRef idx="0">
+                            <ns5:schemeClr val="dk1"/>
+                          </ns5:effectRef>
+                          <ns5:fontRef idx="minor">
+                            <ns5:schemeClr val="dk1"/>
+                          </ns5:fontRef>
+                        </ns7:style>
+                        <ns7:txbx>
+                          <w:txbxContent>
+                            <w:p ns2:paraId="22F56CE2" ns2:textId="77777777">
+                              <w:pPr>
+                                <w:rPr>
+                                  <w:color w:val="000000"/>
+                                  <w:sz w:val="12"/>
+                                  <w:szCs w:val="12"/>
+                                </w:rPr>
+                              </w:pPr>
+                              <w:r>
+                                <w:rPr>
+                                  <w:color w:val="000000"/>
+                                  <w:sz w:val="12"/>
+                                  <w:szCs w:val="12"/>
+                                </w:rPr>
+                                <w:t>1</w:t>
+                              </w:r>
+                            </w:p>
+                          </w:txbxContent>
+                        </ns7:txbx>
+                        <ns7:bodyPr rot="0" spcFirstLastPara="0" vertOverflow="overflow" horzOverflow="overflow" vert="horz" wrap="square" lIns="0" tIns="0" rIns="0" bIns="0" numCol="1" spcCol="0" rtlCol="0" fromWordArt="0" anchor="ctr" anchorCtr="0" forceAA="0" compatLnSpc="1">
+                          <ns5:noAutofit/>
+                        </ns7:bodyPr>
+                      </ns7:wsp>
+                      <ns7:wsp>
+                        <ns7:cNvPr id="1137898357" name="dgvFilmsCell 7003562"/>
+                        <ns7:cNvSpPr/>
+                        <ns7:spPr>
+                          <ns5:xfrm>
+                            <ns5:off x="208313" y="1380699"/>
+                            <ns5:ext cx="232449" cy="138736"/>
+                          </ns5:xfrm>
+                          <ns5:prstGeom prst="rect">
+                            <ns5:avLst/>
+                          </ns5:prstGeom>
+                          <ns5:noFill/>
+                          <ns5:ln>
+                            <ns5:noFill/>
+                          </ns5:ln>
+                        </ns7:spPr>
+                        <ns7:style>
+                          <ns5:lnRef idx="2">
+                            <ns5:schemeClr val="dk1"/>
+                          </ns5:lnRef>
+                          <ns5:fillRef idx="0">
+                            <ns5:schemeClr val="lt1"/>
+                          </ns5:fillRef>
+                          <ns5:effectRef idx="0">
+                            <ns5:schemeClr val="dk1"/>
+                          </ns5:effectRef>
+                          <ns5:fontRef idx="minor">
+                            <ns5:schemeClr val="dk1"/>
+                          </ns5:fontRef>
+                        </ns7:style>
+                        <ns7:txbx>
+                          <w:txbxContent>
+                            <w:p ns2:paraId="1DF881CF" ns2:textId="77777777">
+                              <w:pPr>
+                                <w:rPr>
+                                  <w:color w:val="000000"/>
+                                  <w:sz w:val="12"/>
+                                  <w:szCs w:val="12"/>
+                                </w:rPr>
+                              </w:pPr>
+                              <w:r>
+                                <w:rPr>
+                                  <w:color w:val="000000"/>
+                                  <w:sz w:val="12"/>
+                                  <w:szCs w:val="12"/>
+                                </w:rPr>
+                                <w:t>3</w:t>
+                              </w:r>
+                            </w:p>
+                          </w:txbxContent>
+                        </ns7:txbx>
+                        <ns7:bodyPr rot="0" spcFirstLastPara="0" vertOverflow="overflow" horzOverflow="overflow" vert="horz" wrap="square" lIns="0" tIns="0" rIns="0" bIns="0" numCol="1" spcCol="0" rtlCol="0" fromWordArt="0" anchor="ctr" anchorCtr="0" forceAA="0" compatLnSpc="1">
+                          <ns5:noAutofit/>
+                        </ns7:bodyPr>
+                      </ns7:wsp>
+                      <ns7:wsp>
+                        <ns7:cNvPr id="1516142094" name="dgvFilmsCell 7003699"/>
+                        <ns7:cNvSpPr/>
+                        <ns7:spPr>
+                          <ns5:xfrm>
+                            <ns5:off x="208313" y="1519435"/>
+                            <ns5:ext cx="232449" cy="138736"/>
+                          </ns5:xfrm>
+                          <ns5:prstGeom prst="rect">
+                            <ns5:avLst/>
+                          </ns5:prstGeom>
+                          <ns5:noFill/>
+                          <ns5:ln>
+                            <ns5:noFill/>
+                          </ns5:ln>
+                        </ns7:spPr>
+                        <ns7:style>
+                          <ns5:lnRef idx="2">
+                            <ns5:schemeClr val="dk1"/>
+                          </ns5:lnRef>
+                          <ns5:fillRef idx="0">
+                            <ns5:schemeClr val="lt1"/>
+                          </ns5:fillRef>
+                          <ns5:effectRef idx="0">
+                            <ns5:schemeClr val="dk1"/>
+                          </ns5:effectRef>
+                          <ns5:fontRef idx="minor">
+                            <ns5:schemeClr val="dk1"/>
+                          </ns5:fontRef>
+                        </ns7:style>
+                        <ns7:txbx>
+                          <w:txbxContent>
+                            <w:p ns2:paraId="36C9B2FA" ns2:textId="77777777">
+                              <w:pPr>
+                                <w:rPr>
+                                  <w:color w:val="000000"/>
+                                  <w:sz w:val="12"/>
+                                  <w:szCs w:val="12"/>
+                                </w:rPr>
+                              </w:pPr>
+                              <w:r>
+                                <w:rPr>
+                                  <w:color w:val="000000"/>
+                                  <w:sz w:val="12"/>
+                                  <w:szCs w:val="12"/>
+                                </w:rPr>
+                                <w:t>14</w:t>
+                              </w:r>
+                            </w:p>
+                          </w:txbxContent>
+                        </ns7:txbx>
+                        <ns7:bodyPr rot="0" spcFirstLastPara="0" vertOverflow="overflow" horzOverflow="overflow" vert="horz" wrap="square" lIns="0" tIns="0" rIns="0" bIns="0" numCol="1" spcCol="0" rtlCol="0" fromWordArt="0" anchor="ctr" anchorCtr="0" forceAA="0" compatLnSpc="1">
+                          <ns5:noAutofit/>
+                        </ns7:bodyPr>
+                      </ns7:wsp>
+                      <ns7:wsp>
+                        <ns7:cNvPr id="1783291944" name="dgvFilmsHead 7003836"/>
+                        <ns7:cNvSpPr/>
+                        <ns7:spPr>
+                          <ns5:xfrm>
+                            <ns5:off x="490758" y="683267"/>
+                            <ns5:ext cx="1229465" cy="142486"/>
+                          </ns5:xfrm>
+                          <ns5:prstGeom prst="rect">
+                            <ns5:avLst/>
+                          </ns5:prstGeom>
+                          <ns5:noFill/>
+                          <ns5:ln>
+                            <ns5:noFill/>
+                          </ns5:ln>
+                        </ns7:spPr>
+                        <ns7:style>
+                          <ns5:lnRef idx="2">
+                            <ns5:schemeClr val="dk1"/>
+                          </ns5:lnRef>
+                          <ns5:fillRef idx="0">
+                            <ns5:schemeClr val="lt1"/>
+                          </ns5:fillRef>
+                          <ns5:effectRef idx="0">
+                            <ns5:schemeClr val="dk1"/>
+                          </ns5:effectRef>
+                          <ns5:fontRef idx="minor">
+                            <ns5:schemeClr val="dk1"/>
+                          </ns5:fontRef>
+                        </ns7:style>
+                        <ns7:txbx>
+                          <w:txbxContent>
+                            <w:p ns2:paraId="2C98B3A6" ns2:textId="77777777">
+                              <w:pPr>
+                                <w:rPr>
+                                  <w:b/>
+                                  <w:bCs/>
+                                  <w:color w:val="FFFFFF"/>
+                                  <w:sz w:val="12"/>
+                                  <w:szCs w:val="12"/>
+                                </w:rPr>
+                              </w:pPr>
+                              <w:r>
+                                <w:rPr>
+                                  <w:b/>
+                                  <w:bCs/>
+                                  <w:color w:val="FFFFFF"/>
+                                  <w:sz w:val="12"/>
+                                  <w:szCs w:val="12"/>
+                                </w:rPr>
+                                <w:t>Title</w:t>
+                              </w:r>
+                            </w:p>
+                          </w:txbxContent>
+                        </ns7:txbx>
+                        <ns7:bodyPr rot="0" spcFirstLastPara="0" vertOverflow="overflow" horzOverflow="overflow" vert="horz" wrap="square" lIns="0" tIns="0" rIns="0" bIns="0" numCol="1" spcCol="0" rtlCol="0" fromWordArt="0" anchor="ctr" anchorCtr="0" forceAA="0" compatLnSpc="1">
+                          <ns5:noAutofit/>
+                        </ns7:bodyPr>
+                      </ns7:wsp>
+                      <ns7:wsp>
+                        <ns7:cNvPr id="1925667898" name="dgvFilmsCell 7003973"/>
+                        <ns7:cNvSpPr/>
+                        <ns7:spPr>
+                          <ns5:xfrm>
+                            <ns5:off x="490758" y="825753"/>
+                            <ns5:ext cx="1179469" cy="138736"/>
+                          </ns5:xfrm>
+                          <ns5:prstGeom prst="rect">
+                            <ns5:avLst/>
+                          </ns5:prstGeom>
+                          <ns5:noFill/>
+                          <ns5:ln>
+                            <ns5:noFill/>
+                          </ns5:ln>
+                        </ns7:spPr>
+                        <ns7:style>
+                          <ns5:lnRef idx="2">
+                            <ns5:schemeClr val="dk1"/>
+                          </ns5:lnRef>
+                          <ns5:fillRef idx="0">
+                            <ns5:schemeClr val="lt1"/>
+                          </ns5:fillRef>
+                          <ns5:effectRef idx="0">
+                            <ns5:schemeClr val="dk1"/>
+                          </ns5:effectRef>
+                          <ns5:fontRef idx="minor">
+                            <ns5:schemeClr val="dk1"/>
+                          </ns5:fontRef>
+                        </ns7:style>
+                        <ns7:txbx>
+                          <w:txbxContent>
+                            <w:p ns2:paraId="5CE1CBF5" ns2:textId="77777777">
+                              <w:pPr>
+                                <w:rPr>
+                                  <w:color w:val="000000"/>
+                                  <w:sz w:val="12"/>
+                                  <w:szCs w:val="12"/>
+                                </w:rPr>
+                              </w:pPr>
+                              <w:r>
+                                <w:rPr>
+                                  <w:color w:val="000000"/>
+                                  <w:sz w:val="12"/>
+                                  <w:szCs w:val="12"/>
+                                </w:rPr>
+                                <w:t>Avengers: Endgame</w:t>
+                              </w:r>
+                            </w:p>
+                          </w:txbxContent>
+                        </ns7:txbx>
+                        <ns7:bodyPr rot="0" spcFirstLastPara="0" vertOverflow="overflow" horzOverflow="overflow" vert="horz" wrap="square" lIns="0" tIns="0" rIns="0" bIns="0" numCol="1" spcCol="0" rtlCol="0" fromWordArt="0" anchor="ctr" anchorCtr="0" forceAA="0" compatLnSpc="1">
+                          <ns5:noAutofit/>
+                        </ns7:bodyPr>
+                      </ns7:wsp>
+                      <ns7:wsp>
+                        <ns7:cNvPr id="1148716970" name="dgvFilmsCell 7004110"/>
+                        <ns7:cNvSpPr/>
+                        <ns7:spPr>
+                          <ns5:xfrm>
+                            <ns5:off x="490758" y="964489"/>
+                            <ns5:ext cx="1179469" cy="138736"/>
+                          </ns5:xfrm>
+                          <ns5:prstGeom prst="rect">
+                            <ns5:avLst/>
+                          </ns5:prstGeom>
+                          <ns5:noFill/>
+                          <ns5:ln>
+                            <ns5:noFill/>
+                          </ns5:ln>
+                        </ns7:spPr>
+                        <ns7:style>
+                          <ns5:lnRef idx="2">
+                            <ns5:schemeClr val="dk1"/>
+                          </ns5:lnRef>
+                          <ns5:fillRef idx="0">
+                            <ns5:schemeClr val="lt1"/>
+                          </ns5:fillRef>
+                          <ns5:effectRef idx="0">
+                            <ns5:schemeClr val="dk1"/>
+                          </ns5:effectRef>
+                          <ns5:fontRef idx="minor">
+                            <ns5:schemeClr val="dk1"/>
+                          </ns5:fontRef>
+                        </ns7:style>
+                        <ns7:txbx>
+                          <w:txbxContent>
+                            <w:p ns2:paraId="7161AD57" ns2:textId="77777777">
+                              <w:pPr>
+                                <w:rPr>
+                                  <w:color w:val="000000"/>
+                                  <w:sz w:val="12"/>
+                                  <w:szCs w:val="12"/>
+                                </w:rPr>
+                              </w:pPr>
+                              <w:r>
+                                <w:rPr>
+                                  <w:color w:val="000000"/>
+                                  <w:sz w:val="12"/>
+                                  <w:szCs w:val="12"/>
+                                </w:rPr>
+                                <w:t>Despicable Me</w:t>
+                              </w:r>
+                            </w:p>
+                          </w:txbxContent>
+                        </ns7:txbx>
+                        <ns7:bodyPr rot="0" spcFirstLastPara="0" vertOverflow="overflow" horzOverflow="overflow" vert="horz" wrap="square" lIns="0" tIns="0" rIns="0" bIns="0" numCol="1" spcCol="0" rtlCol="0" fromWordArt="0" anchor="ctr" anchorCtr="0" forceAA="0" compatLnSpc="1">
+                          <ns5:noAutofit/>
+                        </ns7:bodyPr>
+                      </ns7:wsp>
+                      <ns7:wsp>
+                        <ns7:cNvPr id="1188563844" name="dgvFilmsCell 7004247"/>
+                        <ns7:cNvSpPr/>
+                        <ns7:spPr>
+                          <ns5:xfrm>
+                            <ns5:off x="490758" y="1103226"/>
+                            <ns5:ext cx="1179469" cy="138736"/>
+                          </ns5:xfrm>
+                          <ns5:prstGeom prst="rect">
+                            <ns5:avLst/>
+                          </ns5:prstGeom>
+                          <ns5:noFill/>
+                          <ns5:ln>
+                            <ns5:noFill/>
+                          </ns5:ln>
+                        </ns7:spPr>
+                        <ns7:style>
+                          <ns5:lnRef idx="2">
+                            <ns5:schemeClr val="dk1"/>
+                          </ns5:lnRef>
+                          <ns5:fillRef idx="0">
+                            <ns5:schemeClr val="lt1"/>
+                          </ns5:fillRef>
+                          <ns5:effectRef idx="0">
+                            <ns5:schemeClr val="dk1"/>
+                          </ns5:effectRef>
+                          <ns5:fontRef idx="minor">
+                            <ns5:schemeClr val="dk1"/>
+                          </ns5:fontRef>
+                        </ns7:style>
+                        <ns7:txbx>
+                          <w:txbxContent>
+                            <w:p ns2:paraId="025BDF40" ns2:textId="77777777">
+                              <w:pPr>
+                                <w:rPr>
+                                  <w:color w:val="000000"/>
+                                  <w:sz w:val="12"/>
+                                  <w:szCs w:val="12"/>
+                                </w:rPr>
+                              </w:pPr>
+                              <w:r>
+                                <w:rPr>
+                                  <w:color w:val="000000"/>
+                                  <w:sz w:val="12"/>
+                                  <w:szCs w:val="12"/>
+                                </w:rPr>
+                                <w:t>Despicable Me 2</w:t>
+                              </w:r>
+                            </w:p>
+                          </w:txbxContent>
+                        </ns7:txbx>
+                        <ns7:bodyPr rot="0" spcFirstLastPara="0" vertOverflow="overflow" horzOverflow="overflow" vert="horz" wrap="square" lIns="0" tIns="0" rIns="0" bIns="0" numCol="1" spcCol="0" rtlCol="0" fromWordArt="0" anchor="ctr" anchorCtr="0" forceAA="0" compatLnSpc="1">
+                          <ns5:noAutofit/>
+                        </ns7:bodyPr>
+                      </ns7:wsp>
+                      <ns7:wsp>
+                        <ns7:cNvPr id="749116396" name="dgvFilmsCell 7004384"/>
+                        <ns7:cNvSpPr/>
+                        <ns7:spPr>
+                          <ns5:xfrm>
+                            <ns5:off x="490758" y="1241962"/>
+                            <ns5:ext cx="1179469" cy="138736"/>
+                          </ns5:xfrm>
+                          <ns5:prstGeom prst="rect">
+                            <ns5:avLst/>
+                          </ns5:prstGeom>
+                          <ns5:noFill/>
+                          <ns5:ln>
+                            <ns5:noFill/>
+                          </ns5:ln>
+                        </ns7:spPr>
+                        <ns7:style>
+                          <ns5:lnRef idx="2">
+                            <ns5:schemeClr val="dk1"/>
+                          </ns5:lnRef>
+                          <ns5:fillRef idx="0">
+                            <ns5:schemeClr val="lt1"/>
+                          </ns5:fillRef>
+                          <ns5:effectRef idx="0">
+                            <ns5:schemeClr val="dk1"/>
+                          </ns5:effectRef>
+                          <ns5:fontRef idx="minor">
+                            <ns5:schemeClr val="dk1"/>
+                          </ns5:fontRef>
+                        </ns7:style>
+                        <ns7:txbx>
+                          <w:txbxContent>
+                            <w:p ns2:paraId="4DDDA2F2" ns2:textId="77777777">
+                              <w:pPr>
+                                <w:rPr>
+                                  <w:color w:val="000000"/>
+                                  <w:sz w:val="12"/>
+                                  <w:szCs w:val="12"/>
+                                </w:rPr>
+                              </w:pPr>
+                              <w:r>
+                                <w:rPr>
+                                  <w:color w:val="000000"/>
+                                  <w:sz w:val="12"/>
+                                  <w:szCs w:val="12"/>
+                                </w:rPr>
+                                <w:t>Inception</w:t>
+                              </w:r>
+                            </w:p>
+                          </w:txbxContent>
+                        </ns7:txbx>
+                        <ns7:bodyPr rot="0" spcFirstLastPara="0" vertOverflow="overflow" horzOverflow="overflow" vert="horz" wrap="square" lIns="0" tIns="0" rIns="0" bIns="0" numCol="1" spcCol="0" rtlCol="0" fromWordArt="0" anchor="ctr" anchorCtr="0" forceAA="0" compatLnSpc="1">
+                          <ns5:noAutofit/>
+                        </ns7:bodyPr>
+                      </ns7:wsp>
+                      <ns7:wsp>
+                        <ns7:cNvPr id="1424814419" name="dgvFilmsCell 7004521"/>
+                        <ns7:cNvSpPr/>
+                        <ns7:spPr>
+                          <ns5:xfrm>
+                            <ns5:off x="490758" y="1380699"/>
+                            <ns5:ext cx="1179469" cy="138736"/>
+                          </ns5:xfrm>
+                          <ns5:prstGeom prst="rect">
+                            <ns5:avLst/>
+                          </ns5:prstGeom>
+                          <ns5:noFill/>
+                          <ns5:ln>
+                            <ns5:noFill/>
+                          </ns5:ln>
+                        </ns7:spPr>
+                        <ns7:style>
+                          <ns5:lnRef idx="2">
+                            <ns5:schemeClr val="dk1"/>
+                          </ns5:lnRef>
+                          <ns5:fillRef idx="0">
+                            <ns5:schemeClr val="lt1"/>
+                          </ns5:fillRef>
+                          <ns5:effectRef idx="0">
+                            <ns5:schemeClr val="dk1"/>
+                          </ns5:effectRef>
+                          <ns5:fontRef idx="minor">
+                            <ns5:schemeClr val="dk1"/>
+                          </ns5:fontRef>
+                        </ns7:style>
+                        <ns7:txbx>
+                          <w:txbxContent>
+                            <w:p ns2:paraId="6888B1CD" ns2:textId="77777777">
+                              <w:pPr>
+                                <w:rPr>
+                                  <w:color w:val="000000"/>
+                                  <w:sz w:val="12"/>
+                                  <w:szCs w:val="12"/>
+                                </w:rPr>
+                              </w:pPr>
+                              <w:r>
+                                <w:rPr>
+                                  <w:color w:val="000000"/>
+                                  <w:sz w:val="12"/>
+                                  <w:szCs w:val="12"/>
+                                </w:rPr>
+                                <w:t>Interstellar</w:t>
+                              </w:r>
+                            </w:p>
+                          </w:txbxContent>
+                        </ns7:txbx>
+                        <ns7:bodyPr rot="0" spcFirstLastPara="0" vertOverflow="overflow" horzOverflow="overflow" vert="horz" wrap="square" lIns="0" tIns="0" rIns="0" bIns="0" numCol="1" spcCol="0" rtlCol="0" fromWordArt="0" anchor="ctr" anchorCtr="0" forceAA="0" compatLnSpc="1">
+                          <ns5:noAutofit/>
+                        </ns7:bodyPr>
+                      </ns7:wsp>
+                      <ns7:wsp>
+                        <ns7:cNvPr id="480192884" name="dgvFilmsCell 7004658"/>
+                        <ns7:cNvSpPr/>
+                        <ns7:spPr>
+                          <ns5:xfrm>
+                            <ns5:off x="490758" y="1519435"/>
+                            <ns5:ext cx="1179469" cy="138736"/>
+                          </ns5:xfrm>
+                          <ns5:prstGeom prst="rect">
+                            <ns5:avLst/>
+                          </ns5:prstGeom>
+                          <ns5:noFill/>
+                          <ns5:ln>
+                            <ns5:noFill/>
+                          </ns5:ln>
+                        </ns7:spPr>
+                        <ns7:style>
+                          <ns5:lnRef idx="2">
+                            <ns5:schemeClr val="dk1"/>
+                          </ns5:lnRef>
+                          <ns5:fillRef idx="0">
+                            <ns5:schemeClr val="lt1"/>
+                          </ns5:fillRef>
+                          <ns5:effectRef idx="0">
+                            <ns5:schemeClr val="dk1"/>
+                          </ns5:effectRef>
+                          <ns5:fontRef idx="minor">
+                            <ns5:schemeClr val="dk1"/>
+                          </ns5:fontRef>
+                        </ns7:style>
+                        <ns7:txbx>
+                          <w:txbxContent>
+                            <w:p ns2:paraId="7FACC551" ns2:textId="77777777">
+                              <w:pPr>
+                                <w:rPr>
+                                  <w:color w:val="000000"/>
+                                  <w:sz w:val="12"/>
+                                  <w:szCs w:val="12"/>
+                                </w:rPr>
+                              </w:pPr>
+                              <w:r>
+                                <w:rPr>
+                                  <w:color w:val="000000"/>
+                                  <w:sz w:val="12"/>
+                                  <w:szCs w:val="12"/>
+                                </w:rPr>
+                                <w:t>Iron Man</w:t>
+                              </w:r>
+                            </w:p>
+                          </w:txbxContent>
+                        </ns7:txbx>
+                        <ns7:bodyPr rot="0" spcFirstLastPara="0" vertOverflow="overflow" horzOverflow="overflow" vert="horz" wrap="square" lIns="0" tIns="0" rIns="0" bIns="0" numCol="1" spcCol="0" rtlCol="0" fromWordArt="0" anchor="ctr" anchorCtr="0" forceAA="0" compatLnSpc="1">
+                          <ns5:noAutofit/>
+                        </ns7:bodyPr>
+                      </ns7:wsp>
+                      <ns7:wsp>
+                        <ns7:cNvPr id="356624616" name="dgvFilmsVLine 7004795"/>
+                        <ns7:cNvSpPr/>
+                        <ns7:spPr>
+                          <ns5:xfrm>
+                            <ns5:off x="457427" y="825753"/>
+                            <ns5:ext cx="6666" cy="832419"/>
+                          </ns5:xfrm>
+                          <ns5:prstGeom prst="rect">
+                            <ns5:avLst/>
+                          </ns5:prstGeom>
+                          <ns5:solidFill>
+                            <ns5:srgbClr val="D2D2D2"/>
+                          </ns5:solidFill>
+                          <ns5:ln>
+                            <ns5:noFill/>
+                          </ns5:ln>
+                        </ns7:spPr>
+                        <ns7:style>
+                          <ns5:lnRef idx="2">
+                            <ns5:schemeClr val="dk1"/>
+                          </ns5:lnRef>
+                          <ns5:fillRef idx="0">
+                            <ns5:schemeClr val="lt1"/>
+                          </ns5:fillRef>
+                          <ns5:effectRef idx="0">
+                            <ns5:schemeClr val="dk1"/>
+                          </ns5:effectRef>
+                          <ns5:fontRef idx="minor">
+                            <ns5:schemeClr val="dk1"/>
+                          </ns5:fontRef>
+                        </ns7:style>
+                        <ns7:bodyPr rot="0" spcFirstLastPara="0" vertOverflow="overflow" horzOverflow="overflow" vert="horz" wrap="square" lIns="33330" tIns="0" rIns="33330" bIns="0" numCol="1" spcCol="0" rtlCol="0" fromWordArt="0" anchor="ctr" anchorCtr="0" forceAA="0" compatLnSpc="1">
+                          <ns5:noAutofit/>
+                        </ns7:bodyPr>
+                      </ns7:wsp>
+                      <ns7:wsp>
+                        <ns7:cNvPr id="275078371" name="dgvFilmsHead 7004932"/>
+                        <ns7:cNvSpPr/>
+                        <ns7:spPr>
+                          <ns5:xfrm>
+                            <ns5:off x="1720222" y="683267"/>
+                            <ns5:ext cx="332288" cy="142486"/>
+                          </ns5:xfrm>
+                          <ns5:prstGeom prst="rect">
+                            <ns5:avLst/>
+                          </ns5:prstGeom>
+                          <ns5:noFill/>
+                          <ns5:ln>
+                            <ns5:noFill/>
+                          </ns5:ln>
+                        </ns7:spPr>
+                        <ns7:style>
+                          <ns5:lnRef idx="2">
+                            <ns5:schemeClr val="dk1"/>
+                          </ns5:lnRef>
+                          <ns5:fillRef idx="0">
+                            <ns5:schemeClr val="lt1"/>
+                          </ns5:fillRef>
+                          <ns5:effectRef idx="0">
+                            <ns5:schemeClr val="dk1"/>
+                          </ns5:effectRef>
+                          <ns5:fontRef idx="minor">
+                            <ns5:schemeClr val="dk1"/>
+                          </ns5:fontRef>
+                        </ns7:style>
+                        <ns7:txbx>
+                          <w:txbxContent>
+                            <w:p ns2:paraId="73B32BB3" ns2:textId="77777777">
+                              <w:pPr>
+                                <w:rPr>
+                                  <w:b/>
+                                  <w:bCs/>
+                                  <w:color w:val="FFFFFF"/>
+                                  <w:sz w:val="12"/>
+                                  <w:szCs w:val="12"/>
+                                </w:rPr>
+                              </w:pPr>
+                              <w:r>
+                                <w:rPr>
+                                  <w:b/>
+                                  <w:bCs/>
+                                  <w:color w:val="FFFFFF"/>
+                                  <w:sz w:val="12"/>
+                                  <w:szCs w:val="12"/>
+                                </w:rPr>
+                                <w:t>Year</w:t>
+                              </w:r>
+                            </w:p>
+                          </w:txbxContent>
+                        </ns7:txbx>
+                        <ns7:bodyPr rot="0" spcFirstLastPara="0" vertOverflow="overflow" horzOverflow="overflow" vert="horz" wrap="square" lIns="0" tIns="0" rIns="0" bIns="0" numCol="1" spcCol="0" rtlCol="0" fromWordArt="0" anchor="ctr" anchorCtr="0" forceAA="0" compatLnSpc="1">
+                          <ns5:noAutofit/>
+                        </ns7:bodyPr>
+                      </ns7:wsp>
+                      <ns7:wsp>
+                        <ns7:cNvPr id="909512846" name="dgvFilmsCell 7005069"/>
+                        <ns7:cNvSpPr/>
+                        <ns7:spPr>
+                          <ns5:xfrm>
+                            <ns5:off x="1720222" y="825753"/>
+                            <ns5:ext cx="282293" cy="138736"/>
+                          </ns5:xfrm>
+                          <ns5:prstGeom prst="rect">
+                            <ns5:avLst/>
+                          </ns5:prstGeom>
+                          <ns5:noFill/>
+                          <ns5:ln>
+                            <ns5:noFill/>
+                          </ns5:ln>
+                        </ns7:spPr>
+                        <ns7:style>
+                          <ns5:lnRef idx="2">
+                            <ns5:schemeClr val="dk1"/>
+                          </ns5:lnRef>
+                          <ns5:fillRef idx="0">
+                            <ns5:schemeClr val="lt1"/>
+                          </ns5:fillRef>
+                          <ns5:effectRef idx="0">
+                            <ns5:schemeClr val="dk1"/>
+                          </ns5:effectRef>
+                          <ns5:fontRef idx="minor">
+                            <ns5:schemeClr val="dk1"/>
+                          </ns5:fontRef>
+                        </ns7:style>
+                        <ns7:txbx>
+                          <w:txbxContent>
+                            <w:p ns2:paraId="154DF2FB" ns2:textId="77777777">
+                              <w:pPr>
+                                <w:rPr>
+                                  <w:color w:val="000000"/>
+                                  <w:sz w:val="12"/>
+                                  <w:szCs w:val="12"/>
+                                </w:rPr>
+                              </w:pPr>
+                              <w:r>
+                                <w:rPr>
+                                  <w:color w:val="000000"/>
+                                  <w:sz w:val="12"/>
+                                  <w:szCs w:val="12"/>
+                                </w:rPr>
+                                <w:t>2019</w:t>
+                              </w:r>
+                            </w:p>
+                          </w:txbxContent>
+                        </ns7:txbx>
+                        <ns7:bodyPr rot="0" spcFirstLastPara="0" vertOverflow="overflow" horzOverflow="overflow" vert="horz" wrap="square" lIns="0" tIns="0" rIns="0" bIns="0" numCol="1" spcCol="0" rtlCol="0" fromWordArt="0" anchor="ctr" anchorCtr="0" forceAA="0" compatLnSpc="1">
+                          <ns5:noAutofit/>
+                        </ns7:bodyPr>
+                      </ns7:wsp>
+                      <ns7:wsp>
+                        <ns7:cNvPr id="1708760800" name="dgvFilmsCell 7005206"/>
+                        <ns7:cNvSpPr/>
+                        <ns7:spPr>
+                          <ns5:xfrm>
+                            <ns5:off x="1720222" y="964489"/>
+                            <ns5:ext cx="282293" cy="138736"/>
+                          </ns5:xfrm>
+                          <ns5:prstGeom prst="rect">
+                            <ns5:avLst/>
+                          </ns5:prstGeom>
+                          <ns5:noFill/>
+                          <ns5:ln>
+                            <ns5:noFill/>
+                          </ns5:ln>
+                        </ns7:spPr>
+                        <ns7:style>
+                          <ns5:lnRef idx="2">
+                            <ns5:schemeClr val="dk1"/>
+                          </ns5:lnRef>
+                          <ns5:fillRef idx="0">
+                            <ns5:schemeClr val="lt1"/>
+                          </ns5:fillRef>
+                          <ns5:effectRef idx="0">
+                            <ns5:schemeClr val="dk1"/>
+                          </ns5:effectRef>
+                          <ns5:fontRef idx="minor">
+                            <ns5:schemeClr val="dk1"/>
+                          </ns5:fontRef>
+                        </ns7:style>
+                        <ns7:txbx>
+                          <w:txbxContent>
+                            <w:p ns2:paraId="477ADEF5" ns2:textId="77777777">
+                              <w:pPr>
+                                <w:rPr>
+                                  <w:color w:val="000000"/>
+                                  <w:sz w:val="12"/>
+                                  <w:szCs w:val="12"/>
+                                </w:rPr>
+                              </w:pPr>
+                              <w:r>
+                                <w:rPr>
+                                  <w:color w:val="000000"/>
+                                  <w:sz w:val="12"/>
+                                  <w:szCs w:val="12"/>
+                                </w:rPr>
+                                <w:t>2010</w:t>
+                              </w:r>
+                            </w:p>
+                          </w:txbxContent>
+                        </ns7:txbx>
+                        <ns7:bodyPr rot="0" spcFirstLastPara="0" vertOverflow="overflow" horzOverflow="overflow" vert="horz" wrap="square" lIns="0" tIns="0" rIns="0" bIns="0" numCol="1" spcCol="0" rtlCol="0" fromWordArt="0" anchor="ctr" anchorCtr="0" forceAA="0" compatLnSpc="1">
+                          <ns5:noAutofit/>
+                        </ns7:bodyPr>
+                      </ns7:wsp>
+                      <ns7:wsp>
+                        <ns7:cNvPr id="808161949" name="dgvFilmsCell 7005343"/>
+                        <ns7:cNvSpPr/>
+                        <ns7:spPr>
+                          <ns5:xfrm>
+                            <ns5:off x="1720222" y="1103226"/>
+                            <ns5:ext cx="282293" cy="138736"/>
+                          </ns5:xfrm>
+                          <ns5:prstGeom prst="rect">
+                            <ns5:avLst/>
+                          </ns5:prstGeom>
+                          <ns5:noFill/>
+                          <ns5:ln>
+                            <ns5:noFill/>
+                          </ns5:ln>
+                        </ns7:spPr>
+                        <ns7:style>
+                          <ns5:lnRef idx="2">
+                            <ns5:schemeClr val="dk1"/>
+                          </ns5:lnRef>
+                          <ns5:fillRef idx="0">
+                            <ns5:schemeClr val="lt1"/>
+                          </ns5:fillRef>
+                          <ns5:effectRef idx="0">
+                            <ns5:schemeClr val="dk1"/>
+                          </ns5:effectRef>
+                          <ns5:fontRef idx="minor">
+                            <ns5:schemeClr val="dk1"/>
+                          </ns5:fontRef>
+                        </ns7:style>
+                        <ns7:txbx>
+                          <w:txbxContent>
+                            <w:p ns2:paraId="4C494C88" ns2:textId="77777777">
+                              <w:pPr>
+                                <w:rPr>
+                                  <w:color w:val="000000"/>
+                                  <w:sz w:val="12"/>
+                                  <w:szCs w:val="12"/>
+                                </w:rPr>
+                              </w:pPr>
+                              <w:r>
+                                <w:rPr>
+                                  <w:color w:val="000000"/>
+                                  <w:sz w:val="12"/>
+                                  <w:szCs w:val="12"/>
+                                </w:rPr>
+                                <w:t>2013</w:t>
+                              </w:r>
+                            </w:p>
+                          </w:txbxContent>
+                        </ns7:txbx>
+                        <ns7:bodyPr rot="0" spcFirstLastPara="0" vertOverflow="overflow" horzOverflow="overflow" vert="horz" wrap="square" lIns="0" tIns="0" rIns="0" bIns="0" numCol="1" spcCol="0" rtlCol="0" fromWordArt="0" anchor="ctr" anchorCtr="0" forceAA="0" compatLnSpc="1">
+                          <ns5:noAutofit/>
+                        </ns7:bodyPr>
+                      </ns7:wsp>
+                      <ns7:wsp>
+                        <ns7:cNvPr id="1372824527" name="dgvFilmsCell 7005480"/>
+                        <ns7:cNvSpPr/>
+                        <ns7:spPr>
+                          <ns5:xfrm>
+                            <ns5:off x="1720222" y="1241962"/>
+                            <ns5:ext cx="282293" cy="138736"/>
+                          </ns5:xfrm>
+                          <ns5:prstGeom prst="rect">
+                            <ns5:avLst/>
+                          </ns5:prstGeom>
+                          <ns5:noFill/>
+                          <ns5:ln>
+                            <ns5:noFill/>
+                          </ns5:ln>
+                        </ns7:spPr>
+                        <ns7:style>
+                          <ns5:lnRef idx="2">
+                            <ns5:schemeClr val="dk1"/>
+                          </ns5:lnRef>
+                          <ns5:fillRef idx="0">
+                            <ns5:schemeClr val="lt1"/>
+                          </ns5:fillRef>
+                          <ns5:effectRef idx="0">
+                            <ns5:schemeClr val="dk1"/>
+                          </ns5:effectRef>
+                          <ns5:fontRef idx="minor">
+                            <ns5:schemeClr val="dk1"/>
+                          </ns5:fontRef>
+                        </ns7:style>
+                        <ns7:txbx>
+                          <w:txbxContent>
+                            <w:p ns2:paraId="1CE96E2C" ns2:textId="77777777">
+                              <w:pPr>
+                                <w:rPr>
+                                  <w:color w:val="000000"/>
+                                  <w:sz w:val="12"/>
+                                  <w:szCs w:val="12"/>
+                                </w:rPr>
+                              </w:pPr>
+                              <w:r>
+                                <w:rPr>
+                                  <w:color w:val="000000"/>
+                                  <w:sz w:val="12"/>
+                                  <w:szCs w:val="12"/>
+                                </w:rPr>
+                                <w:t>2010</w:t>
+                              </w:r>
+                            </w:p>
+                          </w:txbxContent>
+                        </ns7:txbx>
+                        <ns7:bodyPr rot="0" spcFirstLastPara="0" vertOverflow="overflow" horzOverflow="overflow" vert="horz" wrap="square" lIns="0" tIns="0" rIns="0" bIns="0" numCol="1" spcCol="0" rtlCol="0" fromWordArt="0" anchor="ctr" anchorCtr="0" forceAA="0" compatLnSpc="1">
+                          <ns5:noAutofit/>
+                        </ns7:bodyPr>
+                      </ns7:wsp>
+                      <ns7:wsp>
+                        <ns7:cNvPr id="1141723785" name="dgvFilmsCell 7005617"/>
+                        <ns7:cNvSpPr/>
+                        <ns7:spPr>
+                          <ns5:xfrm>
+                            <ns5:off x="1720222" y="1380699"/>
+                            <ns5:ext cx="282293" cy="138736"/>
+                          </ns5:xfrm>
+                          <ns5:prstGeom prst="rect">
+                            <ns5:avLst/>
+                          </ns5:prstGeom>
+                          <ns5:noFill/>
+                          <ns5:ln>
+                            <ns5:noFill/>
+                          </ns5:ln>
+                        </ns7:spPr>
+                        <ns7:style>
+                          <ns5:lnRef idx="2">
+                            <ns5:schemeClr val="dk1"/>
+                          </ns5:lnRef>
+                          <ns5:fillRef idx="0">
+                            <ns5:schemeClr val="lt1"/>
+                          </ns5:fillRef>
+                          <ns5:effectRef idx="0">
+                            <ns5:schemeClr val="dk1"/>
+                          </ns5:effectRef>
+                          <ns5:fontRef idx="minor">
+                            <ns5:schemeClr val="dk1"/>
+                          </ns5:fontRef>
+                        </ns7:style>
+                        <ns7:txbx>
+                          <w:txbxContent>
+                            <w:p ns2:paraId="6AEDEFF5" ns2:textId="77777777">
+                              <w:pPr>
+                                <w:rPr>
+                                  <w:color w:val="000000"/>
+                                  <w:sz w:val="12"/>
+                                  <w:szCs w:val="12"/>
+                                </w:rPr>
+                              </w:pPr>
+                              <w:r>
+                                <w:rPr>
+                                  <w:color w:val="000000"/>
+                                  <w:sz w:val="12"/>
+                                  <w:szCs w:val="12"/>
+                                </w:rPr>
+                                <w:t>2014</w:t>
+                              </w:r>
+                            </w:p>
+                          </w:txbxContent>
+                        </ns7:txbx>
+                        <ns7:bodyPr rot="0" spcFirstLastPara="0" vertOverflow="overflow" horzOverflow="overflow" vert="horz" wrap="square" lIns="0" tIns="0" rIns="0" bIns="0" numCol="1" spcCol="0" rtlCol="0" fromWordArt="0" anchor="ctr" anchorCtr="0" forceAA="0" compatLnSpc="1">
+                          <ns5:noAutofit/>
+                        </ns7:bodyPr>
+                      </ns7:wsp>
+                      <ns7:wsp>
+                        <ns7:cNvPr id="773782054" name="dgvFilmsCell 7005754"/>
+                        <ns7:cNvSpPr/>
+                        <ns7:spPr>
+                          <ns5:xfrm>
+                            <ns5:off x="1720222" y="1519435"/>
+                            <ns5:ext cx="282293" cy="138736"/>
+                          </ns5:xfrm>
+                          <ns5:prstGeom prst="rect">
+                            <ns5:avLst/>
+                          </ns5:prstGeom>
+                          <ns5:noFill/>
+                          <ns5:ln>
+                            <ns5:noFill/>
+                          </ns5:ln>
+                        </ns7:spPr>
+                        <ns7:style>
+                          <ns5:lnRef idx="2">
+                            <ns5:schemeClr val="dk1"/>
+                          </ns5:lnRef>
+                          <ns5:fillRef idx="0">
+                            <ns5:schemeClr val="lt1"/>
+                          </ns5:fillRef>
+                          <ns5:effectRef idx="0">
+                            <ns5:schemeClr val="dk1"/>
+                          </ns5:effectRef>
+                          <ns5:fontRef idx="minor">
+                            <ns5:schemeClr val="dk1"/>
+                          </ns5:fontRef>
+                        </ns7:style>
+                        <ns7:txbx>
+                          <w:txbxContent>
+                            <w:p ns2:paraId="4AE59858" ns2:textId="77777777">
+                              <w:pPr>
+                                <w:rPr>
+                                  <w:color w:val="000000"/>
+                                  <w:sz w:val="12"/>
+                                  <w:szCs w:val="12"/>
+                                </w:rPr>
+                              </w:pPr>
+                              <w:r>
+                                <w:rPr>
+                                  <w:color w:val="000000"/>
+                                  <w:sz w:val="12"/>
+                                  <w:szCs w:val="12"/>
+                                </w:rPr>
+                                <w:t>2008</w:t>
+                              </w:r>
+                            </w:p>
+                          </w:txbxContent>
+                        </ns7:txbx>
+                        <ns7:bodyPr rot="0" spcFirstLastPara="0" vertOverflow="overflow" horzOverflow="overflow" vert="horz" wrap="square" lIns="0" tIns="0" rIns="0" bIns="0" numCol="1" spcCol="0" rtlCol="0" fromWordArt="0" anchor="ctr" anchorCtr="0" forceAA="0" compatLnSpc="1">
+                          <ns5:noAutofit/>
+                        </ns7:bodyPr>
+                      </ns7:wsp>
+                      <ns7:wsp>
+                        <ns7:cNvPr id="1815192785" name="dgvFilmsVLine 7005891"/>
+                        <ns7:cNvSpPr/>
+                        <ns7:spPr>
+                          <ns5:xfrm>
+                            <ns5:off x="1686892" y="825753"/>
+                            <ns5:ext cx="6666" cy="832419"/>
+                          </ns5:xfrm>
+                          <ns5:prstGeom prst="rect">
+                            <ns5:avLst/>
+                          </ns5:prstGeom>
+                          <ns5:solidFill>
+                            <ns5:srgbClr val="D2D2D2"/>
+                          </ns5:solidFill>
+                          <ns5:ln>
+                            <ns5:noFill/>
+                          </ns5:ln>
+                        </ns7:spPr>
+                        <ns7:style>
+                          <ns5:lnRef idx="2">
+                            <ns5:schemeClr val="dk1"/>
+                          </ns5:lnRef>
+                          <ns5:fillRef idx="0">
+                            <ns5:schemeClr val="lt1"/>
+                          </ns5:fillRef>
+                          <ns5:effectRef idx="0">
+                            <ns5:schemeClr val="dk1"/>
+                          </ns5:effectRef>
+                          <ns5:fontRef idx="minor">
+                            <ns5:schemeClr val="dk1"/>
+                          </ns5:fontRef>
+                        </ns7:style>
+                        <ns7:bodyPr rot="0" spcFirstLastPara="0" vertOverflow="overflow" horzOverflow="overflow" vert="horz" wrap="square" lIns="33330" tIns="0" rIns="33330" bIns="0" numCol="1" spcCol="0" rtlCol="0" fromWordArt="0" anchor="ctr" anchorCtr="0" forceAA="0" compatLnSpc="1">
+                          <ns5:noAutofit/>
+                        </ns7:bodyPr>
+                      </ns7:wsp>
+                      <ns7:wsp>
+                        <ns7:cNvPr id="1036863688" name="dgvFilmsHead 7006028"/>
+                        <ns7:cNvSpPr/>
+                        <ns7:spPr>
+                          <ns5:xfrm>
+                            <ns5:off x="2052510" y="683267"/>
+                            <ns5:ext cx="382131" cy="142486"/>
+                          </ns5:xfrm>
+                          <ns5:prstGeom prst="rect">
+                            <ns5:avLst/>
+                          </ns5:prstGeom>
+                          <ns5:noFill/>
+                          <ns5:ln>
+                            <ns5:noFill/>
+                          </ns5:ln>
+                        </ns7:spPr>
+                        <ns7:style>
+                          <ns5:lnRef idx="2">
+                            <ns5:schemeClr val="dk1"/>
+                          </ns5:lnRef>
+                          <ns5:fillRef idx="0">
+                            <ns5:schemeClr val="lt1"/>
+                          </ns5:fillRef>
+                          <ns5:effectRef idx="0">
+                            <ns5:schemeClr val="dk1"/>
+                          </ns5:effectRef>
+                          <ns5:fontRef idx="minor">
+                            <ns5:schemeClr val="dk1"/>
+                          </ns5:fontRef>
+                        </ns7:style>
+                        <ns7:txbx>
+                          <w:txbxContent>
+                            <w:p ns2:paraId="0A817C35" ns2:textId="77777777">
+                              <w:pPr>
+                                <w:rPr>
+                                  <w:b/>
+                                  <w:bCs/>
+                                  <w:color w:val="FFFFFF"/>
+                                  <w:sz w:val="12"/>
+                                  <w:szCs w:val="12"/>
+                                </w:rPr>
+                              </w:pPr>
+                              <w:r>
+                                <w:rPr>
+                                  <w:b/>
+                                  <w:bCs/>
+                                  <w:color w:val="FFFFFF"/>
+                                  <w:sz w:val="12"/>
+                                  <w:szCs w:val="12"/>
+                                </w:rPr>
+                                <w:t>Rating</w:t>
+                              </w:r>
+                            </w:p>
+                          </w:txbxContent>
+                        </ns7:txbx>
+                        <ns7:bodyPr rot="0" spcFirstLastPara="0" vertOverflow="overflow" horzOverflow="overflow" vert="horz" wrap="square" lIns="0" tIns="0" rIns="0" bIns="0" numCol="1" spcCol="0" rtlCol="0" fromWordArt="0" anchor="ctr" anchorCtr="0" forceAA="0" compatLnSpc="1">
+                          <ns5:noAutofit/>
+                        </ns7:bodyPr>
+                      </ns7:wsp>
+                      <ns7:wsp>
+                        <ns7:cNvPr id="1539460511" name="dgvFilmsCell 7006165"/>
+                        <ns7:cNvSpPr/>
+                        <ns7:spPr>
+                          <ns5:xfrm>
+                            <ns5:off x="2052510" y="825753"/>
+                            <ns5:ext cx="332136" cy="138736"/>
+                          </ns5:xfrm>
+                          <ns5:prstGeom prst="rect">
+                            <ns5:avLst/>
+                          </ns5:prstGeom>
+                          <ns5:noFill/>
+                          <ns5:ln>
+                            <ns5:noFill/>
+                          </ns5:ln>
+                        </ns7:spPr>
+                        <ns7:style>
+                          <ns5:lnRef idx="2">
+                            <ns5:schemeClr val="dk1"/>
+                          </ns5:lnRef>
+                          <ns5:fillRef idx="0">
+                            <ns5:schemeClr val="lt1"/>
+                          </ns5:fillRef>
+                          <ns5:effectRef idx="0">
+                            <ns5:schemeClr val="dk1"/>
+                          </ns5:effectRef>
+                          <ns5:fontRef idx="minor">
+                            <ns5:schemeClr val="dk1"/>
+                          </ns5:fontRef>
+                        </ns7:style>
+                        <ns7:txbx>
+                          <w:txbxContent>
+                            <w:p ns2:paraId="601C91BF" ns2:textId="77777777">
+                              <w:pPr>
+                                <w:rPr>
+                                  <w:color w:val="000000"/>
+                                  <w:sz w:val="12"/>
+                                  <w:szCs w:val="12"/>
+                                </w:rPr>
+                              </w:pPr>
+                              <w:r>
+                                <w:rPr>
+                                  <w:color w:val="000000"/>
+                                  <w:sz w:val="12"/>
+                                  <w:szCs w:val="12"/>
+                                </w:rPr>
+                                <w:t>12A</w:t>
+                              </w:r>
+                            </w:p>
+                          </w:txbxContent>
+                        </ns7:txbx>
+                        <ns7:bodyPr rot="0" spcFirstLastPara="0" vertOverflow="overflow" horzOverflow="overflow" vert="horz" wrap="square" lIns="0" tIns="0" rIns="0" bIns="0" numCol="1" spcCol="0" rtlCol="0" fromWordArt="0" anchor="ctr" anchorCtr="0" forceAA="0" compatLnSpc="1">
+                          <ns5:noAutofit/>
+                        </ns7:bodyPr>
+                      </ns7:wsp>
+                      <ns7:wsp>
+                        <ns7:cNvPr id="1839113336" name="dgvFilmsCell 7006302"/>
+                        <ns7:cNvSpPr/>
+                        <ns7:spPr>
+                          <ns5:xfrm>
+                            <ns5:off x="2052510" y="964489"/>
+                            <ns5:ext cx="332136" cy="138736"/>
+                          </ns5:xfrm>
+                          <ns5:prstGeom prst="rect">
+                            <ns5:avLst/>
+                          </ns5:prstGeom>
+                          <ns5:noFill/>
+                          <ns5:ln>
+                            <ns5:noFill/>
+                          </ns5:ln>
+                        </ns7:spPr>
+                        <ns7:style>
+                          <ns5:lnRef idx="2">
+                            <ns5:schemeClr val="dk1"/>
+                          </ns5:lnRef>
+                          <ns5:fillRef idx="0">
+                            <ns5:schemeClr val="lt1"/>
+                          </ns5:fillRef>
+                          <ns5:effectRef idx="0">
+                            <ns5:schemeClr val="dk1"/>
+                          </ns5:effectRef>
+                          <ns5:fontRef idx="minor">
+                            <ns5:schemeClr val="dk1"/>
+                          </ns5:fontRef>
+                        </ns7:style>
+                        <ns7:txbx>
+                          <w:txbxContent>
+                            <w:p ns2:paraId="6262B985" ns2:textId="77777777">
+                              <w:pPr>
+                                <w:rPr>
+                                  <w:color w:val="000000"/>
+                                  <w:sz w:val="12"/>
+                                  <w:szCs w:val="12"/>
+                                </w:rPr>
+                              </w:pPr>
+                              <w:r>
+                                <w:rPr>
+                                  <w:color w:val="000000"/>
+                                  <w:sz w:val="12"/>
+                                  <w:szCs w:val="12"/>
+                                </w:rPr>
+                                <w:t>PG</w:t>
+                              </w:r>
+                            </w:p>
+                          </w:txbxContent>
+                        </ns7:txbx>
+                        <ns7:bodyPr rot="0" spcFirstLastPara="0" vertOverflow="overflow" horzOverflow="overflow" vert="horz" wrap="square" lIns="0" tIns="0" rIns="0" bIns="0" numCol="1" spcCol="0" rtlCol="0" fromWordArt="0" anchor="ctr" anchorCtr="0" forceAA="0" compatLnSpc="1">
+                          <ns5:noAutofit/>
+                        </ns7:bodyPr>
+                      </ns7:wsp>
+                      <ns7:wsp>
+                        <ns7:cNvPr id="1996284701" name="dgvFilmsCell 7006439"/>
+                        <ns7:cNvSpPr/>
+                        <ns7:spPr>
+                          <ns5:xfrm>
+                            <ns5:off x="2052510" y="1103226"/>
+                            <ns5:ext cx="332136" cy="138736"/>
+                          </ns5:xfrm>
+                          <ns5:prstGeom prst="rect">
+                            <ns5:avLst/>
+                          </ns5:prstGeom>
+                          <ns5:noFill/>
+                          <ns5:ln>
+                            <ns5:noFill/>
+                          </ns5:ln>
+                        </ns7:spPr>
+                        <ns7:style>
+                          <ns5:lnRef idx="2">
+                            <ns5:schemeClr val="dk1"/>
+                          </ns5:lnRef>
+                          <ns5:fillRef idx="0">
+                            <ns5:schemeClr val="lt1"/>
+                          </ns5:fillRef>
+                          <ns5:effectRef idx="0">
+                            <ns5:schemeClr val="dk1"/>
+                          </ns5:effectRef>
+                          <ns5:fontRef idx="minor">
+                            <ns5:schemeClr val="dk1"/>
+                          </ns5:fontRef>
+                        </ns7:style>
+                        <ns7:txbx>
+                          <w:txbxContent>
+                            <w:p ns2:paraId="7D731150" ns2:textId="77777777">
+                              <w:pPr>
+                                <w:rPr>
+                                  <w:color w:val="000000"/>
+                                  <w:sz w:val="12"/>
+                                  <w:szCs w:val="12"/>
+                                </w:rPr>
+                              </w:pPr>
+                              <w:r>
+                                <w:rPr>
+                                  <w:color w:val="000000"/>
+                                  <w:sz w:val="12"/>
+                                  <w:szCs w:val="12"/>
+                                </w:rPr>
+                                <w:t>PG</w:t>
+                              </w:r>
+                            </w:p>
+                          </w:txbxContent>
+                        </ns7:txbx>
+                        <ns7:bodyPr rot="0" spcFirstLastPara="0" vertOverflow="overflow" horzOverflow="overflow" vert="horz" wrap="square" lIns="0" tIns="0" rIns="0" bIns="0" numCol="1" spcCol="0" rtlCol="0" fromWordArt="0" anchor="ctr" anchorCtr="0" forceAA="0" compatLnSpc="1">
+                          <ns5:noAutofit/>
+                        </ns7:bodyPr>
+                      </ns7:wsp>
+                      <ns7:wsp>
+                        <ns7:cNvPr id="702843084" name="dgvFilmsCell 7006576"/>
+                        <ns7:cNvSpPr/>
+                        <ns7:spPr>
+                          <ns5:xfrm>
+                            <ns5:off x="2052510" y="1241962"/>
+                            <ns5:ext cx="332136" cy="138736"/>
+                          </ns5:xfrm>
+                          <ns5:prstGeom prst="rect">
+                            <ns5:avLst/>
+                          </ns5:prstGeom>
+                          <ns5:noFill/>
+                          <ns5:ln>
+                            <ns5:noFill/>
+                          </ns5:ln>
+                        </ns7:spPr>
+                        <ns7:style>
+                          <ns5:lnRef idx="2">
+                            <ns5:schemeClr val="dk1"/>
+                          </ns5:lnRef>
+                          <ns5:fillRef idx="0">
+                            <ns5:schemeClr val="lt1"/>
+                          </ns5:fillRef>
+                          <ns5:effectRef idx="0">
+                            <ns5:schemeClr val="dk1"/>
+                          </ns5:effectRef>
+                          <ns5:fontRef idx="minor">
+                            <ns5:schemeClr val="dk1"/>
+                          </ns5:fontRef>
+                        </ns7:style>
+                        <ns7:txbx>
+                          <w:txbxContent>
+                            <w:p ns2:paraId="475F954A" ns2:textId="77777777">
+                              <w:pPr>
+                                <w:rPr>
+                                  <w:color w:val="000000"/>
+                                  <w:sz w:val="12"/>
+                                  <w:szCs w:val="12"/>
+                                </w:rPr>
+                              </w:pPr>
+                              <w:r>
+                                <w:rPr>
+                                  <w:color w:val="000000"/>
+                                  <w:sz w:val="12"/>
+                                  <w:szCs w:val="12"/>
+                                </w:rPr>
+                                <w:t>12A</w:t>
+                              </w:r>
+                            </w:p>
+                          </w:txbxContent>
+                        </ns7:txbx>
+                        <ns7:bodyPr rot="0" spcFirstLastPara="0" vertOverflow="overflow" horzOverflow="overflow" vert="horz" wrap="square" lIns="0" tIns="0" rIns="0" bIns="0" numCol="1" spcCol="0" rtlCol="0" fromWordArt="0" anchor="ctr" anchorCtr="0" forceAA="0" compatLnSpc="1">
+                          <ns5:noAutofit/>
+                        </ns7:bodyPr>
+                      </ns7:wsp>
+                      <ns7:wsp>
+                        <ns7:cNvPr id="601993322" name="dgvFilmsCell 7006713"/>
+                        <ns7:cNvSpPr/>
+                        <ns7:spPr>
+                          <ns5:xfrm>
+                            <ns5:off x="2052510" y="1380699"/>
+                            <ns5:ext cx="332136" cy="138736"/>
+                          </ns5:xfrm>
+                          <ns5:prstGeom prst="rect">
+                            <ns5:avLst/>
+                          </ns5:prstGeom>
+                          <ns5:noFill/>
+                          <ns5:ln>
+                            <ns5:noFill/>
+                          </ns5:ln>
+                        </ns7:spPr>
+                        <ns7:style>
+                          <ns5:lnRef idx="2">
+                            <ns5:schemeClr val="dk1"/>
+                          </ns5:lnRef>
+                          <ns5:fillRef idx="0">
+                            <ns5:schemeClr val="lt1"/>
+                          </ns5:fillRef>
+                          <ns5:effectRef idx="0">
+                            <ns5:schemeClr val="dk1"/>
+                          </ns5:effectRef>
+                          <ns5:fontRef idx="minor">
+                            <ns5:schemeClr val="dk1"/>
+                          </ns5:fontRef>
+                        </ns7:style>
+                        <ns7:txbx>
+                          <w:txbxContent>
+                            <w:p ns2:paraId="4690577E" ns2:textId="77777777">
+                              <w:pPr>
+                                <w:rPr>
+                                  <w:color w:val="000000"/>
+                                  <w:sz w:val="12"/>
+                                  <w:szCs w:val="12"/>
+                                </w:rPr>
+                              </w:pPr>
+                              <w:r>
+                                <w:rPr>
+                                  <w:color w:val="000000"/>
+                                  <w:sz w:val="12"/>
+                                  <w:szCs w:val="12"/>
+                                </w:rPr>
+                                <w:t>12A</w:t>
+                              </w:r>
+                            </w:p>
+                          </w:txbxContent>
+                        </ns7:txbx>
+                        <ns7:bodyPr rot="0" spcFirstLastPara="0" vertOverflow="overflow" horzOverflow="overflow" vert="horz" wrap="square" lIns="0" tIns="0" rIns="0" bIns="0" numCol="1" spcCol="0" rtlCol="0" fromWordArt="0" anchor="ctr" anchorCtr="0" forceAA="0" compatLnSpc="1">
+                          <ns5:noAutofit/>
+                        </ns7:bodyPr>
+                      </ns7:wsp>
+                      <ns7:wsp>
+                        <ns7:cNvPr id="1679773371" name="dgvFilmsCell 7006850"/>
+                        <ns7:cNvSpPr/>
+                        <ns7:spPr>
+                          <ns5:xfrm>
+                            <ns5:off x="2052510" y="1519435"/>
+                            <ns5:ext cx="332136" cy="138736"/>
+                          </ns5:xfrm>
+                          <ns5:prstGeom prst="rect">
+                            <ns5:avLst/>
+                          </ns5:prstGeom>
+                          <ns5:noFill/>
+                          <ns5:ln>
+                            <ns5:noFill/>
+                          </ns5:ln>
+                        </ns7:spPr>
+                        <ns7:style>
+                          <ns5:lnRef idx="2">
+                            <ns5:schemeClr val="dk1"/>
+                          </ns5:lnRef>
+                          <ns5:fillRef idx="0">
+                            <ns5:schemeClr val="lt1"/>
+                          </ns5:fillRef>
+                          <ns5:effectRef idx="0">
+                            <ns5:schemeClr val="dk1"/>
+                          </ns5:effectRef>
+                          <ns5:fontRef idx="minor">
+                            <ns5:schemeClr val="dk1"/>
+                          </ns5:fontRef>
+                        </ns7:style>
+                        <ns7:txbx>
+                          <w:txbxContent>
+                            <w:p ns2:paraId="0A110CD3" ns2:textId="77777777">
+                              <w:pPr>
+                                <w:rPr>
+                                  <w:color w:val="000000"/>
+                                  <w:sz w:val="12"/>
+                                  <w:szCs w:val="12"/>
+                                </w:rPr>
+                              </w:pPr>
+                              <w:r>
+                                <w:rPr>
+                                  <w:color w:val="000000"/>
+                                  <w:sz w:val="12"/>
+                                  <w:szCs w:val="12"/>
+                                </w:rPr>
+                                <w:t>12A</w:t>
+                              </w:r>
+                            </w:p>
+                          </w:txbxContent>
+                        </ns7:txbx>
+                        <ns7:bodyPr rot="0" spcFirstLastPara="0" vertOverflow="overflow" horzOverflow="overflow" vert="horz" wrap="square" lIns="0" tIns="0" rIns="0" bIns="0" numCol="1" spcCol="0" rtlCol="0" fromWordArt="0" anchor="ctr" anchorCtr="0" forceAA="0" compatLnSpc="1">
+                          <ns5:noAutofit/>
+                        </ns7:bodyPr>
+                      </ns7:wsp>
+                      <ns7:wsp>
+                        <ns7:cNvPr id="1292497896" name="dgvFilmsVLine 7006987"/>
+                        <ns7:cNvSpPr/>
+                        <ns7:spPr>
+                          <ns5:xfrm>
+                            <ns5:off x="2019180" y="825753"/>
+                            <ns5:ext cx="6666" cy="832419"/>
+                          </ns5:xfrm>
+                          <ns5:prstGeom prst="rect">
+                            <ns5:avLst/>
+                          </ns5:prstGeom>
+                          <ns5:solidFill>
+                            <ns5:srgbClr val="D2D2D2"/>
+                          </ns5:solidFill>
+                          <ns5:ln>
+                            <ns5:noFill/>
+                          </ns5:ln>
+                        </ns7:spPr>
+                        <ns7:style>
+                          <ns5:lnRef idx="2">
+                            <ns5:schemeClr val="dk1"/>
+                          </ns5:lnRef>
+                          <ns5:fillRef idx="0">
+                            <ns5:schemeClr val="lt1"/>
+                          </ns5:fillRef>
+                          <ns5:effectRef idx="0">
+                            <ns5:schemeClr val="dk1"/>
+                          </ns5:effectRef>
+                          <ns5:fontRef idx="minor">
+                            <ns5:schemeClr val="dk1"/>
+                          </ns5:fontRef>
+                        </ns7:style>
+                        <ns7:bodyPr rot="0" spcFirstLastPara="0" vertOverflow="overflow" horzOverflow="overflow" vert="horz" wrap="square" lIns="33330" tIns="0" rIns="33330" bIns="0" numCol="1" spcCol="0" rtlCol="0" fromWordArt="0" anchor="ctr" anchorCtr="0" forceAA="0" compatLnSpc="1">
+                          <ns5:noAutofit/>
+                        </ns7:bodyPr>
+                      </ns7:wsp>
+                      <ns7:wsp>
+                        <ns7:cNvPr id="1431807129" name="dgvFilmsHead 7007124"/>
+                        <ns7:cNvSpPr/>
+                        <ns7:spPr>
+                          <ns5:xfrm>
+                            <ns5:off x="2434641" y="683267"/>
+                            <ns5:ext cx="431974" cy="142486"/>
+                          </ns5:xfrm>
+                          <ns5:prstGeom prst="rect">
+                            <ns5:avLst/>
+                          </ns5:prstGeom>
+                          <ns5:noFill/>
+                          <ns5:ln>
+                            <ns5:noFill/>
+                          </ns5:ln>
+                        </ns7:spPr>
+                        <ns7:style>
+                          <ns5:lnRef idx="2">
+                            <ns5:schemeClr val="dk1"/>
+                          </ns5:lnRef>
+                          <ns5:fillRef idx="0">
+                            <ns5:schemeClr val="lt1"/>
+                          </ns5:fillRef>
+                          <ns5:effectRef idx="0">
+                            <ns5:schemeClr val="dk1"/>
+                          </ns5:effectRef>
+                          <ns5:fontRef idx="minor">
+                            <ns5:schemeClr val="dk1"/>
+                          </ns5:fontRef>
+                        </ns7:style>
+                        <ns7:txbx>
+                          <w:txbxContent>
+                            <w:p ns2:paraId="01A401FF" ns2:textId="77777777">
+                              <w:pPr>
+                                <w:rPr>
+                                  <w:b/>
+                                  <w:bCs/>
+                                  <w:color w:val="FFFFFF"/>
+                                  <w:sz w:val="12"/>
+                                  <w:szCs w:val="12"/>
+                                </w:rPr>
+                              </w:pPr>
+                              <w:r>
+                                <w:rPr>
+                                  <w:b/>
+                                  <w:bCs/>
+                                  <w:color w:val="FFFFFF"/>
+                                  <w:sz w:val="12"/>
+                                  <w:szCs w:val="12"/>
+                                </w:rPr>
+                                <w:t>Runs for</w:t>
+                              </w:r>
+                            </w:p>
+                          </w:txbxContent>
+                        </ns7:txbx>
+                        <ns7:bodyPr rot="0" spcFirstLastPara="0" vertOverflow="overflow" horzOverflow="overflow" vert="horz" wrap="square" lIns="0" tIns="0" rIns="0" bIns="0" numCol="1" spcCol="0" rtlCol="0" fromWordArt="0" anchor="ctr" anchorCtr="0" forceAA="0" compatLnSpc="1">
+                          <ns5:noAutofit/>
+                        </ns7:bodyPr>
+                      </ns7:wsp>
+                      <ns7:wsp>
+                        <ns7:cNvPr id="1670171562" name="dgvFilmsCell 7007261"/>
+                        <ns7:cNvSpPr/>
+                        <ns7:spPr>
+                          <ns5:xfrm>
+                            <ns5:off x="2434641" y="825753"/>
+                            <ns5:ext cx="381979" cy="138736"/>
+                          </ns5:xfrm>
+                          <ns5:prstGeom prst="rect">
+                            <ns5:avLst/>
+                          </ns5:prstGeom>
+                          <ns5:noFill/>
+                          <ns5:ln>
+                            <ns5:noFill/>
+                          </ns5:ln>
+                        </ns7:spPr>
+                        <ns7:style>
+                          <ns5:lnRef idx="2">
+                            <ns5:schemeClr val="dk1"/>
+                          </ns5:lnRef>
+                          <ns5:fillRef idx="0">
+                            <ns5:schemeClr val="lt1"/>
+                          </ns5:fillRef>
+                          <ns5:effectRef idx="0">
+                            <ns5:schemeClr val="dk1"/>
+                          </ns5:effectRef>
+                          <ns5:fontRef idx="minor">
+                            <ns5:schemeClr val="dk1"/>
+                          </ns5:fontRef>
+                        </ns7:style>
+                        <ns7:txbx>
+                          <w:txbxContent>
+                            <w:p ns2:paraId="2AB3BF5B" ns2:textId="77777777">
+                              <w:pPr>
+                                <w:rPr>
+                                  <w:color w:val="000000"/>
+                                  <w:sz w:val="12"/>
+                                  <w:szCs w:val="12"/>
+                                </w:rPr>
+                              </w:pPr>
+                              <w:r>
+                                <w:rPr>
+                                  <w:color w:val="000000"/>
+                                  <w:sz w:val="12"/>
+                                  <w:szCs w:val="12"/>
+                                </w:rPr>
+                                <w:t>3h 1m</w:t>
+                              </w:r>
+                            </w:p>
+                          </w:txbxContent>
+                        </ns7:txbx>
+                        <ns7:bodyPr rot="0" spcFirstLastPara="0" vertOverflow="overflow" horzOverflow="overflow" vert="horz" wrap="square" lIns="0" tIns="0" rIns="0" bIns="0" numCol="1" spcCol="0" rtlCol="0" fromWordArt="0" anchor="ctr" anchorCtr="0" forceAA="0" compatLnSpc="1">
+                          <ns5:noAutofit/>
+                        </ns7:bodyPr>
+                      </ns7:wsp>
+                      <ns7:wsp>
+                        <ns7:cNvPr id="2123373066" name="dgvFilmsCell 7007398"/>
+                        <ns7:cNvSpPr/>
+                        <ns7:spPr>
+                          <ns5:xfrm>
+                            <ns5:off x="2434641" y="964489"/>
+                            <ns5:ext cx="381979" cy="138736"/>
+                          </ns5:xfrm>
+                          <ns5:prstGeom prst="rect">
+                            <ns5:avLst/>
+                          </ns5:prstGeom>
+                          <ns5:noFill/>
+                          <ns5:ln>
+                            <ns5:noFill/>
+                          </ns5:ln>
+                        </ns7:spPr>
+                        <ns7:style>
+                          <ns5:lnRef idx="2">
+                            <ns5:schemeClr val="dk1"/>
+                          </ns5:lnRef>
+                          <ns5:fillRef idx="0">
+                            <ns5:schemeClr val="lt1"/>
+                          </ns5:fillRef>
+                          <ns5:effectRef idx="0">
+                            <ns5:schemeClr val="dk1"/>
+                          </ns5:effectRef>
+                          <ns5:fontRef idx="minor">
+                            <ns5:schemeClr val="dk1"/>
+                          </ns5:fontRef>
+                        </ns7:style>
+                        <ns7:txbx>
+                          <w:txbxContent>
+                            <w:p ns2:paraId="195F7596" ns2:textId="77777777">
+                              <w:pPr>
+                                <w:rPr>
+                                  <w:color w:val="000000"/>
+                                  <w:sz w:val="12"/>
+                                  <w:szCs w:val="12"/>
+                                </w:rPr>
+                              </w:pPr>
+                              <w:r>
+                                <w:rPr>
+                                  <w:color w:val="000000"/>
+                                  <w:sz w:val="12"/>
+                                  <w:szCs w:val="12"/>
+                                </w:rPr>
+                                <w:t>1h 35m</w:t>
+                              </w:r>
+                            </w:p>
+                          </w:txbxContent>
+                        </ns7:txbx>
+                        <ns7:bodyPr rot="0" spcFirstLastPara="0" vertOverflow="overflow" horzOverflow="overflow" vert="horz" wrap="square" lIns="0" tIns="0" rIns="0" bIns="0" numCol="1" spcCol="0" rtlCol="0" fromWordArt="0" anchor="ctr" anchorCtr="0" forceAA="0" compatLnSpc="1">
+                          <ns5:noAutofit/>
+                        </ns7:bodyPr>
+                      </ns7:wsp>
+                      <ns7:wsp>
+                        <ns7:cNvPr id="1806721259" name="dgvFilmsCell 7007535"/>
+                        <ns7:cNvSpPr/>
+                        <ns7:spPr>
+                          <ns5:xfrm>
+                            <ns5:off x="2434641" y="1103226"/>
+                            <ns5:ext cx="381979" cy="138736"/>
+                          </ns5:xfrm>
+                          <ns5:prstGeom prst="rect">
+                            <ns5:avLst/>
+                          </ns5:prstGeom>
+                          <ns5:noFill/>
+                          <ns5:ln>
+                            <ns5:noFill/>
+                          </ns5:ln>
+                        </ns7:spPr>
+                        <ns7:style>
+                          <ns5:lnRef idx="2">
+                            <ns5:schemeClr val="dk1"/>
+                          </ns5:lnRef>
+                          <ns5:fillRef idx="0">
+                            <ns5:schemeClr val="lt1"/>
+                          </ns5:fillRef>
+                          <ns5:effectRef idx="0">
+                            <ns5:schemeClr val="dk1"/>
+                          </ns5:effectRef>
+                          <ns5:fontRef idx="minor">
+                            <ns5:schemeClr val="dk1"/>
+                          </ns5:fontRef>
+                        </ns7:style>
+                        <ns7:txbx>
+                          <w:txbxContent>
+                            <w:p ns2:paraId="60BBC919" ns2:textId="77777777">
+                              <w:pPr>
+                                <w:rPr>
+                                  <w:color w:val="000000"/>
+                                  <w:sz w:val="12"/>
+                                  <w:szCs w:val="12"/>
+                                </w:rPr>
+                              </w:pPr>
+                              <w:r>
+                                <w:rPr>
+                                  <w:color w:val="000000"/>
+                                  <w:sz w:val="12"/>
+                                  <w:szCs w:val="12"/>
+                                </w:rPr>
+                                <w:t>1h 38m</w:t>
+                              </w:r>
+                            </w:p>
+                          </w:txbxContent>
+                        </ns7:txbx>
+                        <ns7:bodyPr rot="0" spcFirstLastPara="0" vertOverflow="overflow" horzOverflow="overflow" vert="horz" wrap="square" lIns="0" tIns="0" rIns="0" bIns="0" numCol="1" spcCol="0" rtlCol="0" fromWordArt="0" anchor="ctr" anchorCtr="0" forceAA="0" compatLnSpc="1">
+                          <ns5:noAutofit/>
+                        </ns7:bodyPr>
+                      </ns7:wsp>
+                      <ns7:wsp>
+                        <ns7:cNvPr id="1051840103" name="dgvFilmsCell 7007672"/>
+                        <ns7:cNvSpPr/>
+                        <ns7:spPr>
+                          <ns5:xfrm>
+                            <ns5:off x="2434641" y="1241962"/>
+                            <ns5:ext cx="381979" cy="138736"/>
+                          </ns5:xfrm>
+                          <ns5:prstGeom prst="rect">
+                            <ns5:avLst/>
+                          </ns5:prstGeom>
+                          <ns5:noFill/>
+                          <ns5:ln>
+                            <ns5:noFill/>
+                          </ns5:ln>
+                        </ns7:spPr>
+                        <ns7:style>
+                          <ns5:lnRef idx="2">
+                            <ns5:schemeClr val="dk1"/>
+                          </ns5:lnRef>
+                          <ns5:fillRef idx="0">
+                            <ns5:schemeClr val="lt1"/>
+                          </ns5:fillRef>
+                          <ns5:effectRef idx="0">
+                            <ns5:schemeClr val="dk1"/>
+                          </ns5:effectRef>
+                          <ns5:fontRef idx="minor">
+                            <ns5:schemeClr val="dk1"/>
+                          </ns5:fontRef>
+                        </ns7:style>
+                        <ns7:txbx>
+                          <w:txbxContent>
+                            <w:p ns2:paraId="792C43E6" ns2:textId="77777777">
+                              <w:pPr>
+                                <w:rPr>
+                                  <w:color w:val="000000"/>
+                                  <w:sz w:val="12"/>
+                                  <w:szCs w:val="12"/>
+                                </w:rPr>
+                              </w:pPr>
+                              <w:r>
+                                <w:rPr>
+                                  <w:color w:val="000000"/>
+                                  <w:sz w:val="12"/>
+                                  <w:szCs w:val="12"/>
+                                </w:rPr>
+                                <w:t>2h 28m</w:t>
+                              </w:r>
+                            </w:p>
+                          </w:txbxContent>
+                        </ns7:txbx>
+                        <ns7:bodyPr rot="0" spcFirstLastPara="0" vertOverflow="overflow" horzOverflow="overflow" vert="horz" wrap="square" lIns="0" tIns="0" rIns="0" bIns="0" numCol="1" spcCol="0" rtlCol="0" fromWordArt="0" anchor="ctr" anchorCtr="0" forceAA="0" compatLnSpc="1">
+                          <ns5:noAutofit/>
+                        </ns7:bodyPr>
+                      </ns7:wsp>
+                      <ns7:wsp>
+                        <ns7:cNvPr id="1040214571" name="dgvFilmsCell 7007809"/>
+                        <ns7:cNvSpPr/>
+                        <ns7:spPr>
+                          <ns5:xfrm>
+                            <ns5:off x="2434641" y="1380699"/>
+                            <ns5:ext cx="381979" cy="138736"/>
+                          </ns5:xfrm>
+                          <ns5:prstGeom prst="rect">
+                            <ns5:avLst/>
+                          </ns5:prstGeom>
+                          <ns5:noFill/>
+                          <ns5:ln>
+                            <ns5:noFill/>
+                          </ns5:ln>
+                        </ns7:spPr>
+                        <ns7:style>
+                          <ns5:lnRef idx="2">
+                            <ns5:schemeClr val="dk1"/>
+                          </ns5:lnRef>
+                          <ns5:fillRef idx="0">
+                            <ns5:schemeClr val="lt1"/>
+                          </ns5:fillRef>
+                          <ns5:effectRef idx="0">
+                            <ns5:schemeClr val="dk1"/>
+                          </ns5:effectRef>
+                          <ns5:fontRef idx="minor">
+                            <ns5:schemeClr val="dk1"/>
+                          </ns5:fontRef>
+                        </ns7:style>
+                        <ns7:txbx>
+                          <w:txbxContent>
+                            <w:p ns2:paraId="51B1E39B" ns2:textId="77777777">
+                              <w:pPr>
+                                <w:rPr>
+                                  <w:color w:val="000000"/>
+                                  <w:sz w:val="12"/>
+                                  <w:szCs w:val="12"/>
+                                </w:rPr>
+                              </w:pPr>
+                              <w:r>
+                                <w:rPr>
+                                  <w:color w:val="000000"/>
+                                  <w:sz w:val="12"/>
+                                  <w:szCs w:val="12"/>
+                                </w:rPr>
+                                <w:t>2h 49m</w:t>
+                              </w:r>
+                            </w:p>
+                          </w:txbxContent>
+                        </ns7:txbx>
+                        <ns7:bodyPr rot="0" spcFirstLastPara="0" vertOverflow="overflow" horzOverflow="overflow" vert="horz" wrap="square" lIns="0" tIns="0" rIns="0" bIns="0" numCol="1" spcCol="0" rtlCol="0" fromWordArt="0" anchor="ctr" anchorCtr="0" forceAA="0" compatLnSpc="1">
+                          <ns5:noAutofit/>
+                        </ns7:bodyPr>
+                      </ns7:wsp>
+                      <ns7:wsp>
+                        <ns7:cNvPr id="1064052407" name="dgvFilmsCell 7007946"/>
+                        <ns7:cNvSpPr/>
+                        <ns7:spPr>
+                          <ns5:xfrm>
+                            <ns5:off x="2434641" y="1519435"/>
+                            <ns5:ext cx="381979" cy="138736"/>
+                          </ns5:xfrm>
+                          <ns5:prstGeom prst="rect">
+                            <ns5:avLst/>
+                          </ns5:prstGeom>
+                          <ns5:noFill/>
+                          <ns5:ln>
+                            <ns5:noFill/>
+                          </ns5:ln>
+                        </ns7:spPr>
+                        <ns7:style>
+                          <ns5:lnRef idx="2">
+                            <ns5:schemeClr val="dk1"/>
+                          </ns5:lnRef>
+                          <ns5:fillRef idx="0">
+                            <ns5:schemeClr val="lt1"/>
+                          </ns5:fillRef>
+                          <ns5:effectRef idx="0">
+                            <ns5:schemeClr val="dk1"/>
+                          </ns5:effectRef>
+                          <ns5:fontRef idx="minor">
+                            <ns5:schemeClr val="dk1"/>
+                          </ns5:fontRef>
+                        </ns7:style>
+                        <ns7:txbx>
+                          <w:txbxContent>
+                            <w:p ns2:paraId="2B89FE65" ns2:textId="77777777">
+                              <w:pPr>
+                                <w:rPr>
+                                  <w:color w:val="000000"/>
+                                  <w:sz w:val="12"/>
+                                  <w:szCs w:val="12"/>
+                                </w:rPr>
+                              </w:pPr>
+                              <w:r>
+                                <w:rPr>
+                                  <w:color w:val="000000"/>
+                                  <w:sz w:val="12"/>
+                                  <w:szCs w:val="12"/>
+                                </w:rPr>
+                                <w:t>2h 6m</w:t>
+                              </w:r>
+                            </w:p>
+                          </w:txbxContent>
+                        </ns7:txbx>
+                        <ns7:bodyPr rot="0" spcFirstLastPara="0" vertOverflow="overflow" horzOverflow="overflow" vert="horz" wrap="square" lIns="0" tIns="0" rIns="0" bIns="0" numCol="1" spcCol="0" rtlCol="0" fromWordArt="0" anchor="ctr" anchorCtr="0" forceAA="0" compatLnSpc="1">
+                          <ns5:noAutofit/>
+                        </ns7:bodyPr>
+                      </ns7:wsp>
+                      <ns7:wsp>
+                        <ns7:cNvPr id="978203150" name="dgvFilmsVLine 7008083"/>
+                        <ns7:cNvSpPr/>
+                        <ns7:spPr>
+                          <ns5:xfrm>
+                            <ns5:off x="2401311" y="825753"/>
+                            <ns5:ext cx="6666" cy="832419"/>
+                          </ns5:xfrm>
+                          <ns5:prstGeom prst="rect">
+                            <ns5:avLst/>
+                          </ns5:prstGeom>
+                          <ns5:solidFill>
+                            <ns5:srgbClr val="D2D2D2"/>
+                          </ns5:solidFill>
+                          <ns5:ln>
+                            <ns5:noFill/>
+                          </ns5:ln>
+                        </ns7:spPr>
+                        <ns7:style>
+                          <ns5:lnRef idx="2">
+                            <ns5:schemeClr val="dk1"/>
+                          </ns5:lnRef>
+                          <ns5:fillRef idx="0">
+                            <ns5:schemeClr val="lt1"/>
+                          </ns5:fillRef>
+                          <ns5:effectRef idx="0">
+                            <ns5:schemeClr val="dk1"/>
+                          </ns5:effectRef>
+                          <ns5:fontRef idx="minor">
+                            <ns5:schemeClr val="dk1"/>
+                          </ns5:fontRef>
+                        </ns7:style>
+                        <ns7:bodyPr rot="0" spcFirstLastPara="0" vertOverflow="overflow" horzOverflow="overflow" vert="horz" wrap="square" lIns="33330" tIns="0" rIns="33330" bIns="0" numCol="1" spcCol="0" rtlCol="0" fromWordArt="0" anchor="ctr" anchorCtr="0" forceAA="0" compatLnSpc="1">
+                          <ns5:noAutofit/>
+                        </ns7:bodyPr>
+                      </ns7:wsp>
+                      <ns7:wsp>
+                        <ns7:cNvPr id="1880924224" name="dgvFilmsHead 7008220"/>
+                        <ns7:cNvSpPr/>
+                        <ns7:spPr>
+                          <ns5:xfrm>
+                            <ns5:off x="2866615" y="683267"/>
+                            <ns5:ext cx="996863" cy="142486"/>
+                          </ns5:xfrm>
+                          <ns5:prstGeom prst="rect">
+                            <ns5:avLst/>
+                          </ns5:prstGeom>
+                          <ns5:noFill/>
+                          <ns5:ln>
+                            <ns5:noFill/>
+                          </ns5:ln>
+                        </ns7:spPr>
+                        <ns7:style>
+                          <ns5:lnRef idx="2">
+                            <ns5:schemeClr val="dk1"/>
+                          </ns5:lnRef>
+                          <ns5:fillRef idx="0">
+                            <ns5:schemeClr val="lt1"/>
+                          </ns5:fillRef>
+                          <ns5:effectRef idx="0">
+                            <ns5:schemeClr val="dk1"/>
+                          </ns5:effectRef>
+                          <ns5:fontRef idx="minor">
+                            <ns5:schemeClr val="dk1"/>
+                          </ns5:fontRef>
+                        </ns7:style>
+                        <ns7:txbx>
+                          <w:txbxContent>
+                            <w:p ns2:paraId="2DAC0BEA" ns2:textId="77777777">
+                              <w:pPr>
+                                <w:rPr>
+                                  <w:b/>
+                                  <w:bCs/>
+                                  <w:color w:val="FFFFFF"/>
+                                  <w:sz w:val="12"/>
+                                  <w:szCs w:val="12"/>
+                                </w:rPr>
+                              </w:pPr>
+                              <w:r>
+                                <w:rPr>
+                                  <w:b/>
+                                  <w:bCs/>
+                                  <w:color w:val="FFFFFF"/>
+                                  <w:sz w:val="12"/>
+                                  <w:szCs w:val="12"/>
+                                </w:rPr>
+                                <w:t>Genres</w:t>
+                              </w:r>
+                            </w:p>
+                          </w:txbxContent>
+                        </ns7:txbx>
+                        <ns7:bodyPr rot="0" spcFirstLastPara="0" vertOverflow="overflow" horzOverflow="overflow" vert="horz" wrap="square" lIns="0" tIns="0" rIns="0" bIns="0" numCol="1" spcCol="0" rtlCol="0" fromWordArt="0" anchor="ctr" anchorCtr="0" forceAA="0" compatLnSpc="1">
+                          <ns5:noAutofit/>
+                        </ns7:bodyPr>
+                      </ns7:wsp>
+                      <ns7:wsp>
+                        <ns7:cNvPr id="1259060016" name="dgvFilmsCell 7008357"/>
+                        <ns7:cNvSpPr/>
+                        <ns7:spPr>
+                          <ns5:xfrm>
+                            <ns5:off x="2866615" y="825753"/>
+                            <ns5:ext cx="946868" cy="138736"/>
+                          </ns5:xfrm>
+                          <ns5:prstGeom prst="rect">
+                            <ns5:avLst/>
+                          </ns5:prstGeom>
+                          <ns5:noFill/>
+                          <ns5:ln>
+                            <ns5:noFill/>
+                          </ns5:ln>
+                        </ns7:spPr>
+                        <ns7:style>
+                          <ns5:lnRef idx="2">
+                            <ns5:schemeClr val="dk1"/>
+                          </ns5:lnRef>
+                          <ns5:fillRef idx="0">
+                            <ns5:schemeClr val="lt1"/>
+                          </ns5:fillRef>
+                          <ns5:effectRef idx="0">
+                            <ns5:schemeClr val="dk1"/>
+                          </ns5:effectRef>
+                          <ns5:fontRef idx="minor">
+                            <ns5:schemeClr val="dk1"/>
+                          </ns5:fontRef>
+                        </ns7:style>
+                        <ns7:txbx>
+                          <w:txbxContent>
+                            <w:p ns2:paraId="2DA49A15" ns2:textId="77777777">
+                              <w:pPr>
+                                <w:rPr>
+                                  <w:color w:val="000000"/>
+                                  <w:sz w:val="12"/>
+                                  <w:szCs w:val="12"/>
+                                </w:rPr>
+                              </w:pPr>
+                              <w:r>
+                                <w:rPr>
+                                  <w:color w:val="000000"/>
+                                  <w:sz w:val="12"/>
+                                  <w:szCs w:val="12"/>
+                                </w:rPr>
+                                <w:t>Action, Adventure, Sci…</w:t>
+                              </w:r>
+                            </w:p>
+                          </w:txbxContent>
+                        </ns7:txbx>
+                        <ns7:bodyPr rot="0" spcFirstLastPara="0" vertOverflow="overflow" horzOverflow="overflow" vert="horz" wrap="square" lIns="0" tIns="0" rIns="0" bIns="0" numCol="1" spcCol="0" rtlCol="0" fromWordArt="0" anchor="ctr" anchorCtr="0" forceAA="0" compatLnSpc="1">
+                          <ns5:noAutofit/>
+                        </ns7:bodyPr>
+                      </ns7:wsp>
+                      <ns7:wsp>
+                        <ns7:cNvPr id="1102346189" name="dgvFilmsCell 7008494"/>
+                        <ns7:cNvSpPr/>
+                        <ns7:spPr>
+                          <ns5:xfrm>
+                            <ns5:off x="2866615" y="964489"/>
+                            <ns5:ext cx="946868" cy="138736"/>
+                          </ns5:xfrm>
+                          <ns5:prstGeom prst="rect">
+                            <ns5:avLst/>
+                          </ns5:prstGeom>
+                          <ns5:noFill/>
+                          <ns5:ln>
+                            <ns5:noFill/>
+                          </ns5:ln>
+                        </ns7:spPr>
+                        <ns7:style>
+                          <ns5:lnRef idx="2">
+                            <ns5:schemeClr val="dk1"/>
+                          </ns5:lnRef>
+                          <ns5:fillRef idx="0">
+                            <ns5:schemeClr val="lt1"/>
+                          </ns5:fillRef>
+                          <ns5:effectRef idx="0">
+                            <ns5:schemeClr val="dk1"/>
+                          </ns5:effectRef>
+                          <ns5:fontRef idx="minor">
+                            <ns5:schemeClr val="dk1"/>
+                          </ns5:fontRef>
+                        </ns7:style>
+                        <ns7:txbx>
+                          <w:txbxContent>
+                            <w:p ns2:paraId="109AC712" ns2:textId="77777777">
+                              <w:pPr>
+                                <w:rPr>
+                                  <w:color w:val="000000"/>
+                                  <w:sz w:val="12"/>
+                                  <w:szCs w:val="12"/>
+                                </w:rPr>
+                              </w:pPr>
+                              <w:r>
+                                <w:rPr>
+                                  <w:color w:val="000000"/>
+                                  <w:sz w:val="12"/>
+                                  <w:szCs w:val="12"/>
+                                </w:rPr>
+                                <w:t>Adventure, Animation,…</w:t>
+                              </w:r>
+                            </w:p>
+                          </w:txbxContent>
+                        </ns7:txbx>
+                        <ns7:bodyPr rot="0" spcFirstLastPara="0" vertOverflow="overflow" horzOverflow="overflow" vert="horz" wrap="square" lIns="0" tIns="0" rIns="0" bIns="0" numCol="1" spcCol="0" rtlCol="0" fromWordArt="0" anchor="ctr" anchorCtr="0" forceAA="0" compatLnSpc="1">
+                          <ns5:noAutofit/>
+                        </ns7:bodyPr>
+                      </ns7:wsp>
+                      <ns7:wsp>
+                        <ns7:cNvPr id="1792765093" name="dgvFilmsCell 7008631"/>
+                        <ns7:cNvSpPr/>
+                        <ns7:spPr>
+                          <ns5:xfrm>
+                            <ns5:off x="2866615" y="1103226"/>
+                            <ns5:ext cx="946868" cy="138736"/>
+                          </ns5:xfrm>
+                          <ns5:prstGeom prst="rect">
+                            <ns5:avLst/>
+                          </ns5:prstGeom>
+                          <ns5:noFill/>
+                          <ns5:ln>
+                            <ns5:noFill/>
+                          </ns5:ln>
+                        </ns7:spPr>
+                        <ns7:style>
+                          <ns5:lnRef idx="2">
+                            <ns5:schemeClr val="dk1"/>
+                          </ns5:lnRef>
+                          <ns5:fillRef idx="0">
+                            <ns5:schemeClr val="lt1"/>
+                          </ns5:fillRef>
+                          <ns5:effectRef idx="0">
+                            <ns5:schemeClr val="dk1"/>
+                          </ns5:effectRef>
+                          <ns5:fontRef idx="minor">
+                            <ns5:schemeClr val="dk1"/>
+                          </ns5:fontRef>
+                        </ns7:style>
+                        <ns7:txbx>
+                          <w:txbxContent>
+                            <w:p ns2:paraId="03CFAEE0" ns2:textId="77777777">
+                              <w:pPr>
+                                <w:rPr>
+                                  <w:color w:val="000000"/>
+                                  <w:sz w:val="12"/>
+                                  <w:szCs w:val="12"/>
+                                </w:rPr>
+                              </w:pPr>
+                              <w:r>
+                                <w:rPr>
+                                  <w:color w:val="000000"/>
+                                  <w:sz w:val="12"/>
+                                  <w:szCs w:val="12"/>
+                                </w:rPr>
+                                <w:t>Adventure, Animation,…</w:t>
+                              </w:r>
+                            </w:p>
+                          </w:txbxContent>
+                        </ns7:txbx>
+                        <ns7:bodyPr rot="0" spcFirstLastPara="0" vertOverflow="overflow" horzOverflow="overflow" vert="horz" wrap="square" lIns="0" tIns="0" rIns="0" bIns="0" numCol="1" spcCol="0" rtlCol="0" fromWordArt="0" anchor="ctr" anchorCtr="0" forceAA="0" compatLnSpc="1">
+                          <ns5:noAutofit/>
+                        </ns7:bodyPr>
+                      </ns7:wsp>
+                      <ns7:wsp>
+                        <ns7:cNvPr id="469547620" name="dgvFilmsCell 7008768"/>
+                        <ns7:cNvSpPr/>
+                        <ns7:spPr>
+                          <ns5:xfrm>
+                            <ns5:off x="2866615" y="1241962"/>
+                            <ns5:ext cx="946868" cy="138736"/>
+                          </ns5:xfrm>
+                          <ns5:prstGeom prst="rect">
+                            <ns5:avLst/>
+                          </ns5:prstGeom>
+                          <ns5:noFill/>
+                          <ns5:ln>
+                            <ns5:noFill/>
+                          </ns5:ln>
+                        </ns7:spPr>
+                        <ns7:style>
+                          <ns5:lnRef idx="2">
+                            <ns5:schemeClr val="dk1"/>
+                          </ns5:lnRef>
+                          <ns5:fillRef idx="0">
+                            <ns5:schemeClr val="lt1"/>
+                          </ns5:fillRef>
+                          <ns5:effectRef idx="0">
+                            <ns5:schemeClr val="dk1"/>
+                          </ns5:effectRef>
+                          <ns5:fontRef idx="minor">
+                            <ns5:schemeClr val="dk1"/>
+                          </ns5:fontRef>
+                        </ns7:style>
+                        <ns7:txbx>
+                          <w:txbxContent>
+                            <w:p ns2:paraId="7AFEC15C" ns2:textId="77777777">
+                              <w:pPr>
+                                <w:rPr>
+                                  <w:color w:val="000000"/>
+                                  <w:sz w:val="12"/>
+                                  <w:szCs w:val="12"/>
+                                </w:rPr>
+                              </w:pPr>
+                              <w:r>
+                                <w:rPr>
+                                  <w:color w:val="000000"/>
+                                  <w:sz w:val="12"/>
+                                  <w:szCs w:val="12"/>
+                                </w:rPr>
+                                <w:t>Action, Adventure, Sci…</w:t>
+                              </w:r>
+                            </w:p>
+                          </w:txbxContent>
+                        </ns7:txbx>
+                        <ns7:bodyPr rot="0" spcFirstLastPara="0" vertOverflow="overflow" horzOverflow="overflow" vert="horz" wrap="square" lIns="0" tIns="0" rIns="0" bIns="0" numCol="1" spcCol="0" rtlCol="0" fromWordArt="0" anchor="ctr" anchorCtr="0" forceAA="0" compatLnSpc="1">
+                          <ns5:noAutofit/>
+                        </ns7:bodyPr>
+                      </ns7:wsp>
+                      <ns7:wsp>
+                        <ns7:cNvPr id="1838186790" name="dgvFilmsCell 7008905"/>
+                        <ns7:cNvSpPr/>
+                        <ns7:spPr>
+                          <ns5:xfrm>
+                            <ns5:off x="2866615" y="1380699"/>
+                            <ns5:ext cx="946868" cy="138736"/>
+                          </ns5:xfrm>
+                          <ns5:prstGeom prst="rect">
+                            <ns5:avLst/>
+                          </ns5:prstGeom>
+                          <ns5:noFill/>
+                          <ns5:ln>
+                            <ns5:noFill/>
+                          </ns5:ln>
+                        </ns7:spPr>
+                        <ns7:style>
+                          <ns5:lnRef idx="2">
+                            <ns5:schemeClr val="dk1"/>
+                          </ns5:lnRef>
+                          <ns5:fillRef idx="0">
+                            <ns5:schemeClr val="lt1"/>
+                          </ns5:fillRef>
+                          <ns5:effectRef idx="0">
+                            <ns5:schemeClr val="dk1"/>
+                          </ns5:effectRef>
+                          <ns5:fontRef idx="minor">
+                            <ns5:schemeClr val="dk1"/>
+                          </ns5:fontRef>
+                        </ns7:style>
+                        <ns7:txbx>
+                          <w:txbxContent>
+                            <w:p ns2:paraId="0F7B2504" ns2:textId="77777777">
+                              <w:pPr>
+                                <w:rPr>
+                                  <w:color w:val="000000"/>
+                                  <w:sz w:val="12"/>
+                                  <w:szCs w:val="12"/>
+                                </w:rPr>
+                              </w:pPr>
+                              <w:r>
+                                <w:rPr>
+                                  <w:color w:val="000000"/>
+                                  <w:sz w:val="12"/>
+                                  <w:szCs w:val="12"/>
+                                </w:rPr>
+                                <w:t>Adventure, Drama, Sci-…</w:t>
+                              </w:r>
+                            </w:p>
+                          </w:txbxContent>
+                        </ns7:txbx>
+                        <ns7:bodyPr rot="0" spcFirstLastPara="0" vertOverflow="overflow" horzOverflow="overflow" vert="horz" wrap="square" lIns="0" tIns="0" rIns="0" bIns="0" numCol="1" spcCol="0" rtlCol="0" fromWordArt="0" anchor="ctr" anchorCtr="0" forceAA="0" compatLnSpc="1">
+                          <ns5:noAutofit/>
+                        </ns7:bodyPr>
+                      </ns7:wsp>
+                      <ns7:wsp>
+                        <ns7:cNvPr id="1302633997" name="dgvFilmsCell 7009042"/>
+                        <ns7:cNvSpPr/>
+                        <ns7:spPr>
+                          <ns5:xfrm>
+                            <ns5:off x="2866615" y="1519435"/>
+                            <ns5:ext cx="946868" cy="138736"/>
+                          </ns5:xfrm>
+                          <ns5:prstGeom prst="rect">
+                            <ns5:avLst/>
+                          </ns5:prstGeom>
+                          <ns5:noFill/>
+                          <ns5:ln>
+                            <ns5:noFill/>
+                          </ns5:ln>
+                        </ns7:spPr>
+                        <ns7:style>
+                          <ns5:lnRef idx="2">
+                            <ns5:schemeClr val="dk1"/>
+                          </ns5:lnRef>
+                          <ns5:fillRef idx="0">
+                            <ns5:schemeClr val="lt1"/>
+                          </ns5:fillRef>
+                          <ns5:effectRef idx="0">
+                            <ns5:schemeClr val="dk1"/>
+                          </ns5:effectRef>
+                          <ns5:fontRef idx="minor">
+                            <ns5:schemeClr val="dk1"/>
+                          </ns5:fontRef>
+                        </ns7:style>
+                        <ns7:txbx>
+                          <w:txbxContent>
+                            <w:p ns2:paraId="16033CFD" ns2:textId="77777777">
+                              <w:pPr>
+                                <w:rPr>
+                                  <w:color w:val="000000"/>
+                                  <w:sz w:val="12"/>
+                                  <w:szCs w:val="12"/>
+                                </w:rPr>
+                              </w:pPr>
+                              <w:r>
+                                <w:rPr>
+                                  <w:color w:val="000000"/>
+                                  <w:sz w:val="12"/>
+                                  <w:szCs w:val="12"/>
+                                </w:rPr>
+                                <w:t>Action, Adventure, Sci…</w:t>
+                              </w:r>
+                            </w:p>
+                          </w:txbxContent>
+                        </ns7:txbx>
+                        <ns7:bodyPr rot="0" spcFirstLastPara="0" vertOverflow="overflow" horzOverflow="overflow" vert="horz" wrap="square" lIns="0" tIns="0" rIns="0" bIns="0" numCol="1" spcCol="0" rtlCol="0" fromWordArt="0" anchor="ctr" anchorCtr="0" forceAA="0" compatLnSpc="1">
+                          <ns5:noAutofit/>
+                        </ns7:bodyPr>
+                      </ns7:wsp>
+                      <ns7:wsp>
+                        <ns7:cNvPr id="1692008174" name="dgvFilmsVLine 7009179"/>
+                        <ns7:cNvSpPr/>
+                        <ns7:spPr>
+                          <ns5:xfrm>
+                            <ns5:off x="2833285" y="825753"/>
+                            <ns5:ext cx="6666" cy="832419"/>
+                          </ns5:xfrm>
+                          <ns5:prstGeom prst="rect">
+                            <ns5:avLst/>
+                          </ns5:prstGeom>
+                          <ns5:solidFill>
+                            <ns5:srgbClr val="D2D2D2"/>
+                          </ns5:solidFill>
+                          <ns5:ln>
+                            <ns5:noFill/>
+                          </ns5:ln>
+                        </ns7:spPr>
+                        <ns7:style>
+                          <ns5:lnRef idx="2">
+                            <ns5:schemeClr val="dk1"/>
+                          </ns5:lnRef>
+                          <ns5:fillRef idx="0">
+                            <ns5:schemeClr val="lt1"/>
+                          </ns5:fillRef>
+                          <ns5:effectRef idx="0">
+                            <ns5:schemeClr val="dk1"/>
+                          </ns5:effectRef>
+                          <ns5:fontRef idx="minor">
+                            <ns5:schemeClr val="dk1"/>
+                          </ns5:fontRef>
+                        </ns7:style>
+                        <ns7:bodyPr rot="0" spcFirstLastPara="0" vertOverflow="overflow" horzOverflow="overflow" vert="horz" wrap="square" lIns="33330" tIns="0" rIns="33330" bIns="0" numCol="1" spcCol="0" rtlCol="0" fromWordArt="0" anchor="ctr" anchorCtr="0" forceAA="0" compatLnSpc="1">
+                          <ns5:noAutofit/>
+                        </ns7:bodyPr>
+                      </ns7:wsp>
+                      <ns7:wsp>
+                        <ns7:cNvPr id="1418523534" name="dgvFilmsHead 7009316"/>
+                        <ns7:cNvSpPr/>
+                        <ns7:spPr>
+                          <ns5:xfrm>
+                            <ns5:off x="3863478" y="683267"/>
+                            <ns5:ext cx="1810968" cy="142486"/>
+                          </ns5:xfrm>
+                          <ns5:prstGeom prst="rect">
+                            <ns5:avLst/>
+                          </ns5:prstGeom>
+                          <ns5:noFill/>
+                          <ns5:ln>
+                            <ns5:noFill/>
+                          </ns5:ln>
+                        </ns7:spPr>
+                        <ns7:style>
+                          <ns5:lnRef idx="2">
+                            <ns5:schemeClr val="dk1"/>
+                          </ns5:lnRef>
+                          <ns5:fillRef idx="0">
+                            <ns5:schemeClr val="lt1"/>
+                          </ns5:fillRef>
+                          <ns5:effectRef idx="0">
+                            <ns5:schemeClr val="dk1"/>
+                          </ns5:effectRef>
+                          <ns5:fontRef idx="minor">
+                            <ns5:schemeClr val="dk1"/>
+                          </ns5:fontRef>
+                        </ns7:style>
+                        <ns7:txbx>
+                          <w:txbxContent>
+                            <w:p ns2:paraId="70E7B506" ns2:textId="77777777">
+                              <w:pPr>
+                                <w:rPr>
+                                  <w:b/>
+                                  <w:bCs/>
+                                  <w:color w:val="FFFFFF"/>
+                                  <w:sz w:val="12"/>
+                                  <w:szCs w:val="12"/>
+                                </w:rPr>
+                              </w:pPr>
+                              <w:r>
+                                <w:rPr>
+                                  <w:b/>
+                                  <w:bCs/>
+                                  <w:color w:val="FFFFFF"/>
+                                  <w:sz w:val="12"/>
+                                  <w:szCs w:val="12"/>
+                                </w:rPr>
+                                <w:t>Description</w:t>
+                              </w:r>
+                            </w:p>
+                          </w:txbxContent>
+                        </ns7:txbx>
+                        <ns7:bodyPr rot="0" spcFirstLastPara="0" vertOverflow="overflow" horzOverflow="overflow" vert="horz" wrap="square" lIns="0" tIns="0" rIns="0" bIns="0" numCol="1" spcCol="0" rtlCol="0" fromWordArt="0" anchor="ctr" anchorCtr="0" forceAA="0" compatLnSpc="1">
+                          <ns5:noAutofit/>
+                        </ns7:bodyPr>
+                      </ns7:wsp>
+                      <ns7:wsp>
+                        <ns7:cNvPr id="1104292435" name="dgvFilmsCell 7009453"/>
+                        <ns7:cNvSpPr/>
+                        <ns7:spPr>
+                          <ns5:xfrm>
+                            <ns5:off x="3863478" y="825753"/>
+                            <ns5:ext cx="1760973" cy="138736"/>
+                          </ns5:xfrm>
+                          <ns5:prstGeom prst="rect">
+                            <ns5:avLst/>
+                          </ns5:prstGeom>
+                          <ns5:noFill/>
+                          <ns5:ln>
+                            <ns5:noFill/>
+                          </ns5:ln>
+                        </ns7:spPr>
+                        <ns7:style>
+                          <ns5:lnRef idx="2">
+                            <ns5:schemeClr val="dk1"/>
+                          </ns5:lnRef>
+                          <ns5:fillRef idx="0">
+                            <ns5:schemeClr val="lt1"/>
+                          </ns5:fillRef>
+                          <ns5:effectRef idx="0">
+                            <ns5:schemeClr val="dk1"/>
+                          </ns5:effectRef>
+                          <ns5:fontRef idx="minor">
+                            <ns5:schemeClr val="dk1"/>
+                          </ns5:fontRef>
+                        </ns7:style>
+                        <ns7:txbx>
+                          <w:txbxContent>
+                            <w:p ns2:paraId="3EA105F5" ns2:textId="77777777">
+                              <w:pPr>
+                                <w:rPr>
+                                  <w:color w:val="000000"/>
+                                  <w:sz w:val="12"/>
+                                  <w:szCs w:val="12"/>
+                                </w:rPr>
+                              </w:pPr>
+                              <w:r>
+                                <w:rPr>
+                                  <w:color w:val="000000"/>
+                                  <w:sz w:val="12"/>
+                                  <w:szCs w:val="12"/>
+                                </w:rPr>
+                                <w:t>After the devastating events of Infinity Wa…</w:t>
+                              </w:r>
+                            </w:p>
+                          </w:txbxContent>
+                        </ns7:txbx>
+                        <ns7:bodyPr rot="0" spcFirstLastPara="0" vertOverflow="overflow" horzOverflow="overflow" vert="horz" wrap="square" lIns="0" tIns="0" rIns="0" bIns="0" numCol="1" spcCol="0" rtlCol="0" fromWordArt="0" anchor="ctr" anchorCtr="0" forceAA="0" compatLnSpc="1">
+                          <ns5:noAutofit/>
+                        </ns7:bodyPr>
+                      </ns7:wsp>
+                      <ns7:wsp>
+                        <ns7:cNvPr id="1103444419" name="dgvFilmsCell 7009590"/>
+                        <ns7:cNvSpPr/>
+                        <ns7:spPr>
+                          <ns5:xfrm>
+                            <ns5:off x="3863478" y="964489"/>
+                            <ns5:ext cx="1760973" cy="138736"/>
+                          </ns5:xfrm>
+                          <ns5:prstGeom prst="rect">
+                            <ns5:avLst/>
+                          </ns5:prstGeom>
+                          <ns5:noFill/>
+                          <ns5:ln>
+                            <ns5:noFill/>
+                          </ns5:ln>
+                        </ns7:spPr>
+                        <ns7:style>
+                          <ns5:lnRef idx="2">
+                            <ns5:schemeClr val="dk1"/>
+                          </ns5:lnRef>
+                          <ns5:fillRef idx="0">
+                            <ns5:schemeClr val="lt1"/>
+                          </ns5:fillRef>
+                          <ns5:effectRef idx="0">
+                            <ns5:schemeClr val="dk1"/>
+                          </ns5:effectRef>
+                          <ns5:fontRef idx="minor">
+                            <ns5:schemeClr val="dk1"/>
+                          </ns5:fontRef>
+                        </ns7:style>
+                        <ns7:txbx>
+                          <w:txbxContent>
+                            <w:p ns2:paraId="1C737242" ns2:textId="77777777">
+                              <w:pPr>
+                                <w:rPr>
+                                  <w:color w:val="000000"/>
+                                  <w:sz w:val="12"/>
+                                  <w:szCs w:val="12"/>
+                                </w:rPr>
+                              </w:pPr>
+                              <w:r>
+                                <w:rPr>
+                                  <w:color w:val="000000"/>
+                                  <w:sz w:val="12"/>
+                                  <w:szCs w:val="12"/>
+                                </w:rPr>
+                                <w:t>Gru lives up to his reputation as a despica…</w:t>
+                              </w:r>
+                            </w:p>
+                          </w:txbxContent>
+                        </ns7:txbx>
+                        <ns7:bodyPr rot="0" spcFirstLastPara="0" vertOverflow="overflow" horzOverflow="overflow" vert="horz" wrap="square" lIns="0" tIns="0" rIns="0" bIns="0" numCol="1" spcCol="0" rtlCol="0" fromWordArt="0" anchor="ctr" anchorCtr="0" forceAA="0" compatLnSpc="1">
+                          <ns5:noAutofit/>
+                        </ns7:bodyPr>
+                      </ns7:wsp>
+                      <ns7:wsp>
+                        <ns7:cNvPr id="1415799332" name="dgvFilmsCell 7009727"/>
+                        <ns7:cNvSpPr/>
+                        <ns7:spPr>
+                          <ns5:xfrm>
+                            <ns5:off x="3863478" y="1103226"/>
+                            <ns5:ext cx="1760973" cy="138736"/>
+                          </ns5:xfrm>
+                          <ns5:prstGeom prst="rect">
+                            <ns5:avLst/>
+                          </ns5:prstGeom>
+                          <ns5:noFill/>
+                          <ns5:ln>
+                            <ns5:noFill/>
+                          </ns5:ln>
+                        </ns7:spPr>
+                        <ns7:style>
+                          <ns5:lnRef idx="2">
+                            <ns5:schemeClr val="dk1"/>
+                          </ns5:lnRef>
+                          <ns5:fillRef idx="0">
+                            <ns5:schemeClr val="lt1"/>
+                          </ns5:fillRef>
+                          <ns5:effectRef idx="0">
+                            <ns5:schemeClr val="dk1"/>
+                          </ns5:effectRef>
+                          <ns5:fontRef idx="minor">
+                            <ns5:schemeClr val="dk1"/>
+                          </ns5:fontRef>
+                        </ns7:style>
+                        <ns7:txbx>
+                          <w:txbxContent>
+                            <w:p ns2:paraId="713FFA9F" ns2:textId="77777777">
+                              <w:pPr>
+                                <w:rPr>
+                                  <w:color w:val="000000"/>
+                                  <w:sz w:val="12"/>
+                                  <w:szCs w:val="12"/>
+                                </w:rPr>
+                              </w:pPr>
+                              <w:r>
+                                <w:rPr>
+                                  <w:color w:val="000000"/>
+                                  <w:sz w:val="12"/>
+                                  <w:szCs w:val="12"/>
+                                </w:rPr>
+                                <w:t>Gru is recruited by the Anti-Villain League…</w:t>
+                              </w:r>
+                            </w:p>
+                          </w:txbxContent>
+                        </ns7:txbx>
+                        <ns7:bodyPr rot="0" spcFirstLastPara="0" vertOverflow="overflow" horzOverflow="overflow" vert="horz" wrap="square" lIns="0" tIns="0" rIns="0" bIns="0" numCol="1" spcCol="0" rtlCol="0" fromWordArt="0" anchor="ctr" anchorCtr="0" forceAA="0" compatLnSpc="1">
+                          <ns5:noAutofit/>
+                        </ns7:bodyPr>
+                      </ns7:wsp>
+                      <ns7:wsp>
+                        <ns7:cNvPr id="1831254268" name="dgvFilmsCell 7009864"/>
+                        <ns7:cNvSpPr/>
+                        <ns7:spPr>
+                          <ns5:xfrm>
+                            <ns5:off x="3863478" y="1241962"/>
+                            <ns5:ext cx="1760973" cy="138736"/>
+                          </ns5:xfrm>
+                          <ns5:prstGeom prst="rect">
+                            <ns5:avLst/>
+                          </ns5:prstGeom>
+                          <ns5:noFill/>
+                          <ns5:ln>
+                            <ns5:noFill/>
+                          </ns5:ln>
+                        </ns7:spPr>
+                        <ns7:style>
+                          <ns5:lnRef idx="2">
+                            <ns5:schemeClr val="dk1"/>
+                          </ns5:lnRef>
+                          <ns5:fillRef idx="0">
+                            <ns5:schemeClr val="lt1"/>
+                          </ns5:fillRef>
+                          <ns5:effectRef idx="0">
+                            <ns5:schemeClr val="dk1"/>
+                          </ns5:effectRef>
+                          <ns5:fontRef idx="minor">
+                            <ns5:schemeClr val="dk1"/>
+                          </ns5:fontRef>
+                        </ns7:style>
+                        <ns7:txbx>
+                          <w:txbxContent>
+                            <w:p ns2:paraId="1B9227D4" ns2:textId="77777777">
+                              <w:pPr>
+                                <w:rPr>
+                                  <w:color w:val="000000"/>
+                                  <w:sz w:val="12"/>
+                                  <w:szCs w:val="12"/>
+                                </w:rPr>
+                              </w:pPr>
+                              <w:r>
+                                <w:rPr>
+                                  <w:color w:val="000000"/>
+                                  <w:sz w:val="12"/>
+                                  <w:szCs w:val="12"/>
+                                </w:rPr>
+                                <w:t>A thief who steals corporate secrets throug…</w:t>
+                              </w:r>
+                            </w:p>
+                          </w:txbxContent>
+                        </ns7:txbx>
+                        <ns7:bodyPr rot="0" spcFirstLastPara="0" vertOverflow="overflow" horzOverflow="overflow" vert="horz" wrap="square" lIns="0" tIns="0" rIns="0" bIns="0" numCol="1" spcCol="0" rtlCol="0" fromWordArt="0" anchor="ctr" anchorCtr="0" forceAA="0" compatLnSpc="1">
+                          <ns5:noAutofit/>
+                        </ns7:bodyPr>
+                      </ns7:wsp>
+                      <ns7:wsp>
+                        <ns7:cNvPr id="484728121" name="dgvFilmsCell 7010001"/>
+                        <ns7:cNvSpPr/>
+                        <ns7:spPr>
+                          <ns5:xfrm>
+                            <ns5:off x="3863478" y="1380699"/>
+                            <ns5:ext cx="1760973" cy="138736"/>
+                          </ns5:xfrm>
+                          <ns5:prstGeom prst="rect">
+                            <ns5:avLst/>
+                          </ns5:prstGeom>
+                          <ns5:noFill/>
+                          <ns5:ln>
+                            <ns5:noFill/>
+                          </ns5:ln>
+                        </ns7:spPr>
+                        <ns7:style>
+                          <ns5:lnRef idx="2">
+                            <ns5:schemeClr val="dk1"/>
+                          </ns5:lnRef>
+                          <ns5:fillRef idx="0">
+                            <ns5:schemeClr val="lt1"/>
+                          </ns5:fillRef>
+                          <ns5:effectRef idx="0">
+                            <ns5:schemeClr val="dk1"/>
+                          </ns5:effectRef>
+                          <ns5:fontRef idx="minor">
+                            <ns5:schemeClr val="dk1"/>
+                          </ns5:fontRef>
+                        </ns7:style>
+                        <ns7:txbx>
+                          <w:txbxContent>
+                            <w:p ns2:paraId="3A9CFF32" ns2:textId="77777777">
+                              <w:pPr>
+                                <w:rPr>
+                                  <w:color w:val="000000"/>
+                                  <w:sz w:val="12"/>
+                                  <w:szCs w:val="12"/>
+                                </w:rPr>
+                              </w:pPr>
+                              <w:r>
+                                <w:rPr>
+                                  <w:color w:val="000000"/>
+                                  <w:sz w:val="12"/>
+                                  <w:szCs w:val="12"/>
+                                </w:rPr>
+                                <w:t>A team of explorers travel through a wormho…</w:t>
+                              </w:r>
+                            </w:p>
+                          </w:txbxContent>
+                        </ns7:txbx>
+                        <ns7:bodyPr rot="0" spcFirstLastPara="0" vertOverflow="overflow" horzOverflow="overflow" vert="horz" wrap="square" lIns="0" tIns="0" rIns="0" bIns="0" numCol="1" spcCol="0" rtlCol="0" fromWordArt="0" anchor="ctr" anchorCtr="0" forceAA="0" compatLnSpc="1">
+                          <ns5:noAutofit/>
+                        </ns7:bodyPr>
+                      </ns7:wsp>
+                      <ns7:wsp>
+                        <ns7:cNvPr id="1356563373" name="dgvFilmsCell 7010138"/>
+                        <ns7:cNvSpPr/>
+                        <ns7:spPr>
+                          <ns5:xfrm>
+                            <ns5:off x="3863478" y="1519435"/>
+                            <ns5:ext cx="1760973" cy="138736"/>
+                          </ns5:xfrm>
+                          <ns5:prstGeom prst="rect">
+                            <ns5:avLst/>
+                          </ns5:prstGeom>
+                          <ns5:noFill/>
+                          <ns5:ln>
+                            <ns5:noFill/>
+                          </ns5:ln>
+                        </ns7:spPr>
+                        <ns7:style>
+                          <ns5:lnRef idx="2">
+                            <ns5:schemeClr val="dk1"/>
+                          </ns5:lnRef>
+                          <ns5:fillRef idx="0">
+                            <ns5:schemeClr val="lt1"/>
+                          </ns5:fillRef>
+                          <ns5:effectRef idx="0">
+                            <ns5:schemeClr val="dk1"/>
+                          </ns5:effectRef>
+                          <ns5:fontRef idx="minor">
+                            <ns5:schemeClr val="dk1"/>
+                          </ns5:fontRef>
+                        </ns7:style>
+                        <ns7:txbx>
+                          <w:txbxContent>
+                            <w:p ns2:paraId="22FA1EB4" ns2:textId="77777777">
+                              <w:pPr>
+                                <w:rPr>
+                                  <w:color w:val="000000"/>
+                                  <w:sz w:val="12"/>
+                                  <w:szCs w:val="12"/>
+                                </w:rPr>
+                              </w:pPr>
+                              <w:r>
+                                <w:rPr>
+                                  <w:color w:val="000000"/>
+                                  <w:sz w:val="12"/>
+                                  <w:szCs w:val="12"/>
+                                </w:rPr>
+                                <w:t>After being held captive in a cave, a billi…</w:t>
+                              </w:r>
+                            </w:p>
+                          </w:txbxContent>
+                        </ns7:txbx>
+                        <ns7:bodyPr rot="0" spcFirstLastPara="0" vertOverflow="overflow" horzOverflow="overflow" vert="horz" wrap="square" lIns="0" tIns="0" rIns="0" bIns="0" numCol="1" spcCol="0" rtlCol="0" fromWordArt="0" anchor="ctr" anchorCtr="0" forceAA="0" compatLnSpc="1">
+                          <ns5:noAutofit/>
+                        </ns7:bodyPr>
+                      </ns7:wsp>
+                      <ns7:wsp>
+                        <ns7:cNvPr id="9451396" name="dgvFilmsVLine 7010275"/>
+                        <ns7:cNvSpPr/>
+                        <ns7:spPr>
+                          <ns5:xfrm>
+                            <ns5:off x="3830148" y="825753"/>
+                            <ns5:ext cx="6666" cy="832419"/>
+                          </ns5:xfrm>
+                          <ns5:prstGeom prst="rect">
+                            <ns5:avLst/>
+                          </ns5:prstGeom>
+                          <ns5:solidFill>
+                            <ns5:srgbClr val="D2D2D2"/>
+                          </ns5:solidFill>
+                          <ns5:ln>
+                            <ns5:noFill/>
+                          </ns5:ln>
+                        </ns7:spPr>
+                        <ns7:style>
+                          <ns5:lnRef idx="2">
+                            <ns5:schemeClr val="dk1"/>
+                          </ns5:lnRef>
+                          <ns5:fillRef idx="0">
+                            <ns5:schemeClr val="lt1"/>
+                          </ns5:fillRef>
+                          <ns5:effectRef idx="0">
+                            <ns5:schemeClr val="dk1"/>
+                          </ns5:effectRef>
+                          <ns5:fontRef idx="minor">
+                            <ns5:schemeClr val="dk1"/>
+                          </ns5:fontRef>
+                        </ns7:style>
+                        <ns7:bodyPr rot="0" spcFirstLastPara="0" vertOverflow="overflow" horzOverflow="overflow" vert="horz" wrap="square" lIns="33330" tIns="0" rIns="33330" bIns="0" numCol="1" spcCol="0" rtlCol="0" fromWordArt="0" anchor="ctr" anchorCtr="0" forceAA="0" compatLnSpc="1">
+                          <ns5:noAutofit/>
+                        </ns7:bodyPr>
+                      </ns7:wsp>
+                      <ns7:wsp>
+                        <ns7:cNvPr id="878214729" name="dgvFilmsHLine 7010412"/>
+                        <ns7:cNvSpPr/>
+                        <ns7:spPr>
+                          <ns5:xfrm>
+                            <ns5:off x="183315" y="964489"/>
+                            <ns5:ext cx="5466133" cy="6666"/>
+                          </ns5:xfrm>
+                          <ns5:prstGeom prst="rect">
+                            <ns5:avLst/>
+                          </ns5:prstGeom>
+                          <ns5:solidFill>
+                            <ns5:srgbClr val="D2D2D2"/>
+                          </ns5:solidFill>
+                          <ns5:ln>
+                            <ns5:noFill/>
+                          </ns5:ln>
+                        </ns7:spPr>
+                        <ns7:style>
+                          <ns5:lnRef idx="2">
+                            <ns5:schemeClr val="dk1"/>
+                          </ns5:lnRef>
+                          <ns5:fillRef idx="0">
+                            <ns5:schemeClr val="lt1"/>
+                          </ns5:fillRef>
+                          <ns5:effectRef idx="0">
+                            <ns5:schemeClr val="dk1"/>
+                          </ns5:effectRef>
+                          <ns5:fontRef idx="minor">
+                            <ns5:schemeClr val="dk1"/>
+                          </ns5:fontRef>
+                        </ns7:style>
+                        <ns7:bodyPr rot="0" spcFirstLastPara="0" vertOverflow="overflow" horzOverflow="overflow" vert="horz" wrap="square" lIns="33330" tIns="0" rIns="33330" bIns="0" numCol="1" spcCol="0" rtlCol="0" fromWordArt="0" anchor="ctr" anchorCtr="0" forceAA="0" compatLnSpc="1">
+                          <ns5:noAutofit/>
+                        </ns7:bodyPr>
+                      </ns7:wsp>
+                      <ns7:wsp>
+                        <ns7:cNvPr id="542801381" name="dgvFilmsHLine 7010549"/>
+                        <ns7:cNvSpPr/>
+                        <ns7:spPr>
+                          <ns5:xfrm>
+                            <ns5:off x="183315" y="1103226"/>
+                            <ns5:ext cx="5466133" cy="6666"/>
+                          </ns5:xfrm>
+                          <ns5:prstGeom prst="rect">
+                            <ns5:avLst/>
+                          </ns5:prstGeom>
+                          <ns5:solidFill>
+                            <ns5:srgbClr val="D2D2D2"/>
+                          </ns5:solidFill>
+                          <ns5:ln>
+                            <ns5:noFill/>
+                          </ns5:ln>
+                        </ns7:spPr>
+                        <ns7:style>
+                          <ns5:lnRef idx="2">
+                            <ns5:schemeClr val="dk1"/>
+                          </ns5:lnRef>
+                          <ns5:fillRef idx="0">
+                            <ns5:schemeClr val="lt1"/>
+                          </ns5:fillRef>
+                          <ns5:effectRef idx="0">
+                            <ns5:schemeClr val="dk1"/>
+                          </ns5:effectRef>
+                          <ns5:fontRef idx="minor">
+                            <ns5:schemeClr val="dk1"/>
+                          </ns5:fontRef>
+                        </ns7:style>
+                        <ns7:bodyPr rot="0" spcFirstLastPara="0" vertOverflow="overflow" horzOverflow="overflow" vert="horz" wrap="square" lIns="33330" tIns="0" rIns="33330" bIns="0" numCol="1" spcCol="0" rtlCol="0" fromWordArt="0" anchor="ctr" anchorCtr="0" forceAA="0" compatLnSpc="1">
+                          <ns5:noAutofit/>
+                        </ns7:bodyPr>
+                      </ns7:wsp>
+                      <ns7:wsp>
+                        <ns7:cNvPr id="1271662541" name="dgvFilmsHLine 7010686"/>
+                        <ns7:cNvSpPr/>
+                        <ns7:spPr>
+                          <ns5:xfrm>
+                            <ns5:off x="183315" y="1241962"/>
+                            <ns5:ext cx="5466133" cy="6666"/>
+                          </ns5:xfrm>
+                          <ns5:prstGeom prst="rect">
+                            <ns5:avLst/>
+                          </ns5:prstGeom>
+                          <ns5:solidFill>
+                            <ns5:srgbClr val="D2D2D2"/>
+                          </ns5:solidFill>
+                          <ns5:ln>
+                            <ns5:noFill/>
+                          </ns5:ln>
+                        </ns7:spPr>
+                        <ns7:style>
+                          <ns5:lnRef idx="2">
+                            <ns5:schemeClr val="dk1"/>
+                          </ns5:lnRef>
+                          <ns5:fillRef idx="0">
+                            <ns5:schemeClr val="lt1"/>
+                          </ns5:fillRef>
+                          <ns5:effectRef idx="0">
+                            <ns5:schemeClr val="dk1"/>
+                          </ns5:effectRef>
+                          <ns5:fontRef idx="minor">
+                            <ns5:schemeClr val="dk1"/>
+                          </ns5:fontRef>
+                        </ns7:style>
+                        <ns7:bodyPr rot="0" spcFirstLastPara="0" vertOverflow="overflow" horzOverflow="overflow" vert="horz" wrap="square" lIns="33330" tIns="0" rIns="33330" bIns="0" numCol="1" spcCol="0" rtlCol="0" fromWordArt="0" anchor="ctr" anchorCtr="0" forceAA="0" compatLnSpc="1">
+                          <ns5:noAutofit/>
+                        </ns7:bodyPr>
+                      </ns7:wsp>
+                      <ns7:wsp>
+                        <ns7:cNvPr id="247375971" name="dgvFilmsHLine 7010823"/>
+                        <ns7:cNvSpPr/>
+                        <ns7:spPr>
+                          <ns5:xfrm>
+                            <ns5:off x="183315" y="1380699"/>
+                            <ns5:ext cx="5466133" cy="6666"/>
+                          </ns5:xfrm>
+                          <ns5:prstGeom prst="rect">
+                            <ns5:avLst/>
+                          </ns5:prstGeom>
+                          <ns5:solidFill>
+                            <ns5:srgbClr val="D2D2D2"/>
+                          </ns5:solidFill>
+                          <ns5:ln>
+                            <ns5:noFill/>
+                          </ns5:ln>
+                        </ns7:spPr>
+                        <ns7:style>
+                          <ns5:lnRef idx="2">
+                            <ns5:schemeClr val="dk1"/>
+                          </ns5:lnRef>
+                          <ns5:fillRef idx="0">
+                            <ns5:schemeClr val="lt1"/>
+                          </ns5:fillRef>
+                          <ns5:effectRef idx="0">
+                            <ns5:schemeClr val="dk1"/>
+                          </ns5:effectRef>
+                          <ns5:fontRef idx="minor">
+                            <ns5:schemeClr val="dk1"/>
+                          </ns5:fontRef>
+                        </ns7:style>
+                        <ns7:bodyPr rot="0" spcFirstLastPara="0" vertOverflow="overflow" horzOverflow="overflow" vert="horz" wrap="square" lIns="33330" tIns="0" rIns="33330" bIns="0" numCol="1" spcCol="0" rtlCol="0" fromWordArt="0" anchor="ctr" anchorCtr="0" forceAA="0" compatLnSpc="1">
+                          <ns5:noAutofit/>
+                        </ns7:bodyPr>
+                      </ns7:wsp>
+                      <ns7:wsp>
+                        <ns7:cNvPr id="1203615880" name="dgvFilmsHLine 7010960"/>
+                        <ns7:cNvSpPr/>
+                        <ns7:spPr>
+                          <ns5:xfrm>
+                            <ns5:off x="183315" y="1519435"/>
+                            <ns5:ext cx="5466133" cy="6666"/>
+                          </ns5:xfrm>
+                          <ns5:prstGeom prst="rect">
+                            <ns5:avLst/>
+                          </ns5:prstGeom>
+                          <ns5:solidFill>
+                            <ns5:srgbClr val="D2D2D2"/>
+                          </ns5:solidFill>
+                          <ns5:ln>
+                            <ns5:noFill/>
+                          </ns5:ln>
+                        </ns7:spPr>
+                        <ns7:style>
+                          <ns5:lnRef idx="2">
+                            <ns5:schemeClr val="dk1"/>
+                          </ns5:lnRef>
+                          <ns5:fillRef idx="0">
+                            <ns5:schemeClr val="lt1"/>
+                          </ns5:fillRef>
+                          <ns5:effectRef idx="0">
+                            <ns5:schemeClr val="dk1"/>
+                          </ns5:effectRef>
+                          <ns5:fontRef idx="minor">
+                            <ns5:schemeClr val="dk1"/>
+                          </ns5:fontRef>
+                        </ns7:style>
+                        <ns7:bodyPr rot="0" spcFirstLastPara="0" vertOverflow="overflow" horzOverflow="overflow" vert="horz" wrap="square" lIns="33330" tIns="0" rIns="33330" bIns="0" numCol="1" spcCol="0" rtlCol="0" fromWordArt="0" anchor="ctr" anchorCtr="0" forceAA="0" compatLnSpc="1">
+                          <ns5:noAutofit/>
+                        </ns7:bodyPr>
+                      </ns7:wsp>
+                      <ns7:wsp>
+                        <ns7:cNvPr id="1624397140" name="dgvFilmsHLine 7011097"/>
+                        <ns7:cNvSpPr/>
+                        <ns7:spPr>
+                          <ns5:xfrm>
+                            <ns5:off x="183315" y="1658171"/>
+                            <ns5:ext cx="5466133" cy="6666"/>
+                          </ns5:xfrm>
+                          <ns5:prstGeom prst="rect">
+                            <ns5:avLst/>
+                          </ns5:prstGeom>
+                          <ns5:solidFill>
+                            <ns5:srgbClr val="D2D2D2"/>
+                          </ns5:solidFill>
+                          <ns5:ln>
+                            <ns5:noFill/>
+                          </ns5:ln>
+                        </ns7:spPr>
+                        <ns7:style>
+                          <ns5:lnRef idx="2">
+                            <ns5:schemeClr val="dk1"/>
+                          </ns5:lnRef>
+                          <ns5:fillRef idx="0">
+                            <ns5:schemeClr val="lt1"/>
+                          </ns5:fillRef>
+                          <ns5:effectRef idx="0">
+                            <ns5:schemeClr val="dk1"/>
+                          </ns5:effectRef>
+                          <ns5:fontRef idx="minor">
+                            <ns5:schemeClr val="dk1"/>
+                          </ns5:fontRef>
+                        </ns7:style>
+                        <ns7:bodyPr rot="0" spcFirstLastPara="0" vertOverflow="overflow" horzOverflow="overflow" vert="horz" wrap="square" lIns="33330" tIns="0" rIns="33330" bIns="0" numCol="1" spcCol="0" rtlCol="0" fromWordArt="0" anchor="ctr" anchorCtr="0" forceAA="0" compatLnSpc="1">
+                          <ns5:noAutofit/>
+                        </ns7:bodyPr>
+                      </ns7:wsp>
+                      <ns7:wsp>
+                        <ns7:cNvPr id="1841603362" name="GroupBox 7011234"/>
+                        <ns7:cNvSpPr/>
+                        <ns7:spPr>
+                          <ns5:xfrm>
+                            <ns5:off x="83325" y="2497256"/>
+                            <ns5:ext cx="4749536" cy="1419028"/>
+                          </ns5:xfrm>
+                          <ns5:prstGeom prst="rect">
+                            <ns5:avLst/>
+                          </ns5:prstGeom>
+                          <ns5:noFill/>
+                          <ns5:ln w="6350">
+                            <ns5:solidFill>
+                              <ns5:srgbClr val="A0A0A0"/>
+                            </ns5:solidFill>
+                          </ns5:ln>
+                        </ns7:spPr>
+                        <ns7:style>
+                          <ns5:lnRef idx="2">
+                            <ns5:schemeClr val="dk1"/>
+                          </ns5:lnRef>
+                          <ns5:fillRef idx="0">
+                            <ns5:schemeClr val="lt1"/>
+                          </ns5:fillRef>
+                          <ns5:effectRef idx="0">
+                            <ns5:schemeClr val="dk1"/>
+                          </ns5:effectRef>
+                          <ns5:fontRef idx="minor">
+                            <ns5:schemeClr val="dk1"/>
+                          </ns5:fontRef>
+                        </ns7:style>
+                        <ns7:bodyPr rot="0" spcFirstLastPara="0" vertOverflow="overflow" horzOverflow="overflow" vert="horz" wrap="square" lIns="33330" tIns="0" rIns="33330" bIns="0" numCol="1" spcCol="0" rtlCol="0" fromWordArt="0" anchor="ctr" anchorCtr="0" forceAA="0" compatLnSpc="1">
+                          <ns5:noAutofit/>
+                        </ns7:bodyPr>
+                      </ns7:wsp>
+                      <ns7:wsp>
+                        <ns7:cNvPr id="893553015" name="GroupCapBack 7011371"/>
+                        <ns7:cNvSpPr/>
+                        <ns7:spPr>
+                          <ns5:xfrm>
+                            <ns5:off x="156651" y="2433096"/>
+                            <ns5:ext cx="2174788" cy="128321"/>
+                          </ns5:xfrm>
+                          <ns5:prstGeom prst="rect">
+                            <ns5:avLst/>
+                          </ns5:prstGeom>
+                          <ns5:solidFill>
+                            <ns5:srgbClr val="F0F0F0"/>
+                          </ns5:solidFill>
+                          <ns5:ln>
+                            <ns5:noFill/>
+                          </ns5:ln>
+                        </ns7:spPr>
+                        <ns7:style>
+                          <ns5:lnRef idx="2">
+                            <ns5:schemeClr val="dk1"/>
+                          </ns5:lnRef>
+                          <ns5:fillRef idx="0">
+                            <ns5:schemeClr val="lt1"/>
+                          </ns5:fillRef>
+                          <ns5:effectRef idx="0">
+                            <ns5:schemeClr val="dk1"/>
+                          </ns5:effectRef>
+                          <ns5:fontRef idx="minor">
+                            <ns5:schemeClr val="dk1"/>
+                          </ns5:fontRef>
+                        </ns7:style>
+                        <ns7:bodyPr rot="0" spcFirstLastPara="0" vertOverflow="overflow" horzOverflow="overflow" vert="horz" wrap="square" lIns="33330" tIns="0" rIns="33330" bIns="0" numCol="1" spcCol="0" rtlCol="0" fromWordArt="0" anchor="ctr" anchorCtr="0" forceAA="0" compatLnSpc="1">
+                          <ns5:noAutofit/>
+                        </ns7:bodyPr>
+                      </ns7:wsp>
+                      <ns7:wsp>
+                        <ns7:cNvPr id="1384417399" name="GroupCaption 7011508"/>
+                        <ns7:cNvSpPr/>
+                        <ns7:spPr>
+                          <ns5:xfrm>
+                            <ns5:off x="184149" y="2433096"/>
+                            <ns5:ext cx="2174788" cy="128321"/>
+                          </ns5:xfrm>
+                          <ns5:prstGeom prst="rect">
+                            <ns5:avLst/>
+                          </ns5:prstGeom>
+                          <ns5:noFill/>
+                          <ns5:ln>
+                            <ns5:noFill/>
+                          </ns5:ln>
+                        </ns7:spPr>
+                        <ns7:style>
+                          <ns5:lnRef idx="2">
+                            <ns5:schemeClr val="dk1"/>
+                          </ns5:lnRef>
+                          <ns5:fillRef idx="0">
+                            <ns5:schemeClr val="lt1"/>
+                          </ns5:fillRef>
+                          <ns5:effectRef idx="0">
+                            <ns5:schemeClr val="dk1"/>
+                          </ns5:effectRef>
+                          <ns5:fontRef idx="minor">
+                            <ns5:schemeClr val="dk1"/>
+                          </ns5:fontRef>
+                        </ns7:style>
+                        <ns7:txbx>
+                          <w:txbxContent>
+                            <w:p ns2:paraId="605E9583" ns2:textId="77777777">
+                              <w:pPr>
+                                <w:rPr>
+                                  <w:color w:val="000000"/>
+                                  <w:sz w:val="14"/>
+                                  <w:szCs w:val="14"/>
+                                </w:rPr>
+                              </w:pPr>
+                              <w:r>
+                                <w:rPr>
+                                  <w:color w:val="000000"/>
+                                  <w:sz w:val="14"/>
+                                  <w:szCs w:val="14"/>
+                                </w:rPr>
+                                <w:t>Add a film or change one that is already there</w:t>
+                              </w:r>
+                            </w:p>
+                          </w:txbxContent>
+                        </ns7:txbx>
+                        <ns7:bodyPr rot="0" spcFirstLastPara="0" vertOverflow="overflow" horzOverflow="overflow" vert="horz" wrap="square" lIns="0" tIns="0" rIns="0" bIns="0" numCol="1" spcCol="0" rtlCol="0" fromWordArt="0" anchor="ctr" anchorCtr="0" forceAA="0" compatLnSpc="1">
+                          <ns5:noAutofit/>
+                        </ns7:bodyPr>
+                      </ns7:wsp>
+                      <ns7:wsp>
+                        <ns7:cNvPr id="675785417" name="Label 7011645"/>
+                        <ns7:cNvSpPr/>
+                        <ns7:spPr>
+                          <ns5:xfrm>
+                            <ns5:off x="174983" y="2583081"/>
+                            <ns5:ext cx="1999805" cy="154985"/>
+                          </ns5:xfrm>
+                          <ns5:prstGeom prst="rect">
+                            <ns5:avLst/>
+                          </ns5:prstGeom>
+                          <ns5:noFill/>
+                          <ns5:ln>
+                            <ns5:noFill/>
+                          </ns5:ln>
+                        </ns7:spPr>
+                        <ns7:style>
+                          <ns5:lnRef idx="2">
+                            <ns5:schemeClr val="dk1"/>
+                          </ns5:lnRef>
+                          <ns5:fillRef idx="0">
+                            <ns5:schemeClr val="lt1"/>
+                          </ns5:fillRef>
+                          <ns5:effectRef idx="0">
+                            <ns5:schemeClr val="dk1"/>
+                          </ns5:effectRef>
+                          <ns5:fontRef idx="minor">
+                            <ns5:schemeClr val="dk1"/>
+                          </ns5:fontRef>
+                        </ns7:style>
+                        <ns7:txbx>
+                          <w:txbxContent>
+                            <w:p ns2:paraId="73EE1CEB" ns2:textId="77777777">
+                              <w:pPr>
+                                <w:rPr>
+                                  <w:b/>
+                                  <w:bCs/>
+                                  <w:color w:val="000000"/>
+                                  <w:sz w:val="16"/>
+                                  <w:szCs w:val="16"/>
+                                </w:rPr>
+                              </w:pPr>
+                              <w:r>
+                                <w:rPr>
+                                  <w:b/>
+                                  <w:bCs/>
+                                  <w:color w:val="000000"/>
+                                  <w:sz w:val="16"/>
+                                  <w:szCs w:val="16"/>
+                                </w:rPr>
+                                <w:t>Editing: Avengers: Endgame</w:t>
+                              </w:r>
+                            </w:p>
+                          </w:txbxContent>
+                        </ns7:txbx>
+                        <ns7:bodyPr rot="0" spcFirstLastPara="0" vertOverflow="overflow" horzOverflow="overflow" vert="horz" wrap="square" lIns="0" tIns="0" rIns="0" bIns="0" numCol="1" spcCol="0" rtlCol="0" fromWordArt="0" anchor="ctr" anchorCtr="0" forceAA="0" compatLnSpc="1">
+                          <ns5:noAutofit/>
+                        </ns7:bodyPr>
+                      </ns7:wsp>
+                      <ns7:wsp>
+                        <ns7:cNvPr id="1554115659" name="Label 7011782"/>
+                        <ns7:cNvSpPr/>
+                        <ns7:spPr>
+                          <ns5:xfrm>
+                            <ns5:off x="174983" y="2799727"/>
+                            <ns5:ext cx="416626" cy="129154"/>
+                          </ns5:xfrm>
+                          <ns5:prstGeom prst="rect">
+                            <ns5:avLst/>
+                          </ns5:prstGeom>
+                          <ns5:noFill/>
+                          <ns5:ln>
+                            <ns5:noFill/>
+                          </ns5:ln>
+                        </ns7:spPr>
+                        <ns7:style>
+                          <ns5:lnRef idx="2">
+                            <ns5:schemeClr val="dk1"/>
+                          </ns5:lnRef>
+                          <ns5:fillRef idx="0">
+                            <ns5:schemeClr val="lt1"/>
+                          </ns5:fillRef>
+                          <ns5:effectRef idx="0">
+                            <ns5:schemeClr val="dk1"/>
+                          </ns5:effectRef>
+                          <ns5:fontRef idx="minor">
+                            <ns5:schemeClr val="dk1"/>
+                          </ns5:fontRef>
+                        </ns7:style>
+                        <ns7:txbx>
+                          <w:txbxContent>
+                            <w:p ns2:paraId="593FC6D6" ns2:textId="77777777">
+                              <w:pPr>
+                                <w:rPr>
+                                  <w:color w:val="000000"/>
+                                  <w:sz w:val="13"/>
+                                  <w:szCs w:val="13"/>
+                                </w:rPr>
+                              </w:pPr>
+                              <w:r>
+                                <w:rPr>
+                                  <w:color w:val="000000"/>
+                                  <w:sz w:val="13"/>
+                                  <w:szCs w:val="13"/>
+                                </w:rPr>
+                                <w:t>Title</w:t>
+                              </w:r>
+                            </w:p>
+                          </w:txbxContent>
+                        </ns7:txbx>
+                        <ns7:bodyPr rot="0" spcFirstLastPara="0" vertOverflow="overflow" horzOverflow="overflow" vert="horz" wrap="square" lIns="0" tIns="0" rIns="0" bIns="0" numCol="1" spcCol="0" rtlCol="0" fromWordArt="0" anchor="ctr" anchorCtr="0" forceAA="0" compatLnSpc="1">
+                          <ns5:noAutofit/>
+                        </ns7:bodyPr>
+                      </ns7:wsp>
+                      <ns7:wsp>
+                        <ns7:cNvPr id="1843136238" name="TextBox 7011919"/>
+                        <ns7:cNvSpPr/>
+                        <ns7:spPr>
+                          <ns5:xfrm>
+                            <ns5:off x="624939" y="2783062"/>
+                            <ns5:ext cx="1333203" cy="166650"/>
+                          </ns5:xfrm>
+                          <ns5:prstGeom prst="rect">
+                            <ns5:avLst/>
+                          </ns5:prstGeom>
+                          <ns5:solidFill>
+                            <ns5:srgbClr val="FFFFFF"/>
+                          </ns5:solidFill>
+                          <ns5:ln w="6350">
+                            <ns5:solidFill>
+                              <ns5:srgbClr val="B4B4B4"/>
+                            </ns5:solidFill>
+                          </ns5:ln>
+                        </ns7:spPr>
+                        <ns7:style>
+                          <ns5:lnRef idx="2">
+                            <ns5:schemeClr val="dk1"/>
+                          </ns5:lnRef>
+                          <ns5:fillRef idx="0">
+                            <ns5:schemeClr val="lt1"/>
+                          </ns5:fillRef>
+                          <ns5:effectRef idx="0">
+                            <ns5:schemeClr val="dk1"/>
+                          </ns5:effectRef>
+                          <ns5:fontRef idx="minor">
+                            <ns5:schemeClr val="dk1"/>
+                          </ns5:fontRef>
+                        </ns7:style>
+                        <ns7:txbx>
+                          <w:txbxContent>
+                            <w:p ns2:paraId="0A17FDF7" ns2:textId="77777777">
+                              <w:pPr>
+                                <w:rPr>
+                                  <w:color w:val="000000"/>
+                                  <w:sz w:val="13"/>
+                                  <w:szCs w:val="13"/>
+                                </w:rPr>
+                              </w:pPr>
+                              <w:r>
+                                <w:rPr>
+                                  <w:color w:val="000000"/>
+                                  <w:sz w:val="13"/>
+                                  <w:szCs w:val="13"/>
+                                </w:rPr>
+                                <w:t>Avengers: Endgame</w:t>
+                              </w:r>
+                            </w:p>
+                          </w:txbxContent>
+                        </ns7:txbx>
+                        <ns7:bodyPr rot="0" spcFirstLastPara="0" vertOverflow="overflow" horzOverflow="overflow" vert="horz" wrap="square" lIns="33330" tIns="0" rIns="33330" bIns="0" numCol="1" spcCol="0" rtlCol="0" fromWordArt="0" anchor="ctr" anchorCtr="0" forceAA="0" compatLnSpc="1">
+                          <ns5:noAutofit/>
+                        </ns7:bodyPr>
+                      </ns7:wsp>
+                      <ns7:wsp>
+                        <ns7:cNvPr id="992594959" name="Label 7012056"/>
+                        <ns7:cNvSpPr/>
+                        <ns7:spPr>
+                          <ns5:xfrm>
+                            <ns5:off x="2049800" y="2799727"/>
+                            <ns5:ext cx="516616" cy="129154"/>
+                          </ns5:xfrm>
+                          <ns5:prstGeom prst="rect">
+                            <ns5:avLst/>
+                          </ns5:prstGeom>
+                          <ns5:noFill/>
+                          <ns5:ln>
+                            <ns5:noFill/>
+                          </ns5:ln>
+                        </ns7:spPr>
+                        <ns7:style>
+                          <ns5:lnRef idx="2">
+                            <ns5:schemeClr val="dk1"/>
+                          </ns5:lnRef>
+                          <ns5:fillRef idx="0">
+                            <ns5:schemeClr val="lt1"/>
+                          </ns5:fillRef>
+                          <ns5:effectRef idx="0">
+                            <ns5:schemeClr val="dk1"/>
+                          </ns5:effectRef>
+                          <ns5:fontRef idx="minor">
+                            <ns5:schemeClr val="dk1"/>
+                          </ns5:fontRef>
+                        </ns7:style>
+                        <ns7:txbx>
+                          <w:txbxContent>
+                            <w:p ns2:paraId="4320A099" ns2:textId="77777777">
+                              <w:pPr>
+                                <w:rPr>
+                                  <w:color w:val="000000"/>
+                                  <w:sz w:val="13"/>
+                                  <w:szCs w:val="13"/>
+                                </w:rPr>
+                              </w:pPr>
+                              <w:r>
+                                <w:rPr>
+                                  <w:color w:val="000000"/>
+                                  <w:sz w:val="13"/>
+                                  <w:szCs w:val="13"/>
+                                </w:rPr>
+                                <w:t>Age rating</w:t>
+                              </w:r>
+                            </w:p>
+                          </w:txbxContent>
+                        </ns7:txbx>
+                        <ns7:bodyPr rot="0" spcFirstLastPara="0" vertOverflow="overflow" horzOverflow="overflow" vert="horz" wrap="square" lIns="0" tIns="0" rIns="0" bIns="0" numCol="1" spcCol="0" rtlCol="0" fromWordArt="0" anchor="ctr" anchorCtr="0" forceAA="0" compatLnSpc="1">
+                          <ns5:noAutofit/>
+                        </ns7:bodyPr>
+                      </ns7:wsp>
+                      <ns7:wsp>
+                        <ns7:cNvPr id="1293651866" name="ComboBox 7012193"/>
+                        <ns7:cNvSpPr/>
+                        <ns7:spPr>
+                          <ns5:xfrm>
+                            <ns5:off x="2599746" y="2783062"/>
+                            <ns5:ext cx="466621" cy="166650"/>
+                          </ns5:xfrm>
+                          <ns5:prstGeom prst="rect">
+                            <ns5:avLst/>
+                          </ns5:prstGeom>
+                          <ns5:solidFill>
+                            <ns5:srgbClr val="FFFFFF"/>
+                          </ns5:solidFill>
+                          <ns5:ln w="6350">
+                            <ns5:solidFill>
+                              <ns5:srgbClr val="B4B4B4"/>
+                            </ns5:solidFill>
+                          </ns5:ln>
+                        </ns7:spPr>
+                        <ns7:style>
+                          <ns5:lnRef idx="2">
+                            <ns5:schemeClr val="dk1"/>
+                          </ns5:lnRef>
+                          <ns5:fillRef idx="0">
+                            <ns5:schemeClr val="lt1"/>
+                          </ns5:fillRef>
+                          <ns5:effectRef idx="0">
+                            <ns5:schemeClr val="dk1"/>
+                          </ns5:effectRef>
+                          <ns5:fontRef idx="minor">
+                            <ns5:schemeClr val="dk1"/>
+                          </ns5:fontRef>
+                        </ns7:style>
+                        <ns7:txbx>
+                          <w:txbxContent>
+                            <w:p ns2:paraId="71B46848" ns2:textId="77777777">
+                              <w:pPr>
+                                <w:rPr>
+                                  <w:color w:val="000000"/>
+                                  <w:sz w:val="13"/>
+                                  <w:szCs w:val="13"/>
+                                </w:rPr>
+                              </w:pPr>
+                              <w:r>
+                                <w:rPr>
+                                  <w:color w:val="000000"/>
+                                  <w:sz w:val="13"/>
+                                  <w:szCs w:val="13"/>
+                                </w:rPr>
+                                <w:t>12A</w:t>
+                              </w:r>
+                            </w:p>
+                          </w:txbxContent>
+                        </ns7:txbx>
+                        <ns7:bodyPr rot="0" spcFirstLastPara="0" vertOverflow="overflow" horzOverflow="overflow" vert="horz" wrap="square" lIns="33330" tIns="0" rIns="33330" bIns="0" numCol="1" spcCol="0" rtlCol="0" fromWordArt="0" anchor="ctr" anchorCtr="0" forceAA="0" compatLnSpc="1">
+                          <ns5:noAutofit/>
+                        </ns7:bodyPr>
+                      </ns7:wsp>
+                      <ns7:wsp>
+                        <ns7:cNvPr id="1538347811" name="ComboArrow 7012330"/>
+                        <ns7:cNvSpPr/>
+                        <ns7:spPr>
+                          <ns5:xfrm>
+                            <ns5:off x="2946379" y="2853055"/>
+                            <ns5:ext cx="69993" cy="39996"/>
+                          </ns5:xfrm>
+                          <ns5:prstGeom prst="triangle">
+                            <ns5:avLst/>
+                          </ns5:prstGeom>
+                          <ns5:solidFill>
+                            <ns5:srgbClr val="595959"/>
+                          </ns5:solidFill>
+                          <ns5:ln>
+                            <ns5:noFill/>
+                          </ns5:ln>
+                        </ns7:spPr>
+                        <ns7:style>
+                          <ns5:lnRef idx="2">
+                            <ns5:schemeClr val="dk1"/>
+                          </ns5:lnRef>
+                          <ns5:fillRef idx="0">
+                            <ns5:schemeClr val="lt1"/>
+                          </ns5:fillRef>
+                          <ns5:effectRef idx="0">
+                            <ns5:schemeClr val="dk1"/>
+                          </ns5:effectRef>
+                          <ns5:fontRef idx="minor">
+                            <ns5:schemeClr val="dk1"/>
+                          </ns5:fontRef>
+                        </ns7:style>
+                        <ns7:bodyPr rot="0" spcFirstLastPara="0" vertOverflow="overflow" horzOverflow="overflow" vert="horz" wrap="square" lIns="33330" tIns="0" rIns="33330" bIns="0" numCol="1" spcCol="0" rtlCol="0" fromWordArt="0" anchor="ctr" anchorCtr="0" forceAA="0" compatLnSpc="1">
+                          <ns5:noAutofit/>
+                        </ns7:bodyPr>
+                      </ns7:wsp>
+                      <ns7:wsp>
+                        <ns7:cNvPr id="100601883" name="Label 7012467"/>
+                        <ns7:cNvSpPr/>
+                        <ns7:spPr>
+                          <ns5:xfrm>
+                            <ns5:off x="3149693" y="2799727"/>
+                            <ns5:ext cx="699932" cy="129154"/>
+                          </ns5:xfrm>
+                          <ns5:prstGeom prst="rect">
+                            <ns5:avLst/>
+                          </ns5:prstGeom>
+                          <ns5:noFill/>
+                          <ns5:ln>
+                            <ns5:noFill/>
+                          </ns5:ln>
+                        </ns7:spPr>
+                        <ns7:style>
+                          <ns5:lnRef idx="2">
+                            <ns5:schemeClr val="dk1"/>
+                          </ns5:lnRef>
+                          <ns5:fillRef idx="0">
+                            <ns5:schemeClr val="lt1"/>
+                          </ns5:fillRef>
+                          <ns5:effectRef idx="0">
+                            <ns5:schemeClr val="dk1"/>
+                          </ns5:effectRef>
+                          <ns5:fontRef idx="minor">
+                            <ns5:schemeClr val="dk1"/>
+                          </ns5:fontRef>
+                        </ns7:style>
+                        <ns7:txbx>
+                          <w:txbxContent>
+                            <w:p ns2:paraId="0A0BE677" ns2:textId="77777777">
+                              <w:pPr>
+                                <w:rPr>
+                                  <w:color w:val="000000"/>
+                                  <w:sz w:val="13"/>
+                                  <w:szCs w:val="13"/>
+                                </w:rPr>
+                              </w:pPr>
+                              <w:r>
+                                <w:rPr>
+                                  <w:color w:val="000000"/>
+                                  <w:sz w:val="13"/>
+                                  <w:szCs w:val="13"/>
+                                </w:rPr>
+                                <w:t>Duration (mins)</w:t>
+                              </w:r>
+                            </w:p>
+                          </w:txbxContent>
+                        </ns7:txbx>
+                        <ns7:bodyPr rot="0" spcFirstLastPara="0" vertOverflow="overflow" horzOverflow="overflow" vert="horz" wrap="square" lIns="0" tIns="0" rIns="0" bIns="0" numCol="1" spcCol="0" rtlCol="0" fromWordArt="0" anchor="ctr" anchorCtr="0" forceAA="0" compatLnSpc="1">
+                          <ns5:noAutofit/>
+                        </ns7:bodyPr>
+                      </ns7:wsp>
+                      <ns7:wsp>
+                        <ns7:cNvPr id="34734337" name="TextBox 7012604"/>
+                        <ns7:cNvSpPr/>
+                        <ns7:spPr>
+                          <ns5:xfrm>
+                            <ns5:off x="3866289" y="2783062"/>
+                            <ns5:ext cx="349966" cy="166650"/>
+                          </ns5:xfrm>
+                          <ns5:prstGeom prst="rect">
+                            <ns5:avLst/>
+                          </ns5:prstGeom>
+                          <ns5:solidFill>
+                            <ns5:srgbClr val="FFFFFF"/>
+                          </ns5:solidFill>
+                          <ns5:ln w="6350">
+                            <ns5:solidFill>
+                              <ns5:srgbClr val="B4B4B4"/>
+                            </ns5:solidFill>
+                          </ns5:ln>
+                        </ns7:spPr>
+                        <ns7:style>
+                          <ns5:lnRef idx="2">
+                            <ns5:schemeClr val="dk1"/>
+                          </ns5:lnRef>
+                          <ns5:fillRef idx="0">
+                            <ns5:schemeClr val="lt1"/>
+                          </ns5:fillRef>
+                          <ns5:effectRef idx="0">
+                            <ns5:schemeClr val="dk1"/>
+                          </ns5:effectRef>
+                          <ns5:fontRef idx="minor">
+                            <ns5:schemeClr val="dk1"/>
+                          </ns5:fontRef>
+                        </ns7:style>
+                        <ns7:txbx>
+                          <w:txbxContent>
+                            <w:p ns2:paraId="44FC3F43" ns2:textId="77777777">
+                              <w:pPr>
+                                <w:rPr>
+                                  <w:color w:val="000000"/>
+                                  <w:sz w:val="13"/>
+                                  <w:szCs w:val="13"/>
+                                </w:rPr>
+                              </w:pPr>
+                              <w:r>
+                                <w:rPr>
+                                  <w:color w:val="000000"/>
+                                  <w:sz w:val="13"/>
+                                  <w:szCs w:val="13"/>
+                                </w:rPr>
+                                <w:t>181</w:t>
+                              </w:r>
+                            </w:p>
+                          </w:txbxContent>
+                        </ns7:txbx>
+                        <ns7:bodyPr rot="0" spcFirstLastPara="0" vertOverflow="overflow" horzOverflow="overflow" vert="horz" wrap="square" lIns="33330" tIns="0" rIns="33330" bIns="0" numCol="1" spcCol="0" rtlCol="0" fromWordArt="0" anchor="ctr" anchorCtr="0" forceAA="0" compatLnSpc="1">
+                          <ns5:noAutofit/>
+                        </ns7:bodyPr>
+                      </ns7:wsp>
+                      <ns7:wsp>
+                        <ns7:cNvPr id="1217166606" name="Label 7012741"/>
+                        <ns7:cNvSpPr/>
+                        <ns7:spPr>
+                          <ns5:xfrm>
+                            <ns5:off x="4282915" y="2799727"/>
+                            <ns5:ext cx="249976" cy="129154"/>
+                          </ns5:xfrm>
+                          <ns5:prstGeom prst="rect">
+                            <ns5:avLst/>
+                          </ns5:prstGeom>
+                          <ns5:noFill/>
+                          <ns5:ln>
+                            <ns5:noFill/>
+                          </ns5:ln>
+                        </ns7:spPr>
+                        <ns7:style>
+                          <ns5:lnRef idx="2">
+                            <ns5:schemeClr val="dk1"/>
+                          </ns5:lnRef>
+                          <ns5:fillRef idx="0">
+                            <ns5:schemeClr val="lt1"/>
+                          </ns5:fillRef>
+                          <ns5:effectRef idx="0">
+                            <ns5:schemeClr val="dk1"/>
+                          </ns5:effectRef>
+                          <ns5:fontRef idx="minor">
+                            <ns5:schemeClr val="dk1"/>
+                          </ns5:fontRef>
+                        </ns7:style>
+                        <ns7:txbx>
+                          <w:txbxContent>
+                            <w:p ns2:paraId="3B463E7B" ns2:textId="77777777">
+                              <w:pPr>
+                                <w:rPr>
+                                  <w:color w:val="000000"/>
+                                  <w:sz w:val="13"/>
+                                  <w:szCs w:val="13"/>
+                                </w:rPr>
+                              </w:pPr>
+                              <w:r>
+                                <w:rPr>
+                                  <w:color w:val="000000"/>
+                                  <w:sz w:val="13"/>
+                                  <w:szCs w:val="13"/>
+                                </w:rPr>
+                                <w:t>Year</w:t>
+                              </w:r>
+                            </w:p>
+                          </w:txbxContent>
+                        </ns7:txbx>
+                        <ns7:bodyPr rot="0" spcFirstLastPara="0" vertOverflow="overflow" horzOverflow="overflow" vert="horz" wrap="square" lIns="0" tIns="0" rIns="0" bIns="0" numCol="1" spcCol="0" rtlCol="0" fromWordArt="0" anchor="ctr" anchorCtr="0" forceAA="0" compatLnSpc="1">
+                          <ns5:noAutofit/>
+                        </ns7:bodyPr>
+                      </ns7:wsp>
+                      <ns7:wsp>
+                        <ns7:cNvPr id="659544843" name="TextBox 7012878"/>
+                        <ns7:cNvSpPr/>
+                        <ns7:spPr>
+                          <ns5:xfrm>
+                            <ns5:off x="4532891" y="2783062"/>
+                            <ns5:ext cx="249976" cy="166650"/>
+                          </ns5:xfrm>
+                          <ns5:prstGeom prst="rect">
+                            <ns5:avLst/>
+                          </ns5:prstGeom>
+                          <ns5:solidFill>
+                            <ns5:srgbClr val="FFFFFF"/>
+                          </ns5:solidFill>
+                          <ns5:ln w="6350">
+                            <ns5:solidFill>
+                              <ns5:srgbClr val="B4B4B4"/>
+                            </ns5:solidFill>
+                          </ns5:ln>
+                        </ns7:spPr>
+                        <ns7:style>
+                          <ns5:lnRef idx="2">
+                            <ns5:schemeClr val="dk1"/>
+                          </ns5:lnRef>
+                          <ns5:fillRef idx="0">
+                            <ns5:schemeClr val="lt1"/>
+                          </ns5:fillRef>
+                          <ns5:effectRef idx="0">
+                            <ns5:schemeClr val="dk1"/>
+                          </ns5:effectRef>
+                          <ns5:fontRef idx="minor">
+                            <ns5:schemeClr val="dk1"/>
+                          </ns5:fontRef>
+                        </ns7:style>
+                        <ns7:txbx>
+                          <w:txbxContent>
+                            <w:p ns2:paraId="430391E0" ns2:textId="77777777">
+                              <w:pPr>
+                                <w:rPr>
+                                  <w:color w:val="000000"/>
+                                  <w:sz w:val="13"/>
+                                  <w:szCs w:val="13"/>
+                                </w:rPr>
+                              </w:pPr>
+                              <w:r>
+                                <w:rPr>
+                                  <w:color w:val="000000"/>
+                                  <w:sz w:val="13"/>
+                                  <w:szCs w:val="13"/>
+                                </w:rPr>
+                                <w:t>2019</w:t>
+                              </w:r>
+                            </w:p>
+                          </w:txbxContent>
+                        </ns7:txbx>
+                        <ns7:bodyPr rot="0" spcFirstLastPara="0" vertOverflow="overflow" horzOverflow="overflow" vert="horz" wrap="square" lIns="33330" tIns="0" rIns="33330" bIns="0" numCol="1" spcCol="0" rtlCol="0" fromWordArt="0" anchor="ctr" anchorCtr="0" forceAA="0" compatLnSpc="1">
+                          <ns5:noAutofit/>
+                        </ns7:bodyPr>
+                      </ns7:wsp>
+                      <ns7:wsp>
+                        <ns7:cNvPr id="230417387" name="Label 7013015"/>
+                        <ns7:cNvSpPr/>
+                        <ns7:spPr>
+                          <ns5:xfrm>
+                            <ns5:off x="174983" y="3016372"/>
+                            <ns5:ext cx="499951" cy="129154"/>
+                          </ns5:xfrm>
+                          <ns5:prstGeom prst="rect">
+                            <ns5:avLst/>
+                          </ns5:prstGeom>
+                          <ns5:noFill/>
+                          <ns5:ln>
+                            <ns5:noFill/>
+                          </ns5:ln>
+                        </ns7:spPr>
+                        <ns7:style>
+                          <ns5:lnRef idx="2">
+                            <ns5:schemeClr val="dk1"/>
+                          </ns5:lnRef>
+                          <ns5:fillRef idx="0">
+                            <ns5:schemeClr val="lt1"/>
+                          </ns5:fillRef>
+                          <ns5:effectRef idx="0">
+                            <ns5:schemeClr val="dk1"/>
+                          </ns5:effectRef>
+                          <ns5:fontRef idx="minor">
+                            <ns5:schemeClr val="dk1"/>
+                          </ns5:fontRef>
+                        </ns7:style>
+                        <ns7:txbx>
+                          <w:txbxContent>
+                            <w:p ns2:paraId="4F5454A4" ns2:textId="77777777">
+                              <w:pPr>
+                                <w:rPr>
+                                  <w:color w:val="000000"/>
+                                  <w:sz w:val="13"/>
+                                  <w:szCs w:val="13"/>
+                                </w:rPr>
+                              </w:pPr>
+                              <w:r>
+                                <w:rPr>
+                                  <w:color w:val="000000"/>
+                                  <w:sz w:val="13"/>
+                                  <w:szCs w:val="13"/>
+                                </w:rPr>
+                                <w:t>Description</w:t>
+                              </w:r>
+                            </w:p>
+                          </w:txbxContent>
+                        </ns7:txbx>
+                        <ns7:bodyPr rot="0" spcFirstLastPara="0" vertOverflow="overflow" horzOverflow="overflow" vert="horz" wrap="square" lIns="0" tIns="0" rIns="0" bIns="0" numCol="1" spcCol="0" rtlCol="0" fromWordArt="0" anchor="ctr" anchorCtr="0" forceAA="0" compatLnSpc="1">
+                          <ns5:noAutofit/>
+                        </ns7:bodyPr>
+                      </ns7:wsp>
+                      <ns7:wsp>
+                        <ns7:cNvPr id="90866965" name="TextBox 7013152"/>
+                        <ns7:cNvSpPr/>
+                        <ns7:spPr>
+                          <ns5:xfrm>
+                            <ns5:off x="624939" y="2999707"/>
+                            <ns5:ext cx="2499756" cy="366631"/>
+                          </ns5:xfrm>
+                          <ns5:prstGeom prst="rect">
+                            <ns5:avLst/>
+                          </ns5:prstGeom>
+                          <ns5:solidFill>
+                            <ns5:srgbClr val="FFFFFF"/>
+                          </ns5:solidFill>
+                          <ns5:ln w="6350">
+                            <ns5:solidFill>
+                              <ns5:srgbClr val="B4B4B4"/>
+                            </ns5:solidFill>
+                          </ns5:ln>
+                        </ns7:spPr>
+                        <ns7:style>
+                          <ns5:lnRef idx="2">
+                            <ns5:schemeClr val="dk1"/>
+                          </ns5:lnRef>
+                          <ns5:fillRef idx="0">
+                            <ns5:schemeClr val="lt1"/>
+                          </ns5:fillRef>
+                          <ns5:effectRef idx="0">
+                            <ns5:schemeClr val="dk1"/>
+                          </ns5:effectRef>
+                          <ns5:fontRef idx="minor">
+                            <ns5:schemeClr val="dk1"/>
+                          </ns5:fontRef>
+                        </ns7:style>
+                        <ns7:txbx>
+                          <w:txbxContent>
+                            <w:p ns2:paraId="3E429A5A" ns2:textId="77777777">
+                              <w:pPr>
+                                <w:rPr>
+                                  <w:color w:val="000000"/>
+                                  <w:sz w:val="12"/>
+                                  <w:szCs w:val="12"/>
+                                </w:rPr>
+                              </w:pPr>
+                              <w:r>
+                                <w:rPr>
+                                  <w:color w:val="000000"/>
+                                  <w:sz w:val="12"/>
+                                  <w:szCs w:val="12"/>
+                                </w:rPr>
+                                <w:t>After the devastating events of Infinity War, the universe is in ruins.</w:t>
+                              </w:r>
+                            </w:p>
+                          </w:txbxContent>
+                        </ns7:txbx>
+                        <ns7:bodyPr rot="0" spcFirstLastPara="0" vertOverflow="overflow" horzOverflow="overflow" vert="horz" wrap="square" lIns="33330" tIns="0" rIns="33330" bIns="0" numCol="1" spcCol="0" rtlCol="0" fromWordArt="0" anchor="ctr" anchorCtr="0" forceAA="0" compatLnSpc="1">
+                          <ns5:noAutofit/>
+                        </ns7:bodyPr>
+                      </ns7:wsp>
+                      <ns7:wsp>
+                        <ns7:cNvPr id="269406506" name="Label 7013289"/>
+                        <ns7:cNvSpPr/>
+                        <ns7:spPr>
+                          <ns5:xfrm>
+                            <ns5:off x="174983" y="3449663"/>
+                            <ns5:ext cx="416626" cy="129154"/>
+                          </ns5:xfrm>
+                          <ns5:prstGeom prst="rect">
+                            <ns5:avLst/>
+                          </ns5:prstGeom>
+                          <ns5:noFill/>
+                          <ns5:ln>
+                            <ns5:noFill/>
+                          </ns5:ln>
+                        </ns7:spPr>
+                        <ns7:style>
+                          <ns5:lnRef idx="2">
+                            <ns5:schemeClr val="dk1"/>
+                          </ns5:lnRef>
+                          <ns5:fillRef idx="0">
+                            <ns5:schemeClr val="lt1"/>
+                          </ns5:fillRef>
+                          <ns5:effectRef idx="0">
+                            <ns5:schemeClr val="dk1"/>
+                          </ns5:effectRef>
+                          <ns5:fontRef idx="minor">
+                            <ns5:schemeClr val="dk1"/>
+                          </ns5:fontRef>
+                        </ns7:style>
+                        <ns7:txbx>
+                          <w:txbxContent>
+                            <w:p ns2:paraId="50A17F5F" ns2:textId="77777777">
+                              <w:pPr>
+                                <w:rPr>
+                                  <w:color w:val="000000"/>
+                                  <w:sz w:val="13"/>
+                                  <w:szCs w:val="13"/>
+                                </w:rPr>
+                              </w:pPr>
+                              <w:r>
+                                <w:rPr>
+                                  <w:color w:val="000000"/>
+                                  <w:sz w:val="13"/>
+                                  <w:szCs w:val="13"/>
+                                </w:rPr>
+                                <w:t>Genres</w:t>
+                              </w:r>
+                            </w:p>
+                          </w:txbxContent>
+                        </ns7:txbx>
+                        <ns7:bodyPr rot="0" spcFirstLastPara="0" vertOverflow="overflow" horzOverflow="overflow" vert="horz" wrap="square" lIns="0" tIns="0" rIns="0" bIns="0" numCol="1" spcCol="0" rtlCol="0" fromWordArt="0" anchor="ctr" anchorCtr="0" forceAA="0" compatLnSpc="1">
+                          <ns5:noAutofit/>
+                        </ns7:bodyPr>
+                      </ns7:wsp>
+                      <ns7:wsp>
+                        <ns7:cNvPr id="878007587" name="TextBox 7013426"/>
+                        <ns7:cNvSpPr/>
+                        <ns7:spPr>
+                          <ns5:xfrm>
+                            <ns5:off x="624939" y="3432998"/>
+                            <ns5:ext cx="2499756" cy="166650"/>
+                          </ns5:xfrm>
+                          <ns5:prstGeom prst="rect">
+                            <ns5:avLst/>
+                          </ns5:prstGeom>
+                          <ns5:solidFill>
+                            <ns5:srgbClr val="FFFFFF"/>
+                          </ns5:solidFill>
+                          <ns5:ln w="6350">
+                            <ns5:solidFill>
+                              <ns5:srgbClr val="B4B4B4"/>
+                            </ns5:solidFill>
+                          </ns5:ln>
+                        </ns7:spPr>
+                        <ns7:style>
+                          <ns5:lnRef idx="2">
+                            <ns5:schemeClr val="dk1"/>
+                          </ns5:lnRef>
+                          <ns5:fillRef idx="0">
+                            <ns5:schemeClr val="lt1"/>
+                          </ns5:fillRef>
+                          <ns5:effectRef idx="0">
+                            <ns5:schemeClr val="dk1"/>
+                          </ns5:effectRef>
+                          <ns5:fontRef idx="minor">
+                            <ns5:schemeClr val="dk1"/>
+                          </ns5:fontRef>
+                        </ns7:style>
+                        <ns7:txbx>
+                          <w:txbxContent>
+                            <w:p ns2:paraId="4551B185" ns2:textId="77777777">
+                              <w:pPr>
+                                <w:rPr>
+                                  <w:color w:val="000000"/>
+                                  <w:sz w:val="13"/>
+                                  <w:szCs w:val="13"/>
+                                </w:rPr>
+                              </w:pPr>
+                              <w:r>
+                                <w:rPr>
+                                  <w:color w:val="000000"/>
+                                  <w:sz w:val="13"/>
+                                  <w:szCs w:val="13"/>
+                                </w:rPr>
+                                <w:t>Action, Adventure, Sci-Fi</w:t>
+                              </w:r>
+                            </w:p>
+                          </w:txbxContent>
+                        </ns7:txbx>
+                        <ns7:bodyPr rot="0" spcFirstLastPara="0" vertOverflow="overflow" horzOverflow="overflow" vert="horz" wrap="square" lIns="33330" tIns="0" rIns="33330" bIns="0" numCol="1" spcCol="0" rtlCol="0" fromWordArt="0" anchor="ctr" anchorCtr="0" forceAA="0" compatLnSpc="1">
+                          <ns5:noAutofit/>
+                        </ns7:bodyPr>
+                      </ns7:wsp>
+                      <ns7:wsp>
+                        <ns7:cNvPr id="1655265249" name="Button 7013563"/>
+                        <ns7:cNvSpPr/>
+                        <ns7:spPr>
+                          <ns5:xfrm>
+                            <ns5:off x="3266348" y="2999707"/>
+                            <ns5:ext cx="1466524" cy="216646"/>
+                          </ns5:xfrm>
+                          <ns5:prstGeom prst="rect">
+                            <ns5:avLst/>
+                          </ns5:prstGeom>
+                          <ns5:solidFill>
+                            <ns5:srgbClr val="E6E6E6"/>
+                          </ns5:solidFill>
+                          <ns5:ln w="6350">
+                            <ns5:solidFill>
+                              <ns5:srgbClr val="B4B4B4"/>
+                            </ns5:solidFill>
+                          </ns5:ln>
+                        </ns7:spPr>
+                        <ns7:style>
+                          <ns5:lnRef idx="2">
+                            <ns5:schemeClr val="dk1"/>
+                          </ns5:lnRef>
+                          <ns5:fillRef idx="0">
+                            <ns5:schemeClr val="lt1"/>
+                          </ns5:fillRef>
+                          <ns5:effectRef idx="0">
+                            <ns5:schemeClr val="dk1"/>
+                          </ns5:effectRef>
+                          <ns5:fontRef idx="minor">
+                            <ns5:schemeClr val="dk1"/>
+                          </ns5:fontRef>
+                        </ns7:style>
+                        <ns7:txbx>
+                          <w:txbxContent>
+                            <w:p ns2:paraId="206DE658" ns2:textId="77777777">
+                              <w:pPr>
+                                <w:jc w:val="center"/>
+                                <w:rPr>
+                                  <w:color w:val="808080"/>
+                                  <w:sz w:val="14"/>
+                                  <w:szCs w:val="14"/>
+                                </w:rPr>
+                              </w:pPr>
+                              <w:r>
+                                <w:rPr>
+                                  <w:color w:val="808080"/>
+                                  <w:sz w:val="14"/>
+                                  <w:szCs w:val="14"/>
+                                </w:rPr>
+                                <w:t>ADD THIS FILM</w:t>
+                              </w:r>
+                            </w:p>
+                          </w:txbxContent>
+                        </ns7:txbx>
+                        <ns7:bodyPr rot="0" spcFirstLastPara="0" vertOverflow="overflow" horzOverflow="overflow" vert="horz" wrap="square" lIns="16665" tIns="0" rIns="16665" bIns="0" numCol="1" spcCol="0" rtlCol="0" fromWordArt="0" anchor="ctr" anchorCtr="0" forceAA="0" compatLnSpc="1">
+                          <ns5:noAutofit/>
+                        </ns7:bodyPr>
+                      </ns7:wsp>
+                      <ns7:wsp>
+                        <ns7:cNvPr id="53653774" name="Button 7013700"/>
+                        <ns7:cNvSpPr/>
+                        <ns7:spPr>
+                          <ns5:xfrm>
+                            <ns5:off x="3266348" y="3266348"/>
+                            <ns5:ext cx="699932" cy="183315"/>
+                          </ns5:xfrm>
+                          <ns5:prstGeom prst="rect">
+                            <ns5:avLst/>
+                          </ns5:prstGeom>
+                          <ns5:solidFill>
+                            <ns5:srgbClr val="F0F0F0"/>
+                          </ns5:solidFill>
+                          <ns5:ln w="6350">
+                            <ns5:solidFill>
+                              <ns5:srgbClr val="B4B4B4"/>
+                            </ns5:solidFill>
+                          </ns5:ln>
+                        </ns7:spPr>
+                        <ns7:style>
+                          <ns5:lnRef idx="2">
+                            <ns5:schemeClr val="dk1"/>
+                          </ns5:lnRef>
+                          <ns5:fillRef idx="0">
+                            <ns5:schemeClr val="lt1"/>
+                          </ns5:fillRef>
+                          <ns5:effectRef idx="0">
+                            <ns5:schemeClr val="dk1"/>
+                          </ns5:effectRef>
+                          <ns5:fontRef idx="minor">
+                            <ns5:schemeClr val="dk1"/>
+                          </ns5:fontRef>
+                        </ns7:style>
+                        <ns7:txbx>
+                          <w:txbxContent>
+                            <w:p ns2:paraId="7E1B3669" ns2:textId="77777777">
+                              <w:pPr>
+                                <w:jc w:val="center"/>
+                                <w:rPr>
+                                  <w:color w:val="000000"/>
+                                  <w:sz w:val="13"/>
+                                  <w:szCs w:val="13"/>
+                                </w:rPr>
+                              </w:pPr>
+                              <w:r>
+                                <w:rPr>
+                                  <w:color w:val="000000"/>
+                                  <w:sz w:val="13"/>
+                                  <w:szCs w:val="13"/>
+                                </w:rPr>
+                                <w:t>Save changes</w:t>
+                              </w:r>
+                            </w:p>
+                          </w:txbxContent>
+                        </ns7:txbx>
+                        <ns7:bodyPr rot="0" spcFirstLastPara="0" vertOverflow="overflow" horzOverflow="overflow" vert="horz" wrap="square" lIns="16665" tIns="0" rIns="16665" bIns="0" numCol="1" spcCol="0" rtlCol="0" fromWordArt="0" anchor="ctr" anchorCtr="0" forceAA="0" compatLnSpc="1">
+                          <ns5:noAutofit/>
+                        </ns7:bodyPr>
+                      </ns7:wsp>
+                      <ns7:wsp>
+                        <ns7:cNvPr id="392265423" name="Button 7013837"/>
+                        <ns7:cNvSpPr/>
+                        <ns7:spPr>
+                          <ns5:xfrm>
+                            <ns5:off x="4016275" y="3266348"/>
+                            <ns5:ext cx="716597" cy="183315"/>
+                          </ns5:xfrm>
+                          <ns5:prstGeom prst="rect">
+                            <ns5:avLst/>
+                          </ns5:prstGeom>
+                          <ns5:solidFill>
+                            <ns5:srgbClr val="F0F0F0"/>
+                          </ns5:solidFill>
+                          <ns5:ln w="6350">
+                            <ns5:solidFill>
+                              <ns5:srgbClr val="B4B4B4"/>
+                            </ns5:solidFill>
+                          </ns5:ln>
+                        </ns7:spPr>
+                        <ns7:style>
+                          <ns5:lnRef idx="2">
+                            <ns5:schemeClr val="dk1"/>
+                          </ns5:lnRef>
+                          <ns5:fillRef idx="0">
+                            <ns5:schemeClr val="lt1"/>
+                          </ns5:fillRef>
+                          <ns5:effectRef idx="0">
+                            <ns5:schemeClr val="dk1"/>
+                          </ns5:effectRef>
+                          <ns5:fontRef idx="minor">
+                            <ns5:schemeClr val="dk1"/>
+                          </ns5:fontRef>
+                        </ns7:style>
+                        <ns7:txbx>
+                          <w:txbxContent>
+                            <w:p ns2:paraId="1C3ADF41" ns2:textId="77777777">
+                              <w:pPr>
+                                <w:jc w:val="center"/>
+                                <w:rPr>
+                                  <w:color w:val="000000"/>
+                                  <w:sz w:val="13"/>
+                                  <w:szCs w:val="13"/>
+                                </w:rPr>
+                              </w:pPr>
+                              <w:r>
+                                <w:rPr>
+                                  <w:color w:val="000000"/>
+                                  <w:sz w:val="13"/>
+                                  <w:szCs w:val="13"/>
+                                </w:rPr>
+                                <w:t>Delete film</w:t>
+                              </w:r>
+                            </w:p>
+                          </w:txbxContent>
+                        </ns7:txbx>
+                        <ns7:bodyPr rot="0" spcFirstLastPara="0" vertOverflow="overflow" horzOverflow="overflow" vert="horz" wrap="square" lIns="16665" tIns="0" rIns="16665" bIns="0" numCol="1" spcCol="0" rtlCol="0" fromWordArt="0" anchor="ctr" anchorCtr="0" forceAA="0" compatLnSpc="1">
+                          <ns5:noAutofit/>
+                        </ns7:bodyPr>
+                      </ns7:wsp>
+                      <ns7:wsp>
+                        <ns7:cNvPr id="1841339184" name="Button 7013974"/>
+                        <ns7:cNvSpPr/>
+                        <ns7:spPr>
+                          <ns5:xfrm>
+                            <ns5:off x="3266348" y="3499658"/>
+                            <ns5:ext cx="1466524" cy="183315"/>
+                          </ns5:xfrm>
+                          <ns5:prstGeom prst="rect">
+                            <ns5:avLst/>
+                          </ns5:prstGeom>
+                          <ns5:solidFill>
+                            <ns5:srgbClr val="F0F0F0"/>
+                          </ns5:solidFill>
+                          <ns5:ln w="6350">
+                            <ns5:solidFill>
+                              <ns5:srgbClr val="B4B4B4"/>
+                            </ns5:solidFill>
+                          </ns5:ln>
+                        </ns7:spPr>
+                        <ns7:style>
+                          <ns5:lnRef idx="2">
+                            <ns5:schemeClr val="dk1"/>
+                          </ns5:lnRef>
+                          <ns5:fillRef idx="0">
+                            <ns5:schemeClr val="lt1"/>
+                          </ns5:fillRef>
+                          <ns5:effectRef idx="0">
+                            <ns5:schemeClr val="dk1"/>
+                          </ns5:effectRef>
+                          <ns5:fontRef idx="minor">
+                            <ns5:schemeClr val="dk1"/>
+                          </ns5:fontRef>
+                        </ns7:style>
+                        <ns7:txbx>
+                          <w:txbxContent>
+                            <w:p ns2:paraId="4B8B48FD" ns2:textId="77777777">
+                              <w:pPr>
+                                <w:jc w:val="center"/>
+                                <w:rPr>
+                                  <w:color w:val="000000"/>
+                                  <w:sz w:val="13"/>
+                                  <w:szCs w:val="13"/>
+                                </w:rPr>
+                              </w:pPr>
+                              <w:r>
+                                <w:rPr>
+                                  <w:color w:val="000000"/>
+                                  <w:sz w:val="13"/>
+                                  <w:szCs w:val="13"/>
+                                </w:rPr>
+                                <w:t>Clear the boxes</w:t>
+                              </w:r>
+                            </w:p>
+                          </w:txbxContent>
+                        </ns7:txbx>
+                        <ns7:bodyPr rot="0" spcFirstLastPara="0" vertOverflow="overflow" horzOverflow="overflow" vert="horz" wrap="square" lIns="16665" tIns="0" rIns="16665" bIns="0" numCol="1" spcCol="0" rtlCol="0" fromWordArt="0" anchor="ctr" anchorCtr="0" forceAA="0" compatLnSpc="1">
+                          <ns5:noAutofit/>
+                        </ns7:bodyPr>
+                      </ns7:wsp>
+                      <ns7:wsp>
+                        <ns7:cNvPr id="1008179811" name="Label 7014111"/>
+                        <ns7:cNvSpPr/>
+                        <ns7:spPr>
+                          <ns5:xfrm>
+                            <ns5:off x="4932852" y="2466426"/>
+                            <ns5:ext cx="666602" cy="142069"/>
+                          </ns5:xfrm>
+                          <ns5:prstGeom prst="rect">
+                            <ns5:avLst/>
+                          </ns5:prstGeom>
+                          <ns5:noFill/>
+                          <ns5:ln>
+                            <ns5:noFill/>
+                          </ns5:ln>
+                        </ns7:spPr>
+                        <ns7:style>
+                          <ns5:lnRef idx="2">
+                            <ns5:schemeClr val="dk1"/>
+                          </ns5:lnRef>
+                          <ns5:fillRef idx="0">
+                            <ns5:schemeClr val="lt1"/>
+                          </ns5:fillRef>
+                          <ns5:effectRef idx="0">
+                            <ns5:schemeClr val="dk1"/>
+                          </ns5:effectRef>
+                          <ns5:fontRef idx="minor">
+                            <ns5:schemeClr val="dk1"/>
+                          </ns5:fontRef>
+                        </ns7:style>
+                        <ns7:txbx>
+                          <w:txbxContent>
+                            <w:p ns2:paraId="6340A8B6" ns2:textId="77777777">
+                              <w:pPr>
+                                <w:rPr>
+                                  <w:color w:val="000000"/>
+                                  <w:sz w:val="14"/>
+                                  <w:szCs w:val="14"/>
+                                </w:rPr>
+                              </w:pPr>
+                              <w:r>
+                                <w:rPr>
+                                  <w:color w:val="000000"/>
+                                  <w:sz w:val="14"/>
+                                  <w:szCs w:val="14"/>
+                                </w:rPr>
+                                <w:t>Poster</w:t>
+                              </w:r>
+                            </w:p>
+                          </w:txbxContent>
+                        </ns7:txbx>
+                        <ns7:bodyPr rot="0" spcFirstLastPara="0" vertOverflow="overflow" horzOverflow="overflow" vert="horz" wrap="square" lIns="0" tIns="0" rIns="0" bIns="0" numCol="1" spcCol="0" rtlCol="0" fromWordArt="0" anchor="ctr" anchorCtr="0" forceAA="0" compatLnSpc="1">
+                          <ns5:noAutofit/>
+                        </ns7:bodyPr>
+                      </ns7:wsp>
+                      <ns7:wsp>
+                        <ns7:cNvPr id="1914727327" name="picPoster 7014248"/>
+                        <ns7:cNvSpPr/>
+                        <ns7:spPr>
+                          <ns5:xfrm>
+                            <ns5:off x="4932852" y="2616411"/>
+                            <ns5:ext cx="799922" cy="899912"/>
+                          </ns5:xfrm>
+                          <ns5:prstGeom prst="rect">
+                            <ns5:avLst/>
+                          </ns5:prstGeom>
+                          <ns5:solidFill>
+                            <ns5:srgbClr val="FFFFFF"/>
+                          </ns5:solidFill>
+                          <ns5:ln w="6350">
+                            <ns5:solidFill>
+                              <ns5:srgbClr val="B4B4B4"/>
+                            </ns5:solidFill>
+                          </ns5:ln>
+                        </ns7:spPr>
+                        <ns7:style>
+                          <ns5:lnRef idx="2">
+                            <ns5:schemeClr val="dk1"/>
+                          </ns5:lnRef>
+                          <ns5:fillRef idx="0">
+                            <ns5:schemeClr val="lt1"/>
+                          </ns5:fillRef>
+                          <ns5:effectRef idx="0">
+                            <ns5:schemeClr val="dk1"/>
+                          </ns5:effectRef>
+                          <ns5:fontRef idx="minor">
+                            <ns5:schemeClr val="dk1"/>
+                          </ns5:fontRef>
+                        </ns7:style>
+                        <ns7:bodyPr rot="0" spcFirstLastPara="0" vertOverflow="overflow" horzOverflow="overflow" vert="horz" wrap="square" lIns="33330" tIns="0" rIns="33330" bIns="0" numCol="1" spcCol="0" rtlCol="0" fromWordArt="0" anchor="ctr" anchorCtr="0" forceAA="0" compatLnSpc="1">
+                          <ns5:noAutofit/>
+                        </ns7:bodyPr>
+                      </ns7:wsp>
+                      <ns7:wsp>
+                        <ns7:cNvPr id="1120596479" name="Label 7014385"/>
+                        <ns7:cNvSpPr/>
+                        <ns7:spPr>
+                          <ns5:xfrm>
+                            <ns5:off x="4949517" y="2983042"/>
+                            <ns5:ext cx="766592" cy="129154"/>
+                          </ns5:xfrm>
+                          <ns5:prstGeom prst="rect">
+                            <ns5:avLst/>
+                          </ns5:prstGeom>
+                          <ns5:noFill/>
+                          <ns5:ln>
+                            <ns5:noFill/>
+                          </ns5:ln>
+                        </ns7:spPr>
+                        <ns7:style>
+                          <ns5:lnRef idx="2">
+                            <ns5:schemeClr val="dk1"/>
+                          </ns5:lnRef>
+                          <ns5:fillRef idx="0">
+                            <ns5:schemeClr val="lt1"/>
+                          </ns5:fillRef>
+                          <ns5:effectRef idx="0">
+                            <ns5:schemeClr val="dk1"/>
+                          </ns5:effectRef>
+                          <ns5:fontRef idx="minor">
+                            <ns5:schemeClr val="dk1"/>
+                          </ns5:fontRef>
+                        </ns7:style>
+                        <ns7:txbx>
+                          <w:txbxContent>
+                            <w:p ns2:paraId="72A00BD7" ns2:textId="77777777">
+                              <w:pPr>
+                                <w:jc w:val="center"/>
+                                <w:rPr>
+                                  <w:color w:val="808080"/>
+                                  <w:sz w:val="13"/>
+                                  <w:szCs w:val="13"/>
+                                </w:rPr>
+                              </w:pPr>
+                              <w:r>
+                                <w:rPr>
+                                  <w:color w:val="808080"/>
+                                  <w:sz w:val="13"/>
+                                  <w:szCs w:val="13"/>
+                                </w:rPr>
+                                <w:t>film poster</w:t>
+                              </w:r>
+                            </w:p>
+                          </w:txbxContent>
+                        </ns7:txbx>
+                        <ns7:bodyPr rot="0" spcFirstLastPara="0" vertOverflow="overflow" horzOverflow="overflow" vert="horz" wrap="square" lIns="0" tIns="0" rIns="0" bIns="0" numCol="1" spcCol="0" rtlCol="0" fromWordArt="0" anchor="ctr" anchorCtr="0" forceAA="0" compatLnSpc="1">
+                          <ns5:noAutofit/>
+                        </ns7:bodyPr>
+                      </ns7:wsp>
+                      <ns7:wsp>
+                        <ns7:cNvPr id="1740784486" name="Button 7014522"/>
+                        <ns7:cNvSpPr/>
+                        <ns7:spPr>
+                          <ns5:xfrm>
+                            <ns5:off x="4932852" y="3566319"/>
+                            <ns5:ext cx="799922" cy="166650"/>
+                          </ns5:xfrm>
+                          <ns5:prstGeom prst="rect">
+                            <ns5:avLst/>
+                          </ns5:prstGeom>
+                          <ns5:solidFill>
+                            <ns5:srgbClr val="F0F0F0"/>
+                          </ns5:solidFill>
+                          <ns5:ln w="6350">
+                            <ns5:solidFill>
+                              <ns5:srgbClr val="B4B4B4"/>
+                            </ns5:solidFill>
+                          </ns5:ln>
+                        </ns7:spPr>
+                        <ns7:style>
+                          <ns5:lnRef idx="2">
+                            <ns5:schemeClr val="dk1"/>
+                          </ns5:lnRef>
+                          <ns5:fillRef idx="0">
+                            <ns5:schemeClr val="lt1"/>
+                          </ns5:fillRef>
+                          <ns5:effectRef idx="0">
+                            <ns5:schemeClr val="dk1"/>
+                          </ns5:effectRef>
+                          <ns5:fontRef idx="minor">
+                            <ns5:schemeClr val="dk1"/>
+                          </ns5:fontRef>
+                        </ns7:style>
+                        <ns7:txbx>
+                          <w:txbxContent>
+                            <w:p ns2:paraId="0D0DE9EA" ns2:textId="77777777">
+                              <w:pPr>
+                                <w:jc w:val="center"/>
+                                <w:rPr>
+                                  <w:color w:val="000000"/>
+                                  <w:sz w:val="13"/>
+                                  <w:szCs w:val="13"/>
+                                </w:rPr>
+                              </w:pPr>
+                              <w:r>
+                                <w:rPr>
+                                  <w:color w:val="000000"/>
+                                  <w:sz w:val="13"/>
+                                  <w:szCs w:val="13"/>
+                                </w:rPr>
+                                <w:t>Fetch poster</w:t>
+                              </w:r>
+                            </w:p>
+                          </w:txbxContent>
+                        </ns7:txbx>
+                        <ns7:bodyPr rot="0" spcFirstLastPara="0" vertOverflow="overflow" horzOverflow="overflow" vert="horz" wrap="square" lIns="16665" tIns="0" rIns="16665" bIns="0" numCol="1" spcCol="0" rtlCol="0" fromWordArt="0" anchor="ctr" anchorCtr="0" forceAA="0" compatLnSpc="1">
+                          <ns5:noAutofit/>
+                        </ns7:bodyPr>
+                      </ns7:wsp>
+                      <ns7:wsp>
+                        <ns7:cNvPr id="1501898985" name="Button 7014659"/>
+                        <ns7:cNvSpPr/>
+                        <ns7:spPr>
+                          <ns5:xfrm>
+                            <ns5:off x="4932852" y="3749634"/>
+                            <ns5:ext cx="799922" cy="166650"/>
+                          </ns5:xfrm>
+                          <ns5:prstGeom prst="rect">
+                            <ns5:avLst/>
+                          </ns5:prstGeom>
+                          <ns5:solidFill>
+                            <ns5:srgbClr val="F0F0F0"/>
+                          </ns5:solidFill>
+                          <ns5:ln w="6350">
+                            <ns5:solidFill>
+                              <ns5:srgbClr val="B4B4B4"/>
+                            </ns5:solidFill>
+                          </ns5:ln>
+                        </ns7:spPr>
+                        <ns7:style>
+                          <ns5:lnRef idx="2">
+                            <ns5:schemeClr val="dk1"/>
+                          </ns5:lnRef>
+                          <ns5:fillRef idx="0">
+                            <ns5:schemeClr val="lt1"/>
+                          </ns5:fillRef>
+                          <ns5:effectRef idx="0">
+                            <ns5:schemeClr val="dk1"/>
+                          </ns5:effectRef>
+                          <ns5:fontRef idx="minor">
+                            <ns5:schemeClr val="dk1"/>
+                          </ns5:fontRef>
+                        </ns7:style>
+                        <ns7:txbx>
+                          <w:txbxContent>
+                            <w:p ns2:paraId="719ED365" ns2:textId="77777777">
+                              <w:pPr>
+                                <w:jc w:val="center"/>
+                                <w:rPr>
+                                  <w:color w:val="000000"/>
+                                  <w:sz w:val="13"/>
+                                  <w:szCs w:val="13"/>
+                                </w:rPr>
+                              </w:pPr>
+                              <w:r>
+                                <w:rPr>
+                                  <w:color w:val="000000"/>
+                                  <w:sz w:val="13"/>
+                                  <w:szCs w:val="13"/>
+                                </w:rPr>
+                                <w:t>Choose picture...</w:t>
+                              </w:r>
+                            </w:p>
+                          </w:txbxContent>
+                        </ns7:txbx>
+                        <ns7:bodyPr rot="0" spcFirstLastPara="0" vertOverflow="overflow" horzOverflow="overflow" vert="horz" wrap="square" lIns="16665" tIns="0" rIns="16665" bIns="0" numCol="1" spcCol="0" rtlCol="0" fromWordArt="0" anchor="ctr" anchorCtr="0" forceAA="0" compatLnSpc="1">
+                          <ns5:noAutofit/>
+                        </ns7:bodyPr>
+                      </ns7:wsp>
+                      <ns7:wsp>
+                        <ns7:cNvPr id="774507704" name="Label 7014796"/>
+                        <ns7:cNvSpPr/>
+                        <ns7:spPr>
+                          <ns5:xfrm>
+                            <ns5:off x="83325" y="3949614"/>
+                            <ns5:ext cx="1916480" cy="116239"/>
+                          </ns5:xfrm>
+                          <ns5:prstGeom prst="rect">
+                            <ns5:avLst/>
+                          </ns5:prstGeom>
+                          <ns5:noFill/>
+                          <ns5:ln>
+                            <ns5:noFill/>
+                          </ns5:ln>
+                        </ns7:spPr>
+                        <ns7:style>
+                          <ns5:lnRef idx="2">
+                            <ns5:schemeClr val="dk1"/>
+                          </ns5:lnRef>
+                          <ns5:fillRef idx="0">
+                            <ns5:schemeClr val="lt1"/>
+                          </ns5:fillRef>
+                          <ns5:effectRef idx="0">
+                            <ns5:schemeClr val="dk1"/>
+                          </ns5:effectRef>
+                          <ns5:fontRef idx="minor">
+                            <ns5:schemeClr val="dk1"/>
+                          </ns5:fontRef>
+                        </ns7:style>
+                        <ns7:txbx>
+                          <w:txbxContent>
+                            <w:p ns2:paraId="03B7E17F" ns2:textId="77777777">
+                              <w:pPr>
+                                <w:rPr>
+                                  <w:color w:val="808080"/>
+                                  <w:sz w:val="12"/>
+                                  <w:szCs w:val="12"/>
+                                </w:rPr>
+                              </w:pPr>
+                              <w:r>
+                                <w:rPr>
+                                  <w:color w:val="808080"/>
+                                  <w:sz w:val="12"/>
+                                  <w:szCs w:val="12"/>
+                                </w:rPr>
+                                <w:t>Filmtopia Cinema Management System  v1.0</w:t>
+                              </w:r>
+                            </w:p>
+                          </w:txbxContent>
+                        </ns7:txbx>
+                        <ns7:bodyPr rot="0" spcFirstLastPara="0" vertOverflow="overflow" horzOverflow="overflow" vert="horz" wrap="square" lIns="0" tIns="0" rIns="0" bIns="0" numCol="1" spcCol="0" rtlCol="0" fromWordArt="0" anchor="ctr" anchorCtr="0" forceAA="0" compatLnSpc="1">
+                          <ns5:noAutofit/>
+                        </ns7:bodyPr>
+                      </ns7:wsp>
+                    </ns6:wpc>
+                  </ns5:graphicData>
+                </ns5:graphic>
+              </ns3:inline>
+            </w:drawing>
+          </ns1:Choice>
+          <ns1:Fallback>
+            <w:pict>
+              <ns8:group ns2:anchorId="557837D2" id="Films Form (frmFilms)" ns9:spid="_x0000_s1332" editas="canvas" style="width:459.25pt;height:322.8pt;mso-position-horizontal-relative:char;mso-position-vertical-relative:line" coordsize="58324,40995" ns9:gfxdata="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">
+                <ns8:shape id="_x0000_s1333" type="#_x0000_t75" style="position:absolute;width:58324;height:40995;visibility:visible;mso-wrap-style:square" filled="t">
+                  <ns8:fill ns9:detectmouseclick="t"/>
+                  <ns8:path ns9:connecttype="none"/>
+                </ns8:shape>
+                <ns8:rect id="Window 7000137" ns9:spid="_x0000_s1334" style="position:absolute;width:58327;height:40996;visibility:visible;mso-wrap-style:square;v-text-anchor:middle" ns9:gfxdata="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" fillcolor="#f0f0f0" stroked="f" strokeweight="1pt">
+                  <ns8:textbox inset=".92583mm,0,.92583mm,0"/>
+                </ns8:rect>
+                <ns8:rect id="Label 7000274" ns9:spid="_x0000_s1335" style="position:absolute;left:833;top:666;width:9999;height:2067;visibility:visible;mso-wrap-style:square;v-text-anchor:middle" ns9:gfxdata="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" filled="f" stroked="f" strokeweight="1pt">
+                  <ns8:textbox inset="0,0,0,0">
+                    <w:txbxContent>
+                      <w:p ns2:paraId="5CDA3C35" ns2:textId="77777777">
+                        <w:pPr>
+                          <w:rPr>
+                            <w:b/>
+                            <w:bCs/>
+                            <w:color w:val="000000"/>
+                            <w:sz w:val="21"/>
+                            <w:szCs w:val="21"/>
+                          </w:rPr>
+                        </w:pPr>
+                        <w:r>
+                          <w:rPr>
+                            <w:b/>
+                            <w:bCs/>
+                            <w:color w:val="000000"/>
+                            <w:sz w:val="21"/>
+                            <w:szCs w:val="21"/>
+                          </w:rPr>
+                          <w:t>Films</w:t>
+                        </w:r>
+                      </w:p>
+                    </w:txbxContent>
+                  </ns8:textbox>
+                </ns8:rect>
+                <ns8:rect id="Button 7000411" ns9:spid="_x0000_s1336" style="position:absolute;left:39829;top:833;width:8999;height:1833;visibility:visible;mso-wrap-style:square;v-text-anchor:middle" ns9:gfxdata="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" fillcolor="#f0f0f0" strokecolor="#b4b4b4" strokeweight=".5pt">
+                  <ns8:textbox inset=".46292mm,0,.46292mm,0">
+                    <w:txbxContent>
+                      <w:p ns2:paraId="56560C7C" ns2:textId="77777777">
+                        <w:pPr>
+                          <w:jc w:val="center"/>
+                          <w:rPr>
+                            <w:color w:val="000000"/>
+                            <w:sz w:val="13"/>
+                            <w:szCs w:val="13"/>
+                          </w:rPr>
+                        </w:pPr>
+                        <w:r>
+                          <w:rPr>
+                            <w:color w:val="000000"/>
+                            <w:sz w:val="13"/>
+                            <w:szCs w:val="13"/>
+                          </w:rPr>
+                          <w:t>Export to CSV</w:t>
+                        </w:r>
+                      </w:p>
+                    </w:txbxContent>
+                  </ns8:textbox>
+                </ns8:rect>
+                <ns8:rect id="Button 7000548" ns9:spid="_x0000_s1337" style="position:absolute;left:49328;top:833;width:8166;height:1833;visibility:visible;mso-wrap-style:square;v-text-anchor:middle" ns9:gfxdata="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" fillcolor="#f0f0f0" strokecolor="#b4b4b4" strokeweight=".5pt">
+                  <ns8:textbox inset=".46292mm,0,.46292mm,0">
+                    <w:txbxContent>
+                      <w:p ns2:paraId="6880C849" ns2:textId="77777777">
+                        <w:pPr>
+                          <w:jc w:val="center"/>
+                          <w:rPr>
+                            <w:color w:val="000000"/>
+                            <w:sz w:val="13"/>
+                            <w:szCs w:val="13"/>
+                          </w:rPr>
+                        </w:pPr>
+                        <w:r>
+                          <w:rPr>
+                            <w:color w:val="000000"/>
+                            <w:sz w:val="13"/>
+                            <w:szCs w:val="13"/>
+                          </w:rPr>
+                          <w:t>Import from IMDb file...</w:t>
+                        </w:r>
+                      </w:p>
+                    </w:txbxContent>
+                  </ns8:textbox>
+                </ns8:rect>
+                <ns8:rect id="GroupBox 7000685" ns9:spid="_x0000_s1338" style="position:absolute;left:833;top:3974;width:56661;height:19357;visibility:visible;mso-wrap-style:square;v-text-anchor:middle" ns9:gfxdata="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" filled="f" strokecolor="#a0a0a0" strokeweight=".5pt">
+                  <ns8:textbox inset=".92583mm,0,.92583mm,0"/>
+                </ns8:rect>
+                <ns8:rect id="GroupCapBack 7000822" ns9:spid="_x0000_s1339" style="position:absolute;left:1566;top:3333;width:11207;height:1283;visibility:visible;mso-wrap-style:square;v-text-anchor:middle" ns9:gfxdata="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" fillcolor="#f0f0f0" stroked="f" strokeweight="1pt">
+                  <ns8:textbox inset=".92583mm,0,.92583mm,0"/>
+                </ns8:rect>
+                <ns8:rect id="GroupCaption 7000959" ns9:spid="_x0000_s1340" style="position:absolute;left:1841;top:3333;width:11207;height:1283;visibility:visible;mso-wrap-style:square;v-text-anchor:middle" ns9:gfxdata="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" filled="f" stroked="f" strokeweight="1pt">
+                  <ns8:textbox inset="0,0,0,0">
+                    <w:txbxContent>
+                      <w:p ns2:paraId="54E4750E" ns2:textId="77777777">
+                        <w:pPr>
+                          <w:rPr>
+                            <w:color w:val="000000"/>
+                            <w:sz w:val="14"/>
+                            <w:szCs w:val="14"/>
+                          </w:rPr>
+                        </w:pPr>
+                        <w:r>
+                          <w:rPr>
+                            <w:color w:val="000000"/>
+                            <w:sz w:val="14"/>
+                            <w:szCs w:val="14"/>
+                          </w:rPr>
+                          <w:t>The films on the system</w:t>
+                        </w:r>
+                      </w:p>
+                    </w:txbxContent>
+                  </ns8:textbox>
+                </ns8:rect>
+                <ns8:rect id="Label 7001096" ns9:spid="_x0000_s1341" style="position:absolute;left:1749;top:4999;width:3667;height:1292;visibility:visible;mso-wrap-style:square;v-text-anchor:middle" ns9:gfxdata="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" filled="f" stroked="f" strokeweight="1pt">
+                  <ns8:textbox inset="0,0,0,0">
+                    <w:txbxContent>
+                      <w:p ns2:paraId="4822308A" ns2:textId="77777777">
+                        <w:pPr>
+                          <w:rPr>
+                            <w:color w:val="000000"/>
+                            <w:sz w:val="13"/>
+                            <w:szCs w:val="13"/>
+                          </w:rPr>
+                        </w:pPr>
+                        <w:r>
+                          <w:rPr>
+                            <w:color w:val="000000"/>
+                            <w:sz w:val="13"/>
+                            <w:szCs w:val="13"/>
+                          </w:rPr>
+                          <w:t>Search</w:t>
+                        </w:r>
+                      </w:p>
+                    </w:txbxContent>
+                  </ns8:textbox>
+                </ns8:rect>
+                <ns8:rect id="TextBox 7001233" ns9:spid="_x0000_s1342" style="position:absolute;left:5582;top:4832;width:10833;height:1667;visibility:visible;mso-wrap-style:square;v-text-anchor:middle" ns9:gfxdata="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" strokecolor="#b4b4b4" strokeweight=".5pt">
+                  <ns8:textbox inset=".92583mm,0,.92583mm,0">
+                    <w:txbxContent>
+                      <w:p ns2:paraId="2221CC94" ns2:textId="77777777">
+                        <w:pPr>
+                          <w:rPr>
+                            <w:color w:val="000000"/>
+                            <w:sz w:val="13"/>
+                            <w:szCs w:val="13"/>
+                          </w:rPr>
+                        </w:pPr>
+                      </w:p>
+                    </w:txbxContent>
+                  </ns8:textbox>
+                </ns8:rect>
+                <ns8:rect id="Label 7001370" ns9:spid="_x0000_s1343" style="position:absolute;left:17498;top:4999;width:3333;height:1292;visibility:visible;mso-wrap-style:square;v-text-anchor:middle" ns9:gfxdata="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" filled="f" stroked="f" strokeweight="1pt">
+                  <ns8:textbox inset="0,0,0,0">
+                    <w:txbxContent>
+                      <w:p ns2:paraId="19ABB56C" ns2:textId="77777777">
+                        <w:pPr>
+                          <w:rPr>
+                            <w:color w:val="000000"/>
+                            <w:sz w:val="13"/>
+                            <w:szCs w:val="13"/>
+                          </w:rPr>
+                        </w:pPr>
+                        <w:r>
+                          <w:rPr>
+                            <w:color w:val="000000"/>
+                            <w:sz w:val="13"/>
+                            <w:szCs w:val="13"/>
+                          </w:rPr>
+                          <w:t>Genre</w:t>
+                        </w:r>
+                      </w:p>
+                    </w:txbxContent>
+                  </ns8:textbox>
+                </ns8:rect>
+                <ns8:rect id="ComboBox 7001507" ns9:spid="_x0000_s1344" style="position:absolute;left:20831;top:4832;width:8999;height:1667;visibility:visible;mso-wrap-style:square;v-text-anchor:middle" ns9:gfxdata="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" strokecolor="#b4b4b4" strokeweight=".5pt">
+                  <ns8:textbox inset=".92583mm,0,.92583mm,0">
+                    <w:txbxContent>
+                      <w:p ns2:paraId="34F7D68D" ns2:textId="77777777">
+                        <w:pPr>
+                          <w:rPr>
+                            <w:color w:val="000000"/>
+                            <w:sz w:val="13"/>
+                            <w:szCs w:val="13"/>
+                          </w:rPr>
+                        </w:pPr>
+                        <w:r>
+                          <w:rPr>
+                            <w:color w:val="000000"/>
+                            <w:sz w:val="13"/>
+                            <w:szCs w:val="13"/>
+                          </w:rPr>
+                          <w:t>All genres</w:t>
+                        </w:r>
+                      </w:p>
+                    </w:txbxContent>
+                  </ns8:textbox>
+                </ns8:rect>
+                <ns8:shape id="ComboArrow 7001644" ns9:spid="_x0000_s1345" type="#_x0000_t5" style="position:absolute;left:28630;top:5532;width:700;height:400;visibility:visible;mso-wrap-style:square;v-text-anchor:middle" ns9:gfxdata="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" fillcolor="#595959" stroked="f" strokeweight="1pt">
+                  <ns8:textbox inset=".92583mm,0,.92583mm,0"/>
+                </ns8:shape>
+                <ns8:rect id="CheckBox 7001781" ns9:spid="_x0000_s1346" style="position:absolute;left:30830;top:4999;width:916;height:917;visibility:visible;mso-wrap-style:square;v-text-anchor:middle" ns9:gfxdata="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